--- a/Progettazione/Manuale tecnico.docx
+++ b/Progettazione/Manuale tecnico.docx
@@ -344,6 +344,8 @@
                                   <w:spacing w:before="40" w:after="40"/>
                                   <w:rPr>
                                     <w:rStyle w:val="Enfasigrassetto"/>
+                                    <w:b w:val="0"/>
+                                    <w:bCs w:val="0"/>
                                     <w:sz w:val="24"/>
                                     <w:szCs w:val="24"/>
                                   </w:rPr>
@@ -352,6 +354,8 @@
                                 <w:r>
                                   <w:rPr>
                                     <w:rStyle w:val="Enfasigrassetto"/>
+                                    <w:b w:val="0"/>
+                                    <w:bCs w:val="0"/>
                                     <w:sz w:val="24"/>
                                     <w:szCs w:val="24"/>
                                   </w:rPr>
@@ -361,6 +365,8 @@
                                 <w:r>
                                   <w:rPr>
                                     <w:rStyle w:val="Enfasigrassetto"/>
+                                    <w:b w:val="0"/>
+                                    <w:bCs w:val="0"/>
                                     <w:sz w:val="24"/>
                                     <w:szCs w:val="24"/>
                                   </w:rPr>
@@ -377,6 +383,8 @@
                                   <w:spacing w:before="40" w:after="40"/>
                                   <w:rPr>
                                     <w:rStyle w:val="Enfasigrassetto"/>
+                                    <w:b w:val="0"/>
+                                    <w:bCs w:val="0"/>
                                     <w:sz w:val="24"/>
                                     <w:szCs w:val="24"/>
                                   </w:rPr>
@@ -384,6 +392,8 @@
                                 <w:r>
                                   <w:rPr>
                                     <w:rStyle w:val="Enfasigrassetto"/>
+                                    <w:b w:val="0"/>
+                                    <w:bCs w:val="0"/>
                                     <w:sz w:val="24"/>
                                     <w:szCs w:val="24"/>
                                   </w:rPr>
@@ -400,6 +410,8 @@
                                   <w:spacing w:before="40" w:after="40"/>
                                   <w:rPr>
                                     <w:rStyle w:val="Enfasigrassetto"/>
+                                    <w:b w:val="0"/>
+                                    <w:bCs w:val="0"/>
                                     <w:sz w:val="24"/>
                                     <w:szCs w:val="24"/>
                                   </w:rPr>
@@ -407,6 +419,8 @@
                                 <w:r>
                                   <w:rPr>
                                     <w:rStyle w:val="Enfasigrassetto"/>
+                                    <w:b w:val="0"/>
+                                    <w:bCs w:val="0"/>
                                     <w:sz w:val="24"/>
                                     <w:szCs w:val="24"/>
                                   </w:rPr>
@@ -423,6 +437,8 @@
                                   <w:spacing w:before="40" w:after="40"/>
                                   <w:rPr>
                                     <w:rStyle w:val="Enfasigrassetto"/>
+                                    <w:b w:val="0"/>
+                                    <w:bCs w:val="0"/>
                                     <w:sz w:val="24"/>
                                     <w:szCs w:val="24"/>
                                   </w:rPr>
@@ -430,6 +446,8 @@
                                 <w:r>
                                   <w:rPr>
                                     <w:rStyle w:val="Enfasigrassetto"/>
+                                    <w:b w:val="0"/>
+                                    <w:bCs w:val="0"/>
                                     <w:sz w:val="24"/>
                                     <w:szCs w:val="24"/>
                                   </w:rPr>
@@ -521,6 +539,8 @@
                             <w:spacing w:before="40" w:after="40"/>
                             <w:rPr>
                               <w:rStyle w:val="Enfasigrassetto"/>
+                              <w:b w:val="0"/>
+                              <w:bCs w:val="0"/>
                               <w:sz w:val="24"/>
                               <w:szCs w:val="24"/>
                             </w:rPr>
@@ -529,6 +549,8 @@
                           <w:r>
                             <w:rPr>
                               <w:rStyle w:val="Enfasigrassetto"/>
+                              <w:b w:val="0"/>
+                              <w:bCs w:val="0"/>
                               <w:sz w:val="24"/>
                               <w:szCs w:val="24"/>
                             </w:rPr>
@@ -538,6 +560,8 @@
                           <w:r>
                             <w:rPr>
                               <w:rStyle w:val="Enfasigrassetto"/>
+                              <w:b w:val="0"/>
+                              <w:bCs w:val="0"/>
                               <w:sz w:val="24"/>
                               <w:szCs w:val="24"/>
                             </w:rPr>
@@ -554,6 +578,8 @@
                             <w:spacing w:before="40" w:after="40"/>
                             <w:rPr>
                               <w:rStyle w:val="Enfasigrassetto"/>
+                              <w:b w:val="0"/>
+                              <w:bCs w:val="0"/>
                               <w:sz w:val="24"/>
                               <w:szCs w:val="24"/>
                             </w:rPr>
@@ -561,6 +587,8 @@
                           <w:r>
                             <w:rPr>
                               <w:rStyle w:val="Enfasigrassetto"/>
+                              <w:b w:val="0"/>
+                              <w:bCs w:val="0"/>
                               <w:sz w:val="24"/>
                               <w:szCs w:val="24"/>
                             </w:rPr>
@@ -577,6 +605,8 @@
                             <w:spacing w:before="40" w:after="40"/>
                             <w:rPr>
                               <w:rStyle w:val="Enfasigrassetto"/>
+                              <w:b w:val="0"/>
+                              <w:bCs w:val="0"/>
                               <w:sz w:val="24"/>
                               <w:szCs w:val="24"/>
                             </w:rPr>
@@ -584,6 +614,8 @@
                           <w:r>
                             <w:rPr>
                               <w:rStyle w:val="Enfasigrassetto"/>
+                              <w:b w:val="0"/>
+                              <w:bCs w:val="0"/>
                               <w:sz w:val="24"/>
                               <w:szCs w:val="24"/>
                             </w:rPr>
@@ -600,6 +632,8 @@
                             <w:spacing w:before="40" w:after="40"/>
                             <w:rPr>
                               <w:rStyle w:val="Enfasigrassetto"/>
+                              <w:b w:val="0"/>
+                              <w:bCs w:val="0"/>
                               <w:sz w:val="24"/>
                               <w:szCs w:val="24"/>
                             </w:rPr>
@@ -607,6 +641,8 @@
                           <w:r>
                             <w:rPr>
                               <w:rStyle w:val="Enfasigrassetto"/>
+                              <w:b w:val="0"/>
+                              <w:bCs w:val="0"/>
                               <w:sz w:val="24"/>
                               <w:szCs w:val="24"/>
                             </w:rPr>
@@ -2083,12 +2119,142 @@
     </w:p>
     <w:p>
       <w:pPr>
-        <w:ind w:left="360"/>
-        <w:rPr>
-          <w:b/>
-          <w:bCs/>
-          <w:sz w:val="40"/>
-          <w:szCs w:val="40"/>
+        <w:rPr>
+          <w:sz w:val="28"/>
+          <w:szCs w:val="28"/>
+        </w:rPr>
+      </w:pPr>
+      <w:r>
+        <w:rPr>
+          <w:sz w:val="28"/>
+          <w:szCs w:val="28"/>
+        </w:rPr>
+        <w:t>Il sistema è organizzato in tre moduli:</w:t>
+      </w:r>
+    </w:p>
+    <w:p>
+      <w:pPr>
+        <w:pStyle w:val="Paragrafoelenco"/>
+        <w:numPr>
+          <w:ilvl w:val="0"/>
+          <w:numId w:val="7"/>
+        </w:numPr>
+        <w:rPr>
+          <w:i/>
+          <w:iCs/>
+          <w:sz w:val="28"/>
+          <w:szCs w:val="28"/>
+        </w:rPr>
+      </w:pPr>
+      <w:proofErr w:type="spellStart"/>
+      <w:r>
+        <w:rPr>
+          <w:i/>
+          <w:iCs/>
+          <w:sz w:val="28"/>
+          <w:szCs w:val="28"/>
+        </w:rPr>
+        <w:t>theknife</w:t>
+      </w:r>
+      <w:proofErr w:type="spellEnd"/>
+      <w:r>
+        <w:rPr>
+          <w:i/>
+          <w:iCs/>
+          <w:sz w:val="28"/>
+          <w:szCs w:val="28"/>
+        </w:rPr>
+        <w:t>-common</w:t>
+      </w:r>
+    </w:p>
+    <w:p>
+      <w:pPr>
+        <w:pStyle w:val="Paragrafoelenco"/>
+        <w:numPr>
+          <w:ilvl w:val="0"/>
+          <w:numId w:val="7"/>
+        </w:numPr>
+        <w:rPr>
+          <w:i/>
+          <w:iCs/>
+          <w:sz w:val="28"/>
+          <w:szCs w:val="28"/>
+        </w:rPr>
+      </w:pPr>
+      <w:proofErr w:type="spellStart"/>
+      <w:r>
+        <w:rPr>
+          <w:i/>
+          <w:iCs/>
+          <w:sz w:val="28"/>
+          <w:szCs w:val="28"/>
+        </w:rPr>
+        <w:t>theknife</w:t>
+      </w:r>
+      <w:proofErr w:type="spellEnd"/>
+      <w:r>
+        <w:rPr>
+          <w:i/>
+          <w:iCs/>
+          <w:sz w:val="28"/>
+          <w:szCs w:val="28"/>
+        </w:rPr>
+        <w:t>-client</w:t>
+      </w:r>
+    </w:p>
+    <w:p>
+      <w:pPr>
+        <w:pStyle w:val="Paragrafoelenco"/>
+        <w:numPr>
+          <w:ilvl w:val="0"/>
+          <w:numId w:val="7"/>
+        </w:numPr>
+        <w:rPr>
+          <w:i/>
+          <w:iCs/>
+          <w:sz w:val="28"/>
+          <w:szCs w:val="28"/>
+        </w:rPr>
+      </w:pPr>
+      <w:proofErr w:type="spellStart"/>
+      <w:r>
+        <w:rPr>
+          <w:i/>
+          <w:iCs/>
+          <w:sz w:val="28"/>
+          <w:szCs w:val="28"/>
+        </w:rPr>
+        <w:t>theknife</w:t>
+      </w:r>
+      <w:proofErr w:type="spellEnd"/>
+      <w:r>
+        <w:rPr>
+          <w:i/>
+          <w:iCs/>
+          <w:sz w:val="28"/>
+          <w:szCs w:val="28"/>
+        </w:rPr>
+        <w:t>-server</w:t>
+      </w:r>
+    </w:p>
+    <w:p>
+      <w:pPr>
+        <w:rPr>
+          <w:i/>
+          <w:iCs/>
+          <w:sz w:val="28"/>
+          <w:szCs w:val="28"/>
+        </w:rPr>
+      </w:pPr>
+    </w:p>
+    <w:p>
+      <w:pPr>
+        <w:rPr>
+          <w:b/>
+          <w:bCs/>
+          <w:sz w:val="40"/>
+          <w:szCs w:val="40"/>
+          <w:u w:val="single"/>
         </w:rPr>
       </w:pPr>
     </w:p>
@@ -2293,6 +2459,7 @@
           <w:sz w:val="40"/>
           <w:szCs w:val="40"/>
         </w:rPr>
+        <w:lastRenderedPageBreak/>
         <w:t>Gestione delle sessioni</w:t>
       </w:r>
     </w:p>
@@ -2346,7 +2513,6 @@
           <w:sz w:val="40"/>
           <w:szCs w:val="40"/>
         </w:rPr>
-        <w:lastRenderedPageBreak/>
         <w:t>Modulo common</w:t>
       </w:r>
     </w:p>
@@ -2688,7 +2854,6 @@
           <w:sz w:val="40"/>
           <w:szCs w:val="40"/>
         </w:rPr>
-        <w:lastRenderedPageBreak/>
         <w:t>Gestione</w:t>
       </w:r>
       <w:r>

--- a/Progettazione/Manuale tecnico.docx
+++ b/Progettazione/Manuale tecnico.docx
@@ -1675,6 +1675,273 @@
     </w:p>
     <w:p>
       <w:pPr>
+        <w:pStyle w:val="Paragrafoelenco"/>
+        <w:numPr>
+          <w:ilvl w:val="1"/>
+          <w:numId w:val="7"/>
+        </w:numPr>
+        <w:rPr>
+          <w:i/>
+          <w:iCs/>
+          <w:sz w:val="28"/>
+          <w:szCs w:val="28"/>
+        </w:rPr>
+      </w:pPr>
+      <w:r>
+        <w:rPr>
+          <w:sz w:val="28"/>
+          <w:szCs w:val="28"/>
+        </w:rPr>
+        <w:t>Descrizione:</w:t>
+      </w:r>
+    </w:p>
+    <w:p>
+      <w:pPr>
+        <w:pStyle w:val="Paragrafoelenco"/>
+        <w:numPr>
+          <w:ilvl w:val="2"/>
+          <w:numId w:val="7"/>
+        </w:numPr>
+        <w:rPr>
+          <w:i/>
+          <w:iCs/>
+          <w:sz w:val="28"/>
+          <w:szCs w:val="28"/>
+        </w:rPr>
+      </w:pPr>
+      <w:r>
+        <w:rPr>
+          <w:sz w:val="28"/>
+          <w:szCs w:val="28"/>
+        </w:rPr>
+        <w:t>F</w:t>
+      </w:r>
+      <w:r>
+        <w:rPr>
+          <w:sz w:val="28"/>
+          <w:szCs w:val="28"/>
+        </w:rPr>
+        <w:t>ornisce i componenti visivi di base necessari per costruire l’interfaccia grafica utente (GUI) lato client di un’applicazione.</w:t>
+      </w:r>
+    </w:p>
+    <w:p>
+      <w:pPr>
+        <w:pStyle w:val="Paragrafoelenco"/>
+        <w:numPr>
+          <w:ilvl w:val="2"/>
+          <w:numId w:val="7"/>
+        </w:numPr>
+        <w:rPr>
+          <w:sz w:val="28"/>
+          <w:szCs w:val="28"/>
+        </w:rPr>
+      </w:pPr>
+      <w:r>
+        <w:rPr>
+          <w:sz w:val="28"/>
+          <w:szCs w:val="28"/>
+        </w:rPr>
+        <w:t>Offre nodi pronti all'uso per l</w:t>
+      </w:r>
+      <w:r>
+        <w:rPr>
+          <w:sz w:val="28"/>
+          <w:szCs w:val="28"/>
+        </w:rPr>
+        <w:t>’</w:t>
+      </w:r>
+      <w:r>
+        <w:rPr>
+          <w:sz w:val="28"/>
+          <w:szCs w:val="28"/>
+        </w:rPr>
+        <w:t xml:space="preserve">interazione con l'utente (pulsanti, caselle di testo, </w:t>
+      </w:r>
+      <w:r>
+        <w:rPr>
+          <w:i/>
+          <w:iCs/>
+          <w:sz w:val="28"/>
+          <w:szCs w:val="28"/>
+        </w:rPr>
+        <w:t>slider</w:t>
+      </w:r>
+      <w:r>
+        <w:rPr>
+          <w:sz w:val="28"/>
+          <w:szCs w:val="28"/>
+        </w:rPr>
+        <w:t xml:space="preserve">, </w:t>
+      </w:r>
+      <w:proofErr w:type="spellStart"/>
+      <w:r>
+        <w:rPr>
+          <w:i/>
+          <w:iCs/>
+          <w:sz w:val="28"/>
+          <w:szCs w:val="28"/>
+        </w:rPr>
+        <w:t>checkbox</w:t>
+      </w:r>
+      <w:proofErr w:type="spellEnd"/>
+      <w:r>
+        <w:rPr>
+          <w:sz w:val="28"/>
+          <w:szCs w:val="28"/>
+        </w:rPr>
+        <w:t>).</w:t>
+      </w:r>
+    </w:p>
+    <w:p>
+      <w:pPr>
+        <w:pStyle w:val="Paragrafoelenco"/>
+        <w:numPr>
+          <w:ilvl w:val="2"/>
+          <w:numId w:val="7"/>
+        </w:numPr>
+        <w:rPr>
+          <w:sz w:val="28"/>
+          <w:szCs w:val="28"/>
+        </w:rPr>
+      </w:pPr>
+      <w:r>
+        <w:rPr>
+          <w:sz w:val="28"/>
+          <w:szCs w:val="28"/>
+        </w:rPr>
+        <w:t>Contiene componenti avanzati come tabelle (</w:t>
+      </w:r>
+      <w:proofErr w:type="spellStart"/>
+      <w:r>
+        <w:rPr>
+          <w:i/>
+          <w:iCs/>
+          <w:sz w:val="28"/>
+          <w:szCs w:val="28"/>
+        </w:rPr>
+        <w:t>TableView</w:t>
+      </w:r>
+      <w:proofErr w:type="spellEnd"/>
+      <w:r>
+        <w:rPr>
+          <w:sz w:val="28"/>
+          <w:szCs w:val="28"/>
+        </w:rPr>
+        <w:t>) e alberi (</w:t>
+      </w:r>
+      <w:proofErr w:type="spellStart"/>
+      <w:r>
+        <w:rPr>
+          <w:i/>
+          <w:iCs/>
+          <w:sz w:val="28"/>
+          <w:szCs w:val="28"/>
+        </w:rPr>
+        <w:t>TreeView</w:t>
+      </w:r>
+      <w:proofErr w:type="spellEnd"/>
+      <w:r>
+        <w:rPr>
+          <w:sz w:val="28"/>
+          <w:szCs w:val="28"/>
+        </w:rPr>
+        <w:t xml:space="preserve">) per </w:t>
+      </w:r>
+      <w:r>
+        <w:rPr>
+          <w:sz w:val="28"/>
+          <w:szCs w:val="28"/>
+        </w:rPr>
+        <w:t>visualizzare</w:t>
+      </w:r>
+      <w:r>
+        <w:rPr>
+          <w:sz w:val="28"/>
+          <w:szCs w:val="28"/>
+        </w:rPr>
+        <w:t xml:space="preserve"> strutture dati.</w:t>
+      </w:r>
+    </w:p>
+    <w:p>
+      <w:pPr>
+        <w:pStyle w:val="Paragrafoelenco"/>
+        <w:numPr>
+          <w:ilvl w:val="2"/>
+          <w:numId w:val="7"/>
+        </w:numPr>
+        <w:rPr>
+          <w:sz w:val="28"/>
+          <w:szCs w:val="28"/>
+        </w:rPr>
+      </w:pPr>
+      <w:r>
+        <w:rPr>
+          <w:sz w:val="28"/>
+          <w:szCs w:val="28"/>
+        </w:rPr>
+        <w:lastRenderedPageBreak/>
+        <w:t>Fornisce componenti integrati per la visualizzazione dei dati tramite grafici (</w:t>
+      </w:r>
+      <w:r>
+        <w:rPr>
+          <w:i/>
+          <w:iCs/>
+          <w:sz w:val="28"/>
+          <w:szCs w:val="28"/>
+        </w:rPr>
+        <w:t>charts</w:t>
+      </w:r>
+      <w:r>
+        <w:rPr>
+          <w:sz w:val="28"/>
+          <w:szCs w:val="28"/>
+        </w:rPr>
+        <w:t>).</w:t>
+      </w:r>
+    </w:p>
+    <w:p>
+      <w:pPr>
+        <w:pStyle w:val="Paragrafoelenco"/>
+        <w:numPr>
+          <w:ilvl w:val="2"/>
+          <w:numId w:val="7"/>
+        </w:numPr>
+        <w:rPr>
+          <w:sz w:val="28"/>
+          <w:szCs w:val="28"/>
+        </w:rPr>
+      </w:pPr>
+      <w:r>
+        <w:rPr>
+          <w:sz w:val="28"/>
+          <w:szCs w:val="28"/>
+        </w:rPr>
+        <w:t>Comprende</w:t>
+      </w:r>
+      <w:r>
+        <w:rPr>
+          <w:sz w:val="28"/>
+          <w:szCs w:val="28"/>
+        </w:rPr>
+        <w:t xml:space="preserve"> classi per definire l</w:t>
+      </w:r>
+      <w:r>
+        <w:rPr>
+          <w:sz w:val="28"/>
+          <w:szCs w:val="28"/>
+        </w:rPr>
+        <w:t>’</w:t>
+      </w:r>
+      <w:r>
+        <w:rPr>
+          <w:sz w:val="28"/>
+          <w:szCs w:val="28"/>
+        </w:rPr>
+        <w:t>aspetto grafico e la personalizzazione tramite CSS dei vari controlli.</w:t>
+      </w:r>
+    </w:p>
+    <w:p>
+      <w:pPr>
         <w:rPr>
           <w:i/>
           <w:iCs/>
@@ -1800,6 +2067,134 @@
     </w:p>
     <w:p>
       <w:pPr>
+        <w:pStyle w:val="Paragrafoelenco"/>
+        <w:numPr>
+          <w:ilvl w:val="1"/>
+          <w:numId w:val="7"/>
+        </w:numPr>
+        <w:rPr>
+          <w:i/>
+          <w:iCs/>
+          <w:sz w:val="28"/>
+          <w:szCs w:val="28"/>
+        </w:rPr>
+      </w:pPr>
+      <w:r>
+        <w:rPr>
+          <w:sz w:val="28"/>
+          <w:szCs w:val="28"/>
+        </w:rPr>
+        <w:t>Descrizione:</w:t>
+      </w:r>
+    </w:p>
+    <w:p>
+      <w:pPr>
+        <w:pStyle w:val="Paragrafoelenco"/>
+        <w:numPr>
+          <w:ilvl w:val="2"/>
+          <w:numId w:val="7"/>
+        </w:numPr>
+        <w:rPr>
+          <w:i/>
+          <w:iCs/>
+          <w:sz w:val="28"/>
+          <w:szCs w:val="28"/>
+        </w:rPr>
+      </w:pPr>
+      <w:r>
+        <w:rPr>
+          <w:sz w:val="28"/>
+          <w:szCs w:val="28"/>
+        </w:rPr>
+        <w:t>FXML è un linguaggio basato su XML che serve a definire in modo dichiarativo l</w:t>
+      </w:r>
+      <w:r>
+        <w:rPr>
+          <w:sz w:val="28"/>
+          <w:szCs w:val="28"/>
+        </w:rPr>
+        <w:t>’</w:t>
+      </w:r>
+      <w:r>
+        <w:rPr>
+          <w:sz w:val="28"/>
+          <w:szCs w:val="28"/>
+        </w:rPr>
+        <w:t xml:space="preserve">interfaccia grafica (GUI), separando </w:t>
+      </w:r>
+      <w:r>
+        <w:rPr>
+          <w:sz w:val="28"/>
+          <w:szCs w:val="28"/>
+        </w:rPr>
+        <w:t>l’aspetto estetico</w:t>
+      </w:r>
+      <w:r>
+        <w:rPr>
+          <w:sz w:val="28"/>
+          <w:szCs w:val="28"/>
+        </w:rPr>
+        <w:t xml:space="preserve"> del front-end dalla logica di programmazione scritta in Java</w:t>
+      </w:r>
+      <w:r>
+        <w:rPr>
+          <w:sz w:val="28"/>
+          <w:szCs w:val="28"/>
+        </w:rPr>
+        <w:t>.</w:t>
+      </w:r>
+    </w:p>
+    <w:p>
+      <w:pPr>
+        <w:pStyle w:val="Paragrafoelenco"/>
+        <w:numPr>
+          <w:ilvl w:val="2"/>
+          <w:numId w:val="7"/>
+        </w:numPr>
+        <w:rPr>
+          <w:i/>
+          <w:iCs/>
+          <w:sz w:val="28"/>
+          <w:szCs w:val="28"/>
+        </w:rPr>
+      </w:pPr>
+      <w:r>
+        <w:rPr>
+          <w:sz w:val="28"/>
+          <w:szCs w:val="28"/>
+        </w:rPr>
+        <w:t xml:space="preserve">Garantisce buona manutenibilità, in quanto una modifica </w:t>
+      </w:r>
+      <w:r>
+        <w:rPr>
+          <w:sz w:val="28"/>
+          <w:szCs w:val="28"/>
+        </w:rPr>
+        <w:t>della posizione di un elemento grafico non richiede la ricompilazione del codice Java del client.</w:t>
+      </w:r>
+    </w:p>
+    <w:p>
+      <w:pPr>
+        <w:pStyle w:val="Paragrafoelenco"/>
+        <w:numPr>
+          <w:ilvl w:val="2"/>
+          <w:numId w:val="7"/>
+        </w:numPr>
+        <w:rPr>
+          <w:sz w:val="28"/>
+          <w:szCs w:val="28"/>
+        </w:rPr>
+      </w:pPr>
+      <w:r>
+        <w:rPr>
+          <w:sz w:val="28"/>
+          <w:szCs w:val="28"/>
+        </w:rPr>
+        <w:t>Si abbina al pattern Model-View-Controller (MVC).</w:t>
+      </w:r>
+    </w:p>
+    <w:p>
+      <w:pPr>
         <w:rPr>
           <w:i/>
           <w:iCs/>
@@ -1920,7 +2315,21 @@
           <w:sz w:val="28"/>
           <w:szCs w:val="28"/>
         </w:rPr>
-        <w:t xml:space="preserve">onnessione e comunicazione con il database </w:t>
+        <w:t xml:space="preserve">onnessione e comunicazione con </w:t>
+      </w:r>
+      <w:r>
+        <w:rPr>
+          <w:sz w:val="28"/>
+          <w:szCs w:val="28"/>
+        </w:rPr>
+        <w:t>la base di dati</w:t>
+      </w:r>
+      <w:r>
+        <w:rPr>
+          <w:sz w:val="28"/>
+          <w:szCs w:val="28"/>
+        </w:rPr>
+        <w:t xml:space="preserve"> </w:t>
       </w:r>
       <w:proofErr w:type="spellStart"/>
       <w:r>
@@ -1931,6 +2340,239 @@
         <w:t>PostgreSQL</w:t>
       </w:r>
       <w:proofErr w:type="spellEnd"/>
+    </w:p>
+    <w:p>
+      <w:pPr>
+        <w:pStyle w:val="Paragrafoelenco"/>
+        <w:numPr>
+          <w:ilvl w:val="1"/>
+          <w:numId w:val="7"/>
+        </w:numPr>
+        <w:rPr>
+          <w:i/>
+          <w:iCs/>
+          <w:sz w:val="28"/>
+          <w:szCs w:val="28"/>
+        </w:rPr>
+      </w:pPr>
+      <w:r>
+        <w:rPr>
+          <w:sz w:val="28"/>
+          <w:szCs w:val="28"/>
+        </w:rPr>
+        <w:t>Descrizione:</w:t>
+      </w:r>
+    </w:p>
+    <w:p>
+      <w:pPr>
+        <w:pStyle w:val="Paragrafoelenco"/>
+        <w:numPr>
+          <w:ilvl w:val="2"/>
+          <w:numId w:val="7"/>
+        </w:numPr>
+        <w:rPr>
+          <w:i/>
+          <w:iCs/>
+          <w:sz w:val="28"/>
+          <w:szCs w:val="28"/>
+        </w:rPr>
+      </w:pPr>
+      <w:r>
+        <w:rPr>
+          <w:sz w:val="28"/>
+          <w:szCs w:val="28"/>
+        </w:rPr>
+        <w:t>S</w:t>
+      </w:r>
+      <w:r>
+        <w:rPr>
+          <w:sz w:val="28"/>
+          <w:szCs w:val="28"/>
+        </w:rPr>
+        <w:t>erve ad aprire canali di</w:t>
+      </w:r>
+      <w:r>
+        <w:rPr>
+          <w:sz w:val="28"/>
+          <w:szCs w:val="28"/>
+        </w:rPr>
+        <w:t xml:space="preserve"> comunicazione tra </w:t>
+      </w:r>
+      <w:r>
+        <w:rPr>
+          <w:sz w:val="28"/>
+          <w:szCs w:val="28"/>
+        </w:rPr>
+        <w:t>un</w:t>
+      </w:r>
+      <w:r>
+        <w:rPr>
+          <w:sz w:val="28"/>
+          <w:szCs w:val="28"/>
+        </w:rPr>
+        <w:t xml:space="preserve"> server applicativo scritto in Java e </w:t>
+      </w:r>
+      <w:r>
+        <w:rPr>
+          <w:sz w:val="28"/>
+          <w:szCs w:val="28"/>
+        </w:rPr>
+        <w:t>una base di dati</w:t>
+      </w:r>
+      <w:r>
+        <w:rPr>
+          <w:sz w:val="28"/>
+          <w:szCs w:val="28"/>
+        </w:rPr>
+        <w:t xml:space="preserve"> </w:t>
+      </w:r>
+      <w:proofErr w:type="spellStart"/>
+      <w:r>
+        <w:rPr>
+          <w:sz w:val="28"/>
+          <w:szCs w:val="28"/>
+        </w:rPr>
+        <w:t>PostgreSQL.</w:t>
+      </w:r>
+      <w:proofErr w:type="spellEnd"/>
+    </w:p>
+    <w:p>
+      <w:pPr>
+        <w:pStyle w:val="Paragrafoelenco"/>
+        <w:numPr>
+          <w:ilvl w:val="2"/>
+          <w:numId w:val="7"/>
+        </w:numPr>
+        <w:rPr>
+          <w:i/>
+          <w:iCs/>
+          <w:sz w:val="28"/>
+          <w:szCs w:val="28"/>
+        </w:rPr>
+      </w:pPr>
+      <w:r>
+        <w:rPr>
+          <w:sz w:val="28"/>
+          <w:szCs w:val="28"/>
+        </w:rPr>
+        <w:t xml:space="preserve">Implementa l’interfaccia JDBC e permette all’applicazione Java di inviare </w:t>
+      </w:r>
+      <w:r>
+        <w:rPr>
+          <w:sz w:val="28"/>
+          <w:szCs w:val="28"/>
+        </w:rPr>
+        <w:t xml:space="preserve">istruzioni SQL alla base di dati </w:t>
+      </w:r>
+      <w:proofErr w:type="spellStart"/>
+      <w:r>
+        <w:rPr>
+          <w:sz w:val="28"/>
+          <w:szCs w:val="28"/>
+        </w:rPr>
+        <w:t>PostgreSQL</w:t>
+      </w:r>
+      <w:proofErr w:type="spellEnd"/>
+      <w:r>
+        <w:rPr>
+          <w:sz w:val="28"/>
+          <w:szCs w:val="28"/>
+        </w:rPr>
+        <w:t xml:space="preserve"> e di riceverne i risultati.</w:t>
+      </w:r>
+    </w:p>
+    <w:p>
+      <w:pPr>
+        <w:pStyle w:val="Paragrafoelenco"/>
+        <w:numPr>
+          <w:ilvl w:val="2"/>
+          <w:numId w:val="7"/>
+        </w:numPr>
+        <w:rPr>
+          <w:i/>
+          <w:iCs/>
+          <w:sz w:val="28"/>
+          <w:szCs w:val="28"/>
+        </w:rPr>
+      </w:pPr>
+      <w:r>
+        <w:rPr>
+          <w:sz w:val="28"/>
+          <w:szCs w:val="28"/>
+        </w:rPr>
+        <w:t>C</w:t>
+      </w:r>
+      <w:r>
+        <w:rPr>
+          <w:sz w:val="28"/>
+          <w:szCs w:val="28"/>
+        </w:rPr>
+        <w:t xml:space="preserve">onverte </w:t>
+      </w:r>
+      <w:r>
+        <w:rPr>
+          <w:sz w:val="28"/>
+          <w:szCs w:val="28"/>
+        </w:rPr>
+        <w:t xml:space="preserve">i tipi di dati di </w:t>
+      </w:r>
+      <w:proofErr w:type="spellStart"/>
+      <w:r>
+        <w:rPr>
+          <w:sz w:val="28"/>
+          <w:szCs w:val="28"/>
+        </w:rPr>
+        <w:t>PostgreSQL</w:t>
+      </w:r>
+      <w:proofErr w:type="spellEnd"/>
+      <w:r>
+        <w:rPr>
+          <w:sz w:val="28"/>
+          <w:szCs w:val="28"/>
+        </w:rPr>
+        <w:t xml:space="preserve"> in oggetti comprensibili per Java e viceversa.</w:t>
+      </w:r>
+    </w:p>
+    <w:p>
+      <w:pPr>
+        <w:pStyle w:val="Paragrafoelenco"/>
+        <w:numPr>
+          <w:ilvl w:val="2"/>
+          <w:numId w:val="7"/>
+        </w:numPr>
+        <w:rPr>
+          <w:sz w:val="28"/>
+          <w:szCs w:val="28"/>
+        </w:rPr>
+      </w:pPr>
+      <w:r>
+        <w:rPr>
+          <w:sz w:val="28"/>
+          <w:szCs w:val="28"/>
+        </w:rPr>
+        <w:t>Gestisce le transazioni s</w:t>
+      </w:r>
+      <w:r>
+        <w:rPr>
+          <w:sz w:val="28"/>
+          <w:szCs w:val="28"/>
+        </w:rPr>
+        <w:t>upporta</w:t>
+      </w:r>
+      <w:r>
+        <w:rPr>
+          <w:sz w:val="28"/>
+          <w:szCs w:val="28"/>
+        </w:rPr>
+        <w:t>ndo</w:t>
+      </w:r>
+      <w:r>
+        <w:rPr>
+          <w:sz w:val="28"/>
+          <w:szCs w:val="28"/>
+        </w:rPr>
+        <w:t xml:space="preserve"> il controllo delle modifiche ai dati per garantire l'affidabilità delle informazioni.</w:t>
+      </w:r>
     </w:p>
     <w:p>
       <w:pPr>
@@ -1967,6 +2609,15 @@
         <w:t>BCrypt</w:t>
       </w:r>
       <w:proofErr w:type="spellEnd"/>
+      <w:r>
+        <w:rPr>
+          <w:i/>
+          <w:iCs/>
+          <w:sz w:val="28"/>
+          <w:szCs w:val="28"/>
+        </w:rPr>
+        <w:t xml:space="preserve"> (at.favre.lib)</w:t>
+      </w:r>
     </w:p>
     <w:p>
       <w:pPr>
@@ -2009,6 +2660,7 @@
           <w:sz w:val="28"/>
           <w:szCs w:val="28"/>
         </w:rPr>
+        <w:lastRenderedPageBreak/>
         <w:t>Versione: 0.10.2</w:t>
       </w:r>
     </w:p>
@@ -2066,32 +2718,351 @@
     </w:p>
     <w:p>
       <w:pPr>
-        <w:rPr>
-          <w:b/>
-          <w:bCs/>
-          <w:sz w:val="40"/>
-          <w:szCs w:val="40"/>
-        </w:rPr>
-      </w:pPr>
-    </w:p>
-    <w:p>
-      <w:pPr>
-        <w:rPr>
-          <w:b/>
-          <w:bCs/>
-          <w:sz w:val="40"/>
-          <w:szCs w:val="40"/>
-        </w:rPr>
-      </w:pPr>
-      <w:r>
-        <w:rPr>
-          <w:b/>
-          <w:bCs/>
-          <w:sz w:val="40"/>
-          <w:szCs w:val="40"/>
+        <w:pStyle w:val="Paragrafoelenco"/>
+        <w:numPr>
+          <w:ilvl w:val="1"/>
+          <w:numId w:val="7"/>
+        </w:numPr>
+        <w:rPr>
+          <w:i/>
+          <w:iCs/>
+          <w:sz w:val="28"/>
+          <w:szCs w:val="28"/>
+        </w:rPr>
+      </w:pPr>
+      <w:r>
+        <w:rPr>
+          <w:sz w:val="28"/>
+          <w:szCs w:val="28"/>
+        </w:rPr>
+        <w:t xml:space="preserve">Descrizione: </w:t>
+      </w:r>
+    </w:p>
+    <w:p>
+      <w:pPr>
+        <w:pStyle w:val="Paragrafoelenco"/>
+        <w:numPr>
+          <w:ilvl w:val="2"/>
+          <w:numId w:val="7"/>
+        </w:numPr>
+        <w:rPr>
+          <w:i/>
+          <w:iCs/>
+          <w:sz w:val="28"/>
+          <w:szCs w:val="28"/>
+        </w:rPr>
+      </w:pPr>
+      <w:r>
+        <w:rPr>
+          <w:sz w:val="28"/>
+          <w:szCs w:val="28"/>
+        </w:rPr>
+        <w:t>S</w:t>
+      </w:r>
+      <w:r>
+        <w:rPr>
+          <w:sz w:val="28"/>
+          <w:szCs w:val="28"/>
+        </w:rPr>
+        <w:t xml:space="preserve">erve ad eseguire </w:t>
+      </w:r>
+      <w:r>
+        <w:rPr>
+          <w:sz w:val="28"/>
+          <w:szCs w:val="28"/>
+        </w:rPr>
+        <w:t>l</w:t>
+      </w:r>
+      <w:r>
+        <w:rPr>
+          <w:sz w:val="28"/>
+          <w:szCs w:val="28"/>
+        </w:rPr>
+        <w:t>’</w:t>
+      </w:r>
+      <w:proofErr w:type="spellStart"/>
+      <w:r>
+        <w:rPr>
+          <w:sz w:val="28"/>
+          <w:szCs w:val="28"/>
+        </w:rPr>
+        <w:t>hashing</w:t>
+      </w:r>
+      <w:proofErr w:type="spellEnd"/>
+      <w:r>
+        <w:rPr>
+          <w:sz w:val="28"/>
+          <w:szCs w:val="28"/>
+        </w:rPr>
+        <w:t xml:space="preserve"> delle password degli utenti</w:t>
+      </w:r>
+      <w:r>
+        <w:rPr>
+          <w:sz w:val="28"/>
+          <w:szCs w:val="28"/>
+        </w:rPr>
+        <w:t xml:space="preserve"> utilizzando l’algoritmo </w:t>
+      </w:r>
+      <w:proofErr w:type="spellStart"/>
+      <w:r>
+        <w:rPr>
+          <w:sz w:val="28"/>
+          <w:szCs w:val="28"/>
+        </w:rPr>
+        <w:t>BCrypt</w:t>
+      </w:r>
+      <w:proofErr w:type="spellEnd"/>
+      <w:r>
+        <w:rPr>
+          <w:sz w:val="28"/>
+          <w:szCs w:val="28"/>
+        </w:rPr>
+        <w:t xml:space="preserve">, </w:t>
+      </w:r>
+      <w:r>
+        <w:rPr>
+          <w:sz w:val="28"/>
+          <w:szCs w:val="28"/>
+        </w:rPr>
+        <w:t>evita</w:t>
+      </w:r>
+      <w:r>
+        <w:rPr>
+          <w:sz w:val="28"/>
+          <w:szCs w:val="28"/>
+        </w:rPr>
+        <w:t>ndo</w:t>
+      </w:r>
+      <w:r>
+        <w:rPr>
+          <w:sz w:val="28"/>
+          <w:szCs w:val="28"/>
+        </w:rPr>
+        <w:t xml:space="preserve"> di memorizzare le password in chiaro nella base di dati</w:t>
+      </w:r>
+      <w:r>
+        <w:rPr>
+          <w:sz w:val="28"/>
+          <w:szCs w:val="28"/>
+        </w:rPr>
+        <w:t>.</w:t>
+      </w:r>
+    </w:p>
+    <w:p>
+      <w:pPr>
+        <w:pStyle w:val="Paragrafoelenco"/>
+        <w:numPr>
+          <w:ilvl w:val="2"/>
+          <w:numId w:val="7"/>
+        </w:numPr>
+        <w:rPr>
+          <w:i/>
+          <w:iCs/>
+          <w:sz w:val="28"/>
+          <w:szCs w:val="28"/>
+        </w:rPr>
+      </w:pPr>
+      <w:r>
+        <w:rPr>
+          <w:sz w:val="28"/>
+          <w:szCs w:val="28"/>
+        </w:rPr>
+        <w:t>Utilizza</w:t>
+      </w:r>
+      <w:r>
+        <w:rPr>
+          <w:sz w:val="28"/>
+          <w:szCs w:val="28"/>
+        </w:rPr>
+        <w:t xml:space="preserve"> un valore casuale (</w:t>
+      </w:r>
+      <w:proofErr w:type="spellStart"/>
+      <w:r>
+        <w:rPr>
+          <w:i/>
+          <w:iCs/>
+          <w:sz w:val="28"/>
+          <w:szCs w:val="28"/>
+        </w:rPr>
+        <w:t>salt</w:t>
+      </w:r>
+      <w:proofErr w:type="spellEnd"/>
+      <w:r>
+        <w:rPr>
+          <w:sz w:val="28"/>
+          <w:szCs w:val="28"/>
+        </w:rPr>
+        <w:t xml:space="preserve">) </w:t>
+      </w:r>
+      <w:r>
+        <w:rPr>
+          <w:sz w:val="28"/>
+          <w:szCs w:val="28"/>
+        </w:rPr>
+        <w:t>per impedire</w:t>
+      </w:r>
+      <w:r>
+        <w:rPr>
+          <w:sz w:val="28"/>
+          <w:szCs w:val="28"/>
+        </w:rPr>
+        <w:t xml:space="preserve"> attacchi con tabelle precompilate (</w:t>
+      </w:r>
+      <w:proofErr w:type="spellStart"/>
+      <w:r>
+        <w:rPr>
+          <w:i/>
+          <w:iCs/>
+          <w:sz w:val="28"/>
+          <w:szCs w:val="28"/>
+        </w:rPr>
+        <w:t>rainbow</w:t>
+      </w:r>
+      <w:proofErr w:type="spellEnd"/>
+      <w:r>
+        <w:rPr>
+          <w:i/>
+          <w:iCs/>
+          <w:sz w:val="28"/>
+          <w:szCs w:val="28"/>
+        </w:rPr>
+        <w:t xml:space="preserve"> </w:t>
+      </w:r>
+      <w:proofErr w:type="spellStart"/>
+      <w:r>
+        <w:rPr>
+          <w:i/>
+          <w:iCs/>
+          <w:sz w:val="28"/>
+          <w:szCs w:val="28"/>
+        </w:rPr>
+        <w:t>tables</w:t>
+      </w:r>
+      <w:proofErr w:type="spellEnd"/>
+      <w:r>
+        <w:rPr>
+          <w:sz w:val="28"/>
+          <w:szCs w:val="28"/>
+        </w:rPr>
+        <w:t>)</w:t>
+      </w:r>
+      <w:r>
+        <w:rPr>
+          <w:sz w:val="28"/>
+          <w:szCs w:val="28"/>
+        </w:rPr>
+        <w:t>.</w:t>
+      </w:r>
+    </w:p>
+    <w:p>
+      <w:pPr>
+        <w:pStyle w:val="Paragrafoelenco"/>
+        <w:numPr>
+          <w:ilvl w:val="2"/>
+          <w:numId w:val="7"/>
+        </w:numPr>
+        <w:rPr>
+          <w:i/>
+          <w:iCs/>
+          <w:sz w:val="28"/>
+          <w:szCs w:val="28"/>
+        </w:rPr>
+      </w:pPr>
+      <w:r>
+        <w:rPr>
+          <w:sz w:val="28"/>
+          <w:szCs w:val="28"/>
+        </w:rPr>
+        <w:t>Rende deliberatamente lento il calcolo dell'</w:t>
+      </w:r>
+      <w:proofErr w:type="spellStart"/>
+      <w:r>
+        <w:rPr>
+          <w:sz w:val="28"/>
+          <w:szCs w:val="28"/>
+        </w:rPr>
+        <w:t>hash</w:t>
+      </w:r>
+      <w:proofErr w:type="spellEnd"/>
+      <w:r>
+        <w:rPr>
+          <w:sz w:val="28"/>
+          <w:szCs w:val="28"/>
+        </w:rPr>
+        <w:t>. Questo impedisce di tentare milioni di combinazioni veloci (</w:t>
+      </w:r>
+      <w:r>
+        <w:rPr>
+          <w:i/>
+          <w:iCs/>
+          <w:sz w:val="28"/>
+          <w:szCs w:val="28"/>
+        </w:rPr>
+        <w:t>brute force</w:t>
+      </w:r>
+      <w:r>
+        <w:rPr>
+          <w:sz w:val="28"/>
+          <w:szCs w:val="28"/>
+        </w:rPr>
+        <w:t>)</w:t>
+      </w:r>
+      <w:r>
+        <w:rPr>
+          <w:sz w:val="28"/>
+          <w:szCs w:val="28"/>
+        </w:rPr>
+        <w:t>.</w:t>
+      </w:r>
+    </w:p>
+    <w:p>
+      <w:pPr>
+        <w:rPr>
+          <w:i/>
+          <w:iCs/>
+          <w:sz w:val="28"/>
+          <w:szCs w:val="28"/>
+        </w:rPr>
+      </w:pPr>
+    </w:p>
+    <w:p>
+      <w:pPr>
+        <w:rPr>
+          <w:i/>
+          <w:iCs/>
+          <w:sz w:val="28"/>
+          <w:szCs w:val="28"/>
+        </w:rPr>
+      </w:pPr>
+    </w:p>
+    <w:p>
+      <w:pPr>
+        <w:rPr>
+          <w:b/>
+          <w:bCs/>
+          <w:sz w:val="52"/>
+          <w:szCs w:val="52"/>
+        </w:rPr>
+      </w:pPr>
+      <w:r>
+        <w:rPr>
+          <w:b/>
+          <w:bCs/>
+          <w:sz w:val="52"/>
+          <w:szCs w:val="52"/>
         </w:rPr>
         <w:t>Architettura del sistema</w:t>
       </w:r>
+    </w:p>
+    <w:p>
+      <w:pPr>
+        <w:rPr>
+          <w:b/>
+          <w:bCs/>
+          <w:sz w:val="40"/>
+          <w:szCs w:val="40"/>
+        </w:rPr>
+      </w:pPr>
     </w:p>
     <w:p>
       <w:pPr>
@@ -2171,35 +3142,34 @@
       <w:pPr>
         <w:pStyle w:val="Paragrafoelenco"/>
         <w:numPr>
-          <w:ilvl w:val="0"/>
+          <w:ilvl w:val="1"/>
           <w:numId w:val="7"/>
         </w:numPr>
         <w:rPr>
-          <w:i/>
-          <w:iCs/>
-          <w:sz w:val="28"/>
-          <w:szCs w:val="28"/>
-        </w:rPr>
-      </w:pPr>
-      <w:proofErr w:type="spellStart"/>
-      <w:r>
-        <w:rPr>
-          <w:i/>
-          <w:iCs/>
-          <w:sz w:val="28"/>
-          <w:szCs w:val="28"/>
-        </w:rPr>
-        <w:t>theknife</w:t>
-      </w:r>
-      <w:proofErr w:type="spellEnd"/>
-      <w:r>
-        <w:rPr>
-          <w:i/>
-          <w:iCs/>
-          <w:sz w:val="28"/>
-          <w:szCs w:val="28"/>
-        </w:rPr>
-        <w:t>-client</w:t>
+          <w:sz w:val="28"/>
+          <w:szCs w:val="28"/>
+        </w:rPr>
+      </w:pPr>
+      <w:r>
+        <w:rPr>
+          <w:sz w:val="28"/>
+          <w:szCs w:val="28"/>
+        </w:rPr>
+        <w:t>Contiene gli elementi condivisi tra client e server, in particolare il contratto di comunicazione, i DTO, gli enum</w:t>
+      </w:r>
+      <w:r>
+        <w:rPr>
+          <w:sz w:val="28"/>
+          <w:szCs w:val="28"/>
+        </w:rPr>
+        <w:t>erativi</w:t>
+      </w:r>
+      <w:r>
+        <w:rPr>
+          <w:sz w:val="28"/>
+          <w:szCs w:val="28"/>
+        </w:rPr>
+        <w:t xml:space="preserve"> e le configurazioni condivise.</w:t>
       </w:r>
     </w:p>
     <w:p>
@@ -2234,7 +3204,257 @@
           <w:sz w:val="28"/>
           <w:szCs w:val="28"/>
         </w:rPr>
+        <w:t>-client</w:t>
+      </w:r>
+    </w:p>
+    <w:p>
+      <w:pPr>
+        <w:pStyle w:val="Paragrafoelenco"/>
+        <w:numPr>
+          <w:ilvl w:val="1"/>
+          <w:numId w:val="7"/>
+        </w:numPr>
+        <w:rPr>
+          <w:sz w:val="28"/>
+          <w:szCs w:val="28"/>
+        </w:rPr>
+      </w:pPr>
+      <w:r>
+        <w:rPr>
+          <w:sz w:val="28"/>
+          <w:szCs w:val="28"/>
+        </w:rPr>
+        <w:t>Contiene l</w:t>
+      </w:r>
+      <w:r>
+        <w:rPr>
+          <w:sz w:val="28"/>
+          <w:szCs w:val="28"/>
+        </w:rPr>
+        <w:t>’</w:t>
+      </w:r>
+      <w:r>
+        <w:rPr>
+          <w:sz w:val="28"/>
+          <w:szCs w:val="28"/>
+        </w:rPr>
+        <w:t xml:space="preserve">applicazione client e la relativa interfaccia grafica </w:t>
+      </w:r>
+      <w:proofErr w:type="spellStart"/>
+      <w:r>
+        <w:rPr>
+          <w:sz w:val="28"/>
+          <w:szCs w:val="28"/>
+        </w:rPr>
+        <w:t>JavaFX</w:t>
+      </w:r>
+      <w:proofErr w:type="spellEnd"/>
+      <w:r>
+        <w:rPr>
+          <w:sz w:val="28"/>
+          <w:szCs w:val="28"/>
+        </w:rPr>
+        <w:t>. Si occupa della presentazione delle informazioni all'utente e dell</w:t>
+      </w:r>
+      <w:r>
+        <w:rPr>
+          <w:sz w:val="28"/>
+          <w:szCs w:val="28"/>
+        </w:rPr>
+        <w:t>’</w:t>
+      </w:r>
+      <w:r>
+        <w:rPr>
+          <w:sz w:val="28"/>
+          <w:szCs w:val="28"/>
+        </w:rPr>
+        <w:t>invio delle richieste al server.</w:t>
+      </w:r>
+    </w:p>
+    <w:p>
+      <w:pPr>
+        <w:pStyle w:val="Paragrafoelenco"/>
+        <w:numPr>
+          <w:ilvl w:val="0"/>
+          <w:numId w:val="7"/>
+        </w:numPr>
+        <w:rPr>
+          <w:i/>
+          <w:iCs/>
+          <w:sz w:val="28"/>
+          <w:szCs w:val="28"/>
+        </w:rPr>
+      </w:pPr>
+      <w:proofErr w:type="spellStart"/>
+      <w:r>
+        <w:rPr>
+          <w:i/>
+          <w:iCs/>
+          <w:sz w:val="28"/>
+          <w:szCs w:val="28"/>
+        </w:rPr>
+        <w:t>theknife</w:t>
+      </w:r>
+      <w:proofErr w:type="spellEnd"/>
+      <w:r>
+        <w:rPr>
+          <w:i/>
+          <w:iCs/>
+          <w:sz w:val="28"/>
+          <w:szCs w:val="28"/>
+        </w:rPr>
         <w:t>-server</w:t>
+      </w:r>
+    </w:p>
+    <w:p>
+      <w:pPr>
+        <w:pStyle w:val="Paragrafoelenco"/>
+        <w:numPr>
+          <w:ilvl w:val="1"/>
+          <w:numId w:val="7"/>
+        </w:numPr>
+        <w:rPr>
+          <w:sz w:val="28"/>
+          <w:szCs w:val="28"/>
+        </w:rPr>
+      </w:pPr>
+      <w:r>
+        <w:rPr>
+          <w:sz w:val="28"/>
+          <w:szCs w:val="28"/>
+        </w:rPr>
+        <w:t>Contiene l</w:t>
+      </w:r>
+      <w:r>
+        <w:rPr>
+          <w:sz w:val="28"/>
+          <w:szCs w:val="28"/>
+        </w:rPr>
+        <w:t>’</w:t>
+      </w:r>
+      <w:r>
+        <w:rPr>
+          <w:sz w:val="28"/>
+          <w:szCs w:val="28"/>
+        </w:rPr>
+        <w:t xml:space="preserve">applicazione server, la gestione delle richieste ricevute dal client, la logica applicativa e </w:t>
+      </w:r>
+      <w:r>
+        <w:rPr>
+          <w:sz w:val="28"/>
+          <w:szCs w:val="28"/>
+        </w:rPr>
+        <w:t>d’</w:t>
+      </w:r>
+      <w:r>
+        <w:rPr>
+          <w:sz w:val="28"/>
+          <w:szCs w:val="28"/>
+        </w:rPr>
+        <w:t xml:space="preserve">accesso alle risorse esterne, tra cui </w:t>
+      </w:r>
+      <w:r>
+        <w:rPr>
+          <w:sz w:val="28"/>
+          <w:szCs w:val="28"/>
+        </w:rPr>
+        <w:t xml:space="preserve">la base di dati </w:t>
+      </w:r>
+      <w:r>
+        <w:rPr>
+          <w:sz w:val="28"/>
+          <w:szCs w:val="28"/>
+        </w:rPr>
+        <w:t>e i servizi di geolocalizzazione.</w:t>
+      </w:r>
+    </w:p>
+    <w:p>
+      <w:pPr>
+        <w:rPr>
+          <w:sz w:val="28"/>
+          <w:szCs w:val="28"/>
+        </w:rPr>
+      </w:pPr>
+    </w:p>
+    <w:p>
+      <w:pPr>
+        <w:rPr>
+          <w:sz w:val="28"/>
+          <w:szCs w:val="28"/>
+        </w:rPr>
+      </w:pPr>
+    </w:p>
+    <w:p>
+      <w:pPr>
+        <w:rPr>
+          <w:sz w:val="28"/>
+          <w:szCs w:val="28"/>
+        </w:rPr>
+      </w:pPr>
+    </w:p>
+    <w:p>
+      <w:pPr>
+        <w:rPr>
+          <w:sz w:val="28"/>
+          <w:szCs w:val="28"/>
+        </w:rPr>
+      </w:pPr>
+    </w:p>
+    <w:p>
+      <w:pPr>
+        <w:rPr>
+          <w:sz w:val="28"/>
+          <w:szCs w:val="28"/>
+        </w:rPr>
+      </w:pPr>
+      <w:r>
+        <w:rPr>
+          <w:noProof/>
+          <w:sz w:val="28"/>
+          <w:szCs w:val="28"/>
+        </w:rPr>
+        <w:lastRenderedPageBreak/>
+        <w:drawing>
+          <wp:inline distT="0" distB="0" distL="0" distR="0" wp14:anchorId="11531DF8" wp14:editId="79DBB467">
+            <wp:extent cx="5108575" cy="9072245"/>
+            <wp:effectExtent l="0" t="0" r="0" b="0"/>
+            <wp:docPr id="1598549370" name="Immagine 6"/>
+            <wp:cNvGraphicFramePr>
+              <a:graphicFrameLocks xmlns:a="http://schemas.openxmlformats.org/drawingml/2006/main" noChangeAspect="1"/>
+            </wp:cNvGraphicFramePr>
+            <a:graphic xmlns:a="http://schemas.openxmlformats.org/drawingml/2006/main">
+              <a:graphicData uri="http://schemas.openxmlformats.org/drawingml/2006/picture">
+                <pic:pic xmlns:pic="http://schemas.openxmlformats.org/drawingml/2006/picture">
+                  <pic:nvPicPr>
+                    <pic:cNvPr id="1598549370" name="Immagine 1598549370"/>
+                    <pic:cNvPicPr/>
+                  </pic:nvPicPr>
+                  <pic:blipFill>
+                    <a:blip r:embed="rId6">
+                      <a:extLst>
+                        <a:ext uri="{28A0092B-C50C-407E-A947-70E740481C1C}">
+                          <a14:useLocalDpi xmlns:a14="http://schemas.microsoft.com/office/drawing/2010/main" val="0"/>
+                        </a:ext>
+                      </a:extLst>
+                    </a:blip>
+                    <a:stretch>
+                      <a:fillRect/>
+                    </a:stretch>
+                  </pic:blipFill>
+                  <pic:spPr>
+                    <a:xfrm>
+                      <a:off x="0" y="0"/>
+                      <a:ext cx="5108575" cy="9072245"/>
+                    </a:xfrm>
+                    <a:prstGeom prst="rect">
+                      <a:avLst/>
+                    </a:prstGeom>
+                  </pic:spPr>
+                </pic:pic>
+              </a:graphicData>
+            </a:graphic>
+          </wp:inline>
+        </w:drawing>
       </w:r>
     </w:p>
     <w:p>
@@ -2459,7 +3679,6 @@
           <w:sz w:val="40"/>
           <w:szCs w:val="40"/>
         </w:rPr>
-        <w:lastRenderedPageBreak/>
         <w:t>Gestione delle sessioni</w:t>
       </w:r>
     </w:p>
@@ -2669,6 +3888,7 @@
           <w:sz w:val="40"/>
           <w:szCs w:val="40"/>
         </w:rPr>
+        <w:lastRenderedPageBreak/>
         <w:t>Modello concettuale</w:t>
       </w:r>
     </w:p>
@@ -3519,7 +4739,7 @@
         <w:rFonts w:ascii="Courier New" w:hAnsi="Courier New" w:cs="Courier New" w:hint="default"/>
       </w:rPr>
     </w:lvl>
-    <w:lvl w:ilvl="2" w:tplc="04100005" w:tentative="1">
+    <w:lvl w:ilvl="2" w:tplc="04100005">
       <w:start w:val="1"/>
       <w:numFmt w:val="bullet"/>
       <w:lvlText w:val=""/>
@@ -4762,6 +5982,29 @@
       <w:bCs/>
     </w:rPr>
   </w:style>
+  <w:style w:type="character" w:styleId="Collegamentoipertestuale">
+    <w:name w:val="Hyperlink"/>
+    <w:basedOn w:val="Carpredefinitoparagrafo"/>
+    <w:uiPriority w:val="99"/>
+    <w:unhideWhenUsed/>
+    <w:rsid w:val="00EC1588"/>
+    <w:rPr>
+      <w:color w:val="0563C1" w:themeColor="hyperlink"/>
+      <w:u w:val="single"/>
+    </w:rPr>
+  </w:style>
+  <w:style w:type="character" w:styleId="Menzionenonrisolta">
+    <w:name w:val="Unresolved Mention"/>
+    <w:basedOn w:val="Carpredefinitoparagrafo"/>
+    <w:uiPriority w:val="99"/>
+    <w:semiHidden/>
+    <w:unhideWhenUsed/>
+    <w:rsid w:val="00EC1588"/>
+    <w:rPr>
+      <w:color w:val="605E5C"/>
+      <w:shd w:val="clear" w:color="auto" w:fill="E1DFDD"/>
+    </w:rPr>
+  </w:style>
 </w:styles>
 </file>
 

--- a/Progettazione/Manuale tecnico.docx
+++ b/Progettazione/Manuale tecnico.docx
@@ -350,7 +350,6 @@
                                     <w:szCs w:val="24"/>
                                   </w:rPr>
                                 </w:pPr>
-                                <w:proofErr w:type="spellStart"/>
                                 <w:r>
                                   <w:rPr>
                                     <w:rStyle w:val="Enfasigrassetto"/>
@@ -359,18 +358,7 @@
                                     <w:sz w:val="24"/>
                                     <w:szCs w:val="24"/>
                                   </w:rPr>
-                                  <w:t>Barlera</w:t>
-                                </w:r>
-                                <w:proofErr w:type="spellEnd"/>
-                                <w:r>
-                                  <w:rPr>
-                                    <w:rStyle w:val="Enfasigrassetto"/>
-                                    <w:b w:val="0"/>
-                                    <w:bCs w:val="0"/>
-                                    <w:sz w:val="24"/>
-                                    <w:szCs w:val="24"/>
-                                  </w:rPr>
-                                  <w:t xml:space="preserve"> Marco</w:t>
+                                  <w:t>Barlera Marco</w:t>
                                 </w:r>
                               </w:p>
                               <w:p>
@@ -545,7 +533,6 @@
                               <w:szCs w:val="24"/>
                             </w:rPr>
                           </w:pPr>
-                          <w:proofErr w:type="spellStart"/>
                           <w:r>
                             <w:rPr>
                               <w:rStyle w:val="Enfasigrassetto"/>
@@ -554,18 +541,7 @@
                               <w:sz w:val="24"/>
                               <w:szCs w:val="24"/>
                             </w:rPr>
-                            <w:t>Barlera</w:t>
-                          </w:r>
-                          <w:proofErr w:type="spellEnd"/>
-                          <w:r>
-                            <w:rPr>
-                              <w:rStyle w:val="Enfasigrassetto"/>
-                              <w:b w:val="0"/>
-                              <w:bCs w:val="0"/>
-                              <w:sz w:val="24"/>
-                              <w:szCs w:val="24"/>
-                            </w:rPr>
-                            <w:t xml:space="preserve"> Marco</w:t>
+                            <w:t>Barlera Marco</w:t>
                           </w:r>
                         </w:p>
                         <w:p>
@@ -1147,6 +1123,1757 @@
         <w:rPr>
           <w:b/>
           <w:bCs/>
+          <w:sz w:val="52"/>
+          <w:szCs w:val="52"/>
+        </w:rPr>
+      </w:pPr>
+      <w:r>
+        <w:rPr>
+          <w:b/>
+          <w:bCs/>
+          <w:sz w:val="52"/>
+          <w:szCs w:val="52"/>
+        </w:rPr>
+        <w:lastRenderedPageBreak/>
+        <w:t>Introduzione</w:t>
+      </w:r>
+    </w:p>
+    <w:p>
+      <w:pPr>
+        <w:jc w:val="both"/>
+        <w:rPr>
+          <w:sz w:val="28"/>
+          <w:szCs w:val="28"/>
+        </w:rPr>
+      </w:pPr>
+      <w:r>
+        <w:rPr>
+          <w:i/>
+          <w:iCs/>
+          <w:sz w:val="28"/>
+          <w:szCs w:val="28"/>
+        </w:rPr>
+        <w:t>The</w:t>
+      </w:r>
+      <w:r>
+        <w:rPr>
+          <w:i/>
+          <w:iCs/>
+          <w:sz w:val="28"/>
+          <w:szCs w:val="28"/>
+        </w:rPr>
+        <w:t xml:space="preserve"> </w:t>
+      </w:r>
+      <w:r>
+        <w:rPr>
+          <w:i/>
+          <w:iCs/>
+          <w:sz w:val="28"/>
+          <w:szCs w:val="28"/>
+        </w:rPr>
+        <w:t>Knife</w:t>
+      </w:r>
+      <w:r>
+        <w:rPr>
+          <w:sz w:val="28"/>
+          <w:szCs w:val="28"/>
+        </w:rPr>
+        <w:t xml:space="preserve"> è un’applicazione sviluppata come parte del Laboratorio</w:t>
+      </w:r>
+      <w:r>
+        <w:rPr>
+          <w:sz w:val="28"/>
+          <w:szCs w:val="28"/>
+        </w:rPr>
+        <w:t xml:space="preserve"> </w:t>
+      </w:r>
+      <w:r>
+        <w:rPr>
+          <w:sz w:val="28"/>
+          <w:szCs w:val="28"/>
+        </w:rPr>
+        <w:t xml:space="preserve">Interdisciplinare </w:t>
+      </w:r>
+      <w:r>
+        <w:rPr>
+          <w:sz w:val="28"/>
+          <w:szCs w:val="28"/>
+        </w:rPr>
+        <w:t>A-B</w:t>
+      </w:r>
+      <w:r>
+        <w:rPr>
+          <w:sz w:val="28"/>
+          <w:szCs w:val="28"/>
+        </w:rPr>
+        <w:t xml:space="preserve"> del corso di laurea in Informatica presso l’Università degli</w:t>
+      </w:r>
+      <w:r>
+        <w:rPr>
+          <w:sz w:val="28"/>
+          <w:szCs w:val="28"/>
+        </w:rPr>
+        <w:t xml:space="preserve"> </w:t>
+      </w:r>
+      <w:r>
+        <w:rPr>
+          <w:sz w:val="28"/>
+          <w:szCs w:val="28"/>
+        </w:rPr>
+        <w:t xml:space="preserve">Studi dell’Insubria. </w:t>
+      </w:r>
+    </w:p>
+    <w:p>
+      <w:pPr>
+        <w:jc w:val="both"/>
+        <w:rPr>
+          <w:sz w:val="28"/>
+          <w:szCs w:val="28"/>
+        </w:rPr>
+      </w:pPr>
+      <w:r>
+        <w:rPr>
+          <w:sz w:val="28"/>
+          <w:szCs w:val="28"/>
+        </w:rPr>
+        <w:t>Il progetto è scritto interamente in Java 2</w:t>
+      </w:r>
+      <w:r>
+        <w:rPr>
+          <w:sz w:val="28"/>
+          <w:szCs w:val="28"/>
+        </w:rPr>
+        <w:t>1 Temurin</w:t>
+      </w:r>
+      <w:r>
+        <w:rPr>
+          <w:sz w:val="28"/>
+          <w:szCs w:val="28"/>
+        </w:rPr>
+        <w:t xml:space="preserve"> ed è stat</w:t>
+      </w:r>
+      <w:r>
+        <w:rPr>
+          <w:sz w:val="28"/>
+          <w:szCs w:val="28"/>
+        </w:rPr>
+        <w:t>o</w:t>
+      </w:r>
+      <w:r>
+        <w:rPr>
+          <w:sz w:val="28"/>
+          <w:szCs w:val="28"/>
+        </w:rPr>
+        <w:t xml:space="preserve"> </w:t>
+      </w:r>
+      <w:r>
+        <w:rPr>
+          <w:sz w:val="28"/>
+          <w:szCs w:val="28"/>
+        </w:rPr>
+        <w:t>implementato e testato nei sistemi operativi Windows 10/11 e MacOS.</w:t>
+      </w:r>
+    </w:p>
+    <w:p>
+      <w:pPr>
+        <w:jc w:val="both"/>
+        <w:rPr>
+          <w:sz w:val="28"/>
+          <w:szCs w:val="28"/>
+        </w:rPr>
+      </w:pPr>
+      <w:r>
+        <w:rPr>
+          <w:sz w:val="28"/>
+          <w:szCs w:val="28"/>
+        </w:rPr>
+        <w:t xml:space="preserve">L’applicazione </w:t>
+      </w:r>
+      <w:r>
+        <w:rPr>
+          <w:sz w:val="28"/>
+          <w:szCs w:val="28"/>
+        </w:rPr>
+        <w:t>realizza</w:t>
+      </w:r>
+      <w:r>
+        <w:rPr>
+          <w:sz w:val="28"/>
+          <w:szCs w:val="28"/>
+        </w:rPr>
+        <w:t xml:space="preserve"> un sistema per la gestione di</w:t>
+      </w:r>
+      <w:r>
+        <w:rPr>
+          <w:sz w:val="28"/>
+          <w:szCs w:val="28"/>
+        </w:rPr>
+        <w:t xml:space="preserve"> </w:t>
+      </w:r>
+      <w:r>
+        <w:rPr>
+          <w:sz w:val="28"/>
+          <w:szCs w:val="28"/>
+        </w:rPr>
+        <w:t>ristoranti, utenti</w:t>
+      </w:r>
+      <w:r>
+        <w:rPr>
+          <w:sz w:val="28"/>
+          <w:szCs w:val="28"/>
+        </w:rPr>
+        <w:t xml:space="preserve"> e</w:t>
+      </w:r>
+      <w:r>
+        <w:rPr>
+          <w:sz w:val="28"/>
+          <w:szCs w:val="28"/>
+        </w:rPr>
+        <w:t xml:space="preserve"> recensioni</w:t>
+      </w:r>
+      <w:r>
+        <w:rPr>
+          <w:sz w:val="28"/>
+          <w:szCs w:val="28"/>
+        </w:rPr>
+        <w:t>, fornendo</w:t>
+      </w:r>
+      <w:r>
+        <w:rPr>
+          <w:sz w:val="28"/>
+          <w:szCs w:val="28"/>
+        </w:rPr>
+        <w:t xml:space="preserve"> </w:t>
+      </w:r>
+      <w:r>
+        <w:rPr>
+          <w:sz w:val="28"/>
+          <w:szCs w:val="28"/>
+        </w:rPr>
+        <w:t>funzionalità differenziate in base al ruolo dell’utente.</w:t>
+      </w:r>
+    </w:p>
+    <w:p>
+      <w:pPr>
+        <w:jc w:val="both"/>
+        <w:rPr>
+          <w:sz w:val="28"/>
+          <w:szCs w:val="28"/>
+        </w:rPr>
+      </w:pPr>
+      <w:r>
+        <w:rPr>
+          <w:sz w:val="28"/>
+          <w:szCs w:val="28"/>
+        </w:rPr>
+        <w:t>Il sistema supporta, in particolare, operazioni come registrazione e autenticazione di utenti, ricerca avanzata e visualizzazione dei ristoranti, gestione delle recensioni</w:t>
+      </w:r>
+      <w:r>
+        <w:rPr>
+          <w:sz w:val="28"/>
+          <w:szCs w:val="28"/>
+        </w:rPr>
+        <w:t xml:space="preserve"> e </w:t>
+      </w:r>
+      <w:r>
+        <w:rPr>
+          <w:sz w:val="28"/>
+          <w:szCs w:val="28"/>
+        </w:rPr>
+        <w:t>dei ristoranti gestiti</w:t>
+      </w:r>
+      <w:r>
+        <w:rPr>
+          <w:sz w:val="28"/>
+          <w:szCs w:val="28"/>
+        </w:rPr>
+        <w:t xml:space="preserve"> e utilizzo di funzionalità basate sulla geolocalizzazione.</w:t>
+      </w:r>
+    </w:p>
+    <w:p>
+      <w:pPr>
+        <w:jc w:val="both"/>
+        <w:rPr>
+          <w:sz w:val="28"/>
+          <w:szCs w:val="28"/>
+        </w:rPr>
+      </w:pPr>
+      <w:r>
+        <w:rPr>
+          <w:sz w:val="28"/>
+          <w:szCs w:val="28"/>
+        </w:rPr>
+        <w:t xml:space="preserve">L’architettura dell’applicazione è stata </w:t>
+      </w:r>
+      <w:r>
+        <w:rPr>
+          <w:sz w:val="28"/>
+          <w:szCs w:val="28"/>
+        </w:rPr>
+        <w:t>organizzata in moduli e</w:t>
+      </w:r>
+      <w:r>
+        <w:rPr>
+          <w:sz w:val="28"/>
+          <w:szCs w:val="28"/>
+        </w:rPr>
+        <w:t xml:space="preserve"> strati, separando</w:t>
+      </w:r>
+      <w:r>
+        <w:rPr>
+          <w:sz w:val="28"/>
+          <w:szCs w:val="28"/>
+        </w:rPr>
+        <w:t xml:space="preserve"> le responsabilità</w:t>
+      </w:r>
+      <w:r>
+        <w:rPr>
+          <w:sz w:val="28"/>
+          <w:szCs w:val="28"/>
+        </w:rPr>
+        <w:t xml:space="preserve"> </w:t>
+      </w:r>
+      <w:r>
+        <w:rPr>
+          <w:sz w:val="28"/>
+          <w:szCs w:val="28"/>
+        </w:rPr>
+        <w:t xml:space="preserve">tra </w:t>
+      </w:r>
+      <w:r>
+        <w:rPr>
+          <w:sz w:val="28"/>
+          <w:szCs w:val="28"/>
+        </w:rPr>
+        <w:t xml:space="preserve">la logica di presentazione, </w:t>
+      </w:r>
+      <w:r>
+        <w:rPr>
+          <w:sz w:val="28"/>
+          <w:szCs w:val="28"/>
+        </w:rPr>
+        <w:t xml:space="preserve">la gestione delle richieste, </w:t>
+      </w:r>
+      <w:r>
+        <w:rPr>
+          <w:sz w:val="28"/>
+          <w:szCs w:val="28"/>
+        </w:rPr>
+        <w:t>i servizi applicativi e l’accesso ai dati. Tale organizzazione favorisce la manutenibilità del codice e permette l’estensione delle funzionalità del sistema senza dover modificare indiscriminatamente le diversi componenti dell’applicazione.</w:t>
+      </w:r>
+    </w:p>
+    <w:p>
+      <w:pPr>
+        <w:jc w:val="both"/>
+        <w:rPr>
+          <w:sz w:val="28"/>
+          <w:szCs w:val="28"/>
+        </w:rPr>
+      </w:pPr>
+      <w:r>
+        <w:rPr>
+          <w:sz w:val="28"/>
+          <w:szCs w:val="28"/>
+        </w:rPr>
+        <w:t xml:space="preserve">Il presente manuale descrive le caratteristiche tecniche del sistema, illustrando l’architettura, la struttura dei moduli, le principali scelte progettuali e le soluzioni adottate per </w:t>
+      </w:r>
+      <w:r>
+        <w:rPr>
+          <w:sz w:val="28"/>
+          <w:szCs w:val="28"/>
+        </w:rPr>
+        <w:t>la gestione dei dati, degli errori, della sicurezza e della geolocalizzazione.</w:t>
+      </w:r>
+    </w:p>
+    <w:p>
+      <w:pPr>
+        <w:rPr>
+          <w:sz w:val="28"/>
+          <w:szCs w:val="28"/>
+        </w:rPr>
+      </w:pPr>
+    </w:p>
+    <w:p>
+      <w:pPr>
+        <w:rPr>
+          <w:b/>
+          <w:bCs/>
+          <w:sz w:val="52"/>
+          <w:szCs w:val="52"/>
+        </w:rPr>
+      </w:pPr>
+      <w:r>
+        <w:rPr>
+          <w:b/>
+          <w:bCs/>
+          <w:sz w:val="52"/>
+          <w:szCs w:val="52"/>
+        </w:rPr>
+        <w:t>Librerie esterne</w:t>
+      </w:r>
+    </w:p>
+    <w:p>
+      <w:pPr>
+        <w:pStyle w:val="Paragrafoelenco"/>
+        <w:numPr>
+          <w:ilvl w:val="0"/>
+          <w:numId w:val="7"/>
+        </w:numPr>
+        <w:jc w:val="both"/>
+        <w:rPr>
+          <w:b/>
+          <w:bCs/>
+          <w:i/>
+          <w:iCs/>
+          <w:sz w:val="28"/>
+          <w:szCs w:val="28"/>
+        </w:rPr>
+      </w:pPr>
+      <w:r>
+        <w:rPr>
+          <w:b/>
+          <w:bCs/>
+          <w:i/>
+          <w:iCs/>
+          <w:sz w:val="28"/>
+          <w:szCs w:val="28"/>
+        </w:rPr>
+        <w:t>JavaFX Controls</w:t>
+      </w:r>
+    </w:p>
+    <w:p>
+      <w:pPr>
+        <w:pStyle w:val="Paragrafoelenco"/>
+        <w:numPr>
+          <w:ilvl w:val="1"/>
+          <w:numId w:val="7"/>
+        </w:numPr>
+        <w:jc w:val="both"/>
+        <w:rPr>
+          <w:i/>
+          <w:iCs/>
+          <w:sz w:val="28"/>
+          <w:szCs w:val="28"/>
+        </w:rPr>
+      </w:pPr>
+      <w:r>
+        <w:rPr>
+          <w:sz w:val="28"/>
+          <w:szCs w:val="28"/>
+        </w:rPr>
+        <w:t>Modulo: client</w:t>
+      </w:r>
+    </w:p>
+    <w:p>
+      <w:pPr>
+        <w:pStyle w:val="Paragrafoelenco"/>
+        <w:numPr>
+          <w:ilvl w:val="1"/>
+          <w:numId w:val="7"/>
+        </w:numPr>
+        <w:jc w:val="both"/>
+        <w:rPr>
+          <w:i/>
+          <w:iCs/>
+          <w:sz w:val="28"/>
+          <w:szCs w:val="28"/>
+        </w:rPr>
+      </w:pPr>
+      <w:r>
+        <w:rPr>
+          <w:sz w:val="28"/>
+          <w:szCs w:val="28"/>
+        </w:rPr>
+        <w:t>Versione: 21.0.2</w:t>
+      </w:r>
+    </w:p>
+    <w:p>
+      <w:pPr>
+        <w:pStyle w:val="Paragrafoelenco"/>
+        <w:numPr>
+          <w:ilvl w:val="1"/>
+          <w:numId w:val="7"/>
+        </w:numPr>
+        <w:jc w:val="both"/>
+        <w:rPr>
+          <w:i/>
+          <w:iCs/>
+          <w:sz w:val="28"/>
+          <w:szCs w:val="28"/>
+        </w:rPr>
+      </w:pPr>
+      <w:r>
+        <w:rPr>
+          <w:sz w:val="28"/>
+          <w:szCs w:val="28"/>
+        </w:rPr>
+        <w:t>Utilizzo:</w:t>
+      </w:r>
+      <w:r>
+        <w:rPr>
+          <w:sz w:val="28"/>
+          <w:szCs w:val="28"/>
+        </w:rPr>
+        <w:t xml:space="preserve"> c</w:t>
+      </w:r>
+      <w:r>
+        <w:rPr>
+          <w:sz w:val="28"/>
+          <w:szCs w:val="28"/>
+        </w:rPr>
+        <w:t>omponenti grafici e controlli dell'interfaccia JavaFX</w:t>
+      </w:r>
+    </w:p>
+    <w:p>
+      <w:pPr>
+        <w:pStyle w:val="Paragrafoelenco"/>
+        <w:numPr>
+          <w:ilvl w:val="1"/>
+          <w:numId w:val="7"/>
+        </w:numPr>
+        <w:jc w:val="both"/>
+        <w:rPr>
+          <w:i/>
+          <w:iCs/>
+          <w:sz w:val="28"/>
+          <w:szCs w:val="28"/>
+        </w:rPr>
+      </w:pPr>
+      <w:r>
+        <w:rPr>
+          <w:sz w:val="28"/>
+          <w:szCs w:val="28"/>
+        </w:rPr>
+        <w:t>Descrizione:</w:t>
+      </w:r>
+    </w:p>
+    <w:p>
+      <w:pPr>
+        <w:pStyle w:val="Paragrafoelenco"/>
+        <w:numPr>
+          <w:ilvl w:val="2"/>
+          <w:numId w:val="7"/>
+        </w:numPr>
+        <w:jc w:val="both"/>
+        <w:rPr>
+          <w:i/>
+          <w:iCs/>
+          <w:sz w:val="28"/>
+          <w:szCs w:val="28"/>
+        </w:rPr>
+      </w:pPr>
+      <w:r>
+        <w:rPr>
+          <w:sz w:val="28"/>
+          <w:szCs w:val="28"/>
+        </w:rPr>
+        <w:t>F</w:t>
+      </w:r>
+      <w:r>
+        <w:rPr>
+          <w:sz w:val="28"/>
+          <w:szCs w:val="28"/>
+        </w:rPr>
+        <w:t>ornisce i componenti visivi di base necessari per costruire l’interfaccia grafica utente (GUI) lato client di un’applicazione.</w:t>
+      </w:r>
+    </w:p>
+    <w:p>
+      <w:pPr>
+        <w:pStyle w:val="Paragrafoelenco"/>
+        <w:numPr>
+          <w:ilvl w:val="2"/>
+          <w:numId w:val="7"/>
+        </w:numPr>
+        <w:jc w:val="both"/>
+        <w:rPr>
+          <w:sz w:val="28"/>
+          <w:szCs w:val="28"/>
+        </w:rPr>
+      </w:pPr>
+      <w:r>
+        <w:rPr>
+          <w:sz w:val="28"/>
+          <w:szCs w:val="28"/>
+        </w:rPr>
+        <w:t>Offre nodi pronti all'uso per l</w:t>
+      </w:r>
+      <w:r>
+        <w:rPr>
+          <w:sz w:val="28"/>
+          <w:szCs w:val="28"/>
+        </w:rPr>
+        <w:t>’</w:t>
+      </w:r>
+      <w:r>
+        <w:rPr>
+          <w:sz w:val="28"/>
+          <w:szCs w:val="28"/>
+        </w:rPr>
+        <w:t xml:space="preserve">interazione con l'utente (pulsanti, caselle di testo, </w:t>
+      </w:r>
+      <w:r>
+        <w:rPr>
+          <w:i/>
+          <w:iCs/>
+          <w:sz w:val="28"/>
+          <w:szCs w:val="28"/>
+        </w:rPr>
+        <w:t>slider</w:t>
+      </w:r>
+      <w:r>
+        <w:rPr>
+          <w:sz w:val="28"/>
+          <w:szCs w:val="28"/>
+        </w:rPr>
+        <w:t xml:space="preserve">, </w:t>
+      </w:r>
+      <w:r>
+        <w:rPr>
+          <w:i/>
+          <w:iCs/>
+          <w:sz w:val="28"/>
+          <w:szCs w:val="28"/>
+        </w:rPr>
+        <w:t>checkbox</w:t>
+      </w:r>
+      <w:r>
+        <w:rPr>
+          <w:sz w:val="28"/>
+          <w:szCs w:val="28"/>
+        </w:rPr>
+        <w:t>).</w:t>
+      </w:r>
+    </w:p>
+    <w:p>
+      <w:pPr>
+        <w:pStyle w:val="Paragrafoelenco"/>
+        <w:numPr>
+          <w:ilvl w:val="2"/>
+          <w:numId w:val="7"/>
+        </w:numPr>
+        <w:jc w:val="both"/>
+        <w:rPr>
+          <w:sz w:val="28"/>
+          <w:szCs w:val="28"/>
+        </w:rPr>
+      </w:pPr>
+      <w:r>
+        <w:rPr>
+          <w:sz w:val="28"/>
+          <w:szCs w:val="28"/>
+        </w:rPr>
+        <w:t>Contiene componenti avanzati come tabelle (</w:t>
+      </w:r>
+      <w:r>
+        <w:rPr>
+          <w:i/>
+          <w:iCs/>
+          <w:sz w:val="28"/>
+          <w:szCs w:val="28"/>
+        </w:rPr>
+        <w:t>TableView</w:t>
+      </w:r>
+      <w:r>
+        <w:rPr>
+          <w:sz w:val="28"/>
+          <w:szCs w:val="28"/>
+        </w:rPr>
+        <w:t>) e alberi (</w:t>
+      </w:r>
+      <w:r>
+        <w:rPr>
+          <w:i/>
+          <w:iCs/>
+          <w:sz w:val="28"/>
+          <w:szCs w:val="28"/>
+        </w:rPr>
+        <w:t>TreeView</w:t>
+      </w:r>
+      <w:r>
+        <w:rPr>
+          <w:sz w:val="28"/>
+          <w:szCs w:val="28"/>
+        </w:rPr>
+        <w:t xml:space="preserve">) per </w:t>
+      </w:r>
+      <w:r>
+        <w:rPr>
+          <w:sz w:val="28"/>
+          <w:szCs w:val="28"/>
+        </w:rPr>
+        <w:t>visualizzare</w:t>
+      </w:r>
+      <w:r>
+        <w:rPr>
+          <w:sz w:val="28"/>
+          <w:szCs w:val="28"/>
+        </w:rPr>
+        <w:t xml:space="preserve"> strutture dati.</w:t>
+      </w:r>
+    </w:p>
+    <w:p>
+      <w:pPr>
+        <w:pStyle w:val="Paragrafoelenco"/>
+        <w:numPr>
+          <w:ilvl w:val="2"/>
+          <w:numId w:val="7"/>
+        </w:numPr>
+        <w:jc w:val="both"/>
+        <w:rPr>
+          <w:sz w:val="28"/>
+          <w:szCs w:val="28"/>
+        </w:rPr>
+      </w:pPr>
+      <w:r>
+        <w:rPr>
+          <w:sz w:val="28"/>
+          <w:szCs w:val="28"/>
+        </w:rPr>
+        <w:t>Fornisce componenti integrati per la visualizzazione dei dati tramite grafici (</w:t>
+      </w:r>
+      <w:r>
+        <w:rPr>
+          <w:i/>
+          <w:iCs/>
+          <w:sz w:val="28"/>
+          <w:szCs w:val="28"/>
+        </w:rPr>
+        <w:t>charts</w:t>
+      </w:r>
+      <w:r>
+        <w:rPr>
+          <w:sz w:val="28"/>
+          <w:szCs w:val="28"/>
+        </w:rPr>
+        <w:t>).</w:t>
+      </w:r>
+    </w:p>
+    <w:p>
+      <w:pPr>
+        <w:pStyle w:val="Paragrafoelenco"/>
+        <w:numPr>
+          <w:ilvl w:val="2"/>
+          <w:numId w:val="7"/>
+        </w:numPr>
+        <w:jc w:val="both"/>
+        <w:rPr>
+          <w:sz w:val="28"/>
+          <w:szCs w:val="28"/>
+        </w:rPr>
+      </w:pPr>
+      <w:r>
+        <w:rPr>
+          <w:sz w:val="28"/>
+          <w:szCs w:val="28"/>
+        </w:rPr>
+        <w:lastRenderedPageBreak/>
+        <w:t>Comprende</w:t>
+      </w:r>
+      <w:r>
+        <w:rPr>
+          <w:sz w:val="28"/>
+          <w:szCs w:val="28"/>
+        </w:rPr>
+        <w:t xml:space="preserve"> classi per definire l</w:t>
+      </w:r>
+      <w:r>
+        <w:rPr>
+          <w:sz w:val="28"/>
+          <w:szCs w:val="28"/>
+        </w:rPr>
+        <w:t>’</w:t>
+      </w:r>
+      <w:r>
+        <w:rPr>
+          <w:sz w:val="28"/>
+          <w:szCs w:val="28"/>
+        </w:rPr>
+        <w:t>aspetto grafico e la personalizzazione tramite CSS dei vari controlli.</w:t>
+      </w:r>
+    </w:p>
+    <w:p>
+      <w:pPr>
+        <w:jc w:val="both"/>
+        <w:rPr>
+          <w:i/>
+          <w:iCs/>
+          <w:sz w:val="28"/>
+          <w:szCs w:val="28"/>
+        </w:rPr>
+      </w:pPr>
+    </w:p>
+    <w:p>
+      <w:pPr>
+        <w:pStyle w:val="Paragrafoelenco"/>
+        <w:numPr>
+          <w:ilvl w:val="0"/>
+          <w:numId w:val="7"/>
+        </w:numPr>
+        <w:jc w:val="both"/>
+        <w:rPr>
+          <w:b/>
+          <w:bCs/>
+          <w:i/>
+          <w:iCs/>
+          <w:sz w:val="28"/>
+          <w:szCs w:val="28"/>
+        </w:rPr>
+      </w:pPr>
+      <w:r>
+        <w:rPr>
+          <w:b/>
+          <w:bCs/>
+          <w:i/>
+          <w:iCs/>
+          <w:sz w:val="28"/>
+          <w:szCs w:val="28"/>
+        </w:rPr>
+        <w:t>JavaFX FXML</w:t>
+      </w:r>
+    </w:p>
+    <w:p>
+      <w:pPr>
+        <w:pStyle w:val="Paragrafoelenco"/>
+        <w:numPr>
+          <w:ilvl w:val="1"/>
+          <w:numId w:val="7"/>
+        </w:numPr>
+        <w:jc w:val="both"/>
+        <w:rPr>
+          <w:i/>
+          <w:iCs/>
+          <w:sz w:val="28"/>
+          <w:szCs w:val="28"/>
+        </w:rPr>
+      </w:pPr>
+      <w:r>
+        <w:rPr>
+          <w:sz w:val="28"/>
+          <w:szCs w:val="28"/>
+        </w:rPr>
+        <w:t>Modulo: client</w:t>
+      </w:r>
+    </w:p>
+    <w:p>
+      <w:pPr>
+        <w:pStyle w:val="Paragrafoelenco"/>
+        <w:numPr>
+          <w:ilvl w:val="1"/>
+          <w:numId w:val="7"/>
+        </w:numPr>
+        <w:jc w:val="both"/>
+        <w:rPr>
+          <w:i/>
+          <w:iCs/>
+          <w:sz w:val="28"/>
+          <w:szCs w:val="28"/>
+        </w:rPr>
+      </w:pPr>
+      <w:r>
+        <w:rPr>
+          <w:sz w:val="28"/>
+          <w:szCs w:val="28"/>
+        </w:rPr>
+        <w:t>Versione: 21.0.2</w:t>
+      </w:r>
+    </w:p>
+    <w:p>
+      <w:pPr>
+        <w:pStyle w:val="Paragrafoelenco"/>
+        <w:numPr>
+          <w:ilvl w:val="1"/>
+          <w:numId w:val="7"/>
+        </w:numPr>
+        <w:jc w:val="both"/>
+        <w:rPr>
+          <w:i/>
+          <w:iCs/>
+          <w:sz w:val="28"/>
+          <w:szCs w:val="28"/>
+        </w:rPr>
+      </w:pPr>
+      <w:r>
+        <w:rPr>
+          <w:sz w:val="28"/>
+          <w:szCs w:val="28"/>
+        </w:rPr>
+        <w:t>Utilizzo:</w:t>
+      </w:r>
+      <w:r>
+        <w:rPr>
+          <w:sz w:val="28"/>
+          <w:szCs w:val="28"/>
+        </w:rPr>
+        <w:t xml:space="preserve"> </w:t>
+      </w:r>
+      <w:r>
+        <w:rPr>
+          <w:sz w:val="28"/>
+          <w:szCs w:val="28"/>
+        </w:rPr>
+        <w:t>FXML per la definizione delle interfacce grafiche</w:t>
+      </w:r>
+    </w:p>
+    <w:p>
+      <w:pPr>
+        <w:pStyle w:val="Paragrafoelenco"/>
+        <w:numPr>
+          <w:ilvl w:val="1"/>
+          <w:numId w:val="7"/>
+        </w:numPr>
+        <w:jc w:val="both"/>
+        <w:rPr>
+          <w:i/>
+          <w:iCs/>
+          <w:sz w:val="28"/>
+          <w:szCs w:val="28"/>
+        </w:rPr>
+      </w:pPr>
+      <w:r>
+        <w:rPr>
+          <w:sz w:val="28"/>
+          <w:szCs w:val="28"/>
+        </w:rPr>
+        <w:t>Descrizione:</w:t>
+      </w:r>
+    </w:p>
+    <w:p>
+      <w:pPr>
+        <w:pStyle w:val="Paragrafoelenco"/>
+        <w:numPr>
+          <w:ilvl w:val="2"/>
+          <w:numId w:val="7"/>
+        </w:numPr>
+        <w:jc w:val="both"/>
+        <w:rPr>
+          <w:i/>
+          <w:iCs/>
+          <w:sz w:val="28"/>
+          <w:szCs w:val="28"/>
+        </w:rPr>
+      </w:pPr>
+      <w:r>
+        <w:rPr>
+          <w:sz w:val="28"/>
+          <w:szCs w:val="28"/>
+        </w:rPr>
+        <w:t>FXML è un linguaggio basato su XML che serve a definire in modo dichiarativo l</w:t>
+      </w:r>
+      <w:r>
+        <w:rPr>
+          <w:sz w:val="28"/>
+          <w:szCs w:val="28"/>
+        </w:rPr>
+        <w:t>’</w:t>
+      </w:r>
+      <w:r>
+        <w:rPr>
+          <w:sz w:val="28"/>
+          <w:szCs w:val="28"/>
+        </w:rPr>
+        <w:t xml:space="preserve">interfaccia grafica (GUI), separando </w:t>
+      </w:r>
+      <w:r>
+        <w:rPr>
+          <w:sz w:val="28"/>
+          <w:szCs w:val="28"/>
+        </w:rPr>
+        <w:t>l’aspetto estetico</w:t>
+      </w:r>
+      <w:r>
+        <w:rPr>
+          <w:sz w:val="28"/>
+          <w:szCs w:val="28"/>
+        </w:rPr>
+        <w:t xml:space="preserve"> del front-end dalla logica di programmazione scritta in Java</w:t>
+      </w:r>
+      <w:r>
+        <w:rPr>
+          <w:sz w:val="28"/>
+          <w:szCs w:val="28"/>
+        </w:rPr>
+        <w:t>.</w:t>
+      </w:r>
+    </w:p>
+    <w:p>
+      <w:pPr>
+        <w:pStyle w:val="Paragrafoelenco"/>
+        <w:numPr>
+          <w:ilvl w:val="2"/>
+          <w:numId w:val="7"/>
+        </w:numPr>
+        <w:jc w:val="both"/>
+        <w:rPr>
+          <w:i/>
+          <w:iCs/>
+          <w:sz w:val="28"/>
+          <w:szCs w:val="28"/>
+        </w:rPr>
+      </w:pPr>
+      <w:r>
+        <w:rPr>
+          <w:sz w:val="28"/>
+          <w:szCs w:val="28"/>
+        </w:rPr>
+        <w:t xml:space="preserve">Garantisce buona manutenibilità, in quanto una modifica </w:t>
+      </w:r>
+      <w:r>
+        <w:rPr>
+          <w:sz w:val="28"/>
+          <w:szCs w:val="28"/>
+        </w:rPr>
+        <w:t>della posizione di un elemento grafico non richiede la ricompilazione del codice Java del client.</w:t>
+      </w:r>
+    </w:p>
+    <w:p>
+      <w:pPr>
+        <w:pStyle w:val="Paragrafoelenco"/>
+        <w:numPr>
+          <w:ilvl w:val="2"/>
+          <w:numId w:val="7"/>
+        </w:numPr>
+        <w:jc w:val="both"/>
+        <w:rPr>
+          <w:sz w:val="28"/>
+          <w:szCs w:val="28"/>
+        </w:rPr>
+      </w:pPr>
+      <w:r>
+        <w:rPr>
+          <w:sz w:val="28"/>
+          <w:szCs w:val="28"/>
+        </w:rPr>
+        <w:t>Si abbina al pattern Model-View-Controller (MVC).</w:t>
+      </w:r>
+    </w:p>
+    <w:p>
+      <w:pPr>
+        <w:jc w:val="both"/>
+        <w:rPr>
+          <w:i/>
+          <w:iCs/>
+          <w:sz w:val="28"/>
+          <w:szCs w:val="28"/>
+        </w:rPr>
+      </w:pPr>
+    </w:p>
+    <w:p>
+      <w:pPr>
+        <w:pStyle w:val="Paragrafoelenco"/>
+        <w:numPr>
+          <w:ilvl w:val="0"/>
+          <w:numId w:val="7"/>
+        </w:numPr>
+        <w:jc w:val="both"/>
+        <w:rPr>
+          <w:b/>
+          <w:bCs/>
+          <w:i/>
+          <w:iCs/>
+          <w:sz w:val="28"/>
+          <w:szCs w:val="28"/>
+        </w:rPr>
+      </w:pPr>
+      <w:r>
+        <w:rPr>
+          <w:b/>
+          <w:bCs/>
+          <w:i/>
+          <w:iCs/>
+          <w:sz w:val="28"/>
+          <w:szCs w:val="28"/>
+        </w:rPr>
+        <w:t>PostgreSQL JDBC Driver</w:t>
+      </w:r>
+    </w:p>
+    <w:p>
+      <w:pPr>
+        <w:pStyle w:val="Paragrafoelenco"/>
+        <w:numPr>
+          <w:ilvl w:val="1"/>
+          <w:numId w:val="7"/>
+        </w:numPr>
+        <w:jc w:val="both"/>
+        <w:rPr>
+          <w:i/>
+          <w:iCs/>
+          <w:sz w:val="28"/>
+          <w:szCs w:val="28"/>
+        </w:rPr>
+      </w:pPr>
+      <w:r>
+        <w:rPr>
+          <w:sz w:val="28"/>
+          <w:szCs w:val="28"/>
+        </w:rPr>
+        <w:t>Modulo: server</w:t>
+      </w:r>
+    </w:p>
+    <w:p>
+      <w:pPr>
+        <w:pStyle w:val="Paragrafoelenco"/>
+        <w:numPr>
+          <w:ilvl w:val="1"/>
+          <w:numId w:val="7"/>
+        </w:numPr>
+        <w:jc w:val="both"/>
+        <w:rPr>
+          <w:i/>
+          <w:iCs/>
+          <w:sz w:val="28"/>
+          <w:szCs w:val="28"/>
+        </w:rPr>
+      </w:pPr>
+      <w:r>
+        <w:rPr>
+          <w:sz w:val="28"/>
+          <w:szCs w:val="28"/>
+        </w:rPr>
+        <w:t>Versione: 42.7.3</w:t>
+      </w:r>
+    </w:p>
+    <w:p>
+      <w:pPr>
+        <w:pStyle w:val="Paragrafoelenco"/>
+        <w:numPr>
+          <w:ilvl w:val="1"/>
+          <w:numId w:val="7"/>
+        </w:numPr>
+        <w:jc w:val="both"/>
+        <w:rPr>
+          <w:i/>
+          <w:iCs/>
+          <w:sz w:val="28"/>
+          <w:szCs w:val="28"/>
+        </w:rPr>
+      </w:pPr>
+      <w:r>
+        <w:rPr>
+          <w:sz w:val="28"/>
+          <w:szCs w:val="28"/>
+        </w:rPr>
+        <w:t>Utilizzo:</w:t>
+      </w:r>
+      <w:r>
+        <w:rPr>
+          <w:sz w:val="28"/>
+          <w:szCs w:val="28"/>
+        </w:rPr>
+        <w:t xml:space="preserve"> c</w:t>
+      </w:r>
+      <w:r>
+        <w:rPr>
+          <w:sz w:val="28"/>
+          <w:szCs w:val="28"/>
+        </w:rPr>
+        <w:t xml:space="preserve">onnessione e comunicazione con </w:t>
+      </w:r>
+      <w:r>
+        <w:rPr>
+          <w:sz w:val="28"/>
+          <w:szCs w:val="28"/>
+        </w:rPr>
+        <w:t>la base di dati</w:t>
+      </w:r>
+      <w:r>
+        <w:rPr>
+          <w:sz w:val="28"/>
+          <w:szCs w:val="28"/>
+        </w:rPr>
+        <w:t xml:space="preserve"> PostgreSQL</w:t>
+      </w:r>
+    </w:p>
+    <w:p>
+      <w:pPr>
+        <w:pStyle w:val="Paragrafoelenco"/>
+        <w:numPr>
+          <w:ilvl w:val="1"/>
+          <w:numId w:val="7"/>
+        </w:numPr>
+        <w:jc w:val="both"/>
+        <w:rPr>
+          <w:i/>
+          <w:iCs/>
+          <w:sz w:val="28"/>
+          <w:szCs w:val="28"/>
+        </w:rPr>
+      </w:pPr>
+      <w:r>
+        <w:rPr>
+          <w:sz w:val="28"/>
+          <w:szCs w:val="28"/>
+        </w:rPr>
+        <w:t>Descrizione:</w:t>
+      </w:r>
+    </w:p>
+    <w:p>
+      <w:pPr>
+        <w:pStyle w:val="Paragrafoelenco"/>
+        <w:numPr>
+          <w:ilvl w:val="2"/>
+          <w:numId w:val="7"/>
+        </w:numPr>
+        <w:jc w:val="both"/>
+        <w:rPr>
+          <w:i/>
+          <w:iCs/>
+          <w:sz w:val="28"/>
+          <w:szCs w:val="28"/>
+        </w:rPr>
+      </w:pPr>
+      <w:r>
+        <w:rPr>
+          <w:sz w:val="28"/>
+          <w:szCs w:val="28"/>
+        </w:rPr>
+        <w:t>S</w:t>
+      </w:r>
+      <w:r>
+        <w:rPr>
+          <w:sz w:val="28"/>
+          <w:szCs w:val="28"/>
+        </w:rPr>
+        <w:t>erve ad aprire canali di</w:t>
+      </w:r>
+      <w:r>
+        <w:rPr>
+          <w:sz w:val="28"/>
+          <w:szCs w:val="28"/>
+        </w:rPr>
+        <w:t xml:space="preserve"> comunicazione tra </w:t>
+      </w:r>
+      <w:r>
+        <w:rPr>
+          <w:sz w:val="28"/>
+          <w:szCs w:val="28"/>
+        </w:rPr>
+        <w:t>un</w:t>
+      </w:r>
+      <w:r>
+        <w:rPr>
+          <w:sz w:val="28"/>
+          <w:szCs w:val="28"/>
+        </w:rPr>
+        <w:t xml:space="preserve"> server applicativo scritto in Java e </w:t>
+      </w:r>
+      <w:r>
+        <w:rPr>
+          <w:sz w:val="28"/>
+          <w:szCs w:val="28"/>
+        </w:rPr>
+        <w:t>una base di dati</w:t>
+      </w:r>
+      <w:r>
+        <w:rPr>
+          <w:sz w:val="28"/>
+          <w:szCs w:val="28"/>
+        </w:rPr>
+        <w:t xml:space="preserve"> PostgreSQL.</w:t>
+      </w:r>
+    </w:p>
+    <w:p>
+      <w:pPr>
+        <w:pStyle w:val="Paragrafoelenco"/>
+        <w:numPr>
+          <w:ilvl w:val="2"/>
+          <w:numId w:val="7"/>
+        </w:numPr>
+        <w:jc w:val="both"/>
+        <w:rPr>
+          <w:i/>
+          <w:iCs/>
+          <w:sz w:val="28"/>
+          <w:szCs w:val="28"/>
+        </w:rPr>
+      </w:pPr>
+      <w:r>
+        <w:rPr>
+          <w:sz w:val="28"/>
+          <w:szCs w:val="28"/>
+        </w:rPr>
+        <w:t xml:space="preserve">Implementa l’interfaccia JDBC e permette all’applicazione Java di inviare </w:t>
+      </w:r>
+      <w:r>
+        <w:rPr>
+          <w:sz w:val="28"/>
+          <w:szCs w:val="28"/>
+        </w:rPr>
+        <w:t>istruzioni SQL alla base di dati PostgreSQL e di riceverne i risultati.</w:t>
+      </w:r>
+    </w:p>
+    <w:p>
+      <w:pPr>
+        <w:pStyle w:val="Paragrafoelenco"/>
+        <w:numPr>
+          <w:ilvl w:val="2"/>
+          <w:numId w:val="7"/>
+        </w:numPr>
+        <w:jc w:val="both"/>
+        <w:rPr>
+          <w:i/>
+          <w:iCs/>
+          <w:sz w:val="28"/>
+          <w:szCs w:val="28"/>
+        </w:rPr>
+      </w:pPr>
+      <w:r>
+        <w:rPr>
+          <w:sz w:val="28"/>
+          <w:szCs w:val="28"/>
+        </w:rPr>
+        <w:t>C</w:t>
+      </w:r>
+      <w:r>
+        <w:rPr>
+          <w:sz w:val="28"/>
+          <w:szCs w:val="28"/>
+        </w:rPr>
+        <w:t xml:space="preserve">onverte </w:t>
+      </w:r>
+      <w:r>
+        <w:rPr>
+          <w:sz w:val="28"/>
+          <w:szCs w:val="28"/>
+        </w:rPr>
+        <w:t>i tipi di dati di PostgreSQL in oggetti comprensibili per Java e viceversa.</w:t>
+      </w:r>
+    </w:p>
+    <w:p>
+      <w:pPr>
+        <w:pStyle w:val="Paragrafoelenco"/>
+        <w:numPr>
+          <w:ilvl w:val="2"/>
+          <w:numId w:val="7"/>
+        </w:numPr>
+        <w:jc w:val="both"/>
+        <w:rPr>
+          <w:sz w:val="28"/>
+          <w:szCs w:val="28"/>
+        </w:rPr>
+      </w:pPr>
+      <w:r>
+        <w:rPr>
+          <w:sz w:val="28"/>
+          <w:szCs w:val="28"/>
+        </w:rPr>
+        <w:t>Gestisce le transazioni s</w:t>
+      </w:r>
+      <w:r>
+        <w:rPr>
+          <w:sz w:val="28"/>
+          <w:szCs w:val="28"/>
+        </w:rPr>
+        <w:t>upporta</w:t>
+      </w:r>
+      <w:r>
+        <w:rPr>
+          <w:sz w:val="28"/>
+          <w:szCs w:val="28"/>
+        </w:rPr>
+        <w:t>ndo</w:t>
+      </w:r>
+      <w:r>
+        <w:rPr>
+          <w:sz w:val="28"/>
+          <w:szCs w:val="28"/>
+        </w:rPr>
+        <w:t xml:space="preserve"> il controllo delle modifiche ai dati per garantire l'affidabilità delle informazioni.</w:t>
+      </w:r>
+    </w:p>
+    <w:p>
+      <w:pPr>
+        <w:jc w:val="both"/>
+        <w:rPr>
+          <w:i/>
+          <w:iCs/>
+          <w:sz w:val="28"/>
+          <w:szCs w:val="28"/>
+        </w:rPr>
+      </w:pPr>
+    </w:p>
+    <w:p>
+      <w:pPr>
+        <w:pStyle w:val="Paragrafoelenco"/>
+        <w:numPr>
+          <w:ilvl w:val="0"/>
+          <w:numId w:val="7"/>
+        </w:numPr>
+        <w:jc w:val="both"/>
+        <w:rPr>
+          <w:b/>
+          <w:bCs/>
+          <w:i/>
+          <w:iCs/>
+          <w:sz w:val="28"/>
+          <w:szCs w:val="28"/>
+        </w:rPr>
+      </w:pPr>
+      <w:r>
+        <w:rPr>
+          <w:b/>
+          <w:bCs/>
+          <w:i/>
+          <w:iCs/>
+          <w:sz w:val="28"/>
+          <w:szCs w:val="28"/>
+        </w:rPr>
+        <w:t>BCrypt</w:t>
+      </w:r>
+      <w:r>
+        <w:rPr>
+          <w:b/>
+          <w:bCs/>
+          <w:i/>
+          <w:iCs/>
+          <w:sz w:val="28"/>
+          <w:szCs w:val="28"/>
+        </w:rPr>
+        <w:t xml:space="preserve"> (at.favre.lib)</w:t>
+      </w:r>
+    </w:p>
+    <w:p>
+      <w:pPr>
+        <w:pStyle w:val="Paragrafoelenco"/>
+        <w:numPr>
+          <w:ilvl w:val="1"/>
+          <w:numId w:val="7"/>
+        </w:numPr>
+        <w:jc w:val="both"/>
+        <w:rPr>
+          <w:i/>
+          <w:iCs/>
+          <w:sz w:val="28"/>
+          <w:szCs w:val="28"/>
+        </w:rPr>
+      </w:pPr>
+      <w:r>
+        <w:rPr>
+          <w:sz w:val="28"/>
+          <w:szCs w:val="28"/>
+        </w:rPr>
+        <w:t>Modulo: server</w:t>
+      </w:r>
+    </w:p>
+    <w:p>
+      <w:pPr>
+        <w:pStyle w:val="Paragrafoelenco"/>
+        <w:numPr>
+          <w:ilvl w:val="1"/>
+          <w:numId w:val="7"/>
+        </w:numPr>
+        <w:jc w:val="both"/>
+        <w:rPr>
+          <w:i/>
+          <w:iCs/>
+          <w:sz w:val="28"/>
+          <w:szCs w:val="28"/>
+        </w:rPr>
+      </w:pPr>
+      <w:r>
+        <w:rPr>
+          <w:sz w:val="28"/>
+          <w:szCs w:val="28"/>
+        </w:rPr>
+        <w:t>Versione: 0.10.2</w:t>
+      </w:r>
+    </w:p>
+    <w:p>
+      <w:pPr>
+        <w:pStyle w:val="Paragrafoelenco"/>
+        <w:numPr>
+          <w:ilvl w:val="1"/>
+          <w:numId w:val="7"/>
+        </w:numPr>
+        <w:jc w:val="both"/>
+        <w:rPr>
+          <w:i/>
+          <w:iCs/>
+          <w:sz w:val="28"/>
+          <w:szCs w:val="28"/>
+        </w:rPr>
+      </w:pPr>
+      <w:r>
+        <w:rPr>
+          <w:sz w:val="28"/>
+          <w:szCs w:val="28"/>
+        </w:rPr>
+        <w:t>Utilizzo:</w:t>
+      </w:r>
+      <w:r>
+        <w:rPr>
+          <w:sz w:val="28"/>
+          <w:szCs w:val="28"/>
+        </w:rPr>
+        <w:t xml:space="preserve"> h</w:t>
+      </w:r>
+      <w:r>
+        <w:rPr>
+          <w:sz w:val="28"/>
+          <w:szCs w:val="28"/>
+        </w:rPr>
+        <w:t>ashing/verifica delle password</w:t>
+      </w:r>
+    </w:p>
+    <w:p>
+      <w:pPr>
+        <w:pStyle w:val="Paragrafoelenco"/>
+        <w:numPr>
+          <w:ilvl w:val="1"/>
+          <w:numId w:val="7"/>
+        </w:numPr>
+        <w:jc w:val="both"/>
+        <w:rPr>
+          <w:i/>
+          <w:iCs/>
+          <w:sz w:val="28"/>
+          <w:szCs w:val="28"/>
+        </w:rPr>
+      </w:pPr>
+      <w:r>
+        <w:rPr>
+          <w:sz w:val="28"/>
+          <w:szCs w:val="28"/>
+        </w:rPr>
+        <w:t xml:space="preserve">Descrizione: </w:t>
+      </w:r>
+    </w:p>
+    <w:p>
+      <w:pPr>
+        <w:pStyle w:val="Paragrafoelenco"/>
+        <w:numPr>
+          <w:ilvl w:val="2"/>
+          <w:numId w:val="7"/>
+        </w:numPr>
+        <w:jc w:val="both"/>
+        <w:rPr>
+          <w:i/>
+          <w:iCs/>
+          <w:sz w:val="28"/>
+          <w:szCs w:val="28"/>
+        </w:rPr>
+      </w:pPr>
+      <w:r>
+        <w:rPr>
+          <w:sz w:val="28"/>
+          <w:szCs w:val="28"/>
+        </w:rPr>
+        <w:lastRenderedPageBreak/>
+        <w:t>S</w:t>
+      </w:r>
+      <w:r>
+        <w:rPr>
+          <w:sz w:val="28"/>
+          <w:szCs w:val="28"/>
+        </w:rPr>
+        <w:t>erve ad eseguire l</w:t>
+      </w:r>
+      <w:r>
+        <w:rPr>
+          <w:sz w:val="28"/>
+          <w:szCs w:val="28"/>
+        </w:rPr>
+        <w:t>’</w:t>
+      </w:r>
+      <w:r>
+        <w:rPr>
+          <w:sz w:val="28"/>
+          <w:szCs w:val="28"/>
+        </w:rPr>
+        <w:t>hashing delle password degli utenti</w:t>
+      </w:r>
+      <w:r>
+        <w:rPr>
+          <w:sz w:val="28"/>
+          <w:szCs w:val="28"/>
+        </w:rPr>
+        <w:t xml:space="preserve"> utilizzando l’algoritmo BCrypt, </w:t>
+      </w:r>
+      <w:r>
+        <w:rPr>
+          <w:sz w:val="28"/>
+          <w:szCs w:val="28"/>
+        </w:rPr>
+        <w:t>evita</w:t>
+      </w:r>
+      <w:r>
+        <w:rPr>
+          <w:sz w:val="28"/>
+          <w:szCs w:val="28"/>
+        </w:rPr>
+        <w:t>ndo</w:t>
+      </w:r>
+      <w:r>
+        <w:rPr>
+          <w:sz w:val="28"/>
+          <w:szCs w:val="28"/>
+        </w:rPr>
+        <w:t xml:space="preserve"> di memorizzare le password in chiaro nella base di dati.</w:t>
+      </w:r>
+    </w:p>
+    <w:p>
+      <w:pPr>
+        <w:pStyle w:val="Paragrafoelenco"/>
+        <w:numPr>
+          <w:ilvl w:val="2"/>
+          <w:numId w:val="7"/>
+        </w:numPr>
+        <w:jc w:val="both"/>
+        <w:rPr>
+          <w:i/>
+          <w:iCs/>
+          <w:sz w:val="28"/>
+          <w:szCs w:val="28"/>
+        </w:rPr>
+      </w:pPr>
+      <w:r>
+        <w:rPr>
+          <w:sz w:val="28"/>
+          <w:szCs w:val="28"/>
+        </w:rPr>
+        <w:t>Utilizza</w:t>
+      </w:r>
+      <w:r>
+        <w:rPr>
+          <w:sz w:val="28"/>
+          <w:szCs w:val="28"/>
+        </w:rPr>
+        <w:t xml:space="preserve"> un valore casuale (</w:t>
+      </w:r>
+      <w:r>
+        <w:rPr>
+          <w:i/>
+          <w:iCs/>
+          <w:sz w:val="28"/>
+          <w:szCs w:val="28"/>
+        </w:rPr>
+        <w:t>salt</w:t>
+      </w:r>
+      <w:r>
+        <w:rPr>
+          <w:sz w:val="28"/>
+          <w:szCs w:val="28"/>
+        </w:rPr>
+        <w:t xml:space="preserve">) </w:t>
+      </w:r>
+      <w:r>
+        <w:rPr>
+          <w:sz w:val="28"/>
+          <w:szCs w:val="28"/>
+        </w:rPr>
+        <w:t>per impedire</w:t>
+      </w:r>
+      <w:r>
+        <w:rPr>
+          <w:sz w:val="28"/>
+          <w:szCs w:val="28"/>
+        </w:rPr>
+        <w:t xml:space="preserve"> attacchi con tabelle precompilate (</w:t>
+      </w:r>
+      <w:r>
+        <w:rPr>
+          <w:i/>
+          <w:iCs/>
+          <w:sz w:val="28"/>
+          <w:szCs w:val="28"/>
+        </w:rPr>
+        <w:t>rainbow tables</w:t>
+      </w:r>
+      <w:r>
+        <w:rPr>
+          <w:sz w:val="28"/>
+          <w:szCs w:val="28"/>
+        </w:rPr>
+        <w:t>).</w:t>
+      </w:r>
+    </w:p>
+    <w:p>
+      <w:pPr>
+        <w:pStyle w:val="Paragrafoelenco"/>
+        <w:numPr>
+          <w:ilvl w:val="2"/>
+          <w:numId w:val="7"/>
+        </w:numPr>
+        <w:jc w:val="both"/>
+        <w:rPr>
+          <w:i/>
+          <w:iCs/>
+          <w:sz w:val="28"/>
+          <w:szCs w:val="28"/>
+        </w:rPr>
+      </w:pPr>
+      <w:r>
+        <w:rPr>
+          <w:sz w:val="28"/>
+          <w:szCs w:val="28"/>
+        </w:rPr>
+        <w:t>Rende deliberatamente lento il calcolo dell'hash. Questo impedisce di tentare milioni di combinazioni veloci (</w:t>
+      </w:r>
+      <w:r>
+        <w:rPr>
+          <w:i/>
+          <w:iCs/>
+          <w:sz w:val="28"/>
+          <w:szCs w:val="28"/>
+        </w:rPr>
+        <w:t>brute force</w:t>
+      </w:r>
+      <w:r>
+        <w:rPr>
+          <w:sz w:val="28"/>
+          <w:szCs w:val="28"/>
+        </w:rPr>
+        <w:t>).</w:t>
+      </w:r>
+    </w:p>
+    <w:p>
+      <w:pPr>
+        <w:rPr>
+          <w:i/>
+          <w:iCs/>
+          <w:sz w:val="28"/>
+          <w:szCs w:val="28"/>
+        </w:rPr>
+      </w:pPr>
+    </w:p>
+    <w:p>
+      <w:pPr>
+        <w:rPr>
+          <w:i/>
+          <w:iCs/>
+          <w:sz w:val="28"/>
+          <w:szCs w:val="28"/>
+        </w:rPr>
+      </w:pPr>
+    </w:p>
+    <w:p>
+      <w:pPr>
+        <w:rPr>
+          <w:b/>
+          <w:bCs/>
+          <w:sz w:val="52"/>
+          <w:szCs w:val="52"/>
+        </w:rPr>
+      </w:pPr>
+      <w:r>
+        <w:rPr>
+          <w:b/>
+          <w:bCs/>
+          <w:sz w:val="52"/>
+          <w:szCs w:val="52"/>
+        </w:rPr>
+        <w:t>Architettura del sistema</w:t>
+      </w:r>
+    </w:p>
+    <w:p>
+      <w:pPr>
+        <w:pStyle w:val="Paragrafoelenco"/>
+        <w:numPr>
+          <w:ilvl w:val="0"/>
+          <w:numId w:val="4"/>
+        </w:numPr>
+        <w:rPr>
+          <w:b/>
+          <w:bCs/>
           <w:sz w:val="40"/>
           <w:szCs w:val="40"/>
         </w:rPr>
@@ -1158,367 +2885,8 @@
           <w:sz w:val="40"/>
           <w:szCs w:val="40"/>
         </w:rPr>
-        <w:lastRenderedPageBreak/>
-        <w:t>Introduzione</w:t>
-      </w:r>
-    </w:p>
-    <w:p>
-      <w:pPr>
-        <w:rPr>
-          <w:sz w:val="28"/>
-          <w:szCs w:val="28"/>
-        </w:rPr>
-      </w:pPr>
-      <w:r>
-        <w:rPr>
-          <w:i/>
-          <w:iCs/>
-          <w:sz w:val="28"/>
-          <w:szCs w:val="28"/>
-        </w:rPr>
-        <w:t>The</w:t>
-      </w:r>
-      <w:r>
-        <w:rPr>
-          <w:i/>
-          <w:iCs/>
-          <w:sz w:val="28"/>
-          <w:szCs w:val="28"/>
-        </w:rPr>
-        <w:t xml:space="preserve"> </w:t>
-      </w:r>
-      <w:r>
-        <w:rPr>
-          <w:i/>
-          <w:iCs/>
-          <w:sz w:val="28"/>
-          <w:szCs w:val="28"/>
-        </w:rPr>
-        <w:t>Knife</w:t>
-      </w:r>
-      <w:r>
-        <w:rPr>
-          <w:sz w:val="28"/>
-          <w:szCs w:val="28"/>
-        </w:rPr>
-        <w:t xml:space="preserve"> è un’applicazione sviluppata come parte del Laboratorio</w:t>
-      </w:r>
-      <w:r>
-        <w:rPr>
-          <w:sz w:val="28"/>
-          <w:szCs w:val="28"/>
-        </w:rPr>
-        <w:t xml:space="preserve"> </w:t>
-      </w:r>
-      <w:r>
-        <w:rPr>
-          <w:sz w:val="28"/>
-          <w:szCs w:val="28"/>
-        </w:rPr>
-        <w:t xml:space="preserve">Interdisciplinare </w:t>
-      </w:r>
-      <w:r>
-        <w:rPr>
-          <w:sz w:val="28"/>
-          <w:szCs w:val="28"/>
-        </w:rPr>
-        <w:t>A-B</w:t>
-      </w:r>
-      <w:r>
-        <w:rPr>
-          <w:sz w:val="28"/>
-          <w:szCs w:val="28"/>
-        </w:rPr>
-        <w:t xml:space="preserve"> del corso di laurea in Informatica presso l’Università degli</w:t>
-      </w:r>
-      <w:r>
-        <w:rPr>
-          <w:sz w:val="28"/>
-          <w:szCs w:val="28"/>
-        </w:rPr>
-        <w:t xml:space="preserve"> </w:t>
-      </w:r>
-      <w:r>
-        <w:rPr>
-          <w:sz w:val="28"/>
-          <w:szCs w:val="28"/>
-        </w:rPr>
-        <w:t xml:space="preserve">Studi dell’Insubria. </w:t>
-      </w:r>
-    </w:p>
-    <w:p>
-      <w:pPr>
-        <w:rPr>
-          <w:sz w:val="28"/>
-          <w:szCs w:val="28"/>
-        </w:rPr>
-      </w:pPr>
-      <w:r>
-        <w:rPr>
-          <w:sz w:val="28"/>
-          <w:szCs w:val="28"/>
-        </w:rPr>
-        <w:t>Il progetto è scritto interamente in Java 2</w:t>
-      </w:r>
-      <w:r>
-        <w:rPr>
-          <w:sz w:val="28"/>
-          <w:szCs w:val="28"/>
-        </w:rPr>
-        <w:t xml:space="preserve">1 </w:t>
-      </w:r>
-      <w:proofErr w:type="spellStart"/>
-      <w:r>
-        <w:rPr>
-          <w:sz w:val="28"/>
-          <w:szCs w:val="28"/>
-        </w:rPr>
-        <w:t>Temurin</w:t>
-      </w:r>
-      <w:proofErr w:type="spellEnd"/>
-      <w:r>
-        <w:rPr>
-          <w:sz w:val="28"/>
-          <w:szCs w:val="28"/>
-        </w:rPr>
-        <w:t xml:space="preserve"> ed è stat</w:t>
-      </w:r>
-      <w:r>
-        <w:rPr>
-          <w:sz w:val="28"/>
-          <w:szCs w:val="28"/>
-        </w:rPr>
-        <w:t>o</w:t>
-      </w:r>
-      <w:r>
-        <w:rPr>
-          <w:sz w:val="28"/>
-          <w:szCs w:val="28"/>
-        </w:rPr>
-        <w:t xml:space="preserve"> </w:t>
-      </w:r>
-      <w:r>
-        <w:rPr>
-          <w:sz w:val="28"/>
-          <w:szCs w:val="28"/>
-        </w:rPr>
-        <w:t>implementato e testato nei sistemi operativi Windows 10/11 e MacOS.</w:t>
-      </w:r>
-    </w:p>
-    <w:p>
-      <w:pPr>
-        <w:rPr>
-          <w:sz w:val="28"/>
-          <w:szCs w:val="28"/>
-        </w:rPr>
-      </w:pPr>
-      <w:r>
-        <w:rPr>
-          <w:sz w:val="28"/>
-          <w:szCs w:val="28"/>
-        </w:rPr>
-        <w:t xml:space="preserve">L’applicazione </w:t>
-      </w:r>
-      <w:r>
-        <w:rPr>
-          <w:sz w:val="28"/>
-          <w:szCs w:val="28"/>
-        </w:rPr>
-        <w:t>realizza</w:t>
-      </w:r>
-      <w:r>
-        <w:rPr>
-          <w:sz w:val="28"/>
-          <w:szCs w:val="28"/>
-        </w:rPr>
-        <w:t xml:space="preserve"> un sistema per la gestione di</w:t>
-      </w:r>
-      <w:r>
-        <w:rPr>
-          <w:sz w:val="28"/>
-          <w:szCs w:val="28"/>
-        </w:rPr>
-        <w:t xml:space="preserve"> </w:t>
-      </w:r>
-      <w:r>
-        <w:rPr>
-          <w:sz w:val="28"/>
-          <w:szCs w:val="28"/>
-        </w:rPr>
-        <w:t>ristoranti, utenti</w:t>
-      </w:r>
-      <w:r>
-        <w:rPr>
-          <w:sz w:val="28"/>
-          <w:szCs w:val="28"/>
-        </w:rPr>
-        <w:t xml:space="preserve"> e</w:t>
-      </w:r>
-      <w:r>
-        <w:rPr>
-          <w:sz w:val="28"/>
-          <w:szCs w:val="28"/>
-        </w:rPr>
-        <w:t xml:space="preserve"> recensioni</w:t>
-      </w:r>
-      <w:r>
-        <w:rPr>
-          <w:sz w:val="28"/>
-          <w:szCs w:val="28"/>
-        </w:rPr>
-        <w:t>, fornendo</w:t>
-      </w:r>
-      <w:r>
-        <w:rPr>
-          <w:sz w:val="28"/>
-          <w:szCs w:val="28"/>
-        </w:rPr>
-        <w:t xml:space="preserve"> </w:t>
-      </w:r>
-      <w:r>
-        <w:rPr>
-          <w:sz w:val="28"/>
-          <w:szCs w:val="28"/>
-        </w:rPr>
-        <w:t>funzionalità differenziate in base al ruolo dell’utente.</w:t>
-      </w:r>
-    </w:p>
-    <w:p>
-      <w:pPr>
-        <w:rPr>
-          <w:sz w:val="28"/>
-          <w:szCs w:val="28"/>
-        </w:rPr>
-      </w:pPr>
-      <w:r>
-        <w:rPr>
-          <w:sz w:val="28"/>
-          <w:szCs w:val="28"/>
-        </w:rPr>
-        <w:t>Il sistema supporta, in particolare, operazioni come registrazione e autenticazione di utenti, ricerca avanzata e visualizzazione dei ristoranti, gestione delle recensioni</w:t>
-      </w:r>
-      <w:r>
-        <w:rPr>
-          <w:sz w:val="28"/>
-          <w:szCs w:val="28"/>
-        </w:rPr>
-        <w:t xml:space="preserve"> e </w:t>
-      </w:r>
-      <w:r>
-        <w:rPr>
-          <w:sz w:val="28"/>
-          <w:szCs w:val="28"/>
-        </w:rPr>
-        <w:t>dei ristoranti gestiti</w:t>
-      </w:r>
-      <w:r>
-        <w:rPr>
-          <w:sz w:val="28"/>
-          <w:szCs w:val="28"/>
-        </w:rPr>
-        <w:t xml:space="preserve"> e utilizzo di funzionalità basate sulla geolocalizzazione.</w:t>
-      </w:r>
-    </w:p>
-    <w:p>
-      <w:pPr>
-        <w:rPr>
-          <w:sz w:val="28"/>
-          <w:szCs w:val="28"/>
-        </w:rPr>
-      </w:pPr>
-      <w:r>
-        <w:rPr>
-          <w:sz w:val="28"/>
-          <w:szCs w:val="28"/>
-        </w:rPr>
-        <w:t xml:space="preserve">L’architettura dell’applicazione è stata </w:t>
-      </w:r>
-      <w:r>
-        <w:rPr>
-          <w:sz w:val="28"/>
-          <w:szCs w:val="28"/>
-        </w:rPr>
-        <w:t>organizzata in moduli e</w:t>
-      </w:r>
-      <w:r>
-        <w:rPr>
-          <w:sz w:val="28"/>
-          <w:szCs w:val="28"/>
-        </w:rPr>
-        <w:t xml:space="preserve"> strati, separando</w:t>
-      </w:r>
-      <w:r>
-        <w:rPr>
-          <w:sz w:val="28"/>
-          <w:szCs w:val="28"/>
-        </w:rPr>
-        <w:t xml:space="preserve"> le responsabilità</w:t>
-      </w:r>
-      <w:r>
-        <w:rPr>
-          <w:sz w:val="28"/>
-          <w:szCs w:val="28"/>
-        </w:rPr>
-        <w:t xml:space="preserve"> </w:t>
-      </w:r>
-      <w:r>
-        <w:rPr>
-          <w:sz w:val="28"/>
-          <w:szCs w:val="28"/>
-        </w:rPr>
-        <w:t xml:space="preserve">tra </w:t>
-      </w:r>
-      <w:r>
-        <w:rPr>
-          <w:sz w:val="28"/>
-          <w:szCs w:val="28"/>
-        </w:rPr>
-        <w:t xml:space="preserve">la logica di presentazione, </w:t>
-      </w:r>
-      <w:r>
-        <w:rPr>
-          <w:sz w:val="28"/>
-          <w:szCs w:val="28"/>
-        </w:rPr>
-        <w:t xml:space="preserve">la gestione delle richieste, </w:t>
-      </w:r>
-      <w:r>
-        <w:rPr>
-          <w:sz w:val="28"/>
-          <w:szCs w:val="28"/>
-        </w:rPr>
-        <w:t>i servizi applicativi e l’accesso ai dati. Tale organizzazione favorisce la manutenibilità del codice e permette l’estensione delle funzionalità del sistema senza dover modificare indiscriminatamente le diversi componenti dell’applicazione.</w:t>
-      </w:r>
-    </w:p>
-    <w:p>
-      <w:pPr>
-        <w:rPr>
-          <w:sz w:val="28"/>
-          <w:szCs w:val="28"/>
-        </w:rPr>
-      </w:pPr>
-      <w:r>
-        <w:rPr>
-          <w:sz w:val="28"/>
-          <w:szCs w:val="28"/>
-        </w:rPr>
-        <w:t xml:space="preserve">Il presente manuale descrive le caratteristiche tecniche del sistema, illustrando l’architettura, la struttura dei moduli, le principali scelte progettuali e le soluzioni adottate per </w:t>
-      </w:r>
-      <w:r>
-        <w:rPr>
-          <w:sz w:val="28"/>
-          <w:szCs w:val="28"/>
-        </w:rPr>
-        <w:t>la gestione dei dati, degli errori, della sicurezza e della geolocalizzazione.</w:t>
-      </w:r>
-    </w:p>
-    <w:p>
-      <w:pPr>
-        <w:rPr>
-          <w:sz w:val="28"/>
-          <w:szCs w:val="28"/>
-        </w:rPr>
-      </w:pPr>
+        <w:t>Architettura generale</w:t>
+      </w:r>
     </w:p>
     <w:p>
       <w:pPr>
@@ -1529,25 +2897,22 @@
           <w:szCs w:val="40"/>
         </w:rPr>
       </w:pPr>
-      <w:r>
-        <w:rPr>
-          <w:b/>
-          <w:bCs/>
-          <w:sz w:val="40"/>
-          <w:szCs w:val="40"/>
-        </w:rPr>
-        <w:t>Librerie esterne</w:t>
-      </w:r>
-    </w:p>
-    <w:p>
-      <w:pPr>
-        <w:rPr>
-          <w:b/>
-          <w:bCs/>
-          <w:sz w:val="40"/>
-          <w:szCs w:val="40"/>
-        </w:rPr>
-      </w:pPr>
+    </w:p>
+    <w:p>
+      <w:pPr>
+        <w:jc w:val="both"/>
+        <w:rPr>
+          <w:sz w:val="28"/>
+          <w:szCs w:val="28"/>
+        </w:rPr>
+      </w:pPr>
+      <w:r>
+        <w:rPr>
+          <w:sz w:val="28"/>
+          <w:szCs w:val="28"/>
+        </w:rPr>
+        <w:t>Il sistema è organizzato in tre moduli:</w:t>
+      </w:r>
     </w:p>
     <w:p>
       <w:pPr>
@@ -1556,32 +2921,26 @@
           <w:ilvl w:val="0"/>
           <w:numId w:val="7"/>
         </w:numPr>
-        <w:rPr>
-          <w:i/>
-          <w:iCs/>
-          <w:sz w:val="28"/>
-          <w:szCs w:val="28"/>
-        </w:rPr>
-      </w:pPr>
-      <w:proofErr w:type="spellStart"/>
-      <w:r>
-        <w:rPr>
-          <w:i/>
-          <w:iCs/>
-          <w:sz w:val="28"/>
-          <w:szCs w:val="28"/>
-        </w:rPr>
-        <w:t>JavaFX</w:t>
-      </w:r>
-      <w:proofErr w:type="spellEnd"/>
-      <w:r>
-        <w:rPr>
-          <w:i/>
-          <w:iCs/>
-          <w:sz w:val="28"/>
-          <w:szCs w:val="28"/>
-        </w:rPr>
-        <w:t xml:space="preserve"> Controls</w:t>
+        <w:jc w:val="both"/>
+        <w:rPr>
+          <w:b/>
+          <w:bCs/>
+          <w:i/>
+          <w:iCs/>
+          <w:sz w:val="28"/>
+          <w:szCs w:val="28"/>
+        </w:rPr>
+      </w:pPr>
+      <w:r>
+        <w:rPr>
+          <w:b/>
+          <w:bCs/>
+          <w:i/>
+          <w:iCs/>
+          <w:sz w:val="28"/>
+          <w:szCs w:val="28"/>
+        </w:rPr>
+        <w:t>theknife-common</w:t>
       </w:r>
     </w:p>
     <w:p>
@@ -1591,19 +2950,61 @@
           <w:ilvl w:val="1"/>
           <w:numId w:val="7"/>
         </w:numPr>
-        <w:rPr>
-          <w:i/>
-          <w:iCs/>
-          <w:sz w:val="28"/>
-          <w:szCs w:val="28"/>
-        </w:rPr>
-      </w:pPr>
-      <w:r>
-        <w:rPr>
-          <w:sz w:val="28"/>
-          <w:szCs w:val="28"/>
-        </w:rPr>
-        <w:t>Modulo: client</w:t>
+        <w:jc w:val="both"/>
+        <w:rPr>
+          <w:sz w:val="28"/>
+          <w:szCs w:val="28"/>
+        </w:rPr>
+      </w:pPr>
+      <w:r>
+        <w:rPr>
+          <w:sz w:val="28"/>
+          <w:szCs w:val="28"/>
+        </w:rPr>
+        <w:t>Contiene gli elementi condivisi tra client e server, in particolare il contratto di comunicazione, i DTO, gli enum</w:t>
+      </w:r>
+      <w:r>
+        <w:rPr>
+          <w:sz w:val="28"/>
+          <w:szCs w:val="28"/>
+        </w:rPr>
+        <w:t>erativi</w:t>
+      </w:r>
+      <w:r>
+        <w:rPr>
+          <w:sz w:val="28"/>
+          <w:szCs w:val="28"/>
+        </w:rPr>
+        <w:t xml:space="preserve"> e le configurazioni condivise.</w:t>
+      </w:r>
+    </w:p>
+    <w:p>
+      <w:pPr>
+        <w:pStyle w:val="Paragrafoelenco"/>
+        <w:numPr>
+          <w:ilvl w:val="0"/>
+          <w:numId w:val="7"/>
+        </w:numPr>
+        <w:jc w:val="both"/>
+        <w:rPr>
+          <w:b/>
+          <w:bCs/>
+          <w:i/>
+          <w:iCs/>
+          <w:sz w:val="28"/>
+          <w:szCs w:val="28"/>
+        </w:rPr>
+      </w:pPr>
+      <w:r>
+        <w:rPr>
+          <w:b/>
+          <w:bCs/>
+          <w:i/>
+          <w:iCs/>
+          <w:sz w:val="28"/>
+          <w:szCs w:val="28"/>
+        </w:rPr>
+        <w:t>theknife-client</w:t>
       </w:r>
     </w:p>
     <w:p>
@@ -1613,19 +3014,75 @@
           <w:ilvl w:val="1"/>
           <w:numId w:val="7"/>
         </w:numPr>
-        <w:rPr>
-          <w:i/>
-          <w:iCs/>
-          <w:sz w:val="28"/>
-          <w:szCs w:val="28"/>
-        </w:rPr>
-      </w:pPr>
-      <w:r>
-        <w:rPr>
-          <w:sz w:val="28"/>
-          <w:szCs w:val="28"/>
-        </w:rPr>
-        <w:t>Versione: 21.0.2</w:t>
+        <w:jc w:val="both"/>
+        <w:rPr>
+          <w:sz w:val="28"/>
+          <w:szCs w:val="28"/>
+        </w:rPr>
+      </w:pPr>
+      <w:r>
+        <w:rPr>
+          <w:sz w:val="28"/>
+          <w:szCs w:val="28"/>
+        </w:rPr>
+        <w:t>Contiene l</w:t>
+      </w:r>
+      <w:r>
+        <w:rPr>
+          <w:sz w:val="28"/>
+          <w:szCs w:val="28"/>
+        </w:rPr>
+        <w:t>’</w:t>
+      </w:r>
+      <w:r>
+        <w:rPr>
+          <w:sz w:val="28"/>
+          <w:szCs w:val="28"/>
+        </w:rPr>
+        <w:t>applicazione client e la relativa interfaccia grafica JavaFX. Si occupa della presentazione delle informazioni all'utente e dell</w:t>
+      </w:r>
+      <w:r>
+        <w:rPr>
+          <w:sz w:val="28"/>
+          <w:szCs w:val="28"/>
+        </w:rPr>
+        <w:t>’</w:t>
+      </w:r>
+      <w:r>
+        <w:rPr>
+          <w:sz w:val="28"/>
+          <w:szCs w:val="28"/>
+        </w:rPr>
+        <w:t>invio delle richieste al server.</w:t>
+      </w:r>
+    </w:p>
+    <w:p>
+      <w:pPr>
+        <w:pStyle w:val="Paragrafoelenco"/>
+        <w:numPr>
+          <w:ilvl w:val="0"/>
+          <w:numId w:val="7"/>
+        </w:numPr>
+        <w:jc w:val="both"/>
+        <w:rPr>
+          <w:b/>
+          <w:bCs/>
+          <w:i/>
+          <w:iCs/>
+          <w:sz w:val="28"/>
+          <w:szCs w:val="28"/>
+        </w:rPr>
+      </w:pPr>
+      <w:r>
+        <w:rPr>
+          <w:b/>
+          <w:bCs/>
+          <w:i/>
+          <w:iCs/>
+          <w:sz w:val="28"/>
+          <w:szCs w:val="28"/>
+        </w:rPr>
+        <w:t>theknife-server</w:t>
       </w:r>
     </w:p>
     <w:p>
@@ -1635,113 +3092,18 @@
           <w:ilvl w:val="1"/>
           <w:numId w:val="7"/>
         </w:numPr>
-        <w:rPr>
-          <w:i/>
-          <w:iCs/>
-          <w:sz w:val="28"/>
-          <w:szCs w:val="28"/>
-        </w:rPr>
-      </w:pPr>
-      <w:r>
-        <w:rPr>
-          <w:sz w:val="28"/>
-          <w:szCs w:val="28"/>
-        </w:rPr>
-        <w:t>Utilizzo:</w:t>
-      </w:r>
-      <w:r>
-        <w:rPr>
-          <w:sz w:val="28"/>
-          <w:szCs w:val="28"/>
-        </w:rPr>
-        <w:t xml:space="preserve"> c</w:t>
-      </w:r>
-      <w:r>
-        <w:rPr>
-          <w:sz w:val="28"/>
-          <w:szCs w:val="28"/>
-        </w:rPr>
-        <w:t xml:space="preserve">omponenti grafici e controlli dell'interfaccia </w:t>
-      </w:r>
-      <w:proofErr w:type="spellStart"/>
-      <w:r>
-        <w:rPr>
-          <w:sz w:val="28"/>
-          <w:szCs w:val="28"/>
-        </w:rPr>
-        <w:t>JavaFX</w:t>
-      </w:r>
-      <w:proofErr w:type="spellEnd"/>
-    </w:p>
-    <w:p>
-      <w:pPr>
-        <w:pStyle w:val="Paragrafoelenco"/>
-        <w:numPr>
-          <w:ilvl w:val="1"/>
-          <w:numId w:val="7"/>
-        </w:numPr>
-        <w:rPr>
-          <w:i/>
-          <w:iCs/>
-          <w:sz w:val="28"/>
-          <w:szCs w:val="28"/>
-        </w:rPr>
-      </w:pPr>
-      <w:r>
-        <w:rPr>
-          <w:sz w:val="28"/>
-          <w:szCs w:val="28"/>
-        </w:rPr>
-        <w:t>Descrizione:</w:t>
-      </w:r>
-    </w:p>
-    <w:p>
-      <w:pPr>
-        <w:pStyle w:val="Paragrafoelenco"/>
-        <w:numPr>
-          <w:ilvl w:val="2"/>
-          <w:numId w:val="7"/>
-        </w:numPr>
-        <w:rPr>
-          <w:i/>
-          <w:iCs/>
-          <w:sz w:val="28"/>
-          <w:szCs w:val="28"/>
-        </w:rPr>
-      </w:pPr>
-      <w:r>
-        <w:rPr>
-          <w:sz w:val="28"/>
-          <w:szCs w:val="28"/>
-        </w:rPr>
-        <w:t>F</w:t>
-      </w:r>
-      <w:r>
-        <w:rPr>
-          <w:sz w:val="28"/>
-          <w:szCs w:val="28"/>
-        </w:rPr>
-        <w:t>ornisce i componenti visivi di base necessari per costruire l’interfaccia grafica utente (GUI) lato client di un’applicazione.</w:t>
-      </w:r>
-    </w:p>
-    <w:p>
-      <w:pPr>
-        <w:pStyle w:val="Paragrafoelenco"/>
-        <w:numPr>
-          <w:ilvl w:val="2"/>
-          <w:numId w:val="7"/>
-        </w:numPr>
-        <w:rPr>
-          <w:sz w:val="28"/>
-          <w:szCs w:val="28"/>
-        </w:rPr>
-      </w:pPr>
-      <w:r>
-        <w:rPr>
-          <w:sz w:val="28"/>
-          <w:szCs w:val="28"/>
-        </w:rPr>
-        <w:t>Offre nodi pronti all'uso per l</w:t>
+        <w:jc w:val="both"/>
+        <w:rPr>
+          <w:sz w:val="28"/>
+          <w:szCs w:val="28"/>
+        </w:rPr>
+      </w:pPr>
+      <w:r>
+        <w:rPr>
+          <w:sz w:val="28"/>
+          <w:szCs w:val="28"/>
+        </w:rPr>
+        <w:t>Contiene l</w:t>
       </w:r>
       <w:r>
         <w:rPr>
@@ -1755,1588 +3117,6 @@
           <w:sz w:val="28"/>
           <w:szCs w:val="28"/>
         </w:rPr>
-        <w:t xml:space="preserve">interazione con l'utente (pulsanti, caselle di testo, </w:t>
-      </w:r>
-      <w:r>
-        <w:rPr>
-          <w:i/>
-          <w:iCs/>
-          <w:sz w:val="28"/>
-          <w:szCs w:val="28"/>
-        </w:rPr>
-        <w:t>slider</w:t>
-      </w:r>
-      <w:r>
-        <w:rPr>
-          <w:sz w:val="28"/>
-          <w:szCs w:val="28"/>
-        </w:rPr>
-        <w:t xml:space="preserve">, </w:t>
-      </w:r>
-      <w:proofErr w:type="spellStart"/>
-      <w:r>
-        <w:rPr>
-          <w:i/>
-          <w:iCs/>
-          <w:sz w:val="28"/>
-          <w:szCs w:val="28"/>
-        </w:rPr>
-        <w:t>checkbox</w:t>
-      </w:r>
-      <w:proofErr w:type="spellEnd"/>
-      <w:r>
-        <w:rPr>
-          <w:sz w:val="28"/>
-          <w:szCs w:val="28"/>
-        </w:rPr>
-        <w:t>).</w:t>
-      </w:r>
-    </w:p>
-    <w:p>
-      <w:pPr>
-        <w:pStyle w:val="Paragrafoelenco"/>
-        <w:numPr>
-          <w:ilvl w:val="2"/>
-          <w:numId w:val="7"/>
-        </w:numPr>
-        <w:rPr>
-          <w:sz w:val="28"/>
-          <w:szCs w:val="28"/>
-        </w:rPr>
-      </w:pPr>
-      <w:r>
-        <w:rPr>
-          <w:sz w:val="28"/>
-          <w:szCs w:val="28"/>
-        </w:rPr>
-        <w:t>Contiene componenti avanzati come tabelle (</w:t>
-      </w:r>
-      <w:proofErr w:type="spellStart"/>
-      <w:r>
-        <w:rPr>
-          <w:i/>
-          <w:iCs/>
-          <w:sz w:val="28"/>
-          <w:szCs w:val="28"/>
-        </w:rPr>
-        <w:t>TableView</w:t>
-      </w:r>
-      <w:proofErr w:type="spellEnd"/>
-      <w:r>
-        <w:rPr>
-          <w:sz w:val="28"/>
-          <w:szCs w:val="28"/>
-        </w:rPr>
-        <w:t>) e alberi (</w:t>
-      </w:r>
-      <w:proofErr w:type="spellStart"/>
-      <w:r>
-        <w:rPr>
-          <w:i/>
-          <w:iCs/>
-          <w:sz w:val="28"/>
-          <w:szCs w:val="28"/>
-        </w:rPr>
-        <w:t>TreeView</w:t>
-      </w:r>
-      <w:proofErr w:type="spellEnd"/>
-      <w:r>
-        <w:rPr>
-          <w:sz w:val="28"/>
-          <w:szCs w:val="28"/>
-        </w:rPr>
-        <w:t xml:space="preserve">) per </w:t>
-      </w:r>
-      <w:r>
-        <w:rPr>
-          <w:sz w:val="28"/>
-          <w:szCs w:val="28"/>
-        </w:rPr>
-        <w:t>visualizzare</w:t>
-      </w:r>
-      <w:r>
-        <w:rPr>
-          <w:sz w:val="28"/>
-          <w:szCs w:val="28"/>
-        </w:rPr>
-        <w:t xml:space="preserve"> strutture dati.</w:t>
-      </w:r>
-    </w:p>
-    <w:p>
-      <w:pPr>
-        <w:pStyle w:val="Paragrafoelenco"/>
-        <w:numPr>
-          <w:ilvl w:val="2"/>
-          <w:numId w:val="7"/>
-        </w:numPr>
-        <w:rPr>
-          <w:sz w:val="28"/>
-          <w:szCs w:val="28"/>
-        </w:rPr>
-      </w:pPr>
-      <w:r>
-        <w:rPr>
-          <w:sz w:val="28"/>
-          <w:szCs w:val="28"/>
-        </w:rPr>
-        <w:lastRenderedPageBreak/>
-        <w:t>Fornisce componenti integrati per la visualizzazione dei dati tramite grafici (</w:t>
-      </w:r>
-      <w:r>
-        <w:rPr>
-          <w:i/>
-          <w:iCs/>
-          <w:sz w:val="28"/>
-          <w:szCs w:val="28"/>
-        </w:rPr>
-        <w:t>charts</w:t>
-      </w:r>
-      <w:r>
-        <w:rPr>
-          <w:sz w:val="28"/>
-          <w:szCs w:val="28"/>
-        </w:rPr>
-        <w:t>).</w:t>
-      </w:r>
-    </w:p>
-    <w:p>
-      <w:pPr>
-        <w:pStyle w:val="Paragrafoelenco"/>
-        <w:numPr>
-          <w:ilvl w:val="2"/>
-          <w:numId w:val="7"/>
-        </w:numPr>
-        <w:rPr>
-          <w:sz w:val="28"/>
-          <w:szCs w:val="28"/>
-        </w:rPr>
-      </w:pPr>
-      <w:r>
-        <w:rPr>
-          <w:sz w:val="28"/>
-          <w:szCs w:val="28"/>
-        </w:rPr>
-        <w:t>Comprende</w:t>
-      </w:r>
-      <w:r>
-        <w:rPr>
-          <w:sz w:val="28"/>
-          <w:szCs w:val="28"/>
-        </w:rPr>
-        <w:t xml:space="preserve"> classi per definire l</w:t>
-      </w:r>
-      <w:r>
-        <w:rPr>
-          <w:sz w:val="28"/>
-          <w:szCs w:val="28"/>
-        </w:rPr>
-        <w:t>’</w:t>
-      </w:r>
-      <w:r>
-        <w:rPr>
-          <w:sz w:val="28"/>
-          <w:szCs w:val="28"/>
-        </w:rPr>
-        <w:t>aspetto grafico e la personalizzazione tramite CSS dei vari controlli.</w:t>
-      </w:r>
-    </w:p>
-    <w:p>
-      <w:pPr>
-        <w:rPr>
-          <w:i/>
-          <w:iCs/>
-          <w:sz w:val="28"/>
-          <w:szCs w:val="28"/>
-        </w:rPr>
-      </w:pPr>
-    </w:p>
-    <w:p>
-      <w:pPr>
-        <w:pStyle w:val="Paragrafoelenco"/>
-        <w:numPr>
-          <w:ilvl w:val="0"/>
-          <w:numId w:val="7"/>
-        </w:numPr>
-        <w:rPr>
-          <w:i/>
-          <w:iCs/>
-          <w:sz w:val="28"/>
-          <w:szCs w:val="28"/>
-        </w:rPr>
-      </w:pPr>
-      <w:proofErr w:type="spellStart"/>
-      <w:r>
-        <w:rPr>
-          <w:i/>
-          <w:iCs/>
-          <w:sz w:val="28"/>
-          <w:szCs w:val="28"/>
-        </w:rPr>
-        <w:t>JavaFX</w:t>
-      </w:r>
-      <w:proofErr w:type="spellEnd"/>
-      <w:r>
-        <w:rPr>
-          <w:i/>
-          <w:iCs/>
-          <w:sz w:val="28"/>
-          <w:szCs w:val="28"/>
-        </w:rPr>
-        <w:t xml:space="preserve"> FXML</w:t>
-      </w:r>
-    </w:p>
-    <w:p>
-      <w:pPr>
-        <w:pStyle w:val="Paragrafoelenco"/>
-        <w:numPr>
-          <w:ilvl w:val="1"/>
-          <w:numId w:val="7"/>
-        </w:numPr>
-        <w:rPr>
-          <w:i/>
-          <w:iCs/>
-          <w:sz w:val="28"/>
-          <w:szCs w:val="28"/>
-        </w:rPr>
-      </w:pPr>
-      <w:r>
-        <w:rPr>
-          <w:sz w:val="28"/>
-          <w:szCs w:val="28"/>
-        </w:rPr>
-        <w:t>Modulo: client</w:t>
-      </w:r>
-    </w:p>
-    <w:p>
-      <w:pPr>
-        <w:pStyle w:val="Paragrafoelenco"/>
-        <w:numPr>
-          <w:ilvl w:val="1"/>
-          <w:numId w:val="7"/>
-        </w:numPr>
-        <w:rPr>
-          <w:i/>
-          <w:iCs/>
-          <w:sz w:val="28"/>
-          <w:szCs w:val="28"/>
-        </w:rPr>
-      </w:pPr>
-      <w:r>
-        <w:rPr>
-          <w:sz w:val="28"/>
-          <w:szCs w:val="28"/>
-        </w:rPr>
-        <w:t>Versione: 21.0.2</w:t>
-      </w:r>
-    </w:p>
-    <w:p>
-      <w:pPr>
-        <w:pStyle w:val="Paragrafoelenco"/>
-        <w:numPr>
-          <w:ilvl w:val="1"/>
-          <w:numId w:val="7"/>
-        </w:numPr>
-        <w:rPr>
-          <w:i/>
-          <w:iCs/>
-          <w:sz w:val="28"/>
-          <w:szCs w:val="28"/>
-        </w:rPr>
-      </w:pPr>
-      <w:r>
-        <w:rPr>
-          <w:sz w:val="28"/>
-          <w:szCs w:val="28"/>
-        </w:rPr>
-        <w:t>Utilizzo:</w:t>
-      </w:r>
-      <w:r>
-        <w:rPr>
-          <w:sz w:val="28"/>
-          <w:szCs w:val="28"/>
-        </w:rPr>
-        <w:t xml:space="preserve"> </w:t>
-      </w:r>
-      <w:r>
-        <w:rPr>
-          <w:sz w:val="28"/>
-          <w:szCs w:val="28"/>
-        </w:rPr>
-        <w:t>FXML per la definizione delle interfacce grafiche</w:t>
-      </w:r>
-    </w:p>
-    <w:p>
-      <w:pPr>
-        <w:pStyle w:val="Paragrafoelenco"/>
-        <w:numPr>
-          <w:ilvl w:val="1"/>
-          <w:numId w:val="7"/>
-        </w:numPr>
-        <w:rPr>
-          <w:i/>
-          <w:iCs/>
-          <w:sz w:val="28"/>
-          <w:szCs w:val="28"/>
-        </w:rPr>
-      </w:pPr>
-      <w:r>
-        <w:rPr>
-          <w:sz w:val="28"/>
-          <w:szCs w:val="28"/>
-        </w:rPr>
-        <w:t>Descrizione:</w:t>
-      </w:r>
-    </w:p>
-    <w:p>
-      <w:pPr>
-        <w:pStyle w:val="Paragrafoelenco"/>
-        <w:numPr>
-          <w:ilvl w:val="2"/>
-          <w:numId w:val="7"/>
-        </w:numPr>
-        <w:rPr>
-          <w:i/>
-          <w:iCs/>
-          <w:sz w:val="28"/>
-          <w:szCs w:val="28"/>
-        </w:rPr>
-      </w:pPr>
-      <w:r>
-        <w:rPr>
-          <w:sz w:val="28"/>
-          <w:szCs w:val="28"/>
-        </w:rPr>
-        <w:t>FXML è un linguaggio basato su XML che serve a definire in modo dichiarativo l</w:t>
-      </w:r>
-      <w:r>
-        <w:rPr>
-          <w:sz w:val="28"/>
-          <w:szCs w:val="28"/>
-        </w:rPr>
-        <w:t>’</w:t>
-      </w:r>
-      <w:r>
-        <w:rPr>
-          <w:sz w:val="28"/>
-          <w:szCs w:val="28"/>
-        </w:rPr>
-        <w:t xml:space="preserve">interfaccia grafica (GUI), separando </w:t>
-      </w:r>
-      <w:r>
-        <w:rPr>
-          <w:sz w:val="28"/>
-          <w:szCs w:val="28"/>
-        </w:rPr>
-        <w:t>l’aspetto estetico</w:t>
-      </w:r>
-      <w:r>
-        <w:rPr>
-          <w:sz w:val="28"/>
-          <w:szCs w:val="28"/>
-        </w:rPr>
-        <w:t xml:space="preserve"> del front-end dalla logica di programmazione scritta in Java</w:t>
-      </w:r>
-      <w:r>
-        <w:rPr>
-          <w:sz w:val="28"/>
-          <w:szCs w:val="28"/>
-        </w:rPr>
-        <w:t>.</w:t>
-      </w:r>
-    </w:p>
-    <w:p>
-      <w:pPr>
-        <w:pStyle w:val="Paragrafoelenco"/>
-        <w:numPr>
-          <w:ilvl w:val="2"/>
-          <w:numId w:val="7"/>
-        </w:numPr>
-        <w:rPr>
-          <w:i/>
-          <w:iCs/>
-          <w:sz w:val="28"/>
-          <w:szCs w:val="28"/>
-        </w:rPr>
-      </w:pPr>
-      <w:r>
-        <w:rPr>
-          <w:sz w:val="28"/>
-          <w:szCs w:val="28"/>
-        </w:rPr>
-        <w:t xml:space="preserve">Garantisce buona manutenibilità, in quanto una modifica </w:t>
-      </w:r>
-      <w:r>
-        <w:rPr>
-          <w:sz w:val="28"/>
-          <w:szCs w:val="28"/>
-        </w:rPr>
-        <w:t>della posizione di un elemento grafico non richiede la ricompilazione del codice Java del client.</w:t>
-      </w:r>
-    </w:p>
-    <w:p>
-      <w:pPr>
-        <w:pStyle w:val="Paragrafoelenco"/>
-        <w:numPr>
-          <w:ilvl w:val="2"/>
-          <w:numId w:val="7"/>
-        </w:numPr>
-        <w:rPr>
-          <w:sz w:val="28"/>
-          <w:szCs w:val="28"/>
-        </w:rPr>
-      </w:pPr>
-      <w:r>
-        <w:rPr>
-          <w:sz w:val="28"/>
-          <w:szCs w:val="28"/>
-        </w:rPr>
-        <w:t>Si abbina al pattern Model-View-Controller (MVC).</w:t>
-      </w:r>
-    </w:p>
-    <w:p>
-      <w:pPr>
-        <w:rPr>
-          <w:i/>
-          <w:iCs/>
-          <w:sz w:val="28"/>
-          <w:szCs w:val="28"/>
-        </w:rPr>
-      </w:pPr>
-    </w:p>
-    <w:p>
-      <w:pPr>
-        <w:pStyle w:val="Paragrafoelenco"/>
-        <w:numPr>
-          <w:ilvl w:val="0"/>
-          <w:numId w:val="7"/>
-        </w:numPr>
-        <w:rPr>
-          <w:i/>
-          <w:iCs/>
-          <w:sz w:val="28"/>
-          <w:szCs w:val="28"/>
-        </w:rPr>
-      </w:pPr>
-      <w:proofErr w:type="spellStart"/>
-      <w:r>
-        <w:rPr>
-          <w:i/>
-          <w:iCs/>
-          <w:sz w:val="28"/>
-          <w:szCs w:val="28"/>
-        </w:rPr>
-        <w:t>PostgreSQL</w:t>
-      </w:r>
-      <w:proofErr w:type="spellEnd"/>
-      <w:r>
-        <w:rPr>
-          <w:i/>
-          <w:iCs/>
-          <w:sz w:val="28"/>
-          <w:szCs w:val="28"/>
-        </w:rPr>
-        <w:t xml:space="preserve"> JDBC Driver</w:t>
-      </w:r>
-    </w:p>
-    <w:p>
-      <w:pPr>
-        <w:pStyle w:val="Paragrafoelenco"/>
-        <w:numPr>
-          <w:ilvl w:val="1"/>
-          <w:numId w:val="7"/>
-        </w:numPr>
-        <w:rPr>
-          <w:i/>
-          <w:iCs/>
-          <w:sz w:val="28"/>
-          <w:szCs w:val="28"/>
-        </w:rPr>
-      </w:pPr>
-      <w:r>
-        <w:rPr>
-          <w:sz w:val="28"/>
-          <w:szCs w:val="28"/>
-        </w:rPr>
-        <w:t>Modulo: server</w:t>
-      </w:r>
-    </w:p>
-    <w:p>
-      <w:pPr>
-        <w:pStyle w:val="Paragrafoelenco"/>
-        <w:numPr>
-          <w:ilvl w:val="1"/>
-          <w:numId w:val="7"/>
-        </w:numPr>
-        <w:rPr>
-          <w:i/>
-          <w:iCs/>
-          <w:sz w:val="28"/>
-          <w:szCs w:val="28"/>
-        </w:rPr>
-      </w:pPr>
-      <w:r>
-        <w:rPr>
-          <w:sz w:val="28"/>
-          <w:szCs w:val="28"/>
-        </w:rPr>
-        <w:t>Versione: 42.7.3</w:t>
-      </w:r>
-    </w:p>
-    <w:p>
-      <w:pPr>
-        <w:pStyle w:val="Paragrafoelenco"/>
-        <w:numPr>
-          <w:ilvl w:val="1"/>
-          <w:numId w:val="7"/>
-        </w:numPr>
-        <w:rPr>
-          <w:i/>
-          <w:iCs/>
-          <w:sz w:val="28"/>
-          <w:szCs w:val="28"/>
-        </w:rPr>
-      </w:pPr>
-      <w:r>
-        <w:rPr>
-          <w:sz w:val="28"/>
-          <w:szCs w:val="28"/>
-        </w:rPr>
-        <w:t>Utilizzo:</w:t>
-      </w:r>
-      <w:r>
-        <w:rPr>
-          <w:sz w:val="28"/>
-          <w:szCs w:val="28"/>
-        </w:rPr>
-        <w:t xml:space="preserve"> c</w:t>
-      </w:r>
-      <w:r>
-        <w:rPr>
-          <w:sz w:val="28"/>
-          <w:szCs w:val="28"/>
-        </w:rPr>
-        <w:t xml:space="preserve">onnessione e comunicazione con </w:t>
-      </w:r>
-      <w:r>
-        <w:rPr>
-          <w:sz w:val="28"/>
-          <w:szCs w:val="28"/>
-        </w:rPr>
-        <w:t>la base di dati</w:t>
-      </w:r>
-      <w:r>
-        <w:rPr>
-          <w:sz w:val="28"/>
-          <w:szCs w:val="28"/>
-        </w:rPr>
-        <w:t xml:space="preserve"> </w:t>
-      </w:r>
-      <w:proofErr w:type="spellStart"/>
-      <w:r>
-        <w:rPr>
-          <w:sz w:val="28"/>
-          <w:szCs w:val="28"/>
-        </w:rPr>
-        <w:t>PostgreSQL</w:t>
-      </w:r>
-      <w:proofErr w:type="spellEnd"/>
-    </w:p>
-    <w:p>
-      <w:pPr>
-        <w:pStyle w:val="Paragrafoelenco"/>
-        <w:numPr>
-          <w:ilvl w:val="1"/>
-          <w:numId w:val="7"/>
-        </w:numPr>
-        <w:rPr>
-          <w:i/>
-          <w:iCs/>
-          <w:sz w:val="28"/>
-          <w:szCs w:val="28"/>
-        </w:rPr>
-      </w:pPr>
-      <w:r>
-        <w:rPr>
-          <w:sz w:val="28"/>
-          <w:szCs w:val="28"/>
-        </w:rPr>
-        <w:t>Descrizione:</w:t>
-      </w:r>
-    </w:p>
-    <w:p>
-      <w:pPr>
-        <w:pStyle w:val="Paragrafoelenco"/>
-        <w:numPr>
-          <w:ilvl w:val="2"/>
-          <w:numId w:val="7"/>
-        </w:numPr>
-        <w:rPr>
-          <w:i/>
-          <w:iCs/>
-          <w:sz w:val="28"/>
-          <w:szCs w:val="28"/>
-        </w:rPr>
-      </w:pPr>
-      <w:r>
-        <w:rPr>
-          <w:sz w:val="28"/>
-          <w:szCs w:val="28"/>
-        </w:rPr>
-        <w:t>S</w:t>
-      </w:r>
-      <w:r>
-        <w:rPr>
-          <w:sz w:val="28"/>
-          <w:szCs w:val="28"/>
-        </w:rPr>
-        <w:t>erve ad aprire canali di</w:t>
-      </w:r>
-      <w:r>
-        <w:rPr>
-          <w:sz w:val="28"/>
-          <w:szCs w:val="28"/>
-        </w:rPr>
-        <w:t xml:space="preserve"> comunicazione tra </w:t>
-      </w:r>
-      <w:r>
-        <w:rPr>
-          <w:sz w:val="28"/>
-          <w:szCs w:val="28"/>
-        </w:rPr>
-        <w:t>un</w:t>
-      </w:r>
-      <w:r>
-        <w:rPr>
-          <w:sz w:val="28"/>
-          <w:szCs w:val="28"/>
-        </w:rPr>
-        <w:t xml:space="preserve"> server applicativo scritto in Java e </w:t>
-      </w:r>
-      <w:r>
-        <w:rPr>
-          <w:sz w:val="28"/>
-          <w:szCs w:val="28"/>
-        </w:rPr>
-        <w:t>una base di dati</w:t>
-      </w:r>
-      <w:r>
-        <w:rPr>
-          <w:sz w:val="28"/>
-          <w:szCs w:val="28"/>
-        </w:rPr>
-        <w:t xml:space="preserve"> </w:t>
-      </w:r>
-      <w:proofErr w:type="spellStart"/>
-      <w:r>
-        <w:rPr>
-          <w:sz w:val="28"/>
-          <w:szCs w:val="28"/>
-        </w:rPr>
-        <w:t>PostgreSQL.</w:t>
-      </w:r>
-      <w:proofErr w:type="spellEnd"/>
-    </w:p>
-    <w:p>
-      <w:pPr>
-        <w:pStyle w:val="Paragrafoelenco"/>
-        <w:numPr>
-          <w:ilvl w:val="2"/>
-          <w:numId w:val="7"/>
-        </w:numPr>
-        <w:rPr>
-          <w:i/>
-          <w:iCs/>
-          <w:sz w:val="28"/>
-          <w:szCs w:val="28"/>
-        </w:rPr>
-      </w:pPr>
-      <w:r>
-        <w:rPr>
-          <w:sz w:val="28"/>
-          <w:szCs w:val="28"/>
-        </w:rPr>
-        <w:t xml:space="preserve">Implementa l’interfaccia JDBC e permette all’applicazione Java di inviare </w:t>
-      </w:r>
-      <w:r>
-        <w:rPr>
-          <w:sz w:val="28"/>
-          <w:szCs w:val="28"/>
-        </w:rPr>
-        <w:t xml:space="preserve">istruzioni SQL alla base di dati </w:t>
-      </w:r>
-      <w:proofErr w:type="spellStart"/>
-      <w:r>
-        <w:rPr>
-          <w:sz w:val="28"/>
-          <w:szCs w:val="28"/>
-        </w:rPr>
-        <w:t>PostgreSQL</w:t>
-      </w:r>
-      <w:proofErr w:type="spellEnd"/>
-      <w:r>
-        <w:rPr>
-          <w:sz w:val="28"/>
-          <w:szCs w:val="28"/>
-        </w:rPr>
-        <w:t xml:space="preserve"> e di riceverne i risultati.</w:t>
-      </w:r>
-    </w:p>
-    <w:p>
-      <w:pPr>
-        <w:pStyle w:val="Paragrafoelenco"/>
-        <w:numPr>
-          <w:ilvl w:val="2"/>
-          <w:numId w:val="7"/>
-        </w:numPr>
-        <w:rPr>
-          <w:i/>
-          <w:iCs/>
-          <w:sz w:val="28"/>
-          <w:szCs w:val="28"/>
-        </w:rPr>
-      </w:pPr>
-      <w:r>
-        <w:rPr>
-          <w:sz w:val="28"/>
-          <w:szCs w:val="28"/>
-        </w:rPr>
-        <w:t>C</w:t>
-      </w:r>
-      <w:r>
-        <w:rPr>
-          <w:sz w:val="28"/>
-          <w:szCs w:val="28"/>
-        </w:rPr>
-        <w:t xml:space="preserve">onverte </w:t>
-      </w:r>
-      <w:r>
-        <w:rPr>
-          <w:sz w:val="28"/>
-          <w:szCs w:val="28"/>
-        </w:rPr>
-        <w:t xml:space="preserve">i tipi di dati di </w:t>
-      </w:r>
-      <w:proofErr w:type="spellStart"/>
-      <w:r>
-        <w:rPr>
-          <w:sz w:val="28"/>
-          <w:szCs w:val="28"/>
-        </w:rPr>
-        <w:t>PostgreSQL</w:t>
-      </w:r>
-      <w:proofErr w:type="spellEnd"/>
-      <w:r>
-        <w:rPr>
-          <w:sz w:val="28"/>
-          <w:szCs w:val="28"/>
-        </w:rPr>
-        <w:t xml:space="preserve"> in oggetti comprensibili per Java e viceversa.</w:t>
-      </w:r>
-    </w:p>
-    <w:p>
-      <w:pPr>
-        <w:pStyle w:val="Paragrafoelenco"/>
-        <w:numPr>
-          <w:ilvl w:val="2"/>
-          <w:numId w:val="7"/>
-        </w:numPr>
-        <w:rPr>
-          <w:sz w:val="28"/>
-          <w:szCs w:val="28"/>
-        </w:rPr>
-      </w:pPr>
-      <w:r>
-        <w:rPr>
-          <w:sz w:val="28"/>
-          <w:szCs w:val="28"/>
-        </w:rPr>
-        <w:t>Gestisce le transazioni s</w:t>
-      </w:r>
-      <w:r>
-        <w:rPr>
-          <w:sz w:val="28"/>
-          <w:szCs w:val="28"/>
-        </w:rPr>
-        <w:t>upporta</w:t>
-      </w:r>
-      <w:r>
-        <w:rPr>
-          <w:sz w:val="28"/>
-          <w:szCs w:val="28"/>
-        </w:rPr>
-        <w:t>ndo</w:t>
-      </w:r>
-      <w:r>
-        <w:rPr>
-          <w:sz w:val="28"/>
-          <w:szCs w:val="28"/>
-        </w:rPr>
-        <w:t xml:space="preserve"> il controllo delle modifiche ai dati per garantire l'affidabilità delle informazioni.</w:t>
-      </w:r>
-    </w:p>
-    <w:p>
-      <w:pPr>
-        <w:rPr>
-          <w:i/>
-          <w:iCs/>
-          <w:sz w:val="28"/>
-          <w:szCs w:val="28"/>
-        </w:rPr>
-      </w:pPr>
-    </w:p>
-    <w:p>
-      <w:pPr>
-        <w:pStyle w:val="Paragrafoelenco"/>
-        <w:numPr>
-          <w:ilvl w:val="0"/>
-          <w:numId w:val="7"/>
-        </w:numPr>
-        <w:rPr>
-          <w:i/>
-          <w:iCs/>
-          <w:sz w:val="28"/>
-          <w:szCs w:val="28"/>
-        </w:rPr>
-      </w:pPr>
-      <w:proofErr w:type="spellStart"/>
-      <w:r>
-        <w:rPr>
-          <w:i/>
-          <w:iCs/>
-          <w:sz w:val="28"/>
-          <w:szCs w:val="28"/>
-        </w:rPr>
-        <w:t>BCrypt</w:t>
-      </w:r>
-      <w:proofErr w:type="spellEnd"/>
-      <w:r>
-        <w:rPr>
-          <w:i/>
-          <w:iCs/>
-          <w:sz w:val="28"/>
-          <w:szCs w:val="28"/>
-        </w:rPr>
-        <w:t xml:space="preserve"> (at.favre.lib)</w:t>
-      </w:r>
-    </w:p>
-    <w:p>
-      <w:pPr>
-        <w:pStyle w:val="Paragrafoelenco"/>
-        <w:numPr>
-          <w:ilvl w:val="1"/>
-          <w:numId w:val="7"/>
-        </w:numPr>
-        <w:rPr>
-          <w:i/>
-          <w:iCs/>
-          <w:sz w:val="28"/>
-          <w:szCs w:val="28"/>
-        </w:rPr>
-      </w:pPr>
-      <w:r>
-        <w:rPr>
-          <w:sz w:val="28"/>
-          <w:szCs w:val="28"/>
-        </w:rPr>
-        <w:t>Modulo: server</w:t>
-      </w:r>
-    </w:p>
-    <w:p>
-      <w:pPr>
-        <w:pStyle w:val="Paragrafoelenco"/>
-        <w:numPr>
-          <w:ilvl w:val="1"/>
-          <w:numId w:val="7"/>
-        </w:numPr>
-        <w:rPr>
-          <w:i/>
-          <w:iCs/>
-          <w:sz w:val="28"/>
-          <w:szCs w:val="28"/>
-        </w:rPr>
-      </w:pPr>
-      <w:r>
-        <w:rPr>
-          <w:sz w:val="28"/>
-          <w:szCs w:val="28"/>
-        </w:rPr>
-        <w:lastRenderedPageBreak/>
-        <w:t>Versione: 0.10.2</w:t>
-      </w:r>
-    </w:p>
-    <w:p>
-      <w:pPr>
-        <w:pStyle w:val="Paragrafoelenco"/>
-        <w:numPr>
-          <w:ilvl w:val="1"/>
-          <w:numId w:val="7"/>
-        </w:numPr>
-        <w:rPr>
-          <w:i/>
-          <w:iCs/>
-          <w:sz w:val="28"/>
-          <w:szCs w:val="28"/>
-        </w:rPr>
-      </w:pPr>
-      <w:r>
-        <w:rPr>
-          <w:sz w:val="28"/>
-          <w:szCs w:val="28"/>
-        </w:rPr>
-        <w:t>Utilizzo:</w:t>
-      </w:r>
-      <w:r>
-        <w:rPr>
-          <w:sz w:val="28"/>
-          <w:szCs w:val="28"/>
-        </w:rPr>
-        <w:t xml:space="preserve"> </w:t>
-      </w:r>
-      <w:proofErr w:type="spellStart"/>
-      <w:r>
-        <w:rPr>
-          <w:sz w:val="28"/>
-          <w:szCs w:val="28"/>
-        </w:rPr>
-        <w:t>h</w:t>
-      </w:r>
-      <w:r>
-        <w:rPr>
-          <w:sz w:val="28"/>
-          <w:szCs w:val="28"/>
-        </w:rPr>
-        <w:t>ashing</w:t>
-      </w:r>
-      <w:proofErr w:type="spellEnd"/>
-      <w:r>
-        <w:rPr>
-          <w:sz w:val="28"/>
-          <w:szCs w:val="28"/>
-        </w:rPr>
-        <w:t>/verifica delle password</w:t>
-      </w:r>
-    </w:p>
-    <w:p>
-      <w:pPr>
-        <w:pStyle w:val="Paragrafoelenco"/>
-        <w:numPr>
-          <w:ilvl w:val="1"/>
-          <w:numId w:val="7"/>
-        </w:numPr>
-        <w:rPr>
-          <w:i/>
-          <w:iCs/>
-          <w:sz w:val="28"/>
-          <w:szCs w:val="28"/>
-        </w:rPr>
-      </w:pPr>
-      <w:r>
-        <w:rPr>
-          <w:sz w:val="28"/>
-          <w:szCs w:val="28"/>
-        </w:rPr>
-        <w:t xml:space="preserve">Descrizione: </w:t>
-      </w:r>
-    </w:p>
-    <w:p>
-      <w:pPr>
-        <w:pStyle w:val="Paragrafoelenco"/>
-        <w:numPr>
-          <w:ilvl w:val="2"/>
-          <w:numId w:val="7"/>
-        </w:numPr>
-        <w:rPr>
-          <w:i/>
-          <w:iCs/>
-          <w:sz w:val="28"/>
-          <w:szCs w:val="28"/>
-        </w:rPr>
-      </w:pPr>
-      <w:r>
-        <w:rPr>
-          <w:sz w:val="28"/>
-          <w:szCs w:val="28"/>
-        </w:rPr>
-        <w:t>S</w:t>
-      </w:r>
-      <w:r>
-        <w:rPr>
-          <w:sz w:val="28"/>
-          <w:szCs w:val="28"/>
-        </w:rPr>
-        <w:t xml:space="preserve">erve ad eseguire </w:t>
-      </w:r>
-      <w:r>
-        <w:rPr>
-          <w:sz w:val="28"/>
-          <w:szCs w:val="28"/>
-        </w:rPr>
-        <w:t>l</w:t>
-      </w:r>
-      <w:r>
-        <w:rPr>
-          <w:sz w:val="28"/>
-          <w:szCs w:val="28"/>
-        </w:rPr>
-        <w:t>’</w:t>
-      </w:r>
-      <w:proofErr w:type="spellStart"/>
-      <w:r>
-        <w:rPr>
-          <w:sz w:val="28"/>
-          <w:szCs w:val="28"/>
-        </w:rPr>
-        <w:t>hashing</w:t>
-      </w:r>
-      <w:proofErr w:type="spellEnd"/>
-      <w:r>
-        <w:rPr>
-          <w:sz w:val="28"/>
-          <w:szCs w:val="28"/>
-        </w:rPr>
-        <w:t xml:space="preserve"> delle password degli utenti</w:t>
-      </w:r>
-      <w:r>
-        <w:rPr>
-          <w:sz w:val="28"/>
-          <w:szCs w:val="28"/>
-        </w:rPr>
-        <w:t xml:space="preserve"> utilizzando l’algoritmo </w:t>
-      </w:r>
-      <w:proofErr w:type="spellStart"/>
-      <w:r>
-        <w:rPr>
-          <w:sz w:val="28"/>
-          <w:szCs w:val="28"/>
-        </w:rPr>
-        <w:t>BCrypt</w:t>
-      </w:r>
-      <w:proofErr w:type="spellEnd"/>
-      <w:r>
-        <w:rPr>
-          <w:sz w:val="28"/>
-          <w:szCs w:val="28"/>
-        </w:rPr>
-        <w:t xml:space="preserve">, </w:t>
-      </w:r>
-      <w:r>
-        <w:rPr>
-          <w:sz w:val="28"/>
-          <w:szCs w:val="28"/>
-        </w:rPr>
-        <w:t>evita</w:t>
-      </w:r>
-      <w:r>
-        <w:rPr>
-          <w:sz w:val="28"/>
-          <w:szCs w:val="28"/>
-        </w:rPr>
-        <w:t>ndo</w:t>
-      </w:r>
-      <w:r>
-        <w:rPr>
-          <w:sz w:val="28"/>
-          <w:szCs w:val="28"/>
-        </w:rPr>
-        <w:t xml:space="preserve"> di memorizzare le password in chiaro nella base di dati</w:t>
-      </w:r>
-      <w:r>
-        <w:rPr>
-          <w:sz w:val="28"/>
-          <w:szCs w:val="28"/>
-        </w:rPr>
-        <w:t>.</w:t>
-      </w:r>
-    </w:p>
-    <w:p>
-      <w:pPr>
-        <w:pStyle w:val="Paragrafoelenco"/>
-        <w:numPr>
-          <w:ilvl w:val="2"/>
-          <w:numId w:val="7"/>
-        </w:numPr>
-        <w:rPr>
-          <w:i/>
-          <w:iCs/>
-          <w:sz w:val="28"/>
-          <w:szCs w:val="28"/>
-        </w:rPr>
-      </w:pPr>
-      <w:r>
-        <w:rPr>
-          <w:sz w:val="28"/>
-          <w:szCs w:val="28"/>
-        </w:rPr>
-        <w:t>Utilizza</w:t>
-      </w:r>
-      <w:r>
-        <w:rPr>
-          <w:sz w:val="28"/>
-          <w:szCs w:val="28"/>
-        </w:rPr>
-        <w:t xml:space="preserve"> un valore casuale (</w:t>
-      </w:r>
-      <w:proofErr w:type="spellStart"/>
-      <w:r>
-        <w:rPr>
-          <w:i/>
-          <w:iCs/>
-          <w:sz w:val="28"/>
-          <w:szCs w:val="28"/>
-        </w:rPr>
-        <w:t>salt</w:t>
-      </w:r>
-      <w:proofErr w:type="spellEnd"/>
-      <w:r>
-        <w:rPr>
-          <w:sz w:val="28"/>
-          <w:szCs w:val="28"/>
-        </w:rPr>
-        <w:t xml:space="preserve">) </w:t>
-      </w:r>
-      <w:r>
-        <w:rPr>
-          <w:sz w:val="28"/>
-          <w:szCs w:val="28"/>
-        </w:rPr>
-        <w:t>per impedire</w:t>
-      </w:r>
-      <w:r>
-        <w:rPr>
-          <w:sz w:val="28"/>
-          <w:szCs w:val="28"/>
-        </w:rPr>
-        <w:t xml:space="preserve"> attacchi con tabelle precompilate (</w:t>
-      </w:r>
-      <w:proofErr w:type="spellStart"/>
-      <w:r>
-        <w:rPr>
-          <w:i/>
-          <w:iCs/>
-          <w:sz w:val="28"/>
-          <w:szCs w:val="28"/>
-        </w:rPr>
-        <w:t>rainbow</w:t>
-      </w:r>
-      <w:proofErr w:type="spellEnd"/>
-      <w:r>
-        <w:rPr>
-          <w:i/>
-          <w:iCs/>
-          <w:sz w:val="28"/>
-          <w:szCs w:val="28"/>
-        </w:rPr>
-        <w:t xml:space="preserve"> </w:t>
-      </w:r>
-      <w:proofErr w:type="spellStart"/>
-      <w:r>
-        <w:rPr>
-          <w:i/>
-          <w:iCs/>
-          <w:sz w:val="28"/>
-          <w:szCs w:val="28"/>
-        </w:rPr>
-        <w:t>tables</w:t>
-      </w:r>
-      <w:proofErr w:type="spellEnd"/>
-      <w:r>
-        <w:rPr>
-          <w:sz w:val="28"/>
-          <w:szCs w:val="28"/>
-        </w:rPr>
-        <w:t>)</w:t>
-      </w:r>
-      <w:r>
-        <w:rPr>
-          <w:sz w:val="28"/>
-          <w:szCs w:val="28"/>
-        </w:rPr>
-        <w:t>.</w:t>
-      </w:r>
-    </w:p>
-    <w:p>
-      <w:pPr>
-        <w:pStyle w:val="Paragrafoelenco"/>
-        <w:numPr>
-          <w:ilvl w:val="2"/>
-          <w:numId w:val="7"/>
-        </w:numPr>
-        <w:rPr>
-          <w:i/>
-          <w:iCs/>
-          <w:sz w:val="28"/>
-          <w:szCs w:val="28"/>
-        </w:rPr>
-      </w:pPr>
-      <w:r>
-        <w:rPr>
-          <w:sz w:val="28"/>
-          <w:szCs w:val="28"/>
-        </w:rPr>
-        <w:t>Rende deliberatamente lento il calcolo dell'</w:t>
-      </w:r>
-      <w:proofErr w:type="spellStart"/>
-      <w:r>
-        <w:rPr>
-          <w:sz w:val="28"/>
-          <w:szCs w:val="28"/>
-        </w:rPr>
-        <w:t>hash</w:t>
-      </w:r>
-      <w:proofErr w:type="spellEnd"/>
-      <w:r>
-        <w:rPr>
-          <w:sz w:val="28"/>
-          <w:szCs w:val="28"/>
-        </w:rPr>
-        <w:t>. Questo impedisce di tentare milioni di combinazioni veloci (</w:t>
-      </w:r>
-      <w:r>
-        <w:rPr>
-          <w:i/>
-          <w:iCs/>
-          <w:sz w:val="28"/>
-          <w:szCs w:val="28"/>
-        </w:rPr>
-        <w:t>brute force</w:t>
-      </w:r>
-      <w:r>
-        <w:rPr>
-          <w:sz w:val="28"/>
-          <w:szCs w:val="28"/>
-        </w:rPr>
-        <w:t>)</w:t>
-      </w:r>
-      <w:r>
-        <w:rPr>
-          <w:sz w:val="28"/>
-          <w:szCs w:val="28"/>
-        </w:rPr>
-        <w:t>.</w:t>
-      </w:r>
-    </w:p>
-    <w:p>
-      <w:pPr>
-        <w:rPr>
-          <w:i/>
-          <w:iCs/>
-          <w:sz w:val="28"/>
-          <w:szCs w:val="28"/>
-        </w:rPr>
-      </w:pPr>
-    </w:p>
-    <w:p>
-      <w:pPr>
-        <w:rPr>
-          <w:i/>
-          <w:iCs/>
-          <w:sz w:val="28"/>
-          <w:szCs w:val="28"/>
-        </w:rPr>
-      </w:pPr>
-    </w:p>
-    <w:p>
-      <w:pPr>
-        <w:rPr>
-          <w:b/>
-          <w:bCs/>
-          <w:sz w:val="52"/>
-          <w:szCs w:val="52"/>
-        </w:rPr>
-      </w:pPr>
-      <w:r>
-        <w:rPr>
-          <w:b/>
-          <w:bCs/>
-          <w:sz w:val="52"/>
-          <w:szCs w:val="52"/>
-        </w:rPr>
-        <w:t>Architettura del sistema</w:t>
-      </w:r>
-    </w:p>
-    <w:p>
-      <w:pPr>
-        <w:rPr>
-          <w:b/>
-          <w:bCs/>
-          <w:sz w:val="40"/>
-          <w:szCs w:val="40"/>
-        </w:rPr>
-      </w:pPr>
-    </w:p>
-    <w:p>
-      <w:pPr>
-        <w:pStyle w:val="Paragrafoelenco"/>
-        <w:numPr>
-          <w:ilvl w:val="0"/>
-          <w:numId w:val="4"/>
-        </w:numPr>
-        <w:rPr>
-          <w:b/>
-          <w:bCs/>
-          <w:sz w:val="40"/>
-          <w:szCs w:val="40"/>
-        </w:rPr>
-      </w:pPr>
-      <w:r>
-        <w:rPr>
-          <w:b/>
-          <w:bCs/>
-          <w:sz w:val="40"/>
-          <w:szCs w:val="40"/>
-        </w:rPr>
-        <w:t>Architettura generale</w:t>
-      </w:r>
-    </w:p>
-    <w:p>
-      <w:pPr>
-        <w:rPr>
-          <w:sz w:val="28"/>
-          <w:szCs w:val="28"/>
-        </w:rPr>
-      </w:pPr>
-      <w:r>
-        <w:rPr>
-          <w:sz w:val="28"/>
-          <w:szCs w:val="28"/>
-        </w:rPr>
-        <w:t>Il sistema è organizzato in tre moduli:</w:t>
-      </w:r>
-    </w:p>
-    <w:p>
-      <w:pPr>
-        <w:pStyle w:val="Paragrafoelenco"/>
-        <w:numPr>
-          <w:ilvl w:val="0"/>
-          <w:numId w:val="7"/>
-        </w:numPr>
-        <w:rPr>
-          <w:i/>
-          <w:iCs/>
-          <w:sz w:val="28"/>
-          <w:szCs w:val="28"/>
-        </w:rPr>
-      </w:pPr>
-      <w:proofErr w:type="spellStart"/>
-      <w:r>
-        <w:rPr>
-          <w:i/>
-          <w:iCs/>
-          <w:sz w:val="28"/>
-          <w:szCs w:val="28"/>
-        </w:rPr>
-        <w:t>theknife</w:t>
-      </w:r>
-      <w:proofErr w:type="spellEnd"/>
-      <w:r>
-        <w:rPr>
-          <w:i/>
-          <w:iCs/>
-          <w:sz w:val="28"/>
-          <w:szCs w:val="28"/>
-        </w:rPr>
-        <w:t>-common</w:t>
-      </w:r>
-    </w:p>
-    <w:p>
-      <w:pPr>
-        <w:pStyle w:val="Paragrafoelenco"/>
-        <w:numPr>
-          <w:ilvl w:val="1"/>
-          <w:numId w:val="7"/>
-        </w:numPr>
-        <w:rPr>
-          <w:sz w:val="28"/>
-          <w:szCs w:val="28"/>
-        </w:rPr>
-      </w:pPr>
-      <w:r>
-        <w:rPr>
-          <w:sz w:val="28"/>
-          <w:szCs w:val="28"/>
-        </w:rPr>
-        <w:t>Contiene gli elementi condivisi tra client e server, in particolare il contratto di comunicazione, i DTO, gli enum</w:t>
-      </w:r>
-      <w:r>
-        <w:rPr>
-          <w:sz w:val="28"/>
-          <w:szCs w:val="28"/>
-        </w:rPr>
-        <w:t>erativi</w:t>
-      </w:r>
-      <w:r>
-        <w:rPr>
-          <w:sz w:val="28"/>
-          <w:szCs w:val="28"/>
-        </w:rPr>
-        <w:t xml:space="preserve"> e le configurazioni condivise.</w:t>
-      </w:r>
-    </w:p>
-    <w:p>
-      <w:pPr>
-        <w:pStyle w:val="Paragrafoelenco"/>
-        <w:numPr>
-          <w:ilvl w:val="0"/>
-          <w:numId w:val="7"/>
-        </w:numPr>
-        <w:rPr>
-          <w:i/>
-          <w:iCs/>
-          <w:sz w:val="28"/>
-          <w:szCs w:val="28"/>
-        </w:rPr>
-      </w:pPr>
-      <w:proofErr w:type="spellStart"/>
-      <w:r>
-        <w:rPr>
-          <w:i/>
-          <w:iCs/>
-          <w:sz w:val="28"/>
-          <w:szCs w:val="28"/>
-        </w:rPr>
-        <w:t>theknife</w:t>
-      </w:r>
-      <w:proofErr w:type="spellEnd"/>
-      <w:r>
-        <w:rPr>
-          <w:i/>
-          <w:iCs/>
-          <w:sz w:val="28"/>
-          <w:szCs w:val="28"/>
-        </w:rPr>
-        <w:t>-client</w:t>
-      </w:r>
-    </w:p>
-    <w:p>
-      <w:pPr>
-        <w:pStyle w:val="Paragrafoelenco"/>
-        <w:numPr>
-          <w:ilvl w:val="1"/>
-          <w:numId w:val="7"/>
-        </w:numPr>
-        <w:rPr>
-          <w:sz w:val="28"/>
-          <w:szCs w:val="28"/>
-        </w:rPr>
-      </w:pPr>
-      <w:r>
-        <w:rPr>
-          <w:sz w:val="28"/>
-          <w:szCs w:val="28"/>
-        </w:rPr>
-        <w:t>Contiene l</w:t>
-      </w:r>
-      <w:r>
-        <w:rPr>
-          <w:sz w:val="28"/>
-          <w:szCs w:val="28"/>
-        </w:rPr>
-        <w:t>’</w:t>
-      </w:r>
-      <w:r>
-        <w:rPr>
-          <w:sz w:val="28"/>
-          <w:szCs w:val="28"/>
-        </w:rPr>
-        <w:t xml:space="preserve">applicazione client e la relativa interfaccia grafica </w:t>
-      </w:r>
-      <w:proofErr w:type="spellStart"/>
-      <w:r>
-        <w:rPr>
-          <w:sz w:val="28"/>
-          <w:szCs w:val="28"/>
-        </w:rPr>
-        <w:t>JavaFX</w:t>
-      </w:r>
-      <w:proofErr w:type="spellEnd"/>
-      <w:r>
-        <w:rPr>
-          <w:sz w:val="28"/>
-          <w:szCs w:val="28"/>
-        </w:rPr>
-        <w:t>. Si occupa della presentazione delle informazioni all'utente e dell</w:t>
-      </w:r>
-      <w:r>
-        <w:rPr>
-          <w:sz w:val="28"/>
-          <w:szCs w:val="28"/>
-        </w:rPr>
-        <w:t>’</w:t>
-      </w:r>
-      <w:r>
-        <w:rPr>
-          <w:sz w:val="28"/>
-          <w:szCs w:val="28"/>
-        </w:rPr>
-        <w:t>invio delle richieste al server.</w:t>
-      </w:r>
-    </w:p>
-    <w:p>
-      <w:pPr>
-        <w:pStyle w:val="Paragrafoelenco"/>
-        <w:numPr>
-          <w:ilvl w:val="0"/>
-          <w:numId w:val="7"/>
-        </w:numPr>
-        <w:rPr>
-          <w:i/>
-          <w:iCs/>
-          <w:sz w:val="28"/>
-          <w:szCs w:val="28"/>
-        </w:rPr>
-      </w:pPr>
-      <w:proofErr w:type="spellStart"/>
-      <w:r>
-        <w:rPr>
-          <w:i/>
-          <w:iCs/>
-          <w:sz w:val="28"/>
-          <w:szCs w:val="28"/>
-        </w:rPr>
-        <w:t>theknife</w:t>
-      </w:r>
-      <w:proofErr w:type="spellEnd"/>
-      <w:r>
-        <w:rPr>
-          <w:i/>
-          <w:iCs/>
-          <w:sz w:val="28"/>
-          <w:szCs w:val="28"/>
-        </w:rPr>
-        <w:t>-server</w:t>
-      </w:r>
-    </w:p>
-    <w:p>
-      <w:pPr>
-        <w:pStyle w:val="Paragrafoelenco"/>
-        <w:numPr>
-          <w:ilvl w:val="1"/>
-          <w:numId w:val="7"/>
-        </w:numPr>
-        <w:rPr>
-          <w:sz w:val="28"/>
-          <w:szCs w:val="28"/>
-        </w:rPr>
-      </w:pPr>
-      <w:r>
-        <w:rPr>
-          <w:sz w:val="28"/>
-          <w:szCs w:val="28"/>
-        </w:rPr>
-        <w:t>Contiene l</w:t>
-      </w:r>
-      <w:r>
-        <w:rPr>
-          <w:sz w:val="28"/>
-          <w:szCs w:val="28"/>
-        </w:rPr>
-        <w:t>’</w:t>
-      </w:r>
-      <w:r>
-        <w:rPr>
-          <w:sz w:val="28"/>
-          <w:szCs w:val="28"/>
-        </w:rPr>
         <w:t xml:space="preserve">applicazione server, la gestione delle richieste ricevute dal client, la logica applicativa e </w:t>
       </w:r>
       <w:r>
@@ -3367,22 +3147,6 @@
         </w:rPr>
         <w:t>e i servizi di geolocalizzazione.</w:t>
       </w:r>
-    </w:p>
-    <w:p>
-      <w:pPr>
-        <w:rPr>
-          <w:sz w:val="28"/>
-          <w:szCs w:val="28"/>
-        </w:rPr>
-      </w:pPr>
-    </w:p>
-    <w:p>
-      <w:pPr>
-        <w:rPr>
-          <w:sz w:val="28"/>
-          <w:szCs w:val="28"/>
-        </w:rPr>
-      </w:pPr>
     </w:p>
     <w:p>
       <w:pPr>
@@ -3459,11 +3223,506 @@
     </w:p>
     <w:p>
       <w:pPr>
-        <w:rPr>
-          <w:i/>
-          <w:iCs/>
-          <w:sz w:val="28"/>
-          <w:szCs w:val="28"/>
+        <w:pStyle w:val="Paragrafoelenco"/>
+        <w:numPr>
+          <w:ilvl w:val="0"/>
+          <w:numId w:val="4"/>
+        </w:numPr>
+        <w:rPr>
+          <w:b/>
+          <w:bCs/>
+          <w:sz w:val="40"/>
+          <w:szCs w:val="40"/>
+        </w:rPr>
+      </w:pPr>
+      <w:r>
+        <w:rPr>
+          <w:b/>
+          <w:bCs/>
+          <w:sz w:val="40"/>
+          <w:szCs w:val="40"/>
+        </w:rPr>
+        <w:lastRenderedPageBreak/>
+        <w:t>Struttura dei moduli</w:t>
+      </w:r>
+    </w:p>
+    <w:p>
+      <w:pPr>
+        <w:rPr>
+          <w:b/>
+          <w:bCs/>
+          <w:sz w:val="32"/>
+          <w:szCs w:val="32"/>
+        </w:rPr>
+      </w:pPr>
+      <w:r>
+        <w:rPr>
+          <w:b/>
+          <w:bCs/>
+          <w:sz w:val="32"/>
+          <w:szCs w:val="32"/>
+        </w:rPr>
+        <w:t>Modulo common</w:t>
+      </w:r>
+    </w:p>
+    <w:p>
+      <w:pPr>
+        <w:rPr>
+          <w:sz w:val="28"/>
+          <w:szCs w:val="28"/>
+        </w:rPr>
+      </w:pPr>
+      <w:r>
+        <w:rPr>
+          <w:sz w:val="28"/>
+          <w:szCs w:val="28"/>
+        </w:rPr>
+        <w:t xml:space="preserve">Il modulo </w:t>
+      </w:r>
+      <w:r>
+        <w:rPr>
+          <w:i/>
+          <w:iCs/>
+          <w:sz w:val="28"/>
+          <w:szCs w:val="28"/>
+        </w:rPr>
+        <w:t>theknife-common</w:t>
+      </w:r>
+      <w:r>
+        <w:rPr>
+          <w:sz w:val="28"/>
+          <w:szCs w:val="28"/>
+        </w:rPr>
+        <w:t xml:space="preserve"> è suddiviso nei seguenti packages:</w:t>
+      </w:r>
+    </w:p>
+    <w:p>
+      <w:pPr>
+        <w:pStyle w:val="Paragrafoelenco"/>
+        <w:numPr>
+          <w:ilvl w:val="0"/>
+          <w:numId w:val="7"/>
+        </w:numPr>
+        <w:rPr>
+          <w:i/>
+          <w:iCs/>
+          <w:sz w:val="28"/>
+          <w:szCs w:val="28"/>
+        </w:rPr>
+      </w:pPr>
+      <w:r>
+        <w:rPr>
+          <w:i/>
+          <w:iCs/>
+          <w:sz w:val="28"/>
+          <w:szCs w:val="28"/>
+        </w:rPr>
+        <w:t>c</w:t>
+      </w:r>
+      <w:r>
+        <w:rPr>
+          <w:i/>
+          <w:iCs/>
+          <w:sz w:val="28"/>
+          <w:szCs w:val="28"/>
+        </w:rPr>
+        <w:t>onfig</w:t>
+      </w:r>
+    </w:p>
+    <w:p>
+      <w:pPr>
+        <w:pStyle w:val="Paragrafoelenco"/>
+        <w:numPr>
+          <w:ilvl w:val="1"/>
+          <w:numId w:val="7"/>
+        </w:numPr>
+        <w:rPr>
+          <w:i/>
+          <w:iCs/>
+          <w:sz w:val="28"/>
+          <w:szCs w:val="28"/>
+        </w:rPr>
+      </w:pPr>
+      <w:r>
+        <w:rPr>
+          <w:sz w:val="28"/>
+          <w:szCs w:val="28"/>
+        </w:rPr>
+        <w:t xml:space="preserve">Package che contiene </w:t>
+      </w:r>
+      <w:r>
+        <w:rPr>
+          <w:sz w:val="28"/>
+          <w:szCs w:val="28"/>
+        </w:rPr>
+        <w:t>la classe</w:t>
+      </w:r>
+    </w:p>
+    <w:p>
+      <w:pPr>
+        <w:pStyle w:val="Paragrafoelenco"/>
+        <w:numPr>
+          <w:ilvl w:val="0"/>
+          <w:numId w:val="7"/>
+        </w:numPr>
+        <w:rPr>
+          <w:i/>
+          <w:iCs/>
+          <w:sz w:val="28"/>
+          <w:szCs w:val="28"/>
+        </w:rPr>
+      </w:pPr>
+      <w:r>
+        <w:rPr>
+          <w:i/>
+          <w:iCs/>
+          <w:sz w:val="28"/>
+          <w:szCs w:val="28"/>
+        </w:rPr>
+        <w:t>dto</w:t>
+      </w:r>
+    </w:p>
+    <w:p>
+      <w:pPr>
+        <w:pStyle w:val="Paragrafoelenco"/>
+        <w:numPr>
+          <w:ilvl w:val="0"/>
+          <w:numId w:val="7"/>
+        </w:numPr>
+        <w:rPr>
+          <w:i/>
+          <w:iCs/>
+          <w:sz w:val="28"/>
+          <w:szCs w:val="28"/>
+        </w:rPr>
+      </w:pPr>
+      <w:r>
+        <w:rPr>
+          <w:i/>
+          <w:iCs/>
+          <w:sz w:val="28"/>
+          <w:szCs w:val="28"/>
+        </w:rPr>
+        <w:t>enums</w:t>
+      </w:r>
+    </w:p>
+    <w:p>
+      <w:pPr>
+        <w:pStyle w:val="Paragrafoelenco"/>
+        <w:numPr>
+          <w:ilvl w:val="0"/>
+          <w:numId w:val="7"/>
+        </w:numPr>
+        <w:rPr>
+          <w:i/>
+          <w:iCs/>
+          <w:sz w:val="28"/>
+          <w:szCs w:val="28"/>
+        </w:rPr>
+      </w:pPr>
+      <w:r>
+        <w:rPr>
+          <w:i/>
+          <w:iCs/>
+          <w:sz w:val="28"/>
+          <w:szCs w:val="28"/>
+        </w:rPr>
+        <w:t>protocol</w:t>
+      </w:r>
+    </w:p>
+    <w:p>
+      <w:pPr>
+        <w:rPr>
+          <w:b/>
+          <w:bCs/>
+          <w:sz w:val="40"/>
+          <w:szCs w:val="40"/>
+        </w:rPr>
+      </w:pPr>
+    </w:p>
+    <w:p>
+      <w:pPr>
+        <w:rPr>
+          <w:b/>
+          <w:bCs/>
+          <w:sz w:val="32"/>
+          <w:szCs w:val="32"/>
+        </w:rPr>
+      </w:pPr>
+      <w:r>
+        <w:rPr>
+          <w:b/>
+          <w:bCs/>
+          <w:sz w:val="32"/>
+          <w:szCs w:val="32"/>
+        </w:rPr>
+        <w:t>Modulo client</w:t>
+      </w:r>
+    </w:p>
+    <w:p>
+      <w:pPr>
+        <w:rPr>
+          <w:sz w:val="28"/>
+          <w:szCs w:val="28"/>
+        </w:rPr>
+      </w:pPr>
+      <w:r>
+        <w:rPr>
+          <w:sz w:val="28"/>
+          <w:szCs w:val="28"/>
+        </w:rPr>
+        <w:t xml:space="preserve">Il modulo </w:t>
+      </w:r>
+      <w:r>
+        <w:rPr>
+          <w:i/>
+          <w:iCs/>
+          <w:sz w:val="28"/>
+          <w:szCs w:val="28"/>
+        </w:rPr>
+        <w:t>theknife-</w:t>
+      </w:r>
+      <w:r>
+        <w:rPr>
+          <w:i/>
+          <w:iCs/>
+          <w:sz w:val="28"/>
+          <w:szCs w:val="28"/>
+        </w:rPr>
+        <w:t xml:space="preserve">client </w:t>
+      </w:r>
+      <w:r>
+        <w:rPr>
+          <w:sz w:val="28"/>
+          <w:szCs w:val="28"/>
+        </w:rPr>
+        <w:t>è suddiviso nei seguenti packages:</w:t>
+      </w:r>
+    </w:p>
+    <w:p>
+      <w:pPr>
+        <w:pStyle w:val="Paragrafoelenco"/>
+        <w:numPr>
+          <w:ilvl w:val="0"/>
+          <w:numId w:val="7"/>
+        </w:numPr>
+        <w:rPr>
+          <w:b/>
+          <w:bCs/>
+          <w:sz w:val="32"/>
+          <w:szCs w:val="32"/>
+        </w:rPr>
+      </w:pPr>
+      <w:r>
+        <w:rPr>
+          <w:i/>
+          <w:iCs/>
+          <w:sz w:val="28"/>
+          <w:szCs w:val="28"/>
+        </w:rPr>
+        <w:t>app</w:t>
+      </w:r>
+    </w:p>
+    <w:p>
+      <w:pPr>
+        <w:pStyle w:val="Paragrafoelenco"/>
+        <w:numPr>
+          <w:ilvl w:val="0"/>
+          <w:numId w:val="7"/>
+        </w:numPr>
+        <w:rPr>
+          <w:b/>
+          <w:bCs/>
+          <w:sz w:val="32"/>
+          <w:szCs w:val="32"/>
+        </w:rPr>
+      </w:pPr>
+      <w:r>
+        <w:rPr>
+          <w:i/>
+          <w:iCs/>
+          <w:sz w:val="28"/>
+          <w:szCs w:val="28"/>
+        </w:rPr>
+        <w:t>network</w:t>
+      </w:r>
+    </w:p>
+    <w:p>
+      <w:pPr>
+        <w:pStyle w:val="Paragrafoelenco"/>
+        <w:numPr>
+          <w:ilvl w:val="0"/>
+          <w:numId w:val="7"/>
+        </w:numPr>
+        <w:rPr>
+          <w:b/>
+          <w:bCs/>
+          <w:sz w:val="32"/>
+          <w:szCs w:val="32"/>
+        </w:rPr>
+      </w:pPr>
+      <w:r>
+        <w:rPr>
+          <w:i/>
+          <w:iCs/>
+          <w:sz w:val="28"/>
+          <w:szCs w:val="28"/>
+        </w:rPr>
+        <w:t>service</w:t>
+      </w:r>
+    </w:p>
+    <w:p>
+      <w:pPr>
+        <w:pStyle w:val="Paragrafoelenco"/>
+        <w:numPr>
+          <w:ilvl w:val="0"/>
+          <w:numId w:val="7"/>
+        </w:numPr>
+        <w:rPr>
+          <w:b/>
+          <w:bCs/>
+          <w:sz w:val="32"/>
+          <w:szCs w:val="32"/>
+        </w:rPr>
+      </w:pPr>
+      <w:r>
+        <w:rPr>
+          <w:i/>
+          <w:iCs/>
+          <w:sz w:val="28"/>
+          <w:szCs w:val="28"/>
+        </w:rPr>
+        <w:t>ui</w:t>
+      </w:r>
+    </w:p>
+    <w:p>
+      <w:pPr>
+        <w:rPr>
+          <w:b/>
+          <w:bCs/>
+          <w:sz w:val="40"/>
+          <w:szCs w:val="40"/>
+        </w:rPr>
+      </w:pPr>
+    </w:p>
+    <w:p>
+      <w:pPr>
+        <w:rPr>
+          <w:b/>
+          <w:bCs/>
+          <w:sz w:val="32"/>
+          <w:szCs w:val="32"/>
+        </w:rPr>
+      </w:pPr>
+      <w:r>
+        <w:rPr>
+          <w:b/>
+          <w:bCs/>
+          <w:sz w:val="32"/>
+          <w:szCs w:val="32"/>
+        </w:rPr>
+        <w:t>Modulo server</w:t>
+      </w:r>
+    </w:p>
+    <w:p>
+      <w:pPr>
+        <w:rPr>
+          <w:sz w:val="28"/>
+          <w:szCs w:val="28"/>
+        </w:rPr>
+      </w:pPr>
+      <w:r>
+        <w:rPr>
+          <w:sz w:val="28"/>
+          <w:szCs w:val="28"/>
+        </w:rPr>
+        <w:t xml:space="preserve">Il modulo </w:t>
+      </w:r>
+      <w:r>
+        <w:rPr>
+          <w:i/>
+          <w:iCs/>
+          <w:sz w:val="28"/>
+          <w:szCs w:val="28"/>
+        </w:rPr>
+        <w:t>theknife-</w:t>
+      </w:r>
+      <w:r>
+        <w:rPr>
+          <w:i/>
+          <w:iCs/>
+          <w:sz w:val="28"/>
+          <w:szCs w:val="28"/>
+        </w:rPr>
+        <w:t>server</w:t>
+      </w:r>
+      <w:r>
+        <w:rPr>
+          <w:sz w:val="28"/>
+          <w:szCs w:val="28"/>
+        </w:rPr>
+        <w:t xml:space="preserve"> è suddiviso nei seguenti packages:</w:t>
+      </w:r>
+    </w:p>
+    <w:p>
+      <w:pPr>
+        <w:pStyle w:val="Paragrafoelenco"/>
+        <w:numPr>
+          <w:ilvl w:val="0"/>
+          <w:numId w:val="7"/>
+        </w:numPr>
+        <w:rPr>
+          <w:sz w:val="28"/>
+          <w:szCs w:val="28"/>
+        </w:rPr>
+      </w:pPr>
+    </w:p>
+    <w:p>
+      <w:pPr>
+        <w:rPr>
+          <w:b/>
+          <w:bCs/>
+          <w:sz w:val="40"/>
+          <w:szCs w:val="40"/>
+        </w:rPr>
+      </w:pPr>
+    </w:p>
+    <w:p>
+      <w:pPr>
+        <w:rPr>
+          <w:b/>
+          <w:bCs/>
+          <w:sz w:val="32"/>
+          <w:szCs w:val="32"/>
+        </w:rPr>
+      </w:pPr>
+      <w:r>
+        <w:rPr>
+          <w:b/>
+          <w:bCs/>
+          <w:sz w:val="32"/>
+          <w:szCs w:val="32"/>
+        </w:rPr>
+        <w:t>Dipendenze tra i moduli</w:t>
+      </w:r>
+    </w:p>
+    <w:p>
+      <w:pPr>
+        <w:rPr>
+          <w:b/>
+          <w:bCs/>
+          <w:sz w:val="32"/>
+          <w:szCs w:val="32"/>
+        </w:rPr>
+      </w:pPr>
+    </w:p>
+    <w:p>
+      <w:pPr>
+        <w:rPr>
+          <w:b/>
+          <w:bCs/>
+          <w:sz w:val="32"/>
+          <w:szCs w:val="32"/>
         </w:rPr>
       </w:pPr>
     </w:p>
@@ -3480,6 +3739,44 @@
     </w:p>
     <w:p>
       <w:pPr>
+        <w:rPr>
+          <w:b/>
+          <w:bCs/>
+          <w:sz w:val="52"/>
+          <w:szCs w:val="52"/>
+        </w:rPr>
+      </w:pPr>
+      <w:r>
+        <w:rPr>
+          <w:b/>
+          <w:bCs/>
+          <w:sz w:val="52"/>
+          <w:szCs w:val="52"/>
+        </w:rPr>
+        <w:t xml:space="preserve">Progettazione </w:t>
+      </w:r>
+      <w:r>
+        <w:rPr>
+          <w:b/>
+          <w:bCs/>
+          <w:sz w:val="52"/>
+          <w:szCs w:val="52"/>
+        </w:rPr>
+        <w:t>del software</w:t>
+      </w:r>
+    </w:p>
+    <w:p>
+      <w:pPr>
+        <w:rPr>
+          <w:b/>
+          <w:bCs/>
+          <w:sz w:val="40"/>
+          <w:szCs w:val="40"/>
+        </w:rPr>
+      </w:pPr>
+    </w:p>
+    <w:p>
+      <w:pPr>
         <w:pStyle w:val="Paragrafoelenco"/>
         <w:numPr>
           <w:ilvl w:val="0"/>
@@ -3499,7 +3796,8 @@
           <w:sz w:val="40"/>
           <w:szCs w:val="40"/>
         </w:rPr>
-        <w:t>Progettazione SW</w:t>
+        <w:lastRenderedPageBreak/>
+        <w:t>Comunicazione client-server</w:t>
       </w:r>
     </w:p>
     <w:p>
@@ -3533,22 +3831,27 @@
           <w:sz w:val="40"/>
           <w:szCs w:val="40"/>
         </w:rPr>
-        <w:t xml:space="preserve">Comunicazione </w:t>
-      </w:r>
-      <w:proofErr w:type="spellStart"/>
-      <w:r>
+        <w:t>Protocollo Request/Response</w:t>
+      </w:r>
+    </w:p>
+    <w:p>
+      <w:pPr>
+        <w:pStyle w:val="Paragrafoelenco"/>
         <w:rPr>
           <w:b/>
           <w:bCs/>
           <w:sz w:val="40"/>
           <w:szCs w:val="40"/>
         </w:rPr>
-        <w:t>client-server</w:t>
-      </w:r>
-      <w:proofErr w:type="spellEnd"/>
-    </w:p>
-    <w:p>
-      <w:pPr>
+      </w:pPr>
+    </w:p>
+    <w:p>
+      <w:pPr>
+        <w:pStyle w:val="Paragrafoelenco"/>
+        <w:numPr>
+          <w:ilvl w:val="0"/>
+          <w:numId w:val="4"/>
+        </w:numPr>
         <w:rPr>
           <w:b/>
           <w:bCs/>
@@ -3556,6 +3859,26 @@
           <w:szCs w:val="40"/>
         </w:rPr>
       </w:pPr>
+      <w:r>
+        <w:rPr>
+          <w:b/>
+          <w:bCs/>
+          <w:sz w:val="40"/>
+          <w:szCs w:val="40"/>
+        </w:rPr>
+        <w:t>Gestione dei comandi</w:t>
+      </w:r>
+    </w:p>
+    <w:p>
+      <w:pPr>
+        <w:pStyle w:val="Paragrafoelenco"/>
+        <w:rPr>
+          <w:b/>
+          <w:bCs/>
+          <w:sz w:val="40"/>
+          <w:szCs w:val="40"/>
+        </w:rPr>
+      </w:pPr>
     </w:p>
     <w:p>
       <w:pPr>
@@ -3578,29 +3901,62 @@
           <w:sz w:val="40"/>
           <w:szCs w:val="40"/>
         </w:rPr>
-        <w:t xml:space="preserve">Protocollo </w:t>
-      </w:r>
-      <w:proofErr w:type="spellStart"/>
-      <w:r>
+        <w:t>Gestione delle sessioni</w:t>
+      </w:r>
+    </w:p>
+    <w:p>
+      <w:pPr>
         <w:rPr>
           <w:b/>
           <w:bCs/>
           <w:sz w:val="40"/>
           <w:szCs w:val="40"/>
         </w:rPr>
-        <w:t>Request</w:t>
-      </w:r>
-      <w:proofErr w:type="spellEnd"/>
-      <w:r>
+      </w:pPr>
+    </w:p>
+    <w:p>
+      <w:pPr>
+        <w:rPr>
+          <w:b/>
+          <w:bCs/>
+          <w:sz w:val="52"/>
+          <w:szCs w:val="52"/>
+        </w:rPr>
+      </w:pPr>
+      <w:r>
+        <w:rPr>
+          <w:b/>
+          <w:bCs/>
+          <w:sz w:val="52"/>
+          <w:szCs w:val="52"/>
+        </w:rPr>
+        <w:t>Progettazione della base di dati</w:t>
+      </w:r>
+    </w:p>
+    <w:p>
+      <w:pPr>
+        <w:rPr>
+          <w:b/>
+          <w:bCs/>
+          <w:sz w:val="52"/>
+          <w:szCs w:val="52"/>
+        </w:rPr>
+      </w:pPr>
+    </w:p>
+    <w:p>
+      <w:pPr>
+        <w:pStyle w:val="Paragrafoelenco"/>
+        <w:numPr>
+          <w:ilvl w:val="0"/>
+          <w:numId w:val="6"/>
+        </w:numPr>
         <w:rPr>
           <w:b/>
           <w:bCs/>
           <w:sz w:val="40"/>
           <w:szCs w:val="40"/>
         </w:rPr>
-        <w:t>/</w:t>
-      </w:r>
-      <w:proofErr w:type="spellStart"/>
+      </w:pPr>
       <w:r>
         <w:rPr>
           <w:b/>
@@ -3608,13 +3964,11 @@
           <w:sz w:val="40"/>
           <w:szCs w:val="40"/>
         </w:rPr>
-        <w:t>Response</w:t>
-      </w:r>
-      <w:proofErr w:type="spellEnd"/>
-    </w:p>
-    <w:p>
-      <w:pPr>
-        <w:pStyle w:val="Paragrafoelenco"/>
+        <w:t>Modello concettuale</w:t>
+      </w:r>
+    </w:p>
+    <w:p>
+      <w:pPr>
         <w:rPr>
           <w:b/>
           <w:bCs/>
@@ -3628,7 +3982,7 @@
         <w:pStyle w:val="Paragrafoelenco"/>
         <w:numPr>
           <w:ilvl w:val="0"/>
-          <w:numId w:val="4"/>
+          <w:numId w:val="6"/>
         </w:numPr>
         <w:rPr>
           <w:b/>
@@ -3644,12 +3998,11 @@
           <w:sz w:val="40"/>
           <w:szCs w:val="40"/>
         </w:rPr>
-        <w:t>Gestione dei comandi</w:t>
-      </w:r>
-    </w:p>
-    <w:p>
-      <w:pPr>
-        <w:pStyle w:val="Paragrafoelenco"/>
+        <w:t>Diagramma ER</w:t>
+      </w:r>
+    </w:p>
+    <w:p>
+      <w:pPr>
         <w:rPr>
           <w:b/>
           <w:bCs/>
@@ -3663,7 +4016,7 @@
         <w:pStyle w:val="Paragrafoelenco"/>
         <w:numPr>
           <w:ilvl w:val="0"/>
-          <w:numId w:val="4"/>
+          <w:numId w:val="6"/>
         </w:numPr>
         <w:rPr>
           <w:b/>
@@ -3679,7 +4032,7 @@
           <w:sz w:val="40"/>
           <w:szCs w:val="40"/>
         </w:rPr>
-        <w:t>Gestione delle sessioni</w:t>
+        <w:t>Schema della base di dati</w:t>
       </w:r>
     </w:p>
     <w:p>
@@ -3694,6 +4047,11 @@
     </w:p>
     <w:p>
       <w:pPr>
+        <w:pStyle w:val="Paragrafoelenco"/>
+        <w:numPr>
+          <w:ilvl w:val="0"/>
+          <w:numId w:val="6"/>
+        </w:numPr>
         <w:rPr>
           <w:b/>
           <w:bCs/>
@@ -3708,16 +4066,11 @@
           <w:sz w:val="40"/>
           <w:szCs w:val="40"/>
         </w:rPr>
-        <w:t>Struttura dei moduli</w:t>
-      </w:r>
-    </w:p>
-    <w:p>
-      <w:pPr>
-        <w:pStyle w:val="Paragrafoelenco"/>
-        <w:numPr>
-          <w:ilvl w:val="0"/>
-          <w:numId w:val="5"/>
-        </w:numPr>
+        <w:t>Vincoli e integrità dei dati</w:t>
+      </w:r>
+    </w:p>
+    <w:p>
+      <w:pPr>
         <w:rPr>
           <w:b/>
           <w:bCs/>
@@ -3725,18 +4078,64 @@
           <w:szCs w:val="40"/>
         </w:rPr>
       </w:pPr>
-      <w:r>
+    </w:p>
+    <w:p>
+      <w:pPr>
+        <w:rPr>
+          <w:b/>
+          <w:bCs/>
+          <w:sz w:val="52"/>
+          <w:szCs w:val="52"/>
+        </w:rPr>
+      </w:pPr>
+    </w:p>
+    <w:p>
+      <w:pPr>
+        <w:rPr>
+          <w:b/>
+          <w:bCs/>
+          <w:sz w:val="52"/>
+          <w:szCs w:val="52"/>
+        </w:rPr>
+      </w:pPr>
+    </w:p>
+    <w:p>
+      <w:pPr>
+        <w:rPr>
+          <w:b/>
+          <w:bCs/>
+          <w:sz w:val="52"/>
+          <w:szCs w:val="52"/>
+        </w:rPr>
+      </w:pPr>
+      <w:r>
+        <w:rPr>
+          <w:b/>
+          <w:bCs/>
+          <w:sz w:val="52"/>
+          <w:szCs w:val="52"/>
+        </w:rPr>
+        <w:lastRenderedPageBreak/>
+        <w:t>Scelte progettuali</w:t>
+      </w:r>
+    </w:p>
+    <w:p>
+      <w:pPr>
         <w:rPr>
           <w:b/>
           <w:bCs/>
           <w:sz w:val="40"/>
           <w:szCs w:val="40"/>
         </w:rPr>
-        <w:t>Modulo common</w:t>
-      </w:r>
-    </w:p>
-    <w:p>
-      <w:pPr>
+      </w:pPr>
+    </w:p>
+    <w:p>
+      <w:pPr>
+        <w:pStyle w:val="Paragrafoelenco"/>
+        <w:numPr>
+          <w:ilvl w:val="0"/>
+          <w:numId w:val="3"/>
+        </w:numPr>
         <w:rPr>
           <w:b/>
           <w:bCs/>
@@ -3744,21 +4143,15 @@
           <w:szCs w:val="40"/>
         </w:rPr>
       </w:pPr>
-    </w:p>
-    <w:p>
-      <w:pPr>
-        <w:pStyle w:val="Paragrafoelenco"/>
-        <w:numPr>
-          <w:ilvl w:val="0"/>
-          <w:numId w:val="5"/>
-        </w:numPr>
+      <w:r>
         <w:rPr>
           <w:b/>
           <w:bCs/>
           <w:sz w:val="40"/>
           <w:szCs w:val="40"/>
         </w:rPr>
-      </w:pPr>
+        <w:t>Gestione</w:t>
+      </w:r>
       <w:r>
         <w:rPr>
           <w:b/>
@@ -3766,11 +4159,12 @@
           <w:sz w:val="40"/>
           <w:szCs w:val="40"/>
         </w:rPr>
-        <w:t>Modulo client</w:t>
-      </w:r>
-    </w:p>
-    <w:p>
-      <w:pPr>
+        <w:t xml:space="preserve"> dei dati e persistenza</w:t>
+      </w:r>
+    </w:p>
+    <w:p>
+      <w:pPr>
+        <w:ind w:left="360"/>
         <w:rPr>
           <w:b/>
           <w:bCs/>
@@ -3784,7 +4178,7 @@
         <w:pStyle w:val="Paragrafoelenco"/>
         <w:numPr>
           <w:ilvl w:val="0"/>
-          <w:numId w:val="5"/>
+          <w:numId w:val="3"/>
         </w:numPr>
         <w:rPr>
           <w:b/>
@@ -3800,11 +4194,12 @@
           <w:sz w:val="40"/>
           <w:szCs w:val="40"/>
         </w:rPr>
-        <w:t>Modulo server</w:t>
-      </w:r>
-    </w:p>
-    <w:p>
-      <w:pPr>
+        <w:t>Gestione degli errori</w:t>
+      </w:r>
+    </w:p>
+    <w:p>
+      <w:pPr>
+        <w:ind w:left="360"/>
         <w:rPr>
           <w:b/>
           <w:bCs/>
@@ -3818,7 +4213,7 @@
         <w:pStyle w:val="Paragrafoelenco"/>
         <w:numPr>
           <w:ilvl w:val="0"/>
-          <w:numId w:val="5"/>
+          <w:numId w:val="3"/>
         </w:numPr>
         <w:rPr>
           <w:b/>
@@ -3834,7 +4229,7 @@
           <w:sz w:val="40"/>
           <w:szCs w:val="40"/>
         </w:rPr>
-        <w:t>Dipendenze tra i moduli</w:t>
+        <w:t>Gestione della sicurezza</w:t>
       </w:r>
     </w:p>
     <w:p>
@@ -3850,6 +4245,11 @@
     </w:p>
     <w:p>
       <w:pPr>
+        <w:pStyle w:val="Paragrafoelenco"/>
+        <w:numPr>
+          <w:ilvl w:val="0"/>
+          <w:numId w:val="3"/>
+        </w:numPr>
         <w:rPr>
           <w:b/>
           <w:bCs/>
@@ -3864,16 +4264,12 @@
           <w:sz w:val="40"/>
           <w:szCs w:val="40"/>
         </w:rPr>
-        <w:t>Progettazione della base di dati</w:t>
-      </w:r>
-    </w:p>
-    <w:p>
-      <w:pPr>
-        <w:pStyle w:val="Paragrafoelenco"/>
-        <w:numPr>
-          <w:ilvl w:val="0"/>
-          <w:numId w:val="6"/>
-        </w:numPr>
+        <w:t>Gestione dei servizi di geolocalizzazione</w:t>
+      </w:r>
+    </w:p>
+    <w:p>
+      <w:pPr>
+        <w:pStyle w:val="Paragrafoelenco"/>
         <w:rPr>
           <w:b/>
           <w:bCs/>
@@ -3881,34 +4277,33 @@
           <w:szCs w:val="40"/>
         </w:rPr>
       </w:pPr>
-      <w:r>
+    </w:p>
+    <w:p>
+      <w:pPr>
+        <w:pStyle w:val="Paragrafoelenco"/>
+        <w:numPr>
+          <w:ilvl w:val="0"/>
+          <w:numId w:val="3"/>
+        </w:numPr>
         <w:rPr>
           <w:b/>
           <w:bCs/>
           <w:sz w:val="40"/>
           <w:szCs w:val="40"/>
         </w:rPr>
-        <w:lastRenderedPageBreak/>
-        <w:t>Modello concettuale</w:t>
-      </w:r>
-    </w:p>
-    <w:p>
-      <w:pPr>
+      </w:pPr>
+      <w:r>
         <w:rPr>
           <w:b/>
           <w:bCs/>
           <w:sz w:val="40"/>
           <w:szCs w:val="40"/>
         </w:rPr>
-      </w:pPr>
-    </w:p>
-    <w:p>
-      <w:pPr>
-        <w:pStyle w:val="Paragrafoelenco"/>
-        <w:numPr>
-          <w:ilvl w:val="0"/>
-          <w:numId w:val="6"/>
-        </w:numPr>
+        <w:t>Ottimizzazioni delle prestazioni</w:t>
+      </w:r>
+    </w:p>
+    <w:p>
+      <w:pPr>
         <w:rPr>
           <w:b/>
           <w:bCs/>
@@ -3916,352 +4311,33 @@
           <w:szCs w:val="40"/>
         </w:rPr>
       </w:pPr>
-      <w:r>
+    </w:p>
+    <w:p>
+      <w:pPr>
+        <w:pStyle w:val="Paragrafoelenco"/>
         <w:rPr>
           <w:b/>
           <w:bCs/>
           <w:sz w:val="40"/>
           <w:szCs w:val="40"/>
         </w:rPr>
-        <w:t>Diagramma ER</w:t>
-      </w:r>
-    </w:p>
-    <w:p>
-      <w:pPr>
-        <w:rPr>
-          <w:b/>
-          <w:bCs/>
-          <w:sz w:val="40"/>
-          <w:szCs w:val="40"/>
-        </w:rPr>
-      </w:pPr>
-    </w:p>
-    <w:p>
-      <w:pPr>
-        <w:pStyle w:val="Paragrafoelenco"/>
-        <w:numPr>
-          <w:ilvl w:val="0"/>
-          <w:numId w:val="6"/>
-        </w:numPr>
-        <w:rPr>
-          <w:b/>
-          <w:bCs/>
-          <w:sz w:val="40"/>
-          <w:szCs w:val="40"/>
-        </w:rPr>
-      </w:pPr>
-      <w:r>
-        <w:rPr>
-          <w:b/>
-          <w:bCs/>
-          <w:sz w:val="40"/>
-          <w:szCs w:val="40"/>
-        </w:rPr>
-        <w:t>Schema della base di dati</w:t>
-      </w:r>
-    </w:p>
-    <w:p>
-      <w:pPr>
-        <w:rPr>
-          <w:b/>
-          <w:bCs/>
-          <w:sz w:val="40"/>
-          <w:szCs w:val="40"/>
-        </w:rPr>
-      </w:pPr>
-    </w:p>
-    <w:p>
-      <w:pPr>
-        <w:pStyle w:val="Paragrafoelenco"/>
-        <w:numPr>
-          <w:ilvl w:val="0"/>
-          <w:numId w:val="6"/>
-        </w:numPr>
-        <w:rPr>
-          <w:b/>
-          <w:bCs/>
-          <w:sz w:val="40"/>
-          <w:szCs w:val="40"/>
-        </w:rPr>
-      </w:pPr>
-      <w:r>
-        <w:rPr>
-          <w:b/>
-          <w:bCs/>
-          <w:sz w:val="40"/>
-          <w:szCs w:val="40"/>
-        </w:rPr>
-        <w:t>Vincoli e integrità dei dati</w:t>
-      </w:r>
-    </w:p>
-    <w:p>
-      <w:pPr>
-        <w:rPr>
-          <w:b/>
-          <w:bCs/>
-          <w:sz w:val="40"/>
-          <w:szCs w:val="40"/>
-        </w:rPr>
-      </w:pPr>
-    </w:p>
-    <w:p>
-      <w:pPr>
-        <w:rPr>
-          <w:b/>
-          <w:bCs/>
-          <w:sz w:val="40"/>
-          <w:szCs w:val="40"/>
-        </w:rPr>
-      </w:pPr>
-    </w:p>
-    <w:p>
-      <w:pPr>
-        <w:rPr>
-          <w:b/>
-          <w:bCs/>
-          <w:sz w:val="40"/>
-          <w:szCs w:val="40"/>
-        </w:rPr>
-      </w:pPr>
-    </w:p>
-    <w:p>
-      <w:pPr>
-        <w:rPr>
-          <w:b/>
-          <w:bCs/>
-          <w:sz w:val="40"/>
-          <w:szCs w:val="40"/>
-        </w:rPr>
-      </w:pPr>
-      <w:r>
-        <w:rPr>
-          <w:b/>
-          <w:bCs/>
-          <w:sz w:val="40"/>
-          <w:szCs w:val="40"/>
-        </w:rPr>
-        <w:t>Scelte progettuali</w:t>
-      </w:r>
-    </w:p>
-    <w:p>
-      <w:pPr>
-        <w:rPr>
-          <w:b/>
-          <w:bCs/>
-          <w:sz w:val="40"/>
-          <w:szCs w:val="40"/>
-        </w:rPr>
-      </w:pPr>
-    </w:p>
-    <w:p>
-      <w:pPr>
-        <w:pStyle w:val="Paragrafoelenco"/>
-        <w:numPr>
-          <w:ilvl w:val="0"/>
-          <w:numId w:val="3"/>
-        </w:numPr>
-        <w:rPr>
-          <w:b/>
-          <w:bCs/>
-          <w:sz w:val="40"/>
-          <w:szCs w:val="40"/>
-        </w:rPr>
-      </w:pPr>
-      <w:r>
-        <w:rPr>
-          <w:b/>
-          <w:bCs/>
-          <w:sz w:val="40"/>
-          <w:szCs w:val="40"/>
-        </w:rPr>
-        <w:t>Gestione</w:t>
-      </w:r>
-      <w:r>
-        <w:rPr>
-          <w:b/>
-          <w:bCs/>
-          <w:sz w:val="40"/>
-          <w:szCs w:val="40"/>
-        </w:rPr>
-        <w:t xml:space="preserve"> dei dati e persistenza</w:t>
-      </w:r>
-    </w:p>
-    <w:p>
-      <w:pPr>
-        <w:ind w:left="360"/>
-        <w:rPr>
-          <w:b/>
-          <w:bCs/>
-          <w:sz w:val="40"/>
-          <w:szCs w:val="40"/>
-        </w:rPr>
-      </w:pPr>
-    </w:p>
-    <w:p>
-      <w:pPr>
-        <w:pStyle w:val="Paragrafoelenco"/>
-        <w:numPr>
-          <w:ilvl w:val="0"/>
-          <w:numId w:val="3"/>
-        </w:numPr>
-        <w:rPr>
-          <w:b/>
-          <w:bCs/>
-          <w:sz w:val="40"/>
-          <w:szCs w:val="40"/>
-        </w:rPr>
-      </w:pPr>
-      <w:r>
-        <w:rPr>
-          <w:b/>
-          <w:bCs/>
-          <w:sz w:val="40"/>
-          <w:szCs w:val="40"/>
-        </w:rPr>
-        <w:t>Gestione degli errori</w:t>
-      </w:r>
-    </w:p>
-    <w:p>
-      <w:pPr>
-        <w:ind w:left="360"/>
-        <w:rPr>
-          <w:b/>
-          <w:bCs/>
-          <w:sz w:val="40"/>
-          <w:szCs w:val="40"/>
-        </w:rPr>
-      </w:pPr>
-    </w:p>
-    <w:p>
-      <w:pPr>
-        <w:pStyle w:val="Paragrafoelenco"/>
-        <w:numPr>
-          <w:ilvl w:val="0"/>
-          <w:numId w:val="3"/>
-        </w:numPr>
-        <w:rPr>
-          <w:b/>
-          <w:bCs/>
-          <w:sz w:val="40"/>
-          <w:szCs w:val="40"/>
-        </w:rPr>
-      </w:pPr>
-      <w:r>
-        <w:rPr>
-          <w:b/>
-          <w:bCs/>
-          <w:sz w:val="40"/>
-          <w:szCs w:val="40"/>
-        </w:rPr>
-        <w:t>Gestione della sicurezza</w:t>
-      </w:r>
-    </w:p>
-    <w:p>
-      <w:pPr>
-        <w:pStyle w:val="Paragrafoelenco"/>
-        <w:rPr>
-          <w:b/>
-          <w:bCs/>
-          <w:sz w:val="40"/>
-          <w:szCs w:val="40"/>
-        </w:rPr>
-      </w:pPr>
-    </w:p>
-    <w:p>
-      <w:pPr>
-        <w:pStyle w:val="Paragrafoelenco"/>
-        <w:numPr>
-          <w:ilvl w:val="0"/>
-          <w:numId w:val="3"/>
-        </w:numPr>
-        <w:rPr>
-          <w:b/>
-          <w:bCs/>
-          <w:sz w:val="40"/>
-          <w:szCs w:val="40"/>
-        </w:rPr>
-      </w:pPr>
-      <w:r>
-        <w:rPr>
-          <w:b/>
-          <w:bCs/>
-          <w:sz w:val="40"/>
-          <w:szCs w:val="40"/>
-        </w:rPr>
-        <w:t>Gestione dei servizi di geolocalizzazione</w:t>
-      </w:r>
-    </w:p>
-    <w:p>
-      <w:pPr>
-        <w:pStyle w:val="Paragrafoelenco"/>
-        <w:rPr>
-          <w:b/>
-          <w:bCs/>
-          <w:sz w:val="40"/>
-          <w:szCs w:val="40"/>
-        </w:rPr>
-      </w:pPr>
-    </w:p>
-    <w:p>
-      <w:pPr>
-        <w:pStyle w:val="Paragrafoelenco"/>
-        <w:numPr>
-          <w:ilvl w:val="0"/>
-          <w:numId w:val="3"/>
-        </w:numPr>
-        <w:rPr>
-          <w:b/>
-          <w:bCs/>
-          <w:sz w:val="40"/>
-          <w:szCs w:val="40"/>
-        </w:rPr>
-      </w:pPr>
-      <w:r>
-        <w:rPr>
-          <w:b/>
-          <w:bCs/>
-          <w:sz w:val="40"/>
-          <w:szCs w:val="40"/>
-        </w:rPr>
-        <w:t>Ottimizzazioni delle prestazioni</w:t>
-      </w:r>
-    </w:p>
-    <w:p>
-      <w:pPr>
-        <w:rPr>
-          <w:b/>
-          <w:bCs/>
-          <w:sz w:val="40"/>
-          <w:szCs w:val="40"/>
-        </w:rPr>
-      </w:pPr>
-    </w:p>
-    <w:p>
-      <w:pPr>
-        <w:pStyle w:val="Paragrafoelenco"/>
-        <w:rPr>
-          <w:b/>
-          <w:bCs/>
-          <w:sz w:val="40"/>
-          <w:szCs w:val="40"/>
-        </w:rPr>
-      </w:pPr>
-    </w:p>
-    <w:p>
-      <w:pPr>
-        <w:rPr>
-          <w:b/>
-          <w:bCs/>
-          <w:sz w:val="40"/>
-          <w:szCs w:val="40"/>
-        </w:rPr>
-      </w:pPr>
-      <w:r>
-        <w:rPr>
-          <w:b/>
-          <w:bCs/>
-          <w:sz w:val="40"/>
-          <w:szCs w:val="40"/>
+      </w:pPr>
+    </w:p>
+    <w:p>
+      <w:pPr>
+        <w:rPr>
+          <w:b/>
+          <w:bCs/>
+          <w:sz w:val="52"/>
+          <w:szCs w:val="52"/>
+        </w:rPr>
+      </w:pPr>
+      <w:r>
+        <w:rPr>
+          <w:b/>
+          <w:bCs/>
+          <w:sz w:val="52"/>
+          <w:szCs w:val="52"/>
         </w:rPr>
         <w:t>Considerazioni progettuali</w:t>
       </w:r>
@@ -4271,26 +4347,26 @@
         <w:rPr>
           <w:b/>
           <w:bCs/>
-          <w:sz w:val="40"/>
-          <w:szCs w:val="40"/>
-        </w:rPr>
-      </w:pPr>
-    </w:p>
-    <w:p>
-      <w:pPr>
-        <w:rPr>
-          <w:b/>
-          <w:bCs/>
-          <w:sz w:val="40"/>
-          <w:szCs w:val="40"/>
-        </w:rPr>
-      </w:pPr>
-      <w:r>
-        <w:rPr>
-          <w:b/>
-          <w:bCs/>
-          <w:sz w:val="40"/>
-          <w:szCs w:val="40"/>
+          <w:sz w:val="52"/>
+          <w:szCs w:val="52"/>
+        </w:rPr>
+      </w:pPr>
+    </w:p>
+    <w:p>
+      <w:pPr>
+        <w:rPr>
+          <w:b/>
+          <w:bCs/>
+          <w:sz w:val="52"/>
+          <w:szCs w:val="52"/>
+        </w:rPr>
+      </w:pPr>
+      <w:r>
+        <w:rPr>
+          <w:b/>
+          <w:bCs/>
+          <w:sz w:val="52"/>
+          <w:szCs w:val="52"/>
         </w:rPr>
         <w:t>Limiti della soluzione sviluppata</w:t>
       </w:r>
@@ -5426,6 +5502,7 @@
   <w:style w:type="paragraph" w:default="1" w:styleId="Normale">
     <w:name w:val="Normal"/>
     <w:qFormat/>
+    <w:rsid w:val="006562F5"/>
   </w:style>
   <w:style w:type="paragraph" w:styleId="Titolo1">
     <w:name w:val="heading 1"/>
@@ -5629,6 +5706,7 @@
   <w:style w:type="character" w:default="1" w:styleId="Carpredefinitoparagrafo">
     <w:name w:val="Default Paragraph Font"/>
     <w:uiPriority w:val="1"/>
+    <w:semiHidden/>
     <w:unhideWhenUsed/>
   </w:style>
   <w:style w:type="table" w:default="1" w:styleId="Tabellanormale">

--- a/Progettazione/Manuale tecnico.docx
+++ b/Progettazione/Manuale tecnico.docx
@@ -350,6 +350,7 @@
                                     <w:szCs w:val="24"/>
                                   </w:rPr>
                                 </w:pPr>
+                                <w:proofErr w:type="spellStart"/>
                                 <w:r>
                                   <w:rPr>
                                     <w:rStyle w:val="Enfasigrassetto"/>
@@ -358,7 +359,18 @@
                                     <w:sz w:val="24"/>
                                     <w:szCs w:val="24"/>
                                   </w:rPr>
-                                  <w:t>Barlera Marco</w:t>
+                                  <w:t>Barlera</w:t>
+                                </w:r>
+                                <w:proofErr w:type="spellEnd"/>
+                                <w:r>
+                                  <w:rPr>
+                                    <w:rStyle w:val="Enfasigrassetto"/>
+                                    <w:b w:val="0"/>
+                                    <w:bCs w:val="0"/>
+                                    <w:sz w:val="24"/>
+                                    <w:szCs w:val="24"/>
+                                  </w:rPr>
+                                  <w:t xml:space="preserve"> Marco</w:t>
                                 </w:r>
                               </w:p>
                               <w:p>
@@ -533,6 +545,7 @@
                               <w:szCs w:val="24"/>
                             </w:rPr>
                           </w:pPr>
+                          <w:proofErr w:type="spellStart"/>
                           <w:r>
                             <w:rPr>
                               <w:rStyle w:val="Enfasigrassetto"/>
@@ -541,7 +554,18 @@
                               <w:sz w:val="24"/>
                               <w:szCs w:val="24"/>
                             </w:rPr>
-                            <w:t>Barlera Marco</w:t>
+                            <w:t>Barlera</w:t>
+                          </w:r>
+                          <w:proofErr w:type="spellEnd"/>
+                          <w:r>
+                            <w:rPr>
+                              <w:rStyle w:val="Enfasigrassetto"/>
+                              <w:b w:val="0"/>
+                              <w:bCs w:val="0"/>
+                              <w:sz w:val="24"/>
+                              <w:szCs w:val="24"/>
+                            </w:rPr>
+                            <w:t xml:space="preserve"> Marco</w:t>
                           </w:r>
                         </w:p>
                         <w:p>
@@ -1243,8 +1267,17 @@
           <w:sz w:val="28"/>
           <w:szCs w:val="28"/>
         </w:rPr>
-        <w:t>1 Temurin</w:t>
-      </w:r>
+        <w:t xml:space="preserve">1 </w:t>
+      </w:r>
+      <w:proofErr w:type="spellStart"/>
+      <w:r>
+        <w:rPr>
+          <w:sz w:val="28"/>
+          <w:szCs w:val="28"/>
+        </w:rPr>
+        <w:t>Temurin</w:t>
+      </w:r>
+      <w:proofErr w:type="spellEnd"/>
       <w:r>
         <w:rPr>
           <w:sz w:val="28"/>
@@ -1529,16 +1562,29 @@
           <w:szCs w:val="28"/>
         </w:rPr>
       </w:pPr>
-      <w:r>
-        <w:rPr>
-          <w:b/>
-          <w:bCs/>
-          <w:i/>
-          <w:iCs/>
-          <w:sz w:val="28"/>
-          <w:szCs w:val="28"/>
-        </w:rPr>
-        <w:t>JavaFX Controls</w:t>
+      <w:proofErr w:type="spellStart"/>
+      <w:r>
+        <w:rPr>
+          <w:b/>
+          <w:bCs/>
+          <w:i/>
+          <w:iCs/>
+          <w:sz w:val="28"/>
+          <w:szCs w:val="28"/>
+        </w:rPr>
+        <w:t>JavaFX</w:t>
+      </w:r>
+      <w:proofErr w:type="spellEnd"/>
+      <w:r>
+        <w:rPr>
+          <w:b/>
+          <w:bCs/>
+          <w:i/>
+          <w:iCs/>
+          <w:sz w:val="28"/>
+          <w:szCs w:val="28"/>
+        </w:rPr>
+        <w:t xml:space="preserve"> Controls</w:t>
       </w:r>
     </w:p>
     <w:p>
@@ -1621,8 +1667,17 @@
           <w:sz w:val="28"/>
           <w:szCs w:val="28"/>
         </w:rPr>
-        <w:t>omponenti grafici e controlli dell'interfaccia JavaFX</w:t>
-      </w:r>
+        <w:t xml:space="preserve">omponenti grafici e controlli dell'interfaccia </w:t>
+      </w:r>
+      <w:proofErr w:type="spellStart"/>
+      <w:r>
+        <w:rPr>
+          <w:sz w:val="28"/>
+          <w:szCs w:val="28"/>
+        </w:rPr>
+        <w:t>JavaFX</w:t>
+      </w:r>
+      <w:proofErr w:type="spellEnd"/>
     </w:p>
     <w:p>
       <w:pPr>
@@ -1727,6 +1782,7 @@
         </w:rPr>
         <w:t xml:space="preserve">, </w:t>
       </w:r>
+      <w:proofErr w:type="spellStart"/>
       <w:r>
         <w:rPr>
           <w:i/>
@@ -1736,6 +1792,7 @@
         </w:rPr>
         <w:t>checkbox</w:t>
       </w:r>
+      <w:proofErr w:type="spellEnd"/>
       <w:r>
         <w:rPr>
           <w:sz w:val="28"/>
@@ -1764,6 +1821,7 @@
         </w:rPr>
         <w:t>Contiene componenti avanzati come tabelle (</w:t>
       </w:r>
+      <w:proofErr w:type="spellStart"/>
       <w:r>
         <w:rPr>
           <w:i/>
@@ -1773,6 +1831,7 @@
         </w:rPr>
         <w:t>TableView</w:t>
       </w:r>
+      <w:proofErr w:type="spellEnd"/>
       <w:r>
         <w:rPr>
           <w:sz w:val="28"/>
@@ -1780,6 +1839,7 @@
         </w:rPr>
         <w:t>) e alberi (</w:t>
       </w:r>
+      <w:proofErr w:type="spellStart"/>
       <w:r>
         <w:rPr>
           <w:i/>
@@ -1789,6 +1849,7 @@
         </w:rPr>
         <w:t>TreeView</w:t>
       </w:r>
+      <w:proofErr w:type="spellEnd"/>
       <w:r>
         <w:rPr>
           <w:sz w:val="28"/>
@@ -1919,16 +1980,29 @@
           <w:szCs w:val="28"/>
         </w:rPr>
       </w:pPr>
-      <w:r>
-        <w:rPr>
-          <w:b/>
-          <w:bCs/>
-          <w:i/>
-          <w:iCs/>
-          <w:sz w:val="28"/>
-          <w:szCs w:val="28"/>
-        </w:rPr>
-        <w:t>JavaFX FXML</w:t>
+      <w:proofErr w:type="spellStart"/>
+      <w:r>
+        <w:rPr>
+          <w:b/>
+          <w:bCs/>
+          <w:i/>
+          <w:iCs/>
+          <w:sz w:val="28"/>
+          <w:szCs w:val="28"/>
+        </w:rPr>
+        <w:t>JavaFX</w:t>
+      </w:r>
+      <w:proofErr w:type="spellEnd"/>
+      <w:r>
+        <w:rPr>
+          <w:b/>
+          <w:bCs/>
+          <w:i/>
+          <w:iCs/>
+          <w:sz w:val="28"/>
+          <w:szCs w:val="28"/>
+        </w:rPr>
+        <w:t xml:space="preserve"> FXML</w:t>
       </w:r>
     </w:p>
     <w:p>
@@ -2174,16 +2248,29 @@
           <w:szCs w:val="28"/>
         </w:rPr>
       </w:pPr>
-      <w:r>
-        <w:rPr>
-          <w:b/>
-          <w:bCs/>
-          <w:i/>
-          <w:iCs/>
-          <w:sz w:val="28"/>
-          <w:szCs w:val="28"/>
-        </w:rPr>
-        <w:t>PostgreSQL JDBC Driver</w:t>
+      <w:proofErr w:type="spellStart"/>
+      <w:r>
+        <w:rPr>
+          <w:b/>
+          <w:bCs/>
+          <w:i/>
+          <w:iCs/>
+          <w:sz w:val="28"/>
+          <w:szCs w:val="28"/>
+        </w:rPr>
+        <w:t>PostgreSQL</w:t>
+      </w:r>
+      <w:proofErr w:type="spellEnd"/>
+      <w:r>
+        <w:rPr>
+          <w:b/>
+          <w:bCs/>
+          <w:i/>
+          <w:iCs/>
+          <w:sz w:val="28"/>
+          <w:szCs w:val="28"/>
+        </w:rPr>
+        <w:t xml:space="preserve"> JDBC Driver</w:t>
       </w:r>
     </w:p>
     <w:p>
@@ -2280,8 +2367,17 @@
           <w:sz w:val="28"/>
           <w:szCs w:val="28"/>
         </w:rPr>
-        <w:t xml:space="preserve"> PostgreSQL</w:t>
-      </w:r>
+        <w:t xml:space="preserve"> </w:t>
+      </w:r>
+      <w:proofErr w:type="spellStart"/>
+      <w:r>
+        <w:rPr>
+          <w:sz w:val="28"/>
+          <w:szCs w:val="28"/>
+        </w:rPr>
+        <w:t>PostgreSQL</w:t>
+      </w:r>
+      <w:proofErr w:type="spellEnd"/>
     </w:p>
     <w:p>
       <w:pPr>
@@ -2368,7 +2464,23 @@
           <w:sz w:val="28"/>
           <w:szCs w:val="28"/>
         </w:rPr>
-        <w:t xml:space="preserve"> PostgreSQL.</w:t>
+        <w:t xml:space="preserve"> </w:t>
+      </w:r>
+      <w:proofErr w:type="spellStart"/>
+      <w:r>
+        <w:rPr>
+          <w:sz w:val="28"/>
+          <w:szCs w:val="28"/>
+        </w:rPr>
+        <w:t>PostgreSQL</w:t>
+      </w:r>
+      <w:proofErr w:type="spellEnd"/>
+      <w:r>
+        <w:rPr>
+          <w:sz w:val="28"/>
+          <w:szCs w:val="28"/>
+        </w:rPr>
+        <w:t>.</w:t>
       </w:r>
     </w:p>
     <w:p>
@@ -2398,7 +2510,23 @@
           <w:sz w:val="28"/>
           <w:szCs w:val="28"/>
         </w:rPr>
-        <w:t>istruzioni SQL alla base di dati PostgreSQL e di riceverne i risultati.</w:t>
+        <w:t xml:space="preserve">istruzioni SQL alla base di dati </w:t>
+      </w:r>
+      <w:proofErr w:type="spellStart"/>
+      <w:r>
+        <w:rPr>
+          <w:sz w:val="28"/>
+          <w:szCs w:val="28"/>
+        </w:rPr>
+        <w:t>PostgreSQL</w:t>
+      </w:r>
+      <w:proofErr w:type="spellEnd"/>
+      <w:r>
+        <w:rPr>
+          <w:sz w:val="28"/>
+          <w:szCs w:val="28"/>
+        </w:rPr>
+        <w:t xml:space="preserve"> e di riceverne i risultati.</w:t>
       </w:r>
     </w:p>
     <w:p>
@@ -2435,7 +2563,23 @@
           <w:sz w:val="28"/>
           <w:szCs w:val="28"/>
         </w:rPr>
-        <w:t>i tipi di dati di PostgreSQL in oggetti comprensibili per Java e viceversa.</w:t>
+        <w:t xml:space="preserve">i tipi di dati di </w:t>
+      </w:r>
+      <w:proofErr w:type="spellStart"/>
+      <w:r>
+        <w:rPr>
+          <w:sz w:val="28"/>
+          <w:szCs w:val="28"/>
+        </w:rPr>
+        <w:t>PostgreSQL</w:t>
+      </w:r>
+      <w:proofErr w:type="spellEnd"/>
+      <w:r>
+        <w:rPr>
+          <w:sz w:val="28"/>
+          <w:szCs w:val="28"/>
+        </w:rPr>
+        <w:t xml:space="preserve"> in oggetti comprensibili per Java e viceversa.</w:t>
       </w:r>
     </w:p>
     <w:p>
@@ -2508,6 +2652,7 @@
           <w:szCs w:val="28"/>
         </w:rPr>
       </w:pPr>
+      <w:proofErr w:type="spellStart"/>
       <w:r>
         <w:rPr>
           <w:b/>
@@ -2519,6 +2664,7 @@
         </w:rPr>
         <w:t>BCrypt</w:t>
       </w:r>
+      <w:proofErr w:type="spellEnd"/>
       <w:r>
         <w:rPr>
           <w:b/>
@@ -2604,14 +2750,30 @@
           <w:sz w:val="28"/>
           <w:szCs w:val="28"/>
         </w:rPr>
-        <w:t xml:space="preserve"> h</w:t>
-      </w:r>
-      <w:r>
-        <w:rPr>
-          <w:sz w:val="28"/>
-          <w:szCs w:val="28"/>
-        </w:rPr>
-        <w:t>ashing/verifica delle password</w:t>
+        <w:t xml:space="preserve"> </w:t>
+      </w:r>
+      <w:proofErr w:type="spellStart"/>
+      <w:r>
+        <w:rPr>
+          <w:sz w:val="28"/>
+          <w:szCs w:val="28"/>
+        </w:rPr>
+        <w:t>h</w:t>
+      </w:r>
+      <w:r>
+        <w:rPr>
+          <w:sz w:val="28"/>
+          <w:szCs w:val="28"/>
+        </w:rPr>
+        <w:t>ashing</w:t>
+      </w:r>
+      <w:proofErr w:type="spellEnd"/>
+      <w:r>
+        <w:rPr>
+          <w:sz w:val="28"/>
+          <w:szCs w:val="28"/>
+        </w:rPr>
+        <w:t>/verifica delle password</w:t>
       </w:r>
     </w:p>
     <w:p>
@@ -2674,19 +2836,44 @@
         </w:rPr>
         <w:t>’</w:t>
       </w:r>
-      <w:r>
-        <w:rPr>
-          <w:sz w:val="28"/>
-          <w:szCs w:val="28"/>
-        </w:rPr>
-        <w:t>hashing delle password degli utenti</w:t>
-      </w:r>
-      <w:r>
-        <w:rPr>
-          <w:sz w:val="28"/>
-          <w:szCs w:val="28"/>
-        </w:rPr>
-        <w:t xml:space="preserve"> utilizzando l’algoritmo BCrypt, </w:t>
+      <w:proofErr w:type="spellStart"/>
+      <w:r>
+        <w:rPr>
+          <w:sz w:val="28"/>
+          <w:szCs w:val="28"/>
+        </w:rPr>
+        <w:t>hashing</w:t>
+      </w:r>
+      <w:proofErr w:type="spellEnd"/>
+      <w:r>
+        <w:rPr>
+          <w:sz w:val="28"/>
+          <w:szCs w:val="28"/>
+        </w:rPr>
+        <w:t xml:space="preserve"> delle password degli utenti</w:t>
+      </w:r>
+      <w:r>
+        <w:rPr>
+          <w:sz w:val="28"/>
+          <w:szCs w:val="28"/>
+        </w:rPr>
+        <w:t xml:space="preserve"> utilizzando l’algoritmo </w:t>
+      </w:r>
+      <w:proofErr w:type="spellStart"/>
+      <w:r>
+        <w:rPr>
+          <w:sz w:val="28"/>
+          <w:szCs w:val="28"/>
+        </w:rPr>
+        <w:t>BCrypt</w:t>
+      </w:r>
+      <w:proofErr w:type="spellEnd"/>
+      <w:r>
+        <w:rPr>
+          <w:sz w:val="28"/>
+          <w:szCs w:val="28"/>
+        </w:rPr>
+        <w:t xml:space="preserve">, </w:t>
       </w:r>
       <w:r>
         <w:rPr>
@@ -2739,6 +2926,7 @@
         </w:rPr>
         <w:t xml:space="preserve"> un valore casuale (</w:t>
       </w:r>
+      <w:proofErr w:type="spellStart"/>
       <w:r>
         <w:rPr>
           <w:i/>
@@ -2748,6 +2936,7 @@
         </w:rPr>
         <w:t>salt</w:t>
       </w:r>
+      <w:proofErr w:type="spellEnd"/>
       <w:r>
         <w:rPr>
           <w:sz w:val="28"/>
@@ -2769,15 +2958,37 @@
         </w:rPr>
         <w:t xml:space="preserve"> attacchi con tabelle precompilate (</w:t>
       </w:r>
-      <w:r>
-        <w:rPr>
-          <w:i/>
-          <w:iCs/>
-          <w:sz w:val="28"/>
-          <w:szCs w:val="28"/>
-        </w:rPr>
-        <w:t>rainbow tables</w:t>
-      </w:r>
+      <w:proofErr w:type="spellStart"/>
+      <w:r>
+        <w:rPr>
+          <w:i/>
+          <w:iCs/>
+          <w:sz w:val="28"/>
+          <w:szCs w:val="28"/>
+        </w:rPr>
+        <w:t>rainbow</w:t>
+      </w:r>
+      <w:proofErr w:type="spellEnd"/>
+      <w:r>
+        <w:rPr>
+          <w:i/>
+          <w:iCs/>
+          <w:sz w:val="28"/>
+          <w:szCs w:val="28"/>
+        </w:rPr>
+        <w:t xml:space="preserve"> </w:t>
+      </w:r>
+      <w:proofErr w:type="spellStart"/>
+      <w:r>
+        <w:rPr>
+          <w:i/>
+          <w:iCs/>
+          <w:sz w:val="28"/>
+          <w:szCs w:val="28"/>
+        </w:rPr>
+        <w:t>tables</w:t>
+      </w:r>
+      <w:proofErr w:type="spellEnd"/>
       <w:r>
         <w:rPr>
           <w:sz w:val="28"/>
@@ -2806,7 +3017,23 @@
           <w:sz w:val="28"/>
           <w:szCs w:val="28"/>
         </w:rPr>
-        <w:t>Rende deliberatamente lento il calcolo dell'hash. Questo impedisce di tentare milioni di combinazioni veloci (</w:t>
+        <w:t>Rende deliberatamente lento il calcolo dell'</w:t>
+      </w:r>
+      <w:proofErr w:type="spellStart"/>
+      <w:r>
+        <w:rPr>
+          <w:sz w:val="28"/>
+          <w:szCs w:val="28"/>
+        </w:rPr>
+        <w:t>hash</w:t>
+      </w:r>
+      <w:proofErr w:type="spellEnd"/>
+      <w:r>
+        <w:rPr>
+          <w:sz w:val="28"/>
+          <w:szCs w:val="28"/>
+        </w:rPr>
+        <w:t>. Questo impedisce di tentare milioni di combinazioni veloci (</w:t>
       </w:r>
       <w:r>
         <w:rPr>
@@ -2931,16 +3158,29 @@
           <w:szCs w:val="28"/>
         </w:rPr>
       </w:pPr>
-      <w:r>
-        <w:rPr>
-          <w:b/>
-          <w:bCs/>
-          <w:i/>
-          <w:iCs/>
-          <w:sz w:val="28"/>
-          <w:szCs w:val="28"/>
-        </w:rPr>
-        <w:t>theknife-common</w:t>
+      <w:proofErr w:type="spellStart"/>
+      <w:r>
+        <w:rPr>
+          <w:b/>
+          <w:bCs/>
+          <w:i/>
+          <w:iCs/>
+          <w:sz w:val="28"/>
+          <w:szCs w:val="28"/>
+        </w:rPr>
+        <w:t>theknife</w:t>
+      </w:r>
+      <w:proofErr w:type="spellEnd"/>
+      <w:r>
+        <w:rPr>
+          <w:b/>
+          <w:bCs/>
+          <w:i/>
+          <w:iCs/>
+          <w:sz w:val="28"/>
+          <w:szCs w:val="28"/>
+        </w:rPr>
+        <w:t>-common</w:t>
       </w:r>
     </w:p>
     <w:p>
@@ -2995,16 +3235,29 @@
           <w:szCs w:val="28"/>
         </w:rPr>
       </w:pPr>
-      <w:r>
-        <w:rPr>
-          <w:b/>
-          <w:bCs/>
-          <w:i/>
-          <w:iCs/>
-          <w:sz w:val="28"/>
-          <w:szCs w:val="28"/>
-        </w:rPr>
-        <w:t>theknife-client</w:t>
+      <w:proofErr w:type="spellStart"/>
+      <w:r>
+        <w:rPr>
+          <w:b/>
+          <w:bCs/>
+          <w:i/>
+          <w:iCs/>
+          <w:sz w:val="28"/>
+          <w:szCs w:val="28"/>
+        </w:rPr>
+        <w:t>theknife</w:t>
+      </w:r>
+      <w:proofErr w:type="spellEnd"/>
+      <w:r>
+        <w:rPr>
+          <w:b/>
+          <w:bCs/>
+          <w:i/>
+          <w:iCs/>
+          <w:sz w:val="28"/>
+          <w:szCs w:val="28"/>
+        </w:rPr>
+        <w:t>-client</w:t>
       </w:r>
     </w:p>
     <w:p>
@@ -3039,7 +3292,23 @@
           <w:sz w:val="28"/>
           <w:szCs w:val="28"/>
         </w:rPr>
-        <w:t>applicazione client e la relativa interfaccia grafica JavaFX. Si occupa della presentazione delle informazioni all'utente e dell</w:t>
+        <w:t xml:space="preserve">applicazione client e la relativa interfaccia grafica </w:t>
+      </w:r>
+      <w:proofErr w:type="spellStart"/>
+      <w:r>
+        <w:rPr>
+          <w:sz w:val="28"/>
+          <w:szCs w:val="28"/>
+        </w:rPr>
+        <w:t>JavaFX</w:t>
+      </w:r>
+      <w:proofErr w:type="spellEnd"/>
+      <w:r>
+        <w:rPr>
+          <w:sz w:val="28"/>
+          <w:szCs w:val="28"/>
+        </w:rPr>
+        <w:t>. Si occupa della presentazione delle informazioni all'utente e dell</w:t>
       </w:r>
       <w:r>
         <w:rPr>
@@ -3073,16 +3342,29 @@
           <w:szCs w:val="28"/>
         </w:rPr>
       </w:pPr>
-      <w:r>
-        <w:rPr>
-          <w:b/>
-          <w:bCs/>
-          <w:i/>
-          <w:iCs/>
-          <w:sz w:val="28"/>
-          <w:szCs w:val="28"/>
-        </w:rPr>
-        <w:t>theknife-server</w:t>
+      <w:proofErr w:type="spellStart"/>
+      <w:r>
+        <w:rPr>
+          <w:b/>
+          <w:bCs/>
+          <w:i/>
+          <w:iCs/>
+          <w:sz w:val="28"/>
+          <w:szCs w:val="28"/>
+        </w:rPr>
+        <w:t>theknife</w:t>
+      </w:r>
+      <w:proofErr w:type="spellEnd"/>
+      <w:r>
+        <w:rPr>
+          <w:b/>
+          <w:bCs/>
+          <w:i/>
+          <w:iCs/>
+          <w:sz w:val="28"/>
+          <w:szCs w:val="28"/>
+        </w:rPr>
+        <w:t>-server</w:t>
       </w:r>
     </w:p>
     <w:p>
@@ -3279,14 +3561,25 @@
         </w:rPr>
         <w:t xml:space="preserve">Il modulo </w:t>
       </w:r>
-      <w:r>
-        <w:rPr>
-          <w:i/>
-          <w:iCs/>
-          <w:sz w:val="28"/>
-          <w:szCs w:val="28"/>
-        </w:rPr>
-        <w:t>theknife-common</w:t>
+      <w:proofErr w:type="spellStart"/>
+      <w:r>
+        <w:rPr>
+          <w:i/>
+          <w:iCs/>
+          <w:sz w:val="28"/>
+          <w:szCs w:val="28"/>
+        </w:rPr>
+        <w:t>theknife</w:t>
+      </w:r>
+      <w:proofErr w:type="spellEnd"/>
+      <w:r>
+        <w:rPr>
+          <w:i/>
+          <w:iCs/>
+          <w:sz w:val="28"/>
+          <w:szCs w:val="28"/>
+        </w:rPr>
+        <w:t>-common</w:t>
       </w:r>
       <w:r>
         <w:rPr>
@@ -3310,6 +3603,7 @@
           <w:szCs w:val="28"/>
         </w:rPr>
       </w:pPr>
+      <w:proofErr w:type="spellStart"/>
       <w:r>
         <w:rPr>
           <w:i/>
@@ -3328,6 +3622,7 @@
         </w:rPr>
         <w:t>onfig</w:t>
       </w:r>
+      <w:proofErr w:type="spellEnd"/>
     </w:p>
     <w:p>
       <w:pPr>
@@ -3357,6 +3652,47 @@
         </w:rPr>
         <w:t>la classe</w:t>
       </w:r>
+      <w:r>
+        <w:rPr>
+          <w:sz w:val="28"/>
+          <w:szCs w:val="28"/>
+        </w:rPr>
+        <w:t xml:space="preserve"> </w:t>
+      </w:r>
+      <w:proofErr w:type="spellStart"/>
+      <w:r>
+        <w:rPr>
+          <w:i/>
+          <w:iCs/>
+          <w:sz w:val="28"/>
+          <w:szCs w:val="28"/>
+        </w:rPr>
+        <w:t>ConfigurazioneServer</w:t>
+      </w:r>
+      <w:proofErr w:type="spellEnd"/>
+      <w:r>
+        <w:rPr>
+          <w:sz w:val="28"/>
+          <w:szCs w:val="28"/>
+        </w:rPr>
+        <w:t xml:space="preserve">, per unificare a livello di sistema i valori predefiniti della porta e </w:t>
+      </w:r>
+      <w:proofErr w:type="spellStart"/>
+      <w:r>
+        <w:rPr>
+          <w:sz w:val="28"/>
+          <w:szCs w:val="28"/>
+        </w:rPr>
+        <w:t>dell’host</w:t>
+      </w:r>
+      <w:proofErr w:type="spellEnd"/>
+      <w:r>
+        <w:rPr>
+          <w:sz w:val="28"/>
+          <w:szCs w:val="28"/>
+        </w:rPr>
+        <w:t xml:space="preserve"> del server.</w:t>
+      </w:r>
     </w:p>
     <w:p>
       <w:pPr>
@@ -3372,14 +3708,63 @@
           <w:szCs w:val="28"/>
         </w:rPr>
       </w:pPr>
-      <w:r>
-        <w:rPr>
-          <w:i/>
-          <w:iCs/>
-          <w:sz w:val="28"/>
-          <w:szCs w:val="28"/>
-        </w:rPr>
-        <w:t>dto</w:t>
+      <w:proofErr w:type="spellStart"/>
+      <w:r>
+        <w:rPr>
+          <w:i/>
+          <w:iCs/>
+          <w:sz w:val="28"/>
+          <w:szCs w:val="28"/>
+        </w:rPr>
+        <w:t>d</w:t>
+      </w:r>
+      <w:r>
+        <w:rPr>
+          <w:i/>
+          <w:iCs/>
+          <w:sz w:val="28"/>
+          <w:szCs w:val="28"/>
+        </w:rPr>
+        <w:t>to</w:t>
+      </w:r>
+      <w:proofErr w:type="spellEnd"/>
+    </w:p>
+    <w:p>
+      <w:pPr>
+        <w:pStyle w:val="Paragrafoelenco"/>
+        <w:numPr>
+          <w:ilvl w:val="1"/>
+          <w:numId w:val="7"/>
+        </w:numPr>
+        <w:rPr>
+          <w:i/>
+          <w:iCs/>
+          <w:sz w:val="28"/>
+          <w:szCs w:val="28"/>
+        </w:rPr>
+      </w:pPr>
+      <w:r>
+        <w:rPr>
+          <w:sz w:val="28"/>
+          <w:szCs w:val="28"/>
+        </w:rPr>
+        <w:t xml:space="preserve">Package che contiene 17 classi corrispondenti ai </w:t>
+      </w:r>
+      <w:r>
+        <w:rPr>
+          <w:i/>
+          <w:iCs/>
+          <w:sz w:val="28"/>
+          <w:szCs w:val="28"/>
+        </w:rPr>
+        <w:t>Data Transfer Objects</w:t>
+      </w:r>
+      <w:r>
+        <w:rPr>
+          <w:sz w:val="28"/>
+          <w:szCs w:val="28"/>
+        </w:rPr>
+        <w:t>, ovvero gli oggetti che attraversano la rete nelle richieste e nelle risposte in base al protocollo di comunicazione definito.</w:t>
       </w:r>
     </w:p>
     <w:p>
@@ -3396,14 +3781,142 @@
           <w:szCs w:val="28"/>
         </w:rPr>
       </w:pPr>
-      <w:r>
-        <w:rPr>
-          <w:i/>
-          <w:iCs/>
-          <w:sz w:val="28"/>
-          <w:szCs w:val="28"/>
-        </w:rPr>
-        <w:t>enums</w:t>
+      <w:proofErr w:type="spellStart"/>
+      <w:r>
+        <w:rPr>
+          <w:i/>
+          <w:iCs/>
+          <w:sz w:val="28"/>
+          <w:szCs w:val="28"/>
+        </w:rPr>
+        <w:t>e</w:t>
+      </w:r>
+      <w:r>
+        <w:rPr>
+          <w:i/>
+          <w:iCs/>
+          <w:sz w:val="28"/>
+          <w:szCs w:val="28"/>
+        </w:rPr>
+        <w:t>nums</w:t>
+      </w:r>
+      <w:proofErr w:type="spellEnd"/>
+    </w:p>
+    <w:p>
+      <w:pPr>
+        <w:pStyle w:val="Paragrafoelenco"/>
+        <w:numPr>
+          <w:ilvl w:val="1"/>
+          <w:numId w:val="7"/>
+        </w:numPr>
+        <w:rPr>
+          <w:i/>
+          <w:iCs/>
+          <w:sz w:val="28"/>
+          <w:szCs w:val="28"/>
+        </w:rPr>
+      </w:pPr>
+      <w:r>
+        <w:rPr>
+          <w:sz w:val="28"/>
+          <w:szCs w:val="28"/>
+        </w:rPr>
+        <w:t xml:space="preserve">Package che contiene 3 classi enumerative per definire i valori delle costanti di tipo </w:t>
+      </w:r>
+      <w:proofErr w:type="spellStart"/>
+      <w:r>
+        <w:rPr>
+          <w:i/>
+          <w:iCs/>
+          <w:sz w:val="28"/>
+          <w:szCs w:val="28"/>
+        </w:rPr>
+        <w:t>CommandType</w:t>
+      </w:r>
+      <w:proofErr w:type="spellEnd"/>
+      <w:r>
+        <w:rPr>
+          <w:i/>
+          <w:iCs/>
+          <w:sz w:val="28"/>
+          <w:szCs w:val="28"/>
+        </w:rPr>
+        <w:t xml:space="preserve"> </w:t>
+      </w:r>
+      <w:r>
+        <w:rPr>
+          <w:sz w:val="28"/>
+          <w:szCs w:val="28"/>
+        </w:rPr>
+        <w:t>(che definisce il tipo di comando</w:t>
+      </w:r>
+      <w:proofErr w:type="gramStart"/>
+      <w:r>
+        <w:rPr>
+          <w:sz w:val="28"/>
+          <w:szCs w:val="28"/>
+        </w:rPr>
+        <w:t xml:space="preserve">),  </w:t>
+      </w:r>
+      <w:proofErr w:type="spellStart"/>
+      <w:r>
+        <w:rPr>
+          <w:i/>
+          <w:iCs/>
+          <w:sz w:val="28"/>
+          <w:szCs w:val="28"/>
+        </w:rPr>
+        <w:t>ResponseStatus</w:t>
+      </w:r>
+      <w:proofErr w:type="spellEnd"/>
+      <w:proofErr w:type="gramEnd"/>
+      <w:r>
+        <w:rPr>
+          <w:i/>
+          <w:iCs/>
+          <w:sz w:val="28"/>
+          <w:szCs w:val="28"/>
+        </w:rPr>
+        <w:t xml:space="preserve"> </w:t>
+      </w:r>
+      <w:r>
+        <w:rPr>
+          <w:sz w:val="28"/>
+          <w:szCs w:val="28"/>
+        </w:rPr>
+        <w:t xml:space="preserve">(che definisce lo stato della risposta) e </w:t>
+      </w:r>
+      <w:r>
+        <w:rPr>
+          <w:i/>
+          <w:iCs/>
+          <w:sz w:val="28"/>
+          <w:szCs w:val="28"/>
+        </w:rPr>
+        <w:t>Ruolo</w:t>
+      </w:r>
+      <w:r>
+        <w:rPr>
+          <w:i/>
+          <w:iCs/>
+          <w:sz w:val="28"/>
+          <w:szCs w:val="28"/>
+        </w:rPr>
+        <w:t xml:space="preserve"> </w:t>
+      </w:r>
+      <w:r>
+        <w:rPr>
+          <w:sz w:val="28"/>
+          <w:szCs w:val="28"/>
+        </w:rPr>
+        <w:t>(che definisce il ruolo dell’utente autenticato)</w:t>
+      </w:r>
+      <w:r>
+        <w:rPr>
+          <w:sz w:val="28"/>
+          <w:szCs w:val="28"/>
+        </w:rPr>
+        <w:t>.</w:t>
       </w:r>
     </w:p>
     <w:p>
@@ -3420,14 +3933,101 @@
           <w:szCs w:val="28"/>
         </w:rPr>
       </w:pPr>
-      <w:r>
-        <w:rPr>
-          <w:i/>
-          <w:iCs/>
-          <w:sz w:val="28"/>
-          <w:szCs w:val="28"/>
-        </w:rPr>
-        <w:t>protocol</w:t>
+      <w:proofErr w:type="spellStart"/>
+      <w:r>
+        <w:rPr>
+          <w:i/>
+          <w:iCs/>
+          <w:sz w:val="28"/>
+          <w:szCs w:val="28"/>
+        </w:rPr>
+        <w:t>p</w:t>
+      </w:r>
+      <w:r>
+        <w:rPr>
+          <w:i/>
+          <w:iCs/>
+          <w:sz w:val="28"/>
+          <w:szCs w:val="28"/>
+        </w:rPr>
+        <w:t>rotocol</w:t>
+      </w:r>
+      <w:proofErr w:type="spellEnd"/>
+    </w:p>
+    <w:p>
+      <w:pPr>
+        <w:pStyle w:val="Paragrafoelenco"/>
+        <w:numPr>
+          <w:ilvl w:val="1"/>
+          <w:numId w:val="7"/>
+        </w:numPr>
+        <w:rPr>
+          <w:i/>
+          <w:iCs/>
+          <w:sz w:val="28"/>
+          <w:szCs w:val="28"/>
+        </w:rPr>
+      </w:pPr>
+      <w:r>
+        <w:rPr>
+          <w:sz w:val="28"/>
+          <w:szCs w:val="28"/>
+        </w:rPr>
+        <w:t xml:space="preserve">Package che contiene le 2 classi che definiscono il protocollo di comunicazione tra client e server, ovvero </w:t>
+      </w:r>
+      <w:proofErr w:type="spellStart"/>
+      <w:r>
+        <w:rPr>
+          <w:i/>
+          <w:iCs/>
+          <w:sz w:val="28"/>
+          <w:szCs w:val="28"/>
+        </w:rPr>
+        <w:t>Request</w:t>
+      </w:r>
+      <w:proofErr w:type="spellEnd"/>
+      <w:r>
+        <w:rPr>
+          <w:i/>
+          <w:iCs/>
+          <w:sz w:val="28"/>
+          <w:szCs w:val="28"/>
+        </w:rPr>
+        <w:t xml:space="preserve"> </w:t>
+      </w:r>
+      <w:r>
+        <w:rPr>
+          <w:sz w:val="28"/>
+          <w:szCs w:val="28"/>
+        </w:rPr>
+        <w:t xml:space="preserve">(che rappresenta le richieste inviate dal client al server) e </w:t>
+      </w:r>
+      <w:proofErr w:type="spellStart"/>
+      <w:r>
+        <w:rPr>
+          <w:i/>
+          <w:iCs/>
+          <w:sz w:val="28"/>
+          <w:szCs w:val="28"/>
+        </w:rPr>
+        <w:t>Response</w:t>
+      </w:r>
+      <w:proofErr w:type="spellEnd"/>
+      <w:r>
+        <w:rPr>
+          <w:i/>
+          <w:iCs/>
+          <w:sz w:val="28"/>
+          <w:szCs w:val="28"/>
+        </w:rPr>
+        <w:t xml:space="preserve"> </w:t>
+      </w:r>
+      <w:r>
+        <w:rPr>
+          <w:sz w:val="28"/>
+          <w:szCs w:val="28"/>
+        </w:rPr>
+        <w:t>(che rappresenta le risposte inviate dal server al client).</w:t>
       </w:r>
     </w:p>
     <w:p>
@@ -3473,14 +4073,25 @@
         </w:rPr>
         <w:t xml:space="preserve">Il modulo </w:t>
       </w:r>
-      <w:r>
-        <w:rPr>
-          <w:i/>
-          <w:iCs/>
-          <w:sz w:val="28"/>
-          <w:szCs w:val="28"/>
-        </w:rPr>
-        <w:t>theknife-</w:t>
+      <w:proofErr w:type="spellStart"/>
+      <w:r>
+        <w:rPr>
+          <w:i/>
+          <w:iCs/>
+          <w:sz w:val="28"/>
+          <w:szCs w:val="28"/>
+        </w:rPr>
+        <w:t>theknife</w:t>
+      </w:r>
+      <w:proofErr w:type="spellEnd"/>
+      <w:r>
+        <w:rPr>
+          <w:i/>
+          <w:iCs/>
+          <w:sz w:val="28"/>
+          <w:szCs w:val="28"/>
+        </w:rPr>
+        <w:t>-</w:t>
       </w:r>
       <w:r>
         <w:rPr>
@@ -3527,6 +4138,121 @@
       <w:pPr>
         <w:pStyle w:val="Paragrafoelenco"/>
         <w:numPr>
+          <w:ilvl w:val="1"/>
+          <w:numId w:val="7"/>
+        </w:numPr>
+        <w:rPr>
+          <w:b/>
+          <w:bCs/>
+          <w:sz w:val="32"/>
+          <w:szCs w:val="32"/>
+        </w:rPr>
+      </w:pPr>
+      <w:r>
+        <w:rPr>
+          <w:sz w:val="28"/>
+          <w:szCs w:val="28"/>
+        </w:rPr>
+        <w:t xml:space="preserve">Package che definisce il punto d’ingresso del client: contiene </w:t>
+      </w:r>
+      <w:proofErr w:type="spellStart"/>
+      <w:r>
+        <w:rPr>
+          <w:i/>
+          <w:iCs/>
+          <w:sz w:val="28"/>
+          <w:szCs w:val="28"/>
+        </w:rPr>
+        <w:t>TheKnifeClient</w:t>
+      </w:r>
+      <w:proofErr w:type="spellEnd"/>
+      <w:r>
+        <w:rPr>
+          <w:i/>
+          <w:iCs/>
+          <w:sz w:val="28"/>
+          <w:szCs w:val="28"/>
+        </w:rPr>
+        <w:t xml:space="preserve"> </w:t>
+      </w:r>
+      <w:r>
+        <w:rPr>
+          <w:sz w:val="28"/>
+          <w:szCs w:val="28"/>
+        </w:rPr>
+        <w:t xml:space="preserve">e </w:t>
+      </w:r>
+      <w:proofErr w:type="spellStart"/>
+      <w:r>
+        <w:rPr>
+          <w:i/>
+          <w:iCs/>
+          <w:sz w:val="28"/>
+          <w:szCs w:val="28"/>
+        </w:rPr>
+        <w:t>ClientApplication</w:t>
+      </w:r>
+      <w:proofErr w:type="spellEnd"/>
+      <w:r>
+        <w:rPr>
+          <w:sz w:val="28"/>
+          <w:szCs w:val="28"/>
+        </w:rPr>
+        <w:t xml:space="preserve">, che definiscono rispettivamente l’unico punto di ingresso del </w:t>
+      </w:r>
+      <w:proofErr w:type="spellStart"/>
+      <w:r>
+        <w:rPr>
+          <w:sz w:val="28"/>
+          <w:szCs w:val="28"/>
+        </w:rPr>
+        <w:t>jar</w:t>
+      </w:r>
+      <w:proofErr w:type="spellEnd"/>
+      <w:r>
+        <w:rPr>
+          <w:sz w:val="28"/>
+          <w:szCs w:val="28"/>
+        </w:rPr>
+        <w:t xml:space="preserve"> </w:t>
+      </w:r>
+      <w:proofErr w:type="spellStart"/>
+      <w:r>
+        <w:rPr>
+          <w:sz w:val="28"/>
+          <w:szCs w:val="28"/>
+        </w:rPr>
+        <w:t>shaded</w:t>
+      </w:r>
+      <w:proofErr w:type="spellEnd"/>
+      <w:r>
+        <w:rPr>
+          <w:sz w:val="28"/>
+          <w:szCs w:val="28"/>
+        </w:rPr>
+        <w:t xml:space="preserve"> e la logica </w:t>
+      </w:r>
+      <w:proofErr w:type="spellStart"/>
+      <w:r>
+        <w:rPr>
+          <w:sz w:val="28"/>
+          <w:szCs w:val="28"/>
+        </w:rPr>
+        <w:t>JavaFX</w:t>
+      </w:r>
+      <w:proofErr w:type="spellEnd"/>
+      <w:r>
+        <w:rPr>
+          <w:sz w:val="28"/>
+          <w:szCs w:val="28"/>
+        </w:rPr>
+        <w:t>.</w:t>
+      </w:r>
+    </w:p>
+    <w:p>
+      <w:pPr>
+        <w:pStyle w:val="Paragrafoelenco"/>
+        <w:numPr>
           <w:ilvl w:val="0"/>
           <w:numId w:val="7"/>
         </w:numPr>
@@ -3551,6 +4277,71 @@
       <w:pPr>
         <w:pStyle w:val="Paragrafoelenco"/>
         <w:numPr>
+          <w:ilvl w:val="1"/>
+          <w:numId w:val="7"/>
+        </w:numPr>
+        <w:rPr>
+          <w:b/>
+          <w:bCs/>
+          <w:sz w:val="32"/>
+          <w:szCs w:val="32"/>
+        </w:rPr>
+      </w:pPr>
+      <w:r>
+        <w:rPr>
+          <w:sz w:val="28"/>
+          <w:szCs w:val="28"/>
+        </w:rPr>
+        <w:t xml:space="preserve">Package che contiene la classe </w:t>
+      </w:r>
+      <w:proofErr w:type="spellStart"/>
+      <w:r>
+        <w:rPr>
+          <w:i/>
+          <w:iCs/>
+          <w:sz w:val="28"/>
+          <w:szCs w:val="28"/>
+        </w:rPr>
+        <w:t>ServerConnection</w:t>
+      </w:r>
+      <w:proofErr w:type="spellEnd"/>
+      <w:r>
+        <w:rPr>
+          <w:i/>
+          <w:iCs/>
+          <w:sz w:val="28"/>
+          <w:szCs w:val="28"/>
+        </w:rPr>
+        <w:t xml:space="preserve"> </w:t>
+      </w:r>
+      <w:r>
+        <w:rPr>
+          <w:sz w:val="28"/>
+          <w:szCs w:val="28"/>
+        </w:rPr>
+        <w:t xml:space="preserve">che definisce la connessione </w:t>
+      </w:r>
+      <w:proofErr w:type="spellStart"/>
+      <w:r>
+        <w:rPr>
+          <w:sz w:val="28"/>
+          <w:szCs w:val="28"/>
+        </w:rPr>
+        <w:t>socket</w:t>
+      </w:r>
+      <w:proofErr w:type="spellEnd"/>
+      <w:r>
+        <w:rPr>
+          <w:sz w:val="28"/>
+          <w:szCs w:val="28"/>
+        </w:rPr>
+        <w:t xml:space="preserve"> verso il server.</w:t>
+      </w:r>
+    </w:p>
+    <w:p>
+      <w:pPr>
+        <w:pStyle w:val="Paragrafoelenco"/>
+        <w:numPr>
           <w:ilvl w:val="0"/>
           <w:numId w:val="7"/>
         </w:numPr>
@@ -3568,7 +4359,108 @@
           <w:sz w:val="28"/>
           <w:szCs w:val="28"/>
         </w:rPr>
-        <w:t>service</w:t>
+        <w:t>s</w:t>
+      </w:r>
+      <w:r>
+        <w:rPr>
+          <w:i/>
+          <w:iCs/>
+          <w:sz w:val="28"/>
+          <w:szCs w:val="28"/>
+        </w:rPr>
+        <w:t>ervice</w:t>
+      </w:r>
+    </w:p>
+    <w:p>
+      <w:pPr>
+        <w:pStyle w:val="Paragrafoelenco"/>
+        <w:numPr>
+          <w:ilvl w:val="1"/>
+          <w:numId w:val="7"/>
+        </w:numPr>
+        <w:rPr>
+          <w:b/>
+          <w:bCs/>
+          <w:sz w:val="32"/>
+          <w:szCs w:val="32"/>
+        </w:rPr>
+      </w:pPr>
+      <w:r>
+        <w:rPr>
+          <w:sz w:val="28"/>
+          <w:szCs w:val="28"/>
+        </w:rPr>
+        <w:t xml:space="preserve">Package che </w:t>
+      </w:r>
+      <w:r>
+        <w:rPr>
+          <w:sz w:val="28"/>
+          <w:szCs w:val="28"/>
+        </w:rPr>
+        <w:t xml:space="preserve">appresenta il service del client mediante le 3 classi </w:t>
+      </w:r>
+      <w:proofErr w:type="spellStart"/>
+      <w:r>
+        <w:rPr>
+          <w:i/>
+          <w:iCs/>
+          <w:sz w:val="28"/>
+          <w:szCs w:val="28"/>
+        </w:rPr>
+        <w:t>AuthService</w:t>
+      </w:r>
+      <w:proofErr w:type="spellEnd"/>
+      <w:r>
+        <w:rPr>
+          <w:sz w:val="28"/>
+          <w:szCs w:val="28"/>
+        </w:rPr>
+        <w:t xml:space="preserve">, </w:t>
+      </w:r>
+      <w:proofErr w:type="spellStart"/>
+      <w:r>
+        <w:rPr>
+          <w:i/>
+          <w:iCs/>
+          <w:sz w:val="28"/>
+          <w:szCs w:val="28"/>
+        </w:rPr>
+        <w:t>RecensioneService</w:t>
+      </w:r>
+      <w:proofErr w:type="spellEnd"/>
+      <w:r>
+        <w:rPr>
+          <w:i/>
+          <w:iCs/>
+          <w:sz w:val="28"/>
+          <w:szCs w:val="28"/>
+        </w:rPr>
+        <w:t xml:space="preserve"> </w:t>
+      </w:r>
+      <w:r>
+        <w:rPr>
+          <w:sz w:val="28"/>
+          <w:szCs w:val="28"/>
+        </w:rPr>
+        <w:t xml:space="preserve">e </w:t>
+      </w:r>
+      <w:proofErr w:type="spellStart"/>
+      <w:r>
+        <w:rPr>
+          <w:i/>
+          <w:iCs/>
+          <w:sz w:val="28"/>
+          <w:szCs w:val="28"/>
+        </w:rPr>
+        <w:t>RistoranteService</w:t>
+      </w:r>
+      <w:proofErr w:type="spellEnd"/>
+      <w:r>
+        <w:rPr>
+          <w:sz w:val="28"/>
+          <w:szCs w:val="28"/>
+        </w:rPr>
+        <w:t>, per convertire le azioni della GUI in richieste per il server.</w:t>
       </w:r>
     </w:p>
     <w:p>
@@ -3585,14 +4477,85 @@
           <w:szCs w:val="32"/>
         </w:rPr>
       </w:pPr>
-      <w:r>
-        <w:rPr>
-          <w:i/>
-          <w:iCs/>
-          <w:sz w:val="28"/>
-          <w:szCs w:val="28"/>
-        </w:rPr>
+      <w:proofErr w:type="spellStart"/>
+      <w:r>
+        <w:rPr>
+          <w:i/>
+          <w:iCs/>
+          <w:sz w:val="28"/>
+          <w:szCs w:val="28"/>
+        </w:rPr>
+        <w:lastRenderedPageBreak/>
         <w:t>ui</w:t>
+      </w:r>
+      <w:proofErr w:type="spellEnd"/>
+    </w:p>
+    <w:p>
+      <w:pPr>
+        <w:pStyle w:val="Paragrafoelenco"/>
+        <w:numPr>
+          <w:ilvl w:val="1"/>
+          <w:numId w:val="7"/>
+        </w:numPr>
+        <w:rPr>
+          <w:b/>
+          <w:bCs/>
+          <w:sz w:val="32"/>
+          <w:szCs w:val="32"/>
+        </w:rPr>
+      </w:pPr>
+      <w:r>
+        <w:rPr>
+          <w:sz w:val="28"/>
+          <w:szCs w:val="28"/>
+        </w:rPr>
+        <w:t xml:space="preserve">Package che contiene i controller delle schermate </w:t>
+      </w:r>
+      <w:proofErr w:type="spellStart"/>
+      <w:r>
+        <w:rPr>
+          <w:sz w:val="28"/>
+          <w:szCs w:val="28"/>
+        </w:rPr>
+        <w:t>JavaFX</w:t>
+      </w:r>
+      <w:proofErr w:type="spellEnd"/>
+      <w:r>
+        <w:rPr>
+          <w:sz w:val="28"/>
+          <w:szCs w:val="28"/>
+        </w:rPr>
+        <w:t xml:space="preserve">, uno per ogni </w:t>
+      </w:r>
+      <w:r>
+        <w:rPr>
+          <w:sz w:val="28"/>
+          <w:szCs w:val="28"/>
+        </w:rPr>
+        <w:t xml:space="preserve">file </w:t>
+      </w:r>
+      <w:proofErr w:type="spellStart"/>
+      <w:r>
+        <w:rPr>
+          <w:sz w:val="28"/>
+          <w:szCs w:val="28"/>
+        </w:rPr>
+        <w:t>fxml</w:t>
+      </w:r>
+      <w:proofErr w:type="spellEnd"/>
+      <w:r>
+        <w:rPr>
+          <w:sz w:val="28"/>
+          <w:szCs w:val="28"/>
+        </w:rPr>
+        <w:t xml:space="preserve"> nelle risorse</w:t>
+      </w:r>
+      <w:r>
+        <w:rPr>
+          <w:sz w:val="28"/>
+          <w:szCs w:val="28"/>
+        </w:rPr>
+        <w:t>.</w:t>
       </w:r>
     </w:p>
     <w:p>
@@ -3638,14 +4601,25 @@
         </w:rPr>
         <w:t xml:space="preserve">Il modulo </w:t>
       </w:r>
-      <w:r>
-        <w:rPr>
-          <w:i/>
-          <w:iCs/>
-          <w:sz w:val="28"/>
-          <w:szCs w:val="28"/>
-        </w:rPr>
-        <w:t>theknife-</w:t>
+      <w:proofErr w:type="spellStart"/>
+      <w:r>
+        <w:rPr>
+          <w:i/>
+          <w:iCs/>
+          <w:sz w:val="28"/>
+          <w:szCs w:val="28"/>
+        </w:rPr>
+        <w:t>theknife</w:t>
+      </w:r>
+      <w:proofErr w:type="spellEnd"/>
+      <w:r>
+        <w:rPr>
+          <w:i/>
+          <w:iCs/>
+          <w:sz w:val="28"/>
+          <w:szCs w:val="28"/>
+        </w:rPr>
+        <w:t>-</w:t>
       </w:r>
       <w:r>
         <w:rPr>
@@ -3676,9 +4650,870 @@
           <w:szCs w:val="28"/>
         </w:rPr>
       </w:pPr>
-    </w:p>
-    <w:p>
-      <w:pPr>
+      <w:proofErr w:type="spellStart"/>
+      <w:r>
+        <w:rPr>
+          <w:i/>
+          <w:iCs/>
+          <w:sz w:val="28"/>
+          <w:szCs w:val="28"/>
+        </w:rPr>
+        <w:t>command</w:t>
+      </w:r>
+      <w:proofErr w:type="spellEnd"/>
+    </w:p>
+    <w:p>
+      <w:pPr>
+        <w:pStyle w:val="Paragrafoelenco"/>
+        <w:numPr>
+          <w:ilvl w:val="1"/>
+          <w:numId w:val="7"/>
+        </w:numPr>
+        <w:rPr>
+          <w:sz w:val="28"/>
+          <w:szCs w:val="28"/>
+        </w:rPr>
+      </w:pPr>
+      <w:r>
+        <w:rPr>
+          <w:sz w:val="28"/>
+          <w:szCs w:val="28"/>
+        </w:rPr>
+        <w:t xml:space="preserve">Package che </w:t>
+      </w:r>
+      <w:r>
+        <w:rPr>
+          <w:sz w:val="28"/>
+          <w:szCs w:val="28"/>
+        </w:rPr>
+        <w:t xml:space="preserve">implementa il pattern </w:t>
+      </w:r>
+      <w:proofErr w:type="spellStart"/>
+      <w:r>
+        <w:rPr>
+          <w:i/>
+          <w:iCs/>
+          <w:sz w:val="28"/>
+          <w:szCs w:val="28"/>
+        </w:rPr>
+        <w:t>Command</w:t>
+      </w:r>
+      <w:proofErr w:type="spellEnd"/>
+      <w:r>
+        <w:rPr>
+          <w:sz w:val="28"/>
+          <w:szCs w:val="28"/>
+        </w:rPr>
+        <w:t xml:space="preserve">, contenente 20 classi (una per ogni </w:t>
+      </w:r>
+      <w:proofErr w:type="spellStart"/>
+      <w:r>
+        <w:rPr>
+          <w:i/>
+          <w:iCs/>
+          <w:sz w:val="28"/>
+          <w:szCs w:val="28"/>
+        </w:rPr>
+        <w:t>CommandType</w:t>
+      </w:r>
+      <w:proofErr w:type="spellEnd"/>
+      <w:r>
+        <w:rPr>
+          <w:sz w:val="28"/>
+          <w:szCs w:val="28"/>
+        </w:rPr>
+        <w:t xml:space="preserve">. </w:t>
+      </w:r>
+      <w:r>
+        <w:rPr>
+          <w:sz w:val="28"/>
+          <w:szCs w:val="28"/>
+        </w:rPr>
+        <w:t xml:space="preserve">Ogni </w:t>
+      </w:r>
+      <w:proofErr w:type="spellStart"/>
+      <w:r>
+        <w:rPr>
+          <w:i/>
+          <w:iCs/>
+          <w:sz w:val="28"/>
+          <w:szCs w:val="28"/>
+        </w:rPr>
+        <w:t>Command</w:t>
+      </w:r>
+      <w:proofErr w:type="spellEnd"/>
+      <w:r>
+        <w:rPr>
+          <w:sz w:val="28"/>
+          <w:szCs w:val="28"/>
+        </w:rPr>
+        <w:t xml:space="preserve"> verifica che il payload sia del</w:t>
+      </w:r>
+      <w:r>
+        <w:rPr>
+          <w:sz w:val="28"/>
+          <w:szCs w:val="28"/>
+        </w:rPr>
+        <w:t xml:space="preserve"> </w:t>
+      </w:r>
+      <w:r>
+        <w:rPr>
+          <w:sz w:val="28"/>
+          <w:szCs w:val="28"/>
+        </w:rPr>
+        <w:t>tipo atteso, controlla la propri</w:t>
+      </w:r>
+      <w:r>
+        <w:rPr>
+          <w:sz w:val="28"/>
+          <w:szCs w:val="28"/>
+        </w:rPr>
+        <w:t>e</w:t>
+      </w:r>
+      <w:r>
+        <w:rPr>
+          <w:sz w:val="28"/>
+          <w:szCs w:val="28"/>
+        </w:rPr>
+        <w:t>t</w:t>
+      </w:r>
+      <w:r>
+        <w:rPr>
+          <w:sz w:val="28"/>
+          <w:szCs w:val="28"/>
+        </w:rPr>
+        <w:t>à</w:t>
+      </w:r>
+      <w:r>
+        <w:rPr>
+          <w:sz w:val="28"/>
+          <w:szCs w:val="28"/>
+        </w:rPr>
+        <w:t xml:space="preserve"> delle risorse toccate quando</w:t>
+      </w:r>
+      <w:r>
+        <w:rPr>
+          <w:sz w:val="28"/>
+          <w:szCs w:val="28"/>
+        </w:rPr>
+        <w:t xml:space="preserve"> </w:t>
+      </w:r>
+      <w:r>
+        <w:rPr>
+          <w:sz w:val="28"/>
+          <w:szCs w:val="28"/>
+        </w:rPr>
+        <w:t>l'operazione lo richiede, delega la logica di dominio al</w:t>
+      </w:r>
+      <w:r>
+        <w:rPr>
+          <w:sz w:val="28"/>
+          <w:szCs w:val="28"/>
+        </w:rPr>
+        <w:t xml:space="preserve"> </w:t>
+      </w:r>
+      <w:r>
+        <w:rPr>
+          <w:sz w:val="28"/>
+          <w:szCs w:val="28"/>
+        </w:rPr>
+        <w:t xml:space="preserve">service e traduce l'esito </w:t>
+      </w:r>
+      <w:r>
+        <w:rPr>
+          <w:sz w:val="28"/>
+          <w:szCs w:val="28"/>
+        </w:rPr>
+        <w:t>in una risposta.</w:t>
+      </w:r>
+    </w:p>
+    <w:p>
+      <w:pPr>
+        <w:pStyle w:val="Paragrafoelenco"/>
+        <w:numPr>
+          <w:ilvl w:val="0"/>
+          <w:numId w:val="7"/>
+        </w:numPr>
+        <w:rPr>
+          <w:sz w:val="28"/>
+          <w:szCs w:val="28"/>
+        </w:rPr>
+      </w:pPr>
+      <w:r>
+        <w:rPr>
+          <w:i/>
+          <w:iCs/>
+          <w:sz w:val="28"/>
+          <w:szCs w:val="28"/>
+        </w:rPr>
+        <w:t>dao</w:t>
+      </w:r>
+    </w:p>
+    <w:p>
+      <w:pPr>
+        <w:pStyle w:val="Paragrafoelenco"/>
+        <w:numPr>
+          <w:ilvl w:val="1"/>
+          <w:numId w:val="7"/>
+        </w:numPr>
+        <w:rPr>
+          <w:sz w:val="28"/>
+          <w:szCs w:val="28"/>
+        </w:rPr>
+      </w:pPr>
+      <w:r>
+        <w:rPr>
+          <w:sz w:val="28"/>
+          <w:szCs w:val="28"/>
+        </w:rPr>
+        <w:t xml:space="preserve">Package </w:t>
+      </w:r>
+      <w:r>
+        <w:rPr>
+          <w:sz w:val="28"/>
+          <w:szCs w:val="28"/>
+        </w:rPr>
+        <w:t xml:space="preserve">che definisce il </w:t>
+      </w:r>
+      <w:proofErr w:type="spellStart"/>
+      <w:r>
+        <w:rPr>
+          <w:sz w:val="28"/>
+          <w:szCs w:val="28"/>
+        </w:rPr>
+        <w:t>l</w:t>
+      </w:r>
+      <w:r>
+        <w:rPr>
+          <w:sz w:val="28"/>
+          <w:szCs w:val="28"/>
+        </w:rPr>
+        <w:t>ay</w:t>
+      </w:r>
+      <w:r>
+        <w:rPr>
+          <w:sz w:val="28"/>
+          <w:szCs w:val="28"/>
+        </w:rPr>
+        <w:t>e</w:t>
+      </w:r>
+      <w:r>
+        <w:rPr>
+          <w:sz w:val="28"/>
+          <w:szCs w:val="28"/>
+        </w:rPr>
+        <w:t>r</w:t>
+      </w:r>
+      <w:proofErr w:type="spellEnd"/>
+      <w:r>
+        <w:rPr>
+          <w:sz w:val="28"/>
+          <w:szCs w:val="28"/>
+        </w:rPr>
+        <w:t xml:space="preserve"> di accesso ai dati (DAO) del server</w:t>
+      </w:r>
+      <w:r>
+        <w:rPr>
+          <w:sz w:val="28"/>
+          <w:szCs w:val="28"/>
+        </w:rPr>
+        <w:t xml:space="preserve">. </w:t>
+      </w:r>
+      <w:r>
+        <w:rPr>
+          <w:sz w:val="28"/>
+          <w:szCs w:val="28"/>
+        </w:rPr>
+        <w:t>Ogni classe incapsula le operazioni sulle tabelle del database</w:t>
+      </w:r>
+      <w:r>
+        <w:rPr>
+          <w:sz w:val="28"/>
+          <w:szCs w:val="28"/>
+        </w:rPr>
+        <w:t xml:space="preserve"> </w:t>
+      </w:r>
+      <w:proofErr w:type="spellStart"/>
+      <w:r>
+        <w:rPr>
+          <w:i/>
+          <w:iCs/>
+          <w:sz w:val="28"/>
+          <w:szCs w:val="28"/>
+        </w:rPr>
+        <w:t>dbTK</w:t>
+      </w:r>
+      <w:proofErr w:type="spellEnd"/>
+      <w:r>
+        <w:rPr>
+          <w:sz w:val="28"/>
+          <w:szCs w:val="28"/>
+        </w:rPr>
+        <w:t>: apre una connessione tramite</w:t>
+      </w:r>
+      <w:r>
+        <w:rPr>
+          <w:sz w:val="28"/>
+          <w:szCs w:val="28"/>
+        </w:rPr>
+        <w:t xml:space="preserve"> </w:t>
+      </w:r>
+      <w:proofErr w:type="spellStart"/>
+      <w:r>
+        <w:rPr>
+          <w:i/>
+          <w:iCs/>
+          <w:sz w:val="28"/>
+          <w:szCs w:val="28"/>
+        </w:rPr>
+        <w:t>DatabaseManager</w:t>
+      </w:r>
+      <w:proofErr w:type="spellEnd"/>
+      <w:r>
+        <w:rPr>
+          <w:sz w:val="28"/>
+          <w:szCs w:val="28"/>
+        </w:rPr>
+        <w:t>, la usa con</w:t>
+      </w:r>
+      <w:r>
+        <w:rPr>
+          <w:sz w:val="28"/>
+          <w:szCs w:val="28"/>
+        </w:rPr>
+        <w:t xml:space="preserve"> </w:t>
+      </w:r>
+      <w:proofErr w:type="spellStart"/>
+      <w:r>
+        <w:rPr>
+          <w:i/>
+          <w:iCs/>
+          <w:sz w:val="28"/>
+          <w:szCs w:val="28"/>
+        </w:rPr>
+        <w:t>try</w:t>
+      </w:r>
+      <w:proofErr w:type="spellEnd"/>
+      <w:r>
+        <w:rPr>
+          <w:i/>
+          <w:iCs/>
+          <w:sz w:val="28"/>
+          <w:szCs w:val="28"/>
+        </w:rPr>
+        <w:t>-with-</w:t>
+      </w:r>
+      <w:proofErr w:type="spellStart"/>
+      <w:r>
+        <w:rPr>
+          <w:i/>
+          <w:iCs/>
+          <w:sz w:val="28"/>
+          <w:szCs w:val="28"/>
+        </w:rPr>
+        <w:t>resources</w:t>
+      </w:r>
+      <w:proofErr w:type="spellEnd"/>
+      <w:r>
+        <w:rPr>
+          <w:sz w:val="28"/>
+          <w:szCs w:val="28"/>
+        </w:rPr>
+        <w:t xml:space="preserve"> </w:t>
+      </w:r>
+      <w:r>
+        <w:rPr>
+          <w:sz w:val="28"/>
+          <w:szCs w:val="28"/>
+        </w:rPr>
+        <w:t>e riavvolge le</w:t>
+      </w:r>
+      <w:r>
+        <w:rPr>
+          <w:sz w:val="28"/>
+          <w:szCs w:val="28"/>
+        </w:rPr>
+        <w:t xml:space="preserve"> eccezioni. </w:t>
+      </w:r>
+      <w:r>
+        <w:rPr>
+          <w:sz w:val="28"/>
+          <w:szCs w:val="28"/>
+        </w:rPr>
+        <w:t>Nessun DAO contiene</w:t>
+      </w:r>
+      <w:r>
+        <w:rPr>
+          <w:sz w:val="28"/>
+          <w:szCs w:val="28"/>
+        </w:rPr>
+        <w:t xml:space="preserve"> </w:t>
+      </w:r>
+      <w:r>
+        <w:rPr>
+          <w:sz w:val="28"/>
+          <w:szCs w:val="28"/>
+        </w:rPr>
+        <w:t>logica di dominio: legge e scrive righe, impacchettandole nei DTO del</w:t>
+      </w:r>
+      <w:r>
+        <w:rPr>
+          <w:sz w:val="28"/>
+          <w:szCs w:val="28"/>
+        </w:rPr>
+        <w:t xml:space="preserve"> </w:t>
+      </w:r>
+      <w:r>
+        <w:rPr>
+          <w:sz w:val="28"/>
+          <w:szCs w:val="28"/>
+        </w:rPr>
+        <w:t xml:space="preserve">modulo </w:t>
+      </w:r>
+      <w:proofErr w:type="spellStart"/>
+      <w:r>
+        <w:rPr>
+          <w:i/>
+          <w:iCs/>
+          <w:sz w:val="28"/>
+          <w:szCs w:val="28"/>
+        </w:rPr>
+        <w:t>theknife</w:t>
+      </w:r>
+      <w:proofErr w:type="spellEnd"/>
+      <w:r>
+        <w:rPr>
+          <w:i/>
+          <w:iCs/>
+          <w:sz w:val="28"/>
+          <w:szCs w:val="28"/>
+        </w:rPr>
+        <w:t>-</w:t>
+      </w:r>
+      <w:r>
+        <w:rPr>
+          <w:i/>
+          <w:iCs/>
+          <w:sz w:val="28"/>
+          <w:szCs w:val="28"/>
+        </w:rPr>
+        <w:t>common</w:t>
+      </w:r>
+      <w:r>
+        <w:rPr>
+          <w:sz w:val="28"/>
+          <w:szCs w:val="28"/>
+        </w:rPr>
+        <w:t>.</w:t>
+      </w:r>
+    </w:p>
+    <w:p>
+      <w:pPr>
+        <w:pStyle w:val="Paragrafoelenco"/>
+        <w:numPr>
+          <w:ilvl w:val="0"/>
+          <w:numId w:val="7"/>
+        </w:numPr>
+        <w:rPr>
+          <w:sz w:val="28"/>
+          <w:szCs w:val="28"/>
+        </w:rPr>
+      </w:pPr>
+      <w:proofErr w:type="spellStart"/>
+      <w:r>
+        <w:rPr>
+          <w:i/>
+          <w:iCs/>
+          <w:sz w:val="28"/>
+          <w:szCs w:val="28"/>
+        </w:rPr>
+        <w:t>exception</w:t>
+      </w:r>
+      <w:proofErr w:type="spellEnd"/>
+    </w:p>
+    <w:p>
+      <w:pPr>
+        <w:pStyle w:val="Paragrafoelenco"/>
+        <w:numPr>
+          <w:ilvl w:val="1"/>
+          <w:numId w:val="7"/>
+        </w:numPr>
+        <w:rPr>
+          <w:sz w:val="28"/>
+          <w:szCs w:val="28"/>
+        </w:rPr>
+      </w:pPr>
+      <w:r>
+        <w:rPr>
+          <w:sz w:val="28"/>
+          <w:szCs w:val="28"/>
+        </w:rPr>
+        <w:t xml:space="preserve">Package che </w:t>
+      </w:r>
+      <w:r>
+        <w:rPr>
+          <w:sz w:val="28"/>
+          <w:szCs w:val="28"/>
+        </w:rPr>
+        <w:t>implementa le e</w:t>
+      </w:r>
+      <w:r>
+        <w:rPr>
+          <w:sz w:val="28"/>
+          <w:szCs w:val="28"/>
+        </w:rPr>
+        <w:t xml:space="preserve">ccezioni del server, distinte </w:t>
+      </w:r>
+      <w:r>
+        <w:rPr>
+          <w:sz w:val="28"/>
+          <w:szCs w:val="28"/>
+        </w:rPr>
+        <w:t>in base allo stato della risposta (</w:t>
+      </w:r>
+      <w:proofErr w:type="spellStart"/>
+      <w:r>
+        <w:rPr>
+          <w:i/>
+          <w:iCs/>
+          <w:sz w:val="28"/>
+          <w:szCs w:val="28"/>
+        </w:rPr>
+        <w:t>ResponseStatus</w:t>
+      </w:r>
+      <w:proofErr w:type="spellEnd"/>
+      <w:r>
+        <w:rPr>
+          <w:sz w:val="28"/>
+          <w:szCs w:val="28"/>
+        </w:rPr>
+        <w:t xml:space="preserve">) che </w:t>
+      </w:r>
+      <w:r>
+        <w:rPr>
+          <w:sz w:val="28"/>
+          <w:szCs w:val="28"/>
+        </w:rPr>
+        <w:t>il client ricever</w:t>
+      </w:r>
+      <w:r>
+        <w:rPr>
+          <w:sz w:val="28"/>
+          <w:szCs w:val="28"/>
+        </w:rPr>
+        <w:t>à</w:t>
+      </w:r>
+      <w:r>
+        <w:rPr>
+          <w:sz w:val="28"/>
+          <w:szCs w:val="28"/>
+        </w:rPr>
+        <w:t>.</w:t>
+      </w:r>
+      <w:r>
+        <w:rPr>
+          <w:sz w:val="28"/>
+          <w:szCs w:val="28"/>
+        </w:rPr>
+        <w:t xml:space="preserve"> </w:t>
+      </w:r>
+      <w:proofErr w:type="spellStart"/>
+      <w:r>
+        <w:rPr>
+          <w:i/>
+          <w:iCs/>
+          <w:sz w:val="28"/>
+          <w:szCs w:val="28"/>
+        </w:rPr>
+        <w:t>ValidationException</w:t>
+      </w:r>
+      <w:proofErr w:type="spellEnd"/>
+      <w:r>
+        <w:rPr>
+          <w:i/>
+          <w:iCs/>
+          <w:sz w:val="28"/>
+          <w:szCs w:val="28"/>
+        </w:rPr>
+        <w:t xml:space="preserve"> </w:t>
+      </w:r>
+      <w:r>
+        <w:rPr>
+          <w:sz w:val="28"/>
+          <w:szCs w:val="28"/>
+        </w:rPr>
+        <w:t xml:space="preserve">se i dati in ingresso non sono validi, </w:t>
+      </w:r>
+      <w:proofErr w:type="spellStart"/>
+      <w:r>
+        <w:rPr>
+          <w:i/>
+          <w:iCs/>
+          <w:sz w:val="28"/>
+          <w:szCs w:val="28"/>
+        </w:rPr>
+        <w:t>ApplicationException</w:t>
+      </w:r>
+      <w:proofErr w:type="spellEnd"/>
+      <w:r>
+        <w:rPr>
+          <w:i/>
+          <w:iCs/>
+          <w:sz w:val="28"/>
+          <w:szCs w:val="28"/>
+        </w:rPr>
+        <w:t xml:space="preserve"> </w:t>
+      </w:r>
+      <w:r>
+        <w:rPr>
+          <w:sz w:val="28"/>
+          <w:szCs w:val="28"/>
+        </w:rPr>
+        <w:t xml:space="preserve">se </w:t>
+      </w:r>
+      <w:r>
+        <w:rPr>
+          <w:sz w:val="28"/>
+          <w:szCs w:val="28"/>
+        </w:rPr>
+        <w:t>i dati sono</w:t>
+      </w:r>
+      <w:r>
+        <w:rPr>
+          <w:sz w:val="28"/>
+          <w:szCs w:val="28"/>
+        </w:rPr>
+        <w:t xml:space="preserve"> </w:t>
+      </w:r>
+      <w:r>
+        <w:rPr>
+          <w:sz w:val="28"/>
+          <w:szCs w:val="28"/>
+        </w:rPr>
+        <w:t>validi ma l'operazione viola una regola di dominio</w:t>
+      </w:r>
+      <w:r>
+        <w:rPr>
+          <w:sz w:val="28"/>
+          <w:szCs w:val="28"/>
+        </w:rPr>
+        <w:t xml:space="preserve"> e </w:t>
+      </w:r>
+      <w:proofErr w:type="spellStart"/>
+      <w:r>
+        <w:rPr>
+          <w:i/>
+          <w:iCs/>
+          <w:sz w:val="28"/>
+          <w:szCs w:val="28"/>
+        </w:rPr>
+        <w:t>DataAccessException</w:t>
+      </w:r>
+      <w:proofErr w:type="spellEnd"/>
+      <w:r>
+        <w:rPr>
+          <w:i/>
+          <w:iCs/>
+          <w:sz w:val="28"/>
+          <w:szCs w:val="28"/>
+        </w:rPr>
+        <w:t xml:space="preserve"> </w:t>
+      </w:r>
+      <w:r>
+        <w:rPr>
+          <w:sz w:val="28"/>
+          <w:szCs w:val="28"/>
+        </w:rPr>
+        <w:t xml:space="preserve">se </w:t>
+      </w:r>
+      <w:r>
+        <w:rPr>
+          <w:sz w:val="28"/>
+          <w:szCs w:val="28"/>
+        </w:rPr>
+        <w:t>il database</w:t>
+      </w:r>
+      <w:r>
+        <w:rPr>
+          <w:sz w:val="28"/>
+          <w:szCs w:val="28"/>
+        </w:rPr>
+        <w:t xml:space="preserve"> </w:t>
+      </w:r>
+      <w:r>
+        <w:rPr>
+          <w:sz w:val="28"/>
+          <w:szCs w:val="28"/>
+        </w:rPr>
+        <w:t>non risponde o la query fallisce</w:t>
+      </w:r>
+      <w:r>
+        <w:rPr>
+          <w:sz w:val="28"/>
+          <w:szCs w:val="28"/>
+        </w:rPr>
+        <w:t>.</w:t>
+      </w:r>
+    </w:p>
+    <w:p>
+      <w:pPr>
+        <w:pStyle w:val="Paragrafoelenco"/>
+        <w:numPr>
+          <w:ilvl w:val="0"/>
+          <w:numId w:val="7"/>
+        </w:numPr>
+        <w:rPr>
+          <w:sz w:val="28"/>
+          <w:szCs w:val="28"/>
+        </w:rPr>
+      </w:pPr>
+      <w:proofErr w:type="spellStart"/>
+      <w:r>
+        <w:rPr>
+          <w:i/>
+          <w:iCs/>
+          <w:sz w:val="28"/>
+          <w:szCs w:val="28"/>
+        </w:rPr>
+        <w:t>external</w:t>
+      </w:r>
+      <w:proofErr w:type="spellEnd"/>
+    </w:p>
+    <w:p>
+      <w:pPr>
+        <w:pStyle w:val="Paragrafoelenco"/>
+        <w:numPr>
+          <w:ilvl w:val="1"/>
+          <w:numId w:val="7"/>
+        </w:numPr>
+        <w:rPr>
+          <w:sz w:val="28"/>
+          <w:szCs w:val="28"/>
+        </w:rPr>
+      </w:pPr>
+      <w:r>
+        <w:rPr>
+          <w:sz w:val="28"/>
+          <w:szCs w:val="28"/>
+        </w:rPr>
+        <w:t xml:space="preserve">Package che </w:t>
+      </w:r>
+    </w:p>
+    <w:p>
+      <w:pPr>
+        <w:pStyle w:val="Paragrafoelenco"/>
+        <w:numPr>
+          <w:ilvl w:val="0"/>
+          <w:numId w:val="7"/>
+        </w:numPr>
+        <w:rPr>
+          <w:sz w:val="28"/>
+          <w:szCs w:val="28"/>
+        </w:rPr>
+      </w:pPr>
+      <w:proofErr w:type="spellStart"/>
+      <w:r>
+        <w:rPr>
+          <w:i/>
+          <w:iCs/>
+          <w:sz w:val="28"/>
+          <w:szCs w:val="28"/>
+        </w:rPr>
+        <w:t>handler</w:t>
+      </w:r>
+      <w:proofErr w:type="spellEnd"/>
+    </w:p>
+    <w:p>
+      <w:pPr>
+        <w:pStyle w:val="Paragrafoelenco"/>
+        <w:numPr>
+          <w:ilvl w:val="1"/>
+          <w:numId w:val="7"/>
+        </w:numPr>
+        <w:rPr>
+          <w:sz w:val="28"/>
+          <w:szCs w:val="28"/>
+        </w:rPr>
+      </w:pPr>
+      <w:r>
+        <w:rPr>
+          <w:sz w:val="28"/>
+          <w:szCs w:val="28"/>
+        </w:rPr>
+        <w:t xml:space="preserve">Package che </w:t>
+      </w:r>
+    </w:p>
+    <w:p>
+      <w:pPr>
+        <w:pStyle w:val="Paragrafoelenco"/>
+        <w:numPr>
+          <w:ilvl w:val="0"/>
+          <w:numId w:val="7"/>
+        </w:numPr>
+        <w:rPr>
+          <w:sz w:val="28"/>
+          <w:szCs w:val="28"/>
+        </w:rPr>
+      </w:pPr>
+      <w:r>
+        <w:rPr>
+          <w:i/>
+          <w:iCs/>
+          <w:sz w:val="28"/>
+          <w:szCs w:val="28"/>
+        </w:rPr>
+        <w:t>network</w:t>
+      </w:r>
+    </w:p>
+    <w:p>
+      <w:pPr>
+        <w:pStyle w:val="Paragrafoelenco"/>
+        <w:numPr>
+          <w:ilvl w:val="1"/>
+          <w:numId w:val="7"/>
+        </w:numPr>
+        <w:rPr>
+          <w:sz w:val="28"/>
+          <w:szCs w:val="28"/>
+        </w:rPr>
+      </w:pPr>
+      <w:r>
+        <w:rPr>
+          <w:sz w:val="28"/>
+          <w:szCs w:val="28"/>
+        </w:rPr>
+        <w:t xml:space="preserve">Package che </w:t>
+      </w:r>
+    </w:p>
+    <w:p>
+      <w:pPr>
+        <w:pStyle w:val="Paragrafoelenco"/>
+        <w:numPr>
+          <w:ilvl w:val="0"/>
+          <w:numId w:val="7"/>
+        </w:numPr>
+        <w:rPr>
+          <w:sz w:val="28"/>
+          <w:szCs w:val="28"/>
+        </w:rPr>
+      </w:pPr>
+      <w:r>
+        <w:rPr>
+          <w:i/>
+          <w:iCs/>
+          <w:sz w:val="28"/>
+          <w:szCs w:val="28"/>
+        </w:rPr>
+        <w:t>service</w:t>
+      </w:r>
+    </w:p>
+    <w:p>
+      <w:pPr>
+        <w:pStyle w:val="Paragrafoelenco"/>
+        <w:numPr>
+          <w:ilvl w:val="1"/>
+          <w:numId w:val="7"/>
+        </w:numPr>
         <w:rPr>
           <w:b/>
           <w:bCs/>
@@ -3686,6 +5521,13 @@
           <w:szCs w:val="40"/>
         </w:rPr>
       </w:pPr>
+      <w:r>
+        <w:rPr>
+          <w:sz w:val="28"/>
+          <w:szCs w:val="28"/>
+        </w:rPr>
+        <w:t xml:space="preserve">Package che </w:t>
+      </w:r>
     </w:p>
     <w:p>
       <w:pPr>
@@ -3796,18 +5638,28 @@
           <w:sz w:val="40"/>
           <w:szCs w:val="40"/>
         </w:rPr>
-        <w:lastRenderedPageBreak/>
-        <w:t>Comunicazione client-server</w:t>
-      </w:r>
-    </w:p>
-    <w:p>
-      <w:pPr>
+        <w:t xml:space="preserve">Comunicazione </w:t>
+      </w:r>
+      <w:proofErr w:type="spellStart"/>
+      <w:r>
         <w:rPr>
           <w:b/>
           <w:bCs/>
           <w:sz w:val="40"/>
           <w:szCs w:val="40"/>
         </w:rPr>
+        <w:t>client-server</w:t>
+      </w:r>
+      <w:proofErr w:type="spellEnd"/>
+    </w:p>
+    <w:p>
+      <w:pPr>
+        <w:rPr>
+          <w:b/>
+          <w:bCs/>
+          <w:sz w:val="40"/>
+          <w:szCs w:val="40"/>
+        </w:rPr>
       </w:pPr>
     </w:p>
     <w:p>
@@ -3831,18 +5683,49 @@
           <w:sz w:val="40"/>
           <w:szCs w:val="40"/>
         </w:rPr>
-        <w:t>Protocollo Request/Response</w:t>
-      </w:r>
-    </w:p>
-    <w:p>
-      <w:pPr>
-        <w:pStyle w:val="Paragrafoelenco"/>
+        <w:t xml:space="preserve">Protocollo </w:t>
+      </w:r>
+      <w:proofErr w:type="spellStart"/>
+      <w:r>
         <w:rPr>
           <w:b/>
           <w:bCs/>
           <w:sz w:val="40"/>
           <w:szCs w:val="40"/>
         </w:rPr>
+        <w:t>Request</w:t>
+      </w:r>
+      <w:proofErr w:type="spellEnd"/>
+      <w:r>
+        <w:rPr>
+          <w:b/>
+          <w:bCs/>
+          <w:sz w:val="40"/>
+          <w:szCs w:val="40"/>
+        </w:rPr>
+        <w:t>/</w:t>
+      </w:r>
+      <w:proofErr w:type="spellStart"/>
+      <w:r>
+        <w:rPr>
+          <w:b/>
+          <w:bCs/>
+          <w:sz w:val="40"/>
+          <w:szCs w:val="40"/>
+        </w:rPr>
+        <w:t>Response</w:t>
+      </w:r>
+      <w:proofErr w:type="spellEnd"/>
+    </w:p>
+    <w:p>
+      <w:pPr>
+        <w:pStyle w:val="Paragrafoelenco"/>
+        <w:rPr>
+          <w:b/>
+          <w:bCs/>
+          <w:sz w:val="40"/>
+          <w:szCs w:val="40"/>
+        </w:rPr>
       </w:pPr>
     </w:p>
     <w:p>
@@ -4115,7 +5998,6 @@
           <w:sz w:val="52"/>
           <w:szCs w:val="52"/>
         </w:rPr>
-        <w:lastRenderedPageBreak/>
         <w:t>Scelte progettuali</w:t>
       </w:r>
     </w:p>
@@ -4265,6 +6147,41 @@
           <w:szCs w:val="40"/>
         </w:rPr>
         <w:t>Gestione dei servizi di geolocalizzazione</w:t>
+      </w:r>
+    </w:p>
+    <w:p>
+      <w:pPr>
+        <w:pStyle w:val="Paragrafoelenco"/>
+        <w:rPr>
+          <w:b/>
+          <w:bCs/>
+          <w:sz w:val="40"/>
+          <w:szCs w:val="40"/>
+        </w:rPr>
+      </w:pPr>
+    </w:p>
+    <w:p>
+      <w:pPr>
+        <w:pStyle w:val="Paragrafoelenco"/>
+        <w:numPr>
+          <w:ilvl w:val="0"/>
+          <w:numId w:val="3"/>
+        </w:numPr>
+        <w:rPr>
+          <w:b/>
+          <w:bCs/>
+          <w:sz w:val="40"/>
+          <w:szCs w:val="40"/>
+        </w:rPr>
+      </w:pPr>
+      <w:r>
+        <w:rPr>
+          <w:b/>
+          <w:bCs/>
+          <w:sz w:val="40"/>
+          <w:szCs w:val="40"/>
+        </w:rPr>
+        <w:t>Patterns significativi</w:t>
       </w:r>
     </w:p>
     <w:p>
@@ -5706,7 +7623,6 @@
   <w:style w:type="character" w:default="1" w:styleId="Carpredefinitoparagrafo">
     <w:name w:val="Default Paragraph Font"/>
     <w:uiPriority w:val="1"/>
-    <w:semiHidden/>
     <w:unhideWhenUsed/>
   </w:style>
   <w:style w:type="table" w:default="1" w:styleId="Tabellanormale">

--- a/Progettazione/Manuale tecnico.docx
+++ b/Progettazione/Manuale tecnico.docx
@@ -102,6 +102,9 @@
             </mc:AlternateContent>
           </w:r>
           <w:r>
+            <w:rPr>
+              <w:noProof/>
+            </w:rPr>
             <mc:AlternateContent>
               <mc:Choice Requires="wps">
                 <w:drawing>
@@ -298,6 +301,9 @@
             </mc:AlternateContent>
           </w:r>
           <w:r>
+            <w:rPr>
+              <w:noProof/>
+            </w:rPr>
             <mc:AlternateContent>
               <mc:Choice Requires="wps">
                 <w:drawing>
@@ -416,7 +422,6 @@
                                     <w:szCs w:val="24"/>
                                   </w:rPr>
                                 </w:pPr>
-                                <w:proofErr w:type="spellStart"/>
                                 <w:r>
                                   <w:rPr>
                                     <w:rStyle w:val="Enfasigrassetto"/>
@@ -425,18 +430,7 @@
                                     <w:sz w:val="24"/>
                                     <w:szCs w:val="24"/>
                                   </w:rPr>
-                                  <w:t>Barlera</w:t>
-                                </w:r>
-                                <w:proofErr w:type="spellEnd"/>
-                                <w:r>
-                                  <w:rPr>
-                                    <w:rStyle w:val="Enfasigrassetto"/>
-                                    <w:b w:val="0"/>
-                                    <w:bCs w:val="0"/>
-                                    <w:sz w:val="24"/>
-                                    <w:szCs w:val="24"/>
-                                  </w:rPr>
-                                  <w:t xml:space="preserve"> Marco</w:t>
+                                  <w:t>Barlera Marco</w:t>
                                 </w:r>
                               </w:p>
                               <w:p>
@@ -611,7 +605,6 @@
                               <w:szCs w:val="24"/>
                             </w:rPr>
                           </w:pPr>
-                          <w:proofErr w:type="spellStart"/>
                           <w:r>
                             <w:rPr>
                               <w:rStyle w:val="Enfasigrassetto"/>
@@ -620,18 +613,7 @@
                               <w:sz w:val="24"/>
                               <w:szCs w:val="24"/>
                             </w:rPr>
-                            <w:t>Barlera</w:t>
-                          </w:r>
-                          <w:proofErr w:type="spellEnd"/>
-                          <w:r>
-                            <w:rPr>
-                              <w:rStyle w:val="Enfasigrassetto"/>
-                              <w:b w:val="0"/>
-                              <w:bCs w:val="0"/>
-                              <w:sz w:val="24"/>
-                              <w:szCs w:val="24"/>
-                            </w:rPr>
-                            <w:t xml:space="preserve"> Marco</w:t>
+                            <w:t>Barlera Marco</w:t>
                           </w:r>
                         </w:p>
                         <w:p>
@@ -724,6 +706,9 @@
             </mc:AlternateContent>
           </w:r>
           <w:r>
+            <w:rPr>
+              <w:noProof/>
+            </w:rPr>
             <mc:AlternateContent>
               <mc:Choice Requires="wps">
                 <w:drawing>
@@ -798,6 +783,9 @@
             </mc:AlternateContent>
           </w:r>
           <w:r>
+            <w:rPr>
+              <w:noProof/>
+            </w:rPr>
             <mc:AlternateContent>
               <mc:Choice Requires="wpg">
                 <w:drawing>
@@ -1225,6 +1213,15 @@
     </w:p>
     <w:sdt>
       <w:sdtPr>
+        <w:rPr>
+          <w:rFonts w:asciiTheme="minorHAnsi" w:eastAsiaTheme="minorHAnsi" w:hAnsiTheme="minorHAnsi" w:cstheme="minorBidi"/>
+          <w:color w:val="auto"/>
+          <w:kern w:val="2"/>
+          <w:sz w:val="22"/>
+          <w:szCs w:val="22"/>
+          <w:lang w:eastAsia="en-US"/>
+          <w14:ligatures w14:val="standardContextual"/>
+        </w:rPr>
         <w:id w:val="-195311704"/>
         <w:docPartObj>
           <w:docPartGallery w:val="Table of Contents"/>
@@ -1233,15 +1230,8 @@
       </w:sdtPr>
       <w:sdtEndPr>
         <w:rPr>
-          <w:rFonts w:asciiTheme="minorHAnsi" w:eastAsiaTheme="minorHAnsi" w:hAnsiTheme="minorHAnsi" w:cstheme="minorBidi"/>
           <w:b/>
           <w:bCs/>
-          <w:color w:val="auto"/>
-          <w:kern w:val="2"/>
-          <w:sz w:val="22"/>
-          <w:szCs w:val="22"/>
-          <w:lang w:eastAsia="en-US"/>
-          <w14:ligatures w14:val="standardContextual"/>
         </w:rPr>
       </w:sdtEndPr>
       <w:sdtContent>
@@ -2640,7 +2630,7 @@
             <w:rPr>
               <w:i/>
               <w:iCs/>
-              <w:lang w:eastAsia="it-IT"/>
+              <w:lang w:val="en-GB" w:eastAsia="it-IT"/>
             </w:rPr>
           </w:pPr>
           <w:r>
@@ -2654,13 +2644,18 @@
               <w:lang w:eastAsia="it-IT"/>
             </w:rPr>
             <w:tab/>
+          </w:r>
+          <w:r>
+            <w:rPr>
+              <w:lang w:val="en-GB" w:eastAsia="it-IT"/>
+            </w:rPr>
             <w:t xml:space="preserve">Pattern </w:t>
           </w:r>
           <w:r>
             <w:rPr>
               <w:i/>
               <w:iCs/>
-              <w:lang w:eastAsia="it-IT"/>
+              <w:lang w:val="en-GB" w:eastAsia="it-IT"/>
             </w:rPr>
             <w:t>DAO</w:t>
           </w:r>
@@ -2670,14 +2665,14 @@
             <w:rPr>
               <w:i/>
               <w:iCs/>
-              <w:lang w:eastAsia="it-IT"/>
+              <w:lang w:val="en-GB" w:eastAsia="it-IT"/>
             </w:rPr>
           </w:pPr>
           <w:r>
             <w:rPr>
               <w:i/>
               <w:iCs/>
-              <w:lang w:eastAsia="it-IT"/>
+              <w:lang w:val="en-GB" w:eastAsia="it-IT"/>
             </w:rPr>
             <w:tab/>
           </w:r>
@@ -2685,13 +2680,13 @@
             <w:rPr>
               <w:i/>
               <w:iCs/>
-              <w:lang w:eastAsia="it-IT"/>
+              <w:lang w:val="en-GB" w:eastAsia="it-IT"/>
             </w:rPr>
             <w:tab/>
           </w:r>
           <w:r>
             <w:rPr>
-              <w:lang w:eastAsia="it-IT"/>
+              <w:lang w:val="en-GB" w:eastAsia="it-IT"/>
             </w:rPr>
             <w:t xml:space="preserve">Pattern </w:t>
           </w:r>
@@ -2699,7 +2694,7 @@
             <w:rPr>
               <w:i/>
               <w:iCs/>
-              <w:lang w:eastAsia="it-IT"/>
+              <w:lang w:val="en-GB" w:eastAsia="it-IT"/>
             </w:rPr>
             <w:t>Singleton</w:t>
           </w:r>
@@ -2709,18 +2704,18 @@
             <w:rPr>
               <w:i/>
               <w:iCs/>
-              <w:lang w:eastAsia="it-IT"/>
+              <w:lang w:val="en-GB" w:eastAsia="it-IT"/>
             </w:rPr>
           </w:pPr>
           <w:r>
             <w:rPr>
-              <w:lang w:eastAsia="it-IT"/>
+              <w:lang w:val="en-GB" w:eastAsia="it-IT"/>
             </w:rPr>
             <w:tab/>
           </w:r>
           <w:r>
             <w:rPr>
-              <w:lang w:eastAsia="it-IT"/>
+              <w:lang w:val="en-GB" w:eastAsia="it-IT"/>
             </w:rPr>
             <w:tab/>
             <w:t>Pattern</w:t>
@@ -2729,38 +2724,28 @@
             <w:rPr>
               <w:i/>
               <w:iCs/>
-              <w:lang w:eastAsia="it-IT"/>
+              <w:lang w:val="en-GB" w:eastAsia="it-IT"/>
             </w:rPr>
-            <w:t xml:space="preserve"> </w:t>
+            <w:t xml:space="preserve"> Facade</w:t>
           </w:r>
-          <w:proofErr w:type="spellStart"/>
-          <w:r>
-            <w:rPr>
-              <w:i/>
-              <w:iCs/>
-              <w:lang w:eastAsia="it-IT"/>
-            </w:rPr>
-            <w:t>Facade</w:t>
-          </w:r>
-          <w:proofErr w:type="spellEnd"/>
         </w:p>
         <w:p>
           <w:pPr>
             <w:rPr>
               <w:i/>
               <w:iCs/>
-              <w:lang w:eastAsia="it-IT"/>
+              <w:lang w:val="en-GB" w:eastAsia="it-IT"/>
             </w:rPr>
           </w:pPr>
           <w:r>
             <w:rPr>
-              <w:lang w:eastAsia="it-IT"/>
+              <w:lang w:val="en-GB" w:eastAsia="it-IT"/>
             </w:rPr>
             <w:tab/>
           </w:r>
           <w:r>
             <w:rPr>
-              <w:lang w:eastAsia="it-IT"/>
+              <w:lang w:val="en-GB" w:eastAsia="it-IT"/>
             </w:rPr>
             <w:tab/>
             <w:t xml:space="preserve">Pattern </w:t>
@@ -2769,7 +2754,7 @@
             <w:rPr>
               <w:i/>
               <w:iCs/>
-              <w:lang w:eastAsia="it-IT"/>
+              <w:lang w:val="en-GB" w:eastAsia="it-IT"/>
             </w:rPr>
             <w:t>Observer</w:t>
           </w:r>
@@ -2784,7 +2769,13 @@
           </w:pPr>
           <w:r>
             <w:rPr>
-              <w:lang w:eastAsia="it-IT"/>
+              <w:lang w:val="en-GB" w:eastAsia="it-IT"/>
+            </w:rPr>
+            <w:tab/>
+          </w:r>
+          <w:r>
+            <w:rPr>
+              <w:lang w:val="en-GB" w:eastAsia="it-IT"/>
             </w:rPr>
             <w:tab/>
           </w:r>
@@ -2792,7 +2783,6 @@
             <w:rPr>
               <w:lang w:eastAsia="it-IT"/>
             </w:rPr>
-            <w:tab/>
             <w:t xml:space="preserve">Pattern </w:t>
           </w:r>
           <w:proofErr w:type="spellStart"/>
@@ -5667,6 +5657,7 @@
       </w:pPr>
       <w:r>
         <w:rPr>
+          <w:noProof/>
           <w:sz w:val="28"/>
           <w:szCs w:val="28"/>
         </w:rPr>
@@ -5750,7 +5741,14 @@
       </w:r>
       <w:proofErr w:type="spellEnd"/>
     </w:p>
-    <w:p/>
+    <w:p>
+      <w:pPr>
+        <w:rPr>
+          <w:sz w:val="40"/>
+          <w:szCs w:val="40"/>
+        </w:rPr>
+      </w:pPr>
+    </w:p>
     <w:p>
       <w:pPr>
         <w:pStyle w:val="Paragrafoelenco"/>
@@ -6304,8 +6302,8 @@
         <w:rPr>
           <w:b/>
           <w:bCs/>
-          <w:sz w:val="40"/>
-          <w:szCs w:val="40"/>
+          <w:sz w:val="28"/>
+          <w:szCs w:val="28"/>
         </w:rPr>
       </w:pPr>
     </w:p>
@@ -6890,8 +6888,8 @@
         <w:rPr>
           <w:b/>
           <w:bCs/>
-          <w:sz w:val="40"/>
-          <w:szCs w:val="40"/>
+          <w:sz w:val="28"/>
+          <w:szCs w:val="28"/>
         </w:rPr>
       </w:pPr>
     </w:p>
@@ -8677,24 +8675,14 @@
           <w:szCs w:val="52"/>
         </w:rPr>
       </w:pPr>
-    </w:p>
-    <w:p>
-      <w:pPr>
-        <w:jc w:val="both"/>
+      <w:r>
         <w:rPr>
           <w:b/>
           <w:bCs/>
           <w:sz w:val="52"/>
           <w:szCs w:val="52"/>
         </w:rPr>
-      </w:pPr>
-      <w:r>
-        <w:rPr>
-          <w:b/>
-          <w:bCs/>
-          <w:sz w:val="52"/>
-          <w:szCs w:val="52"/>
-        </w:rPr>
+        <w:lastRenderedPageBreak/>
         <w:t xml:space="preserve">Progettazione </w:t>
       </w:r>
       <w:r>
@@ -8989,8 +8977,8 @@
       <w:pPr>
         <w:jc w:val="both"/>
         <w:rPr>
-          <w:sz w:val="28"/>
-          <w:szCs w:val="28"/>
+          <w:sz w:val="40"/>
+          <w:szCs w:val="40"/>
         </w:rPr>
       </w:pPr>
     </w:p>
@@ -9382,7 +9370,6 @@
           <w:sz w:val="28"/>
           <w:szCs w:val="28"/>
         </w:rPr>
-        <w:lastRenderedPageBreak/>
         <w:t>payload</w:t>
       </w:r>
       <w:r>
@@ -9413,6 +9400,7 @@
           <w:sz w:val="28"/>
           <w:szCs w:val="28"/>
         </w:rPr>
+        <w:lastRenderedPageBreak/>
         <w:t>messaggio</w:t>
       </w:r>
       <w:r>
@@ -9447,34 +9435,48 @@
           <w:iCs/>
           <w:sz w:val="28"/>
           <w:szCs w:val="28"/>
-        </w:rPr>
-      </w:pPr>
-      <w:r>
-        <w:rPr>
-          <w:i/>
-          <w:iCs/>
-          <w:sz w:val="28"/>
-          <w:szCs w:val="28"/>
+          <w:lang w:val="en-GB"/>
+        </w:rPr>
+      </w:pPr>
+      <w:r>
+        <w:rPr>
+          <w:i/>
+          <w:iCs/>
+          <w:sz w:val="28"/>
+          <w:szCs w:val="28"/>
+          <w:lang w:val="en-GB"/>
         </w:rPr>
         <w:t xml:space="preserve">Client -&gt; </w:t>
       </w:r>
-      <w:proofErr w:type="spellStart"/>
-      <w:r>
-        <w:rPr>
-          <w:i/>
-          <w:iCs/>
-          <w:sz w:val="28"/>
-          <w:szCs w:val="28"/>
-        </w:rPr>
-        <w:t>Request</w:t>
-      </w:r>
-      <w:proofErr w:type="spellEnd"/>
-      <w:r>
-        <w:rPr>
-          <w:i/>
-          <w:iCs/>
-          <w:sz w:val="28"/>
-          <w:szCs w:val="28"/>
+      <w:r>
+        <w:rPr>
+          <w:i/>
+          <w:iCs/>
+          <w:sz w:val="28"/>
+          <w:szCs w:val="28"/>
+          <w:lang w:val="en-GB"/>
+        </w:rPr>
+        <w:t xml:space="preserve">Request -&gt; </w:t>
+      </w:r>
+      <w:proofErr w:type="spellStart"/>
+      <w:r>
+        <w:rPr>
+          <w:i/>
+          <w:iCs/>
+          <w:sz w:val="28"/>
+          <w:szCs w:val="28"/>
+          <w:lang w:val="en-GB"/>
+        </w:rPr>
+        <w:t>CommandDispatcher</w:t>
+      </w:r>
+      <w:proofErr w:type="spellEnd"/>
+      <w:r>
+        <w:rPr>
+          <w:i/>
+          <w:iCs/>
+          <w:sz w:val="28"/>
+          <w:szCs w:val="28"/>
+          <w:lang w:val="en-GB"/>
         </w:rPr>
         <w:t xml:space="preserve"> -&gt; </w:t>
       </w:r>
@@ -9485,26 +9487,7 @@
           <w:iCs/>
           <w:sz w:val="28"/>
           <w:szCs w:val="28"/>
-        </w:rPr>
-        <w:t>CommandDispatcher</w:t>
-      </w:r>
-      <w:proofErr w:type="spellEnd"/>
-      <w:r>
-        <w:rPr>
-          <w:i/>
-          <w:iCs/>
-          <w:sz w:val="28"/>
-          <w:szCs w:val="28"/>
-        </w:rPr>
-        <w:t xml:space="preserve"> -&gt; </w:t>
-      </w:r>
-      <w:proofErr w:type="spellStart"/>
-      <w:r>
-        <w:rPr>
-          <w:i/>
-          <w:iCs/>
-          <w:sz w:val="28"/>
-          <w:szCs w:val="28"/>
+          <w:lang w:val="en-GB"/>
         </w:rPr>
         <w:t>CommandFactory</w:t>
       </w:r>
@@ -9515,66 +9498,37 @@
           <w:iCs/>
           <w:sz w:val="28"/>
           <w:szCs w:val="28"/>
-        </w:rPr>
-        <w:t xml:space="preserve"> -&gt; </w:t>
-      </w:r>
-      <w:proofErr w:type="spellStart"/>
-      <w:r>
-        <w:rPr>
-          <w:i/>
-          <w:iCs/>
-          <w:sz w:val="28"/>
-          <w:szCs w:val="28"/>
-        </w:rPr>
-        <w:t>Command</w:t>
-      </w:r>
-      <w:proofErr w:type="spellEnd"/>
-      <w:r>
-        <w:rPr>
-          <w:i/>
-          <w:iCs/>
-          <w:sz w:val="28"/>
-          <w:szCs w:val="28"/>
-        </w:rPr>
-        <w:t xml:space="preserve"> -&gt; Service -&gt; DAO -&gt; Service -&gt; </w:t>
-      </w:r>
-      <w:proofErr w:type="spellStart"/>
-      <w:r>
-        <w:rPr>
-          <w:i/>
-          <w:iCs/>
-          <w:sz w:val="28"/>
-          <w:szCs w:val="28"/>
-        </w:rPr>
-        <w:t>Command</w:t>
-      </w:r>
-      <w:proofErr w:type="spellEnd"/>
-      <w:r>
-        <w:rPr>
-          <w:i/>
-          <w:iCs/>
-          <w:sz w:val="28"/>
-          <w:szCs w:val="28"/>
-        </w:rPr>
-        <w:t xml:space="preserve"> -&gt; </w:t>
-      </w:r>
-      <w:proofErr w:type="spellStart"/>
-      <w:r>
-        <w:rPr>
-          <w:i/>
-          <w:iCs/>
-          <w:sz w:val="28"/>
-          <w:szCs w:val="28"/>
+          <w:lang w:val="en-GB"/>
+        </w:rPr>
+        <w:t xml:space="preserve"> -&gt; Command -&gt; Service -&gt; DAO -&gt; Service -&gt; </w:t>
+      </w:r>
+      <w:r>
+        <w:rPr>
+          <w:i/>
+          <w:iCs/>
+          <w:sz w:val="28"/>
+          <w:szCs w:val="28"/>
+          <w:lang w:val="en-GB"/>
+        </w:rPr>
+        <w:t xml:space="preserve">Command -&gt; </w:t>
+      </w:r>
+      <w:r>
+        <w:rPr>
+          <w:i/>
+          <w:iCs/>
+          <w:sz w:val="28"/>
+          <w:szCs w:val="28"/>
+          <w:lang w:val="en-GB"/>
         </w:rPr>
         <w:t>Response</w:t>
       </w:r>
-      <w:proofErr w:type="spellEnd"/>
-      <w:r>
-        <w:rPr>
-          <w:i/>
-          <w:iCs/>
-          <w:sz w:val="28"/>
-          <w:szCs w:val="28"/>
+      <w:r>
+        <w:rPr>
+          <w:i/>
+          <w:iCs/>
+          <w:sz w:val="28"/>
+          <w:szCs w:val="28"/>
+          <w:lang w:val="en-GB"/>
         </w:rPr>
         <w:t xml:space="preserve"> -&gt; Client</w:t>
       </w:r>
@@ -9587,6 +9541,7 @@
           <w:bCs/>
           <w:sz w:val="40"/>
           <w:szCs w:val="40"/>
+          <w:lang w:val="en-GB"/>
         </w:rPr>
       </w:pPr>
     </w:p>
@@ -14743,8 +14698,8 @@
       <w:pPr>
         <w:jc w:val="both"/>
         <w:rPr>
-          <w:sz w:val="28"/>
-          <w:szCs w:val="28"/>
+          <w:sz w:val="40"/>
+          <w:szCs w:val="40"/>
         </w:rPr>
       </w:pPr>
     </w:p>
@@ -17329,6 +17284,7 @@
         <w:rPr>
           <w:b/>
           <w:bCs/>
+          <w:noProof/>
           <w:sz w:val="40"/>
           <w:szCs w:val="40"/>
         </w:rPr>
@@ -24052,8 +24008,19 @@
         <w:rPr>
           <w:b/>
           <w:bCs/>
-          <w:sz w:val="52"/>
-          <w:szCs w:val="52"/>
+          <w:sz w:val="28"/>
+          <w:szCs w:val="28"/>
+        </w:rPr>
+      </w:pPr>
+    </w:p>
+    <w:p>
+      <w:pPr>
+        <w:jc w:val="both"/>
+        <w:rPr>
+          <w:b/>
+          <w:bCs/>
+          <w:sz w:val="28"/>
+          <w:szCs w:val="28"/>
         </w:rPr>
       </w:pPr>
     </w:p>
@@ -24199,7 +24166,15 @@
           <w:sz w:val="28"/>
           <w:szCs w:val="28"/>
         </w:rPr>
-        <w:t xml:space="preserve">. La logica applicativa e di business è invece concentrata nel livello </w:t>
+        <w:t xml:space="preserve">. </w:t>
+      </w:r>
+      <w:r>
+        <w:rPr>
+          <w:sz w:val="28"/>
+          <w:szCs w:val="28"/>
+        </w:rPr>
+        <w:lastRenderedPageBreak/>
+        <w:t xml:space="preserve">La logica applicativa e di business è invece concentrata nel livello </w:t>
       </w:r>
       <w:r>
         <w:rPr>
@@ -24809,7 +24784,15 @@
           <w:sz w:val="28"/>
           <w:szCs w:val="28"/>
         </w:rPr>
-        <w:t xml:space="preserve"> espone operazioni per la ricerca dei ristoranti, il recupero di un ristorante tramite identificativo, l'inserimento e la cancellazione di un ristorante e il calcolo delle relative statistiche. </w:t>
+        <w:t xml:space="preserve"> espone operazioni per la ricerca dei ristoranti, il recupero di un ristorante tramite identificativo, l'inserimento e la cancellazione di un ristorante </w:t>
+      </w:r>
+      <w:r>
+        <w:rPr>
+          <w:sz w:val="28"/>
+          <w:szCs w:val="28"/>
+        </w:rPr>
+        <w:lastRenderedPageBreak/>
+        <w:t xml:space="preserve">e il calcolo delle relative statistiche. </w:t>
       </w:r>
       <w:proofErr w:type="spellStart"/>
       <w:r>
@@ -24843,7 +24826,6 @@
           <w:sz w:val="28"/>
           <w:szCs w:val="28"/>
         </w:rPr>
-        <w:lastRenderedPageBreak/>
         <w:t xml:space="preserve">I DAO utilizzano </w:t>
       </w:r>
       <w:proofErr w:type="spellStart"/>
@@ -25450,6 +25432,7 @@
           <w:sz w:val="28"/>
           <w:szCs w:val="28"/>
         </w:rPr>
+        <w:lastRenderedPageBreak/>
         <w:t>password</w:t>
       </w:r>
       <w:r>
@@ -25486,7 +25469,6 @@
           <w:sz w:val="32"/>
           <w:szCs w:val="32"/>
         </w:rPr>
-        <w:lastRenderedPageBreak/>
         <w:t>Gestione delle connessioni</w:t>
       </w:r>
     </w:p>
@@ -26005,6 +25987,7 @@
           <w:sz w:val="28"/>
           <w:szCs w:val="28"/>
         </w:rPr>
+        <w:lastRenderedPageBreak/>
         <w:t>DataAccessException</w:t>
       </w:r>
       <w:proofErr w:type="spellEnd"/>
@@ -26037,7 +26020,6 @@
           <w:sz w:val="28"/>
           <w:szCs w:val="28"/>
         </w:rPr>
-        <w:lastRenderedPageBreak/>
         <w:t>ValidationException</w:t>
       </w:r>
       <w:proofErr w:type="spellEnd"/>
@@ -26085,17 +26067,8 @@
       <w:pPr>
         <w:jc w:val="both"/>
         <w:rPr>
-          <w:sz w:val="28"/>
-          <w:szCs w:val="28"/>
-        </w:rPr>
-      </w:pPr>
-    </w:p>
-    <w:p>
-      <w:pPr>
-        <w:jc w:val="both"/>
-        <w:rPr>
-          <w:sz w:val="28"/>
-          <w:szCs w:val="28"/>
+          <w:sz w:val="40"/>
+          <w:szCs w:val="40"/>
         </w:rPr>
       </w:pPr>
     </w:p>
@@ -31494,6 +31467,7 @@
           <w:rFonts w:ascii="IBM Plex Mono" w:hAnsi="IBM Plex Mono" w:cs="Cascadia Mono ExtraLight"/>
           <w:sz w:val="28"/>
           <w:szCs w:val="28"/>
+          <w:lang w:val="en-GB"/>
         </w:rPr>
       </w:pPr>
       <w:r>
@@ -31501,24 +31475,67 @@
           <w:rFonts w:ascii="IBM Plex Mono" w:hAnsi="IBM Plex Mono" w:cs="Cascadia Mono ExtraLight"/>
           <w:sz w:val="28"/>
           <w:szCs w:val="28"/>
-        </w:rPr>
-        <w:t xml:space="preserve">public </w:t>
-      </w:r>
-      <w:proofErr w:type="spellStart"/>
-      <w:r>
+          <w:lang w:val="en-GB"/>
+        </w:rPr>
+        <w:t>public interface Command {</w:t>
+      </w:r>
+    </w:p>
+    <w:p>
+      <w:pPr>
+        <w:jc w:val="both"/>
         <w:rPr>
           <w:rFonts w:ascii="IBM Plex Mono" w:hAnsi="IBM Plex Mono" w:cs="Cascadia Mono ExtraLight"/>
           <w:sz w:val="28"/>
           <w:szCs w:val="28"/>
-        </w:rPr>
-        <w:t>interface</w:t>
-      </w:r>
-      <w:proofErr w:type="spellEnd"/>
+          <w:lang w:val="en-GB"/>
+        </w:rPr>
+      </w:pPr>
       <w:r>
         <w:rPr>
           <w:rFonts w:ascii="IBM Plex Mono" w:hAnsi="IBM Plex Mono" w:cs="Cascadia Mono ExtraLight"/>
           <w:sz w:val="28"/>
           <w:szCs w:val="28"/>
+          <w:lang w:val="en-GB"/>
+        </w:rPr>
+        <w:t xml:space="preserve">    Response execute (Request </w:t>
+      </w:r>
+      <w:proofErr w:type="spellStart"/>
+      <w:r>
+        <w:rPr>
+          <w:rFonts w:ascii="IBM Plex Mono" w:hAnsi="IBM Plex Mono" w:cs="Cascadia Mono ExtraLight"/>
+          <w:sz w:val="28"/>
+          <w:szCs w:val="28"/>
+          <w:lang w:val="en-GB"/>
+        </w:rPr>
+        <w:t>request</w:t>
+      </w:r>
+      <w:proofErr w:type="spellEnd"/>
+      <w:r>
+        <w:rPr>
+          <w:rFonts w:ascii="IBM Plex Mono" w:hAnsi="IBM Plex Mono" w:cs="Cascadia Mono ExtraLight"/>
+          <w:sz w:val="28"/>
+          <w:szCs w:val="28"/>
+          <w:lang w:val="en-GB"/>
+        </w:rPr>
+        <w:t xml:space="preserve">, </w:t>
+      </w:r>
+      <w:proofErr w:type="spellStart"/>
+      <w:r>
+        <w:rPr>
+          <w:rFonts w:ascii="IBM Plex Mono" w:hAnsi="IBM Plex Mono" w:cs="Cascadia Mono ExtraLight"/>
+          <w:sz w:val="28"/>
+          <w:szCs w:val="28"/>
+          <w:lang w:val="en-GB"/>
+        </w:rPr>
+        <w:t>UtenteDTO</w:t>
+      </w:r>
+      <w:proofErr w:type="spellEnd"/>
+      <w:r>
+        <w:rPr>
+          <w:rFonts w:ascii="IBM Plex Mono" w:hAnsi="IBM Plex Mono" w:cs="Cascadia Mono ExtraLight"/>
+          <w:sz w:val="28"/>
+          <w:szCs w:val="28"/>
+          <w:lang w:val="en-GB"/>
         </w:rPr>
         <w:t xml:space="preserve"> </w:t>
       </w:r>
@@ -31528,8 +31545,9 @@
           <w:rFonts w:ascii="IBM Plex Mono" w:hAnsi="IBM Plex Mono" w:cs="Cascadia Mono ExtraLight"/>
           <w:sz w:val="28"/>
           <w:szCs w:val="28"/>
-        </w:rPr>
-        <w:t>Command</w:t>
+          <w:lang w:val="en-GB"/>
+        </w:rPr>
+        <w:t>utente</w:t>
       </w:r>
       <w:proofErr w:type="spellEnd"/>
       <w:r>
@@ -31537,116 +31555,9 @@
           <w:rFonts w:ascii="IBM Plex Mono" w:hAnsi="IBM Plex Mono" w:cs="Cascadia Mono ExtraLight"/>
           <w:sz w:val="28"/>
           <w:szCs w:val="28"/>
-        </w:rPr>
-        <w:t xml:space="preserve"> {</w:t>
-      </w:r>
-    </w:p>
-    <w:p>
-      <w:pPr>
-        <w:jc w:val="both"/>
-        <w:rPr>
-          <w:rFonts w:ascii="IBM Plex Mono" w:hAnsi="IBM Plex Mono" w:cs="Cascadia Mono ExtraLight"/>
-          <w:sz w:val="28"/>
-          <w:szCs w:val="28"/>
-        </w:rPr>
-      </w:pPr>
-      <w:r>
-        <w:rPr>
-          <w:rFonts w:ascii="IBM Plex Mono" w:hAnsi="IBM Plex Mono" w:cs="Cascadia Mono ExtraLight"/>
-          <w:sz w:val="28"/>
-          <w:szCs w:val="28"/>
-        </w:rPr>
-        <w:t xml:space="preserve">    </w:t>
-      </w:r>
-      <w:proofErr w:type="spellStart"/>
-      <w:r>
-        <w:rPr>
-          <w:rFonts w:ascii="IBM Plex Mono" w:hAnsi="IBM Plex Mono" w:cs="Cascadia Mono ExtraLight"/>
-          <w:sz w:val="28"/>
-          <w:szCs w:val="28"/>
-        </w:rPr>
-        <w:t>Response</w:t>
-      </w:r>
-      <w:proofErr w:type="spellEnd"/>
-      <w:r>
-        <w:rPr>
-          <w:rFonts w:ascii="IBM Plex Mono" w:hAnsi="IBM Plex Mono" w:cs="Cascadia Mono ExtraLight"/>
-          <w:sz w:val="28"/>
-          <w:szCs w:val="28"/>
-        </w:rPr>
-        <w:t xml:space="preserve"> </w:t>
-      </w:r>
-      <w:proofErr w:type="spellStart"/>
-      <w:r>
-        <w:rPr>
-          <w:rFonts w:ascii="IBM Plex Mono" w:hAnsi="IBM Plex Mono" w:cs="Cascadia Mono ExtraLight"/>
-          <w:sz w:val="28"/>
-          <w:szCs w:val="28"/>
-        </w:rPr>
-        <w:t>execute</w:t>
-      </w:r>
-      <w:proofErr w:type="spellEnd"/>
-      <w:r>
-        <w:rPr>
-          <w:rFonts w:ascii="IBM Plex Mono" w:hAnsi="IBM Plex Mono" w:cs="Cascadia Mono ExtraLight"/>
-          <w:sz w:val="28"/>
-          <w:szCs w:val="28"/>
-        </w:rPr>
-        <w:t xml:space="preserve"> (</w:t>
-      </w:r>
-      <w:proofErr w:type="spellStart"/>
-      <w:r>
-        <w:rPr>
-          <w:rFonts w:ascii="IBM Plex Mono" w:hAnsi="IBM Plex Mono" w:cs="Cascadia Mono ExtraLight"/>
-          <w:sz w:val="28"/>
-          <w:szCs w:val="28"/>
-        </w:rPr>
-        <w:t>Request</w:t>
-      </w:r>
-      <w:proofErr w:type="spellEnd"/>
-      <w:r>
-        <w:rPr>
-          <w:rFonts w:ascii="IBM Plex Mono" w:hAnsi="IBM Plex Mono" w:cs="Cascadia Mono ExtraLight"/>
-          <w:sz w:val="28"/>
-          <w:szCs w:val="28"/>
-        </w:rPr>
-        <w:t xml:space="preserve"> </w:t>
-      </w:r>
-      <w:proofErr w:type="spellStart"/>
-      <w:r>
-        <w:rPr>
-          <w:rFonts w:ascii="IBM Plex Mono" w:hAnsi="IBM Plex Mono" w:cs="Cascadia Mono ExtraLight"/>
-          <w:sz w:val="28"/>
-          <w:szCs w:val="28"/>
-        </w:rPr>
-        <w:t>request</w:t>
-      </w:r>
-      <w:proofErr w:type="spellEnd"/>
-      <w:r>
-        <w:rPr>
-          <w:rFonts w:ascii="IBM Plex Mono" w:hAnsi="IBM Plex Mono" w:cs="Cascadia Mono ExtraLight"/>
-          <w:sz w:val="28"/>
-          <w:szCs w:val="28"/>
-        </w:rPr>
-        <w:t xml:space="preserve">, </w:t>
-      </w:r>
-      <w:proofErr w:type="spellStart"/>
-      <w:r>
-        <w:rPr>
-          <w:rFonts w:ascii="IBM Plex Mono" w:hAnsi="IBM Plex Mono" w:cs="Cascadia Mono ExtraLight"/>
-          <w:sz w:val="28"/>
-          <w:szCs w:val="28"/>
-        </w:rPr>
-        <w:t>UtenteDTO</w:t>
-      </w:r>
-      <w:proofErr w:type="spellEnd"/>
-      <w:r>
-        <w:rPr>
-          <w:rFonts w:ascii="IBM Plex Mono" w:hAnsi="IBM Plex Mono" w:cs="Cascadia Mono ExtraLight"/>
-          <w:sz w:val="28"/>
-          <w:szCs w:val="28"/>
-        </w:rPr>
-        <w:t xml:space="preserve"> utente);</w:t>
+          <w:lang w:val="en-GB"/>
+        </w:rPr>
+        <w:t>);</w:t>
       </w:r>
     </w:p>
     <w:p>
@@ -31732,6 +31643,7 @@
           <w:rFonts w:ascii="IBM Plex Mono" w:hAnsi="IBM Plex Mono" w:cs="Cascadia Mono ExtraLight"/>
           <w:sz w:val="28"/>
           <w:szCs w:val="28"/>
+          <w:lang w:val="en-GB"/>
         </w:rPr>
       </w:pPr>
       <w:r>
@@ -31739,6 +31651,7 @@
           <w:rFonts w:ascii="IBM Plex Mono" w:hAnsi="IBM Plex Mono" w:cs="Cascadia Mono ExtraLight"/>
           <w:sz w:val="28"/>
           <w:szCs w:val="28"/>
+          <w:lang w:val="en-GB"/>
         </w:rPr>
         <w:t>@Override</w:t>
       </w:r>
@@ -31750,6 +31663,7 @@
           <w:rFonts w:ascii="IBM Plex Mono" w:hAnsi="IBM Plex Mono" w:cs="Cascadia Mono ExtraLight"/>
           <w:sz w:val="28"/>
           <w:szCs w:val="28"/>
+          <w:lang w:val="en-GB"/>
         </w:rPr>
       </w:pPr>
       <w:r>
@@ -31757,8 +31671,9 @@
           <w:rFonts w:ascii="IBM Plex Mono" w:hAnsi="IBM Plex Mono" w:cs="Cascadia Mono ExtraLight"/>
           <w:sz w:val="28"/>
           <w:szCs w:val="28"/>
-        </w:rPr>
-        <w:t xml:space="preserve">public </w:t>
+          <w:lang w:val="en-GB"/>
+        </w:rPr>
+        <w:t xml:space="preserve">public Response execute (Request </w:t>
       </w:r>
       <w:proofErr w:type="spellStart"/>
       <w:r>
@@ -31766,8 +31681,9 @@
           <w:rFonts w:ascii="IBM Plex Mono" w:hAnsi="IBM Plex Mono" w:cs="Cascadia Mono ExtraLight"/>
           <w:sz w:val="28"/>
           <w:szCs w:val="28"/>
-        </w:rPr>
-        <w:t>Response</w:t>
+          <w:lang w:val="en-GB"/>
+        </w:rPr>
+        <w:t>request</w:t>
       </w:r>
       <w:proofErr w:type="spellEnd"/>
       <w:r>
@@ -31775,6 +31691,27 @@
           <w:rFonts w:ascii="IBM Plex Mono" w:hAnsi="IBM Plex Mono" w:cs="Cascadia Mono ExtraLight"/>
           <w:sz w:val="28"/>
           <w:szCs w:val="28"/>
+          <w:lang w:val="en-GB"/>
+        </w:rPr>
+        <w:t xml:space="preserve">, </w:t>
+      </w:r>
+      <w:proofErr w:type="spellStart"/>
+      <w:r>
+        <w:rPr>
+          <w:rFonts w:ascii="IBM Plex Mono" w:hAnsi="IBM Plex Mono" w:cs="Cascadia Mono ExtraLight"/>
+          <w:sz w:val="28"/>
+          <w:szCs w:val="28"/>
+          <w:lang w:val="en-GB"/>
+        </w:rPr>
+        <w:t>UtenteDTO</w:t>
+      </w:r>
+      <w:proofErr w:type="spellEnd"/>
+      <w:r>
+        <w:rPr>
+          <w:rFonts w:ascii="IBM Plex Mono" w:hAnsi="IBM Plex Mono" w:cs="Cascadia Mono ExtraLight"/>
+          <w:sz w:val="28"/>
+          <w:szCs w:val="28"/>
+          <w:lang w:val="en-GB"/>
         </w:rPr>
         <w:t xml:space="preserve"> </w:t>
       </w:r>
@@ -31784,8 +31721,9 @@
           <w:rFonts w:ascii="IBM Plex Mono" w:hAnsi="IBM Plex Mono" w:cs="Cascadia Mono ExtraLight"/>
           <w:sz w:val="28"/>
           <w:szCs w:val="28"/>
-        </w:rPr>
-        <w:t>execute</w:t>
+          <w:lang w:val="en-GB"/>
+        </w:rPr>
+        <w:t>utente</w:t>
       </w:r>
       <w:proofErr w:type="spellEnd"/>
       <w:r>
@@ -31793,80 +31731,36 @@
           <w:rFonts w:ascii="IBM Plex Mono" w:hAnsi="IBM Plex Mono" w:cs="Cascadia Mono ExtraLight"/>
           <w:sz w:val="28"/>
           <w:szCs w:val="28"/>
-        </w:rPr>
-        <w:t xml:space="preserve"> (</w:t>
-      </w:r>
-      <w:proofErr w:type="spellStart"/>
-      <w:r>
+          <w:lang w:val="en-GB"/>
+        </w:rPr>
+        <w:t>) {</w:t>
+      </w:r>
+    </w:p>
+    <w:p>
+      <w:pPr>
+        <w:jc w:val="both"/>
         <w:rPr>
           <w:rFonts w:ascii="IBM Plex Mono" w:hAnsi="IBM Plex Mono" w:cs="Cascadia Mono ExtraLight"/>
           <w:sz w:val="28"/>
           <w:szCs w:val="28"/>
         </w:rPr>
-        <w:t>Request</w:t>
-      </w:r>
-      <w:proofErr w:type="spellEnd"/>
+      </w:pPr>
       <w:r>
         <w:rPr>
           <w:rFonts w:ascii="IBM Plex Mono" w:hAnsi="IBM Plex Mono" w:cs="Cascadia Mono ExtraLight"/>
           <w:sz w:val="28"/>
           <w:szCs w:val="28"/>
-        </w:rPr>
-        <w:t xml:space="preserve"> </w:t>
-      </w:r>
-      <w:proofErr w:type="spellStart"/>
+          <w:lang w:val="en-GB"/>
+        </w:rPr>
+        <w:t xml:space="preserve">    </w:t>
+      </w:r>
       <w:r>
         <w:rPr>
           <w:rFonts w:ascii="IBM Plex Mono" w:hAnsi="IBM Plex Mono" w:cs="Cascadia Mono ExtraLight"/>
           <w:sz w:val="28"/>
           <w:szCs w:val="28"/>
         </w:rPr>
-        <w:t>request</w:t>
-      </w:r>
-      <w:proofErr w:type="spellEnd"/>
-      <w:r>
-        <w:rPr>
-          <w:rFonts w:ascii="IBM Plex Mono" w:hAnsi="IBM Plex Mono" w:cs="Cascadia Mono ExtraLight"/>
-          <w:sz w:val="28"/>
-          <w:szCs w:val="28"/>
-        </w:rPr>
-        <w:t xml:space="preserve">, </w:t>
-      </w:r>
-      <w:proofErr w:type="spellStart"/>
-      <w:r>
-        <w:rPr>
-          <w:rFonts w:ascii="IBM Plex Mono" w:hAnsi="IBM Plex Mono" w:cs="Cascadia Mono ExtraLight"/>
-          <w:sz w:val="28"/>
-          <w:szCs w:val="28"/>
-        </w:rPr>
-        <w:t>UtenteDTO</w:t>
-      </w:r>
-      <w:proofErr w:type="spellEnd"/>
-      <w:r>
-        <w:rPr>
-          <w:rFonts w:ascii="IBM Plex Mono" w:hAnsi="IBM Plex Mono" w:cs="Cascadia Mono ExtraLight"/>
-          <w:sz w:val="28"/>
-          <w:szCs w:val="28"/>
-        </w:rPr>
-        <w:t xml:space="preserve"> utente) {</w:t>
-      </w:r>
-    </w:p>
-    <w:p>
-      <w:pPr>
-        <w:jc w:val="both"/>
-        <w:rPr>
-          <w:rFonts w:ascii="IBM Plex Mono" w:hAnsi="IBM Plex Mono" w:cs="Cascadia Mono ExtraLight"/>
-          <w:sz w:val="28"/>
-          <w:szCs w:val="28"/>
-        </w:rPr>
-      </w:pPr>
-      <w:r>
-        <w:rPr>
-          <w:rFonts w:ascii="IBM Plex Mono" w:hAnsi="IBM Plex Mono" w:cs="Cascadia Mono ExtraLight"/>
-          <w:sz w:val="28"/>
-          <w:szCs w:val="28"/>
-        </w:rPr>
-        <w:t xml:space="preserve">    // validazione della richiesta</w:t>
+        <w:t>// validazione della richiesta</w:t>
       </w:r>
     </w:p>
     <w:p>
@@ -32333,6 +32227,7 @@
           <w:rFonts w:ascii="IBM Plex Mono" w:hAnsi="IBM Plex Mono" w:cs="Cascadia Mono ExtraLight"/>
           <w:sz w:val="28"/>
           <w:szCs w:val="28"/>
+          <w:lang w:val="en-GB"/>
         </w:rPr>
       </w:pPr>
       <w:r>
@@ -32341,81 +32236,36 @@
           <w:sz w:val="28"/>
           <w:szCs w:val="28"/>
         </w:rPr>
-        <w:t xml:space="preserve">    public </w:t>
-      </w:r>
-      <w:proofErr w:type="spellStart"/>
+        <w:t xml:space="preserve">    </w:t>
+      </w:r>
       <w:r>
         <w:rPr>
           <w:rFonts w:ascii="IBM Plex Mono" w:hAnsi="IBM Plex Mono" w:cs="Cascadia Mono ExtraLight"/>
           <w:sz w:val="28"/>
           <w:szCs w:val="28"/>
-        </w:rPr>
-        <w:t>Response</w:t>
-      </w:r>
-      <w:proofErr w:type="spellEnd"/>
+          <w:lang w:val="en-GB"/>
+        </w:rPr>
+        <w:t xml:space="preserve">public Response </w:t>
+      </w:r>
+      <w:proofErr w:type="gramStart"/>
       <w:r>
         <w:rPr>
           <w:rFonts w:ascii="IBM Plex Mono" w:hAnsi="IBM Plex Mono" w:cs="Cascadia Mono ExtraLight"/>
           <w:sz w:val="28"/>
           <w:szCs w:val="28"/>
-        </w:rPr>
-        <w:t xml:space="preserve"> </w:t>
-      </w:r>
-      <w:proofErr w:type="spellStart"/>
-      <w:proofErr w:type="gramStart"/>
+          <w:lang w:val="en-GB"/>
+        </w:rPr>
+        <w:t>dispatch(</w:t>
+      </w:r>
+      <w:proofErr w:type="gramEnd"/>
       <w:r>
         <w:rPr>
           <w:rFonts w:ascii="IBM Plex Mono" w:hAnsi="IBM Plex Mono" w:cs="Cascadia Mono ExtraLight"/>
           <w:sz w:val="28"/>
           <w:szCs w:val="28"/>
-        </w:rPr>
-        <w:t>dispatch</w:t>
-      </w:r>
-      <w:proofErr w:type="spellEnd"/>
-      <w:r>
-        <w:rPr>
-          <w:rFonts w:ascii="IBM Plex Mono" w:hAnsi="IBM Plex Mono" w:cs="Cascadia Mono ExtraLight"/>
-          <w:sz w:val="28"/>
-          <w:szCs w:val="28"/>
-        </w:rPr>
-        <w:t>(</w:t>
-      </w:r>
-      <w:proofErr w:type="spellStart"/>
-      <w:proofErr w:type="gramEnd"/>
-      <w:r>
-        <w:rPr>
-          <w:rFonts w:ascii="IBM Plex Mono" w:hAnsi="IBM Plex Mono" w:cs="Cascadia Mono ExtraLight"/>
-          <w:sz w:val="28"/>
-          <w:szCs w:val="28"/>
-        </w:rPr>
-        <w:t>Request</w:t>
-      </w:r>
-      <w:proofErr w:type="spellEnd"/>
-      <w:r>
-        <w:rPr>
-          <w:rFonts w:ascii="IBM Plex Mono" w:hAnsi="IBM Plex Mono" w:cs="Cascadia Mono ExtraLight"/>
-          <w:sz w:val="28"/>
-          <w:szCs w:val="28"/>
-        </w:rPr>
-        <w:t xml:space="preserve"> </w:t>
-      </w:r>
-      <w:proofErr w:type="spellStart"/>
-      <w:r>
-        <w:rPr>
-          <w:rFonts w:ascii="IBM Plex Mono" w:hAnsi="IBM Plex Mono" w:cs="Cascadia Mono ExtraLight"/>
-          <w:sz w:val="28"/>
-          <w:szCs w:val="28"/>
-        </w:rPr>
-        <w:t>request</w:t>
-      </w:r>
-      <w:proofErr w:type="spellEnd"/>
-      <w:r>
-        <w:rPr>
-          <w:rFonts w:ascii="IBM Plex Mono" w:hAnsi="IBM Plex Mono" w:cs="Cascadia Mono ExtraLight"/>
-          <w:sz w:val="28"/>
-          <w:szCs w:val="28"/>
-        </w:rPr>
-        <w:t>) {</w:t>
+          <w:lang w:val="en-GB"/>
+        </w:rPr>
+        <w:t>Request request) {</w:t>
       </w:r>
     </w:p>
     <w:p>
@@ -33006,6 +32856,7 @@
           <w:rFonts w:ascii="IBM Plex Mono" w:hAnsi="IBM Plex Mono" w:cs="Cascadia Mono ExtraLight"/>
           <w:sz w:val="28"/>
           <w:szCs w:val="28"/>
+          <w:lang w:val="en-GB"/>
         </w:rPr>
       </w:pPr>
       <w:r>
@@ -33013,6 +32864,7 @@
           <w:rFonts w:ascii="IBM Plex Mono" w:hAnsi="IBM Plex Mono" w:cs="Cascadia Mono ExtraLight"/>
           <w:sz w:val="28"/>
           <w:szCs w:val="28"/>
+          <w:lang w:val="en-GB"/>
         </w:rPr>
         <w:t xml:space="preserve">String </w:t>
       </w:r>
@@ -33022,6 +32874,7 @@
           <w:rFonts w:ascii="IBM Plex Mono" w:hAnsi="IBM Plex Mono" w:cs="Cascadia Mono ExtraLight"/>
           <w:sz w:val="28"/>
           <w:szCs w:val="28"/>
+          <w:lang w:val="en-GB"/>
         </w:rPr>
         <w:t>sql</w:t>
       </w:r>
@@ -33031,8 +32884,9 @@
           <w:rFonts w:ascii="IBM Plex Mono" w:hAnsi="IBM Plex Mono" w:cs="Cascadia Mono ExtraLight"/>
           <w:sz w:val="28"/>
           <w:szCs w:val="28"/>
-        </w:rPr>
-        <w:t xml:space="preserve"> = "SELECT ... FROM Recensioni </w:t>
+          <w:lang w:val="en-GB"/>
+        </w:rPr>
+        <w:t xml:space="preserve"> = "SELECT ... FROM </w:t>
       </w:r>
       <w:proofErr w:type="spellStart"/>
       <w:r>
@@ -33040,8 +32894,9 @@
           <w:rFonts w:ascii="IBM Plex Mono" w:hAnsi="IBM Plex Mono" w:cs="Cascadia Mono ExtraLight"/>
           <w:sz w:val="28"/>
           <w:szCs w:val="28"/>
-        </w:rPr>
-        <w:t>rec</w:t>
+          <w:lang w:val="en-GB"/>
+        </w:rPr>
+        <w:t>Recensioni</w:t>
       </w:r>
       <w:proofErr w:type="spellEnd"/>
       <w:r>
@@ -33049,8 +32904,9 @@
           <w:rFonts w:ascii="IBM Plex Mono" w:hAnsi="IBM Plex Mono" w:cs="Cascadia Mono ExtraLight"/>
           <w:sz w:val="28"/>
           <w:szCs w:val="28"/>
-        </w:rPr>
-        <w:t xml:space="preserve"> "</w:t>
+          <w:lang w:val="en-GB"/>
+        </w:rPr>
+        <w:t xml:space="preserve"> rec "</w:t>
       </w:r>
     </w:p>
     <w:p>
@@ -33060,6 +32916,7 @@
           <w:rFonts w:ascii="IBM Plex Mono" w:hAnsi="IBM Plex Mono" w:cs="Cascadia Mono ExtraLight"/>
           <w:sz w:val="28"/>
           <w:szCs w:val="28"/>
+          <w:lang w:val="en-GB"/>
         </w:rPr>
       </w:pPr>
       <w:r>
@@ -33067,6 +32924,7 @@
           <w:rFonts w:ascii="IBM Plex Mono" w:hAnsi="IBM Plex Mono" w:cs="Cascadia Mono ExtraLight"/>
           <w:sz w:val="28"/>
           <w:szCs w:val="28"/>
+          <w:lang w:val="en-GB"/>
         </w:rPr>
         <w:lastRenderedPageBreak/>
         <w:t xml:space="preserve">           + "WHERE </w:t>
@@ -33077,6 +32935,7 @@
           <w:rFonts w:ascii="IBM Plex Mono" w:hAnsi="IBM Plex Mono" w:cs="Cascadia Mono ExtraLight"/>
           <w:sz w:val="28"/>
           <w:szCs w:val="28"/>
+          <w:lang w:val="en-GB"/>
         </w:rPr>
         <w:t>rec.id_ristorante</w:t>
       </w:r>
@@ -33086,6 +32945,7 @@
           <w:rFonts w:ascii="IBM Plex Mono" w:hAnsi="IBM Plex Mono" w:cs="Cascadia Mono ExtraLight"/>
           <w:sz w:val="28"/>
           <w:szCs w:val="28"/>
+          <w:lang w:val="en-GB"/>
         </w:rPr>
         <w:t xml:space="preserve"> </w:t>
       </w:r>
@@ -33095,6 +32955,7 @@
           <w:rFonts w:ascii="IBM Plex Mono" w:hAnsi="IBM Plex Mono" w:cs="Cascadia Mono ExtraLight"/>
           <w:sz w:val="28"/>
           <w:szCs w:val="28"/>
+          <w:lang w:val="en-GB"/>
         </w:rPr>
         <w:t>= ?</w:t>
       </w:r>
@@ -33104,6 +32965,7 @@
           <w:rFonts w:ascii="IBM Plex Mono" w:hAnsi="IBM Plex Mono" w:cs="Cascadia Mono ExtraLight"/>
           <w:sz w:val="28"/>
           <w:szCs w:val="28"/>
+          <w:lang w:val="en-GB"/>
         </w:rPr>
         <w:t>";</w:t>
       </w:r>
@@ -33115,6 +32977,7 @@
           <w:rFonts w:ascii="IBM Plex Mono" w:hAnsi="IBM Plex Mono" w:cs="Cascadia Mono ExtraLight"/>
           <w:sz w:val="28"/>
           <w:szCs w:val="28"/>
+          <w:lang w:val="en-GB"/>
         </w:rPr>
       </w:pPr>
     </w:p>
@@ -33125,41 +32988,97 @@
           <w:rFonts w:ascii="IBM Plex Mono" w:hAnsi="IBM Plex Mono" w:cs="Cascadia Mono ExtraLight"/>
           <w:sz w:val="28"/>
           <w:szCs w:val="28"/>
-        </w:rPr>
-      </w:pPr>
-      <w:proofErr w:type="spellStart"/>
+          <w:lang w:val="en-GB"/>
+        </w:rPr>
+      </w:pPr>
       <w:r>
         <w:rPr>
           <w:rFonts w:ascii="IBM Plex Mono" w:hAnsi="IBM Plex Mono" w:cs="Cascadia Mono ExtraLight"/>
           <w:sz w:val="28"/>
           <w:szCs w:val="28"/>
-        </w:rPr>
-        <w:t>try</w:t>
-      </w:r>
-      <w:proofErr w:type="spellEnd"/>
+          <w:lang w:val="en-GB"/>
+        </w:rPr>
+        <w:t xml:space="preserve">try (Connection conn = </w:t>
+      </w:r>
+      <w:proofErr w:type="spellStart"/>
+      <w:proofErr w:type="gramStart"/>
       <w:r>
         <w:rPr>
           <w:rFonts w:ascii="IBM Plex Mono" w:hAnsi="IBM Plex Mono" w:cs="Cascadia Mono ExtraLight"/>
           <w:sz w:val="28"/>
           <w:szCs w:val="28"/>
-        </w:rPr>
-        <w:t xml:space="preserve"> (Connection </w:t>
-      </w:r>
-      <w:proofErr w:type="spellStart"/>
+          <w:lang w:val="en-GB"/>
+        </w:rPr>
+        <w:t>db.getConnection</w:t>
+      </w:r>
+      <w:proofErr w:type="spellEnd"/>
+      <w:proofErr w:type="gramEnd"/>
       <w:r>
         <w:rPr>
           <w:rFonts w:ascii="IBM Plex Mono" w:hAnsi="IBM Plex Mono" w:cs="Cascadia Mono ExtraLight"/>
           <w:sz w:val="28"/>
           <w:szCs w:val="28"/>
-        </w:rPr>
-        <w:t>conn</w:t>
-      </w:r>
-      <w:proofErr w:type="spellEnd"/>
-      <w:r>
+          <w:lang w:val="en-GB"/>
+        </w:rPr>
+        <w:t>();</w:t>
+      </w:r>
+    </w:p>
+    <w:p>
+      <w:pPr>
+        <w:jc w:val="both"/>
         <w:rPr>
           <w:rFonts w:ascii="IBM Plex Mono" w:hAnsi="IBM Plex Mono" w:cs="Cascadia Mono ExtraLight"/>
           <w:sz w:val="28"/>
           <w:szCs w:val="28"/>
+          <w:lang w:val="en-GB"/>
+        </w:rPr>
+      </w:pPr>
+      <w:r>
+        <w:rPr>
+          <w:rFonts w:ascii="IBM Plex Mono" w:hAnsi="IBM Plex Mono" w:cs="Cascadia Mono ExtraLight"/>
+          <w:sz w:val="28"/>
+          <w:szCs w:val="28"/>
+          <w:lang w:val="en-GB"/>
+        </w:rPr>
+        <w:t xml:space="preserve">     </w:t>
+      </w:r>
+      <w:proofErr w:type="spellStart"/>
+      <w:r>
+        <w:rPr>
+          <w:rFonts w:ascii="IBM Plex Mono" w:hAnsi="IBM Plex Mono" w:cs="Cascadia Mono ExtraLight"/>
+          <w:sz w:val="28"/>
+          <w:szCs w:val="28"/>
+          <w:lang w:val="en-GB"/>
+        </w:rPr>
+        <w:t>PreparedStatement</w:t>
+      </w:r>
+      <w:proofErr w:type="spellEnd"/>
+      <w:r>
+        <w:rPr>
+          <w:rFonts w:ascii="IBM Plex Mono" w:hAnsi="IBM Plex Mono" w:cs="Cascadia Mono ExtraLight"/>
+          <w:sz w:val="28"/>
+          <w:szCs w:val="28"/>
+          <w:lang w:val="en-GB"/>
+        </w:rPr>
+        <w:t xml:space="preserve"> </w:t>
+      </w:r>
+      <w:proofErr w:type="spellStart"/>
+      <w:r>
+        <w:rPr>
+          <w:rFonts w:ascii="IBM Plex Mono" w:hAnsi="IBM Plex Mono" w:cs="Cascadia Mono ExtraLight"/>
+          <w:sz w:val="28"/>
+          <w:szCs w:val="28"/>
+          <w:lang w:val="en-GB"/>
+        </w:rPr>
+        <w:t>ps</w:t>
+      </w:r>
+      <w:proofErr w:type="spellEnd"/>
+      <w:r>
+        <w:rPr>
+          <w:rFonts w:ascii="IBM Plex Mono" w:hAnsi="IBM Plex Mono" w:cs="Cascadia Mono ExtraLight"/>
+          <w:sz w:val="28"/>
+          <w:szCs w:val="28"/>
+          <w:lang w:val="en-GB"/>
         </w:rPr>
         <w:t xml:space="preserve"> = </w:t>
       </w:r>
@@ -33170,8 +33089,9 @@
           <w:rFonts w:ascii="IBM Plex Mono" w:hAnsi="IBM Plex Mono" w:cs="Cascadia Mono ExtraLight"/>
           <w:sz w:val="28"/>
           <w:szCs w:val="28"/>
-        </w:rPr>
-        <w:t>db.getConnection</w:t>
+          <w:lang w:val="en-GB"/>
+        </w:rPr>
+        <w:t>conn.prepareStatement</w:t>
       </w:r>
       <w:proofErr w:type="spellEnd"/>
       <w:proofErr w:type="gramEnd"/>
@@ -33180,42 +33100,151 @@
           <w:rFonts w:ascii="IBM Plex Mono" w:hAnsi="IBM Plex Mono" w:cs="Cascadia Mono ExtraLight"/>
           <w:sz w:val="28"/>
           <w:szCs w:val="28"/>
-        </w:rPr>
-        <w:t>();</w:t>
-      </w:r>
-    </w:p>
-    <w:p>
-      <w:pPr>
-        <w:jc w:val="both"/>
+          <w:lang w:val="en-GB"/>
+        </w:rPr>
+        <w:t>(</w:t>
+      </w:r>
+      <w:proofErr w:type="spellStart"/>
+      <w:r>
         <w:rPr>
           <w:rFonts w:ascii="IBM Plex Mono" w:hAnsi="IBM Plex Mono" w:cs="Cascadia Mono ExtraLight"/>
           <w:sz w:val="28"/>
           <w:szCs w:val="28"/>
-        </w:rPr>
-      </w:pPr>
+          <w:lang w:val="en-GB"/>
+        </w:rPr>
+        <w:t>sql</w:t>
+      </w:r>
+      <w:proofErr w:type="spellEnd"/>
       <w:r>
         <w:rPr>
           <w:rFonts w:ascii="IBM Plex Mono" w:hAnsi="IBM Plex Mono" w:cs="Cascadia Mono ExtraLight"/>
           <w:sz w:val="28"/>
           <w:szCs w:val="28"/>
-        </w:rPr>
-        <w:t xml:space="preserve">     </w:t>
-      </w:r>
-      <w:proofErr w:type="spellStart"/>
-      <w:r>
+          <w:lang w:val="en-GB"/>
+        </w:rPr>
+        <w:t>)) {</w:t>
+      </w:r>
+    </w:p>
+    <w:p>
+      <w:pPr>
+        <w:jc w:val="both"/>
         <w:rPr>
           <w:rFonts w:ascii="IBM Plex Mono" w:hAnsi="IBM Plex Mono" w:cs="Cascadia Mono ExtraLight"/>
           <w:sz w:val="28"/>
           <w:szCs w:val="28"/>
-        </w:rPr>
-        <w:t>PreparedStatement</w:t>
-      </w:r>
-      <w:proofErr w:type="spellEnd"/>
-      <w:r>
+          <w:lang w:val="en-GB"/>
+        </w:rPr>
+      </w:pPr>
+    </w:p>
+    <w:p>
+      <w:pPr>
+        <w:jc w:val="both"/>
         <w:rPr>
           <w:rFonts w:ascii="IBM Plex Mono" w:hAnsi="IBM Plex Mono" w:cs="Cascadia Mono ExtraLight"/>
           <w:sz w:val="28"/>
           <w:szCs w:val="28"/>
+          <w:lang w:val="en-GB"/>
+        </w:rPr>
+      </w:pPr>
+      <w:r>
+        <w:rPr>
+          <w:rFonts w:ascii="IBM Plex Mono" w:hAnsi="IBM Plex Mono" w:cs="Cascadia Mono ExtraLight"/>
+          <w:sz w:val="28"/>
+          <w:szCs w:val="28"/>
+          <w:lang w:val="en-GB"/>
+        </w:rPr>
+        <w:t xml:space="preserve">    </w:t>
+      </w:r>
+      <w:proofErr w:type="spellStart"/>
+      <w:proofErr w:type="gramStart"/>
+      <w:r>
+        <w:rPr>
+          <w:rFonts w:ascii="IBM Plex Mono" w:hAnsi="IBM Plex Mono" w:cs="Cascadia Mono ExtraLight"/>
+          <w:sz w:val="28"/>
+          <w:szCs w:val="28"/>
+          <w:lang w:val="en-GB"/>
+        </w:rPr>
+        <w:t>ps.setLong</w:t>
+      </w:r>
+      <w:proofErr w:type="spellEnd"/>
+      <w:proofErr w:type="gramEnd"/>
+      <w:r>
+        <w:rPr>
+          <w:rFonts w:ascii="IBM Plex Mono" w:hAnsi="IBM Plex Mono" w:cs="Cascadia Mono ExtraLight"/>
+          <w:sz w:val="28"/>
+          <w:szCs w:val="28"/>
+          <w:lang w:val="en-GB"/>
+        </w:rPr>
+        <w:t xml:space="preserve">(1, </w:t>
+      </w:r>
+      <w:proofErr w:type="spellStart"/>
+      <w:r>
+        <w:rPr>
+          <w:rFonts w:ascii="IBM Plex Mono" w:hAnsi="IBM Plex Mono" w:cs="Cascadia Mono ExtraLight"/>
+          <w:sz w:val="28"/>
+          <w:szCs w:val="28"/>
+          <w:lang w:val="en-GB"/>
+        </w:rPr>
+        <w:t>idRistorante</w:t>
+      </w:r>
+      <w:proofErr w:type="spellEnd"/>
+      <w:r>
+        <w:rPr>
+          <w:rFonts w:ascii="IBM Plex Mono" w:hAnsi="IBM Plex Mono" w:cs="Cascadia Mono ExtraLight"/>
+          <w:sz w:val="28"/>
+          <w:szCs w:val="28"/>
+          <w:lang w:val="en-GB"/>
+        </w:rPr>
+        <w:t>);</w:t>
+      </w:r>
+    </w:p>
+    <w:p>
+      <w:pPr>
+        <w:jc w:val="both"/>
+        <w:rPr>
+          <w:rFonts w:ascii="IBM Plex Mono" w:hAnsi="IBM Plex Mono" w:cs="Cascadia Mono ExtraLight"/>
+          <w:sz w:val="28"/>
+          <w:szCs w:val="28"/>
+          <w:lang w:val="en-GB"/>
+        </w:rPr>
+      </w:pPr>
+    </w:p>
+    <w:p>
+      <w:pPr>
+        <w:jc w:val="both"/>
+        <w:rPr>
+          <w:rFonts w:ascii="IBM Plex Mono" w:hAnsi="IBM Plex Mono" w:cs="Cascadia Mono ExtraLight"/>
+          <w:sz w:val="28"/>
+          <w:szCs w:val="28"/>
+          <w:lang w:val="en-GB"/>
+        </w:rPr>
+      </w:pPr>
+      <w:r>
+        <w:rPr>
+          <w:rFonts w:ascii="IBM Plex Mono" w:hAnsi="IBM Plex Mono" w:cs="Cascadia Mono ExtraLight"/>
+          <w:sz w:val="28"/>
+          <w:szCs w:val="28"/>
+          <w:lang w:val="en-GB"/>
+        </w:rPr>
+        <w:t xml:space="preserve">    try (</w:t>
+      </w:r>
+      <w:proofErr w:type="spellStart"/>
+      <w:r>
+        <w:rPr>
+          <w:rFonts w:ascii="IBM Plex Mono" w:hAnsi="IBM Plex Mono" w:cs="Cascadia Mono ExtraLight"/>
+          <w:sz w:val="28"/>
+          <w:szCs w:val="28"/>
+          <w:lang w:val="en-GB"/>
+        </w:rPr>
+        <w:t>ResultSet</w:t>
+      </w:r>
+      <w:proofErr w:type="spellEnd"/>
+      <w:r>
+        <w:rPr>
+          <w:rFonts w:ascii="IBM Plex Mono" w:hAnsi="IBM Plex Mono" w:cs="Cascadia Mono ExtraLight"/>
+          <w:sz w:val="28"/>
+          <w:szCs w:val="28"/>
+          <w:lang w:val="en-GB"/>
         </w:rPr>
         <w:t xml:space="preserve"> </w:t>
       </w:r>
@@ -33225,8 +33254,9 @@
           <w:rFonts w:ascii="IBM Plex Mono" w:hAnsi="IBM Plex Mono" w:cs="Cascadia Mono ExtraLight"/>
           <w:sz w:val="28"/>
           <w:szCs w:val="28"/>
-        </w:rPr>
-        <w:t>ps</w:t>
+          <w:lang w:val="en-GB"/>
+        </w:rPr>
+        <w:t>rs</w:t>
       </w:r>
       <w:proofErr w:type="spellEnd"/>
       <w:r>
@@ -33234,6 +33264,7 @@
           <w:rFonts w:ascii="IBM Plex Mono" w:hAnsi="IBM Plex Mono" w:cs="Cascadia Mono ExtraLight"/>
           <w:sz w:val="28"/>
           <w:szCs w:val="28"/>
+          <w:lang w:val="en-GB"/>
         </w:rPr>
         <w:t xml:space="preserve"> = </w:t>
       </w:r>
@@ -33244,8 +33275,9 @@
           <w:rFonts w:ascii="IBM Plex Mono" w:hAnsi="IBM Plex Mono" w:cs="Cascadia Mono ExtraLight"/>
           <w:sz w:val="28"/>
           <w:szCs w:val="28"/>
-        </w:rPr>
-        <w:t>conn.prepareStatement</w:t>
+          <w:lang w:val="en-GB"/>
+        </w:rPr>
+        <w:t>ps.executeQuery</w:t>
       </w:r>
       <w:proofErr w:type="spellEnd"/>
       <w:proofErr w:type="gramEnd"/>
@@ -33254,26 +33286,29 @@
           <w:rFonts w:ascii="IBM Plex Mono" w:hAnsi="IBM Plex Mono" w:cs="Cascadia Mono ExtraLight"/>
           <w:sz w:val="28"/>
           <w:szCs w:val="28"/>
-        </w:rPr>
-        <w:t>(</w:t>
-      </w:r>
-      <w:proofErr w:type="spellStart"/>
-      <w:r>
+          <w:lang w:val="en-GB"/>
+        </w:rPr>
+        <w:t>()) {</w:t>
+      </w:r>
+    </w:p>
+    <w:p>
+      <w:pPr>
+        <w:jc w:val="both"/>
         <w:rPr>
           <w:rFonts w:ascii="IBM Plex Mono" w:hAnsi="IBM Plex Mono" w:cs="Cascadia Mono ExtraLight"/>
           <w:sz w:val="28"/>
           <w:szCs w:val="28"/>
-        </w:rPr>
-        <w:t>sql</w:t>
-      </w:r>
-      <w:proofErr w:type="spellEnd"/>
+          <w:lang w:val="en-GB"/>
+        </w:rPr>
+      </w:pPr>
       <w:r>
         <w:rPr>
           <w:rFonts w:ascii="IBM Plex Mono" w:hAnsi="IBM Plex Mono" w:cs="Cascadia Mono ExtraLight"/>
           <w:sz w:val="28"/>
           <w:szCs w:val="28"/>
-        </w:rPr>
-        <w:t>)) {</w:t>
+          <w:lang w:val="en-GB"/>
+        </w:rPr>
+        <w:t xml:space="preserve">        ...</w:t>
       </w:r>
     </w:p>
     <w:p>
@@ -33283,289 +33318,95 @@
           <w:rFonts w:ascii="IBM Plex Mono" w:hAnsi="IBM Plex Mono" w:cs="Cascadia Mono ExtraLight"/>
           <w:sz w:val="28"/>
           <w:szCs w:val="28"/>
-        </w:rPr>
-      </w:pPr>
-    </w:p>
-    <w:p>
-      <w:pPr>
-        <w:jc w:val="both"/>
+          <w:lang w:val="en-GB"/>
+        </w:rPr>
+      </w:pPr>
+      <w:r>
         <w:rPr>
           <w:rFonts w:ascii="IBM Plex Mono" w:hAnsi="IBM Plex Mono" w:cs="Cascadia Mono ExtraLight"/>
           <w:sz w:val="28"/>
           <w:szCs w:val="28"/>
-        </w:rPr>
-      </w:pPr>
-      <w:r>
+          <w:lang w:val="en-GB"/>
+        </w:rPr>
+        <w:t xml:space="preserve">    }</w:t>
+      </w:r>
+    </w:p>
+    <w:p>
+      <w:pPr>
+        <w:jc w:val="both"/>
         <w:rPr>
           <w:rFonts w:ascii="IBM Plex Mono" w:hAnsi="IBM Plex Mono" w:cs="Cascadia Mono ExtraLight"/>
           <w:sz w:val="28"/>
           <w:szCs w:val="28"/>
-        </w:rPr>
-        <w:t xml:space="preserve">    </w:t>
-      </w:r>
-      <w:proofErr w:type="spellStart"/>
-      <w:proofErr w:type="gramStart"/>
+          <w:lang w:val="en-GB"/>
+        </w:rPr>
+      </w:pPr>
       <w:r>
         <w:rPr>
           <w:rFonts w:ascii="IBM Plex Mono" w:hAnsi="IBM Plex Mono" w:cs="Cascadia Mono ExtraLight"/>
           <w:sz w:val="28"/>
           <w:szCs w:val="28"/>
-        </w:rPr>
-        <w:t>ps.setLong</w:t>
-      </w:r>
-      <w:proofErr w:type="spellEnd"/>
-      <w:proofErr w:type="gramEnd"/>
+          <w:lang w:val="en-GB"/>
+        </w:rPr>
+        <w:t>} catch (</w:t>
+      </w:r>
+      <w:proofErr w:type="spellStart"/>
       <w:r>
         <w:rPr>
           <w:rFonts w:ascii="IBM Plex Mono" w:hAnsi="IBM Plex Mono" w:cs="Cascadia Mono ExtraLight"/>
           <w:sz w:val="28"/>
           <w:szCs w:val="28"/>
-        </w:rPr>
-        <w:t xml:space="preserve">(1, </w:t>
-      </w:r>
-      <w:proofErr w:type="spellStart"/>
+          <w:lang w:val="en-GB"/>
+        </w:rPr>
+        <w:t>SQLException</w:t>
+      </w:r>
+      <w:proofErr w:type="spellEnd"/>
       <w:r>
         <w:rPr>
           <w:rFonts w:ascii="IBM Plex Mono" w:hAnsi="IBM Plex Mono" w:cs="Cascadia Mono ExtraLight"/>
           <w:sz w:val="28"/>
           <w:szCs w:val="28"/>
-        </w:rPr>
-        <w:t>idRistorante</w:t>
-      </w:r>
-      <w:proofErr w:type="spellEnd"/>
-      <w:r>
+          <w:lang w:val="en-GB"/>
+        </w:rPr>
+        <w:t xml:space="preserve"> e) {</w:t>
+      </w:r>
+    </w:p>
+    <w:p>
+      <w:pPr>
+        <w:jc w:val="both"/>
         <w:rPr>
           <w:rFonts w:ascii="IBM Plex Mono" w:hAnsi="IBM Plex Mono" w:cs="Cascadia Mono ExtraLight"/>
           <w:sz w:val="28"/>
           <w:szCs w:val="28"/>
-        </w:rPr>
-        <w:t>);</w:t>
-      </w:r>
-    </w:p>
-    <w:p>
-      <w:pPr>
-        <w:jc w:val="both"/>
+          <w:lang w:val="en-GB"/>
+        </w:rPr>
+      </w:pPr>
+      <w:r>
         <w:rPr>
           <w:rFonts w:ascii="IBM Plex Mono" w:hAnsi="IBM Plex Mono" w:cs="Cascadia Mono ExtraLight"/>
           <w:sz w:val="28"/>
           <w:szCs w:val="28"/>
-        </w:rPr>
-      </w:pPr>
-    </w:p>
-    <w:p>
-      <w:pPr>
-        <w:jc w:val="both"/>
+          <w:lang w:val="en-GB"/>
+        </w:rPr>
+        <w:t xml:space="preserve">    throw new </w:t>
+      </w:r>
+      <w:proofErr w:type="spellStart"/>
+      <w:r>
         <w:rPr>
           <w:rFonts w:ascii="IBM Plex Mono" w:hAnsi="IBM Plex Mono" w:cs="Cascadia Mono ExtraLight"/>
           <w:sz w:val="28"/>
           <w:szCs w:val="28"/>
-        </w:rPr>
-      </w:pPr>
+          <w:lang w:val="en-GB"/>
+        </w:rPr>
+        <w:t>DataAccessException</w:t>
+      </w:r>
+      <w:proofErr w:type="spellEnd"/>
       <w:r>
         <w:rPr>
           <w:rFonts w:ascii="IBM Plex Mono" w:hAnsi="IBM Plex Mono" w:cs="Cascadia Mono ExtraLight"/>
           <w:sz w:val="28"/>
           <w:szCs w:val="28"/>
-        </w:rPr>
-        <w:t xml:space="preserve">    </w:t>
-      </w:r>
-      <w:proofErr w:type="spellStart"/>
-      <w:r>
-        <w:rPr>
-          <w:rFonts w:ascii="IBM Plex Mono" w:hAnsi="IBM Plex Mono" w:cs="Cascadia Mono ExtraLight"/>
-          <w:sz w:val="28"/>
-          <w:szCs w:val="28"/>
-        </w:rPr>
-        <w:t>try</w:t>
-      </w:r>
-      <w:proofErr w:type="spellEnd"/>
-      <w:r>
-        <w:rPr>
-          <w:rFonts w:ascii="IBM Plex Mono" w:hAnsi="IBM Plex Mono" w:cs="Cascadia Mono ExtraLight"/>
-          <w:sz w:val="28"/>
-          <w:szCs w:val="28"/>
-        </w:rPr>
-        <w:t xml:space="preserve"> (</w:t>
-      </w:r>
-      <w:proofErr w:type="spellStart"/>
-      <w:r>
-        <w:rPr>
-          <w:rFonts w:ascii="IBM Plex Mono" w:hAnsi="IBM Plex Mono" w:cs="Cascadia Mono ExtraLight"/>
-          <w:sz w:val="28"/>
-          <w:szCs w:val="28"/>
-        </w:rPr>
-        <w:t>ResultSet</w:t>
-      </w:r>
-      <w:proofErr w:type="spellEnd"/>
-      <w:r>
-        <w:rPr>
-          <w:rFonts w:ascii="IBM Plex Mono" w:hAnsi="IBM Plex Mono" w:cs="Cascadia Mono ExtraLight"/>
-          <w:sz w:val="28"/>
-          <w:szCs w:val="28"/>
-        </w:rPr>
-        <w:t xml:space="preserve"> </w:t>
-      </w:r>
-      <w:proofErr w:type="spellStart"/>
-      <w:r>
-        <w:rPr>
-          <w:rFonts w:ascii="IBM Plex Mono" w:hAnsi="IBM Plex Mono" w:cs="Cascadia Mono ExtraLight"/>
-          <w:sz w:val="28"/>
-          <w:szCs w:val="28"/>
-        </w:rPr>
-        <w:t>rs</w:t>
-      </w:r>
-      <w:proofErr w:type="spellEnd"/>
-      <w:r>
-        <w:rPr>
-          <w:rFonts w:ascii="IBM Plex Mono" w:hAnsi="IBM Plex Mono" w:cs="Cascadia Mono ExtraLight"/>
-          <w:sz w:val="28"/>
-          <w:szCs w:val="28"/>
-        </w:rPr>
-        <w:t xml:space="preserve"> = </w:t>
-      </w:r>
-      <w:proofErr w:type="spellStart"/>
-      <w:proofErr w:type="gramStart"/>
-      <w:r>
-        <w:rPr>
-          <w:rFonts w:ascii="IBM Plex Mono" w:hAnsi="IBM Plex Mono" w:cs="Cascadia Mono ExtraLight"/>
-          <w:sz w:val="28"/>
-          <w:szCs w:val="28"/>
-        </w:rPr>
-        <w:t>ps.executeQuery</w:t>
-      </w:r>
-      <w:proofErr w:type="spellEnd"/>
-      <w:proofErr w:type="gramEnd"/>
-      <w:r>
-        <w:rPr>
-          <w:rFonts w:ascii="IBM Plex Mono" w:hAnsi="IBM Plex Mono" w:cs="Cascadia Mono ExtraLight"/>
-          <w:sz w:val="28"/>
-          <w:szCs w:val="28"/>
-        </w:rPr>
-        <w:t>()) {</w:t>
-      </w:r>
-    </w:p>
-    <w:p>
-      <w:pPr>
-        <w:jc w:val="both"/>
-        <w:rPr>
-          <w:rFonts w:ascii="IBM Plex Mono" w:hAnsi="IBM Plex Mono" w:cs="Cascadia Mono ExtraLight"/>
-          <w:sz w:val="28"/>
-          <w:szCs w:val="28"/>
-        </w:rPr>
-      </w:pPr>
-      <w:r>
-        <w:rPr>
-          <w:rFonts w:ascii="IBM Plex Mono" w:hAnsi="IBM Plex Mono" w:cs="Cascadia Mono ExtraLight"/>
-          <w:sz w:val="28"/>
-          <w:szCs w:val="28"/>
-        </w:rPr>
-        <w:t xml:space="preserve">        ...</w:t>
-      </w:r>
-    </w:p>
-    <w:p>
-      <w:pPr>
-        <w:jc w:val="both"/>
-        <w:rPr>
-          <w:rFonts w:ascii="IBM Plex Mono" w:hAnsi="IBM Plex Mono" w:cs="Cascadia Mono ExtraLight"/>
-          <w:sz w:val="28"/>
-          <w:szCs w:val="28"/>
-        </w:rPr>
-      </w:pPr>
-      <w:r>
-        <w:rPr>
-          <w:rFonts w:ascii="IBM Plex Mono" w:hAnsi="IBM Plex Mono" w:cs="Cascadia Mono ExtraLight"/>
-          <w:sz w:val="28"/>
-          <w:szCs w:val="28"/>
-        </w:rPr>
-        <w:t xml:space="preserve">    }</w:t>
-      </w:r>
-    </w:p>
-    <w:p>
-      <w:pPr>
-        <w:jc w:val="both"/>
-        <w:rPr>
-          <w:rFonts w:ascii="IBM Plex Mono" w:hAnsi="IBM Plex Mono" w:cs="Cascadia Mono ExtraLight"/>
-          <w:sz w:val="28"/>
-          <w:szCs w:val="28"/>
-        </w:rPr>
-      </w:pPr>
-      <w:r>
-        <w:rPr>
-          <w:rFonts w:ascii="IBM Plex Mono" w:hAnsi="IBM Plex Mono" w:cs="Cascadia Mono ExtraLight"/>
-          <w:sz w:val="28"/>
-          <w:szCs w:val="28"/>
-        </w:rPr>
-        <w:t>} catch (</w:t>
-      </w:r>
-      <w:proofErr w:type="spellStart"/>
-      <w:r>
-        <w:rPr>
-          <w:rFonts w:ascii="IBM Plex Mono" w:hAnsi="IBM Plex Mono" w:cs="Cascadia Mono ExtraLight"/>
-          <w:sz w:val="28"/>
-          <w:szCs w:val="28"/>
-        </w:rPr>
-        <w:t>SQLException</w:t>
-      </w:r>
-      <w:proofErr w:type="spellEnd"/>
-      <w:r>
-        <w:rPr>
-          <w:rFonts w:ascii="IBM Plex Mono" w:hAnsi="IBM Plex Mono" w:cs="Cascadia Mono ExtraLight"/>
-          <w:sz w:val="28"/>
-          <w:szCs w:val="28"/>
-        </w:rPr>
-        <w:t xml:space="preserve"> e) {</w:t>
-      </w:r>
-    </w:p>
-    <w:p>
-      <w:pPr>
-        <w:jc w:val="both"/>
-        <w:rPr>
-          <w:rFonts w:ascii="IBM Plex Mono" w:hAnsi="IBM Plex Mono" w:cs="Cascadia Mono ExtraLight"/>
-          <w:sz w:val="28"/>
-          <w:szCs w:val="28"/>
-        </w:rPr>
-      </w:pPr>
-      <w:r>
-        <w:rPr>
-          <w:rFonts w:ascii="IBM Plex Mono" w:hAnsi="IBM Plex Mono" w:cs="Cascadia Mono ExtraLight"/>
-          <w:sz w:val="28"/>
-          <w:szCs w:val="28"/>
-        </w:rPr>
-        <w:t xml:space="preserve">    </w:t>
-      </w:r>
-      <w:proofErr w:type="spellStart"/>
-      <w:r>
-        <w:rPr>
-          <w:rFonts w:ascii="IBM Plex Mono" w:hAnsi="IBM Plex Mono" w:cs="Cascadia Mono ExtraLight"/>
-          <w:sz w:val="28"/>
-          <w:szCs w:val="28"/>
-        </w:rPr>
-        <w:t>throw</w:t>
-      </w:r>
-      <w:proofErr w:type="spellEnd"/>
-      <w:r>
-        <w:rPr>
-          <w:rFonts w:ascii="IBM Plex Mono" w:hAnsi="IBM Plex Mono" w:cs="Cascadia Mono ExtraLight"/>
-          <w:sz w:val="28"/>
-          <w:szCs w:val="28"/>
-        </w:rPr>
-        <w:t xml:space="preserve"> new </w:t>
-      </w:r>
-      <w:proofErr w:type="spellStart"/>
-      <w:r>
-        <w:rPr>
-          <w:rFonts w:ascii="IBM Plex Mono" w:hAnsi="IBM Plex Mono" w:cs="Cascadia Mono ExtraLight"/>
-          <w:sz w:val="28"/>
-          <w:szCs w:val="28"/>
-        </w:rPr>
-        <w:t>DataAccessException</w:t>
-      </w:r>
-      <w:proofErr w:type="spellEnd"/>
-      <w:r>
-        <w:rPr>
-          <w:rFonts w:ascii="IBM Plex Mono" w:hAnsi="IBM Plex Mono" w:cs="Cascadia Mono ExtraLight"/>
-          <w:sz w:val="28"/>
-          <w:szCs w:val="28"/>
+          <w:lang w:val="en-GB"/>
         </w:rPr>
         <w:t>(...);</w:t>
       </w:r>
@@ -35211,16 +35052,6 @@
       <w:pPr>
         <w:jc w:val="both"/>
         <w:rPr>
-          <w:sz w:val="28"/>
-          <w:szCs w:val="28"/>
-        </w:rPr>
-      </w:pPr>
-    </w:p>
-    <w:p>
-      <w:pPr>
-        <w:pStyle w:val="Paragrafoelenco"/>
-        <w:jc w:val="both"/>
-        <w:rPr>
           <w:b/>
           <w:bCs/>
           <w:sz w:val="40"/>
@@ -35589,7 +35420,6 @@
           <w:sz w:val="28"/>
           <w:szCs w:val="28"/>
         </w:rPr>
-        <w:lastRenderedPageBreak/>
         <w:t>Concorrenza:</w:t>
       </w:r>
       <w:r>
@@ -35620,6 +35450,7 @@
           <w:sz w:val="28"/>
           <w:szCs w:val="28"/>
         </w:rPr>
+        <w:lastRenderedPageBreak/>
         <w:t>Efficienza:</w:t>
       </w:r>
       <w:r>
@@ -36408,7 +36239,6 @@
           <w:sz w:val="28"/>
           <w:szCs w:val="28"/>
         </w:rPr>
-        <w:lastRenderedPageBreak/>
         <w:t>I vantaggi che ne derivano sono:</w:t>
       </w:r>
     </w:p>
@@ -36432,6 +36262,7 @@
           <w:sz w:val="28"/>
           <w:szCs w:val="28"/>
         </w:rPr>
+        <w:lastRenderedPageBreak/>
         <w:t>Reattività:</w:t>
       </w:r>
       <w:r>
@@ -36569,6 +36400,15 @@
       <w:pPr>
         <w:jc w:val="both"/>
         <w:rPr>
+          <w:sz w:val="28"/>
+          <w:szCs w:val="28"/>
+        </w:rPr>
+      </w:pPr>
+    </w:p>
+    <w:p>
+      <w:pPr>
+        <w:jc w:val="both"/>
+        <w:rPr>
           <w:b/>
           <w:bCs/>
           <w:sz w:val="52"/>
@@ -36584,15 +36424,6 @@
         </w:rPr>
         <w:t>Installazione ed esecuzione</w:t>
       </w:r>
-    </w:p>
-    <w:p>
-      <w:pPr>
-        <w:jc w:val="both"/>
-        <w:rPr>
-          <w:sz w:val="28"/>
-          <w:szCs w:val="28"/>
-        </w:rPr>
-      </w:pPr>
     </w:p>
     <w:p>
       <w:pPr>
@@ -37005,7 +36836,6 @@
           <w:sz w:val="28"/>
           <w:szCs w:val="28"/>
         </w:rPr>
-        <w:lastRenderedPageBreak/>
         <w:t>Role.sql</w:t>
       </w:r>
       <w:proofErr w:type="spellEnd"/>
@@ -37038,6 +36868,7 @@
           <w:sz w:val="28"/>
           <w:szCs w:val="28"/>
         </w:rPr>
+        <w:lastRenderedPageBreak/>
         <w:t>Schema.sql</w:t>
       </w:r>
       <w:proofErr w:type="spellEnd"/>
@@ -37213,6 +37044,7 @@
           <w:rFonts w:ascii="IBM Plex Mono" w:hAnsi="IBM Plex Mono" w:cs="Cascadia Mono ExtraLight"/>
           <w:sz w:val="28"/>
           <w:szCs w:val="28"/>
+          <w:lang w:val="en-GB"/>
         </w:rPr>
       </w:pPr>
       <w:proofErr w:type="spellStart"/>
@@ -37221,6 +37053,7 @@
           <w:rFonts w:ascii="IBM Plex Mono" w:hAnsi="IBM Plex Mono" w:cs="Cascadia Mono ExtraLight"/>
           <w:sz w:val="28"/>
           <w:szCs w:val="28"/>
+          <w:lang w:val="en-GB"/>
         </w:rPr>
         <w:t>theknife</w:t>
       </w:r>
@@ -37230,6 +37063,7 @@
           <w:rFonts w:ascii="IBM Plex Mono" w:hAnsi="IBM Plex Mono" w:cs="Cascadia Mono ExtraLight"/>
           <w:sz w:val="28"/>
           <w:szCs w:val="28"/>
+          <w:lang w:val="en-GB"/>
         </w:rPr>
         <w:t>-server/target/serverTK.jar</w:t>
       </w:r>
@@ -37241,6 +37075,7 @@
           <w:rFonts w:ascii="IBM Plex Mono" w:hAnsi="IBM Plex Mono" w:cs="Cascadia Mono ExtraLight"/>
           <w:sz w:val="28"/>
           <w:szCs w:val="28"/>
+          <w:lang w:val="en-GB"/>
         </w:rPr>
       </w:pPr>
       <w:proofErr w:type="spellStart"/>
@@ -37249,6 +37084,7 @@
           <w:rFonts w:ascii="IBM Plex Mono" w:hAnsi="IBM Plex Mono" w:cs="Cascadia Mono ExtraLight"/>
           <w:sz w:val="28"/>
           <w:szCs w:val="28"/>
+          <w:lang w:val="en-GB"/>
         </w:rPr>
         <w:t>theknife</w:t>
       </w:r>
@@ -37258,6 +37094,7 @@
           <w:rFonts w:ascii="IBM Plex Mono" w:hAnsi="IBM Plex Mono" w:cs="Cascadia Mono ExtraLight"/>
           <w:sz w:val="28"/>
           <w:szCs w:val="28"/>
+          <w:lang w:val="en-GB"/>
         </w:rPr>
         <w:t>-client/target/clientTK.jar</w:t>
       </w:r>
@@ -37359,6 +37196,7 @@
           <w:rFonts w:ascii="IBM Plex Mono" w:hAnsi="IBM Plex Mono" w:cs="Cascadia Mono ExtraLight"/>
           <w:sz w:val="28"/>
           <w:szCs w:val="28"/>
+          <w:lang w:val="en-GB"/>
         </w:rPr>
       </w:pPr>
       <w:r>
@@ -37366,8 +37204,9 @@
           <w:rFonts w:ascii="IBM Plex Mono" w:hAnsi="IBM Plex Mono" w:cs="Cascadia Mono ExtraLight"/>
           <w:sz w:val="28"/>
           <w:szCs w:val="28"/>
-        </w:rPr>
-        <w:t>java -</w:t>
+          <w:lang w:val="en-GB"/>
+        </w:rPr>
+        <w:t xml:space="preserve">java -jar </w:t>
       </w:r>
       <w:proofErr w:type="spellStart"/>
       <w:r>
@@ -37375,8 +37214,9 @@
           <w:rFonts w:ascii="IBM Plex Mono" w:hAnsi="IBM Plex Mono" w:cs="Cascadia Mono ExtraLight"/>
           <w:sz w:val="28"/>
           <w:szCs w:val="28"/>
-        </w:rPr>
-        <w:t>jar</w:t>
+          <w:lang w:val="en-GB"/>
+        </w:rPr>
+        <w:t>theknife</w:t>
       </w:r>
       <w:proofErr w:type="spellEnd"/>
       <w:r>
@@ -37384,24 +37224,7 @@
           <w:rFonts w:ascii="IBM Plex Mono" w:hAnsi="IBM Plex Mono" w:cs="Cascadia Mono ExtraLight"/>
           <w:sz w:val="28"/>
           <w:szCs w:val="28"/>
-        </w:rPr>
-        <w:t xml:space="preserve"> </w:t>
-      </w:r>
-      <w:proofErr w:type="spellStart"/>
-      <w:r>
-        <w:rPr>
-          <w:rFonts w:ascii="IBM Plex Mono" w:hAnsi="IBM Plex Mono" w:cs="Cascadia Mono ExtraLight"/>
-          <w:sz w:val="28"/>
-          <w:szCs w:val="28"/>
-        </w:rPr>
-        <w:t>theknife</w:t>
-      </w:r>
-      <w:proofErr w:type="spellEnd"/>
-      <w:r>
-        <w:rPr>
-          <w:rFonts w:ascii="IBM Plex Mono" w:hAnsi="IBM Plex Mono" w:cs="Cascadia Mono ExtraLight"/>
-          <w:sz w:val="28"/>
-          <w:szCs w:val="28"/>
+          <w:lang w:val="en-GB"/>
         </w:rPr>
         <w:t>-server/target/serverTK.jar [porta]</w:t>
       </w:r>
@@ -37558,6 +37381,7 @@
           <w:rFonts w:ascii="IBM Plex Mono" w:hAnsi="IBM Plex Mono" w:cs="Cascadia Mono ExtraLight"/>
           <w:sz w:val="28"/>
           <w:szCs w:val="28"/>
+          <w:lang w:val="en-GB"/>
         </w:rPr>
       </w:pPr>
       <w:r>
@@ -37565,8 +37389,9 @@
           <w:rFonts w:ascii="IBM Plex Mono" w:hAnsi="IBM Plex Mono" w:cs="Cascadia Mono ExtraLight"/>
           <w:sz w:val="28"/>
           <w:szCs w:val="28"/>
-        </w:rPr>
-        <w:t>java -</w:t>
+          <w:lang w:val="en-GB"/>
+        </w:rPr>
+        <w:t xml:space="preserve">java -jar </w:t>
       </w:r>
       <w:proofErr w:type="spellStart"/>
       <w:r>
@@ -37574,8 +37399,9 @@
           <w:rFonts w:ascii="IBM Plex Mono" w:hAnsi="IBM Plex Mono" w:cs="Cascadia Mono ExtraLight"/>
           <w:sz w:val="28"/>
           <w:szCs w:val="28"/>
-        </w:rPr>
-        <w:t>jar</w:t>
+          <w:lang w:val="en-GB"/>
+        </w:rPr>
+        <w:t>theknife</w:t>
       </w:r>
       <w:proofErr w:type="spellEnd"/>
       <w:r>
@@ -37583,44 +37409,48 @@
           <w:rFonts w:ascii="IBM Plex Mono" w:hAnsi="IBM Plex Mono" w:cs="Cascadia Mono ExtraLight"/>
           <w:sz w:val="28"/>
           <w:szCs w:val="28"/>
+          <w:lang w:val="en-GB"/>
+        </w:rPr>
+        <w:t>-client/target/clientTK.jar [host] [porta]</w:t>
+      </w:r>
+    </w:p>
+    <w:p>
+      <w:pPr>
+        <w:jc w:val="both"/>
+        <w:rPr>
+          <w:sz w:val="28"/>
+          <w:szCs w:val="28"/>
+        </w:rPr>
+      </w:pPr>
+      <w:r>
+        <w:rPr>
+          <w:sz w:val="28"/>
+          <w:szCs w:val="28"/>
+        </w:rPr>
+        <w:t>Anche in questo caso i parametri sono opzionali. Se non vengono specificati, il client utilizza come configurazione predefinita</w:t>
+      </w:r>
+      <w:r>
+        <w:rPr>
+          <w:sz w:val="28"/>
+          <w:szCs w:val="28"/>
         </w:rPr>
         <w:t xml:space="preserve"> </w:t>
       </w:r>
-      <w:proofErr w:type="spellStart"/>
-      <w:r>
-        <w:rPr>
-          <w:rFonts w:ascii="IBM Plex Mono" w:hAnsi="IBM Plex Mono" w:cs="Cascadia Mono ExtraLight"/>
-          <w:sz w:val="28"/>
-          <w:szCs w:val="28"/>
-        </w:rPr>
-        <w:t>theknife</w:t>
-      </w:r>
-      <w:proofErr w:type="spellEnd"/>
-      <w:r>
-        <w:rPr>
-          <w:rFonts w:ascii="IBM Plex Mono" w:hAnsi="IBM Plex Mono" w:cs="Cascadia Mono ExtraLight"/>
-          <w:sz w:val="28"/>
-          <w:szCs w:val="28"/>
-        </w:rPr>
-        <w:t>-client/target/clientTK.jar [</w:t>
-      </w:r>
-      <w:proofErr w:type="spellStart"/>
-      <w:r>
-        <w:rPr>
-          <w:rFonts w:ascii="IBM Plex Mono" w:hAnsi="IBM Plex Mono" w:cs="Cascadia Mono ExtraLight"/>
-          <w:sz w:val="28"/>
-          <w:szCs w:val="28"/>
-        </w:rPr>
-        <w:t>host</w:t>
-      </w:r>
-      <w:proofErr w:type="spellEnd"/>
-      <w:r>
-        <w:rPr>
-          <w:rFonts w:ascii="IBM Plex Mono" w:hAnsi="IBM Plex Mono" w:cs="Cascadia Mono ExtraLight"/>
-          <w:sz w:val="28"/>
-          <w:szCs w:val="28"/>
-        </w:rPr>
-        <w:t>] [porta]</w:t>
+      <w:r>
+        <w:rPr>
+          <w:i/>
+          <w:iCs/>
+          <w:sz w:val="28"/>
+          <w:szCs w:val="28"/>
+        </w:rPr>
+        <w:t>localhost:9999</w:t>
+      </w:r>
+      <w:r>
+        <w:rPr>
+          <w:sz w:val="28"/>
+          <w:szCs w:val="28"/>
+        </w:rPr>
+        <w:t>.</w:t>
       </w:r>
     </w:p>
     <w:p>
@@ -37637,45 +37467,6 @@
           <w:szCs w:val="28"/>
         </w:rPr>
         <w:lastRenderedPageBreak/>
-        <w:t>Anche in questo caso i parametri sono opzionali. Se non vengono specificati, il client utilizza come configurazione predefinita</w:t>
-      </w:r>
-      <w:r>
-        <w:rPr>
-          <w:sz w:val="28"/>
-          <w:szCs w:val="28"/>
-        </w:rPr>
-        <w:t xml:space="preserve"> </w:t>
-      </w:r>
-      <w:r>
-        <w:rPr>
-          <w:i/>
-          <w:iCs/>
-          <w:sz w:val="28"/>
-          <w:szCs w:val="28"/>
-        </w:rPr>
-        <w:t>localhost:9999</w:t>
-      </w:r>
-      <w:r>
-        <w:rPr>
-          <w:sz w:val="28"/>
-          <w:szCs w:val="28"/>
-        </w:rPr>
-        <w:t>.</w:t>
-      </w:r>
-    </w:p>
-    <w:p>
-      <w:pPr>
-        <w:jc w:val="both"/>
-        <w:rPr>
-          <w:sz w:val="28"/>
-          <w:szCs w:val="28"/>
-        </w:rPr>
-      </w:pPr>
-      <w:r>
-        <w:rPr>
-          <w:sz w:val="28"/>
-          <w:szCs w:val="28"/>
-        </w:rPr>
         <w:t xml:space="preserve">Il client utilizza quindi </w:t>
       </w:r>
       <w:proofErr w:type="spellStart"/>
@@ -37917,6 +37708,15 @@
       <w:pPr>
         <w:jc w:val="both"/>
         <w:rPr>
+          <w:sz w:val="28"/>
+          <w:szCs w:val="28"/>
+        </w:rPr>
+      </w:pPr>
+    </w:p>
+    <w:p>
+      <w:pPr>
+        <w:jc w:val="both"/>
+        <w:rPr>
           <w:b/>
           <w:bCs/>
           <w:sz w:val="52"/>
@@ -38111,7 +37911,6 @@
           <w:sz w:val="32"/>
           <w:szCs w:val="32"/>
         </w:rPr>
-        <w:lastRenderedPageBreak/>
         <w:t xml:space="preserve">Utenti di </w:t>
       </w:r>
       <w:r>
@@ -38137,6 +37936,7 @@
           <w:sz w:val="28"/>
           <w:szCs w:val="28"/>
         </w:rPr>
+        <w:lastRenderedPageBreak/>
         <w:t xml:space="preserve">Per consentire l'accesso immediato all'applicazione sono forniti quattro utenti di </w:t>
       </w:r>
       <w:r>
@@ -39062,8 +38862,15 @@
           <w:sz w:val="28"/>
           <w:szCs w:val="28"/>
         </w:rPr>
+        <w:t xml:space="preserve">Ad esempio, per testare le funzionalità riservate ai ristoratori è possibile associare un ristorante a uno degli utenti di test con ruolo RISTORATORE. Analogamente, le </w:t>
+      </w:r>
+      <w:r>
+        <w:rPr>
+          <w:sz w:val="28"/>
+          <w:szCs w:val="28"/>
+        </w:rPr>
         <w:lastRenderedPageBreak/>
-        <w:t>Ad esempio, per testare le funzionalità riservate ai ristoratori è possibile associare un ristorante a uno degli utenti di test con ruolo RISTORATORE. Analogamente, le funzionalità relative alle recensioni e ai preferiti possono essere verificate utilizzando gli utenti con ruolo CLIENTE.</w:t>
+        <w:t>funzionalità relative alle recensioni e ai preferiti possono essere verificate utilizzando gli utenti con ruolo CLIENTE.</w:t>
       </w:r>
     </w:p>
     <w:p>
@@ -39072,8 +38879,19 @@
         <w:rPr>
           <w:b/>
           <w:bCs/>
-          <w:sz w:val="40"/>
-          <w:szCs w:val="40"/>
+          <w:sz w:val="28"/>
+          <w:szCs w:val="28"/>
+        </w:rPr>
+      </w:pPr>
+    </w:p>
+    <w:p>
+      <w:pPr>
+        <w:jc w:val="both"/>
+        <w:rPr>
+          <w:b/>
+          <w:bCs/>
+          <w:sz w:val="28"/>
+          <w:szCs w:val="28"/>
         </w:rPr>
       </w:pPr>
     </w:p>
@@ -39240,8 +39058,8 @@
         <w:rPr>
           <w:b/>
           <w:bCs/>
-          <w:sz w:val="32"/>
-          <w:szCs w:val="32"/>
+          <w:sz w:val="28"/>
+          <w:szCs w:val="28"/>
         </w:rPr>
       </w:pPr>
     </w:p>
@@ -39323,8 +39141,8 @@
         <w:rPr>
           <w:b/>
           <w:bCs/>
-          <w:sz w:val="32"/>
-          <w:szCs w:val="32"/>
+          <w:sz w:val="28"/>
+          <w:szCs w:val="28"/>
         </w:rPr>
       </w:pPr>
     </w:p>
@@ -39495,8 +39313,8 @@
           <w:bCs/>
           <w:i/>
           <w:iCs/>
-          <w:sz w:val="32"/>
-          <w:szCs w:val="32"/>
+          <w:sz w:val="28"/>
+          <w:szCs w:val="28"/>
         </w:rPr>
       </w:pPr>
     </w:p>
@@ -39542,8 +39360,8 @@
         <w:rPr>
           <w:b/>
           <w:bCs/>
-          <w:sz w:val="32"/>
-          <w:szCs w:val="32"/>
+          <w:sz w:val="28"/>
+          <w:szCs w:val="28"/>
         </w:rPr>
       </w:pPr>
     </w:p>
@@ -39564,6 +39382,7 @@
           <w:sz w:val="32"/>
           <w:szCs w:val="32"/>
         </w:rPr>
+        <w:lastRenderedPageBreak/>
         <w:t>Architettura a strati</w:t>
       </w:r>
     </w:p>
@@ -39580,22 +39399,19 @@
           <w:sz w:val="28"/>
           <w:szCs w:val="28"/>
         </w:rPr>
-        <w:t xml:space="preserve">L'architettura a </w:t>
-      </w:r>
-      <w:r>
-        <w:rPr>
-          <w:sz w:val="28"/>
-          <w:szCs w:val="28"/>
-        </w:rPr>
-        <w:t>strati</w:t>
-      </w:r>
-      <w:r>
-        <w:rPr>
-          <w:sz w:val="28"/>
-          <w:szCs w:val="28"/>
-        </w:rPr>
-        <w:t xml:space="preserve"> permette di separare le responsabilità e di migliorare la manutenibilità del codice.</w:t>
-      </w:r>
+        <w:t>L'architettura a strati permette di separare le responsabilità e di migliorare la manutenibilità del codice.</w:t>
+      </w:r>
+    </w:p>
+    <w:p>
+      <w:pPr>
+        <w:jc w:val="both"/>
+        <w:rPr>
+          <w:b/>
+          <w:bCs/>
+          <w:sz w:val="28"/>
+          <w:szCs w:val="28"/>
+        </w:rPr>
+      </w:pPr>
     </w:p>
     <w:p>
       <w:pPr>
@@ -39607,173 +39423,166 @@
           <w:szCs w:val="32"/>
         </w:rPr>
       </w:pPr>
-    </w:p>
-    <w:p>
-      <w:pPr>
-        <w:jc w:val="both"/>
+      <w:r>
         <w:rPr>
           <w:b/>
           <w:bCs/>
           <w:sz w:val="32"/>
           <w:szCs w:val="32"/>
         </w:rPr>
-      </w:pPr>
-      <w:r>
+        <w:t>Considerazioni sui design patterns</w:t>
+      </w:r>
+    </w:p>
+    <w:p>
+      <w:pPr>
+        <w:jc w:val="both"/>
+        <w:rPr>
+          <w:sz w:val="28"/>
+          <w:szCs w:val="28"/>
+        </w:rPr>
+      </w:pPr>
+      <w:r>
+        <w:rPr>
+          <w:sz w:val="28"/>
+          <w:szCs w:val="28"/>
+        </w:rPr>
+        <w:t xml:space="preserve">I design patterns adottati includono il pattern </w:t>
+      </w:r>
+      <w:proofErr w:type="spellStart"/>
+      <w:r>
+        <w:rPr>
+          <w:i/>
+          <w:iCs/>
+          <w:sz w:val="28"/>
+          <w:szCs w:val="28"/>
+        </w:rPr>
+        <w:t>Command</w:t>
+      </w:r>
+      <w:proofErr w:type="spellEnd"/>
+      <w:r>
+        <w:rPr>
+          <w:sz w:val="28"/>
+          <w:szCs w:val="28"/>
+        </w:rPr>
+        <w:t xml:space="preserve">, il pattern </w:t>
+      </w:r>
+      <w:r>
+        <w:rPr>
+          <w:i/>
+          <w:iCs/>
+          <w:sz w:val="28"/>
+          <w:szCs w:val="28"/>
+        </w:rPr>
+        <w:t>Singleton</w:t>
+      </w:r>
+      <w:r>
+        <w:rPr>
+          <w:sz w:val="28"/>
+          <w:szCs w:val="28"/>
+        </w:rPr>
+        <w:t xml:space="preserve">, il pattern </w:t>
+      </w:r>
+      <w:proofErr w:type="spellStart"/>
+      <w:r>
+        <w:rPr>
+          <w:i/>
+          <w:iCs/>
+          <w:sz w:val="28"/>
+          <w:szCs w:val="28"/>
+        </w:rPr>
+        <w:t>Facade</w:t>
+      </w:r>
+      <w:proofErr w:type="spellEnd"/>
+      <w:r>
+        <w:rPr>
+          <w:sz w:val="28"/>
+          <w:szCs w:val="28"/>
+        </w:rPr>
+        <w:t xml:space="preserve">, il pattern </w:t>
+      </w:r>
+      <w:r>
+        <w:rPr>
+          <w:i/>
+          <w:iCs/>
+          <w:sz w:val="28"/>
+          <w:szCs w:val="28"/>
+        </w:rPr>
+        <w:t>Observer</w:t>
+      </w:r>
+      <w:r>
+        <w:rPr>
+          <w:sz w:val="28"/>
+          <w:szCs w:val="28"/>
+        </w:rPr>
+        <w:t xml:space="preserve"> e il pattern </w:t>
+      </w:r>
+      <w:proofErr w:type="spellStart"/>
+      <w:r>
+        <w:rPr>
+          <w:i/>
+          <w:iCs/>
+          <w:sz w:val="28"/>
+          <w:szCs w:val="28"/>
+        </w:rPr>
+        <w:t>Thread</w:t>
+      </w:r>
+      <w:proofErr w:type="spellEnd"/>
+      <w:r>
+        <w:rPr>
+          <w:i/>
+          <w:iCs/>
+          <w:sz w:val="28"/>
+          <w:szCs w:val="28"/>
+        </w:rPr>
+        <w:t xml:space="preserve"> Pool</w:t>
+      </w:r>
+      <w:r>
+        <w:rPr>
+          <w:sz w:val="28"/>
+          <w:szCs w:val="28"/>
+        </w:rPr>
+        <w:t>. I design pattern adottati permettono di risolvere problemi specifici e di migliorare la struttura del codice.</w:t>
+      </w:r>
+    </w:p>
+    <w:p>
+      <w:pPr>
+        <w:jc w:val="both"/>
+        <w:rPr>
+          <w:b/>
+          <w:bCs/>
+          <w:sz w:val="28"/>
+          <w:szCs w:val="28"/>
+        </w:rPr>
+      </w:pPr>
+    </w:p>
+    <w:p>
+      <w:pPr>
+        <w:jc w:val="both"/>
         <w:rPr>
           <w:b/>
           <w:bCs/>
           <w:sz w:val="32"/>
           <w:szCs w:val="32"/>
         </w:rPr>
-        <w:t>Considerazioni sui design patterns</w:t>
-      </w:r>
-    </w:p>
-    <w:p>
-      <w:pPr>
-        <w:jc w:val="both"/>
-        <w:rPr>
-          <w:sz w:val="28"/>
-          <w:szCs w:val="28"/>
-        </w:rPr>
-      </w:pPr>
-      <w:r>
-        <w:rPr>
-          <w:sz w:val="28"/>
-          <w:szCs w:val="28"/>
-        </w:rPr>
-        <w:t>I design pattern</w:t>
-      </w:r>
-      <w:r>
-        <w:rPr>
-          <w:sz w:val="28"/>
-          <w:szCs w:val="28"/>
-        </w:rPr>
-        <w:t>s</w:t>
-      </w:r>
-      <w:r>
-        <w:rPr>
-          <w:sz w:val="28"/>
-          <w:szCs w:val="28"/>
-        </w:rPr>
-        <w:t xml:space="preserve"> adottati includono il pattern </w:t>
-      </w:r>
-      <w:proofErr w:type="spellStart"/>
-      <w:r>
-        <w:rPr>
-          <w:i/>
-          <w:iCs/>
-          <w:sz w:val="28"/>
-          <w:szCs w:val="28"/>
-        </w:rPr>
-        <w:t>Command</w:t>
-      </w:r>
-      <w:proofErr w:type="spellEnd"/>
-      <w:r>
-        <w:rPr>
-          <w:sz w:val="28"/>
-          <w:szCs w:val="28"/>
-        </w:rPr>
-        <w:t xml:space="preserve">, il pattern </w:t>
-      </w:r>
-      <w:r>
-        <w:rPr>
-          <w:i/>
-          <w:iCs/>
-          <w:sz w:val="28"/>
-          <w:szCs w:val="28"/>
-        </w:rPr>
-        <w:t>Singleton</w:t>
-      </w:r>
-      <w:r>
-        <w:rPr>
-          <w:sz w:val="28"/>
-          <w:szCs w:val="28"/>
-        </w:rPr>
-        <w:t xml:space="preserve">, il pattern </w:t>
-      </w:r>
-      <w:proofErr w:type="spellStart"/>
-      <w:r>
-        <w:rPr>
-          <w:i/>
-          <w:iCs/>
-          <w:sz w:val="28"/>
-          <w:szCs w:val="28"/>
-        </w:rPr>
-        <w:t>Facade</w:t>
-      </w:r>
-      <w:proofErr w:type="spellEnd"/>
-      <w:r>
-        <w:rPr>
-          <w:sz w:val="28"/>
-          <w:szCs w:val="28"/>
-        </w:rPr>
-        <w:t xml:space="preserve">, il pattern </w:t>
-      </w:r>
-      <w:r>
-        <w:rPr>
-          <w:i/>
-          <w:iCs/>
-          <w:sz w:val="28"/>
-          <w:szCs w:val="28"/>
-        </w:rPr>
-        <w:t>Observer</w:t>
-      </w:r>
-      <w:r>
-        <w:rPr>
-          <w:sz w:val="28"/>
-          <w:szCs w:val="28"/>
-        </w:rPr>
-        <w:t xml:space="preserve"> e il pattern </w:t>
-      </w:r>
-      <w:proofErr w:type="spellStart"/>
-      <w:r>
-        <w:rPr>
-          <w:i/>
-          <w:iCs/>
-          <w:sz w:val="28"/>
-          <w:szCs w:val="28"/>
-        </w:rPr>
-        <w:t>Thread</w:t>
-      </w:r>
-      <w:proofErr w:type="spellEnd"/>
-      <w:r>
-        <w:rPr>
-          <w:i/>
-          <w:iCs/>
-          <w:sz w:val="28"/>
-          <w:szCs w:val="28"/>
-        </w:rPr>
-        <w:t xml:space="preserve"> Pool</w:t>
-      </w:r>
-      <w:r>
-        <w:rPr>
-          <w:sz w:val="28"/>
-          <w:szCs w:val="28"/>
-        </w:rPr>
-        <w:t>. I design pattern adottati permettono di risolvere problemi specifici e di migliorare la struttura del codice.</w:t>
-      </w:r>
-    </w:p>
-    <w:p>
-      <w:pPr>
-        <w:jc w:val="both"/>
+      </w:pPr>
+      <w:r>
         <w:rPr>
           <w:b/>
           <w:bCs/>
           <w:sz w:val="32"/>
           <w:szCs w:val="32"/>
         </w:rPr>
-      </w:pPr>
-    </w:p>
-    <w:p>
-      <w:pPr>
-        <w:jc w:val="both"/>
+        <w:t xml:space="preserve">Considerazioni sull’ottimizzazione </w:t>
+      </w:r>
+      <w:r>
         <w:rPr>
           <w:b/>
           <w:bCs/>
           <w:sz w:val="32"/>
           <w:szCs w:val="32"/>
         </w:rPr>
-      </w:pPr>
+        <w:t xml:space="preserve">delle </w:t>
+      </w:r>
       <w:r>
         <w:rPr>
           <w:b/>
@@ -39781,17 +39590,172 @@
           <w:sz w:val="32"/>
           <w:szCs w:val="32"/>
         </w:rPr>
-        <w:t xml:space="preserve">Considerazioni sull’ottimizzazione </w:t>
-      </w:r>
-      <w:r>
+        <w:t>prestazioni</w:t>
+      </w:r>
+    </w:p>
+    <w:p>
+      <w:pPr>
+        <w:jc w:val="both"/>
+        <w:rPr>
+          <w:sz w:val="28"/>
+          <w:szCs w:val="28"/>
+        </w:rPr>
+      </w:pPr>
+      <w:r>
+        <w:rPr>
+          <w:sz w:val="28"/>
+          <w:szCs w:val="28"/>
+        </w:rPr>
+        <w:t xml:space="preserve">Le ottimizzazioni delle prestazioni includono l'uso di un </w:t>
+      </w:r>
+      <w:proofErr w:type="spellStart"/>
+      <w:r>
+        <w:rPr>
+          <w:sz w:val="28"/>
+          <w:szCs w:val="28"/>
+        </w:rPr>
+        <w:t>thread</w:t>
+      </w:r>
+      <w:proofErr w:type="spellEnd"/>
+      <w:r>
+        <w:rPr>
+          <w:sz w:val="28"/>
+          <w:szCs w:val="28"/>
+        </w:rPr>
+        <w:t xml:space="preserve"> pool per la gestione delle connessioni, l'esecuzione delle operazioni di scrittura in una singola transazione JDBC e l'esecuzione delle chiamate al server su </w:t>
+      </w:r>
+      <w:proofErr w:type="spellStart"/>
+      <w:r>
+        <w:rPr>
+          <w:sz w:val="28"/>
+          <w:szCs w:val="28"/>
+        </w:rPr>
+        <w:t>thread</w:t>
+      </w:r>
+      <w:proofErr w:type="spellEnd"/>
+      <w:r>
+        <w:rPr>
+          <w:sz w:val="28"/>
+          <w:szCs w:val="28"/>
+        </w:rPr>
+        <w:t xml:space="preserve"> separati rispetto al </w:t>
+      </w:r>
+      <w:proofErr w:type="spellStart"/>
+      <w:r>
+        <w:rPr>
+          <w:i/>
+          <w:iCs/>
+          <w:sz w:val="28"/>
+          <w:szCs w:val="28"/>
+        </w:rPr>
+        <w:t>JavaFX</w:t>
+      </w:r>
+      <w:proofErr w:type="spellEnd"/>
+      <w:r>
+        <w:rPr>
+          <w:i/>
+          <w:iCs/>
+          <w:sz w:val="28"/>
+          <w:szCs w:val="28"/>
+        </w:rPr>
+        <w:t xml:space="preserve"> Application </w:t>
+      </w:r>
+      <w:proofErr w:type="spellStart"/>
+      <w:r>
+        <w:rPr>
+          <w:i/>
+          <w:iCs/>
+          <w:sz w:val="28"/>
+          <w:szCs w:val="28"/>
+        </w:rPr>
+        <w:t>Thread</w:t>
+      </w:r>
+      <w:proofErr w:type="spellEnd"/>
+      <w:r>
+        <w:rPr>
+          <w:sz w:val="28"/>
+          <w:szCs w:val="28"/>
+        </w:rPr>
+        <w:t>. Le ottimizzazioni delle prestazioni permettono di migliorare l'efficienza e la scalabilità del sistema.</w:t>
+      </w:r>
+    </w:p>
+    <w:p>
+      <w:pPr>
+        <w:jc w:val="both"/>
+        <w:rPr>
+          <w:b/>
+          <w:bCs/>
+          <w:sz w:val="28"/>
+          <w:szCs w:val="28"/>
+        </w:rPr>
+      </w:pPr>
+    </w:p>
+    <w:p>
+      <w:pPr>
+        <w:jc w:val="both"/>
+        <w:rPr>
+          <w:b/>
+          <w:bCs/>
+          <w:sz w:val="28"/>
+          <w:szCs w:val="28"/>
+        </w:rPr>
+      </w:pPr>
+    </w:p>
+    <w:p>
+      <w:pPr>
+        <w:jc w:val="both"/>
+        <w:rPr>
+          <w:b/>
+          <w:bCs/>
+          <w:sz w:val="52"/>
+          <w:szCs w:val="52"/>
+        </w:rPr>
+      </w:pPr>
+      <w:r>
+        <w:rPr>
+          <w:b/>
+          <w:bCs/>
+          <w:sz w:val="52"/>
+          <w:szCs w:val="52"/>
+        </w:rPr>
+        <w:t>Limiti della soluzione sviluppata</w:t>
+      </w:r>
+    </w:p>
+    <w:p>
+      <w:pPr>
+        <w:jc w:val="both"/>
+        <w:rPr>
+          <w:sz w:val="28"/>
+          <w:szCs w:val="28"/>
+        </w:rPr>
+      </w:pPr>
+      <w:r>
+        <w:rPr>
+          <w:sz w:val="28"/>
+          <w:szCs w:val="28"/>
+        </w:rPr>
+        <w:t>I principali limiti della soluzione sviluppata riguardano la gestione delle eccezioni, degli errori di rete, delle connessioni concorrenti, delle sessioni, delle transazioni, delle traduzioni e della visualizzazione geografica.</w:t>
+      </w:r>
+    </w:p>
+    <w:p>
+      <w:pPr>
+        <w:jc w:val="both"/>
+        <w:rPr>
+          <w:sz w:val="28"/>
+          <w:szCs w:val="28"/>
+        </w:rPr>
+      </w:pPr>
+    </w:p>
+    <w:p>
+      <w:pPr>
+        <w:jc w:val="both"/>
         <w:rPr>
           <w:b/>
           <w:bCs/>
           <w:sz w:val="32"/>
           <w:szCs w:val="32"/>
         </w:rPr>
-        <w:t xml:space="preserve">delle </w:t>
-      </w:r>
+      </w:pPr>
       <w:r>
         <w:rPr>
           <w:b/>
@@ -39799,94 +39763,49 @@
           <w:sz w:val="32"/>
           <w:szCs w:val="32"/>
         </w:rPr>
-        <w:t>prestazioni</w:t>
-      </w:r>
-    </w:p>
-    <w:p>
-      <w:pPr>
-        <w:jc w:val="both"/>
-        <w:rPr>
-          <w:sz w:val="28"/>
-          <w:szCs w:val="28"/>
-        </w:rPr>
-      </w:pPr>
-      <w:r>
-        <w:rPr>
-          <w:sz w:val="28"/>
-          <w:szCs w:val="28"/>
-        </w:rPr>
-        <w:t xml:space="preserve">Le ottimizzazioni delle prestazioni includono l'uso di un </w:t>
-      </w:r>
-      <w:proofErr w:type="spellStart"/>
-      <w:r>
-        <w:rPr>
-          <w:sz w:val="28"/>
-          <w:szCs w:val="28"/>
-        </w:rPr>
-        <w:t>thread</w:t>
-      </w:r>
-      <w:proofErr w:type="spellEnd"/>
-      <w:r>
-        <w:rPr>
-          <w:sz w:val="28"/>
-          <w:szCs w:val="28"/>
-        </w:rPr>
-        <w:t xml:space="preserve"> pool per la gestione delle connessioni, l'esecuzione delle operazioni di scrittura in una singola transazione JDBC e l'esecuzione delle chiamate al server su </w:t>
-      </w:r>
-      <w:proofErr w:type="spellStart"/>
-      <w:r>
-        <w:rPr>
-          <w:sz w:val="28"/>
-          <w:szCs w:val="28"/>
-        </w:rPr>
-        <w:t>thread</w:t>
-      </w:r>
-      <w:proofErr w:type="spellEnd"/>
-      <w:r>
-        <w:rPr>
-          <w:sz w:val="28"/>
-          <w:szCs w:val="28"/>
-        </w:rPr>
-        <w:t xml:space="preserve"> separati rispetto al </w:t>
-      </w:r>
-      <w:proofErr w:type="spellStart"/>
-      <w:r>
-        <w:rPr>
-          <w:i/>
-          <w:iCs/>
-          <w:sz w:val="28"/>
-          <w:szCs w:val="28"/>
-        </w:rPr>
-        <w:t>JavaFX</w:t>
-      </w:r>
-      <w:proofErr w:type="spellEnd"/>
-      <w:r>
-        <w:rPr>
-          <w:i/>
-          <w:iCs/>
-          <w:sz w:val="28"/>
-          <w:szCs w:val="28"/>
-        </w:rPr>
-        <w:t xml:space="preserve"> Application </w:t>
-      </w:r>
-      <w:proofErr w:type="spellStart"/>
-      <w:r>
-        <w:rPr>
-          <w:i/>
-          <w:iCs/>
-          <w:sz w:val="28"/>
-          <w:szCs w:val="28"/>
-        </w:rPr>
-        <w:t>Thread</w:t>
-      </w:r>
-      <w:proofErr w:type="spellEnd"/>
-      <w:r>
-        <w:rPr>
-          <w:sz w:val="28"/>
-          <w:szCs w:val="28"/>
-        </w:rPr>
-        <w:t>. Le ottimizzazioni delle prestazioni permettono di migliorare l'efficienza e la scalabilità del sistema.</w:t>
-      </w:r>
+        <w:t>Limiti nella gestione delle eccezioni</w:t>
+      </w:r>
+    </w:p>
+    <w:p>
+      <w:pPr>
+        <w:jc w:val="both"/>
+        <w:rPr>
+          <w:sz w:val="28"/>
+          <w:szCs w:val="28"/>
+        </w:rPr>
+      </w:pPr>
+      <w:r>
+        <w:rPr>
+          <w:sz w:val="28"/>
+          <w:szCs w:val="28"/>
+        </w:rPr>
+        <w:t xml:space="preserve">La gestione delle eccezioni è stata organizzata mediante eccezioni personalizzate e meccanismi di gestione centralizzata delle risposte di errore. </w:t>
+      </w:r>
+    </w:p>
+    <w:p>
+      <w:pPr>
+        <w:jc w:val="both"/>
+        <w:rPr>
+          <w:sz w:val="28"/>
+          <w:szCs w:val="28"/>
+        </w:rPr>
+      </w:pPr>
+      <w:r>
+        <w:rPr>
+          <w:sz w:val="28"/>
+          <w:szCs w:val="28"/>
+        </w:rPr>
+        <w:t>Una possibile evoluzione consiste nell'introdurre meccanismi ulteriormente centralizzati per la gestione di categorie di errore più ampie e per una distinzione più uniforme tra errori tecnici e errori restituiti all'utente.</w:t>
+      </w:r>
+    </w:p>
+    <w:p>
+      <w:pPr>
+        <w:jc w:val="both"/>
+        <w:rPr>
+          <w:sz w:val="28"/>
+          <w:szCs w:val="28"/>
+        </w:rPr>
+      </w:pPr>
     </w:p>
     <w:p>
       <w:pPr>
@@ -39898,123 +39817,111 @@
           <w:szCs w:val="32"/>
         </w:rPr>
       </w:pPr>
-    </w:p>
-    <w:p>
-      <w:pPr>
-        <w:jc w:val="both"/>
-        <w:rPr>
-          <w:b/>
-          <w:bCs/>
-          <w:sz w:val="52"/>
-          <w:szCs w:val="52"/>
-        </w:rPr>
-      </w:pPr>
-      <w:r>
-        <w:rPr>
-          <w:b/>
-          <w:bCs/>
-          <w:sz w:val="52"/>
-          <w:szCs w:val="52"/>
-        </w:rPr>
-        <w:t>Limiti della soluzione sviluppata</w:t>
-      </w:r>
-    </w:p>
-    <w:p>
-      <w:pPr>
-        <w:jc w:val="both"/>
-        <w:rPr>
-          <w:sz w:val="28"/>
-          <w:szCs w:val="28"/>
-        </w:rPr>
-      </w:pPr>
-      <w:r>
-        <w:rPr>
-          <w:sz w:val="28"/>
-          <w:szCs w:val="28"/>
-        </w:rPr>
-        <w:t>I principali limiti della soluzione sviluppata riguardano la gestione delle eccezioni, degli errori di rete, delle connessioni concorrenti, delle sessioni, delle transazioni, delle traduzioni e della visualizzazione geografica.</w:t>
-      </w:r>
-    </w:p>
-    <w:p>
-      <w:pPr>
-        <w:jc w:val="both"/>
-        <w:rPr>
-          <w:sz w:val="28"/>
-          <w:szCs w:val="28"/>
-        </w:rPr>
-      </w:pPr>
-    </w:p>
-    <w:p>
-      <w:pPr>
-        <w:jc w:val="both"/>
+      <w:r>
         <w:rPr>
           <w:b/>
           <w:bCs/>
           <w:sz w:val="32"/>
           <w:szCs w:val="32"/>
         </w:rPr>
-      </w:pPr>
-      <w:r>
+        <w:lastRenderedPageBreak/>
+        <w:t>Limiti nella gestione degli errori di rete</w:t>
+      </w:r>
+    </w:p>
+    <w:p>
+      <w:pPr>
+        <w:jc w:val="both"/>
+        <w:rPr>
+          <w:sz w:val="28"/>
+          <w:szCs w:val="28"/>
+        </w:rPr>
+      </w:pPr>
+      <w:r>
+        <w:rPr>
+          <w:sz w:val="28"/>
+          <w:szCs w:val="28"/>
+        </w:rPr>
+        <w:t xml:space="preserve">La gestione degli errori di rete prevede la gestione delle eccezioni generate durante la comunicazione </w:t>
+      </w:r>
+      <w:proofErr w:type="spellStart"/>
+      <w:r>
+        <w:rPr>
+          <w:sz w:val="28"/>
+          <w:szCs w:val="28"/>
+        </w:rPr>
+        <w:t>client-server</w:t>
+      </w:r>
+      <w:proofErr w:type="spellEnd"/>
+      <w:r>
+        <w:rPr>
+          <w:sz w:val="28"/>
+          <w:szCs w:val="28"/>
+        </w:rPr>
+        <w:t xml:space="preserve"> e la restituzione di risposte coerenti all'applicazione client. </w:t>
+      </w:r>
+    </w:p>
+    <w:p>
+      <w:pPr>
+        <w:jc w:val="both"/>
+        <w:rPr>
+          <w:sz w:val="28"/>
+          <w:szCs w:val="28"/>
+        </w:rPr>
+      </w:pPr>
+      <w:r>
+        <w:rPr>
+          <w:sz w:val="28"/>
+          <w:szCs w:val="28"/>
+        </w:rPr>
+        <w:t xml:space="preserve">Un possibile miglioramento consiste nell'introdurre meccanismi più evoluti di gestione delle interruzioni della connessione, dei </w:t>
+      </w:r>
+      <w:proofErr w:type="spellStart"/>
+      <w:r>
+        <w:rPr>
+          <w:sz w:val="28"/>
+          <w:szCs w:val="28"/>
+        </w:rPr>
+        <w:t>timeout</w:t>
+      </w:r>
+      <w:proofErr w:type="spellEnd"/>
+      <w:r>
+        <w:rPr>
+          <w:sz w:val="28"/>
+          <w:szCs w:val="28"/>
+        </w:rPr>
+        <w:t xml:space="preserve"> e dei tentativi di riconnessione automatica, attualmente non previsti.</w:t>
+      </w:r>
+    </w:p>
+    <w:p>
+      <w:pPr>
+        <w:jc w:val="both"/>
+        <w:rPr>
+          <w:b/>
+          <w:bCs/>
+          <w:sz w:val="28"/>
+          <w:szCs w:val="28"/>
+        </w:rPr>
+      </w:pPr>
+    </w:p>
+    <w:p>
+      <w:pPr>
+        <w:jc w:val="both"/>
         <w:rPr>
           <w:b/>
           <w:bCs/>
           <w:sz w:val="32"/>
           <w:szCs w:val="32"/>
         </w:rPr>
-        <w:t>Limiti nella gestione delle eccezioni</w:t>
-      </w:r>
-    </w:p>
-    <w:p>
-      <w:pPr>
-        <w:jc w:val="both"/>
-        <w:rPr>
-          <w:sz w:val="28"/>
-          <w:szCs w:val="28"/>
-        </w:rPr>
-      </w:pPr>
-      <w:r>
-        <w:rPr>
-          <w:sz w:val="28"/>
-          <w:szCs w:val="28"/>
-        </w:rPr>
-        <w:t xml:space="preserve">La gestione delle eccezioni è stata organizzata mediante eccezioni personalizzate e meccanismi di gestione centralizzata delle risposte di errore. </w:t>
-      </w:r>
-    </w:p>
-    <w:p>
-      <w:pPr>
-        <w:jc w:val="both"/>
-        <w:rPr>
-          <w:sz w:val="28"/>
-          <w:szCs w:val="28"/>
-        </w:rPr>
-      </w:pPr>
-      <w:r>
-        <w:rPr>
-          <w:sz w:val="28"/>
-          <w:szCs w:val="28"/>
-        </w:rPr>
-        <w:t>Una possibile evoluzione consiste nell'introdurre meccanismi ulteriormente centralizzati per la gestione di categorie di errore più ampie e per una distinzione più uniforme tra errori tecnici e errori restituiti all'utente.</w:t>
-      </w:r>
-    </w:p>
-    <w:p>
-      <w:pPr>
-        <w:jc w:val="both"/>
-        <w:rPr>
-          <w:sz w:val="28"/>
-          <w:szCs w:val="28"/>
-        </w:rPr>
-      </w:pPr>
-    </w:p>
-    <w:p>
-      <w:pPr>
-        <w:jc w:val="both"/>
+      </w:pPr>
+      <w:r>
         <w:rPr>
           <w:b/>
           <w:bCs/>
           <w:sz w:val="32"/>
           <w:szCs w:val="32"/>
         </w:rPr>
-      </w:pPr>
+        <w:t xml:space="preserve">Limiti nella gestione delle connessioni </w:t>
+      </w:r>
       <w:r>
         <w:rPr>
           <w:b/>
@@ -40022,80 +39929,93 @@
           <w:sz w:val="32"/>
           <w:szCs w:val="32"/>
         </w:rPr>
-        <w:lastRenderedPageBreak/>
-        <w:t>Limiti nella gestione degli errori di rete</w:t>
-      </w:r>
-    </w:p>
-    <w:p>
-      <w:pPr>
-        <w:jc w:val="both"/>
-        <w:rPr>
-          <w:sz w:val="28"/>
-          <w:szCs w:val="28"/>
-        </w:rPr>
-      </w:pPr>
-      <w:r>
-        <w:rPr>
-          <w:sz w:val="28"/>
-          <w:szCs w:val="28"/>
-        </w:rPr>
-        <w:t xml:space="preserve">La gestione degli errori di rete prevede la gestione delle eccezioni generate durante la comunicazione </w:t>
-      </w:r>
-      <w:proofErr w:type="spellStart"/>
-      <w:r>
-        <w:rPr>
-          <w:sz w:val="28"/>
-          <w:szCs w:val="28"/>
-        </w:rPr>
-        <w:t>client-server</w:t>
-      </w:r>
-      <w:proofErr w:type="spellEnd"/>
-      <w:r>
-        <w:rPr>
-          <w:sz w:val="28"/>
-          <w:szCs w:val="28"/>
-        </w:rPr>
-        <w:t xml:space="preserve"> e la restituzione di risposte coerenti all'applicazione client. </w:t>
-      </w:r>
-    </w:p>
-    <w:p>
-      <w:pPr>
-        <w:jc w:val="both"/>
-        <w:rPr>
-          <w:sz w:val="28"/>
-          <w:szCs w:val="28"/>
-        </w:rPr>
-      </w:pPr>
-      <w:r>
-        <w:rPr>
-          <w:sz w:val="28"/>
-          <w:szCs w:val="28"/>
-        </w:rPr>
-        <w:t xml:space="preserve">Un possibile miglioramento consiste nell'introdurre meccanismi più evoluti di gestione delle interruzioni della connessione, dei </w:t>
-      </w:r>
-      <w:proofErr w:type="spellStart"/>
-      <w:r>
-        <w:rPr>
-          <w:sz w:val="28"/>
-          <w:szCs w:val="28"/>
-        </w:rPr>
-        <w:t>timeout</w:t>
-      </w:r>
-      <w:proofErr w:type="spellEnd"/>
-      <w:r>
-        <w:rPr>
-          <w:sz w:val="28"/>
-          <w:szCs w:val="28"/>
-        </w:rPr>
-        <w:t xml:space="preserve"> e dei tentativi di riconnessione automatica, attualmente non previsti.</w:t>
-      </w:r>
-    </w:p>
-    <w:p>
-      <w:pPr>
-        <w:jc w:val="both"/>
-        <w:rPr>
-          <w:b/>
-          <w:bCs/>
+        <w:t>concorrenti</w:t>
+      </w:r>
+    </w:p>
+    <w:p>
+      <w:pPr>
+        <w:jc w:val="both"/>
+        <w:rPr>
+          <w:sz w:val="28"/>
+          <w:szCs w:val="28"/>
+        </w:rPr>
+      </w:pPr>
+      <w:r>
+        <w:rPr>
+          <w:sz w:val="28"/>
+          <w:szCs w:val="28"/>
+        </w:rPr>
+        <w:t xml:space="preserve">Il server utilizza un </w:t>
+      </w:r>
+      <w:proofErr w:type="spellStart"/>
+      <w:r>
+        <w:rPr>
+          <w:sz w:val="28"/>
+          <w:szCs w:val="28"/>
+        </w:rPr>
+        <w:t>thread</w:t>
+      </w:r>
+      <w:proofErr w:type="spellEnd"/>
+      <w:r>
+        <w:rPr>
+          <w:sz w:val="28"/>
+          <w:szCs w:val="28"/>
+        </w:rPr>
+        <w:t xml:space="preserve"> pool a dimensione fissa per limitare il numero di attività eseguite contemporaneamente. Questa scelta consente di evitare una crescita incontrollata del numero di </w:t>
+      </w:r>
+      <w:proofErr w:type="spellStart"/>
+      <w:r>
+        <w:rPr>
+          <w:sz w:val="28"/>
+          <w:szCs w:val="28"/>
+        </w:rPr>
+        <w:t>thread</w:t>
+      </w:r>
+      <w:proofErr w:type="spellEnd"/>
+      <w:r>
+        <w:rPr>
+          <w:sz w:val="28"/>
+          <w:szCs w:val="28"/>
+        </w:rPr>
+        <w:t xml:space="preserve"> sotto carico elevato, ma introduce un limite alla capacità di gestione simultanea delle richieste: oltre la capacità del pool, le richieste devono attendere che si liberi un </w:t>
+      </w:r>
+      <w:proofErr w:type="spellStart"/>
+      <w:r>
+        <w:rPr>
+          <w:sz w:val="28"/>
+          <w:szCs w:val="28"/>
+        </w:rPr>
+        <w:t>thread</w:t>
+      </w:r>
+      <w:proofErr w:type="spellEnd"/>
+      <w:r>
+        <w:rPr>
+          <w:sz w:val="28"/>
+          <w:szCs w:val="28"/>
+        </w:rPr>
+        <w:t xml:space="preserve">. </w:t>
+      </w:r>
+    </w:p>
+    <w:p>
+      <w:pPr>
+        <w:jc w:val="both"/>
+        <w:rPr>
+          <w:sz w:val="28"/>
+          <w:szCs w:val="28"/>
+        </w:rPr>
+      </w:pPr>
+      <w:r>
+        <w:rPr>
+          <w:sz w:val="28"/>
+          <w:szCs w:val="28"/>
+        </w:rPr>
+        <w:t>Una possibile evoluzione consiste nell'adottare una strategia di dimensionamento dinamico o una gestione più sofisticata della coda delle richieste, calibrata sul carico previsto.</w:t>
+      </w:r>
+    </w:p>
+    <w:p>
+      <w:pPr>
+        <w:jc w:val="both"/>
+        <w:rPr>
           <w:sz w:val="28"/>
           <w:szCs w:val="28"/>
         </w:rPr>
@@ -40118,397 +40038,715 @@
           <w:sz w:val="32"/>
           <w:szCs w:val="32"/>
         </w:rPr>
-        <w:t xml:space="preserve">Limiti nella gestione delle connessioni </w:t>
-      </w:r>
-      <w:r>
+        <w:t>Limiti sulle sessioni</w:t>
+      </w:r>
+    </w:p>
+    <w:p>
+      <w:pPr>
+        <w:jc w:val="both"/>
+        <w:rPr>
+          <w:sz w:val="28"/>
+          <w:szCs w:val="28"/>
+        </w:rPr>
+      </w:pPr>
+      <w:r>
+        <w:rPr>
+          <w:sz w:val="28"/>
+          <w:szCs w:val="28"/>
+        </w:rPr>
+        <w:t>Le sessioni utente sono mantenute esclusivamente in memoria dal server. Di conseguenza, il riavvio del server comporta la perdita delle sessioni attive e richiede una nuova autenticazione da parte degli utenti. Inoltre, in presenza di più istanze del server, la gestione delle sessioni richiederebbe un meccanismo di condivisione dello stato o un archivio esterno.</w:t>
+      </w:r>
+    </w:p>
+    <w:p>
+      <w:pPr>
+        <w:jc w:val="both"/>
+        <w:rPr>
+          <w:sz w:val="28"/>
+          <w:szCs w:val="28"/>
+        </w:rPr>
+      </w:pPr>
+      <w:r>
+        <w:rPr>
+          <w:sz w:val="28"/>
+          <w:szCs w:val="28"/>
+        </w:rPr>
+        <w:t>La soluzione adottata è quindi adeguata a un'architettura con una singola istanza del server, ma limita la possibilità di scalare orizzontalmente il componente server senza introdurre ulteriori meccanismi di gestione delle sessioni.</w:t>
+      </w:r>
+    </w:p>
+    <w:p>
+      <w:pPr>
+        <w:jc w:val="both"/>
+        <w:rPr>
+          <w:sz w:val="28"/>
+          <w:szCs w:val="28"/>
+        </w:rPr>
+      </w:pPr>
+    </w:p>
+    <w:p>
+      <w:pPr>
+        <w:jc w:val="both"/>
         <w:rPr>
           <w:b/>
           <w:bCs/>
           <w:sz w:val="32"/>
           <w:szCs w:val="32"/>
         </w:rPr>
-        <w:t>concorrenti</w:t>
-      </w:r>
-    </w:p>
-    <w:p>
-      <w:pPr>
-        <w:jc w:val="both"/>
-        <w:rPr>
-          <w:sz w:val="28"/>
-          <w:szCs w:val="28"/>
-        </w:rPr>
-      </w:pPr>
-      <w:r>
-        <w:rPr>
-          <w:sz w:val="28"/>
-          <w:szCs w:val="28"/>
-        </w:rPr>
-        <w:t xml:space="preserve">Il server utilizza un </w:t>
-      </w:r>
-      <w:proofErr w:type="spellStart"/>
-      <w:r>
-        <w:rPr>
-          <w:sz w:val="28"/>
-          <w:szCs w:val="28"/>
-        </w:rPr>
-        <w:t>thread</w:t>
-      </w:r>
-      <w:proofErr w:type="spellEnd"/>
-      <w:r>
-        <w:rPr>
-          <w:sz w:val="28"/>
-          <w:szCs w:val="28"/>
-        </w:rPr>
-        <w:t xml:space="preserve"> pool a dimensione fissa per limitare il numero di attività eseguite contemporaneamente. Questa scelta consente di evitare una crescita incontrollata del numero di </w:t>
-      </w:r>
-      <w:proofErr w:type="spellStart"/>
-      <w:r>
-        <w:rPr>
-          <w:sz w:val="28"/>
-          <w:szCs w:val="28"/>
-        </w:rPr>
-        <w:t>thread</w:t>
-      </w:r>
-      <w:proofErr w:type="spellEnd"/>
-      <w:r>
-        <w:rPr>
-          <w:sz w:val="28"/>
-          <w:szCs w:val="28"/>
-        </w:rPr>
-        <w:t xml:space="preserve"> sotto carico elevato, ma introduce un limite alla capacità di gestione simultanea delle richieste: oltre la capacità del pool, le richieste devono attendere che si liberi un </w:t>
-      </w:r>
-      <w:proofErr w:type="spellStart"/>
-      <w:r>
-        <w:rPr>
-          <w:sz w:val="28"/>
-          <w:szCs w:val="28"/>
-        </w:rPr>
-        <w:t>thread</w:t>
-      </w:r>
-      <w:proofErr w:type="spellEnd"/>
-      <w:r>
-        <w:rPr>
-          <w:sz w:val="28"/>
-          <w:szCs w:val="28"/>
-        </w:rPr>
-        <w:t xml:space="preserve">. </w:t>
-      </w:r>
-    </w:p>
-    <w:p>
-      <w:pPr>
-        <w:jc w:val="both"/>
-        <w:rPr>
-          <w:sz w:val="28"/>
-          <w:szCs w:val="28"/>
-        </w:rPr>
-      </w:pPr>
-      <w:r>
-        <w:rPr>
-          <w:sz w:val="28"/>
-          <w:szCs w:val="28"/>
-        </w:rPr>
-        <w:t>Una possibile evoluzione consiste nell'adottare una strategia di dimensionamento dinamico o una gestione più sofisticata della coda delle richieste, calibrata sul carico previsto.</w:t>
-      </w:r>
-    </w:p>
-    <w:p>
-      <w:pPr>
-        <w:jc w:val="both"/>
-        <w:rPr>
-          <w:sz w:val="28"/>
-          <w:szCs w:val="28"/>
-        </w:rPr>
-      </w:pPr>
-    </w:p>
-    <w:p>
-      <w:pPr>
-        <w:jc w:val="both"/>
+      </w:pPr>
+      <w:r>
         <w:rPr>
           <w:b/>
           <w:bCs/>
           <w:sz w:val="32"/>
           <w:szCs w:val="32"/>
         </w:rPr>
-      </w:pPr>
-      <w:r>
+        <w:t>Limiti nella gestione delle transazioni</w:t>
+      </w:r>
+    </w:p>
+    <w:p>
+      <w:pPr>
+        <w:jc w:val="both"/>
+        <w:rPr>
+          <w:sz w:val="28"/>
+          <w:szCs w:val="28"/>
+        </w:rPr>
+      </w:pPr>
+      <w:r>
+        <w:rPr>
+          <w:sz w:val="28"/>
+          <w:szCs w:val="28"/>
+        </w:rPr>
+        <w:t xml:space="preserve">La gestione delle transazioni è realizzata direttamente mediante JDBC e consente di garantire l'atomicità delle operazioni che coinvolgono più istruzioni SQL. Questa </w:t>
+      </w:r>
+      <w:r>
+        <w:rPr>
+          <w:sz w:val="28"/>
+          <w:szCs w:val="28"/>
+        </w:rPr>
+        <w:lastRenderedPageBreak/>
+        <w:t xml:space="preserve">soluzione richiede tuttavia una gestione esplicita di </w:t>
+      </w:r>
+      <w:proofErr w:type="spellStart"/>
+      <w:r>
+        <w:rPr>
+          <w:i/>
+          <w:iCs/>
+          <w:sz w:val="28"/>
+          <w:szCs w:val="28"/>
+        </w:rPr>
+        <w:t>autoCommit</w:t>
+      </w:r>
+      <w:proofErr w:type="spellEnd"/>
+      <w:r>
+        <w:rPr>
+          <w:sz w:val="28"/>
+          <w:szCs w:val="28"/>
+        </w:rPr>
+        <w:t xml:space="preserve">, </w:t>
+      </w:r>
+      <w:proofErr w:type="spellStart"/>
+      <w:r>
+        <w:rPr>
+          <w:i/>
+          <w:iCs/>
+          <w:sz w:val="28"/>
+          <w:szCs w:val="28"/>
+        </w:rPr>
+        <w:t>commit</w:t>
+      </w:r>
+      <w:proofErr w:type="spellEnd"/>
+      <w:r>
+        <w:rPr>
+          <w:sz w:val="28"/>
+          <w:szCs w:val="28"/>
+        </w:rPr>
+        <w:t xml:space="preserve"> e </w:t>
+      </w:r>
+      <w:proofErr w:type="spellStart"/>
+      <w:r>
+        <w:rPr>
+          <w:i/>
+          <w:iCs/>
+          <w:sz w:val="28"/>
+          <w:szCs w:val="28"/>
+        </w:rPr>
+        <w:t>rollback</w:t>
+      </w:r>
+      <w:proofErr w:type="spellEnd"/>
+      <w:r>
+        <w:rPr>
+          <w:sz w:val="28"/>
+          <w:szCs w:val="28"/>
+        </w:rPr>
+        <w:t xml:space="preserve"> e può diventare più complessa all'aumentare del numero di operazioni transazionali.</w:t>
+      </w:r>
+    </w:p>
+    <w:p>
+      <w:pPr>
+        <w:jc w:val="both"/>
+        <w:rPr>
+          <w:sz w:val="28"/>
+          <w:szCs w:val="28"/>
+        </w:rPr>
+      </w:pPr>
+      <w:r>
+        <w:rPr>
+          <w:sz w:val="28"/>
+          <w:szCs w:val="28"/>
+        </w:rPr>
+        <w:t>In un sistema di dimensioni maggiori potrebbe essere valutato l'utilizzo di un framework di persistenza o di gestione delle transazioni, che permetta di centralizzare e semplificare tali operazioni.</w:t>
+      </w:r>
+    </w:p>
+    <w:p>
+      <w:pPr>
+        <w:jc w:val="both"/>
+        <w:rPr>
+          <w:sz w:val="28"/>
+          <w:szCs w:val="28"/>
+        </w:rPr>
+      </w:pPr>
+    </w:p>
+    <w:p>
+      <w:pPr>
+        <w:jc w:val="both"/>
         <w:rPr>
           <w:b/>
           <w:bCs/>
           <w:sz w:val="32"/>
           <w:szCs w:val="32"/>
         </w:rPr>
-        <w:t>Limiti sulle sessioni</w:t>
-      </w:r>
-    </w:p>
-    <w:p>
-      <w:pPr>
-        <w:jc w:val="both"/>
-        <w:rPr>
-          <w:sz w:val="28"/>
-          <w:szCs w:val="28"/>
-        </w:rPr>
-      </w:pPr>
-      <w:r>
-        <w:rPr>
-          <w:sz w:val="28"/>
-          <w:szCs w:val="28"/>
-        </w:rPr>
-        <w:t>Le sessioni utente sono mantenute esclusivamente in memoria dal server. Di conseguenza, il riavvio del server comporta la perdita delle sessioni attive e richiede una nuova autenticazione da parte degli utenti. Inoltre, in presenza di più istanze del server, la gestione delle sessioni richiederebbe un meccanismo di condivisione dello stato o un archivio esterno.</w:t>
-      </w:r>
-    </w:p>
-    <w:p>
-      <w:pPr>
-        <w:jc w:val="both"/>
-        <w:rPr>
-          <w:sz w:val="28"/>
-          <w:szCs w:val="28"/>
-        </w:rPr>
-      </w:pPr>
-      <w:r>
-        <w:rPr>
-          <w:sz w:val="28"/>
-          <w:szCs w:val="28"/>
-        </w:rPr>
-        <w:t>La soluzione adottata è quindi adeguata a un'architettura con una singola istanza del server, ma limita la possibilità di scalare orizzontalmente il componente server senza introdurre ulteriori meccanismi di gestione delle sessioni.</w:t>
-      </w:r>
-    </w:p>
-    <w:p>
-      <w:pPr>
-        <w:jc w:val="both"/>
-        <w:rPr>
-          <w:sz w:val="28"/>
-          <w:szCs w:val="28"/>
-        </w:rPr>
-      </w:pPr>
-    </w:p>
-    <w:p>
-      <w:pPr>
-        <w:jc w:val="both"/>
+      </w:pPr>
+      <w:r>
         <w:rPr>
           <w:b/>
           <w:bCs/>
           <w:sz w:val="32"/>
           <w:szCs w:val="32"/>
         </w:rPr>
-      </w:pPr>
-      <w:r>
+        <w:t>Limiti nella gestione delle traduzioni</w:t>
+      </w:r>
+    </w:p>
+    <w:p>
+      <w:pPr>
+        <w:jc w:val="both"/>
+        <w:rPr>
+          <w:sz w:val="28"/>
+          <w:szCs w:val="28"/>
+        </w:rPr>
+      </w:pPr>
+      <w:r>
+        <w:rPr>
+          <w:sz w:val="28"/>
+          <w:szCs w:val="28"/>
+        </w:rPr>
+        <w:t>Un limite della soluzione riguarda la gestione delle traduzioni utilizzate nella ricerca dei ristoranti. Il dataset di partenza contiene infatti termini relativi alla cucina e allo stile dei ristoranti in lingua inglese, mentre l'applicazione deve consentire la ricerca anche utilizzando i corrispondenti termini italiani.</w:t>
+      </w:r>
+    </w:p>
+    <w:p>
+      <w:pPr>
+        <w:jc w:val="both"/>
+        <w:rPr>
+          <w:sz w:val="28"/>
+          <w:szCs w:val="28"/>
+        </w:rPr>
+      </w:pPr>
+      <w:r>
+        <w:rPr>
+          <w:sz w:val="28"/>
+          <w:szCs w:val="28"/>
+        </w:rPr>
+        <w:t>Per ottenere un comportamento coerente indipendentemente dalla lingua utilizzata nel</w:t>
+      </w:r>
+      <w:r>
+        <w:rPr>
+          <w:sz w:val="28"/>
+          <w:szCs w:val="28"/>
+        </w:rPr>
+        <w:t xml:space="preserve">la base di dati </w:t>
+      </w:r>
+      <w:r>
+        <w:rPr>
+          <w:sz w:val="28"/>
+          <w:szCs w:val="28"/>
+        </w:rPr>
+        <w:t>e dalla lingua dell'input dell'utente, sarebbe stato possibile ricorrere a un servizio esterno di traduzione. Tale soluzione non è stata adottata a causa dei costi associati ai servizi di traduzione esterni.</w:t>
+      </w:r>
+    </w:p>
+    <w:p>
+      <w:pPr>
+        <w:jc w:val="both"/>
+        <w:rPr>
+          <w:sz w:val="28"/>
+          <w:szCs w:val="28"/>
+        </w:rPr>
+      </w:pPr>
+      <w:r>
+        <w:rPr>
+          <w:sz w:val="28"/>
+          <w:szCs w:val="28"/>
+        </w:rPr>
+        <w:t xml:space="preserve">È stata quindi realizzata una </w:t>
+      </w:r>
+      <w:r>
+        <w:rPr>
+          <w:b/>
+          <w:bCs/>
+          <w:sz w:val="28"/>
+          <w:szCs w:val="28"/>
+        </w:rPr>
+        <w:t>tabella di traduzione statica EN↔IT</w:t>
+      </w:r>
+      <w:r>
+        <w:rPr>
+          <w:sz w:val="28"/>
+          <w:szCs w:val="28"/>
+        </w:rPr>
+        <w:t xml:space="preserve">, contenente i 278 termini di cucina e stile presenti nel dataset. La gestione della ricerca è stata conseguentemente adattata affinché </w:t>
+      </w:r>
+      <w:proofErr w:type="spellStart"/>
+      <w:r>
+        <w:rPr>
+          <w:i/>
+          <w:iCs/>
+          <w:sz w:val="28"/>
+          <w:szCs w:val="28"/>
+        </w:rPr>
+        <w:t>RistoranteDAO.cerca</w:t>
+      </w:r>
+      <w:proofErr w:type="spellEnd"/>
+      <w:r>
+        <w:rPr>
+          <w:sz w:val="28"/>
+          <w:szCs w:val="28"/>
+        </w:rPr>
+        <w:t xml:space="preserve"> e </w:t>
+      </w:r>
+      <w:proofErr w:type="spellStart"/>
+      <w:r>
+        <w:rPr>
+          <w:i/>
+          <w:iCs/>
+          <w:sz w:val="28"/>
+          <w:szCs w:val="28"/>
+        </w:rPr>
+        <w:t>RistoranteService.cercaRistoranti</w:t>
+      </w:r>
+      <w:proofErr w:type="spellEnd"/>
+      <w:r>
+        <w:rPr>
+          <w:sz w:val="28"/>
+          <w:szCs w:val="28"/>
+        </w:rPr>
+        <w:t xml:space="preserve"> utilizzino tale tabella nella normalizzazione e traduzione dei termini di ricerca.</w:t>
+      </w:r>
+    </w:p>
+    <w:p>
+      <w:pPr>
+        <w:jc w:val="both"/>
+        <w:rPr>
+          <w:sz w:val="28"/>
+          <w:szCs w:val="28"/>
+        </w:rPr>
+      </w:pPr>
+      <w:r>
+        <w:rPr>
+          <w:sz w:val="28"/>
+          <w:szCs w:val="28"/>
+        </w:rPr>
+        <w:t>Questa soluzione permette di rendere la ricerca coerente rispetto alle due lingue previste, ma costituisce un limite in termini di estensibilità: l'aggiunta di nuovi termini non presenti nella tabella richiede un aggiornamento manuale della corrispondenza. Un servizio di traduzione esterno consentirebbe invece una gestione più dinamica, a fronte però di costi e di una dipendenza da un servizio di terze parti.</w:t>
+      </w:r>
+    </w:p>
+    <w:p>
+      <w:pPr>
+        <w:jc w:val="both"/>
+        <w:rPr>
+          <w:sz w:val="28"/>
+          <w:szCs w:val="28"/>
+        </w:rPr>
+      </w:pPr>
+    </w:p>
+    <w:p>
+      <w:pPr>
+        <w:jc w:val="both"/>
         <w:rPr>
           <w:b/>
           <w:bCs/>
           <w:sz w:val="32"/>
           <w:szCs w:val="32"/>
         </w:rPr>
-        <w:t>Limiti nella gestione delle transazioni</w:t>
-      </w:r>
-    </w:p>
-    <w:p>
-      <w:pPr>
-        <w:jc w:val="both"/>
-        <w:rPr>
-          <w:sz w:val="28"/>
-          <w:szCs w:val="28"/>
-        </w:rPr>
-      </w:pPr>
-      <w:r>
-        <w:rPr>
-          <w:sz w:val="28"/>
-          <w:szCs w:val="28"/>
-        </w:rPr>
-        <w:t xml:space="preserve">La gestione delle transazioni è realizzata direttamente mediante JDBC e consente di garantire l'atomicità delle operazioni che coinvolgono più istruzioni SQL. Questa </w:t>
-      </w:r>
-      <w:r>
-        <w:rPr>
-          <w:sz w:val="28"/>
-          <w:szCs w:val="28"/>
-        </w:rPr>
-        <w:lastRenderedPageBreak/>
-        <w:t xml:space="preserve">soluzione richiede tuttavia una gestione esplicita di </w:t>
-      </w:r>
-      <w:proofErr w:type="spellStart"/>
-      <w:r>
-        <w:rPr>
-          <w:i/>
-          <w:iCs/>
-          <w:sz w:val="28"/>
-          <w:szCs w:val="28"/>
-        </w:rPr>
-        <w:t>autoCommit</w:t>
-      </w:r>
-      <w:proofErr w:type="spellEnd"/>
-      <w:r>
-        <w:rPr>
-          <w:sz w:val="28"/>
-          <w:szCs w:val="28"/>
-        </w:rPr>
-        <w:t xml:space="preserve">, </w:t>
-      </w:r>
-      <w:proofErr w:type="spellStart"/>
-      <w:r>
-        <w:rPr>
-          <w:i/>
-          <w:iCs/>
-          <w:sz w:val="28"/>
-          <w:szCs w:val="28"/>
-        </w:rPr>
-        <w:t>commit</w:t>
-      </w:r>
-      <w:proofErr w:type="spellEnd"/>
-      <w:r>
-        <w:rPr>
-          <w:sz w:val="28"/>
-          <w:szCs w:val="28"/>
-        </w:rPr>
-        <w:t xml:space="preserve"> e </w:t>
-      </w:r>
-      <w:proofErr w:type="spellStart"/>
-      <w:r>
-        <w:rPr>
-          <w:i/>
-          <w:iCs/>
-          <w:sz w:val="28"/>
-          <w:szCs w:val="28"/>
-        </w:rPr>
-        <w:t>rollback</w:t>
-      </w:r>
-      <w:proofErr w:type="spellEnd"/>
-      <w:r>
-        <w:rPr>
-          <w:sz w:val="28"/>
-          <w:szCs w:val="28"/>
-        </w:rPr>
-        <w:t xml:space="preserve"> e può diventare più complessa all'aumentare del numero di operazioni transazionali.</w:t>
-      </w:r>
-    </w:p>
-    <w:p>
-      <w:pPr>
-        <w:jc w:val="both"/>
-        <w:rPr>
-          <w:sz w:val="28"/>
-          <w:szCs w:val="28"/>
-        </w:rPr>
-      </w:pPr>
-      <w:r>
-        <w:rPr>
-          <w:sz w:val="28"/>
-          <w:szCs w:val="28"/>
-        </w:rPr>
-        <w:t>In un sistema di dimensioni maggiori potrebbe essere valutato l'utilizzo di un framework di persistenza o di gestione delle transazioni, che permetta di centralizzare e semplificare tali operazioni.</w:t>
-      </w:r>
-    </w:p>
-    <w:p>
-      <w:pPr>
-        <w:jc w:val="both"/>
-        <w:rPr>
-          <w:sz w:val="28"/>
-          <w:szCs w:val="28"/>
-        </w:rPr>
-      </w:pPr>
-    </w:p>
-    <w:p>
-      <w:pPr>
-        <w:jc w:val="both"/>
+      </w:pPr>
+      <w:r>
         <w:rPr>
           <w:b/>
           <w:bCs/>
           <w:sz w:val="32"/>
           <w:szCs w:val="32"/>
         </w:rPr>
-      </w:pPr>
+        <w:t>Limiti nella gestione della mappa geografica</w:t>
+      </w:r>
+    </w:p>
+    <w:p>
+      <w:pPr>
+        <w:jc w:val="both"/>
+        <w:rPr>
+          <w:sz w:val="28"/>
+          <w:szCs w:val="28"/>
+        </w:rPr>
+      </w:pPr>
+      <w:r>
+        <w:rPr>
+          <w:sz w:val="28"/>
+          <w:szCs w:val="28"/>
+        </w:rPr>
+        <w:t xml:space="preserve">Un ulteriore limite riguarda la visualizzazione geografica dei ristoranti. La soluzione inizialmente adottata prevedeva una mappa geografica interattiva realizzata lato </w:t>
+      </w:r>
+      <w:r>
+        <w:rPr>
+          <w:sz w:val="28"/>
+          <w:szCs w:val="28"/>
+        </w:rPr>
+        <w:t>client</w:t>
+      </w:r>
+      <w:r>
+        <w:rPr>
+          <w:sz w:val="28"/>
+          <w:szCs w:val="28"/>
+        </w:rPr>
+        <w:t xml:space="preserve"> mediante una </w:t>
+      </w:r>
+      <w:proofErr w:type="spellStart"/>
+      <w:r>
+        <w:rPr>
+          <w:sz w:val="28"/>
+          <w:szCs w:val="28"/>
+        </w:rPr>
+        <w:t>webmap</w:t>
+      </w:r>
+      <w:proofErr w:type="spellEnd"/>
+      <w:r>
+        <w:rPr>
+          <w:sz w:val="28"/>
+          <w:szCs w:val="28"/>
+        </w:rPr>
+        <w:t xml:space="preserve"> basata su JavaScript. Durante le prove, tuttavia, il caricamento della mappa ha mostrato tempi e comportamenti non uniformi, rendendo la visualizzazione meno prevedibile e meno reattiva nell'esperienza d'uso.</w:t>
+      </w:r>
+    </w:p>
+    <w:p>
+      <w:pPr>
+        <w:jc w:val="both"/>
+        <w:rPr>
+          <w:sz w:val="28"/>
+          <w:szCs w:val="28"/>
+        </w:rPr>
+      </w:pPr>
+      <w:r>
+        <w:rPr>
+          <w:sz w:val="28"/>
+          <w:szCs w:val="28"/>
+        </w:rPr>
+        <w:lastRenderedPageBreak/>
+        <w:t xml:space="preserve">Per superare tali problematiche, la soluzione è stata successivamente rivista sostituendo la precedente implementazione basata su </w:t>
+      </w:r>
+      <w:proofErr w:type="spellStart"/>
+      <w:r>
+        <w:rPr>
+          <w:i/>
+          <w:iCs/>
+          <w:sz w:val="28"/>
+          <w:szCs w:val="28"/>
+        </w:rPr>
+        <w:t>WebView</w:t>
+      </w:r>
+      <w:proofErr w:type="spellEnd"/>
+      <w:r>
+        <w:rPr>
+          <w:sz w:val="28"/>
+          <w:szCs w:val="28"/>
+        </w:rPr>
+        <w:t xml:space="preserve"> e JavaScript con un componente nativo </w:t>
+      </w:r>
+      <w:proofErr w:type="spellStart"/>
+      <w:r>
+        <w:rPr>
+          <w:sz w:val="28"/>
+          <w:szCs w:val="28"/>
+        </w:rPr>
+        <w:t>JavaFX</w:t>
+      </w:r>
+      <w:proofErr w:type="spellEnd"/>
+      <w:r>
+        <w:rPr>
+          <w:sz w:val="28"/>
+          <w:szCs w:val="28"/>
+        </w:rPr>
+        <w:t xml:space="preserve">. La mappa viene costruita utilizzando le immagini dei </w:t>
+      </w:r>
+      <w:proofErr w:type="spellStart"/>
+      <w:r>
+        <w:rPr>
+          <w:i/>
+          <w:iCs/>
+          <w:sz w:val="28"/>
+          <w:szCs w:val="28"/>
+        </w:rPr>
+        <w:t>tile</w:t>
+      </w:r>
+      <w:proofErr w:type="spellEnd"/>
+      <w:r>
+        <w:rPr>
+          <w:sz w:val="28"/>
+          <w:szCs w:val="28"/>
+        </w:rPr>
+        <w:t xml:space="preserve"> di </w:t>
+      </w:r>
+      <w:proofErr w:type="spellStart"/>
+      <w:r>
+        <w:rPr>
+          <w:sz w:val="28"/>
+          <w:szCs w:val="28"/>
+        </w:rPr>
+        <w:t>OpenStreetMap</w:t>
+      </w:r>
+      <w:proofErr w:type="spellEnd"/>
+      <w:r>
+        <w:rPr>
+          <w:sz w:val="28"/>
+          <w:szCs w:val="28"/>
+        </w:rPr>
+        <w:t xml:space="preserve">, caricate come oggetti </w:t>
+      </w:r>
+      <w:r>
+        <w:rPr>
+          <w:i/>
+          <w:iCs/>
+          <w:sz w:val="28"/>
+          <w:szCs w:val="28"/>
+        </w:rPr>
+        <w:t>Image</w:t>
+      </w:r>
+      <w:r>
+        <w:rPr>
+          <w:sz w:val="28"/>
+          <w:szCs w:val="28"/>
+        </w:rPr>
+        <w:t xml:space="preserve"> e visualizzate tramite </w:t>
+      </w:r>
+      <w:proofErr w:type="spellStart"/>
+      <w:r>
+        <w:rPr>
+          <w:i/>
+          <w:iCs/>
+          <w:sz w:val="28"/>
+          <w:szCs w:val="28"/>
+        </w:rPr>
+        <w:t>ImageView</w:t>
+      </w:r>
+      <w:proofErr w:type="spellEnd"/>
+      <w:r>
+        <w:rPr>
+          <w:sz w:val="28"/>
+          <w:szCs w:val="28"/>
+        </w:rPr>
+        <w:t xml:space="preserve"> all'interno di un </w:t>
+      </w:r>
+      <w:r>
+        <w:rPr>
+          <w:i/>
+          <w:iCs/>
+          <w:sz w:val="28"/>
+          <w:szCs w:val="28"/>
+        </w:rPr>
+        <w:t>Pane</w:t>
+      </w:r>
+      <w:r>
+        <w:rPr>
+          <w:sz w:val="28"/>
+          <w:szCs w:val="28"/>
+        </w:rPr>
+        <w:t xml:space="preserve">. I marker dei ristoranti sono invece rappresentati mediante elementi grafici </w:t>
+      </w:r>
+      <w:proofErr w:type="spellStart"/>
+      <w:r>
+        <w:rPr>
+          <w:sz w:val="28"/>
+          <w:szCs w:val="28"/>
+        </w:rPr>
+        <w:t>JavaFX</w:t>
+      </w:r>
+      <w:proofErr w:type="spellEnd"/>
+      <w:r>
+        <w:rPr>
+          <w:sz w:val="28"/>
+          <w:szCs w:val="28"/>
+        </w:rPr>
+        <w:t xml:space="preserve">, come </w:t>
+      </w:r>
+      <w:r>
+        <w:rPr>
+          <w:i/>
+          <w:iCs/>
+          <w:sz w:val="28"/>
+          <w:szCs w:val="28"/>
+        </w:rPr>
+        <w:t>Circle</w:t>
+      </w:r>
+      <w:r>
+        <w:rPr>
+          <w:sz w:val="28"/>
+          <w:szCs w:val="28"/>
+        </w:rPr>
+        <w:t xml:space="preserve">, mentre le operazioni di spostamento, </w:t>
+      </w:r>
+      <w:r>
+        <w:rPr>
+          <w:sz w:val="28"/>
+          <w:szCs w:val="28"/>
+        </w:rPr>
+        <w:t xml:space="preserve">ingrandimento </w:t>
+      </w:r>
+      <w:r>
+        <w:rPr>
+          <w:sz w:val="28"/>
+          <w:szCs w:val="28"/>
+        </w:rPr>
+        <w:t xml:space="preserve">e </w:t>
+      </w:r>
+      <w:r>
+        <w:rPr>
+          <w:sz w:val="28"/>
+          <w:szCs w:val="28"/>
+        </w:rPr>
+        <w:t>rimpicciolimento</w:t>
+      </w:r>
+      <w:r>
+        <w:rPr>
+          <w:sz w:val="28"/>
+          <w:szCs w:val="28"/>
+        </w:rPr>
+        <w:t xml:space="preserve"> vengono gestite direttamente in Java attraverso il motore grafico nativo di </w:t>
+      </w:r>
+      <w:proofErr w:type="spellStart"/>
+      <w:r>
+        <w:rPr>
+          <w:sz w:val="28"/>
+          <w:szCs w:val="28"/>
+        </w:rPr>
+        <w:t>JavaFX</w:t>
+      </w:r>
+      <w:proofErr w:type="spellEnd"/>
+      <w:r>
+        <w:rPr>
+          <w:sz w:val="28"/>
+          <w:szCs w:val="28"/>
+        </w:rPr>
+        <w:t>.</w:t>
+      </w:r>
+    </w:p>
+    <w:p>
+      <w:pPr>
+        <w:jc w:val="both"/>
+        <w:rPr>
+          <w:sz w:val="28"/>
+          <w:szCs w:val="28"/>
+        </w:rPr>
+      </w:pPr>
+      <w:r>
+        <w:rPr>
+          <w:sz w:val="28"/>
+          <w:szCs w:val="28"/>
+        </w:rPr>
+        <w:t xml:space="preserve">Per il caricamento dei </w:t>
+      </w:r>
+      <w:proofErr w:type="spellStart"/>
+      <w:r>
+        <w:rPr>
+          <w:i/>
+          <w:iCs/>
+          <w:sz w:val="28"/>
+          <w:szCs w:val="28"/>
+        </w:rPr>
+        <w:t>tile</w:t>
+      </w:r>
+      <w:proofErr w:type="spellEnd"/>
+      <w:r>
+        <w:rPr>
+          <w:sz w:val="28"/>
+          <w:szCs w:val="28"/>
+        </w:rPr>
+        <w:t xml:space="preserve"> viene inoltre specificato un </w:t>
+      </w:r>
+      <w:r>
+        <w:rPr>
+          <w:i/>
+          <w:iCs/>
+          <w:sz w:val="28"/>
+          <w:szCs w:val="28"/>
+        </w:rPr>
+        <w:t>User-Agent</w:t>
+      </w:r>
+      <w:r>
+        <w:rPr>
+          <w:sz w:val="28"/>
+          <w:szCs w:val="28"/>
+        </w:rPr>
+        <w:t xml:space="preserve"> esplicito, in conformità alle modalità di accesso previste dal servizio </w:t>
+      </w:r>
+      <w:proofErr w:type="spellStart"/>
+      <w:r>
+        <w:rPr>
+          <w:sz w:val="28"/>
+          <w:szCs w:val="28"/>
+        </w:rPr>
+        <w:t>OpenStreetMap</w:t>
+      </w:r>
+      <w:proofErr w:type="spellEnd"/>
+      <w:r>
+        <w:rPr>
+          <w:sz w:val="28"/>
+          <w:szCs w:val="28"/>
+        </w:rPr>
+        <w:t>.</w:t>
+      </w:r>
+    </w:p>
+    <w:p>
+      <w:pPr>
+        <w:jc w:val="both"/>
+        <w:rPr>
+          <w:sz w:val="28"/>
+          <w:szCs w:val="28"/>
+        </w:rPr>
+      </w:pPr>
+      <w:r>
+        <w:rPr>
+          <w:sz w:val="28"/>
+          <w:szCs w:val="28"/>
+        </w:rPr>
+        <w:t xml:space="preserve">La nuova implementazione è stata adottata in tutte le schermate dell'applicazione che prevedono la visualizzazione geografica dei ristoranti, in particolare </w:t>
+      </w:r>
       <w:r>
         <w:rPr>
           <w:b/>
           <w:bCs/>
-          <w:sz w:val="32"/>
-          <w:szCs w:val="32"/>
-        </w:rPr>
-        <w:t>Limiti nella gestione delle traduzioni</w:t>
-      </w:r>
-    </w:p>
-    <w:p>
-      <w:pPr>
-        <w:jc w:val="both"/>
-        <w:rPr>
-          <w:sz w:val="28"/>
-          <w:szCs w:val="28"/>
-        </w:rPr>
-      </w:pPr>
-      <w:r>
-        <w:rPr>
-          <w:sz w:val="28"/>
-          <w:szCs w:val="28"/>
-        </w:rPr>
-        <w:t>Un limite della soluzione riguarda la gestione delle traduzioni utilizzate nella ricerca dei ristoranti. Il dataset di partenza contiene infatti termini relativi alla cucina e allo stile dei ristoranti in lingua inglese, mentre l'applicazione deve consentire la ricerca anche utilizzando i corrispondenti termini italiani.</w:t>
-      </w:r>
-    </w:p>
-    <w:p>
-      <w:pPr>
-        <w:jc w:val="both"/>
-        <w:rPr>
-          <w:sz w:val="28"/>
-          <w:szCs w:val="28"/>
-        </w:rPr>
-      </w:pPr>
-      <w:r>
-        <w:rPr>
-          <w:sz w:val="28"/>
-          <w:szCs w:val="28"/>
-        </w:rPr>
-        <w:t>Per ottenere un comportamento coerente indipendentemente dalla lingua utilizzata nel</w:t>
-      </w:r>
-      <w:r>
-        <w:rPr>
-          <w:sz w:val="28"/>
-          <w:szCs w:val="28"/>
-        </w:rPr>
-        <w:t xml:space="preserve">la base di dati </w:t>
-      </w:r>
-      <w:r>
-        <w:rPr>
-          <w:sz w:val="28"/>
-          <w:szCs w:val="28"/>
-        </w:rPr>
-        <w:t>e dalla lingua dell'input dell'utente, sarebbe stato possibile ricorrere a un servizio esterno di traduzione. Tale soluzione non è stata adottata a causa dei costi associati ai servizi di traduzione esterni.</w:t>
-      </w:r>
-    </w:p>
-    <w:p>
-      <w:pPr>
-        <w:jc w:val="both"/>
-        <w:rPr>
-          <w:sz w:val="28"/>
-          <w:szCs w:val="28"/>
-        </w:rPr>
-      </w:pPr>
-      <w:r>
-        <w:rPr>
-          <w:sz w:val="28"/>
-          <w:szCs w:val="28"/>
-        </w:rPr>
-        <w:t xml:space="preserve">È stata quindi realizzata una </w:t>
-      </w:r>
-      <w:r>
-        <w:rPr>
-          <w:b/>
-          <w:bCs/>
-          <w:sz w:val="28"/>
-          <w:szCs w:val="28"/>
-        </w:rPr>
-        <w:t>tabella di traduzione statica EN↔IT</w:t>
-      </w:r>
-      <w:r>
-        <w:rPr>
-          <w:sz w:val="28"/>
-          <w:szCs w:val="28"/>
-        </w:rPr>
-        <w:t xml:space="preserve">, contenente i 278 termini di cucina e stile presenti nel dataset. La gestione della ricerca è stata conseguentemente adattata affinché </w:t>
-      </w:r>
-      <w:proofErr w:type="spellStart"/>
-      <w:r>
-        <w:rPr>
-          <w:i/>
-          <w:iCs/>
-          <w:sz w:val="28"/>
-          <w:szCs w:val="28"/>
-        </w:rPr>
-        <w:t>RistoranteDAO.cerca</w:t>
+          <w:sz w:val="28"/>
+          <w:szCs w:val="28"/>
+        </w:rPr>
+        <w:t>Risultati, Preferiti, Dashboard e Dettaglio</w:t>
+      </w:r>
+      <w:r>
+        <w:rPr>
+          <w:sz w:val="28"/>
+          <w:szCs w:val="28"/>
+        </w:rPr>
+        <w:t xml:space="preserve">. Contestualmente sono stati rimossi i componenti relativi alla precedente soluzione basata su </w:t>
+      </w:r>
+      <w:proofErr w:type="spellStart"/>
+      <w:r>
+        <w:rPr>
+          <w:i/>
+          <w:iCs/>
+          <w:sz w:val="28"/>
+          <w:szCs w:val="28"/>
+        </w:rPr>
+        <w:t>WebView</w:t>
       </w:r>
       <w:proofErr w:type="spellEnd"/>
       <w:r>
@@ -40521,161 +40759,178 @@
       <w:proofErr w:type="spellStart"/>
       <w:r>
         <w:rPr>
-          <w:i/>
-          <w:iCs/>
-          <w:sz w:val="28"/>
-          <w:szCs w:val="28"/>
-        </w:rPr>
-        <w:t>RistoranteService.cercaRistoranti</w:t>
-      </w:r>
-      <w:proofErr w:type="spellEnd"/>
-      <w:r>
-        <w:rPr>
-          <w:sz w:val="28"/>
-          <w:szCs w:val="28"/>
-        </w:rPr>
-        <w:t xml:space="preserve"> utilizzino tale tabella nella normalizzazione e traduzione dei termini di ricerca.</w:t>
-      </w:r>
-    </w:p>
-    <w:p>
-      <w:pPr>
-        <w:jc w:val="both"/>
-        <w:rPr>
-          <w:sz w:val="28"/>
-          <w:szCs w:val="28"/>
-        </w:rPr>
-      </w:pPr>
-      <w:r>
-        <w:rPr>
-          <w:sz w:val="28"/>
-          <w:szCs w:val="28"/>
-        </w:rPr>
-        <w:t>Questa soluzione permette di rendere la ricerca coerente rispetto alle due lingue previste, ma costituisce un limite in termini di estensibilità: l'aggiunta di nuovi termini non presenti nella tabella richiede un aggiornamento manuale della corrispondenza. Un servizio di traduzione esterno consentirebbe invece una gestione più dinamica, a fronte però di costi e di una dipendenza da un servizio di terze parti.</w:t>
-      </w:r>
-    </w:p>
-    <w:p>
-      <w:pPr>
-        <w:jc w:val="both"/>
-        <w:rPr>
-          <w:sz w:val="28"/>
-          <w:szCs w:val="28"/>
-        </w:rPr>
-      </w:pPr>
-    </w:p>
-    <w:p>
-      <w:pPr>
-        <w:jc w:val="both"/>
-        <w:rPr>
-          <w:b/>
-          <w:bCs/>
-          <w:sz w:val="32"/>
-          <w:szCs w:val="32"/>
-        </w:rPr>
-      </w:pPr>
-      <w:r>
-        <w:rPr>
-          <w:b/>
-          <w:bCs/>
-          <w:sz w:val="32"/>
-          <w:szCs w:val="32"/>
-        </w:rPr>
-        <w:t>Limiti nella gestione della mappa geografica</w:t>
-      </w:r>
-    </w:p>
-    <w:p>
-      <w:pPr>
-        <w:jc w:val="both"/>
-        <w:rPr>
-          <w:sz w:val="28"/>
-          <w:szCs w:val="28"/>
-        </w:rPr>
-      </w:pPr>
-      <w:r>
-        <w:rPr>
-          <w:sz w:val="28"/>
-          <w:szCs w:val="28"/>
-        </w:rPr>
-        <w:t xml:space="preserve">Un ulteriore limite riguarda la visualizzazione geografica dei ristoranti. La soluzione inizialmente adottata prevedeva una mappa geografica interattiva realizzata lato </w:t>
-      </w:r>
-      <w:r>
-        <w:rPr>
-          <w:sz w:val="28"/>
-          <w:szCs w:val="28"/>
-        </w:rPr>
-        <w:t>client</w:t>
-      </w:r>
-      <w:r>
-        <w:rPr>
-          <w:sz w:val="28"/>
-          <w:szCs w:val="28"/>
-        </w:rPr>
-        <w:t xml:space="preserve"> mediante una </w:t>
-      </w:r>
-      <w:proofErr w:type="spellStart"/>
-      <w:r>
-        <w:rPr>
-          <w:sz w:val="28"/>
-          <w:szCs w:val="28"/>
-        </w:rPr>
-        <w:t>webmap</w:t>
-      </w:r>
-      <w:proofErr w:type="spellEnd"/>
-      <w:r>
-        <w:rPr>
-          <w:sz w:val="28"/>
-          <w:szCs w:val="28"/>
-        </w:rPr>
-        <w:t xml:space="preserve"> basata su JavaScript. Durante le prove, tuttavia, il caricamento della mappa ha mostrato tempi e comportamenti non uniformi, rendendo la visualizzazione meno prevedibile e meno reattiva nell'esperienza d'uso.</w:t>
-      </w:r>
-    </w:p>
-    <w:p>
-      <w:pPr>
-        <w:jc w:val="both"/>
-        <w:rPr>
-          <w:sz w:val="28"/>
-          <w:szCs w:val="28"/>
-        </w:rPr>
-      </w:pPr>
-      <w:r>
-        <w:rPr>
-          <w:sz w:val="28"/>
-          <w:szCs w:val="28"/>
-        </w:rPr>
-        <w:lastRenderedPageBreak/>
-        <w:t>Per questo motivo è stata valutata una soluzione alternativa che non dipende dall'esecuzione di JavaScript per la visualizzazione della mappa. La soluzione prevede, in funzione della località del ristorante, l'importazione di un'immagine PNG statica rappresentativa dell'area geografica interessata.</w:t>
-      </w:r>
-    </w:p>
-    <w:p>
-      <w:pPr>
-        <w:jc w:val="both"/>
-        <w:rPr>
-          <w:sz w:val="28"/>
-          <w:szCs w:val="28"/>
-        </w:rPr>
-      </w:pPr>
-      <w:r>
-        <w:rPr>
-          <w:sz w:val="28"/>
-          <w:szCs w:val="28"/>
-        </w:rPr>
-        <w:t xml:space="preserve">Tale approccio riduce la complessità e rende il caricamento della rappresentazione geografica più prevedibile, ma comporta una riduzione delle funzionalità disponibili: la mappa non è interattiva e non sono disponibili le funzionalità di zoom e di esplorazione proprie della precedente soluzione basata sulla </w:t>
-      </w:r>
-      <w:proofErr w:type="spellStart"/>
-      <w:r>
-        <w:rPr>
-          <w:sz w:val="28"/>
-          <w:szCs w:val="28"/>
-        </w:rPr>
-        <w:t>webmap</w:t>
-      </w:r>
-      <w:proofErr w:type="spellEnd"/>
-      <w:r>
-        <w:rPr>
-          <w:sz w:val="28"/>
-          <w:szCs w:val="28"/>
-        </w:rPr>
-        <w:t>.</w:t>
-      </w:r>
+          <w:sz w:val="28"/>
+          <w:szCs w:val="28"/>
+        </w:rPr>
+        <w:t>Leaflet</w:t>
+      </w:r>
+      <w:proofErr w:type="spellEnd"/>
+      <w:r>
+        <w:rPr>
+          <w:sz w:val="28"/>
+          <w:szCs w:val="28"/>
+        </w:rPr>
+        <w:t xml:space="preserve">, inclusi </w:t>
+      </w:r>
+      <w:r>
+        <w:rPr>
+          <w:i/>
+          <w:iCs/>
+          <w:sz w:val="28"/>
+          <w:szCs w:val="28"/>
+        </w:rPr>
+        <w:t>mappa.html</w:t>
+      </w:r>
+      <w:r>
+        <w:rPr>
+          <w:sz w:val="28"/>
+          <w:szCs w:val="28"/>
+        </w:rPr>
+        <w:t xml:space="preserve">, </w:t>
+      </w:r>
+      <w:r>
+        <w:rPr>
+          <w:i/>
+          <w:iCs/>
+          <w:sz w:val="28"/>
+          <w:szCs w:val="28"/>
+        </w:rPr>
+        <w:t>leaflet.js</w:t>
+      </w:r>
+      <w:r>
+        <w:rPr>
+          <w:sz w:val="28"/>
+          <w:szCs w:val="28"/>
+        </w:rPr>
+        <w:t xml:space="preserve">, </w:t>
+      </w:r>
+      <w:r>
+        <w:rPr>
+          <w:i/>
+          <w:iCs/>
+          <w:sz w:val="28"/>
+          <w:szCs w:val="28"/>
+        </w:rPr>
+        <w:t>leaflet.css</w:t>
+      </w:r>
+      <w:r>
+        <w:rPr>
+          <w:sz w:val="28"/>
+          <w:szCs w:val="28"/>
+        </w:rPr>
+        <w:t xml:space="preserve"> e il precedente </w:t>
+      </w:r>
+      <w:proofErr w:type="spellStart"/>
+      <w:r>
+        <w:rPr>
+          <w:i/>
+          <w:iCs/>
+          <w:sz w:val="28"/>
+          <w:szCs w:val="28"/>
+        </w:rPr>
+        <w:t>MappaController</w:t>
+      </w:r>
+      <w:proofErr w:type="spellEnd"/>
+      <w:r>
+        <w:rPr>
+          <w:sz w:val="28"/>
+          <w:szCs w:val="28"/>
+        </w:rPr>
+        <w:t>, evitando di mantenere nel progetto codice non più utilizzato.</w:t>
+      </w:r>
+    </w:p>
+    <w:p>
+      <w:pPr>
+        <w:jc w:val="both"/>
+        <w:rPr>
+          <w:sz w:val="28"/>
+          <w:szCs w:val="28"/>
+        </w:rPr>
+      </w:pPr>
+      <w:r>
+        <w:rPr>
+          <w:sz w:val="28"/>
+          <w:szCs w:val="28"/>
+        </w:rPr>
+        <w:t xml:space="preserve">La nuova soluzione riduce la dipendenza da componenti web e dal bridge tra Java e JavaScript e rende la gestione della mappa maggiormente integrata con l'interfaccia </w:t>
+      </w:r>
+      <w:proofErr w:type="spellStart"/>
+      <w:r>
+        <w:rPr>
+          <w:sz w:val="28"/>
+          <w:szCs w:val="28"/>
+        </w:rPr>
+        <w:t>JavaFX</w:t>
+      </w:r>
+      <w:proofErr w:type="spellEnd"/>
+      <w:r>
+        <w:rPr>
+          <w:sz w:val="28"/>
+          <w:szCs w:val="28"/>
+        </w:rPr>
+        <w:t xml:space="preserve">. Rimane tuttavia un limite legato alla dipendenza dai </w:t>
+      </w:r>
+      <w:proofErr w:type="spellStart"/>
+      <w:r>
+        <w:rPr>
+          <w:i/>
+          <w:iCs/>
+          <w:sz w:val="28"/>
+          <w:szCs w:val="28"/>
+        </w:rPr>
+        <w:t>tile</w:t>
+      </w:r>
+      <w:proofErr w:type="spellEnd"/>
+      <w:r>
+        <w:rPr>
+          <w:sz w:val="28"/>
+          <w:szCs w:val="28"/>
+        </w:rPr>
+        <w:t xml:space="preserve"> di </w:t>
+      </w:r>
+      <w:proofErr w:type="spellStart"/>
+      <w:r>
+        <w:rPr>
+          <w:sz w:val="28"/>
+          <w:szCs w:val="28"/>
+        </w:rPr>
+        <w:t>OpenStreetMap</w:t>
+      </w:r>
+      <w:proofErr w:type="spellEnd"/>
+      <w:r>
+        <w:rPr>
+          <w:sz w:val="28"/>
+          <w:szCs w:val="28"/>
+        </w:rPr>
+        <w:t xml:space="preserve">: la visualizzazione della mappa richiede il loro reperimento durante l'esecuzione e può quindi essere influenzata dalla disponibilità e dai tempi di risposta del servizio esterno. Inoltre, l'implementazione nativa richiede una gestione diretta in Java delle operazioni di caricamento, posizionamento dei </w:t>
+      </w:r>
+      <w:proofErr w:type="spellStart"/>
+      <w:r>
+        <w:rPr>
+          <w:i/>
+          <w:iCs/>
+          <w:sz w:val="28"/>
+          <w:szCs w:val="28"/>
+        </w:rPr>
+        <w:t>tile</w:t>
+      </w:r>
+      <w:proofErr w:type="spellEnd"/>
+      <w:r>
+        <w:rPr>
+          <w:sz w:val="28"/>
+          <w:szCs w:val="28"/>
+        </w:rPr>
+        <w:t>, trasformazione delle coordinate e interazione con la mappa, aumentando la complessità del codice rispetto all'utilizzo di una libreria web specializzata.</w:t>
+      </w:r>
+    </w:p>
+    <w:p>
+      <w:pPr>
+        <w:jc w:val="both"/>
+        <w:rPr>
+          <w:sz w:val="28"/>
+          <w:szCs w:val="28"/>
+        </w:rPr>
+      </w:pPr>
     </w:p>
     <w:p>
       <w:pPr>
@@ -40897,6 +41152,7 @@
         <w:rPr>
           <w:sz w:val="28"/>
           <w:szCs w:val="28"/>
+          <w:lang w:val="en-GB"/>
         </w:rPr>
       </w:pPr>
       <w:proofErr w:type="spellStart"/>
@@ -40906,6 +41162,7 @@
           <w:bCs/>
           <w:sz w:val="28"/>
           <w:szCs w:val="28"/>
+          <w:lang w:val="en-GB"/>
         </w:rPr>
         <w:t>Nominatim</w:t>
       </w:r>
@@ -40916,26 +41173,35 @@
           <w:bCs/>
           <w:sz w:val="28"/>
           <w:szCs w:val="28"/>
-        </w:rPr>
-        <w:t xml:space="preserve"> / </w:t>
-      </w:r>
-      <w:proofErr w:type="spellStart"/>
-      <w:r>
-        <w:rPr>
-          <w:b/>
-          <w:bCs/>
-          <w:sz w:val="28"/>
-          <w:szCs w:val="28"/>
-        </w:rPr>
-        <w:t>OpenStreetMap</w:t>
-      </w:r>
-      <w:proofErr w:type="spellEnd"/>
-      <w:r>
-        <w:rPr>
-          <w:sz w:val="28"/>
-          <w:szCs w:val="28"/>
-        </w:rPr>
-        <w:t xml:space="preserve">, Online: </w:t>
+          <w:lang w:val="en-GB"/>
+        </w:rPr>
+        <w:t xml:space="preserve"> / OpenStreetMap</w:t>
+      </w:r>
+      <w:r>
+        <w:rPr>
+          <w:sz w:val="28"/>
+          <w:szCs w:val="28"/>
+          <w:lang w:val="en-GB"/>
+        </w:rPr>
+        <w:t xml:space="preserve">, </w:t>
+      </w:r>
+      <w:proofErr w:type="gramStart"/>
+      <w:r>
+        <w:rPr>
+          <w:sz w:val="28"/>
+          <w:szCs w:val="28"/>
+          <w:lang w:val="en-GB"/>
+        </w:rPr>
+        <w:t>Online</w:t>
+      </w:r>
+      <w:proofErr w:type="gramEnd"/>
+      <w:r>
+        <w:rPr>
+          <w:sz w:val="28"/>
+          <w:szCs w:val="28"/>
+          <w:lang w:val="en-GB"/>
+        </w:rPr>
+        <w:t xml:space="preserve">: </w:t>
       </w:r>
       <w:hyperlink r:id="rId16" w:history="1">
         <w:r>
@@ -40943,6 +41209,7 @@
             <w:rStyle w:val="Collegamentoipertestuale"/>
             <w:sz w:val="28"/>
             <w:szCs w:val="28"/>
+            <w:lang w:val="en-GB"/>
           </w:rPr>
           <w:t>https://nominatim.openstreetmap.org/</w:t>
         </w:r>
@@ -40968,6 +41235,7 @@
           <w:sz w:val="28"/>
           <w:szCs w:val="28"/>
         </w:rPr>
+        <w:lastRenderedPageBreak/>
         <w:t>IP-API</w:t>
       </w:r>
       <w:r>

--- a/Progettazione/Manuale tecnico.docx
+++ b/Progettazione/Manuale tecnico.docx
@@ -3669,7 +3669,15 @@
               <w:bCs/>
               <w:lang w:eastAsia="it-IT"/>
             </w:rPr>
-            <w:t>Sitografia</w:t>
+            <w:t>Bibliografia e s</w:t>
+          </w:r>
+          <w:r>
+            <w:rPr>
+              <w:b/>
+              <w:bCs/>
+              <w:lang w:eastAsia="it-IT"/>
+            </w:rPr>
+            <w:t>itografia</w:t>
           </w:r>
         </w:p>
       </w:sdtContent>
@@ -9732,10 +9740,10 @@
           <w:noProof/>
         </w:rPr>
         <w:drawing>
-          <wp:inline distT="0" distB="0" distL="0" distR="0" wp14:anchorId="04541C50" wp14:editId="427B4BFA">
-            <wp:extent cx="4975515" cy="6598920"/>
+          <wp:inline distT="0" distB="0" distL="0" distR="0" wp14:anchorId="02AA9EE7" wp14:editId="09DB41B5">
+            <wp:extent cx="4846320" cy="6427571"/>
             <wp:effectExtent l="0" t="0" r="0" b="0"/>
-            <wp:docPr id="1260464025" name="Immagine 7"/>
+            <wp:docPr id="125842249" name="Immagine 7"/>
             <wp:cNvGraphicFramePr>
               <a:graphicFrameLocks xmlns:a="http://schemas.openxmlformats.org/drawingml/2006/main" noChangeAspect="1"/>
             </wp:cNvGraphicFramePr>
@@ -9743,7 +9751,7 @@
               <a:graphicData uri="http://schemas.openxmlformats.org/drawingml/2006/picture">
                 <pic:pic xmlns:pic="http://schemas.openxmlformats.org/drawingml/2006/picture">
                   <pic:nvPicPr>
-                    <pic:cNvPr id="1260464025" name="Immagine 1260464025"/>
+                    <pic:cNvPr id="125842249" name="Immagine 125842249"/>
                     <pic:cNvPicPr/>
                   </pic:nvPicPr>
                   <pic:blipFill>
@@ -9761,7 +9769,7 @@
                   <pic:spPr>
                     <a:xfrm>
                       <a:off x="0" y="0"/>
-                      <a:ext cx="4992408" cy="6621325"/>
+                      <a:ext cx="4855075" cy="6439183"/>
                     </a:xfrm>
                     <a:prstGeom prst="rect">
                       <a:avLst/>
@@ -9796,6 +9804,17 @@
         <w:t>diagram</w:t>
       </w:r>
       <w:proofErr w:type="spellEnd"/>
+    </w:p>
+    <w:p>
+      <w:pPr>
+        <w:jc w:val="both"/>
+        <w:rPr>
+          <w:b/>
+          <w:bCs/>
+          <w:sz w:val="52"/>
+          <w:szCs w:val="52"/>
+        </w:rPr>
+      </w:pPr>
     </w:p>
     <w:p>
       <w:pPr>
@@ -53096,7 +53115,16 @@
           <w:szCs w:val="52"/>
         </w:rPr>
         <w:lastRenderedPageBreak/>
-        <w:t>Sitografia</w:t>
+        <w:t>Bibliografia e s</w:t>
+      </w:r>
+      <w:r>
+        <w:rPr>
+          <w:b/>
+          <w:bCs/>
+          <w:sz w:val="52"/>
+          <w:szCs w:val="52"/>
+        </w:rPr>
+        <w:t>itografia</w:t>
       </w:r>
     </w:p>
     <w:p>

--- a/Progettazione/Manuale tecnico.docx
+++ b/Progettazione/Manuale tecnico.docx
@@ -27,7 +27,7 @@
             <mc:AlternateContent>
               <mc:Choice Requires="wps">
                 <w:drawing>
-                  <wp:anchor distT="0" distB="0" distL="114300" distR="114300" simplePos="0" relativeHeight="251664384" behindDoc="0" locked="0" layoutInCell="1" allowOverlap="1" wp14:anchorId="2477A8ED" wp14:editId="1D9854EE">
+                  <wp:anchor distT="0" distB="0" distL="114300" distR="114300" simplePos="0" relativeHeight="251664384" behindDoc="0" locked="0" layoutInCell="1" allowOverlap="1" wp14:anchorId="46408A86" wp14:editId="350F1730">
                     <wp:simplePos x="0" y="0"/>
                     <wp:positionH relativeFrom="column">
                       <wp:posOffset>5040630</wp:posOffset>
@@ -108,7 +108,7 @@
             <mc:AlternateContent>
               <mc:Choice Requires="wps">
                 <w:drawing>
-                  <wp:anchor distT="0" distB="0" distL="114300" distR="114300" simplePos="0" relativeHeight="251662336" behindDoc="0" locked="0" layoutInCell="1" allowOverlap="1" wp14:anchorId="77FEF737" wp14:editId="0B5EE122">
+                  <wp:anchor distT="0" distB="0" distL="114300" distR="114300" simplePos="0" relativeHeight="251662336" behindDoc="0" locked="0" layoutInCell="1" allowOverlap="1" wp14:anchorId="1EF9647B" wp14:editId="60908691">
                     <wp:simplePos x="0" y="0"/>
                     <wp:positionH relativeFrom="margin">
                       <wp:align>left</wp:align>
@@ -319,7 +319,7 @@
             <mc:AlternateContent>
               <mc:Choice Requires="wps">
                 <w:drawing>
-                  <wp:anchor distT="0" distB="0" distL="114300" distR="114300" simplePos="0" relativeHeight="251661312" behindDoc="0" locked="0" layoutInCell="1" allowOverlap="1" wp14:anchorId="51EF9B42" wp14:editId="70241EDF">
+                  <wp:anchor distT="0" distB="0" distL="114300" distR="114300" simplePos="0" relativeHeight="251661312" behindDoc="0" locked="0" layoutInCell="1" allowOverlap="1" wp14:anchorId="2387583F" wp14:editId="1A512E20">
                     <wp:simplePos x="0" y="0"/>
                     <wp:positionH relativeFrom="page">
                       <wp:posOffset>251460</wp:posOffset>
@@ -724,7 +724,7 @@
             <mc:AlternateContent>
               <mc:Choice Requires="wps">
                 <w:drawing>
-                  <wp:anchor distT="0" distB="0" distL="114300" distR="114300" simplePos="0" relativeHeight="251663360" behindDoc="0" locked="0" layoutInCell="1" allowOverlap="1" wp14:anchorId="34C1406E" wp14:editId="74D199B1">
+                  <wp:anchor distT="0" distB="0" distL="114300" distR="114300" simplePos="0" relativeHeight="251663360" behindDoc="0" locked="0" layoutInCell="1" allowOverlap="1" wp14:anchorId="37632ECF" wp14:editId="730782FA">
                     <wp:simplePos x="0" y="0"/>
                     <wp:positionH relativeFrom="column">
                       <wp:posOffset>4865370</wp:posOffset>
@@ -801,7 +801,7 @@
             <mc:AlternateContent>
               <mc:Choice Requires="wpg">
                 <w:drawing>
-                  <wp:anchor distT="0" distB="0" distL="114300" distR="114300" simplePos="0" relativeHeight="251659264" behindDoc="1" locked="0" layoutInCell="1" allowOverlap="1" wp14:anchorId="2802246C" wp14:editId="753C0624">
+                  <wp:anchor distT="0" distB="0" distL="114300" distR="114300" simplePos="0" relativeHeight="251659264" behindDoc="1" locked="0" layoutInCell="1" allowOverlap="1" wp14:anchorId="0238B17A" wp14:editId="53FD4426">
                     <wp:simplePos x="0" y="0"/>
                     <wp:positionH relativeFrom="margin">
                       <wp:align>center</wp:align>
@@ -960,7 +960,7 @@
                                       <w:noProof/>
                                     </w:rPr>
                                     <w:drawing>
-                                      <wp:inline distT="0" distB="0" distL="0" distR="0" wp14:anchorId="44FC421E" wp14:editId="1C814DB8">
+                                      <wp:inline distT="0" distB="0" distL="0" distR="0" wp14:anchorId="4AEAA1F7" wp14:editId="26544FDB">
                                         <wp:extent cx="1188720" cy="1167946"/>
                                         <wp:effectExtent l="0" t="0" r="0" b="0"/>
                                         <wp:docPr id="900" name="Logo TheKnife"/>
@@ -3022,7 +3022,7 @@
             <w:noProof/>
             <w:webHidden/>
           </w:rPr>
-          <w:t>63</w:t>
+          <w:t>64</w:t>
         </w:r>
         <w:r>
           <w:rPr>
@@ -3095,7 +3095,7 @@
             <w:noProof/>
             <w:webHidden/>
           </w:rPr>
-          <w:t>68</w:t>
+          <w:t>69</w:t>
         </w:r>
         <w:r>
           <w:rPr>
@@ -3168,7 +3168,7 @@
             <w:noProof/>
             <w:webHidden/>
           </w:rPr>
-          <w:t>71</w:t>
+          <w:t>72</w:t>
         </w:r>
         <w:r>
           <w:rPr>
@@ -3241,7 +3241,7 @@
             <w:noProof/>
             <w:webHidden/>
           </w:rPr>
-          <w:t>75</w:t>
+          <w:t>76</w:t>
         </w:r>
         <w:r>
           <w:rPr>
@@ -5775,7 +5775,7 @@
         </w:rPr>
         <w:lastRenderedPageBreak/>
         <w:drawing>
-          <wp:inline distT="0" distB="0" distL="0" distR="0" wp14:anchorId="1AC49B27" wp14:editId="0380D541">
+          <wp:inline distT="0" distB="0" distL="0" distR="0" wp14:anchorId="362C53CD" wp14:editId="5D97C2D3">
             <wp:extent cx="5251833" cy="8322198"/>
             <wp:effectExtent l="0" t="0" r="6350" b="0"/>
             <wp:docPr id="1002586271" name="Immagine 7"/>
@@ -8709,7 +8709,7 @@
           <w:noProof/>
         </w:rPr>
         <w:drawing>
-          <wp:inline distT="0" distB="0" distL="0" distR="0" wp14:anchorId="0081C6EE" wp14:editId="0DB9414D">
+          <wp:inline distT="0" distB="0" distL="0" distR="0" wp14:anchorId="221A1350" wp14:editId="5D63A4CD">
             <wp:extent cx="5428527" cy="7193277"/>
             <wp:effectExtent l="0" t="0" r="0" b="0"/>
             <wp:docPr id="1528510311" name="Immagine 8"/>
@@ -12140,7 +12140,7 @@
           <w:noProof/>
         </w:rPr>
         <w:drawing>
-          <wp:inline distT="0" distB="0" distL="0" distR="0" wp14:anchorId="170ADA3A" wp14:editId="1662AB57">
+          <wp:inline distT="0" distB="0" distL="0" distR="0" wp14:anchorId="52B623EA" wp14:editId="308CA0E0">
             <wp:extent cx="6109246" cy="1759352"/>
             <wp:effectExtent l="0" t="0" r="0" b="6350"/>
             <wp:docPr id="1708914687" name="Immagine 9"/>
@@ -12212,7 +12212,7 @@
         </w:rPr>
         <w:lastRenderedPageBreak/>
         <w:drawing>
-          <wp:inline distT="0" distB="0" distL="0" distR="0" wp14:anchorId="6253F6A4" wp14:editId="4A29E574">
+          <wp:inline distT="0" distB="0" distL="0" distR="0" wp14:anchorId="1E047530" wp14:editId="2C1074AD">
             <wp:extent cx="6120275" cy="3333194"/>
             <wp:effectExtent l="0" t="0" r="1270" b="0"/>
             <wp:docPr id="1978518540" name="Immagine 10"/>
@@ -12287,7 +12287,7 @@
           <w:noProof/>
         </w:rPr>
         <w:drawing>
-          <wp:inline distT="0" distB="0" distL="0" distR="0" wp14:anchorId="44547CA4" wp14:editId="783E6FD3">
+          <wp:inline distT="0" distB="0" distL="0" distR="0" wp14:anchorId="0E58DA35" wp14:editId="01B7D011">
             <wp:extent cx="5486400" cy="2333552"/>
             <wp:effectExtent l="0" t="0" r="0" b="0"/>
             <wp:docPr id="1978518541" name="Picture 1978518541"/>
@@ -12342,7 +12342,7 @@
         </w:rPr>
         <w:lastRenderedPageBreak/>
         <w:drawing>
-          <wp:inline distT="0" distB="0" distL="0" distR="0" wp14:anchorId="0E54E01A" wp14:editId="6925EEE1">
+          <wp:inline distT="0" distB="0" distL="0" distR="0" wp14:anchorId="03B5C11F" wp14:editId="6EBE646E">
             <wp:extent cx="5486400" cy="2653488"/>
             <wp:effectExtent l="0" t="0" r="0" b="0"/>
             <wp:docPr id="1978518542" name="Picture 1978518542"/>
@@ -19096,7 +19096,7 @@
         </w:rPr>
         <w:lastRenderedPageBreak/>
         <w:drawing>
-          <wp:inline distT="0" distB="0" distL="0" distR="0" wp14:anchorId="6F4A18BC" wp14:editId="08A3CCD3">
+          <wp:inline distT="0" distB="0" distL="0" distR="0" wp14:anchorId="191FBA35" wp14:editId="713744D0">
             <wp:extent cx="6114133" cy="4196862"/>
             <wp:effectExtent l="0" t="0" r="0" b="0"/>
             <wp:docPr id="783314481" name="Immagine 11"/>
@@ -42922,361 +42922,9 @@
       </w:pPr>
       <w:r>
         <w:rPr>
-          <w:color w:val="2C2C2C"/>
-          <w:sz w:val="28"/>
-          <w:szCs w:val="28"/>
-        </w:rPr>
-        <w:t>Dopo aver installato PostgreSQL, è necessario:</w:t>
-      </w:r>
-    </w:p>
-    <w:p>
-      <w:pPr>
-        <w:numPr>
-          <w:ilvl w:val="0"/>
-          <w:numId w:val="21"/>
-        </w:numPr>
-        <w:jc w:val="both"/>
-        <w:rPr>
-          <w:sz w:val="28"/>
-          <w:szCs w:val="28"/>
-        </w:rPr>
-      </w:pPr>
-      <w:r>
-        <w:rPr>
-          <w:color w:val="2C2C2C"/>
-          <w:sz w:val="28"/>
-          <w:szCs w:val="28"/>
-        </w:rPr>
-        <w:t xml:space="preserve">creare un database destinato al progetto </w:t>
-      </w:r>
-      <w:r>
-        <w:rPr>
-          <w:i/>
-          <w:iCs/>
-          <w:color w:val="2C2C2C"/>
-          <w:sz w:val="28"/>
-          <w:szCs w:val="28"/>
-        </w:rPr>
-        <w:t>The Knife</w:t>
-      </w:r>
-      <w:r>
-        <w:rPr>
-          <w:color w:val="2C2C2C"/>
-          <w:sz w:val="28"/>
-          <w:szCs w:val="28"/>
-        </w:rPr>
-        <w:t>;</w:t>
-      </w:r>
-    </w:p>
-    <w:p>
-      <w:pPr>
-        <w:numPr>
-          <w:ilvl w:val="0"/>
-          <w:numId w:val="21"/>
-        </w:numPr>
-        <w:jc w:val="both"/>
-        <w:rPr>
-          <w:sz w:val="28"/>
-          <w:szCs w:val="28"/>
-        </w:rPr>
-      </w:pPr>
-      <w:r>
-        <w:rPr>
-          <w:color w:val="2C2C2C"/>
-          <w:sz w:val="28"/>
-          <w:szCs w:val="28"/>
-        </w:rPr>
-        <w:t>eseguire gli script SQL forniti nel progetto per creare la struttura della base di dati e inserire i dati iniziali.</w:t>
-      </w:r>
-    </w:p>
-    <w:p>
-      <w:pPr>
-        <w:jc w:val="both"/>
-        <w:rPr>
-          <w:sz w:val="28"/>
-          <w:szCs w:val="28"/>
-        </w:rPr>
-      </w:pPr>
-      <w:r>
-        <w:rPr>
-          <w:color w:val="2C2C2C"/>
-          <w:sz w:val="28"/>
-          <w:szCs w:val="28"/>
-        </w:rPr>
-        <w:t xml:space="preserve">Gli script sono disponibili nella cartella </w:t>
-      </w:r>
-      <w:r>
-        <w:rPr>
-          <w:i/>
-          <w:iCs/>
-          <w:color w:val="2C2C2C"/>
-          <w:sz w:val="28"/>
-          <w:szCs w:val="28"/>
-        </w:rPr>
-        <w:t>Progettazione/1_Doc. Conclusi/Database/</w:t>
-      </w:r>
-      <w:r>
-        <w:rPr>
-          <w:color w:val="2C2C2C"/>
-          <w:sz w:val="28"/>
-          <w:szCs w:val="28"/>
-        </w:rPr>
-        <w:t xml:space="preserve"> </w:t>
-      </w:r>
-      <w:r>
-        <w:rPr>
-          <w:color w:val="2C2C2C"/>
-          <w:sz w:val="28"/>
-          <w:szCs w:val="28"/>
-        </w:rPr>
-        <w:t>e devono essere eseguiti nel seguente ordine:</w:t>
-      </w:r>
-    </w:p>
-    <w:p>
-      <w:pPr>
-        <w:pStyle w:val="Paragrafoelenco"/>
-        <w:numPr>
-          <w:ilvl w:val="0"/>
-          <w:numId w:val="7"/>
-        </w:numPr>
-        <w:jc w:val="both"/>
-        <w:rPr>
-          <w:sz w:val="28"/>
-          <w:szCs w:val="28"/>
-        </w:rPr>
-      </w:pPr>
-      <w:r>
-        <w:rPr>
-          <w:i/>
-          <w:iCs/>
-          <w:color w:val="2C2C2C"/>
-          <w:sz w:val="28"/>
-          <w:szCs w:val="28"/>
-        </w:rPr>
-        <w:t>Role.sql</w:t>
-      </w:r>
-      <w:r>
-        <w:rPr>
-          <w:color w:val="2C2C2C"/>
-          <w:sz w:val="28"/>
-          <w:szCs w:val="28"/>
-        </w:rPr>
-        <w:t>: crea il ruolo applicativo tk_app e il database dbTK;</w:t>
-      </w:r>
-    </w:p>
-    <w:p>
-      <w:pPr>
-        <w:pStyle w:val="Paragrafoelenco"/>
-        <w:numPr>
-          <w:ilvl w:val="0"/>
-          <w:numId w:val="7"/>
-        </w:numPr>
-        <w:jc w:val="both"/>
-        <w:rPr>
-          <w:sz w:val="28"/>
-          <w:szCs w:val="28"/>
-        </w:rPr>
-      </w:pPr>
-      <w:r>
-        <w:rPr>
-          <w:i/>
-          <w:iCs/>
-          <w:color w:val="2C2C2C"/>
-          <w:sz w:val="28"/>
-          <w:szCs w:val="28"/>
-        </w:rPr>
-        <w:t>Schema.sql</w:t>
-      </w:r>
-      <w:r>
-        <w:rPr>
-          <w:color w:val="2C2C2C"/>
-          <w:sz w:val="28"/>
-          <w:szCs w:val="28"/>
-        </w:rPr>
-        <w:t>: crea le tabelle e i relativi vincoli;</w:t>
-      </w:r>
-    </w:p>
-    <w:p>
-      <w:pPr>
-        <w:pStyle w:val="Paragrafoelenco"/>
-        <w:numPr>
-          <w:ilvl w:val="0"/>
-          <w:numId w:val="7"/>
-        </w:numPr>
-        <w:jc w:val="both"/>
-        <w:rPr>
-          <w:sz w:val="28"/>
-          <w:szCs w:val="28"/>
-        </w:rPr>
-      </w:pPr>
-      <w:r>
-        <w:rPr>
-          <w:i/>
-          <w:iCs/>
-          <w:color w:val="2C2C2C"/>
-          <w:sz w:val="28"/>
-          <w:szCs w:val="28"/>
-        </w:rPr>
-        <w:t>Data.sql</w:t>
-      </w:r>
-      <w:r>
-        <w:rPr>
-          <w:color w:val="2C2C2C"/>
-          <w:sz w:val="28"/>
-          <w:szCs w:val="28"/>
-        </w:rPr>
-        <w:t>: inserisce i dati iniziali necessari all</w:t>
-      </w:r>
-      <w:r>
-        <w:rPr>
-          <w:color w:val="2C2C2C"/>
-          <w:sz w:val="28"/>
-          <w:szCs w:val="28"/>
-        </w:rPr>
-        <w:t>’</w:t>
-      </w:r>
-      <w:r>
-        <w:rPr>
-          <w:color w:val="2C2C2C"/>
-          <w:sz w:val="28"/>
-          <w:szCs w:val="28"/>
-        </w:rPr>
-        <w:t>applicazione.</w:t>
-      </w:r>
-    </w:p>
-    <w:p>
-      <w:pPr>
-        <w:jc w:val="both"/>
-        <w:rPr>
-          <w:sz w:val="28"/>
-          <w:szCs w:val="28"/>
-        </w:rPr>
-      </w:pPr>
-      <w:r>
-        <w:rPr>
-          <w:color w:val="2C2C2C"/>
-          <w:sz w:val="28"/>
-          <w:szCs w:val="28"/>
-        </w:rPr>
-        <w:t>La configurazione relativa all</w:t>
-      </w:r>
-      <w:r>
-        <w:rPr>
-          <w:color w:val="2C2C2C"/>
-          <w:sz w:val="28"/>
-          <w:szCs w:val="28"/>
-        </w:rPr>
-        <w:t>’</w:t>
-      </w:r>
-      <w:r>
-        <w:rPr>
-          <w:color w:val="2C2C2C"/>
-          <w:sz w:val="28"/>
-          <w:szCs w:val="28"/>
-        </w:rPr>
-        <w:t>accesso alla base di dati viene successivamente richiesta dal server durante l</w:t>
-      </w:r>
-      <w:r>
-        <w:rPr>
-          <w:color w:val="2C2C2C"/>
-          <w:sz w:val="28"/>
-          <w:szCs w:val="28"/>
-        </w:rPr>
-        <w:t>’</w:t>
-      </w:r>
-      <w:r>
-        <w:rPr>
-          <w:color w:val="2C2C2C"/>
-          <w:sz w:val="28"/>
-          <w:szCs w:val="28"/>
-        </w:rPr>
-        <w:t>avvio.</w:t>
-      </w:r>
-    </w:p>
-    <w:p>
-      <w:pPr>
-        <w:jc w:val="both"/>
-        <w:rPr>
-          <w:sz w:val="28"/>
-          <w:szCs w:val="28"/>
-        </w:rPr>
-      </w:pPr>
-      <w:r>
-        <w:rPr>
-          <w:color w:val="2C2C2C"/>
-          <w:sz w:val="28"/>
-          <w:szCs w:val="28"/>
-        </w:rPr>
-        <w:t>Gli</w:t>
-      </w:r>
-      <w:r>
-        <w:rPr>
-          <w:color w:val="2C2C2C"/>
-          <w:sz w:val="28"/>
-          <w:szCs w:val="28"/>
-        </w:rPr>
-        <w:t xml:space="preserve"> script facoltativi di verifica </w:t>
-      </w:r>
-      <w:r>
-        <w:rPr>
-          <w:color w:val="2C2C2C"/>
-          <w:sz w:val="28"/>
-          <w:szCs w:val="28"/>
-        </w:rPr>
-        <w:t>sono descritti nel capitolo “Dataset di prova”.</w:t>
-      </w:r>
-    </w:p>
-    <w:p>
-      <w:pPr>
-        <w:jc w:val="both"/>
-        <w:rPr>
-          <w:b/>
-          <w:bCs/>
-          <w:sz w:val="28"/>
-          <w:szCs w:val="28"/>
-        </w:rPr>
-      </w:pPr>
-    </w:p>
-    <w:p>
-      <w:pPr>
-        <w:jc w:val="both"/>
-        <w:rPr>
-          <w:b/>
-          <w:bCs/>
-          <w:sz w:val="28"/>
-          <w:szCs w:val="28"/>
-        </w:rPr>
-      </w:pPr>
-    </w:p>
-    <w:p>
-      <w:pPr>
-        <w:pStyle w:val="Titolo3"/>
-        <w:rPr>
-          <w:bCs/>
-          <w:sz w:val="32"/>
-          <w:szCs w:val="32"/>
-        </w:rPr>
-      </w:pPr>
-      <w:r>
-        <w:lastRenderedPageBreak/>
-        <w:t>Compilazione del progetto</w:t>
-      </w:r>
-    </w:p>
-    <w:p>
-      <w:pPr>
-        <w:jc w:val="both"/>
-        <w:rPr>
-          <w:sz w:val="28"/>
-          <w:szCs w:val="28"/>
-        </w:rPr>
-      </w:pPr>
-      <w:r>
-        <w:rPr>
-          <w:color w:val="2C2C2C"/>
-          <w:sz w:val="28"/>
-          <w:szCs w:val="28"/>
-        </w:rPr>
-        <w:t>Il progetto può essere compilato dalla directory radice mediante il comando:</w:t>
+          <w:sz w:val="28"/>
+        </w:rPr>
+        <w:t>Il modo più semplice è tramite Maven, dalla directory radice del progetto:</w:t>
       </w:r>
     </w:p>
     <w:p>
@@ -43297,6 +42945,304 @@
       </w:pPr>
       <w:r>
         <w:rPr>
+          <w:rFonts w:ascii="Consolas" w:hAnsi="Consolas"/>
+          <w:sz w:val="20"/>
+        </w:rPr>
+        <w:t>mvn initialize -Pdb-setup -Ddb.admin.user=&lt;utente admin PostgreSQL&gt; -Ddb.admin.password=&lt;password&gt;</w:t>
+      </w:r>
+    </w:p>
+    <w:p>
+      <w:r>
+        <w:rPr>
+          <w:sz w:val="28"/>
+        </w:rPr>
+        <w:t>Il comando crea il ruolo applicativo tk_app, il database dbTK, le tabelle e carica il dataset del docente, eseguendo nell'ordine gli script Role.sql, Schema.sql e Data.sql, descritti sotto. L'utente admin deve poter creare ruoli e database (es. l'utente “postgres” creato dall'installazione di PostgreSQL). Se PostgreSQL non è in ascolto su localhost:5432, aggiungere -Ddb.host=&lt;host&gt; e/o -Ddb.port=&lt;porta&gt;.</w:t>
+      </w:r>
+    </w:p>
+    <w:p>
+      <w:pPr>
+        <w:numPr>
+          <w:ilvl w:val="0"/>
+          <w:numId w:val="21"/>
+        </w:numPr>
+        <w:jc w:val="both"/>
+        <w:rPr>
+          <w:sz w:val="28"/>
+          <w:szCs w:val="28"/>
+        </w:rPr>
+      </w:pPr>
+      <w:r>
+        <w:rPr>
+          <w:sz w:val="28"/>
+        </w:rPr>
+        <w:t>In alternativa, gli stessi script sono eseguibili a mano con psql, dalla cartella Progettazione/Database/, nel seguente ordine (Role.sql su un database di manutenzione come “postgres”, Schema.sql e Data.sql sul database dbTK appena creato):</w:t>
+      </w:r>
+    </w:p>
+    <w:p>
+      <w:pPr>
+        <w:pStyle w:val="Paragrafoelenco"/>
+        <w:numPr>
+          <w:ilvl w:val="0"/>
+          <w:numId w:val="7"/>
+        </w:numPr>
+        <w:jc w:val="both"/>
+        <w:rPr>
+          <w:sz w:val="28"/>
+          <w:szCs w:val="28"/>
+        </w:rPr>
+      </w:pPr>
+      <w:r>
+        <w:rPr>
+          <w:i/>
+          <w:iCs/>
+          <w:color w:val="2C2C2C"/>
+          <w:sz w:val="28"/>
+          <w:szCs w:val="28"/>
+        </w:rPr>
+        <w:t>Role.sql</w:t>
+      </w:r>
+      <w:r>
+        <w:rPr>
+          <w:color w:val="2C2C2C"/>
+          <w:sz w:val="28"/>
+          <w:szCs w:val="28"/>
+        </w:rPr>
+        <w:t>: crea il ruolo applicativo tk_app e il database dbTK;</w:t>
+      </w:r>
+    </w:p>
+    <w:p>
+      <w:pPr>
+        <w:pStyle w:val="Paragrafoelenco"/>
+        <w:numPr>
+          <w:ilvl w:val="0"/>
+          <w:numId w:val="7"/>
+        </w:numPr>
+        <w:jc w:val="both"/>
+        <w:rPr>
+          <w:sz w:val="28"/>
+          <w:szCs w:val="28"/>
+        </w:rPr>
+      </w:pPr>
+      <w:r>
+        <w:rPr>
+          <w:i/>
+          <w:iCs/>
+          <w:color w:val="2C2C2C"/>
+          <w:sz w:val="28"/>
+          <w:szCs w:val="28"/>
+        </w:rPr>
+        <w:t>Schema.sql</w:t>
+      </w:r>
+      <w:r>
+        <w:rPr>
+          <w:color w:val="2C2C2C"/>
+          <w:sz w:val="28"/>
+          <w:szCs w:val="28"/>
+        </w:rPr>
+        <w:t>: crea le tabelle e i relativi vincoli;</w:t>
+      </w:r>
+    </w:p>
+    <w:p>
+      <w:pPr>
+        <w:pStyle w:val="Paragrafoelenco"/>
+        <w:numPr>
+          <w:ilvl w:val="0"/>
+          <w:numId w:val="7"/>
+        </w:numPr>
+        <w:jc w:val="both"/>
+        <w:rPr>
+          <w:sz w:val="28"/>
+          <w:szCs w:val="28"/>
+        </w:rPr>
+      </w:pPr>
+      <w:r>
+        <w:rPr>
+          <w:i/>
+          <w:iCs/>
+          <w:color w:val="2C2C2C"/>
+          <w:sz w:val="28"/>
+          <w:szCs w:val="28"/>
+        </w:rPr>
+        <w:t>Data.sql</w:t>
+      </w:r>
+      <w:r>
+        <w:rPr>
+          <w:color w:val="2C2C2C"/>
+          <w:sz w:val="28"/>
+          <w:szCs w:val="28"/>
+        </w:rPr>
+        <w:t>: inserisce i dati iniziali necessari all</w:t>
+      </w:r>
+      <w:r>
+        <w:rPr>
+          <w:color w:val="2C2C2C"/>
+          <w:sz w:val="28"/>
+          <w:szCs w:val="28"/>
+        </w:rPr>
+        <w:t>’</w:t>
+      </w:r>
+      <w:r>
+        <w:rPr>
+          <w:color w:val="2C2C2C"/>
+          <w:sz w:val="28"/>
+          <w:szCs w:val="28"/>
+        </w:rPr>
+        <w:t>applicazione.</w:t>
+      </w:r>
+    </w:p>
+    <w:p>
+      <w:pPr>
+        <w:jc w:val="both"/>
+        <w:rPr>
+          <w:sz w:val="28"/>
+          <w:szCs w:val="28"/>
+        </w:rPr>
+      </w:pPr>
+      <w:r>
+        <w:rPr>
+          <w:color w:val="2C2C2C"/>
+          <w:sz w:val="28"/>
+          <w:szCs w:val="28"/>
+        </w:rPr>
+        <w:lastRenderedPageBreak/>
+        <w:t>La configurazione relativa all</w:t>
+      </w:r>
+      <w:r>
+        <w:rPr>
+          <w:color w:val="2C2C2C"/>
+          <w:sz w:val="28"/>
+          <w:szCs w:val="28"/>
+        </w:rPr>
+        <w:t>’</w:t>
+      </w:r>
+      <w:r>
+        <w:rPr>
+          <w:color w:val="2C2C2C"/>
+          <w:sz w:val="28"/>
+          <w:szCs w:val="28"/>
+        </w:rPr>
+        <w:t>accesso alla base di dati viene successivamente richiesta dal server durante l</w:t>
+      </w:r>
+      <w:r>
+        <w:rPr>
+          <w:color w:val="2C2C2C"/>
+          <w:sz w:val="28"/>
+          <w:szCs w:val="28"/>
+        </w:rPr>
+        <w:t>’</w:t>
+      </w:r>
+      <w:r>
+        <w:rPr>
+          <w:color w:val="2C2C2C"/>
+          <w:sz w:val="28"/>
+          <w:szCs w:val="28"/>
+        </w:rPr>
+        <w:t>avvio.</w:t>
+      </w:r>
+    </w:p>
+    <w:p>
+      <w:pPr>
+        <w:jc w:val="both"/>
+        <w:rPr>
+          <w:sz w:val="28"/>
+          <w:szCs w:val="28"/>
+        </w:rPr>
+      </w:pPr>
+      <w:r>
+        <w:rPr>
+          <w:color w:val="2C2C2C"/>
+          <w:sz w:val="28"/>
+          <w:szCs w:val="28"/>
+        </w:rPr>
+        <w:t>Gli</w:t>
+      </w:r>
+      <w:r>
+        <w:rPr>
+          <w:color w:val="2C2C2C"/>
+          <w:sz w:val="28"/>
+          <w:szCs w:val="28"/>
+        </w:rPr>
+        <w:t xml:space="preserve"> script facoltativi di verifica </w:t>
+      </w:r>
+      <w:r>
+        <w:rPr>
+          <w:color w:val="2C2C2C"/>
+          <w:sz w:val="28"/>
+          <w:szCs w:val="28"/>
+        </w:rPr>
+        <w:t>sono descritti nel capitolo “Dataset di prova”.</w:t>
+      </w:r>
+    </w:p>
+    <w:p>
+      <w:pPr>
+        <w:jc w:val="both"/>
+        <w:rPr>
+          <w:b/>
+          <w:bCs/>
+          <w:sz w:val="28"/>
+          <w:szCs w:val="28"/>
+        </w:rPr>
+      </w:pPr>
+    </w:p>
+    <w:p>
+      <w:pPr>
+        <w:jc w:val="both"/>
+        <w:rPr>
+          <w:b/>
+          <w:bCs/>
+          <w:sz w:val="28"/>
+          <w:szCs w:val="28"/>
+        </w:rPr>
+      </w:pPr>
+    </w:p>
+    <w:p>
+      <w:pPr>
+        <w:pStyle w:val="Titolo3"/>
+        <w:rPr>
+          <w:bCs/>
+          <w:sz w:val="32"/>
+          <w:szCs w:val="32"/>
+        </w:rPr>
+      </w:pPr>
+      <w:r>
+        <w:t>Compilazione del progetto</w:t>
+      </w:r>
+    </w:p>
+    <w:p>
+      <w:pPr>
+        <w:jc w:val="both"/>
+        <w:rPr>
+          <w:sz w:val="28"/>
+          <w:szCs w:val="28"/>
+        </w:rPr>
+      </w:pPr>
+      <w:r>
+        <w:rPr>
+          <w:color w:val="2C2C2C"/>
+          <w:sz w:val="28"/>
+          <w:szCs w:val="28"/>
+        </w:rPr>
+        <w:t>Il progetto può essere compilato dalla directory radice mediante il comando:</w:t>
+      </w:r>
+    </w:p>
+    <w:p>
+      <w:pPr>
+        <w:pBdr>
+          <w:top w:val="single" w:sz="18" w:space="6" w:color="FEF3E2"/>
+          <w:left w:val="single" w:sz="18" w:space="6" w:color="FA812F"/>
+          <w:bottom w:val="single" w:sz="18" w:space="6" w:color="FEF3E2"/>
+        </w:pBdr>
+        <w:shd w:val="clear" w:color="auto" w:fill="FEF3E2"/>
+        <w:spacing w:before="40" w:after="40" w:line="240" w:lineRule="auto"/>
+        <w:ind w:left="240"/>
+        <w:rPr>
+          <w:rFonts w:ascii="IBM Plex Mono" w:hAnsi="IBM Plex Mono" w:cs="Cascadia Mono ExtraLight"/>
+          <w:sz w:val="28"/>
+          <w:szCs w:val="28"/>
+        </w:rPr>
+      </w:pPr>
+      <w:r>
+        <w:rPr>
           <w:rFonts w:ascii="Consolas" w:hAnsi="Consolas" w:cs="Consolas"/>
           <w:color w:val="2C2C2C"/>
           <w:sz w:val="20"/>
@@ -43440,34 +43386,21 @@
         </w:rPr>
       </w:pPr>
     </w:p>
+    <w:p/>
     <w:p>
       <w:pPr>
         <w:pStyle w:val="Titolo3"/>
-        <w:rPr>
-          <w:bCs/>
-          <w:sz w:val="32"/>
-          <w:szCs w:val="32"/>
-        </w:rPr>
-      </w:pPr>
-      <w:r>
-        <w:t>Esecuzione del server</w:t>
-      </w:r>
-    </w:p>
-    <w:p>
-      <w:pPr>
-        <w:jc w:val="both"/>
-        <w:rPr>
-          <w:sz w:val="28"/>
-          <w:szCs w:val="28"/>
-        </w:rPr>
-      </w:pPr>
-      <w:r>
-        <w:rPr>
-          <w:color w:val="2C2C2C"/>
-          <w:sz w:val="28"/>
-          <w:szCs w:val="28"/>
-        </w:rPr>
-        <w:t>Il server viene avviato dalla directory radice mediante:</w:t>
+      </w:pPr>
+      <w:r>
+        <w:t>Generazione della documentazione JavaDoc</w:t>
+      </w:r>
+    </w:p>
+    <w:p>
+      <w:r>
+        <w:rPr>
+          <w:sz w:val="28"/>
+        </w:rPr>
+        <w:t>La documentazione JavaDoc di tutti e tre i moduli può essere generata, dalla directory radice, mediante:</w:t>
       </w:r>
     </w:p>
     <w:p>
@@ -43484,153 +43417,25 @@
           <w:rFonts w:ascii="IBM Plex Mono" w:hAnsi="IBM Plex Mono" w:cs="Cascadia Mono ExtraLight"/>
           <w:sz w:val="28"/>
           <w:szCs w:val="28"/>
-          <w:lang w:val="en-GB"/>
-        </w:rPr>
-      </w:pPr>
-      <w:r>
-        <w:rPr>
-          <w:rFonts w:ascii="Consolas" w:hAnsi="Consolas" w:cs="Consolas"/>
-          <w:color w:val="2C2C2C"/>
+        </w:rPr>
+      </w:pPr>
+      <w:r>
+        <w:rPr>
+          <w:rFonts w:ascii="Consolas" w:hAnsi="Consolas"/>
           <w:sz w:val="20"/>
-          <w:szCs w:val="28"/>
-          <w:lang w:val="en-GB"/>
-        </w:rPr>
-        <w:t>java -jar theknife-server/target/serverTK.jar [porta]</w:t>
-      </w:r>
-    </w:p>
-    <w:p>
-      <w:pPr>
-        <w:jc w:val="both"/>
-        <w:rPr>
-          <w:sz w:val="28"/>
-          <w:szCs w:val="28"/>
-        </w:rPr>
-      </w:pPr>
-      <w:r>
-        <w:rPr>
-          <w:color w:val="2C2C2C"/>
-          <w:sz w:val="28"/>
-          <w:szCs w:val="28"/>
-        </w:rPr>
-        <w:t xml:space="preserve">La porta di ascolto è un parametro opzionale. Se non viene specificata, viene utilizzata la porta predefinita </w:t>
-      </w:r>
-      <w:r>
-        <w:rPr>
-          <w:i/>
-          <w:iCs/>
-          <w:color w:val="2C2C2C"/>
-          <w:sz w:val="28"/>
-          <w:szCs w:val="28"/>
-        </w:rPr>
-        <w:t>9999</w:t>
-      </w:r>
-      <w:r>
-        <w:rPr>
-          <w:color w:val="2C2C2C"/>
-          <w:sz w:val="28"/>
-          <w:szCs w:val="28"/>
-        </w:rPr>
-        <w:t>.</w:t>
-      </w:r>
-    </w:p>
-    <w:p>
-      <w:pPr>
-        <w:jc w:val="both"/>
-        <w:rPr>
-          <w:sz w:val="28"/>
-          <w:szCs w:val="28"/>
-        </w:rPr>
-      </w:pPr>
-      <w:r>
-        <w:rPr>
-          <w:color w:val="2C2C2C"/>
-          <w:sz w:val="28"/>
-          <w:szCs w:val="28"/>
-        </w:rPr>
-        <w:t>Durante l</w:t>
-      </w:r>
-      <w:r>
-        <w:rPr>
-          <w:color w:val="2C2C2C"/>
-          <w:sz w:val="28"/>
-          <w:szCs w:val="28"/>
-        </w:rPr>
-        <w:t>’</w:t>
-      </w:r>
-      <w:r>
-        <w:rPr>
-          <w:color w:val="2C2C2C"/>
-          <w:sz w:val="28"/>
-          <w:szCs w:val="28"/>
-        </w:rPr>
-        <w:t xml:space="preserve">avvio, il server richiede i parametri necessari per la connessione alla base di dati, ossia </w:t>
-      </w:r>
-      <w:r>
-        <w:rPr>
-          <w:i/>
-          <w:iCs/>
-          <w:color w:val="2C2C2C"/>
-          <w:sz w:val="28"/>
-          <w:szCs w:val="28"/>
-        </w:rPr>
-        <w:t>host</w:t>
-      </w:r>
-      <w:r>
-        <w:rPr>
-          <w:color w:val="2C2C2C"/>
-          <w:sz w:val="28"/>
-          <w:szCs w:val="28"/>
-        </w:rPr>
-        <w:t xml:space="preserve">, </w:t>
-      </w:r>
-      <w:r>
-        <w:rPr>
-          <w:i/>
-          <w:iCs/>
-          <w:color w:val="2C2C2C"/>
-          <w:sz w:val="28"/>
-          <w:szCs w:val="28"/>
-        </w:rPr>
-        <w:t>username</w:t>
-      </w:r>
-      <w:r>
-        <w:rPr>
-          <w:color w:val="2C2C2C"/>
-          <w:sz w:val="28"/>
-          <w:szCs w:val="28"/>
-        </w:rPr>
-        <w:t xml:space="preserve"> e </w:t>
-      </w:r>
-      <w:r>
-        <w:rPr>
-          <w:i/>
-          <w:iCs/>
-          <w:color w:val="2C2C2C"/>
-          <w:sz w:val="28"/>
-          <w:szCs w:val="28"/>
-        </w:rPr>
-        <w:t>password</w:t>
-      </w:r>
-      <w:r>
-        <w:rPr>
-          <w:color w:val="2C2C2C"/>
-          <w:sz w:val="28"/>
-          <w:szCs w:val="28"/>
-        </w:rPr>
-        <w:t>.</w:t>
-      </w:r>
-    </w:p>
-    <w:p>
-      <w:pPr>
-        <w:jc w:val="both"/>
-        <w:rPr>
-          <w:b/>
-          <w:bCs/>
-          <w:sz w:val="28"/>
-          <w:szCs w:val="28"/>
-        </w:rPr>
-      </w:pPr>
-    </w:p>
+        </w:rPr>
+        <w:t>mvn javadoc:aggregate</w:t>
+      </w:r>
+    </w:p>
+    <w:p>
+      <w:r>
+        <w:rPr>
+          <w:sz w:val="28"/>
+        </w:rPr>
+        <w:t>Il comando produce la documentazione HTML aggregata in target/site/apidocs/, poi copiata nella cartella doc/javadoc/ della consegna.</w:t>
+      </w:r>
+    </w:p>
+    <w:p/>
     <w:p>
       <w:pPr>
         <w:pStyle w:val="Titolo3"/>
@@ -43641,40 +43446,24 @@
         </w:rPr>
       </w:pPr>
       <w:r>
-        <w:t>Esecuzione del client</w:t>
-      </w:r>
-    </w:p>
-    <w:p>
-      <w:pPr>
-        <w:jc w:val="both"/>
-        <w:rPr>
-          <w:sz w:val="28"/>
-          <w:szCs w:val="28"/>
-        </w:rPr>
-      </w:pPr>
-      <w:r>
-        <w:rPr>
-          <w:color w:val="2C2C2C"/>
-          <w:sz w:val="28"/>
-          <w:szCs w:val="28"/>
-        </w:rPr>
-        <w:t>Dopo l</w:t>
-      </w:r>
-      <w:r>
-        <w:rPr>
-          <w:color w:val="2C2C2C"/>
-          <w:sz w:val="28"/>
-          <w:szCs w:val="28"/>
-        </w:rPr>
-        <w:t>’</w:t>
-      </w:r>
-      <w:r>
-        <w:rPr>
-          <w:color w:val="2C2C2C"/>
-          <w:sz w:val="28"/>
-          <w:szCs w:val="28"/>
-        </w:rPr>
-        <w:t>avvio del server, il client può essere eseguito mediante:</w:t>
+        <w:t>Esecuzione del server</w:t>
+      </w:r>
+    </w:p>
+    <w:p>
+      <w:pPr>
+        <w:jc w:val="both"/>
+        <w:rPr>
+          <w:sz w:val="28"/>
+          <w:szCs w:val="28"/>
+        </w:rPr>
+      </w:pPr>
+      <w:r>
+        <w:rPr>
+          <w:color w:val="2C2C2C"/>
+          <w:sz w:val="28"/>
+          <w:szCs w:val="28"/>
+        </w:rPr>
+        <w:t>Il server viene avviato dalla directory radice mediante:</w:t>
       </w:r>
     </w:p>
     <w:p>
@@ -43702,42 +43491,34 @@
           <w:szCs w:val="28"/>
           <w:lang w:val="en-GB"/>
         </w:rPr>
-        <w:t>java -jar theknife-client/target/clientTK.jar [host] [porta]</w:t>
-      </w:r>
-    </w:p>
-    <w:p>
-      <w:pPr>
-        <w:jc w:val="both"/>
-        <w:rPr>
-          <w:sz w:val="28"/>
-          <w:szCs w:val="28"/>
-        </w:rPr>
-      </w:pPr>
-      <w:r>
-        <w:rPr>
-          <w:color w:val="2C2C2C"/>
-          <w:sz w:val="28"/>
-          <w:szCs w:val="28"/>
-        </w:rPr>
-        <w:t>Anche in questo caso i parametri sono opzionali. Se non vengono specificati, il client utilizza come configurazione predefinita</w:t>
-      </w:r>
-      <w:r>
-        <w:rPr>
-          <w:color w:val="2C2C2C"/>
-          <w:sz w:val="28"/>
-          <w:szCs w:val="28"/>
-        </w:rPr>
-        <w:t xml:space="preserve"> </w:t>
-      </w:r>
-      <w:r>
-        <w:rPr>
-          <w:i/>
-          <w:iCs/>
-          <w:color w:val="2C2C2C"/>
-          <w:sz w:val="28"/>
-          <w:szCs w:val="28"/>
-        </w:rPr>
-        <w:t>localhost:9999</w:t>
+        <w:t>java -jar theknife-server/target/serverTK.jar [porta]</w:t>
+      </w:r>
+    </w:p>
+    <w:p>
+      <w:pPr>
+        <w:jc w:val="both"/>
+        <w:rPr>
+          <w:sz w:val="28"/>
+          <w:szCs w:val="28"/>
+        </w:rPr>
+      </w:pPr>
+      <w:r>
+        <w:rPr>
+          <w:color w:val="2C2C2C"/>
+          <w:sz w:val="28"/>
+          <w:szCs w:val="28"/>
+        </w:rPr>
+        <w:t xml:space="preserve">La porta di ascolto è un parametro opzionale. Se non viene specificata, viene utilizzata la porta predefinita </w:t>
+      </w:r>
+      <w:r>
+        <w:rPr>
+          <w:i/>
+          <w:iCs/>
+          <w:color w:val="2C2C2C"/>
+          <w:sz w:val="28"/>
+          <w:szCs w:val="28"/>
+        </w:rPr>
+        <w:t>9999</w:t>
       </w:r>
       <w:r>
         <w:rPr>
@@ -43762,35 +43543,70 @@
           <w:sz w:val="28"/>
           <w:szCs w:val="28"/>
         </w:rPr>
-        <w:t xml:space="preserve">Il client utilizza quindi </w:t>
-      </w:r>
-      <w:r>
-        <w:rPr>
-          <w:i/>
-          <w:iCs/>
-          <w:color w:val="2C2C2C"/>
-          <w:sz w:val="28"/>
-          <w:szCs w:val="28"/>
-        </w:rPr>
-        <w:t>localhost</w:t>
-      </w:r>
-      <w:r>
-        <w:rPr>
-          <w:color w:val="2C2C2C"/>
-          <w:sz w:val="28"/>
-          <w:szCs w:val="28"/>
-        </w:rPr>
-        <w:t xml:space="preserve"> come host del server e la porta </w:t>
-      </w:r>
-      <w:r>
-        <w:rPr>
-          <w:i/>
-          <w:iCs/>
-          <w:color w:val="2C2C2C"/>
-          <w:sz w:val="28"/>
-          <w:szCs w:val="28"/>
-        </w:rPr>
-        <w:t>9999</w:t>
+        <w:lastRenderedPageBreak/>
+        <w:t>Durante l</w:t>
+      </w:r>
+      <w:r>
+        <w:rPr>
+          <w:color w:val="2C2C2C"/>
+          <w:sz w:val="28"/>
+          <w:szCs w:val="28"/>
+        </w:rPr>
+        <w:t>’</w:t>
+      </w:r>
+      <w:r>
+        <w:rPr>
+          <w:color w:val="2C2C2C"/>
+          <w:sz w:val="28"/>
+          <w:szCs w:val="28"/>
+        </w:rPr>
+        <w:t xml:space="preserve">avvio, il server richiede i parametri necessari per la connessione alla base di dati, ossia </w:t>
+      </w:r>
+      <w:r>
+        <w:rPr>
+          <w:i/>
+          <w:iCs/>
+          <w:color w:val="2C2C2C"/>
+          <w:sz w:val="28"/>
+          <w:szCs w:val="28"/>
+        </w:rPr>
+        <w:t>host</w:t>
+      </w:r>
+      <w:r>
+        <w:rPr>
+          <w:color w:val="2C2C2C"/>
+          <w:sz w:val="28"/>
+          <w:szCs w:val="28"/>
+        </w:rPr>
+        <w:t xml:space="preserve">, </w:t>
+      </w:r>
+      <w:r>
+        <w:rPr>
+          <w:i/>
+          <w:iCs/>
+          <w:color w:val="2C2C2C"/>
+          <w:sz w:val="28"/>
+          <w:szCs w:val="28"/>
+        </w:rPr>
+        <w:t>username</w:t>
+      </w:r>
+      <w:r>
+        <w:rPr>
+          <w:color w:val="2C2C2C"/>
+          <w:sz w:val="28"/>
+          <w:szCs w:val="28"/>
+        </w:rPr>
+        <w:t xml:space="preserve"> e </w:t>
+      </w:r>
+      <w:r>
+        <w:rPr>
+          <w:i/>
+          <w:iCs/>
+          <w:color w:val="2C2C2C"/>
+          <w:sz w:val="28"/>
+          <w:szCs w:val="28"/>
+        </w:rPr>
+        <w:t>password</w:t>
       </w:r>
       <w:r>
         <w:rPr>
@@ -43800,28 +43616,6 @@
         </w:rPr>
         <w:t>.</w:t>
       </w:r>
-    </w:p>
-    <w:p>
-      <w:pPr>
-        <w:jc w:val="both"/>
-        <w:rPr>
-          <w:b/>
-          <w:bCs/>
-          <w:sz w:val="28"/>
-          <w:szCs w:val="28"/>
-        </w:rPr>
-      </w:pPr>
-    </w:p>
-    <w:p>
-      <w:pPr>
-        <w:jc w:val="both"/>
-        <w:rPr>
-          <w:b/>
-          <w:bCs/>
-          <w:sz w:val="28"/>
-          <w:szCs w:val="28"/>
-        </w:rPr>
-      </w:pPr>
     </w:p>
     <w:p>
       <w:pPr>
@@ -43844,65 +43638,40 @@
         </w:rPr>
       </w:pPr>
       <w:r>
-        <w:lastRenderedPageBreak/>
-        <w:t>Configurazione dell</w:t>
-      </w:r>
-      <w:r>
+        <w:t>Esecuzione del client</w:t>
+      </w:r>
+    </w:p>
+    <w:p>
+      <w:pPr>
+        <w:jc w:val="both"/>
+        <w:rPr>
+          <w:sz w:val="28"/>
+          <w:szCs w:val="28"/>
+        </w:rPr>
+      </w:pPr>
+      <w:r>
+        <w:rPr>
+          <w:color w:val="2C2C2C"/>
+          <w:sz w:val="28"/>
+          <w:szCs w:val="28"/>
+        </w:rPr>
+        <w:t>Dopo l</w:t>
+      </w:r>
+      <w:r>
+        <w:rPr>
+          <w:color w:val="2C2C2C"/>
+          <w:sz w:val="28"/>
+          <w:szCs w:val="28"/>
+        </w:rPr>
         <w:t>’</w:t>
       </w:r>
       <w:r>
-        <w:t>host e della porta</w:t>
-      </w:r>
-    </w:p>
-    <w:p>
-      <w:pPr>
-        <w:jc w:val="both"/>
-        <w:rPr>
-          <w:sz w:val="28"/>
-          <w:szCs w:val="28"/>
-        </w:rPr>
-      </w:pPr>
-      <w:r>
-        <w:rPr>
-          <w:color w:val="2C2C2C"/>
-          <w:sz w:val="28"/>
-          <w:szCs w:val="28"/>
-        </w:rPr>
-        <w:t>L</w:t>
-      </w:r>
-      <w:r>
-        <w:rPr>
-          <w:color w:val="2C2C2C"/>
-          <w:sz w:val="28"/>
-          <w:szCs w:val="28"/>
-        </w:rPr>
-        <w:t>’</w:t>
-      </w:r>
-      <w:r>
-        <w:rPr>
-          <w:color w:val="2C2C2C"/>
-          <w:sz w:val="28"/>
-          <w:szCs w:val="28"/>
-        </w:rPr>
-        <w:t xml:space="preserve">host e la porta predefiniti utilizzati per la comunicazione client-server sono definiti nel modulo </w:t>
-      </w:r>
-      <w:r>
-        <w:rPr>
-          <w:i/>
-          <w:iCs/>
-          <w:color w:val="2C2C2C"/>
-          <w:sz w:val="28"/>
-          <w:szCs w:val="28"/>
-        </w:rPr>
-        <w:t>theknife-common</w:t>
-      </w:r>
-      <w:r>
-        <w:rPr>
-          <w:color w:val="2C2C2C"/>
-          <w:sz w:val="28"/>
-          <w:szCs w:val="28"/>
-        </w:rPr>
-        <w:t>, nella classe:</w:t>
+        <w:rPr>
+          <w:color w:val="2C2C2C"/>
+          <w:sz w:val="28"/>
+          <w:szCs w:val="28"/>
+        </w:rPr>
+        <w:t>avvio del server, il client può essere eseguito mediante:</w:t>
       </w:r>
     </w:p>
     <w:p>
@@ -43919,6 +43688,233 @@
           <w:rFonts w:ascii="IBM Plex Mono" w:hAnsi="IBM Plex Mono" w:cs="Cascadia Mono ExtraLight"/>
           <w:sz w:val="28"/>
           <w:szCs w:val="28"/>
+          <w:lang w:val="en-GB"/>
+        </w:rPr>
+      </w:pPr>
+      <w:r>
+        <w:rPr>
+          <w:rFonts w:ascii="Consolas" w:hAnsi="Consolas" w:cs="Consolas"/>
+          <w:color w:val="2C2C2C"/>
+          <w:sz w:val="20"/>
+          <w:szCs w:val="28"/>
+          <w:lang w:val="en-GB"/>
+        </w:rPr>
+        <w:t>java -jar theknife-client/target/clientTK.jar [host] [porta]</w:t>
+      </w:r>
+    </w:p>
+    <w:p>
+      <w:pPr>
+        <w:jc w:val="both"/>
+        <w:rPr>
+          <w:sz w:val="28"/>
+          <w:szCs w:val="28"/>
+        </w:rPr>
+      </w:pPr>
+      <w:r>
+        <w:rPr>
+          <w:color w:val="2C2C2C"/>
+          <w:sz w:val="28"/>
+          <w:szCs w:val="28"/>
+        </w:rPr>
+        <w:t>Anche in questo caso i parametri sono opzionali. Se non vengono specificati, il client utilizza come configurazione predefinita</w:t>
+      </w:r>
+      <w:r>
+        <w:rPr>
+          <w:color w:val="2C2C2C"/>
+          <w:sz w:val="28"/>
+          <w:szCs w:val="28"/>
+        </w:rPr>
+        <w:t xml:space="preserve"> </w:t>
+      </w:r>
+      <w:r>
+        <w:rPr>
+          <w:i/>
+          <w:iCs/>
+          <w:color w:val="2C2C2C"/>
+          <w:sz w:val="28"/>
+          <w:szCs w:val="28"/>
+        </w:rPr>
+        <w:t>localhost:9999</w:t>
+      </w:r>
+      <w:r>
+        <w:rPr>
+          <w:color w:val="2C2C2C"/>
+          <w:sz w:val="28"/>
+          <w:szCs w:val="28"/>
+        </w:rPr>
+        <w:t>.</w:t>
+      </w:r>
+    </w:p>
+    <w:p>
+      <w:pPr>
+        <w:jc w:val="both"/>
+        <w:rPr>
+          <w:sz w:val="28"/>
+          <w:szCs w:val="28"/>
+        </w:rPr>
+      </w:pPr>
+      <w:r>
+        <w:rPr>
+          <w:color w:val="2C2C2C"/>
+          <w:sz w:val="28"/>
+          <w:szCs w:val="28"/>
+        </w:rPr>
+        <w:t xml:space="preserve">Il client utilizza quindi </w:t>
+      </w:r>
+      <w:r>
+        <w:rPr>
+          <w:i/>
+          <w:iCs/>
+          <w:color w:val="2C2C2C"/>
+          <w:sz w:val="28"/>
+          <w:szCs w:val="28"/>
+        </w:rPr>
+        <w:t>localhost</w:t>
+      </w:r>
+      <w:r>
+        <w:rPr>
+          <w:color w:val="2C2C2C"/>
+          <w:sz w:val="28"/>
+          <w:szCs w:val="28"/>
+        </w:rPr>
+        <w:t xml:space="preserve"> come host del server e la porta </w:t>
+      </w:r>
+      <w:r>
+        <w:rPr>
+          <w:i/>
+          <w:iCs/>
+          <w:color w:val="2C2C2C"/>
+          <w:sz w:val="28"/>
+          <w:szCs w:val="28"/>
+        </w:rPr>
+        <w:t>9999</w:t>
+      </w:r>
+      <w:r>
+        <w:rPr>
+          <w:color w:val="2C2C2C"/>
+          <w:sz w:val="28"/>
+          <w:szCs w:val="28"/>
+        </w:rPr>
+        <w:t>.</w:t>
+      </w:r>
+    </w:p>
+    <w:p>
+      <w:pPr>
+        <w:jc w:val="both"/>
+        <w:rPr>
+          <w:b/>
+          <w:bCs/>
+          <w:sz w:val="28"/>
+          <w:szCs w:val="28"/>
+        </w:rPr>
+      </w:pPr>
+    </w:p>
+    <w:p>
+      <w:pPr>
+        <w:jc w:val="both"/>
+        <w:rPr>
+          <w:b/>
+          <w:bCs/>
+          <w:sz w:val="28"/>
+          <w:szCs w:val="28"/>
+        </w:rPr>
+      </w:pPr>
+    </w:p>
+    <w:p>
+      <w:pPr>
+        <w:jc w:val="both"/>
+        <w:rPr>
+          <w:b/>
+          <w:bCs/>
+          <w:sz w:val="28"/>
+          <w:szCs w:val="28"/>
+        </w:rPr>
+      </w:pPr>
+    </w:p>
+    <w:p>
+      <w:pPr>
+        <w:pStyle w:val="Titolo3"/>
+        <w:rPr>
+          <w:bCs/>
+          <w:sz w:val="32"/>
+          <w:szCs w:val="32"/>
+        </w:rPr>
+      </w:pPr>
+      <w:r>
+        <w:t>Configurazione dell</w:t>
+      </w:r>
+      <w:r>
+        <w:t>’</w:t>
+      </w:r>
+      <w:r>
+        <w:t>host e della porta</w:t>
+      </w:r>
+    </w:p>
+    <w:p>
+      <w:pPr>
+        <w:jc w:val="both"/>
+        <w:rPr>
+          <w:sz w:val="28"/>
+          <w:szCs w:val="28"/>
+        </w:rPr>
+      </w:pPr>
+      <w:r>
+        <w:rPr>
+          <w:color w:val="2C2C2C"/>
+          <w:sz w:val="28"/>
+          <w:szCs w:val="28"/>
+        </w:rPr>
+        <w:t>L</w:t>
+      </w:r>
+      <w:r>
+        <w:rPr>
+          <w:color w:val="2C2C2C"/>
+          <w:sz w:val="28"/>
+          <w:szCs w:val="28"/>
+        </w:rPr>
+        <w:t>’</w:t>
+      </w:r>
+      <w:r>
+        <w:rPr>
+          <w:color w:val="2C2C2C"/>
+          <w:sz w:val="28"/>
+          <w:szCs w:val="28"/>
+        </w:rPr>
+        <w:t xml:space="preserve">host e la porta predefiniti utilizzati per la comunicazione client-server sono definiti nel modulo </w:t>
+      </w:r>
+      <w:r>
+        <w:rPr>
+          <w:i/>
+          <w:iCs/>
+          <w:color w:val="2C2C2C"/>
+          <w:sz w:val="28"/>
+          <w:szCs w:val="28"/>
+        </w:rPr>
+        <w:t>theknife-common</w:t>
+      </w:r>
+      <w:r>
+        <w:rPr>
+          <w:color w:val="2C2C2C"/>
+          <w:sz w:val="28"/>
+          <w:szCs w:val="28"/>
+        </w:rPr>
+        <w:t>, nella classe:</w:t>
+      </w:r>
+    </w:p>
+    <w:p>
+      <w:pPr>
+        <w:pBdr>
+          <w:top w:val="single" w:sz="18" w:space="6" w:color="FEF3E2"/>
+          <w:left w:val="single" w:sz="18" w:space="6" w:color="FA812F"/>
+          <w:bottom w:val="single" w:sz="18" w:space="6" w:color="FEF3E2"/>
+        </w:pBdr>
+        <w:shd w:val="clear" w:color="auto" w:fill="FEF3E2"/>
+        <w:spacing w:before="40" w:after="40" w:line="240" w:lineRule="auto"/>
+        <w:ind w:left="240"/>
+        <w:rPr>
+          <w:rFonts w:ascii="IBM Plex Mono" w:hAnsi="IBM Plex Mono" w:cs="Cascadia Mono ExtraLight"/>
+          <w:sz w:val="28"/>
+          <w:szCs w:val="28"/>
         </w:rPr>
       </w:pPr>
       <w:r>
@@ -44414,7 +44410,7 @@
           <w:sz w:val="28"/>
           <w:szCs w:val="28"/>
         </w:rPr>
-        <w:t>Progettazione/1_Doc. Conclusi/Database/</w:t>
+        <w:t>Progettazione/Database/</w:t>
       </w:r>
       <w:r>
         <w:rPr>
@@ -50168,7 +50164,7 @@
         <w:noProof/>
       </w:rPr>
       <w:drawing>
-        <wp:inline distT="0" distB="0" distL="0" distR="0" wp14:anchorId="2037D2C2" wp14:editId="189D29A8">
+        <wp:inline distT="0" distB="0" distL="0" distR="0" wp14:anchorId="0C3E50BA" wp14:editId="4DABB939">
           <wp:extent cx="206814" cy="203200"/>
           <wp:effectExtent l="0" t="0" r="0" b="0"/>
           <wp:docPr id="1" name="Picture 1"/>

--- a/Progettazione/Manuale tecnico.docx
+++ b/Progettazione/Manuale tecnico.docx
@@ -42948,15 +42948,15 @@
           <w:rFonts w:ascii="Consolas" w:hAnsi="Consolas"/>
           <w:sz w:val="20"/>
         </w:rPr>
-        <w:t>mvn initialize -Pdb-setup -Ddb.admin.user=&lt;utente admin PostgreSQL&gt; -Ddb.admin.password=&lt;password&gt;</w:t>
-      </w:r>
-    </w:p>
-    <w:p>
-      <w:r>
-        <w:rPr>
-          <w:sz w:val="28"/>
-        </w:rPr>
-        <w:t>Il comando crea il ruolo applicativo tk_app, il database dbTK, le tabelle e carica il dataset del docente, eseguendo nell'ordine gli script Role.sql, Schema.sql e Data.sql, descritti sotto. L'utente admin deve poter creare ruoli e database (es. l'utente “postgres” creato dall'installazione di PostgreSQL). Se PostgreSQL non è in ascolto su localhost:5432, aggiungere -Ddb.host=&lt;host&gt; e/o -Ddb.port=&lt;porta&gt;.</w:t>
+        <w:t>mvn initialize -Pdb-setup -Ddb.admin.user=postgres -Ddb.admin.password=miapassword</w:t>
+      </w:r>
+    </w:p>
+    <w:p>
+      <w:r>
+        <w:rPr>
+          <w:sz w:val="28"/>
+        </w:rPr>
+        <w:t>Il comando crea il ruolo applicativo tk_app, il database dbTK, le tabelle e carica il dataset del docente, eseguendo nell'ordine gli script Role.sql, Schema.sql e Data.sql, descritti sotto. postgres e miapassword vanno sostituiti con utente e password reali di un amministratore PostgreSQL (i valori dell'esempio non vanno copiati così come sono). Se PostgreSQL non è in ascolto su localhost:5432, aggiungere al comando -Ddb.host=NOMEHOST e/o -Ddb.port=NUMEROPORTA, sempre con i valori reali al posto dei segnaposto.</w:t>
       </w:r>
     </w:p>
     <w:p>

--- a/Progettazione/Manuale tecnico.docx
+++ b/Progettazione/Manuale tecnico.docx
@@ -27,7 +27,7 @@
             <mc:AlternateContent>
               <mc:Choice Requires="wps">
                 <w:drawing>
-                  <wp:anchor distT="0" distB="0" distL="114300" distR="114300" simplePos="0" relativeHeight="251664384" behindDoc="0" locked="0" layoutInCell="1" allowOverlap="1" wp14:anchorId="46408A86" wp14:editId="350F1730">
+                  <wp:anchor distT="0" distB="0" distL="114300" distR="114300" simplePos="0" relativeHeight="251664384" behindDoc="0" locked="0" layoutInCell="1" allowOverlap="1" wp14:anchorId="50ABB234" wp14:editId="65E04CA1">
                     <wp:simplePos x="0" y="0"/>
                     <wp:positionH relativeFrom="column">
                       <wp:posOffset>5040630</wp:posOffset>
@@ -108,7 +108,7 @@
             <mc:AlternateContent>
               <mc:Choice Requires="wps">
                 <w:drawing>
-                  <wp:anchor distT="0" distB="0" distL="114300" distR="114300" simplePos="0" relativeHeight="251662336" behindDoc="0" locked="0" layoutInCell="1" allowOverlap="1" wp14:anchorId="1EF9647B" wp14:editId="60908691">
+                  <wp:anchor distT="0" distB="0" distL="114300" distR="114300" simplePos="0" relativeHeight="251662336" behindDoc="0" locked="0" layoutInCell="1" allowOverlap="1" wp14:anchorId="68E8B139" wp14:editId="41E3D7C2">
                     <wp:simplePos x="0" y="0"/>
                     <wp:positionH relativeFrom="margin">
                       <wp:align>left</wp:align>
@@ -176,7 +176,7 @@
                                   </w:sdtPr>
                                   <w:sdtContent>
                                     <w:r>
-                                      <w:t>Università degli studi dell</w:t>
+                                      <w:t>Università degli Studi dell</w:t>
                                     </w:r>
                                     <w:r>
                                       <w:t>’</w:t>
@@ -262,7 +262,7 @@
                             </w:sdtPr>
                             <w:sdtContent>
                               <w:r>
-                                <w:t>Università degli studi dell</w:t>
+                                <w:t>Università degli Studi dell</w:t>
                               </w:r>
                               <w:r>
                                 <w:t>’</w:t>
@@ -319,7 +319,7 @@
             <mc:AlternateContent>
               <mc:Choice Requires="wps">
                 <w:drawing>
-                  <wp:anchor distT="0" distB="0" distL="114300" distR="114300" simplePos="0" relativeHeight="251661312" behindDoc="0" locked="0" layoutInCell="1" allowOverlap="1" wp14:anchorId="2387583F" wp14:editId="1A512E20">
+                  <wp:anchor distT="0" distB="0" distL="114300" distR="114300" simplePos="0" relativeHeight="251661312" behindDoc="0" locked="0" layoutInCell="1" allowOverlap="1" wp14:anchorId="5CD91793" wp14:editId="0F6A440A">
                     <wp:simplePos x="0" y="0"/>
                     <wp:positionH relativeFrom="page">
                       <wp:posOffset>251460</wp:posOffset>
@@ -724,7 +724,7 @@
             <mc:AlternateContent>
               <mc:Choice Requires="wps">
                 <w:drawing>
-                  <wp:anchor distT="0" distB="0" distL="114300" distR="114300" simplePos="0" relativeHeight="251663360" behindDoc="0" locked="0" layoutInCell="1" allowOverlap="1" wp14:anchorId="37632ECF" wp14:editId="730782FA">
+                  <wp:anchor distT="0" distB="0" distL="114300" distR="114300" simplePos="0" relativeHeight="251663360" behindDoc="0" locked="0" layoutInCell="1" allowOverlap="1" wp14:anchorId="7AC0DABE" wp14:editId="5394A42E">
                     <wp:simplePos x="0" y="0"/>
                     <wp:positionH relativeFrom="column">
                       <wp:posOffset>4865370</wp:posOffset>
@@ -801,7 +801,7 @@
             <mc:AlternateContent>
               <mc:Choice Requires="wpg">
                 <w:drawing>
-                  <wp:anchor distT="0" distB="0" distL="114300" distR="114300" simplePos="0" relativeHeight="251659264" behindDoc="1" locked="0" layoutInCell="1" allowOverlap="1" wp14:anchorId="0238B17A" wp14:editId="53FD4426">
+                  <wp:anchor distT="0" distB="0" distL="114300" distR="114300" simplePos="0" relativeHeight="251659264" behindDoc="1" locked="0" layoutInCell="1" allowOverlap="1" wp14:anchorId="086B6DFA" wp14:editId="1C66CD90">
                     <wp:simplePos x="0" y="0"/>
                     <wp:positionH relativeFrom="margin">
                       <wp:align>center</wp:align>
@@ -960,7 +960,7 @@
                                       <w:noProof/>
                                     </w:rPr>
                                     <w:drawing>
-                                      <wp:inline distT="0" distB="0" distL="0" distR="0" wp14:anchorId="4AEAA1F7" wp14:editId="26544FDB">
+                                      <wp:inline distT="0" distB="0" distL="0" distR="0" wp14:anchorId="4CE02C6E" wp14:editId="4F155AA4">
                                         <wp:extent cx="1188720" cy="1167946"/>
                                         <wp:effectExtent l="0" t="0" r="0" b="0"/>
                                         <wp:docPr id="900" name="Logo TheKnife"/>
@@ -1024,23 +1024,7 @@
                                           <w:sz w:val="144"/>
                                           <w:szCs w:val="144"/>
                                         </w:rPr>
-                                        <w:t>The</w:t>
-                                      </w:r>
-                                      <w:r>
-                                        <w:rPr>
-                                          <w:color w:val="FFFFFF" w:themeColor="background1"/>
-                                          <w:sz w:val="144"/>
-                                          <w:szCs w:val="144"/>
-                                        </w:rPr>
-                                        <w:t xml:space="preserve"> </w:t>
-                                      </w:r>
-                                      <w:r>
-                                        <w:rPr>
-                                          <w:color w:val="FFFFFF" w:themeColor="background1"/>
-                                          <w:sz w:val="144"/>
-                                          <w:szCs w:val="144"/>
-                                        </w:rPr>
-                                        <w:t>Knife</w:t>
+                                        <w:t>TheKnife</w:t>
                                       </w:r>
                                     </w:sdtContent>
                                   </w:sdt>
@@ -1215,7 +1199,7 @@
                                     <w:sz w:val="144"/>
                                     <w:szCs w:val="144"/>
                                   </w:rPr>
-                                  <w:t xml:space="preserve"> </w:t>
+                                  <w:t xml:space="preserve"/>
                                 </w:r>
                                 <w:r>
                                   <w:rPr>
@@ -1288,19 +1272,33 @@
         </w:rPr>
       </w:pPr>
       <w:r>
+        <w:rPr>
+          <w:sz w:val="24"/>
+          <w:szCs w:val="24"/>
+        </w:rPr>
         <w:fldChar w:fldCharType="begin"/>
       </w:r>
       <w:r>
+        <w:rPr>
+          <w:sz w:val="24"/>
+          <w:szCs w:val="24"/>
+        </w:rPr>
         <w:instrText>TOC \o "1-2" \h \z \u</w:instrText>
       </w:r>
       <w:r>
+        <w:rPr>
+          <w:sz w:val="24"/>
+          <w:szCs w:val="24"/>
+        </w:rPr>
         <w:fldChar w:fldCharType="separate"/>
       </w:r>
-      <w:hyperlink w:anchor="_Toc238817043" w:history="1">
+      <w:hyperlink w:anchor="_Toc238912611" w:history="1">
         <w:r>
           <w:rPr>
             <w:rStyle w:val="Collegamentoipertestuale"/>
             <w:noProof/>
+            <w:sz w:val="24"/>
+            <w:szCs w:val="24"/>
           </w:rPr>
           <w:t>1. Introduzione</w:t>
         </w:r>
@@ -1308,6 +1306,8 @@
           <w:rPr>
             <w:noProof/>
             <w:webHidden/>
+            <w:sz w:val="24"/>
+            <w:szCs w:val="24"/>
           </w:rPr>
           <w:tab/>
         </w:r>
@@ -1315,6 +1315,8 @@
           <w:rPr>
             <w:noProof/>
             <w:webHidden/>
+            <w:sz w:val="24"/>
+            <w:szCs w:val="24"/>
           </w:rPr>
           <w:fldChar w:fldCharType="begin"/>
         </w:r>
@@ -1322,19 +1324,25 @@
           <w:rPr>
             <w:noProof/>
             <w:webHidden/>
+            <w:sz w:val="24"/>
+            <w:szCs w:val="24"/>
           </w:rPr>
-          <w:instrText xml:space="preserve"> PAGEREF _Toc238817043 \h </w:instrText>
+          <w:instrText xml:space="preserve"> PAGEREF _Toc238912611 \h </w:instrText>
         </w:r>
         <w:r>
           <w:rPr>
             <w:noProof/>
             <w:webHidden/>
+            <w:sz w:val="24"/>
+            <w:szCs w:val="24"/>
           </w:rPr>
         </w:r>
         <w:r>
           <w:rPr>
             <w:noProof/>
             <w:webHidden/>
+            <w:sz w:val="24"/>
+            <w:szCs w:val="24"/>
           </w:rPr>
           <w:fldChar w:fldCharType="separate"/>
         </w:r>
@@ -1342,6 +1350,8 @@
           <w:rPr>
             <w:noProof/>
             <w:webHidden/>
+            <w:sz w:val="24"/>
+            <w:szCs w:val="24"/>
           </w:rPr>
           <w:t>2</w:t>
         </w:r>
@@ -1349,6 +1359,8 @@
           <w:rPr>
             <w:noProof/>
             <w:webHidden/>
+            <w:sz w:val="24"/>
+            <w:szCs w:val="24"/>
           </w:rPr>
           <w:fldChar w:fldCharType="end"/>
         </w:r>
@@ -1369,11 +1381,13 @@
           <w14:ligatures w14:val="standardContextual"/>
         </w:rPr>
       </w:pPr>
-      <w:hyperlink w:anchor="_Toc238817044" w:history="1">
+      <w:hyperlink w:anchor="_Toc238912612" w:history="1">
         <w:r>
           <w:rPr>
             <w:rStyle w:val="Collegamentoipertestuale"/>
             <w:noProof/>
+            <w:sz w:val="24"/>
+            <w:szCs w:val="24"/>
           </w:rPr>
           <w:t>2. Librerie esterne</w:t>
         </w:r>
@@ -1381,6 +1395,8 @@
           <w:rPr>
             <w:noProof/>
             <w:webHidden/>
+            <w:sz w:val="24"/>
+            <w:szCs w:val="24"/>
           </w:rPr>
           <w:tab/>
         </w:r>
@@ -1388,6 +1404,8 @@
           <w:rPr>
             <w:noProof/>
             <w:webHidden/>
+            <w:sz w:val="24"/>
+            <w:szCs w:val="24"/>
           </w:rPr>
           <w:fldChar w:fldCharType="begin"/>
         </w:r>
@@ -1395,19 +1413,25 @@
           <w:rPr>
             <w:noProof/>
             <w:webHidden/>
+            <w:sz w:val="24"/>
+            <w:szCs w:val="24"/>
           </w:rPr>
-          <w:instrText xml:space="preserve"> PAGEREF _Toc238817044 \h </w:instrText>
+          <w:instrText xml:space="preserve"> PAGEREF _Toc238912612 \h </w:instrText>
         </w:r>
         <w:r>
           <w:rPr>
             <w:noProof/>
             <w:webHidden/>
+            <w:sz w:val="24"/>
+            <w:szCs w:val="24"/>
           </w:rPr>
         </w:r>
         <w:r>
           <w:rPr>
             <w:noProof/>
             <w:webHidden/>
+            <w:sz w:val="24"/>
+            <w:szCs w:val="24"/>
           </w:rPr>
           <w:fldChar w:fldCharType="separate"/>
         </w:r>
@@ -1415,6 +1439,8 @@
           <w:rPr>
             <w:noProof/>
             <w:webHidden/>
+            <w:sz w:val="24"/>
+            <w:szCs w:val="24"/>
           </w:rPr>
           <w:t>3</w:t>
         </w:r>
@@ -1422,6 +1448,8 @@
           <w:rPr>
             <w:noProof/>
             <w:webHidden/>
+            <w:sz w:val="24"/>
+            <w:szCs w:val="24"/>
           </w:rPr>
           <w:fldChar w:fldCharType="end"/>
         </w:r>
@@ -1442,11 +1470,13 @@
           <w14:ligatures w14:val="standardContextual"/>
         </w:rPr>
       </w:pPr>
-      <w:hyperlink w:anchor="_Toc238817045" w:history="1">
+      <w:hyperlink w:anchor="_Toc238912613" w:history="1">
         <w:r>
           <w:rPr>
             <w:rStyle w:val="Collegamentoipertestuale"/>
             <w:noProof/>
+            <w:sz w:val="24"/>
+            <w:szCs w:val="24"/>
           </w:rPr>
           <w:t>3. Architettura del sistema</w:t>
         </w:r>
@@ -1454,6 +1484,8 @@
           <w:rPr>
             <w:noProof/>
             <w:webHidden/>
+            <w:sz w:val="24"/>
+            <w:szCs w:val="24"/>
           </w:rPr>
           <w:tab/>
         </w:r>
@@ -1461,6 +1493,8 @@
           <w:rPr>
             <w:noProof/>
             <w:webHidden/>
+            <w:sz w:val="24"/>
+            <w:szCs w:val="24"/>
           </w:rPr>
           <w:fldChar w:fldCharType="begin"/>
         </w:r>
@@ -1468,19 +1502,25 @@
           <w:rPr>
             <w:noProof/>
             <w:webHidden/>
+            <w:sz w:val="24"/>
+            <w:szCs w:val="24"/>
           </w:rPr>
-          <w:instrText xml:space="preserve"> PAGEREF _Toc238817045 \h </w:instrText>
+          <w:instrText xml:space="preserve"> PAGEREF _Toc238912613 \h </w:instrText>
         </w:r>
         <w:r>
           <w:rPr>
             <w:noProof/>
             <w:webHidden/>
+            <w:sz w:val="24"/>
+            <w:szCs w:val="24"/>
           </w:rPr>
         </w:r>
         <w:r>
           <w:rPr>
             <w:noProof/>
             <w:webHidden/>
+            <w:sz w:val="24"/>
+            <w:szCs w:val="24"/>
           </w:rPr>
           <w:fldChar w:fldCharType="separate"/>
         </w:r>
@@ -1488,6 +1528,8 @@
           <w:rPr>
             <w:noProof/>
             <w:webHidden/>
+            <w:sz w:val="24"/>
+            <w:szCs w:val="24"/>
           </w:rPr>
           <w:t>5</w:t>
         </w:r>
@@ -1495,6 +1537,8 @@
           <w:rPr>
             <w:noProof/>
             <w:webHidden/>
+            <w:sz w:val="24"/>
+            <w:szCs w:val="24"/>
           </w:rPr>
           <w:fldChar w:fldCharType="end"/>
         </w:r>
@@ -1515,11 +1559,13 @@
           <w14:ligatures w14:val="standardContextual"/>
         </w:rPr>
       </w:pPr>
-      <w:hyperlink w:anchor="_Toc238817046" w:history="1">
+      <w:hyperlink w:anchor="_Toc238912614" w:history="1">
         <w:r>
           <w:rPr>
             <w:rStyle w:val="Collegamentoipertestuale"/>
             <w:noProof/>
+            <w:sz w:val="24"/>
+            <w:szCs w:val="24"/>
           </w:rPr>
           <w:t>3.1 Architettura generale</w:t>
         </w:r>
@@ -1527,6 +1573,8 @@
           <w:rPr>
             <w:noProof/>
             <w:webHidden/>
+            <w:sz w:val="24"/>
+            <w:szCs w:val="24"/>
           </w:rPr>
           <w:tab/>
         </w:r>
@@ -1534,6 +1582,8 @@
           <w:rPr>
             <w:noProof/>
             <w:webHidden/>
+            <w:sz w:val="24"/>
+            <w:szCs w:val="24"/>
           </w:rPr>
           <w:fldChar w:fldCharType="begin"/>
         </w:r>
@@ -1541,19 +1591,25 @@
           <w:rPr>
             <w:noProof/>
             <w:webHidden/>
+            <w:sz w:val="24"/>
+            <w:szCs w:val="24"/>
           </w:rPr>
-          <w:instrText xml:space="preserve"> PAGEREF _Toc238817046 \h </w:instrText>
+          <w:instrText xml:space="preserve"> PAGEREF _Toc238912614 \h </w:instrText>
         </w:r>
         <w:r>
           <w:rPr>
             <w:noProof/>
             <w:webHidden/>
+            <w:sz w:val="24"/>
+            <w:szCs w:val="24"/>
           </w:rPr>
         </w:r>
         <w:r>
           <w:rPr>
             <w:noProof/>
             <w:webHidden/>
+            <w:sz w:val="24"/>
+            <w:szCs w:val="24"/>
           </w:rPr>
           <w:fldChar w:fldCharType="separate"/>
         </w:r>
@@ -1561,6 +1617,8 @@
           <w:rPr>
             <w:noProof/>
             <w:webHidden/>
+            <w:sz w:val="24"/>
+            <w:szCs w:val="24"/>
           </w:rPr>
           <w:t>5</w:t>
         </w:r>
@@ -1568,6 +1626,8 @@
           <w:rPr>
             <w:noProof/>
             <w:webHidden/>
+            <w:sz w:val="24"/>
+            <w:szCs w:val="24"/>
           </w:rPr>
           <w:fldChar w:fldCharType="end"/>
         </w:r>
@@ -1588,11 +1648,13 @@
           <w14:ligatures w14:val="standardContextual"/>
         </w:rPr>
       </w:pPr>
-      <w:hyperlink w:anchor="_Toc238817047" w:history="1">
+      <w:hyperlink w:anchor="_Toc238912615" w:history="1">
         <w:r>
           <w:rPr>
             <w:rStyle w:val="Collegamentoipertestuale"/>
             <w:noProof/>
+            <w:sz w:val="24"/>
+            <w:szCs w:val="24"/>
           </w:rPr>
           <w:t>3.2 Struttura dei moduli</w:t>
         </w:r>
@@ -1600,6 +1662,8 @@
           <w:rPr>
             <w:noProof/>
             <w:webHidden/>
+            <w:sz w:val="24"/>
+            <w:szCs w:val="24"/>
           </w:rPr>
           <w:tab/>
         </w:r>
@@ -1607,6 +1671,8 @@
           <w:rPr>
             <w:noProof/>
             <w:webHidden/>
+            <w:sz w:val="24"/>
+            <w:szCs w:val="24"/>
           </w:rPr>
           <w:fldChar w:fldCharType="begin"/>
         </w:r>
@@ -1614,19 +1680,25 @@
           <w:rPr>
             <w:noProof/>
             <w:webHidden/>
+            <w:sz w:val="24"/>
+            <w:szCs w:val="24"/>
           </w:rPr>
-          <w:instrText xml:space="preserve"> PAGEREF _Toc238817047 \h </w:instrText>
+          <w:instrText xml:space="preserve"> PAGEREF _Toc238912615 \h </w:instrText>
         </w:r>
         <w:r>
           <w:rPr>
             <w:noProof/>
             <w:webHidden/>
+            <w:sz w:val="24"/>
+            <w:szCs w:val="24"/>
           </w:rPr>
         </w:r>
         <w:r>
           <w:rPr>
             <w:noProof/>
             <w:webHidden/>
+            <w:sz w:val="24"/>
+            <w:szCs w:val="24"/>
           </w:rPr>
           <w:fldChar w:fldCharType="separate"/>
         </w:r>
@@ -1634,6 +1706,8 @@
           <w:rPr>
             <w:noProof/>
             <w:webHidden/>
+            <w:sz w:val="24"/>
+            <w:szCs w:val="24"/>
           </w:rPr>
           <w:t>7</w:t>
         </w:r>
@@ -1641,6 +1715,8 @@
           <w:rPr>
             <w:noProof/>
             <w:webHidden/>
+            <w:sz w:val="24"/>
+            <w:szCs w:val="24"/>
           </w:rPr>
           <w:fldChar w:fldCharType="end"/>
         </w:r>
@@ -1661,11 +1737,13 @@
           <w14:ligatures w14:val="standardContextual"/>
         </w:rPr>
       </w:pPr>
-      <w:hyperlink w:anchor="_Toc238817048" w:history="1">
+      <w:hyperlink w:anchor="_Toc238912616" w:history="1">
         <w:r>
           <w:rPr>
             <w:rStyle w:val="Collegamentoipertestuale"/>
             <w:noProof/>
+            <w:sz w:val="24"/>
+            <w:szCs w:val="24"/>
           </w:rPr>
           <w:t>4. Progettazione del software</w:t>
         </w:r>
@@ -1673,6 +1751,8 @@
           <w:rPr>
             <w:noProof/>
             <w:webHidden/>
+            <w:sz w:val="24"/>
+            <w:szCs w:val="24"/>
           </w:rPr>
           <w:tab/>
         </w:r>
@@ -1680,6 +1760,8 @@
           <w:rPr>
             <w:noProof/>
             <w:webHidden/>
+            <w:sz w:val="24"/>
+            <w:szCs w:val="24"/>
           </w:rPr>
           <w:fldChar w:fldCharType="begin"/>
         </w:r>
@@ -1687,19 +1769,25 @@
           <w:rPr>
             <w:noProof/>
             <w:webHidden/>
+            <w:sz w:val="24"/>
+            <w:szCs w:val="24"/>
           </w:rPr>
-          <w:instrText xml:space="preserve"> PAGEREF _Toc238817048 \h </w:instrText>
+          <w:instrText xml:space="preserve"> PAGEREF _Toc238912616 \h </w:instrText>
         </w:r>
         <w:r>
           <w:rPr>
             <w:noProof/>
             <w:webHidden/>
+            <w:sz w:val="24"/>
+            <w:szCs w:val="24"/>
           </w:rPr>
         </w:r>
         <w:r>
           <w:rPr>
             <w:noProof/>
             <w:webHidden/>
+            <w:sz w:val="24"/>
+            <w:szCs w:val="24"/>
           </w:rPr>
           <w:fldChar w:fldCharType="separate"/>
         </w:r>
@@ -1707,6 +1795,8 @@
           <w:rPr>
             <w:noProof/>
             <w:webHidden/>
+            <w:sz w:val="24"/>
+            <w:szCs w:val="24"/>
           </w:rPr>
           <w:t>11</w:t>
         </w:r>
@@ -1714,6 +1804,8 @@
           <w:rPr>
             <w:noProof/>
             <w:webHidden/>
+            <w:sz w:val="24"/>
+            <w:szCs w:val="24"/>
           </w:rPr>
           <w:fldChar w:fldCharType="end"/>
         </w:r>
@@ -1734,11 +1826,13 @@
           <w14:ligatures w14:val="standardContextual"/>
         </w:rPr>
       </w:pPr>
-      <w:hyperlink w:anchor="_Toc238817049" w:history="1">
+      <w:hyperlink w:anchor="_Toc238912617" w:history="1">
         <w:r>
           <w:rPr>
             <w:rStyle w:val="Collegamentoipertestuale"/>
             <w:noProof/>
+            <w:sz w:val="24"/>
+            <w:szCs w:val="24"/>
           </w:rPr>
           <w:t>4.1 Comunicazione client-server</w:t>
         </w:r>
@@ -1746,6 +1840,8 @@
           <w:rPr>
             <w:noProof/>
             <w:webHidden/>
+            <w:sz w:val="24"/>
+            <w:szCs w:val="24"/>
           </w:rPr>
           <w:tab/>
         </w:r>
@@ -1753,6 +1849,8 @@
           <w:rPr>
             <w:noProof/>
             <w:webHidden/>
+            <w:sz w:val="24"/>
+            <w:szCs w:val="24"/>
           </w:rPr>
           <w:fldChar w:fldCharType="begin"/>
         </w:r>
@@ -1760,19 +1858,25 @@
           <w:rPr>
             <w:noProof/>
             <w:webHidden/>
+            <w:sz w:val="24"/>
+            <w:szCs w:val="24"/>
           </w:rPr>
-          <w:instrText xml:space="preserve"> PAGEREF _Toc238817049 \h </w:instrText>
+          <w:instrText xml:space="preserve"> PAGEREF _Toc238912617 \h </w:instrText>
         </w:r>
         <w:r>
           <w:rPr>
             <w:noProof/>
             <w:webHidden/>
+            <w:sz w:val="24"/>
+            <w:szCs w:val="24"/>
           </w:rPr>
         </w:r>
         <w:r>
           <w:rPr>
             <w:noProof/>
             <w:webHidden/>
+            <w:sz w:val="24"/>
+            <w:szCs w:val="24"/>
           </w:rPr>
           <w:fldChar w:fldCharType="separate"/>
         </w:r>
@@ -1780,6 +1884,8 @@
           <w:rPr>
             <w:noProof/>
             <w:webHidden/>
+            <w:sz w:val="24"/>
+            <w:szCs w:val="24"/>
           </w:rPr>
           <w:t>11</w:t>
         </w:r>
@@ -1787,6 +1893,8 @@
           <w:rPr>
             <w:noProof/>
             <w:webHidden/>
+            <w:sz w:val="24"/>
+            <w:szCs w:val="24"/>
           </w:rPr>
           <w:fldChar w:fldCharType="end"/>
         </w:r>
@@ -1807,11 +1915,13 @@
           <w14:ligatures w14:val="standardContextual"/>
         </w:rPr>
       </w:pPr>
-      <w:hyperlink w:anchor="_Toc238817050" w:history="1">
+      <w:hyperlink w:anchor="_Toc238912618" w:history="1">
         <w:r>
           <w:rPr>
             <w:rStyle w:val="Collegamentoipertestuale"/>
             <w:noProof/>
+            <w:sz w:val="24"/>
+            <w:szCs w:val="24"/>
           </w:rPr>
           <w:t>4.2 Protocollo Request/Response</w:t>
         </w:r>
@@ -1819,6 +1929,8 @@
           <w:rPr>
             <w:noProof/>
             <w:webHidden/>
+            <w:sz w:val="24"/>
+            <w:szCs w:val="24"/>
           </w:rPr>
           <w:tab/>
         </w:r>
@@ -1826,6 +1938,8 @@
           <w:rPr>
             <w:noProof/>
             <w:webHidden/>
+            <w:sz w:val="24"/>
+            <w:szCs w:val="24"/>
           </w:rPr>
           <w:fldChar w:fldCharType="begin"/>
         </w:r>
@@ -1833,19 +1947,25 @@
           <w:rPr>
             <w:noProof/>
             <w:webHidden/>
+            <w:sz w:val="24"/>
+            <w:szCs w:val="24"/>
           </w:rPr>
-          <w:instrText xml:space="preserve"> PAGEREF _Toc238817050 \h </w:instrText>
+          <w:instrText xml:space="preserve"> PAGEREF _Toc238912618 \h </w:instrText>
         </w:r>
         <w:r>
           <w:rPr>
             <w:noProof/>
             <w:webHidden/>
+            <w:sz w:val="24"/>
+            <w:szCs w:val="24"/>
           </w:rPr>
         </w:r>
         <w:r>
           <w:rPr>
             <w:noProof/>
             <w:webHidden/>
+            <w:sz w:val="24"/>
+            <w:szCs w:val="24"/>
           </w:rPr>
           <w:fldChar w:fldCharType="separate"/>
         </w:r>
@@ -1853,6 +1973,8 @@
           <w:rPr>
             <w:noProof/>
             <w:webHidden/>
+            <w:sz w:val="24"/>
+            <w:szCs w:val="24"/>
           </w:rPr>
           <w:t>12</w:t>
         </w:r>
@@ -1860,6 +1982,8 @@
           <w:rPr>
             <w:noProof/>
             <w:webHidden/>
+            <w:sz w:val="24"/>
+            <w:szCs w:val="24"/>
           </w:rPr>
           <w:fldChar w:fldCharType="end"/>
         </w:r>
@@ -1880,11 +2004,13 @@
           <w14:ligatures w14:val="standardContextual"/>
         </w:rPr>
       </w:pPr>
-      <w:hyperlink w:anchor="_Toc238817051" w:history="1">
+      <w:hyperlink w:anchor="_Toc238912619" w:history="1">
         <w:r>
           <w:rPr>
             <w:rStyle w:val="Collegamentoipertestuale"/>
             <w:noProof/>
+            <w:sz w:val="24"/>
+            <w:szCs w:val="24"/>
           </w:rPr>
           <w:t>4.3 Gestione dei comandi</w:t>
         </w:r>
@@ -1892,6 +2018,8 @@
           <w:rPr>
             <w:noProof/>
             <w:webHidden/>
+            <w:sz w:val="24"/>
+            <w:szCs w:val="24"/>
           </w:rPr>
           <w:tab/>
         </w:r>
@@ -1899,6 +2027,8 @@
           <w:rPr>
             <w:noProof/>
             <w:webHidden/>
+            <w:sz w:val="24"/>
+            <w:szCs w:val="24"/>
           </w:rPr>
           <w:fldChar w:fldCharType="begin"/>
         </w:r>
@@ -1906,19 +2036,25 @@
           <w:rPr>
             <w:noProof/>
             <w:webHidden/>
+            <w:sz w:val="24"/>
+            <w:szCs w:val="24"/>
           </w:rPr>
-          <w:instrText xml:space="preserve"> PAGEREF _Toc238817051 \h </w:instrText>
+          <w:instrText xml:space="preserve"> PAGEREF _Toc238912619 \h </w:instrText>
         </w:r>
         <w:r>
           <w:rPr>
             <w:noProof/>
             <w:webHidden/>
+            <w:sz w:val="24"/>
+            <w:szCs w:val="24"/>
           </w:rPr>
         </w:r>
         <w:r>
           <w:rPr>
             <w:noProof/>
             <w:webHidden/>
+            <w:sz w:val="24"/>
+            <w:szCs w:val="24"/>
           </w:rPr>
           <w:fldChar w:fldCharType="separate"/>
         </w:r>
@@ -1926,6 +2062,8 @@
           <w:rPr>
             <w:noProof/>
             <w:webHidden/>
+            <w:sz w:val="24"/>
+            <w:szCs w:val="24"/>
           </w:rPr>
           <w:t>13</w:t>
         </w:r>
@@ -1933,6 +2071,8 @@
           <w:rPr>
             <w:noProof/>
             <w:webHidden/>
+            <w:sz w:val="24"/>
+            <w:szCs w:val="24"/>
           </w:rPr>
           <w:fldChar w:fldCharType="end"/>
         </w:r>
@@ -1953,11 +2093,13 @@
           <w14:ligatures w14:val="standardContextual"/>
         </w:rPr>
       </w:pPr>
-      <w:hyperlink w:anchor="_Toc238817052" w:history="1">
+      <w:hyperlink w:anchor="_Toc238912620" w:history="1">
         <w:r>
           <w:rPr>
             <w:rStyle w:val="Collegamentoipertestuale"/>
             <w:noProof/>
+            <w:sz w:val="24"/>
+            <w:szCs w:val="24"/>
           </w:rPr>
           <w:t>4.4 Gestione delle sessioni</w:t>
         </w:r>
@@ -1965,6 +2107,8 @@
           <w:rPr>
             <w:noProof/>
             <w:webHidden/>
+            <w:sz w:val="24"/>
+            <w:szCs w:val="24"/>
           </w:rPr>
           <w:tab/>
         </w:r>
@@ -1972,6 +2116,8 @@
           <w:rPr>
             <w:noProof/>
             <w:webHidden/>
+            <w:sz w:val="24"/>
+            <w:szCs w:val="24"/>
           </w:rPr>
           <w:fldChar w:fldCharType="begin"/>
         </w:r>
@@ -1979,19 +2125,25 @@
           <w:rPr>
             <w:noProof/>
             <w:webHidden/>
+            <w:sz w:val="24"/>
+            <w:szCs w:val="24"/>
           </w:rPr>
-          <w:instrText xml:space="preserve"> PAGEREF _Toc238817052 \h </w:instrText>
+          <w:instrText xml:space="preserve"> PAGEREF _Toc238912620 \h </w:instrText>
         </w:r>
         <w:r>
           <w:rPr>
             <w:noProof/>
             <w:webHidden/>
+            <w:sz w:val="24"/>
+            <w:szCs w:val="24"/>
           </w:rPr>
         </w:r>
         <w:r>
           <w:rPr>
             <w:noProof/>
             <w:webHidden/>
+            <w:sz w:val="24"/>
+            <w:szCs w:val="24"/>
           </w:rPr>
           <w:fldChar w:fldCharType="separate"/>
         </w:r>
@@ -1999,6 +2151,8 @@
           <w:rPr>
             <w:noProof/>
             <w:webHidden/>
+            <w:sz w:val="24"/>
+            <w:szCs w:val="24"/>
           </w:rPr>
           <w:t>14</w:t>
         </w:r>
@@ -2006,6 +2160,8 @@
           <w:rPr>
             <w:noProof/>
             <w:webHidden/>
+            <w:sz w:val="24"/>
+            <w:szCs w:val="24"/>
           </w:rPr>
           <w:fldChar w:fldCharType="end"/>
         </w:r>
@@ -2026,11 +2182,13 @@
           <w14:ligatures w14:val="standardContextual"/>
         </w:rPr>
       </w:pPr>
-      <w:hyperlink w:anchor="_Toc238817053" w:history="1">
+      <w:hyperlink w:anchor="_Toc238912621" w:history="1">
         <w:r>
           <w:rPr>
             <w:rStyle w:val="Collegamentoipertestuale"/>
             <w:noProof/>
+            <w:sz w:val="24"/>
+            <w:szCs w:val="24"/>
           </w:rPr>
           <w:t>5. Progettazione della base di dati</w:t>
         </w:r>
@@ -2038,6 +2196,8 @@
           <w:rPr>
             <w:noProof/>
             <w:webHidden/>
+            <w:sz w:val="24"/>
+            <w:szCs w:val="24"/>
           </w:rPr>
           <w:tab/>
         </w:r>
@@ -2045,6 +2205,8 @@
           <w:rPr>
             <w:noProof/>
             <w:webHidden/>
+            <w:sz w:val="24"/>
+            <w:szCs w:val="24"/>
           </w:rPr>
           <w:fldChar w:fldCharType="begin"/>
         </w:r>
@@ -2052,19 +2214,25 @@
           <w:rPr>
             <w:noProof/>
             <w:webHidden/>
+            <w:sz w:val="24"/>
+            <w:szCs w:val="24"/>
           </w:rPr>
-          <w:instrText xml:space="preserve"> PAGEREF _Toc238817053 \h </w:instrText>
+          <w:instrText xml:space="preserve"> PAGEREF _Toc238912621 \h </w:instrText>
         </w:r>
         <w:r>
           <w:rPr>
             <w:noProof/>
             <w:webHidden/>
+            <w:sz w:val="24"/>
+            <w:szCs w:val="24"/>
           </w:rPr>
         </w:r>
         <w:r>
           <w:rPr>
             <w:noProof/>
             <w:webHidden/>
+            <w:sz w:val="24"/>
+            <w:szCs w:val="24"/>
           </w:rPr>
           <w:fldChar w:fldCharType="separate"/>
         </w:r>
@@ -2072,6 +2240,8 @@
           <w:rPr>
             <w:noProof/>
             <w:webHidden/>
+            <w:sz w:val="24"/>
+            <w:szCs w:val="24"/>
           </w:rPr>
           <w:t>18</w:t>
         </w:r>
@@ -2079,6 +2249,8 @@
           <w:rPr>
             <w:noProof/>
             <w:webHidden/>
+            <w:sz w:val="24"/>
+            <w:szCs w:val="24"/>
           </w:rPr>
           <w:fldChar w:fldCharType="end"/>
         </w:r>
@@ -2099,11 +2271,13 @@
           <w14:ligatures w14:val="standardContextual"/>
         </w:rPr>
       </w:pPr>
-      <w:hyperlink w:anchor="_Toc238817054" w:history="1">
+      <w:hyperlink w:anchor="_Toc238912622" w:history="1">
         <w:r>
           <w:rPr>
             <w:rStyle w:val="Collegamentoipertestuale"/>
             <w:noProof/>
+            <w:sz w:val="24"/>
+            <w:szCs w:val="24"/>
           </w:rPr>
           <w:t>5.1 Modello concettuale</w:t>
         </w:r>
@@ -2111,6 +2285,8 @@
           <w:rPr>
             <w:noProof/>
             <w:webHidden/>
+            <w:sz w:val="24"/>
+            <w:szCs w:val="24"/>
           </w:rPr>
           <w:tab/>
         </w:r>
@@ -2118,6 +2294,8 @@
           <w:rPr>
             <w:noProof/>
             <w:webHidden/>
+            <w:sz w:val="24"/>
+            <w:szCs w:val="24"/>
           </w:rPr>
           <w:fldChar w:fldCharType="begin"/>
         </w:r>
@@ -2125,19 +2303,25 @@
           <w:rPr>
             <w:noProof/>
             <w:webHidden/>
+            <w:sz w:val="24"/>
+            <w:szCs w:val="24"/>
           </w:rPr>
-          <w:instrText xml:space="preserve"> PAGEREF _Toc238817054 \h </w:instrText>
+          <w:instrText xml:space="preserve"> PAGEREF _Toc238912622 \h </w:instrText>
         </w:r>
         <w:r>
           <w:rPr>
             <w:noProof/>
             <w:webHidden/>
+            <w:sz w:val="24"/>
+            <w:szCs w:val="24"/>
           </w:rPr>
         </w:r>
         <w:r>
           <w:rPr>
             <w:noProof/>
             <w:webHidden/>
+            <w:sz w:val="24"/>
+            <w:szCs w:val="24"/>
           </w:rPr>
           <w:fldChar w:fldCharType="separate"/>
         </w:r>
@@ -2145,6 +2329,8 @@
           <w:rPr>
             <w:noProof/>
             <w:webHidden/>
+            <w:sz w:val="24"/>
+            <w:szCs w:val="24"/>
           </w:rPr>
           <w:t>18</w:t>
         </w:r>
@@ -2152,6 +2338,8 @@
           <w:rPr>
             <w:noProof/>
             <w:webHidden/>
+            <w:sz w:val="24"/>
+            <w:szCs w:val="24"/>
           </w:rPr>
           <w:fldChar w:fldCharType="end"/>
         </w:r>
@@ -2172,11 +2360,13 @@
           <w14:ligatures w14:val="standardContextual"/>
         </w:rPr>
       </w:pPr>
-      <w:hyperlink w:anchor="_Toc238817055" w:history="1">
+      <w:hyperlink w:anchor="_Toc238912623" w:history="1">
         <w:r>
           <w:rPr>
             <w:rStyle w:val="Collegamentoipertestuale"/>
             <w:noProof/>
+            <w:sz w:val="24"/>
+            <w:szCs w:val="24"/>
           </w:rPr>
           <w:t>5.2 Diagramma ER</w:t>
         </w:r>
@@ -2184,6 +2374,8 @@
           <w:rPr>
             <w:noProof/>
             <w:webHidden/>
+            <w:sz w:val="24"/>
+            <w:szCs w:val="24"/>
           </w:rPr>
           <w:tab/>
         </w:r>
@@ -2191,6 +2383,8 @@
           <w:rPr>
             <w:noProof/>
             <w:webHidden/>
+            <w:sz w:val="24"/>
+            <w:szCs w:val="24"/>
           </w:rPr>
           <w:fldChar w:fldCharType="begin"/>
         </w:r>
@@ -2198,19 +2392,25 @@
           <w:rPr>
             <w:noProof/>
             <w:webHidden/>
+            <w:sz w:val="24"/>
+            <w:szCs w:val="24"/>
           </w:rPr>
-          <w:instrText xml:space="preserve"> PAGEREF _Toc238817055 \h </w:instrText>
+          <w:instrText xml:space="preserve"> PAGEREF _Toc238912623 \h </w:instrText>
         </w:r>
         <w:r>
           <w:rPr>
             <w:noProof/>
             <w:webHidden/>
+            <w:sz w:val="24"/>
+            <w:szCs w:val="24"/>
           </w:rPr>
         </w:r>
         <w:r>
           <w:rPr>
             <w:noProof/>
             <w:webHidden/>
+            <w:sz w:val="24"/>
+            <w:szCs w:val="24"/>
           </w:rPr>
           <w:fldChar w:fldCharType="separate"/>
         </w:r>
@@ -2218,6 +2418,8 @@
           <w:rPr>
             <w:noProof/>
             <w:webHidden/>
+            <w:sz w:val="24"/>
+            <w:szCs w:val="24"/>
           </w:rPr>
           <w:t>22</w:t>
         </w:r>
@@ -2225,6 +2427,8 @@
           <w:rPr>
             <w:noProof/>
             <w:webHidden/>
+            <w:sz w:val="24"/>
+            <w:szCs w:val="24"/>
           </w:rPr>
           <w:fldChar w:fldCharType="end"/>
         </w:r>
@@ -2245,11 +2449,13 @@
           <w14:ligatures w14:val="standardContextual"/>
         </w:rPr>
       </w:pPr>
-      <w:hyperlink w:anchor="_Toc238817056" w:history="1">
+      <w:hyperlink w:anchor="_Toc238912624" w:history="1">
         <w:r>
           <w:rPr>
             <w:rStyle w:val="Collegamentoipertestuale"/>
             <w:noProof/>
+            <w:sz w:val="24"/>
+            <w:szCs w:val="24"/>
           </w:rPr>
           <w:t>5.3 Schema della base di dati</w:t>
         </w:r>
@@ -2257,6 +2463,8 @@
           <w:rPr>
             <w:noProof/>
             <w:webHidden/>
+            <w:sz w:val="24"/>
+            <w:szCs w:val="24"/>
           </w:rPr>
           <w:tab/>
         </w:r>
@@ -2264,6 +2472,8 @@
           <w:rPr>
             <w:noProof/>
             <w:webHidden/>
+            <w:sz w:val="24"/>
+            <w:szCs w:val="24"/>
           </w:rPr>
           <w:fldChar w:fldCharType="begin"/>
         </w:r>
@@ -2271,19 +2481,25 @@
           <w:rPr>
             <w:noProof/>
             <w:webHidden/>
+            <w:sz w:val="24"/>
+            <w:szCs w:val="24"/>
           </w:rPr>
-          <w:instrText xml:space="preserve"> PAGEREF _Toc238817056 \h </w:instrText>
+          <w:instrText xml:space="preserve"> PAGEREF _Toc238912624 \h </w:instrText>
         </w:r>
         <w:r>
           <w:rPr>
             <w:noProof/>
             <w:webHidden/>
+            <w:sz w:val="24"/>
+            <w:szCs w:val="24"/>
           </w:rPr>
         </w:r>
         <w:r>
           <w:rPr>
             <w:noProof/>
             <w:webHidden/>
+            <w:sz w:val="24"/>
+            <w:szCs w:val="24"/>
           </w:rPr>
           <w:fldChar w:fldCharType="separate"/>
         </w:r>
@@ -2291,6 +2507,8 @@
           <w:rPr>
             <w:noProof/>
             <w:webHidden/>
+            <w:sz w:val="24"/>
+            <w:szCs w:val="24"/>
           </w:rPr>
           <w:t>26</w:t>
         </w:r>
@@ -2298,6 +2516,8 @@
           <w:rPr>
             <w:noProof/>
             <w:webHidden/>
+            <w:sz w:val="24"/>
+            <w:szCs w:val="24"/>
           </w:rPr>
           <w:fldChar w:fldCharType="end"/>
         </w:r>
@@ -2318,11 +2538,13 @@
           <w14:ligatures w14:val="standardContextual"/>
         </w:rPr>
       </w:pPr>
-      <w:hyperlink w:anchor="_Toc238817057" w:history="1">
+      <w:hyperlink w:anchor="_Toc238912625" w:history="1">
         <w:r>
           <w:rPr>
             <w:rStyle w:val="Collegamentoipertestuale"/>
             <w:noProof/>
+            <w:sz w:val="24"/>
+            <w:szCs w:val="24"/>
           </w:rPr>
           <w:t>5.4 Vincoli e integrità dei dati</w:t>
         </w:r>
@@ -2330,6 +2552,8 @@
           <w:rPr>
             <w:noProof/>
             <w:webHidden/>
+            <w:sz w:val="24"/>
+            <w:szCs w:val="24"/>
           </w:rPr>
           <w:tab/>
         </w:r>
@@ -2337,6 +2561,8 @@
           <w:rPr>
             <w:noProof/>
             <w:webHidden/>
+            <w:sz w:val="24"/>
+            <w:szCs w:val="24"/>
           </w:rPr>
           <w:fldChar w:fldCharType="begin"/>
         </w:r>
@@ -2344,19 +2570,25 @@
           <w:rPr>
             <w:noProof/>
             <w:webHidden/>
+            <w:sz w:val="24"/>
+            <w:szCs w:val="24"/>
           </w:rPr>
-          <w:instrText xml:space="preserve"> PAGEREF _Toc238817057 \h </w:instrText>
+          <w:instrText xml:space="preserve"> PAGEREF _Toc238912625 \h </w:instrText>
         </w:r>
         <w:r>
           <w:rPr>
             <w:noProof/>
             <w:webHidden/>
+            <w:sz w:val="24"/>
+            <w:szCs w:val="24"/>
           </w:rPr>
         </w:r>
         <w:r>
           <w:rPr>
             <w:noProof/>
             <w:webHidden/>
+            <w:sz w:val="24"/>
+            <w:szCs w:val="24"/>
           </w:rPr>
           <w:fldChar w:fldCharType="separate"/>
         </w:r>
@@ -2364,6 +2596,8 @@
           <w:rPr>
             <w:noProof/>
             <w:webHidden/>
+            <w:sz w:val="24"/>
+            <w:szCs w:val="24"/>
           </w:rPr>
           <w:t>30</w:t>
         </w:r>
@@ -2371,6 +2605,8 @@
           <w:rPr>
             <w:noProof/>
             <w:webHidden/>
+            <w:sz w:val="24"/>
+            <w:szCs w:val="24"/>
           </w:rPr>
           <w:fldChar w:fldCharType="end"/>
         </w:r>
@@ -2391,11 +2627,13 @@
           <w14:ligatures w14:val="standardContextual"/>
         </w:rPr>
       </w:pPr>
-      <w:hyperlink w:anchor="_Toc238817058" w:history="1">
+      <w:hyperlink w:anchor="_Toc238912626" w:history="1">
         <w:r>
           <w:rPr>
             <w:rStyle w:val="Collegamentoipertestuale"/>
             <w:noProof/>
+            <w:sz w:val="24"/>
+            <w:szCs w:val="24"/>
           </w:rPr>
           <w:t>6. Scelte progettuali</w:t>
         </w:r>
@@ -2403,6 +2641,8 @@
           <w:rPr>
             <w:noProof/>
             <w:webHidden/>
+            <w:sz w:val="24"/>
+            <w:szCs w:val="24"/>
           </w:rPr>
           <w:tab/>
         </w:r>
@@ -2410,6 +2650,8 @@
           <w:rPr>
             <w:noProof/>
             <w:webHidden/>
+            <w:sz w:val="24"/>
+            <w:szCs w:val="24"/>
           </w:rPr>
           <w:fldChar w:fldCharType="begin"/>
         </w:r>
@@ -2417,19 +2659,25 @@
           <w:rPr>
             <w:noProof/>
             <w:webHidden/>
+            <w:sz w:val="24"/>
+            <w:szCs w:val="24"/>
           </w:rPr>
-          <w:instrText xml:space="preserve"> PAGEREF _Toc238817058 \h </w:instrText>
+          <w:instrText xml:space="preserve"> PAGEREF _Toc238912626 \h </w:instrText>
         </w:r>
         <w:r>
           <w:rPr>
             <w:noProof/>
             <w:webHidden/>
+            <w:sz w:val="24"/>
+            <w:szCs w:val="24"/>
           </w:rPr>
         </w:r>
         <w:r>
           <w:rPr>
             <w:noProof/>
             <w:webHidden/>
+            <w:sz w:val="24"/>
+            <w:szCs w:val="24"/>
           </w:rPr>
           <w:fldChar w:fldCharType="separate"/>
         </w:r>
@@ -2437,13 +2685,17 @@
           <w:rPr>
             <w:noProof/>
             <w:webHidden/>
+            <w:sz w:val="24"/>
+            <w:szCs w:val="24"/>
           </w:rPr>
-          <w:t>34</w:t>
+          <w:t>33</w:t>
         </w:r>
         <w:r>
           <w:rPr>
             <w:noProof/>
             <w:webHidden/>
+            <w:sz w:val="24"/>
+            <w:szCs w:val="24"/>
           </w:rPr>
           <w:fldChar w:fldCharType="end"/>
         </w:r>
@@ -2464,11 +2716,13 @@
           <w14:ligatures w14:val="standardContextual"/>
         </w:rPr>
       </w:pPr>
-      <w:hyperlink w:anchor="_Toc238817059" w:history="1">
+      <w:hyperlink w:anchor="_Toc238912627" w:history="1">
         <w:r>
           <w:rPr>
             <w:rStyle w:val="Collegamentoipertestuale"/>
             <w:noProof/>
+            <w:sz w:val="24"/>
+            <w:szCs w:val="24"/>
           </w:rPr>
           <w:t>6.1 Gestione dei dati e persistenza</w:t>
         </w:r>
@@ -2476,6 +2730,8 @@
           <w:rPr>
             <w:noProof/>
             <w:webHidden/>
+            <w:sz w:val="24"/>
+            <w:szCs w:val="24"/>
           </w:rPr>
           <w:tab/>
         </w:r>
@@ -2483,6 +2739,8 @@
           <w:rPr>
             <w:noProof/>
             <w:webHidden/>
+            <w:sz w:val="24"/>
+            <w:szCs w:val="24"/>
           </w:rPr>
           <w:fldChar w:fldCharType="begin"/>
         </w:r>
@@ -2490,19 +2748,25 @@
           <w:rPr>
             <w:noProof/>
             <w:webHidden/>
+            <w:sz w:val="24"/>
+            <w:szCs w:val="24"/>
           </w:rPr>
-          <w:instrText xml:space="preserve"> PAGEREF _Toc238817059 \h </w:instrText>
+          <w:instrText xml:space="preserve"> PAGEREF _Toc238912627 \h </w:instrText>
         </w:r>
         <w:r>
           <w:rPr>
             <w:noProof/>
             <w:webHidden/>
+            <w:sz w:val="24"/>
+            <w:szCs w:val="24"/>
           </w:rPr>
         </w:r>
         <w:r>
           <w:rPr>
             <w:noProof/>
             <w:webHidden/>
+            <w:sz w:val="24"/>
+            <w:szCs w:val="24"/>
           </w:rPr>
           <w:fldChar w:fldCharType="separate"/>
         </w:r>
@@ -2510,13 +2774,17 @@
           <w:rPr>
             <w:noProof/>
             <w:webHidden/>
+            <w:sz w:val="24"/>
+            <w:szCs w:val="24"/>
           </w:rPr>
-          <w:t>34</w:t>
+          <w:t>33</w:t>
         </w:r>
         <w:r>
           <w:rPr>
             <w:noProof/>
             <w:webHidden/>
+            <w:sz w:val="24"/>
+            <w:szCs w:val="24"/>
           </w:rPr>
           <w:fldChar w:fldCharType="end"/>
         </w:r>
@@ -2537,11 +2805,13 @@
           <w14:ligatures w14:val="standardContextual"/>
         </w:rPr>
       </w:pPr>
-      <w:hyperlink w:anchor="_Toc238817060" w:history="1">
+      <w:hyperlink w:anchor="_Toc238912628" w:history="1">
         <w:r>
           <w:rPr>
             <w:rStyle w:val="Collegamentoipertestuale"/>
             <w:noProof/>
+            <w:sz w:val="24"/>
+            <w:szCs w:val="24"/>
           </w:rPr>
           <w:t>6.2 Gestione degli errori</w:t>
         </w:r>
@@ -2549,6 +2819,8 @@
           <w:rPr>
             <w:noProof/>
             <w:webHidden/>
+            <w:sz w:val="24"/>
+            <w:szCs w:val="24"/>
           </w:rPr>
           <w:tab/>
         </w:r>
@@ -2556,6 +2828,8 @@
           <w:rPr>
             <w:noProof/>
             <w:webHidden/>
+            <w:sz w:val="24"/>
+            <w:szCs w:val="24"/>
           </w:rPr>
           <w:fldChar w:fldCharType="begin"/>
         </w:r>
@@ -2563,19 +2837,25 @@
           <w:rPr>
             <w:noProof/>
             <w:webHidden/>
+            <w:sz w:val="24"/>
+            <w:szCs w:val="24"/>
           </w:rPr>
-          <w:instrText xml:space="preserve"> PAGEREF _Toc238817060 \h </w:instrText>
+          <w:instrText xml:space="preserve"> PAGEREF _Toc238912628 \h </w:instrText>
         </w:r>
         <w:r>
           <w:rPr>
             <w:noProof/>
             <w:webHidden/>
+            <w:sz w:val="24"/>
+            <w:szCs w:val="24"/>
           </w:rPr>
         </w:r>
         <w:r>
           <w:rPr>
             <w:noProof/>
             <w:webHidden/>
+            <w:sz w:val="24"/>
+            <w:szCs w:val="24"/>
           </w:rPr>
           <w:fldChar w:fldCharType="separate"/>
         </w:r>
@@ -2583,13 +2863,17 @@
           <w:rPr>
             <w:noProof/>
             <w:webHidden/>
+            <w:sz w:val="24"/>
+            <w:szCs w:val="24"/>
           </w:rPr>
-          <w:t>38</w:t>
+          <w:t>37</w:t>
         </w:r>
         <w:r>
           <w:rPr>
             <w:noProof/>
             <w:webHidden/>
+            <w:sz w:val="24"/>
+            <w:szCs w:val="24"/>
           </w:rPr>
           <w:fldChar w:fldCharType="end"/>
         </w:r>
@@ -2610,11 +2894,13 @@
           <w14:ligatures w14:val="standardContextual"/>
         </w:rPr>
       </w:pPr>
-      <w:hyperlink w:anchor="_Toc238817061" w:history="1">
+      <w:hyperlink w:anchor="_Toc238912629" w:history="1">
         <w:r>
           <w:rPr>
             <w:rStyle w:val="Collegamentoipertestuale"/>
             <w:noProof/>
+            <w:sz w:val="24"/>
+            <w:szCs w:val="24"/>
           </w:rPr>
           <w:t>6.3 Gestione della sicurezza</w:t>
         </w:r>
@@ -2622,6 +2908,8 @@
           <w:rPr>
             <w:noProof/>
             <w:webHidden/>
+            <w:sz w:val="24"/>
+            <w:szCs w:val="24"/>
           </w:rPr>
           <w:tab/>
         </w:r>
@@ -2629,6 +2917,8 @@
           <w:rPr>
             <w:noProof/>
             <w:webHidden/>
+            <w:sz w:val="24"/>
+            <w:szCs w:val="24"/>
           </w:rPr>
           <w:fldChar w:fldCharType="begin"/>
         </w:r>
@@ -2636,19 +2926,25 @@
           <w:rPr>
             <w:noProof/>
             <w:webHidden/>
+            <w:sz w:val="24"/>
+            <w:szCs w:val="24"/>
           </w:rPr>
-          <w:instrText xml:space="preserve"> PAGEREF _Toc238817061 \h </w:instrText>
+          <w:instrText xml:space="preserve"> PAGEREF _Toc238912629 \h </w:instrText>
         </w:r>
         <w:r>
           <w:rPr>
             <w:noProof/>
             <w:webHidden/>
+            <w:sz w:val="24"/>
+            <w:szCs w:val="24"/>
           </w:rPr>
         </w:r>
         <w:r>
           <w:rPr>
             <w:noProof/>
             <w:webHidden/>
+            <w:sz w:val="24"/>
+            <w:szCs w:val="24"/>
           </w:rPr>
           <w:fldChar w:fldCharType="separate"/>
         </w:r>
@@ -2656,13 +2952,17 @@
           <w:rPr>
             <w:noProof/>
             <w:webHidden/>
+            <w:sz w:val="24"/>
+            <w:szCs w:val="24"/>
           </w:rPr>
-          <w:t>42</w:t>
+          <w:t>41</w:t>
         </w:r>
         <w:r>
           <w:rPr>
             <w:noProof/>
             <w:webHidden/>
+            <w:sz w:val="24"/>
+            <w:szCs w:val="24"/>
           </w:rPr>
           <w:fldChar w:fldCharType="end"/>
         </w:r>
@@ -2683,11 +2983,13 @@
           <w14:ligatures w14:val="standardContextual"/>
         </w:rPr>
       </w:pPr>
-      <w:hyperlink w:anchor="_Toc238817062" w:history="1">
+      <w:hyperlink w:anchor="_Toc238912630" w:history="1">
         <w:r>
           <w:rPr>
             <w:rStyle w:val="Collegamentoipertestuale"/>
             <w:noProof/>
+            <w:sz w:val="24"/>
+            <w:szCs w:val="24"/>
           </w:rPr>
           <w:t>6.4 Gestione dei servizi di geolocalizzazione</w:t>
         </w:r>
@@ -2695,6 +2997,8 @@
           <w:rPr>
             <w:noProof/>
             <w:webHidden/>
+            <w:sz w:val="24"/>
+            <w:szCs w:val="24"/>
           </w:rPr>
           <w:tab/>
         </w:r>
@@ -2702,6 +3006,8 @@
           <w:rPr>
             <w:noProof/>
             <w:webHidden/>
+            <w:sz w:val="24"/>
+            <w:szCs w:val="24"/>
           </w:rPr>
           <w:fldChar w:fldCharType="begin"/>
         </w:r>
@@ -2709,19 +3015,25 @@
           <w:rPr>
             <w:noProof/>
             <w:webHidden/>
+            <w:sz w:val="24"/>
+            <w:szCs w:val="24"/>
           </w:rPr>
-          <w:instrText xml:space="preserve"> PAGEREF _Toc238817062 \h </w:instrText>
+          <w:instrText xml:space="preserve"> PAGEREF _Toc238912630 \h </w:instrText>
         </w:r>
         <w:r>
           <w:rPr>
             <w:noProof/>
             <w:webHidden/>
+            <w:sz w:val="24"/>
+            <w:szCs w:val="24"/>
           </w:rPr>
         </w:r>
         <w:r>
           <w:rPr>
             <w:noProof/>
             <w:webHidden/>
+            <w:sz w:val="24"/>
+            <w:szCs w:val="24"/>
           </w:rPr>
           <w:fldChar w:fldCharType="separate"/>
         </w:r>
@@ -2729,13 +3041,17 @@
           <w:rPr>
             <w:noProof/>
             <w:webHidden/>
+            <w:sz w:val="24"/>
+            <w:szCs w:val="24"/>
           </w:rPr>
-          <w:t>46</w:t>
+          <w:t>45</w:t>
         </w:r>
         <w:r>
           <w:rPr>
             <w:noProof/>
             <w:webHidden/>
+            <w:sz w:val="24"/>
+            <w:szCs w:val="24"/>
           </w:rPr>
           <w:fldChar w:fldCharType="end"/>
         </w:r>
@@ -2756,11 +3072,13 @@
           <w14:ligatures w14:val="standardContextual"/>
         </w:rPr>
       </w:pPr>
-      <w:hyperlink w:anchor="_Toc238817063" w:history="1">
+      <w:hyperlink w:anchor="_Toc238912631" w:history="1">
         <w:r>
           <w:rPr>
             <w:rStyle w:val="Collegamentoipertestuale"/>
             <w:noProof/>
+            <w:sz w:val="24"/>
+            <w:szCs w:val="24"/>
           </w:rPr>
           <w:t>6.5 Patterns significativi</w:t>
         </w:r>
@@ -2768,6 +3086,8 @@
           <w:rPr>
             <w:noProof/>
             <w:webHidden/>
+            <w:sz w:val="24"/>
+            <w:szCs w:val="24"/>
           </w:rPr>
           <w:tab/>
         </w:r>
@@ -2775,6 +3095,8 @@
           <w:rPr>
             <w:noProof/>
             <w:webHidden/>
+            <w:sz w:val="24"/>
+            <w:szCs w:val="24"/>
           </w:rPr>
           <w:fldChar w:fldCharType="begin"/>
         </w:r>
@@ -2782,19 +3104,25 @@
           <w:rPr>
             <w:noProof/>
             <w:webHidden/>
+            <w:sz w:val="24"/>
+            <w:szCs w:val="24"/>
           </w:rPr>
-          <w:instrText xml:space="preserve"> PAGEREF _Toc238817063 \h </w:instrText>
+          <w:instrText xml:space="preserve"> PAGEREF _Toc238912631 \h </w:instrText>
         </w:r>
         <w:r>
           <w:rPr>
             <w:noProof/>
             <w:webHidden/>
+            <w:sz w:val="24"/>
+            <w:szCs w:val="24"/>
           </w:rPr>
         </w:r>
         <w:r>
           <w:rPr>
             <w:noProof/>
             <w:webHidden/>
+            <w:sz w:val="24"/>
+            <w:szCs w:val="24"/>
           </w:rPr>
           <w:fldChar w:fldCharType="separate"/>
         </w:r>
@@ -2802,13 +3130,17 @@
           <w:rPr>
             <w:noProof/>
             <w:webHidden/>
+            <w:sz w:val="24"/>
+            <w:szCs w:val="24"/>
           </w:rPr>
-          <w:t>52</w:t>
+          <w:t>51</w:t>
         </w:r>
         <w:r>
           <w:rPr>
             <w:noProof/>
             <w:webHidden/>
+            <w:sz w:val="24"/>
+            <w:szCs w:val="24"/>
           </w:rPr>
           <w:fldChar w:fldCharType="end"/>
         </w:r>
@@ -2829,11 +3161,13 @@
           <w14:ligatures w14:val="standardContextual"/>
         </w:rPr>
       </w:pPr>
-      <w:hyperlink w:anchor="_Toc238817064" w:history="1">
+      <w:hyperlink w:anchor="_Toc238912632" w:history="1">
         <w:r>
           <w:rPr>
             <w:rStyle w:val="Collegamentoipertestuale"/>
             <w:noProof/>
+            <w:sz w:val="24"/>
+            <w:szCs w:val="24"/>
           </w:rPr>
           <w:t>6.6 Ottimizzazioni delle prestazioni</w:t>
         </w:r>
@@ -2841,6 +3175,8 @@
           <w:rPr>
             <w:noProof/>
             <w:webHidden/>
+            <w:sz w:val="24"/>
+            <w:szCs w:val="24"/>
           </w:rPr>
           <w:tab/>
         </w:r>
@@ -2848,6 +3184,8 @@
           <w:rPr>
             <w:noProof/>
             <w:webHidden/>
+            <w:sz w:val="24"/>
+            <w:szCs w:val="24"/>
           </w:rPr>
           <w:fldChar w:fldCharType="begin"/>
         </w:r>
@@ -2855,19 +3193,25 @@
           <w:rPr>
             <w:noProof/>
             <w:webHidden/>
+            <w:sz w:val="24"/>
+            <w:szCs w:val="24"/>
           </w:rPr>
-          <w:instrText xml:space="preserve"> PAGEREF _Toc238817064 \h </w:instrText>
+          <w:instrText xml:space="preserve"> PAGEREF _Toc238912632 \h </w:instrText>
         </w:r>
         <w:r>
           <w:rPr>
             <w:noProof/>
             <w:webHidden/>
+            <w:sz w:val="24"/>
+            <w:szCs w:val="24"/>
           </w:rPr>
         </w:r>
         <w:r>
           <w:rPr>
             <w:noProof/>
             <w:webHidden/>
+            <w:sz w:val="24"/>
+            <w:szCs w:val="24"/>
           </w:rPr>
           <w:fldChar w:fldCharType="separate"/>
         </w:r>
@@ -2875,6 +3219,97 @@
           <w:rPr>
             <w:noProof/>
             <w:webHidden/>
+            <w:sz w:val="24"/>
+            <w:szCs w:val="24"/>
+          </w:rPr>
+          <w:t>55</w:t>
+        </w:r>
+        <w:r>
+          <w:rPr>
+            <w:noProof/>
+            <w:webHidden/>
+            <w:sz w:val="24"/>
+            <w:szCs w:val="24"/>
+          </w:rPr>
+          <w:fldChar w:fldCharType="end"/>
+        </w:r>
+      </w:hyperlink>
+    </w:p>
+    <w:p>
+      <w:pPr>
+        <w:pStyle w:val="Sommario1"/>
+        <w:tabs>
+          <w:tab w:val="right" w:leader="dot" w:pos="9628"/>
+        </w:tabs>
+        <w:rPr>
+          <w:rFonts w:cstheme="minorBidi"/>
+          <w:noProof/>
+          <w:kern w:val="2"/>
+          <w:sz w:val="24"/>
+          <w:szCs w:val="24"/>
+          <w14:ligatures w14:val="standardContextual"/>
+        </w:rPr>
+      </w:pPr>
+      <w:hyperlink w:anchor="_Toc238912633" w:history="1">
+        <w:r>
+          <w:rPr>
+            <w:rStyle w:val="Collegamentoipertestuale"/>
+            <w:noProof/>
+            <w:sz w:val="24"/>
+            <w:szCs w:val="24"/>
+          </w:rPr>
+          <w:t>7. Installazione ed esecuzione</w:t>
+        </w:r>
+        <w:r>
+          <w:rPr>
+            <w:noProof/>
+            <w:webHidden/>
+            <w:sz w:val="24"/>
+            <w:szCs w:val="24"/>
+          </w:rPr>
+          <w:tab/>
+        </w:r>
+        <w:r>
+          <w:rPr>
+            <w:noProof/>
+            <w:webHidden/>
+            <w:sz w:val="24"/>
+            <w:szCs w:val="24"/>
+          </w:rPr>
+          <w:fldChar w:fldCharType="begin"/>
+        </w:r>
+        <w:r>
+          <w:rPr>
+            <w:noProof/>
+            <w:webHidden/>
+            <w:sz w:val="24"/>
+            <w:szCs w:val="24"/>
+          </w:rPr>
+          <w:instrText xml:space="preserve"> PAGEREF _Toc238912633 \h </w:instrText>
+        </w:r>
+        <w:r>
+          <w:rPr>
+            <w:noProof/>
+            <w:webHidden/>
+            <w:sz w:val="24"/>
+            <w:szCs w:val="24"/>
+          </w:rPr>
+        </w:r>
+        <w:r>
+          <w:rPr>
+            <w:noProof/>
+            <w:webHidden/>
+            <w:sz w:val="24"/>
+            <w:szCs w:val="24"/>
+          </w:rPr>
+          <w:fldChar w:fldCharType="separate"/>
+        </w:r>
+        <w:r>
+          <w:rPr>
+            <w:noProof/>
+            <w:webHidden/>
+            <w:sz w:val="24"/>
+            <w:szCs w:val="24"/>
           </w:rPr>
           <w:t>57</w:t>
         </w:r>
@@ -2882,6 +3317,8 @@
           <w:rPr>
             <w:noProof/>
             <w:webHidden/>
+            <w:sz w:val="24"/>
+            <w:szCs w:val="24"/>
           </w:rPr>
           <w:fldChar w:fldCharType="end"/>
         </w:r>
@@ -2902,18 +3339,22 @@
           <w14:ligatures w14:val="standardContextual"/>
         </w:rPr>
       </w:pPr>
-      <w:hyperlink w:anchor="_Toc238817065" w:history="1">
+      <w:hyperlink w:anchor="_Toc238912634" w:history="1">
         <w:r>
           <w:rPr>
             <w:rStyle w:val="Collegamentoipertestuale"/>
             <w:noProof/>
+            <w:sz w:val="24"/>
+            <w:szCs w:val="24"/>
           </w:rPr>
-          <w:t>7. Installazione ed esecuzione</w:t>
+          <w:t>8. Dataset di prova</w:t>
         </w:r>
         <w:r>
           <w:rPr>
             <w:noProof/>
             <w:webHidden/>
+            <w:sz w:val="24"/>
+            <w:szCs w:val="24"/>
           </w:rPr>
           <w:tab/>
         </w:r>
@@ -2921,6 +3362,8 @@
           <w:rPr>
             <w:noProof/>
             <w:webHidden/>
+            <w:sz w:val="24"/>
+            <w:szCs w:val="24"/>
           </w:rPr>
           <w:fldChar w:fldCharType="begin"/>
         </w:r>
@@ -2928,19 +3371,25 @@
           <w:rPr>
             <w:noProof/>
             <w:webHidden/>
+            <w:sz w:val="24"/>
+            <w:szCs w:val="24"/>
           </w:rPr>
-          <w:instrText xml:space="preserve"> PAGEREF _Toc238817065 \h </w:instrText>
+          <w:instrText xml:space="preserve"> PAGEREF _Toc238912634 \h </w:instrText>
         </w:r>
         <w:r>
           <w:rPr>
             <w:noProof/>
             <w:webHidden/>
+            <w:sz w:val="24"/>
+            <w:szCs w:val="24"/>
           </w:rPr>
         </w:r>
         <w:r>
           <w:rPr>
             <w:noProof/>
             <w:webHidden/>
+            <w:sz w:val="24"/>
+            <w:szCs w:val="24"/>
           </w:rPr>
           <w:fldChar w:fldCharType="separate"/>
         </w:r>
@@ -2948,6 +3397,8 @@
           <w:rPr>
             <w:noProof/>
             <w:webHidden/>
+            <w:sz w:val="24"/>
+            <w:szCs w:val="24"/>
           </w:rPr>
           <w:t>60</w:t>
         </w:r>
@@ -2955,6 +3406,8 @@
           <w:rPr>
             <w:noProof/>
             <w:webHidden/>
+            <w:sz w:val="24"/>
+            <w:szCs w:val="24"/>
           </w:rPr>
           <w:fldChar w:fldCharType="end"/>
         </w:r>
@@ -2975,18 +3428,22 @@
           <w14:ligatures w14:val="standardContextual"/>
         </w:rPr>
       </w:pPr>
-      <w:hyperlink w:anchor="_Toc238817066" w:history="1">
+      <w:hyperlink w:anchor="_Toc238912635" w:history="1">
         <w:r>
           <w:rPr>
             <w:rStyle w:val="Collegamentoipertestuale"/>
             <w:noProof/>
+            <w:sz w:val="24"/>
+            <w:szCs w:val="24"/>
           </w:rPr>
-          <w:t>8. Dataset di prova</w:t>
+          <w:t>9. Considerazioni progettuali</w:t>
         </w:r>
         <w:r>
           <w:rPr>
             <w:noProof/>
             <w:webHidden/>
+            <w:sz w:val="24"/>
+            <w:szCs w:val="24"/>
           </w:rPr>
           <w:tab/>
         </w:r>
@@ -2994,6 +3451,8 @@
           <w:rPr>
             <w:noProof/>
             <w:webHidden/>
+            <w:sz w:val="24"/>
+            <w:szCs w:val="24"/>
           </w:rPr>
           <w:fldChar w:fldCharType="begin"/>
         </w:r>
@@ -3001,19 +3460,25 @@
           <w:rPr>
             <w:noProof/>
             <w:webHidden/>
+            <w:sz w:val="24"/>
+            <w:szCs w:val="24"/>
           </w:rPr>
-          <w:instrText xml:space="preserve"> PAGEREF _Toc238817066 \h </w:instrText>
+          <w:instrText xml:space="preserve"> PAGEREF _Toc238912635 \h </w:instrText>
         </w:r>
         <w:r>
           <w:rPr>
             <w:noProof/>
             <w:webHidden/>
+            <w:sz w:val="24"/>
+            <w:szCs w:val="24"/>
           </w:rPr>
         </w:r>
         <w:r>
           <w:rPr>
             <w:noProof/>
             <w:webHidden/>
+            <w:sz w:val="24"/>
+            <w:szCs w:val="24"/>
           </w:rPr>
           <w:fldChar w:fldCharType="separate"/>
         </w:r>
@@ -3021,6 +3486,8 @@
           <w:rPr>
             <w:noProof/>
             <w:webHidden/>
+            <w:sz w:val="24"/>
+            <w:szCs w:val="24"/>
           </w:rPr>
           <w:t>64</w:t>
         </w:r>
@@ -3028,6 +3495,8 @@
           <w:rPr>
             <w:noProof/>
             <w:webHidden/>
+            <w:sz w:val="24"/>
+            <w:szCs w:val="24"/>
           </w:rPr>
           <w:fldChar w:fldCharType="end"/>
         </w:r>
@@ -3048,18 +3517,22 @@
           <w14:ligatures w14:val="standardContextual"/>
         </w:rPr>
       </w:pPr>
-      <w:hyperlink w:anchor="_Toc238817067" w:history="1">
+      <w:hyperlink w:anchor="_Toc238912636" w:history="1">
         <w:r>
           <w:rPr>
             <w:rStyle w:val="Collegamentoipertestuale"/>
             <w:noProof/>
+            <w:sz w:val="24"/>
+            <w:szCs w:val="24"/>
           </w:rPr>
-          <w:t>9. Considerazioni progettuali</w:t>
+          <w:t>10. Limiti della soluzione sviluppata</w:t>
         </w:r>
         <w:r>
           <w:rPr>
             <w:noProof/>
             <w:webHidden/>
+            <w:sz w:val="24"/>
+            <w:szCs w:val="24"/>
           </w:rPr>
           <w:tab/>
         </w:r>
@@ -3067,6 +3540,8 @@
           <w:rPr>
             <w:noProof/>
             <w:webHidden/>
+            <w:sz w:val="24"/>
+            <w:szCs w:val="24"/>
           </w:rPr>
           <w:fldChar w:fldCharType="begin"/>
         </w:r>
@@ -3074,19 +3549,25 @@
           <w:rPr>
             <w:noProof/>
             <w:webHidden/>
+            <w:sz w:val="24"/>
+            <w:szCs w:val="24"/>
           </w:rPr>
-          <w:instrText xml:space="preserve"> PAGEREF _Toc238817067 \h </w:instrText>
+          <w:instrText xml:space="preserve"> PAGEREF _Toc238912636 \h </w:instrText>
         </w:r>
         <w:r>
           <w:rPr>
             <w:noProof/>
             <w:webHidden/>
+            <w:sz w:val="24"/>
+            <w:szCs w:val="24"/>
           </w:rPr>
         </w:r>
         <w:r>
           <w:rPr>
             <w:noProof/>
             <w:webHidden/>
+            <w:sz w:val="24"/>
+            <w:szCs w:val="24"/>
           </w:rPr>
           <w:fldChar w:fldCharType="separate"/>
         </w:r>
@@ -3094,13 +3575,17 @@
           <w:rPr>
             <w:noProof/>
             <w:webHidden/>
+            <w:sz w:val="24"/>
+            <w:szCs w:val="24"/>
           </w:rPr>
-          <w:t>69</w:t>
+          <w:t>66</w:t>
         </w:r>
         <w:r>
           <w:rPr>
             <w:noProof/>
             <w:webHidden/>
+            <w:sz w:val="24"/>
+            <w:szCs w:val="24"/>
           </w:rPr>
           <w:fldChar w:fldCharType="end"/>
         </w:r>
@@ -3121,18 +3606,22 @@
           <w14:ligatures w14:val="standardContextual"/>
         </w:rPr>
       </w:pPr>
-      <w:hyperlink w:anchor="_Toc238817068" w:history="1">
+      <w:hyperlink w:anchor="_Toc238912637" w:history="1">
         <w:r>
           <w:rPr>
             <w:rStyle w:val="Collegamentoipertestuale"/>
             <w:noProof/>
+            <w:sz w:val="24"/>
+            <w:szCs w:val="24"/>
           </w:rPr>
-          <w:t>10. Limiti della soluzione sviluppata</w:t>
+          <w:t>11. Bibliografia e sitografia</w:t>
         </w:r>
         <w:r>
           <w:rPr>
             <w:noProof/>
             <w:webHidden/>
+            <w:sz w:val="24"/>
+            <w:szCs w:val="24"/>
           </w:rPr>
           <w:tab/>
         </w:r>
@@ -3140,6 +3629,8 @@
           <w:rPr>
             <w:noProof/>
             <w:webHidden/>
+            <w:sz w:val="24"/>
+            <w:szCs w:val="24"/>
           </w:rPr>
           <w:fldChar w:fldCharType="begin"/>
         </w:r>
@@ -3147,19 +3638,25 @@
           <w:rPr>
             <w:noProof/>
             <w:webHidden/>
+            <w:sz w:val="24"/>
+            <w:szCs w:val="24"/>
           </w:rPr>
-          <w:instrText xml:space="preserve"> PAGEREF _Toc238817068 \h </w:instrText>
+          <w:instrText xml:space="preserve"> PAGEREF _Toc238912637 \h </w:instrText>
         </w:r>
         <w:r>
           <w:rPr>
             <w:noProof/>
             <w:webHidden/>
+            <w:sz w:val="24"/>
+            <w:szCs w:val="24"/>
           </w:rPr>
         </w:r>
         <w:r>
           <w:rPr>
             <w:noProof/>
             <w:webHidden/>
+            <w:sz w:val="24"/>
+            <w:szCs w:val="24"/>
           </w:rPr>
           <w:fldChar w:fldCharType="separate"/>
         </w:r>
@@ -3167,93 +3664,28 @@
           <w:rPr>
             <w:noProof/>
             <w:webHidden/>
+            <w:sz w:val="24"/>
+            <w:szCs w:val="24"/>
           </w:rPr>
-          <w:t>72</w:t>
+          <w:t>70</w:t>
         </w:r>
         <w:r>
           <w:rPr>
             <w:noProof/>
             <w:webHidden/>
+            <w:sz w:val="24"/>
+            <w:szCs w:val="24"/>
           </w:rPr>
           <w:fldChar w:fldCharType="end"/>
         </w:r>
       </w:hyperlink>
     </w:p>
     <w:p>
-      <w:pPr>
-        <w:pStyle w:val="Sommario1"/>
-        <w:tabs>
-          <w:tab w:val="right" w:leader="dot" w:pos="9628"/>
-        </w:tabs>
-        <w:rPr>
-          <w:rFonts w:cstheme="minorBidi"/>
-          <w:noProof/>
-          <w:kern w:val="2"/>
+      <w:r>
+        <w:rPr>
           <w:sz w:val="24"/>
           <w:szCs w:val="24"/>
-          <w14:ligatures w14:val="standardContextual"/>
-        </w:rPr>
-      </w:pPr>
-      <w:hyperlink w:anchor="_Toc238817069" w:history="1">
-        <w:r>
-          <w:rPr>
-            <w:rStyle w:val="Collegamentoipertestuale"/>
-            <w:noProof/>
-          </w:rPr>
-          <w:t>11. Bibliografia e sitografia</w:t>
-        </w:r>
-        <w:r>
-          <w:rPr>
-            <w:noProof/>
-            <w:webHidden/>
-          </w:rPr>
-          <w:tab/>
-        </w:r>
-        <w:r>
-          <w:rPr>
-            <w:noProof/>
-            <w:webHidden/>
-          </w:rPr>
-          <w:fldChar w:fldCharType="begin"/>
-        </w:r>
-        <w:r>
-          <w:rPr>
-            <w:noProof/>
-            <w:webHidden/>
-          </w:rPr>
-          <w:instrText xml:space="preserve"> PAGEREF _Toc238817069 \h </w:instrText>
-        </w:r>
-        <w:r>
-          <w:rPr>
-            <w:noProof/>
-            <w:webHidden/>
-          </w:rPr>
-        </w:r>
-        <w:r>
-          <w:rPr>
-            <w:noProof/>
-            <w:webHidden/>
-          </w:rPr>
-          <w:fldChar w:fldCharType="separate"/>
-        </w:r>
-        <w:r>
-          <w:rPr>
-            <w:noProof/>
-            <w:webHidden/>
-          </w:rPr>
-          <w:t>76</w:t>
-        </w:r>
-        <w:r>
-          <w:rPr>
-            <w:noProof/>
-            <w:webHidden/>
-          </w:rPr>
-          <w:fldChar w:fldCharType="end"/>
-        </w:r>
-      </w:hyperlink>
-    </w:p>
-    <w:p>
-      <w:r>
+        </w:rPr>
         <w:fldChar w:fldCharType="end"/>
       </w:r>
     </w:p>
@@ -3270,7 +3702,7 @@
         </w:rPr>
       </w:pPr>
       <w:bookmarkStart w:id="0" w:name="_Toc238810270"/>
-      <w:bookmarkStart w:id="1" w:name="_Toc238817043"/>
+      <w:bookmarkStart w:id="1" w:name="_Toc238912611"/>
       <w:r>
         <w:lastRenderedPageBreak/>
         <w:t>1. Introduzione</w:t>
@@ -3294,27 +3726,7 @@
           <w:sz w:val="28"/>
           <w:szCs w:val="28"/>
         </w:rPr>
-        <w:t>The</w:t>
-      </w:r>
-      <w:r>
-        <w:rPr>
-          <w:i/>
-          <w:iCs/>
-          <w:color w:val="2C2C2C"/>
-          <w:sz w:val="28"/>
-          <w:szCs w:val="28"/>
-        </w:rPr>
-        <w:t xml:space="preserve"> </w:t>
-      </w:r>
-      <w:r>
-        <w:rPr>
-          <w:i/>
-          <w:iCs/>
-          <w:color w:val="2C2C2C"/>
-          <w:sz w:val="28"/>
-          <w:szCs w:val="28"/>
-        </w:rPr>
-        <w:t>Knife</w:t>
+        <w:t>TheKnife</w:t>
       </w:r>
       <w:r>
         <w:rPr>
@@ -3919,7 +4331,7 @@
         </w:rPr>
       </w:pPr>
       <w:bookmarkStart w:id="2" w:name="_Toc238810271"/>
-      <w:bookmarkStart w:id="3" w:name="_Toc238817044"/>
+      <w:bookmarkStart w:id="3" w:name="_Toc238912612"/>
       <w:r>
         <w:lastRenderedPageBreak/>
         <w:t>2. Librerie esterne</w:t>
@@ -5467,7 +5879,7 @@
         </w:rPr>
       </w:pPr>
       <w:bookmarkStart w:id="4" w:name="_Toc238810272"/>
-      <w:bookmarkStart w:id="5" w:name="_Toc238817045"/>
+      <w:bookmarkStart w:id="5" w:name="_Toc238912613"/>
       <w:r>
         <w:lastRenderedPageBreak/>
         <w:t>3. Architettura del sistema</w:t>
@@ -5477,17 +5889,6 @@
     </w:p>
     <w:p>
       <w:pPr>
-        <w:jc w:val="both"/>
-        <w:rPr>
-          <w:b/>
-          <w:bCs/>
-          <w:sz w:val="52"/>
-          <w:szCs w:val="52"/>
-        </w:rPr>
-      </w:pPr>
-    </w:p>
-    <w:p>
-      <w:pPr>
         <w:pStyle w:val="Titolo2"/>
         <w:rPr>
           <w:bCs/>
@@ -5495,7 +5896,7 @@
         </w:rPr>
       </w:pPr>
       <w:bookmarkStart w:id="6" w:name="_Toc238810273"/>
-      <w:bookmarkStart w:id="7" w:name="_Toc238817046"/>
+      <w:bookmarkStart w:id="7" w:name="_Toc238912614"/>
       <w:r>
         <w:t>3.1 Architettura generale</w:t>
       </w:r>
@@ -5775,7 +6176,7 @@
         </w:rPr>
         <w:lastRenderedPageBreak/>
         <w:drawing>
-          <wp:inline distT="0" distB="0" distL="0" distR="0" wp14:anchorId="362C53CD" wp14:editId="5D97C2D3">
+          <wp:inline distT="0" distB="0" distL="0" distR="0" wp14:anchorId="2EE8DA91" wp14:editId="3615AA91">
             <wp:extent cx="5251833" cy="8322198"/>
             <wp:effectExtent l="0" t="0" r="6350" b="0"/>
             <wp:docPr id="1002586271" name="Immagine 7"/>
@@ -5853,7 +6254,7 @@
         </w:rPr>
       </w:pPr>
       <w:bookmarkStart w:id="8" w:name="_Toc238810274"/>
-      <w:bookmarkStart w:id="9" w:name="_Toc238817047"/>
+      <w:bookmarkStart w:id="9" w:name="_Toc238912615"/>
       <w:r>
         <w:lastRenderedPageBreak/>
         <w:t>3.2 Struttura dei moduli</w:t>
@@ -7279,7 +7680,6 @@
           <w:ilvl w:val="1"/>
           <w:numId w:val="7"/>
         </w:numPr>
-        <w:jc w:val="both"/>
         <w:rPr>
           <w:sz w:val="28"/>
           <w:szCs w:val="28"/>
@@ -8709,7 +9109,7 @@
           <w:noProof/>
         </w:rPr>
         <w:drawing>
-          <wp:inline distT="0" distB="0" distL="0" distR="0" wp14:anchorId="221A1350" wp14:editId="5D63A4CD">
+          <wp:inline distT="0" distB="0" distL="0" distR="0" wp14:anchorId="783D57DC" wp14:editId="6460954C">
             <wp:extent cx="5428527" cy="7193277"/>
             <wp:effectExtent l="0" t="0" r="0" b="0"/>
             <wp:docPr id="1528510311" name="Immagine 8"/>
@@ -8799,7 +9199,7 @@
         </w:rPr>
       </w:pPr>
       <w:bookmarkStart w:id="10" w:name="_Toc238810275"/>
-      <w:bookmarkStart w:id="11" w:name="_Toc238817048"/>
+      <w:bookmarkStart w:id="11" w:name="_Toc238912616"/>
       <w:r>
         <w:lastRenderedPageBreak/>
         <w:t xml:space="preserve">4. Progettazione </w:t>
@@ -8812,17 +9212,6 @@
     </w:p>
     <w:p>
       <w:pPr>
-        <w:jc w:val="both"/>
-        <w:rPr>
-          <w:b/>
-          <w:bCs/>
-          <w:sz w:val="40"/>
-          <w:szCs w:val="40"/>
-        </w:rPr>
-      </w:pPr>
-    </w:p>
-    <w:p>
-      <w:pPr>
         <w:pStyle w:val="Titolo2"/>
         <w:rPr>
           <w:bCs/>
@@ -8830,7 +9219,7 @@
         </w:rPr>
       </w:pPr>
       <w:bookmarkStart w:id="12" w:name="_Toc238810276"/>
-      <w:bookmarkStart w:id="13" w:name="_Toc238817049"/>
+      <w:bookmarkStart w:id="13" w:name="_Toc238912617"/>
       <w:r>
         <w:t>4.1 Comunicazione client-server</w:t>
       </w:r>
@@ -9107,15 +9496,6 @@
     </w:p>
     <w:p>
       <w:pPr>
-        <w:jc w:val="both"/>
-        <w:rPr>
-          <w:sz w:val="40"/>
-          <w:szCs w:val="40"/>
-        </w:rPr>
-      </w:pPr>
-    </w:p>
-    <w:p>
-      <w:pPr>
         <w:pStyle w:val="Titolo2"/>
         <w:pageBreakBefore/>
         <w:rPr>
@@ -9124,7 +9504,7 @@
         </w:rPr>
       </w:pPr>
       <w:bookmarkStart w:id="14" w:name="_Toc238810277"/>
-      <w:bookmarkStart w:id="15" w:name="_Toc238817050"/>
+      <w:bookmarkStart w:id="15" w:name="_Toc238912618"/>
       <w:r>
         <w:lastRenderedPageBreak/>
         <w:t>4.2 Protocollo Request/Response</w:t>
@@ -9758,7 +10138,7 @@
         </w:rPr>
       </w:pPr>
       <w:bookmarkStart w:id="16" w:name="_Toc238810278"/>
-      <w:bookmarkStart w:id="17" w:name="_Toc238817051"/>
+      <w:bookmarkStart w:id="17" w:name="_Toc238912619"/>
       <w:r>
         <w:lastRenderedPageBreak/>
         <w:t>4.3 Gestione dei comandi</w:t>
@@ -10574,7 +10954,7 @@
         </w:rPr>
       </w:pPr>
       <w:bookmarkStart w:id="18" w:name="_Toc238810279"/>
-      <w:bookmarkStart w:id="19" w:name="_Toc238817052"/>
+      <w:bookmarkStart w:id="19" w:name="_Toc238912620"/>
       <w:r>
         <w:lastRenderedPageBreak/>
         <w:t>4.4 Gestione delle sessioni</w:t>
@@ -12140,7 +12520,7 @@
           <w:noProof/>
         </w:rPr>
         <w:drawing>
-          <wp:inline distT="0" distB="0" distL="0" distR="0" wp14:anchorId="52B623EA" wp14:editId="308CA0E0">
+          <wp:inline distT="0" distB="0" distL="0" distR="0" wp14:anchorId="684C608B" wp14:editId="5520AFD4">
             <wp:extent cx="6109246" cy="1759352"/>
             <wp:effectExtent l="0" t="0" r="0" b="6350"/>
             <wp:docPr id="1708914687" name="Immagine 9"/>
@@ -12212,7 +12592,7 @@
         </w:rPr>
         <w:lastRenderedPageBreak/>
         <w:drawing>
-          <wp:inline distT="0" distB="0" distL="0" distR="0" wp14:anchorId="1E047530" wp14:editId="2C1074AD">
+          <wp:inline distT="0" distB="0" distL="0" distR="0" wp14:anchorId="6206311B" wp14:editId="2296B187">
             <wp:extent cx="6120275" cy="3333194"/>
             <wp:effectExtent l="0" t="0" r="1270" b="0"/>
             <wp:docPr id="1978518540" name="Immagine 10"/>
@@ -12287,7 +12667,7 @@
           <w:noProof/>
         </w:rPr>
         <w:drawing>
-          <wp:inline distT="0" distB="0" distL="0" distR="0" wp14:anchorId="0E58DA35" wp14:editId="01B7D011">
+          <wp:inline distT="0" distB="0" distL="0" distR="0" wp14:anchorId="0A253DEC" wp14:editId="51C52AD9">
             <wp:extent cx="5486400" cy="2333552"/>
             <wp:effectExtent l="0" t="0" r="0" b="0"/>
             <wp:docPr id="1978518541" name="Picture 1978518541"/>
@@ -12342,7 +12722,7 @@
         </w:rPr>
         <w:lastRenderedPageBreak/>
         <w:drawing>
-          <wp:inline distT="0" distB="0" distL="0" distR="0" wp14:anchorId="03B5C11F" wp14:editId="6EBE646E">
+          <wp:inline distT="0" distB="0" distL="0" distR="0" wp14:anchorId="1409B5CE" wp14:editId="539053AF">
             <wp:extent cx="5486400" cy="2653488"/>
             <wp:effectExtent l="0" t="0" r="0" b="0"/>
             <wp:docPr id="1978518542" name="Picture 1978518542"/>
@@ -12455,7 +12835,7 @@
         </w:rPr>
       </w:pPr>
       <w:bookmarkStart w:id="20" w:name="_Toc238810280"/>
-      <w:bookmarkStart w:id="21" w:name="_Toc238817053"/>
+      <w:bookmarkStart w:id="21" w:name="_Toc238912621"/>
       <w:r>
         <w:lastRenderedPageBreak/>
         <w:t>5. Progettazione della base di dati</w:t>
@@ -12465,17 +12845,6 @@
     </w:p>
     <w:p>
       <w:pPr>
-        <w:jc w:val="both"/>
-        <w:rPr>
-          <w:b/>
-          <w:bCs/>
-          <w:sz w:val="52"/>
-          <w:szCs w:val="52"/>
-        </w:rPr>
-      </w:pPr>
-    </w:p>
-    <w:p>
-      <w:pPr>
         <w:pStyle w:val="Titolo2"/>
         <w:rPr>
           <w:bCs/>
@@ -12483,7 +12852,7 @@
         </w:rPr>
       </w:pPr>
       <w:bookmarkStart w:id="22" w:name="_Toc238810281"/>
-      <w:bookmarkStart w:id="23" w:name="_Toc238817054"/>
+      <w:bookmarkStart w:id="23" w:name="_Toc238912622"/>
       <w:r>
         <w:t>5.1 Modello concettuale</w:t>
       </w:r>
@@ -13200,7 +13569,6 @@
           <w:ilvl w:val="0"/>
           <w:numId w:val="7"/>
         </w:numPr>
-        <w:jc w:val="both"/>
         <w:rPr>
           <w:sz w:val="28"/>
           <w:szCs w:val="28"/>
@@ -13345,7 +13713,6 @@
           <w:sz w:val="28"/>
           <w:szCs w:val="28"/>
         </w:rPr>
-        <w:lastRenderedPageBreak/>
         <w:t>nazione</w:t>
       </w:r>
       <w:r>
@@ -13442,6 +13809,7 @@
           <w:sz w:val="28"/>
           <w:szCs w:val="28"/>
         </w:rPr>
+        <w:lastRenderedPageBreak/>
         <w:t>provincia</w:t>
       </w:r>
       <w:r>
@@ -13972,7 +14340,6 @@
           <w:ilvl w:val="1"/>
           <w:numId w:val="7"/>
         </w:numPr>
-        <w:jc w:val="both"/>
         <w:rPr>
           <w:sz w:val="28"/>
           <w:szCs w:val="28"/>
@@ -14152,7 +14519,6 @@
           <w:ilvl w:val="0"/>
           <w:numId w:val="7"/>
         </w:numPr>
-        <w:jc w:val="both"/>
         <w:rPr>
           <w:sz w:val="28"/>
           <w:szCs w:val="28"/>
@@ -14457,7 +14823,6 @@
           <w:ilvl w:val="0"/>
           <w:numId w:val="7"/>
         </w:numPr>
-        <w:jc w:val="both"/>
         <w:rPr>
           <w:sz w:val="28"/>
           <w:szCs w:val="28"/>
@@ -14686,7 +15051,6 @@
           <w:sz w:val="28"/>
           <w:szCs w:val="28"/>
         </w:rPr>
-        <w:lastRenderedPageBreak/>
         <w:t>titolo</w:t>
       </w:r>
       <w:r>
@@ -14783,6 +15147,7 @@
           <w:sz w:val="28"/>
           <w:szCs w:val="28"/>
         </w:rPr>
+        <w:lastRenderedPageBreak/>
         <w:t>stelle</w:t>
       </w:r>
       <w:r>
@@ -15030,7 +15395,6 @@
           <w:ilvl w:val="0"/>
           <w:numId w:val="7"/>
         </w:numPr>
-        <w:jc w:val="both"/>
         <w:rPr>
           <w:sz w:val="28"/>
           <w:szCs w:val="28"/>
@@ -15828,6 +16192,7 @@
           <w:sz w:val="28"/>
           <w:szCs w:val="28"/>
         </w:rPr>
+        <w:lastRenderedPageBreak/>
         <w:t>L</w:t>
       </w:r>
       <w:r>
@@ -15892,7 +16257,7 @@
         </w:rPr>
       </w:pPr>
       <w:bookmarkStart w:id="24" w:name="_Toc238810282"/>
-      <w:bookmarkStart w:id="25" w:name="_Toc238817055"/>
+      <w:bookmarkStart w:id="25" w:name="_Toc238912623"/>
       <w:r>
         <w:lastRenderedPageBreak/>
         <w:t>5.2 Diagramma ER</w:t>
@@ -16635,7 +17000,7 @@
           <w:sz w:val="28"/>
           <w:szCs w:val="28"/>
         </w:rPr>
-        <w:t>cutente, memorizzata sotto forma di hash BCrypt;</w:t>
+        <w:t>utente, memorizzata sotto forma di hash BCrypt;</w:t>
       </w:r>
     </w:p>
     <w:p>
@@ -18109,7 +18474,6 @@
           <w:ilvl w:val="0"/>
           <w:numId w:val="7"/>
         </w:numPr>
-        <w:jc w:val="both"/>
         <w:rPr>
           <w:sz w:val="28"/>
           <w:szCs w:val="28"/>
@@ -19096,7 +19460,7 @@
         </w:rPr>
         <w:lastRenderedPageBreak/>
         <w:drawing>
-          <wp:inline distT="0" distB="0" distL="0" distR="0" wp14:anchorId="191FBA35" wp14:editId="713744D0">
+          <wp:inline distT="0" distB="0" distL="0" distR="0" wp14:anchorId="62E75516" wp14:editId="5FB81823">
             <wp:extent cx="6114133" cy="4196862"/>
             <wp:effectExtent l="0" t="0" r="0" b="0"/>
             <wp:docPr id="783314481" name="Immagine 11"/>
@@ -19195,7 +19559,7 @@
         </w:rPr>
       </w:pPr>
       <w:bookmarkStart w:id="26" w:name="_Toc238810283"/>
-      <w:bookmarkStart w:id="27" w:name="_Toc238817056"/>
+      <w:bookmarkStart w:id="27" w:name="_Toc238912624"/>
       <w:r>
         <w:lastRenderedPageBreak/>
         <w:t>5.3 Schema della base di dati</w:t>
@@ -21602,7 +21966,6 @@
           <w:ilvl w:val="1"/>
           <w:numId w:val="7"/>
         </w:numPr>
-        <w:jc w:val="both"/>
         <w:rPr>
           <w:sz w:val="28"/>
           <w:szCs w:val="28"/>
@@ -21753,7 +22116,6 @@
           <w:ilvl w:val="1"/>
           <w:numId w:val="7"/>
         </w:numPr>
-        <w:jc w:val="both"/>
         <w:rPr>
           <w:sz w:val="28"/>
           <w:szCs w:val="28"/>
@@ -22026,7 +22388,6 @@
           <w:ilvl w:val="1"/>
           <w:numId w:val="7"/>
         </w:numPr>
-        <w:jc w:val="both"/>
         <w:rPr>
           <w:sz w:val="28"/>
           <w:szCs w:val="28"/>
@@ -22178,7 +22539,6 @@
           <w:ilvl w:val="1"/>
           <w:numId w:val="7"/>
         </w:numPr>
-        <w:jc w:val="both"/>
         <w:rPr>
           <w:sz w:val="28"/>
           <w:szCs w:val="28"/>
@@ -22848,7 +23208,6 @@
           <w:ilvl w:val="0"/>
           <w:numId w:val="7"/>
         </w:numPr>
-        <w:jc w:val="both"/>
         <w:rPr>
           <w:sz w:val="28"/>
           <w:szCs w:val="28"/>
@@ -23004,7 +23363,6 @@
           <w:ilvl w:val="1"/>
           <w:numId w:val="7"/>
         </w:numPr>
-        <w:jc w:val="both"/>
         <w:rPr>
           <w:sz w:val="28"/>
           <w:szCs w:val="28"/>
@@ -23139,7 +23497,6 @@
           <w:ilvl w:val="1"/>
           <w:numId w:val="7"/>
         </w:numPr>
-        <w:jc w:val="both"/>
         <w:rPr>
           <w:sz w:val="28"/>
           <w:szCs w:val="28"/>
@@ -23905,7 +24262,7 @@
         </w:rPr>
       </w:pPr>
       <w:bookmarkStart w:id="28" w:name="_Toc238810284"/>
-      <w:bookmarkStart w:id="29" w:name="_Toc238817057"/>
+      <w:bookmarkStart w:id="29" w:name="_Toc238912625"/>
       <w:r>
         <w:lastRenderedPageBreak/>
         <w:t>5.4 Vincoli e integrità dei dati</w:t>
@@ -23937,15 +24294,6 @@
         </w:rPr>
         <w:t>.</w:t>
       </w:r>
-    </w:p>
-    <w:p>
-      <w:pPr>
-        <w:jc w:val="both"/>
-        <w:rPr>
-          <w:sz w:val="28"/>
-          <w:szCs w:val="28"/>
-        </w:rPr>
-      </w:pPr>
     </w:p>
     <w:p>
       <w:pPr>
@@ -24852,15 +25200,6 @@
     </w:p>
     <w:p>
       <w:pPr>
-        <w:jc w:val="both"/>
-        <w:rPr>
-          <w:sz w:val="28"/>
-          <w:szCs w:val="28"/>
-        </w:rPr>
-      </w:pPr>
-    </w:p>
-    <w:p>
-      <w:pPr>
         <w:pStyle w:val="Titolo3"/>
         <w:rPr>
           <w:bCs/>
@@ -24869,6 +25208,7 @@
         </w:rPr>
       </w:pPr>
       <w:r>
+        <w:lastRenderedPageBreak/>
         <w:t>Vincoli di integrità delle chiavi primarie</w:t>
       </w:r>
     </w:p>
@@ -25308,26 +25648,6 @@
     </w:p>
     <w:p>
       <w:pPr>
-        <w:jc w:val="both"/>
-        <w:rPr>
-          <w:sz w:val="28"/>
-          <w:szCs w:val="28"/>
-        </w:rPr>
-      </w:pPr>
-    </w:p>
-    <w:p>
-      <w:pPr>
-        <w:jc w:val="both"/>
-        <w:rPr>
-          <w:b/>
-          <w:bCs/>
-          <w:sz w:val="28"/>
-          <w:szCs w:val="28"/>
-        </w:rPr>
-      </w:pPr>
-    </w:p>
-    <w:p>
-      <w:pPr>
         <w:pStyle w:val="Titolo3"/>
         <w:rPr>
           <w:bCs/>
@@ -25646,15 +25966,6 @@
     </w:p>
     <w:p>
       <w:pPr>
-        <w:jc w:val="both"/>
-        <w:rPr>
-          <w:sz w:val="28"/>
-          <w:szCs w:val="28"/>
-        </w:rPr>
-      </w:pPr>
-    </w:p>
-    <w:p>
-      <w:pPr>
         <w:pStyle w:val="Titolo3"/>
         <w:rPr>
           <w:bCs/>
@@ -25804,7 +26115,6 @@
           <w:sz w:val="28"/>
           <w:szCs w:val="28"/>
         </w:rPr>
-        <w:lastRenderedPageBreak/>
         <w:t>stelle</w:t>
       </w:r>
       <w:r>
@@ -25833,15 +26143,6 @@
         </w:rPr>
         <w:t xml:space="preserve"> può essere solo 1, 2, 3, 4 o 5.</w:t>
       </w:r>
-    </w:p>
-    <w:p>
-      <w:pPr>
-        <w:jc w:val="both"/>
-        <w:rPr>
-          <w:sz w:val="28"/>
-          <w:szCs w:val="28"/>
-        </w:rPr>
-      </w:pPr>
     </w:p>
     <w:p>
       <w:pPr>
@@ -25891,7 +26192,16 @@
           <w:sz w:val="28"/>
           <w:szCs w:val="28"/>
         </w:rPr>
-        <w:t>; nella maggior parte dei casi, ogni metodo esegue una singola operazione SQL e la connessione viene chiusa al termine dell</w:t>
+        <w:t xml:space="preserve">; nella maggior parte </w:t>
+      </w:r>
+      <w:r>
+        <w:rPr>
+          <w:color w:val="2C2C2C"/>
+          <w:sz w:val="28"/>
+          <w:szCs w:val="28"/>
+        </w:rPr>
+        <w:lastRenderedPageBreak/>
+        <w:t>dei casi, ogni metodo esegue una singola operazione SQL e la connessione viene chiusa al termine dell</w:t>
       </w:r>
       <w:r>
         <w:rPr>
@@ -26297,15 +26607,6 @@
     </w:p>
     <w:p>
       <w:pPr>
-        <w:jc w:val="both"/>
-        <w:rPr>
-          <w:sz w:val="28"/>
-          <w:szCs w:val="28"/>
-        </w:rPr>
-      </w:pPr>
-    </w:p>
-    <w:p>
-      <w:pPr>
         <w:pStyle w:val="Titolo3"/>
         <w:rPr>
           <w:bCs/>
@@ -26414,7 +26715,6 @@
           <w:sz w:val="28"/>
           <w:szCs w:val="28"/>
         </w:rPr>
-        <w:lastRenderedPageBreak/>
         <w:t>I permessi includono:</w:t>
       </w:r>
     </w:p>
@@ -26596,72 +26896,6 @@
     </w:p>
     <w:p>
       <w:pPr>
-        <w:jc w:val="both"/>
-        <w:rPr>
-          <w:b/>
-          <w:bCs/>
-          <w:sz w:val="28"/>
-          <w:szCs w:val="28"/>
-        </w:rPr>
-      </w:pPr>
-    </w:p>
-    <w:p>
-      <w:pPr>
-        <w:jc w:val="both"/>
-        <w:rPr>
-          <w:b/>
-          <w:bCs/>
-          <w:sz w:val="28"/>
-          <w:szCs w:val="28"/>
-        </w:rPr>
-      </w:pPr>
-    </w:p>
-    <w:p>
-      <w:pPr>
-        <w:jc w:val="both"/>
-        <w:rPr>
-          <w:b/>
-          <w:bCs/>
-          <w:sz w:val="52"/>
-          <w:szCs w:val="52"/>
-        </w:rPr>
-      </w:pPr>
-    </w:p>
-    <w:p>
-      <w:pPr>
-        <w:jc w:val="both"/>
-        <w:rPr>
-          <w:b/>
-          <w:bCs/>
-          <w:sz w:val="52"/>
-          <w:szCs w:val="52"/>
-        </w:rPr>
-      </w:pPr>
-    </w:p>
-    <w:p>
-      <w:pPr>
-        <w:jc w:val="both"/>
-        <w:rPr>
-          <w:b/>
-          <w:bCs/>
-          <w:sz w:val="52"/>
-          <w:szCs w:val="52"/>
-        </w:rPr>
-      </w:pPr>
-    </w:p>
-    <w:p>
-      <w:pPr>
-        <w:jc w:val="both"/>
-        <w:rPr>
-          <w:b/>
-          <w:bCs/>
-          <w:sz w:val="52"/>
-          <w:szCs w:val="52"/>
-        </w:rPr>
-      </w:pPr>
-    </w:p>
-    <w:p>
-      <w:pPr>
         <w:pStyle w:val="Titolo1"/>
         <w:pageBreakBefore/>
         <w:pBdr>
@@ -26673,7 +26907,7 @@
         </w:rPr>
       </w:pPr>
       <w:bookmarkStart w:id="30" w:name="_Toc238810285"/>
-      <w:bookmarkStart w:id="31" w:name="_Toc238817058"/>
+      <w:bookmarkStart w:id="31" w:name="_Toc238912626"/>
       <w:r>
         <w:lastRenderedPageBreak/>
         <w:t>6. Scelte progettuali</w:t>
@@ -26683,146 +26917,135 @@
     </w:p>
     <w:p>
       <w:pPr>
-        <w:jc w:val="both"/>
+        <w:pStyle w:val="Titolo2"/>
+        <w:rPr>
+          <w:bCs/>
+          <w:szCs w:val="40"/>
+        </w:rPr>
+      </w:pPr>
+      <w:bookmarkStart w:id="32" w:name="_Toc238810286"/>
+      <w:bookmarkStart w:id="33" w:name="_Toc238912627"/>
+      <w:r>
+        <w:t>6.1 Gestione dei dati e persistenza</w:t>
+      </w:r>
+      <w:bookmarkEnd w:id="32"/>
+      <w:bookmarkEnd w:id="33"/>
+    </w:p>
+    <w:p>
+      <w:pPr>
+        <w:jc w:val="both"/>
+        <w:rPr>
+          <w:sz w:val="28"/>
+          <w:szCs w:val="28"/>
+        </w:rPr>
+      </w:pPr>
+      <w:r>
+        <w:rPr>
+          <w:color w:val="2C2C2C"/>
+          <w:sz w:val="28"/>
+          <w:szCs w:val="28"/>
+        </w:rPr>
+        <w:t xml:space="preserve">La gestione dei dati e la persistenza sono state progettate per garantire </w:t>
+      </w:r>
+      <w:r>
+        <w:rPr>
+          <w:color w:val="2C2C2C"/>
+          <w:sz w:val="28"/>
+          <w:szCs w:val="28"/>
+        </w:rPr>
+        <w:t>una separazione delle responsabilità tra accesso ai dati e logica applicativa, nonché per assicurare l</w:t>
+      </w:r>
+      <w:r>
+        <w:rPr>
+          <w:color w:val="2C2C2C"/>
+          <w:sz w:val="28"/>
+          <w:szCs w:val="28"/>
+        </w:rPr>
+        <w:t>’</w:t>
+      </w:r>
+      <w:r>
+        <w:rPr>
+          <w:color w:val="2C2C2C"/>
+          <w:sz w:val="28"/>
+          <w:szCs w:val="28"/>
+        </w:rPr>
+        <w:t>integrità e la corretta gestione delle operazioni sulla base di dati</w:t>
+      </w:r>
+      <w:r>
+        <w:rPr>
+          <w:color w:val="2C2C2C"/>
+          <w:sz w:val="28"/>
+          <w:szCs w:val="28"/>
+        </w:rPr>
+        <w:t>.</w:t>
+      </w:r>
+    </w:p>
+    <w:p>
+      <w:pPr>
+        <w:jc w:val="both"/>
+        <w:rPr>
+          <w:sz w:val="28"/>
+          <w:szCs w:val="28"/>
+        </w:rPr>
+      </w:pPr>
+      <w:r>
+        <w:rPr>
+          <w:color w:val="2C2C2C"/>
+          <w:sz w:val="28"/>
+          <w:szCs w:val="28"/>
+        </w:rPr>
+        <w:t>La persistenza dei dati è affidata al sistema di gestione di basi di dati PostgreSQL, mentre l</w:t>
+      </w:r>
+      <w:r>
+        <w:rPr>
+          <w:color w:val="2C2C2C"/>
+          <w:sz w:val="28"/>
+          <w:szCs w:val="28"/>
+        </w:rPr>
+        <w:t>’</w:t>
+      </w:r>
+      <w:r>
+        <w:rPr>
+          <w:color w:val="2C2C2C"/>
+          <w:sz w:val="28"/>
+          <w:szCs w:val="28"/>
+        </w:rPr>
+        <w:t xml:space="preserve">accesso ai dati è organizzato mediante il pattern </w:t>
+      </w:r>
+      <w:r>
         <w:rPr>
           <w:b/>
           <w:bCs/>
-          <w:sz w:val="40"/>
-          <w:szCs w:val="40"/>
-        </w:rPr>
-      </w:pPr>
-    </w:p>
-    <w:p>
-      <w:pPr>
-        <w:pStyle w:val="Titolo2"/>
-        <w:rPr>
-          <w:bCs/>
-          <w:szCs w:val="40"/>
-        </w:rPr>
-      </w:pPr>
-      <w:bookmarkStart w:id="32" w:name="_Toc238810286"/>
-      <w:bookmarkStart w:id="33" w:name="_Toc238817059"/>
-      <w:r>
-        <w:t>6.1 Gestione dei dati e persistenza</w:t>
-      </w:r>
-      <w:bookmarkEnd w:id="32"/>
-      <w:bookmarkEnd w:id="33"/>
-    </w:p>
-    <w:p>
-      <w:pPr>
-        <w:jc w:val="both"/>
-        <w:rPr>
-          <w:sz w:val="28"/>
-          <w:szCs w:val="28"/>
-        </w:rPr>
-      </w:pPr>
-      <w:r>
-        <w:rPr>
-          <w:color w:val="2C2C2C"/>
-          <w:sz w:val="28"/>
-          <w:szCs w:val="28"/>
-        </w:rPr>
-        <w:t xml:space="preserve">La gestione dei dati e la persistenza sono state progettate per garantire </w:t>
-      </w:r>
-      <w:r>
-        <w:rPr>
-          <w:color w:val="2C2C2C"/>
-          <w:sz w:val="28"/>
-          <w:szCs w:val="28"/>
-        </w:rPr>
-        <w:t>una separazione delle responsabilità tra accesso ai dati e logica applicativa, nonché per assicurare l</w:t>
-      </w:r>
-      <w:r>
-        <w:rPr>
-          <w:color w:val="2C2C2C"/>
-          <w:sz w:val="28"/>
-          <w:szCs w:val="28"/>
-        </w:rPr>
-        <w:t>’</w:t>
-      </w:r>
-      <w:r>
-        <w:rPr>
-          <w:color w:val="2C2C2C"/>
-          <w:sz w:val="28"/>
-          <w:szCs w:val="28"/>
-        </w:rPr>
-        <w:t>integrità e la corretta gestione delle operazioni sulla base di dati</w:t>
-      </w:r>
-      <w:r>
-        <w:rPr>
-          <w:color w:val="2C2C2C"/>
-          <w:sz w:val="28"/>
-          <w:szCs w:val="28"/>
-        </w:rPr>
-        <w:t>.</w:t>
-      </w:r>
-    </w:p>
-    <w:p>
-      <w:pPr>
-        <w:jc w:val="both"/>
-        <w:rPr>
-          <w:sz w:val="28"/>
-          <w:szCs w:val="28"/>
-        </w:rPr>
-      </w:pPr>
-      <w:r>
-        <w:rPr>
-          <w:color w:val="2C2C2C"/>
-          <w:sz w:val="28"/>
-          <w:szCs w:val="28"/>
-        </w:rPr>
-        <w:t>La persistenza dei dati è affidata al sistema di gestione di basi di dati PostgreSQL, mentre l</w:t>
-      </w:r>
-      <w:r>
-        <w:rPr>
-          <w:color w:val="2C2C2C"/>
-          <w:sz w:val="28"/>
-          <w:szCs w:val="28"/>
-        </w:rPr>
-        <w:t>’</w:t>
-      </w:r>
-      <w:r>
-        <w:rPr>
-          <w:color w:val="2C2C2C"/>
-          <w:sz w:val="28"/>
-          <w:szCs w:val="28"/>
-        </w:rPr>
-        <w:t xml:space="preserve">accesso ai dati è organizzato mediante il pattern </w:t>
+          <w:i/>
+          <w:iCs/>
+          <w:color w:val="2C2C2C"/>
+          <w:sz w:val="28"/>
+          <w:szCs w:val="28"/>
+        </w:rPr>
+        <w:t>Data Access Object</w:t>
       </w:r>
       <w:r>
         <w:rPr>
           <w:b/>
           <w:bCs/>
-          <w:i/>
-          <w:iCs/>
-          <w:color w:val="2C2C2C"/>
-          <w:sz w:val="28"/>
-          <w:szCs w:val="28"/>
-        </w:rPr>
-        <w:t>Data Access Object</w:t>
+          <w:color w:val="2C2C2C"/>
+          <w:sz w:val="28"/>
+          <w:szCs w:val="28"/>
+        </w:rPr>
+        <w:t xml:space="preserve"> (DAO)</w:t>
+      </w:r>
+      <w:r>
+        <w:rPr>
+          <w:color w:val="2C2C2C"/>
+          <w:sz w:val="28"/>
+          <w:szCs w:val="28"/>
+        </w:rPr>
+        <w:t xml:space="preserve">. La logica applicativa e di business è invece concentrata nel livello </w:t>
       </w:r>
       <w:r>
         <w:rPr>
           <w:b/>
           <w:bCs/>
-          <w:color w:val="2C2C2C"/>
-          <w:sz w:val="28"/>
-          <w:szCs w:val="28"/>
-        </w:rPr>
-        <w:t xml:space="preserve"> (DAO)</w:t>
-      </w:r>
-      <w:r>
-        <w:rPr>
-          <w:color w:val="2C2C2C"/>
-          <w:sz w:val="28"/>
-          <w:szCs w:val="28"/>
-        </w:rPr>
-        <w:t xml:space="preserve">. La logica applicativa e di business è invece concentrata nel livello </w:t>
-      </w:r>
-      <w:r>
-        <w:rPr>
-          <w:b/>
-          <w:bCs/>
           <w:i/>
           <w:iCs/>
           <w:color w:val="2C2C2C"/>
@@ -26855,15 +27078,6 @@
         </w:rPr>
         <w:t>applicazione.</w:t>
       </w:r>
-    </w:p>
-    <w:p>
-      <w:pPr>
-        <w:jc w:val="both"/>
-        <w:rPr>
-          <w:sz w:val="28"/>
-          <w:szCs w:val="28"/>
-        </w:rPr>
-      </w:pPr>
     </w:p>
     <w:p>
       <w:pPr>
@@ -26972,15 +27186,6 @@
         </w:rPr>
         <w:t>accoppiamento tra il livello applicativo e il sistema di gestione della base di dati.</w:t>
       </w:r>
-    </w:p>
-    <w:p>
-      <w:pPr>
-        <w:jc w:val="both"/>
-        <w:rPr>
-          <w:sz w:val="28"/>
-          <w:szCs w:val="28"/>
-        </w:rPr>
-      </w:pPr>
     </w:p>
     <w:p>
       <w:pPr>
@@ -27396,7 +27601,6 @@
           <w:sz w:val="28"/>
           <w:szCs w:val="28"/>
         </w:rPr>
-        <w:lastRenderedPageBreak/>
         <w:t>I DAO non adottano necessariamente una nomenclatura CRUD uniforme, ma espongono metodi specifici in funzione delle operazioni richieste dall</w:t>
       </w:r>
       <w:r>
@@ -27457,6 +27661,7 @@
           <w:sz w:val="28"/>
           <w:szCs w:val="28"/>
         </w:rPr>
+        <w:lastRenderedPageBreak/>
         <w:t>ricerca e recupero di dati tramite identificativo o altri criteri;</w:t>
       </w:r>
     </w:p>
@@ -27686,15 +27891,6 @@
     </w:p>
     <w:p>
       <w:pPr>
-        <w:jc w:val="both"/>
-        <w:rPr>
-          <w:sz w:val="28"/>
-          <w:szCs w:val="28"/>
-        </w:rPr>
-      </w:pPr>
-    </w:p>
-    <w:p>
-      <w:pPr>
         <w:pStyle w:val="Titolo3"/>
         <w:rPr>
           <w:bCs/>
@@ -28093,15 +28289,6 @@
     </w:p>
     <w:p>
       <w:pPr>
-        <w:jc w:val="both"/>
-        <w:rPr>
-          <w:sz w:val="28"/>
-          <w:szCs w:val="28"/>
-        </w:rPr>
-      </w:pPr>
-    </w:p>
-    <w:p>
-      <w:pPr>
         <w:pStyle w:val="Titolo3"/>
         <w:rPr>
           <w:bCs/>
@@ -28110,7 +28297,6 @@
         </w:rPr>
       </w:pPr>
       <w:r>
-        <w:lastRenderedPageBreak/>
         <w:t>Persistenza dei dati</w:t>
       </w:r>
     </w:p>
@@ -28148,15 +28334,6 @@
         </w:rPr>
         <w:t>, scelto come componente responsabile della memorizzazione persistente delle informazioni e della gestione dei vincoli di integrità e delle transazioni.</w:t>
       </w:r>
-    </w:p>
-    <w:p>
-      <w:pPr>
-        <w:jc w:val="both"/>
-        <w:rPr>
-          <w:sz w:val="28"/>
-          <w:szCs w:val="28"/>
-        </w:rPr>
-      </w:pPr>
     </w:p>
     <w:p>
       <w:pPr>
@@ -28168,6 +28345,7 @@
         </w:rPr>
       </w:pPr>
       <w:r>
+        <w:lastRenderedPageBreak/>
         <w:t xml:space="preserve">Configurazione della </w:t>
       </w:r>
       <w:r>
@@ -28482,15 +28660,6 @@
     </w:p>
     <w:p>
       <w:pPr>
-        <w:jc w:val="both"/>
-        <w:rPr>
-          <w:sz w:val="28"/>
-          <w:szCs w:val="28"/>
-        </w:rPr>
-      </w:pPr>
-    </w:p>
-    <w:p>
-      <w:pPr>
         <w:pStyle w:val="Titolo3"/>
         <w:rPr>
           <w:bCs/>
@@ -28655,15 +28824,6 @@
     </w:p>
     <w:p>
       <w:pPr>
-        <w:jc w:val="both"/>
-        <w:rPr>
-          <w:sz w:val="28"/>
-          <w:szCs w:val="28"/>
-        </w:rPr>
-      </w:pPr>
-    </w:p>
-    <w:p>
-      <w:pPr>
         <w:pStyle w:val="Titolo3"/>
         <w:rPr>
           <w:bCs/>
@@ -28706,16 +28866,7 @@
           <w:sz w:val="28"/>
           <w:szCs w:val="28"/>
         </w:rPr>
-        <w:t xml:space="preserve">La maggior parte dei metodi DAO esegue una singola istruzione SQL utilizzando una nuova connessione e non richiede quindi una gestione esplicita della transazione nel </w:t>
-      </w:r>
-      <w:r>
-        <w:rPr>
-          <w:color w:val="2C2C2C"/>
-          <w:sz w:val="28"/>
-          <w:szCs w:val="28"/>
-        </w:rPr>
-        <w:lastRenderedPageBreak/>
-        <w:t>codice. Nei casi in cui un</w:t>
+        <w:t>La maggior parte dei metodi DAO esegue una singola istruzione SQL utilizzando una nuova connessione e non richiede quindi una gestione esplicita della transazione nel codice. Nei casi in cui un</w:t>
       </w:r>
       <w:r>
         <w:rPr>
@@ -28838,6 +28989,7 @@
         </w:rPr>
       </w:pPr>
       <w:r>
+        <w:lastRenderedPageBreak/>
         <w:t>Gestione delle eccezioni</w:t>
       </w:r>
     </w:p>
@@ -29108,7 +29260,7 @@
         </w:rPr>
       </w:pPr>
       <w:bookmarkStart w:id="34" w:name="_Toc238810287"/>
-      <w:bookmarkStart w:id="35" w:name="_Toc238817060"/>
+      <w:bookmarkStart w:id="35" w:name="_Toc238912628"/>
       <w:r>
         <w:lastRenderedPageBreak/>
         <w:t>6.2 Gestione degli errori</w:t>
@@ -29191,15 +29343,6 @@
         </w:rPr>
         <w:t>, che traducono le eccezioni in risposte da restituire al client.</w:t>
       </w:r>
-    </w:p>
-    <w:p>
-      <w:pPr>
-        <w:jc w:val="both"/>
-        <w:rPr>
-          <w:sz w:val="28"/>
-          <w:szCs w:val="28"/>
-        </w:rPr>
-      </w:pPr>
     </w:p>
     <w:p>
       <w:pPr>
@@ -29341,17 +29484,6 @@
     </w:p>
     <w:p>
       <w:pPr>
-        <w:jc w:val="both"/>
-        <w:rPr>
-          <w:b/>
-          <w:bCs/>
-          <w:sz w:val="28"/>
-          <w:szCs w:val="28"/>
-        </w:rPr>
-      </w:pPr>
-    </w:p>
-    <w:p>
-      <w:pPr>
         <w:pStyle w:val="Titolo3"/>
         <w:rPr>
           <w:bCs/>
@@ -29483,17 +29615,6 @@
     </w:p>
     <w:p>
       <w:pPr>
-        <w:jc w:val="both"/>
-        <w:rPr>
-          <w:b/>
-          <w:bCs/>
-          <w:sz w:val="28"/>
-          <w:szCs w:val="28"/>
-        </w:rPr>
-      </w:pPr>
-    </w:p>
-    <w:p>
-      <w:pPr>
         <w:pStyle w:val="Titolo3"/>
         <w:rPr>
           <w:bCs/>
@@ -29658,7 +29779,6 @@
           <w:sz w:val="28"/>
           <w:szCs w:val="28"/>
         </w:rPr>
-        <w:lastRenderedPageBreak/>
         <w:t>Ad esempio, nei DAO un errore durante l</w:t>
       </w:r>
       <w:r>
@@ -29749,6 +29869,7 @@
         </w:rPr>
       </w:pPr>
       <w:r>
+        <w:lastRenderedPageBreak/>
         <w:t>ValidationException</w:t>
       </w:r>
     </w:p>
@@ -29885,17 +30006,6 @@
         </w:rPr>
         <w:t xml:space="preserve">utente, quelli dovuti alle regole applicative e quelli causati da problemi del sistema o della base di dati. </w:t>
       </w:r>
-    </w:p>
-    <w:p>
-      <w:pPr>
-        <w:jc w:val="both"/>
-        <w:rPr>
-          <w:b/>
-          <w:bCs/>
-          <w:sz w:val="28"/>
-          <w:szCs w:val="28"/>
-        </w:rPr>
-      </w:pPr>
     </w:p>
     <w:p>
       <w:pPr>
@@ -30405,17 +30515,6 @@
     </w:p>
     <w:p>
       <w:pPr>
-        <w:jc w:val="both"/>
-        <w:rPr>
-          <w:b/>
-          <w:bCs/>
-          <w:sz w:val="28"/>
-          <w:szCs w:val="28"/>
-        </w:rPr>
-      </w:pPr>
-    </w:p>
-    <w:p>
-      <w:pPr>
         <w:pStyle w:val="Titolo3"/>
         <w:rPr>
           <w:bCs/>
@@ -30495,19 +30594,154 @@
           <w:sz w:val="28"/>
           <w:szCs w:val="28"/>
         </w:rPr>
-        <w:t xml:space="preserve">, che viene successivamente propagata al livello applicativo. In questo modo i livelli superiori non devono dipendere direttamente dalle eccezioni specifiche di JDBC. </w:t>
-      </w:r>
-    </w:p>
-    <w:p>
-      <w:pPr>
-        <w:jc w:val="both"/>
-        <w:rPr>
-          <w:b/>
+        <w:t xml:space="preserve">, che viene successivamente </w:t>
+      </w:r>
+      <w:r>
+        <w:rPr>
+          <w:color w:val="2C2C2C"/>
+          <w:sz w:val="28"/>
+          <w:szCs w:val="28"/>
+        </w:rPr>
+        <w:lastRenderedPageBreak/>
+        <w:t xml:space="preserve">propagata al livello applicativo. In questo modo i livelli superiori non devono dipendere direttamente dalle eccezioni specifiche di JDBC. </w:t>
+      </w:r>
+    </w:p>
+    <w:p>
+      <w:pPr>
+        <w:pStyle w:val="Titolo3"/>
+        <w:rPr>
           <w:bCs/>
           <w:sz w:val="32"/>
           <w:szCs w:val="32"/>
         </w:rPr>
       </w:pPr>
+      <w:r>
+        <w:t>Gestione degli errori di validazione</w:t>
+      </w:r>
+    </w:p>
+    <w:p>
+      <w:pPr>
+        <w:jc w:val="both"/>
+        <w:rPr>
+          <w:sz w:val="28"/>
+          <w:szCs w:val="28"/>
+        </w:rPr>
+      </w:pPr>
+      <w:r>
+        <w:rPr>
+          <w:color w:val="2C2C2C"/>
+          <w:sz w:val="28"/>
+          <w:szCs w:val="28"/>
+        </w:rPr>
+        <w:t xml:space="preserve">Gli errori relativi ai dati in ingresso vengono individuati principalmente nel livello </w:t>
+      </w:r>
+      <w:r>
+        <w:rPr>
+          <w:i/>
+          <w:iCs/>
+          <w:color w:val="2C2C2C"/>
+          <w:sz w:val="28"/>
+          <w:szCs w:val="28"/>
+        </w:rPr>
+        <w:t>Service</w:t>
+      </w:r>
+      <w:r>
+        <w:rPr>
+          <w:color w:val="2C2C2C"/>
+          <w:sz w:val="28"/>
+          <w:szCs w:val="28"/>
+        </w:rPr>
+        <w:t xml:space="preserve">, dove vengono effettuati i controlli sui dati ricevuti. In caso di violazione dei vincoli previsti, viene sollevata una </w:t>
+      </w:r>
+      <w:r>
+        <w:rPr>
+          <w:i/>
+          <w:iCs/>
+          <w:color w:val="2C2C2C"/>
+          <w:sz w:val="28"/>
+          <w:szCs w:val="28"/>
+        </w:rPr>
+        <w:t>ValidationException</w:t>
+      </w:r>
+      <w:r>
+        <w:rPr>
+          <w:color w:val="2C2C2C"/>
+          <w:sz w:val="28"/>
+          <w:szCs w:val="28"/>
+        </w:rPr>
+        <w:t xml:space="preserve">, successivamente intercettata dal </w:t>
+      </w:r>
+      <w:r>
+        <w:rPr>
+          <w:i/>
+          <w:iCs/>
+          <w:color w:val="2C2C2C"/>
+          <w:sz w:val="28"/>
+          <w:szCs w:val="28"/>
+        </w:rPr>
+        <w:t>Command</w:t>
+      </w:r>
+      <w:r>
+        <w:rPr>
+          <w:color w:val="2C2C2C"/>
+          <w:sz w:val="28"/>
+          <w:szCs w:val="28"/>
+        </w:rPr>
+        <w:t xml:space="preserve"> e trasformata in una risposta con stato </w:t>
+      </w:r>
+      <w:r>
+        <w:rPr>
+          <w:i/>
+          <w:iCs/>
+          <w:color w:val="2C2C2C"/>
+          <w:sz w:val="28"/>
+          <w:szCs w:val="28"/>
+        </w:rPr>
+        <w:t>ERRORE_VALIDAZIONE</w:t>
+      </w:r>
+      <w:r>
+        <w:rPr>
+          <w:color w:val="2C2C2C"/>
+          <w:sz w:val="28"/>
+          <w:szCs w:val="28"/>
+        </w:rPr>
+        <w:t xml:space="preserve">. </w:t>
+      </w:r>
+    </w:p>
+    <w:p>
+      <w:pPr>
+        <w:jc w:val="both"/>
+        <w:rPr>
+          <w:sz w:val="28"/>
+          <w:szCs w:val="28"/>
+        </w:rPr>
+      </w:pPr>
+      <w:r>
+        <w:rPr>
+          <w:color w:val="2C2C2C"/>
+          <w:sz w:val="28"/>
+          <w:szCs w:val="28"/>
+        </w:rPr>
+        <w:t xml:space="preserve">Ad esempio, il servizio relativo alla ricerca dei ristoranti nelle vicinanze verifica che il luogo sia valorizzato e che il raggio sia maggiore di zero, sollevando una </w:t>
+      </w:r>
+      <w:r>
+        <w:rPr>
+          <w:i/>
+          <w:iCs/>
+          <w:color w:val="2C2C2C"/>
+          <w:sz w:val="28"/>
+          <w:szCs w:val="28"/>
+        </w:rPr>
+        <w:t>ValidationException</w:t>
+      </w:r>
+      <w:r>
+        <w:rPr>
+          <w:color w:val="2C2C2C"/>
+          <w:sz w:val="28"/>
+          <w:szCs w:val="28"/>
+        </w:rPr>
+        <w:t xml:space="preserve"> in caso contrario. </w:t>
+      </w:r>
     </w:p>
     <w:p>
       <w:pPr>
@@ -30519,143 +30753,78 @@
         </w:rPr>
       </w:pPr>
       <w:r>
-        <w:t>Gestione degli errori di validazione</w:t>
-      </w:r>
-    </w:p>
-    <w:p>
-      <w:pPr>
-        <w:jc w:val="both"/>
-        <w:rPr>
-          <w:sz w:val="28"/>
-          <w:szCs w:val="28"/>
-        </w:rPr>
-      </w:pPr>
-      <w:r>
-        <w:rPr>
-          <w:color w:val="2C2C2C"/>
-          <w:sz w:val="28"/>
-          <w:szCs w:val="28"/>
-        </w:rPr>
-        <w:t xml:space="preserve">Gli errori relativi ai dati in ingresso vengono individuati principalmente nel livello </w:t>
-      </w:r>
-      <w:r>
-        <w:rPr>
-          <w:i/>
-          <w:iCs/>
-          <w:color w:val="2C2C2C"/>
-          <w:sz w:val="28"/>
-          <w:szCs w:val="28"/>
-        </w:rPr>
-        <w:t>Service</w:t>
-      </w:r>
-      <w:r>
-        <w:rPr>
-          <w:color w:val="2C2C2C"/>
-          <w:sz w:val="28"/>
-          <w:szCs w:val="28"/>
-        </w:rPr>
-        <w:t xml:space="preserve">, dove vengono effettuati i controlli sui dati ricevuti. In caso di violazione dei vincoli previsti, viene sollevata una </w:t>
-      </w:r>
-      <w:r>
-        <w:rPr>
-          <w:i/>
-          <w:iCs/>
-          <w:color w:val="2C2C2C"/>
-          <w:sz w:val="28"/>
-          <w:szCs w:val="28"/>
-        </w:rPr>
-        <w:t>ValidationException</w:t>
-      </w:r>
-      <w:r>
-        <w:rPr>
-          <w:color w:val="2C2C2C"/>
-          <w:sz w:val="28"/>
-          <w:szCs w:val="28"/>
-        </w:rPr>
-        <w:t xml:space="preserve">, successivamente intercettata dal </w:t>
-      </w:r>
-      <w:r>
-        <w:rPr>
-          <w:i/>
-          <w:iCs/>
-          <w:color w:val="2C2C2C"/>
-          <w:sz w:val="28"/>
-          <w:szCs w:val="28"/>
-        </w:rPr>
-        <w:t>Command</w:t>
-      </w:r>
-      <w:r>
-        <w:rPr>
-          <w:color w:val="2C2C2C"/>
-          <w:sz w:val="28"/>
-          <w:szCs w:val="28"/>
-        </w:rPr>
-        <w:t xml:space="preserve"> e trasformata in una risposta con stato </w:t>
-      </w:r>
-      <w:r>
-        <w:rPr>
-          <w:i/>
-          <w:iCs/>
-          <w:color w:val="2C2C2C"/>
-          <w:sz w:val="28"/>
-          <w:szCs w:val="28"/>
-        </w:rPr>
-        <w:t>ERRORE_VALIDAZIONE</w:t>
-      </w:r>
-      <w:r>
-        <w:rPr>
-          <w:color w:val="2C2C2C"/>
-          <w:sz w:val="28"/>
-          <w:szCs w:val="28"/>
-        </w:rPr>
-        <w:t xml:space="preserve">. </w:t>
-      </w:r>
-    </w:p>
-    <w:p>
-      <w:pPr>
-        <w:jc w:val="both"/>
-        <w:rPr>
-          <w:sz w:val="28"/>
-          <w:szCs w:val="28"/>
-        </w:rPr>
-      </w:pPr>
-      <w:r>
-        <w:rPr>
-          <w:color w:val="2C2C2C"/>
-          <w:sz w:val="28"/>
-          <w:szCs w:val="28"/>
-        </w:rPr>
-        <w:t xml:space="preserve">Ad esempio, il servizio relativo alla ricerca dei ristoranti nelle vicinanze verifica che il luogo sia valorizzato e che il raggio sia maggiore di zero, sollevando una </w:t>
-      </w:r>
-      <w:r>
-        <w:rPr>
-          <w:i/>
-          <w:iCs/>
-          <w:color w:val="2C2C2C"/>
-          <w:sz w:val="28"/>
-          <w:szCs w:val="28"/>
-        </w:rPr>
-        <w:t>ValidationException</w:t>
-      </w:r>
-      <w:r>
-        <w:rPr>
-          <w:color w:val="2C2C2C"/>
-          <w:sz w:val="28"/>
-          <w:szCs w:val="28"/>
-        </w:rPr>
-        <w:t xml:space="preserve"> in caso contrario. </w:t>
-      </w:r>
-    </w:p>
-    <w:p>
-      <w:pPr>
-        <w:jc w:val="both"/>
-        <w:rPr>
-          <w:b/>
-          <w:bCs/>
-          <w:sz w:val="28"/>
-          <w:szCs w:val="28"/>
-        </w:rPr>
-      </w:pPr>
+        <w:t>Gestione degli errori applicativi</w:t>
+      </w:r>
+    </w:p>
+    <w:p>
+      <w:pPr>
+        <w:jc w:val="both"/>
+        <w:rPr>
+          <w:sz w:val="28"/>
+          <w:szCs w:val="28"/>
+        </w:rPr>
+      </w:pPr>
+      <w:r>
+        <w:rPr>
+          <w:color w:val="2C2C2C"/>
+          <w:sz w:val="28"/>
+          <w:szCs w:val="28"/>
+        </w:rPr>
+        <w:t xml:space="preserve">Gli errori relativi alle regole di business vengono rappresentati mediante </w:t>
+      </w:r>
+      <w:r>
+        <w:rPr>
+          <w:i/>
+          <w:iCs/>
+          <w:color w:val="2C2C2C"/>
+          <w:sz w:val="28"/>
+          <w:szCs w:val="28"/>
+        </w:rPr>
+        <w:t>ApplicationException</w:t>
+      </w:r>
+      <w:r>
+        <w:rPr>
+          <w:color w:val="2C2C2C"/>
+          <w:sz w:val="28"/>
+          <w:szCs w:val="28"/>
+        </w:rPr>
+        <w:t xml:space="preserve">. Questa eccezione permette di distinguere una condizione applicativa non consentita da un errore tecnico della base di dati o da un errore di validazione. </w:t>
+      </w:r>
+    </w:p>
+    <w:p>
+      <w:pPr>
+        <w:jc w:val="both"/>
+        <w:rPr>
+          <w:sz w:val="28"/>
+          <w:szCs w:val="28"/>
+        </w:rPr>
+      </w:pPr>
+      <w:r>
+        <w:rPr>
+          <w:color w:val="2C2C2C"/>
+          <w:sz w:val="28"/>
+          <w:szCs w:val="28"/>
+        </w:rPr>
+        <w:t xml:space="preserve">Un esempio è il tentativo di inserire una recensione già esistente per la stessa combinazione di cliente e ristorante: il DAO intercetta il relativo errore PostgreSQL e lo traduce in </w:t>
+      </w:r>
+      <w:r>
+        <w:rPr>
+          <w:i/>
+          <w:iCs/>
+          <w:color w:val="2C2C2C"/>
+          <w:sz w:val="28"/>
+          <w:szCs w:val="28"/>
+        </w:rPr>
+        <w:t>ApplicationException</w:t>
+      </w:r>
+      <w:r>
+        <w:rPr>
+          <w:color w:val="2C2C2C"/>
+          <w:sz w:val="28"/>
+          <w:szCs w:val="28"/>
+        </w:rPr>
+        <w:t>.</w:t>
+      </w:r>
     </w:p>
     <w:p>
       <w:pPr>
@@ -30667,98 +30836,6 @@
         </w:rPr>
       </w:pPr>
       <w:r>
-        <w:t>Gestione degli errori applicativi</w:t>
-      </w:r>
-    </w:p>
-    <w:p>
-      <w:pPr>
-        <w:jc w:val="both"/>
-        <w:rPr>
-          <w:sz w:val="28"/>
-          <w:szCs w:val="28"/>
-        </w:rPr>
-      </w:pPr>
-      <w:r>
-        <w:rPr>
-          <w:color w:val="2C2C2C"/>
-          <w:sz w:val="28"/>
-          <w:szCs w:val="28"/>
-        </w:rPr>
-        <w:t xml:space="preserve">Gli errori relativi alle regole di business vengono rappresentati mediante </w:t>
-      </w:r>
-      <w:r>
-        <w:rPr>
-          <w:i/>
-          <w:iCs/>
-          <w:color w:val="2C2C2C"/>
-          <w:sz w:val="28"/>
-          <w:szCs w:val="28"/>
-        </w:rPr>
-        <w:t>ApplicationException</w:t>
-      </w:r>
-      <w:r>
-        <w:rPr>
-          <w:color w:val="2C2C2C"/>
-          <w:sz w:val="28"/>
-          <w:szCs w:val="28"/>
-        </w:rPr>
-        <w:t xml:space="preserve">. Questa eccezione permette di distinguere una condizione applicativa non consentita da un errore tecnico della base di dati o da un errore di validazione. </w:t>
-      </w:r>
-    </w:p>
-    <w:p>
-      <w:pPr>
-        <w:jc w:val="both"/>
-        <w:rPr>
-          <w:sz w:val="28"/>
-          <w:szCs w:val="28"/>
-        </w:rPr>
-      </w:pPr>
-      <w:r>
-        <w:rPr>
-          <w:color w:val="2C2C2C"/>
-          <w:sz w:val="28"/>
-          <w:szCs w:val="28"/>
-        </w:rPr>
-        <w:t xml:space="preserve">Un esempio è il tentativo di inserire una recensione già esistente per la stessa combinazione di cliente e ristorante: il DAO intercetta il relativo errore PostgreSQL e lo traduce in </w:t>
-      </w:r>
-      <w:r>
-        <w:rPr>
-          <w:i/>
-          <w:iCs/>
-          <w:color w:val="2C2C2C"/>
-          <w:sz w:val="28"/>
-          <w:szCs w:val="28"/>
-        </w:rPr>
-        <w:t>ApplicationException</w:t>
-      </w:r>
-      <w:r>
-        <w:rPr>
-          <w:color w:val="2C2C2C"/>
-          <w:sz w:val="28"/>
-          <w:szCs w:val="28"/>
-        </w:rPr>
-        <w:t>.</w:t>
-      </w:r>
-    </w:p>
-    <w:p>
-      <w:pPr>
-        <w:jc w:val="both"/>
-        <w:rPr>
-          <w:sz w:val="28"/>
-          <w:szCs w:val="28"/>
-        </w:rPr>
-      </w:pPr>
-    </w:p>
-    <w:p>
-      <w:pPr>
-        <w:pStyle w:val="Titolo3"/>
-        <w:rPr>
-          <w:bCs/>
-          <w:sz w:val="32"/>
-          <w:szCs w:val="32"/>
-        </w:rPr>
-      </w:pPr>
-      <w:r>
         <w:t>Gestione degli errori lato client</w:t>
       </w:r>
     </w:p>
@@ -30830,16 +30907,7 @@
           <w:sz w:val="28"/>
           <w:szCs w:val="28"/>
         </w:rPr>
-        <w:t xml:space="preserve"> con stato diverso da SUCCESSO, ad esempio in caso di </w:t>
-      </w:r>
-      <w:r>
-        <w:rPr>
-          <w:color w:val="2C2C2C"/>
-          <w:sz w:val="28"/>
-          <w:szCs w:val="28"/>
-        </w:rPr>
-        <w:lastRenderedPageBreak/>
-        <w:t>validazione fallita, credenziali errate o operazione non autorizzata; l</w:t>
+        <w:t xml:space="preserve"> con stato diverso da SUCCESSO, ad esempio in caso di validazione fallita, credenziali errate o operazione non autorizzata; l</w:t>
       </w:r>
       <w:r>
         <w:rPr>
@@ -31068,6 +31136,7 @@
           <w:sz w:val="28"/>
           <w:szCs w:val="28"/>
         </w:rPr>
+        <w:lastRenderedPageBreak/>
         <w:t>IOException</w:t>
       </w:r>
       <w:r>
@@ -31309,7 +31378,7 @@
         </w:rPr>
       </w:pPr>
       <w:bookmarkStart w:id="36" w:name="_Toc238810288"/>
-      <w:bookmarkStart w:id="37" w:name="_Toc238817061"/>
+      <w:bookmarkStart w:id="37" w:name="_Toc238912629"/>
       <w:r>
         <w:lastRenderedPageBreak/>
         <w:t>6.3 Gestione della sicurezza</w:t>
@@ -31432,15 +31501,6 @@
         </w:rPr>
         <w:t xml:space="preserve"> la sicurezza è articolata principalmente in tre aspetti: autenticazione degli utenti, autorizzazione delle operazioni e gestione delle sessioni.</w:t>
       </w:r>
-    </w:p>
-    <w:p>
-      <w:pPr>
-        <w:jc w:val="both"/>
-        <w:rPr>
-          <w:sz w:val="28"/>
-          <w:szCs w:val="28"/>
-        </w:rPr>
-      </w:pPr>
     </w:p>
     <w:p>
       <w:pPr>
@@ -31600,15 +31660,6 @@
     </w:p>
     <w:p>
       <w:pPr>
-        <w:jc w:val="both"/>
-        <w:rPr>
-          <w:sz w:val="28"/>
-          <w:szCs w:val="28"/>
-        </w:rPr>
-      </w:pPr>
-    </w:p>
-    <w:p>
-      <w:pPr>
         <w:pStyle w:val="Titolo3"/>
         <w:rPr>
           <w:bCs/>
@@ -31670,7 +31721,7 @@
           <w:sz w:val="28"/>
           <w:szCs w:val="28"/>
         </w:rPr>
-        <w:t>. Prima di procedere con la persistenza vengono verificati i dati obbligatori (nome, cognome, username, email, password, data di nascita e ruolo) e i relativi vincoli: la password deve avere almeno 8 caratteri, l'email deve rispettare il formato previsto e la data di nascita deve corrispondere ad almeno 18 anni compiuti. Vengono inoltre verificate l'unicità dello username e dell'email, che in caso di conflitto producono una ApplicationException. I controlli vengono effettuati direttamente nel server e non sono quindi demandati esclusivamente all</w:t>
+        <w:t>. Prima di procedere con la persistenza vengono verificati i dati obbligatori (nome, cognome, username, email, password, data di nascita e ruolo) e i relativi vincoli: la password deve avere almeno 8 caratteri, l’email deve rispettare il formato previsto e la data di nascita deve corrispondere ad almeno 18 anni compiuti. Vengono inoltre verificate l’unicità dello username e dell’email, che in caso di conflitto producono una ApplicationException. I controlli vengono effettuati direttamente nel server e non sono quindi demandati esclusivamente all</w:t>
       </w:r>
       <w:r>
         <w:rPr>
@@ -31821,15 +31872,6 @@
         </w:rPr>
         <w:t xml:space="preserve">operazione di autenticazione. </w:t>
       </w:r>
-    </w:p>
-    <w:p>
-      <w:pPr>
-        <w:jc w:val="both"/>
-        <w:rPr>
-          <w:sz w:val="28"/>
-          <w:szCs w:val="28"/>
-        </w:rPr>
-      </w:pPr>
     </w:p>
     <w:p>
       <w:pPr>
@@ -31926,7 +31968,104 @@
           <w:sz w:val="28"/>
           <w:szCs w:val="28"/>
         </w:rPr>
-        <w:t xml:space="preserve">l fattore di costo utilizzato è pari </w:t>
+        <w:t>l fattore di costo utilizzato è pari a 12. In questo modo la password non viene memorizzata direttamente nel</w:t>
+      </w:r>
+      <w:r>
+        <w:rPr>
+          <w:color w:val="2C2C2C"/>
+          <w:sz w:val="28"/>
+          <w:szCs w:val="28"/>
+        </w:rPr>
+        <w:t xml:space="preserve">la base di dati </w:t>
+      </w:r>
+      <w:r>
+        <w:rPr>
+          <w:color w:val="2C2C2C"/>
+          <w:sz w:val="28"/>
+          <w:szCs w:val="28"/>
+        </w:rPr>
+        <w:t xml:space="preserve">in forma leggibile. </w:t>
+      </w:r>
+    </w:p>
+    <w:p>
+      <w:pPr>
+        <w:jc w:val="both"/>
+        <w:rPr>
+          <w:sz w:val="28"/>
+          <w:szCs w:val="28"/>
+        </w:rPr>
+      </w:pPr>
+      <w:r>
+        <w:rPr>
+          <w:color w:val="2C2C2C"/>
+          <w:sz w:val="28"/>
+          <w:szCs w:val="28"/>
+        </w:rPr>
+        <w:t>Durante l</w:t>
+      </w:r>
+      <w:r>
+        <w:rPr>
+          <w:color w:val="2C2C2C"/>
+          <w:sz w:val="28"/>
+          <w:szCs w:val="28"/>
+        </w:rPr>
+        <w:t>’</w:t>
+      </w:r>
+      <w:r>
+        <w:rPr>
+          <w:color w:val="2C2C2C"/>
+          <w:sz w:val="28"/>
+          <w:szCs w:val="28"/>
+        </w:rPr>
+        <w:t>autenticazione, le credenziali fornite dall</w:t>
+      </w:r>
+      <w:r>
+        <w:rPr>
+          <w:color w:val="2C2C2C"/>
+          <w:sz w:val="28"/>
+          <w:szCs w:val="28"/>
+        </w:rPr>
+        <w:t>’</w:t>
+      </w:r>
+      <w:r>
+        <w:rPr>
+          <w:color w:val="2C2C2C"/>
+          <w:sz w:val="28"/>
+          <w:szCs w:val="28"/>
+        </w:rPr>
+        <w:t>utente vengono confrontate con l</w:t>
+      </w:r>
+      <w:r>
+        <w:rPr>
+          <w:color w:val="2C2C2C"/>
+          <w:sz w:val="28"/>
+          <w:szCs w:val="28"/>
+        </w:rPr>
+        <w:t>’</w:t>
+      </w:r>
+      <w:r>
+        <w:rPr>
+          <w:color w:val="2C2C2C"/>
+          <w:sz w:val="28"/>
+          <w:szCs w:val="28"/>
+        </w:rPr>
+        <w:t>hash BCrypt memorizzato ne</w:t>
+      </w:r>
+      <w:r>
+        <w:rPr>
+          <w:color w:val="2C2C2C"/>
+          <w:sz w:val="28"/>
+          <w:szCs w:val="28"/>
+        </w:rPr>
+        <w:t>lla base di dati</w:t>
+      </w:r>
+      <w:r>
+        <w:rPr>
+          <w:color w:val="2C2C2C"/>
+          <w:sz w:val="28"/>
+          <w:szCs w:val="28"/>
+        </w:rPr>
+        <w:t xml:space="preserve">. In caso di credenziali non valide viene </w:t>
       </w:r>
       <w:r>
         <w:rPr>
@@ -31935,116 +32074,8 @@
           <w:szCs w:val="28"/>
         </w:rPr>
         <w:lastRenderedPageBreak/>
-        <w:t>a 12. In questo modo la password non viene memorizzata direttamente nel</w:t>
-      </w:r>
-      <w:r>
-        <w:rPr>
-          <w:color w:val="2C2C2C"/>
-          <w:sz w:val="28"/>
-          <w:szCs w:val="28"/>
-        </w:rPr>
-        <w:t xml:space="preserve">la base di dati </w:t>
-      </w:r>
-      <w:r>
-        <w:rPr>
-          <w:color w:val="2C2C2C"/>
-          <w:sz w:val="28"/>
-          <w:szCs w:val="28"/>
-        </w:rPr>
-        <w:t xml:space="preserve">in forma leggibile. </w:t>
-      </w:r>
-    </w:p>
-    <w:p>
-      <w:pPr>
-        <w:jc w:val="both"/>
-        <w:rPr>
-          <w:sz w:val="28"/>
-          <w:szCs w:val="28"/>
-        </w:rPr>
-      </w:pPr>
-      <w:r>
-        <w:rPr>
-          <w:color w:val="2C2C2C"/>
-          <w:sz w:val="28"/>
-          <w:szCs w:val="28"/>
-        </w:rPr>
-        <w:t>Durante l</w:t>
-      </w:r>
-      <w:r>
-        <w:rPr>
-          <w:color w:val="2C2C2C"/>
-          <w:sz w:val="28"/>
-          <w:szCs w:val="28"/>
-        </w:rPr>
-        <w:t>’</w:t>
-      </w:r>
-      <w:r>
-        <w:rPr>
-          <w:color w:val="2C2C2C"/>
-          <w:sz w:val="28"/>
-          <w:szCs w:val="28"/>
-        </w:rPr>
-        <w:t>autenticazione, le credenziali fornite dall</w:t>
-      </w:r>
-      <w:r>
-        <w:rPr>
-          <w:color w:val="2C2C2C"/>
-          <w:sz w:val="28"/>
-          <w:szCs w:val="28"/>
-        </w:rPr>
-        <w:t>’</w:t>
-      </w:r>
-      <w:r>
-        <w:rPr>
-          <w:color w:val="2C2C2C"/>
-          <w:sz w:val="28"/>
-          <w:szCs w:val="28"/>
-        </w:rPr>
-        <w:t>utente vengono confrontate con l</w:t>
-      </w:r>
-      <w:r>
-        <w:rPr>
-          <w:color w:val="2C2C2C"/>
-          <w:sz w:val="28"/>
-          <w:szCs w:val="28"/>
-        </w:rPr>
-        <w:t>’</w:t>
-      </w:r>
-      <w:r>
-        <w:rPr>
-          <w:color w:val="2C2C2C"/>
-          <w:sz w:val="28"/>
-          <w:szCs w:val="28"/>
-        </w:rPr>
-        <w:t>hash BCrypt memorizzato ne</w:t>
-      </w:r>
-      <w:r>
-        <w:rPr>
-          <w:color w:val="2C2C2C"/>
-          <w:sz w:val="28"/>
-          <w:szCs w:val="28"/>
-        </w:rPr>
-        <w:t>lla base di dati</w:t>
-      </w:r>
-      <w:r>
-        <w:rPr>
-          <w:color w:val="2C2C2C"/>
-          <w:sz w:val="28"/>
-          <w:szCs w:val="28"/>
-        </w:rPr>
-        <w:t xml:space="preserve">. In caso di credenziali non valide viene utilizzato un messaggio unico per username inesistente e password errata, evitando di rivelare se uno specifico username è presente nel sistema. </w:t>
-      </w:r>
-    </w:p>
-    <w:p>
-      <w:pPr>
-        <w:jc w:val="both"/>
-        <w:rPr>
-          <w:b/>
-          <w:bCs/>
-          <w:sz w:val="28"/>
-          <w:szCs w:val="28"/>
-        </w:rPr>
-      </w:pPr>
+        <w:t xml:space="preserve">utilizzato un messaggio unico per username inesistente e password errata, evitando di rivelare se uno specifico username è presente nel sistema. </w:t>
+      </w:r>
     </w:p>
     <w:p>
       <w:pPr>
@@ -32140,15 +32171,6 @@
     </w:p>
     <w:p>
       <w:pPr>
-        <w:jc w:val="both"/>
-        <w:rPr>
-          <w:sz w:val="28"/>
-          <w:szCs w:val="28"/>
-        </w:rPr>
-      </w:pPr>
-    </w:p>
-    <w:p>
-      <w:pPr>
         <w:pStyle w:val="Titolo3"/>
         <w:rPr>
           <w:bCs/>
@@ -32364,15 +32386,6 @@
     </w:p>
     <w:p>
       <w:pPr>
-        <w:jc w:val="both"/>
-        <w:rPr>
-          <w:sz w:val="28"/>
-          <w:szCs w:val="28"/>
-        </w:rPr>
-      </w:pPr>
-    </w:p>
-    <w:p>
-      <w:pPr>
         <w:pStyle w:val="Titolo3"/>
         <w:rPr>
           <w:bCs/>
@@ -32514,61 +32527,53 @@
           <w:sz w:val="28"/>
           <w:szCs w:val="28"/>
         </w:rPr>
+        <w:t>Analogamente, per le operazioni relative ai ristoranti viene verificato se l</w:t>
+      </w:r>
+      <w:r>
+        <w:rPr>
+          <w:color w:val="2C2C2C"/>
+          <w:sz w:val="28"/>
+          <w:szCs w:val="28"/>
+        </w:rPr>
+        <w:t>’</w:t>
+      </w:r>
+      <w:r>
+        <w:rPr>
+          <w:color w:val="2C2C2C"/>
+          <w:sz w:val="28"/>
+          <w:szCs w:val="28"/>
+        </w:rPr>
+        <w:t xml:space="preserve">utente autenticato corrisponde al gestore associato al ristorante. </w:t>
+      </w:r>
+    </w:p>
+    <w:p>
+      <w:pPr>
+        <w:jc w:val="both"/>
+      </w:pPr>
+      <w:r>
+        <w:rPr>
+          <w:sz w:val="28"/>
+        </w:rPr>
+        <w:t>Un caso concreto è l’eliminazione di un ristorante (comando ELIMINA_RISTORANTE): il Command rilegge il ristorante tramite il Service, confronta il gestore con l’utente di sessione e solo in caso di corrispondenza procede alla cancellazione, che si propaga a cascata su recensioni, servizi e preferiti collegati (vincoli dichiarati nello schema). Trattandosi di un’operazione distruttiva e irreversibile, il controllo di proprietà è qui particolarmente rilevante.</w:t>
+      </w:r>
+    </w:p>
+    <w:p>
+      <w:pPr>
+        <w:jc w:val="both"/>
+        <w:rPr>
+          <w:sz w:val="28"/>
+          <w:szCs w:val="28"/>
+        </w:rPr>
+      </w:pPr>
+      <w:r>
+        <w:rPr>
+          <w:color w:val="2C2C2C"/>
+          <w:sz w:val="28"/>
+          <w:szCs w:val="28"/>
+        </w:rPr>
         <w:lastRenderedPageBreak/>
-        <w:t>Analogamente, per le operazioni relative ai ristoranti viene verificato se l</w:t>
-      </w:r>
-      <w:r>
-        <w:rPr>
-          <w:color w:val="2C2C2C"/>
-          <w:sz w:val="28"/>
-          <w:szCs w:val="28"/>
-        </w:rPr>
-        <w:t>’</w:t>
-      </w:r>
-      <w:r>
-        <w:rPr>
-          <w:color w:val="2C2C2C"/>
-          <w:sz w:val="28"/>
-          <w:szCs w:val="28"/>
-        </w:rPr>
-        <w:t xml:space="preserve">utente autenticato corrisponde al gestore associato al ristorante. </w:t>
-      </w:r>
-    </w:p>
-    <w:p>
-      <w:r>
-        <w:rPr>
-          <w:sz w:val="28"/>
-        </w:rPr>
-        <w:t>Un caso concreto è l’eliminazione di un ristorante (comando ELIMINA_RISTORANTE): il Command rilegge il ristorante tramite il Service, confronta il gestore con l’utente di sessione e solo in caso di corrispondenza procede alla cancellazione, che si propaga a cascata su recensioni, servizi e preferiti collegati (vincoli dichiarati nello schema). Trattandosi di un’operazione distruttiva e irreversibile, il controllo di proprietà è qui particolarmente rilevante.</w:t>
-      </w:r>
-    </w:p>
-    <w:p>
-      <w:pPr>
-        <w:jc w:val="both"/>
-        <w:rPr>
-          <w:sz w:val="28"/>
-          <w:szCs w:val="28"/>
-        </w:rPr>
-      </w:pPr>
-      <w:r>
-        <w:rPr>
-          <w:color w:val="2C2C2C"/>
-          <w:sz w:val="28"/>
-          <w:szCs w:val="28"/>
-        </w:rPr>
         <w:t>Questa separazione permette di mantenere nei DAO esclusivamente le responsabilità relative alla persistenza, evitando di affidare al livello di accesso ai dati i controlli relativi alle autorizzazioni.</w:t>
       </w:r>
-    </w:p>
-    <w:p>
-      <w:pPr>
-        <w:jc w:val="both"/>
-        <w:rPr>
-          <w:b/>
-          <w:bCs/>
-          <w:sz w:val="28"/>
-          <w:szCs w:val="28"/>
-        </w:rPr>
-      </w:pPr>
     </w:p>
     <w:p>
       <w:pPr>
@@ -32671,15 +32676,6 @@
     </w:p>
     <w:p>
       <w:pPr>
-        <w:jc w:val="both"/>
-        <w:rPr>
-          <w:sz w:val="28"/>
-          <w:szCs w:val="28"/>
-        </w:rPr>
-      </w:pPr>
-    </w:p>
-    <w:p>
-      <w:pPr>
         <w:pStyle w:val="Titolo3"/>
         <w:rPr>
           <w:bCs/>
@@ -32893,7 +32889,6 @@
           <w:sz w:val="28"/>
           <w:szCs w:val="28"/>
         </w:rPr>
-        <w:lastRenderedPageBreak/>
         <w:t>L</w:t>
       </w:r>
       <w:r>
@@ -32982,15 +32977,6 @@
         </w:rPr>
         <w:t>, invalidando la sessione associata.</w:t>
       </w:r>
-    </w:p>
-    <w:p>
-      <w:pPr>
-        <w:jc w:val="both"/>
-        <w:rPr>
-          <w:sz w:val="28"/>
-          <w:szCs w:val="28"/>
-        </w:rPr>
-      </w:pPr>
     </w:p>
     <w:p>
       <w:pPr>
@@ -33144,6 +33130,7 @@
         </w:rPr>
       </w:pPr>
       <w:r>
+        <w:lastRenderedPageBreak/>
         <w:t>Recupero dell</w:t>
       </w:r>
       <w:r>
@@ -33270,15 +33257,6 @@
         </w:rPr>
         <w:t>In questo modo il server può distinguere le richieste effettuate da utenti autenticati da quelle provenienti da client che non dispongono di una sessione valida.</w:t>
       </w:r>
-    </w:p>
-    <w:p>
-      <w:pPr>
-        <w:jc w:val="both"/>
-        <w:rPr>
-          <w:sz w:val="28"/>
-          <w:szCs w:val="28"/>
-        </w:rPr>
-      </w:pPr>
     </w:p>
     <w:p>
       <w:pPr>
@@ -33381,15 +33359,6 @@
         </w:rPr>
         <w:t xml:space="preserve"> e restituisce al client una risposta che conferma la chiusura della sessione.</w:t>
       </w:r>
-    </w:p>
-    <w:p>
-      <w:pPr>
-        <w:jc w:val="both"/>
-        <w:rPr>
-          <w:sz w:val="28"/>
-          <w:szCs w:val="28"/>
-        </w:rPr>
-      </w:pPr>
     </w:p>
     <w:p>
       <w:pPr>
@@ -33476,7 +33445,7 @@
         </w:rPr>
       </w:pPr>
       <w:bookmarkStart w:id="38" w:name="_Toc238810289"/>
-      <w:bookmarkStart w:id="39" w:name="_Toc238817062"/>
+      <w:bookmarkStart w:id="39" w:name="_Toc238912630"/>
       <w:r>
         <w:lastRenderedPageBreak/>
         <w:t>6.4 Gestione dei servizi di geolocalizzazione</w:t>
@@ -33640,39 +33609,6 @@
         </w:rPr>
         <w:t>.</w:t>
       </w:r>
-    </w:p>
-    <w:p>
-      <w:pPr>
-        <w:jc w:val="both"/>
-        <w:rPr>
-          <w:b/>
-          <w:bCs/>
-          <w:sz w:val="28"/>
-          <w:szCs w:val="28"/>
-        </w:rPr>
-      </w:pPr>
-    </w:p>
-    <w:p>
-      <w:pPr>
-        <w:jc w:val="both"/>
-        <w:rPr>
-          <w:b/>
-          <w:bCs/>
-          <w:sz w:val="28"/>
-          <w:szCs w:val="28"/>
-        </w:rPr>
-      </w:pPr>
-    </w:p>
-    <w:p>
-      <w:pPr>
-        <w:jc w:val="both"/>
-        <w:rPr>
-          <w:b/>
-          <w:bCs/>
-          <w:sz w:val="28"/>
-          <w:szCs w:val="28"/>
-        </w:rPr>
-      </w:pPr>
     </w:p>
     <w:p>
       <w:pPr>
@@ -34130,17 +34066,6 @@
     </w:p>
     <w:p>
       <w:pPr>
-        <w:jc w:val="both"/>
-        <w:rPr>
-          <w:b/>
-          <w:bCs/>
-          <w:sz w:val="28"/>
-          <w:szCs w:val="28"/>
-        </w:rPr>
-      </w:pPr>
-    </w:p>
-    <w:p>
-      <w:pPr>
         <w:pStyle w:val="Titolo3"/>
         <w:rPr>
           <w:bCs/>
@@ -34149,7 +34074,6 @@
         </w:rPr>
       </w:pPr>
       <w:r>
-        <w:lastRenderedPageBreak/>
         <w:t>Campi e metodi principali</w:t>
       </w:r>
     </w:p>
@@ -34387,6 +34311,7 @@
           <w:sz w:val="28"/>
           <w:szCs w:val="28"/>
         </w:rPr>
+        <w:lastRenderedPageBreak/>
         <w:t>CAMPO_LAT</w:t>
       </w:r>
       <w:r>
@@ -34779,17 +34704,6 @@
     </w:p>
     <w:p>
       <w:pPr>
-        <w:jc w:val="both"/>
-        <w:rPr>
-          <w:b/>
-          <w:bCs/>
-          <w:sz w:val="28"/>
-          <w:szCs w:val="28"/>
-        </w:rPr>
-      </w:pPr>
-    </w:p>
-    <w:p>
-      <w:pPr>
         <w:pStyle w:val="Titolo3"/>
         <w:rPr>
           <w:bCs/>
@@ -34959,17 +34873,6 @@
     </w:p>
     <w:p>
       <w:pPr>
-        <w:jc w:val="both"/>
-        <w:rPr>
-          <w:b/>
-          <w:bCs/>
-          <w:sz w:val="28"/>
-          <w:szCs w:val="28"/>
-        </w:rPr>
-      </w:pPr>
-    </w:p>
-    <w:p>
-      <w:pPr>
         <w:pStyle w:val="Titolo3"/>
         <w:rPr>
           <w:bCs/>
@@ -35055,34 +34958,765 @@
     </w:p>
     <w:p>
       <w:pPr>
-        <w:jc w:val="both"/>
-        <w:rPr>
-          <w:sz w:val="28"/>
-          <w:szCs w:val="28"/>
-        </w:rPr>
-      </w:pPr>
-    </w:p>
-    <w:p>
-      <w:pPr>
-        <w:jc w:val="both"/>
-        <w:rPr>
-          <w:b/>
+        <w:pStyle w:val="Titolo3"/>
+        <w:rPr>
           <w:bCs/>
           <w:sz w:val="32"/>
           <w:szCs w:val="32"/>
         </w:rPr>
       </w:pPr>
-    </w:p>
-    <w:p>
-      <w:pPr>
-        <w:jc w:val="both"/>
-        <w:rPr>
-          <w:b/>
+      <w:r>
+        <w:lastRenderedPageBreak/>
+        <w:t>Gestione degli errori</w:t>
+      </w:r>
+      <w:r>
+        <w:t xml:space="preserve"> della geocodifica</w:t>
+      </w:r>
+    </w:p>
+    <w:p>
+      <w:pPr>
+        <w:jc w:val="both"/>
+        <w:rPr>
+          <w:sz w:val="28"/>
+          <w:szCs w:val="28"/>
+        </w:rPr>
+      </w:pPr>
+      <w:r>
+        <w:rPr>
+          <w:color w:val="2C2C2C"/>
+          <w:sz w:val="28"/>
+          <w:szCs w:val="28"/>
+        </w:rPr>
+        <w:t>Il geocoding costituisce una funzionalità migliorativa e non indispensabile: ogni fallimento è gestito in modo silenzioso e non interrompe l</w:t>
+      </w:r>
+      <w:r>
+        <w:rPr>
+          <w:color w:val="2C2C2C"/>
+          <w:sz w:val="28"/>
+          <w:szCs w:val="28"/>
+        </w:rPr>
+        <w:t>’</w:t>
+      </w:r>
+      <w:r>
+        <w:rPr>
+          <w:color w:val="2C2C2C"/>
+          <w:sz w:val="28"/>
+          <w:szCs w:val="28"/>
+        </w:rPr>
+        <w:t xml:space="preserve">operazione che ha richiesto la chiamata. Il metodo </w:t>
+      </w:r>
+      <w:r>
+        <w:rPr>
+          <w:i/>
+          <w:iCs/>
+          <w:color w:val="2C2C2C"/>
+          <w:sz w:val="28"/>
+          <w:szCs w:val="28"/>
+        </w:rPr>
+        <w:t>chiama()</w:t>
+      </w:r>
+      <w:r>
+        <w:rPr>
+          <w:color w:val="2C2C2C"/>
+          <w:sz w:val="28"/>
+          <w:szCs w:val="28"/>
+        </w:rPr>
+        <w:t xml:space="preserve"> restituisce NULL in caso di errore di rete, timeout, codice di stato diverso da 200 o thread interrotto; in quest</w:t>
+      </w:r>
+      <w:r>
+        <w:rPr>
+          <w:color w:val="2C2C2C"/>
+          <w:sz w:val="28"/>
+          <w:szCs w:val="28"/>
+        </w:rPr>
+        <w:t>’</w:t>
+      </w:r>
+      <w:r>
+        <w:rPr>
+          <w:color w:val="2C2C2C"/>
+          <w:sz w:val="28"/>
+          <w:szCs w:val="28"/>
+        </w:rPr>
+        <w:t xml:space="preserve">ultimo caso lo stato di interruzione viene ripristinato mediante </w:t>
+      </w:r>
+      <w:r>
+        <w:rPr>
+          <w:i/>
+          <w:iCs/>
+          <w:color w:val="2C2C2C"/>
+          <w:sz w:val="28"/>
+          <w:szCs w:val="28"/>
+        </w:rPr>
+        <w:t>Thread.currentThread().interrupt()</w:t>
+      </w:r>
+      <w:r>
+        <w:rPr>
+          <w:color w:val="2C2C2C"/>
+          <w:sz w:val="28"/>
+          <w:szCs w:val="28"/>
+        </w:rPr>
+        <w:t xml:space="preserve">. Anche </w:t>
+      </w:r>
+      <w:r>
+        <w:rPr>
+          <w:i/>
+          <w:iCs/>
+          <w:color w:val="2C2C2C"/>
+          <w:sz w:val="28"/>
+          <w:szCs w:val="28"/>
+        </w:rPr>
+        <w:t>geocodifica()</w:t>
+      </w:r>
+      <w:r>
+        <w:rPr>
+          <w:color w:val="2C2C2C"/>
+          <w:sz w:val="28"/>
+          <w:szCs w:val="28"/>
+        </w:rPr>
+        <w:t xml:space="preserve"> e </w:t>
+      </w:r>
+      <w:r>
+        <w:rPr>
+          <w:i/>
+          <w:iCs/>
+          <w:color w:val="2C2C2C"/>
+          <w:sz w:val="28"/>
+          <w:szCs w:val="28"/>
+        </w:rPr>
+        <w:t>nomeLuogo()</w:t>
+      </w:r>
+      <w:r>
+        <w:rPr>
+          <w:color w:val="2C2C2C"/>
+          <w:sz w:val="28"/>
+          <w:szCs w:val="28"/>
+        </w:rPr>
+        <w:t xml:space="preserve"> restituiscono NULL senza propagare eccezioni al chiamante.</w:t>
+      </w:r>
+    </w:p>
+    <w:p>
+      <w:pPr>
+        <w:jc w:val="both"/>
+        <w:rPr>
+          <w:sz w:val="28"/>
+          <w:szCs w:val="28"/>
+        </w:rPr>
+      </w:pPr>
+      <w:r>
+        <w:rPr>
+          <w:color w:val="2C2C2C"/>
+          <w:sz w:val="28"/>
+          <w:szCs w:val="28"/>
+        </w:rPr>
+        <w:t>Sul piano applicativo, l</w:t>
+      </w:r>
+      <w:r>
+        <w:rPr>
+          <w:color w:val="2C2C2C"/>
+          <w:sz w:val="28"/>
+          <w:szCs w:val="28"/>
+        </w:rPr>
+        <w:t>’</w:t>
+      </w:r>
+      <w:r>
+        <w:rPr>
+          <w:color w:val="2C2C2C"/>
+          <w:sz w:val="28"/>
+          <w:szCs w:val="28"/>
+        </w:rPr>
+        <w:t xml:space="preserve">assenza di una posizione stimata viene gestita da </w:t>
+      </w:r>
+      <w:r>
+        <w:rPr>
+          <w:i/>
+          <w:iCs/>
+          <w:color w:val="2C2C2C"/>
+          <w:sz w:val="28"/>
+          <w:szCs w:val="28"/>
+        </w:rPr>
+        <w:t>RistoranteService</w:t>
+      </w:r>
+      <w:r>
+        <w:rPr>
+          <w:color w:val="2C2C2C"/>
+          <w:sz w:val="28"/>
+          <w:szCs w:val="28"/>
+        </w:rPr>
+        <w:t xml:space="preserve"> con un ripiego sulla base di dati: quando il geocoding non produce risultati, le coordinate del luogo vengono richieste a </w:t>
+      </w:r>
+      <w:r>
+        <w:rPr>
+          <w:i/>
+          <w:iCs/>
+          <w:color w:val="2C2C2C"/>
+          <w:sz w:val="28"/>
+          <w:szCs w:val="28"/>
+        </w:rPr>
+        <w:t>RistoranteDAO.trovaCoordinateLuogo</w:t>
+      </w:r>
+      <w:r>
+        <w:rPr>
+          <w:color w:val="2C2C2C"/>
+          <w:sz w:val="28"/>
+          <w:szCs w:val="28"/>
+        </w:rPr>
+        <w:t>. Nella ricerca nelle vicinanze, se anche questo tentativo fallisce, l</w:t>
+      </w:r>
+      <w:r>
+        <w:rPr>
+          <w:color w:val="2C2C2C"/>
+          <w:sz w:val="28"/>
+          <w:szCs w:val="28"/>
+        </w:rPr>
+        <w:t>’</w:t>
+      </w:r>
+      <w:r>
+        <w:rPr>
+          <w:color w:val="2C2C2C"/>
+          <w:sz w:val="28"/>
+          <w:szCs w:val="28"/>
+        </w:rPr>
+        <w:t xml:space="preserve">operazione termina con una </w:t>
+      </w:r>
+      <w:r>
+        <w:rPr>
+          <w:i/>
+          <w:iCs/>
+          <w:color w:val="2C2C2C"/>
+          <w:sz w:val="28"/>
+          <w:szCs w:val="28"/>
+        </w:rPr>
+        <w:t>ApplicationException</w:t>
+      </w:r>
+      <w:r>
+        <w:rPr>
+          <w:color w:val="2C2C2C"/>
+          <w:sz w:val="28"/>
+          <w:szCs w:val="28"/>
+        </w:rPr>
+        <w:t>; nell</w:t>
+      </w:r>
+      <w:r>
+        <w:rPr>
+          <w:color w:val="2C2C2C"/>
+          <w:sz w:val="28"/>
+          <w:szCs w:val="28"/>
+        </w:rPr>
+        <w:t>’</w:t>
+      </w:r>
+      <w:r>
+        <w:rPr>
+          <w:color w:val="2C2C2C"/>
+          <w:sz w:val="28"/>
+          <w:szCs w:val="28"/>
+        </w:rPr>
+        <w:t>inserimento di un ristorante, invece, il ristorante viene creato comunque, senza coordinate, e l</w:t>
+      </w:r>
+      <w:r>
+        <w:rPr>
+          <w:color w:val="2C2C2C"/>
+          <w:sz w:val="28"/>
+          <w:szCs w:val="28"/>
+        </w:rPr>
+        <w:t>’</w:t>
+      </w:r>
+      <w:r>
+        <w:rPr>
+          <w:color w:val="2C2C2C"/>
+          <w:sz w:val="28"/>
+          <w:szCs w:val="28"/>
+        </w:rPr>
+        <w:t>esito del geocoding viene comunicato al client attraverso il campo dedicato dell</w:t>
+      </w:r>
+      <w:r>
+        <w:rPr>
+          <w:color w:val="2C2C2C"/>
+          <w:sz w:val="28"/>
+          <w:szCs w:val="28"/>
+        </w:rPr>
+        <w:t>’</w:t>
+      </w:r>
+      <w:r>
+        <w:rPr>
+          <w:color w:val="2C2C2C"/>
+          <w:sz w:val="28"/>
+          <w:szCs w:val="28"/>
+        </w:rPr>
+        <w:t xml:space="preserve">oggetto </w:t>
+      </w:r>
+      <w:r>
+        <w:rPr>
+          <w:i/>
+          <w:iCs/>
+          <w:color w:val="2C2C2C"/>
+          <w:sz w:val="28"/>
+          <w:szCs w:val="28"/>
+        </w:rPr>
+        <w:t>EsitoAggiuntaRistorante</w:t>
+      </w:r>
+      <w:r>
+        <w:rPr>
+          <w:color w:val="2C2C2C"/>
+          <w:sz w:val="28"/>
+          <w:szCs w:val="28"/>
+        </w:rPr>
+        <w:t xml:space="preserve">, che contiene il </w:t>
+      </w:r>
+      <w:r>
+        <w:rPr>
+          <w:i/>
+          <w:iCs/>
+          <w:color w:val="2C2C2C"/>
+          <w:sz w:val="28"/>
+          <w:szCs w:val="28"/>
+        </w:rPr>
+        <w:t>RistoranteDTO</w:t>
+      </w:r>
+      <w:r>
+        <w:rPr>
+          <w:color w:val="2C2C2C"/>
+          <w:sz w:val="28"/>
+          <w:szCs w:val="28"/>
+        </w:rPr>
+        <w:t xml:space="preserve"> creato e un indicatore sulla validità delle coordinate geografiche restituite dal servizio di geocoding.</w:t>
+      </w:r>
+    </w:p>
+    <w:p>
+      <w:pPr>
+        <w:pStyle w:val="Titolo3"/>
+      </w:pPr>
+      <w:r>
+        <w:t>Ricerca dei ristoranti nelle vicinanze</w:t>
+      </w:r>
+    </w:p>
+    <w:p>
+      <w:pPr>
+        <w:jc w:val="both"/>
+      </w:pPr>
+      <w:r>
+        <w:rPr>
+          <w:sz w:val="28"/>
+        </w:rPr>
+        <w:t>Il comando CERCA_VICINO (RF-03 per l’Ospite, RF-07 per il Cliente — raggiungibile da entrambi, non richiede autenticazione) restituisce i ristoranti entro un raggio scelto dall’utente da un luogo indicato (o dal proprio domicilio, se autenticato). RistoranteService traduce il nome del luogo in coordinate tramite GeocodingClient, con ripiego sulla media delle coordinate dei ristoranti già presenti in quella città se il geocoding non risponde (decisione 17). Le coordinate arrivano già convertite al livello DAO: RistoranteDAO.cercaVicino applica soltanto il filtro geografico sul raggio, senza alcuna conversione nome-luogo (decisione 14), calcolando la distanza direttamente in SQL con la formula di Haversine e ordinando i risultati per distanza crescente.</w:t>
+      </w:r>
+    </w:p>
+    <w:p>
+      <w:pPr>
+        <w:pStyle w:val="Titolo3"/>
+        <w:rPr>
           <w:bCs/>
           <w:sz w:val="32"/>
           <w:szCs w:val="32"/>
         </w:rPr>
       </w:pPr>
+      <w:r>
+        <w:t>Servizio di geolocalizzazione</w:t>
+      </w:r>
+    </w:p>
+    <w:p>
+      <w:pPr>
+        <w:jc w:val="both"/>
+        <w:rPr>
+          <w:sz w:val="28"/>
+          <w:szCs w:val="28"/>
+        </w:rPr>
+      </w:pPr>
+      <w:r>
+        <w:rPr>
+          <w:color w:val="2C2C2C"/>
+          <w:sz w:val="28"/>
+          <w:szCs w:val="28"/>
+        </w:rPr>
+        <w:t xml:space="preserve">La gestione dei servizi di geolocalizzazione è stata progettata per fornire una </w:t>
+      </w:r>
+      <w:r>
+        <w:rPr>
+          <w:b/>
+          <w:bCs/>
+          <w:color w:val="2C2C2C"/>
+          <w:sz w:val="28"/>
+          <w:szCs w:val="28"/>
+        </w:rPr>
+        <w:t>stima approssimata della posizione dell</w:t>
+      </w:r>
+      <w:r>
+        <w:rPr>
+          <w:b/>
+          <w:bCs/>
+          <w:color w:val="2C2C2C"/>
+          <w:sz w:val="28"/>
+          <w:szCs w:val="28"/>
+        </w:rPr>
+        <w:t>’</w:t>
+      </w:r>
+      <w:r>
+        <w:rPr>
+          <w:b/>
+          <w:bCs/>
+          <w:color w:val="2C2C2C"/>
+          <w:sz w:val="28"/>
+          <w:szCs w:val="28"/>
+        </w:rPr>
+        <w:t>utente</w:t>
+      </w:r>
+      <w:r>
+        <w:rPr>
+          <w:color w:val="2C2C2C"/>
+          <w:sz w:val="28"/>
+          <w:szCs w:val="28"/>
+        </w:rPr>
+        <w:t>, utilizzata come informazione di supporto per la compilazione della località e per facilitare le funzionalità dell</w:t>
+      </w:r>
+      <w:r>
+        <w:rPr>
+          <w:color w:val="2C2C2C"/>
+          <w:sz w:val="28"/>
+          <w:szCs w:val="28"/>
+        </w:rPr>
+        <w:t>’</w:t>
+      </w:r>
+      <w:r>
+        <w:rPr>
+          <w:color w:val="2C2C2C"/>
+          <w:sz w:val="28"/>
+          <w:szCs w:val="28"/>
+        </w:rPr>
+        <w:t>applicazione che richiedono informazioni geografiche.</w:t>
+      </w:r>
+    </w:p>
+    <w:p>
+      <w:pPr>
+        <w:jc w:val="both"/>
+        <w:rPr>
+          <w:sz w:val="28"/>
+          <w:szCs w:val="28"/>
+        </w:rPr>
+      </w:pPr>
+      <w:r>
+        <w:rPr>
+          <w:color w:val="2C2C2C"/>
+          <w:sz w:val="28"/>
+          <w:szCs w:val="28"/>
+        </w:rPr>
+        <w:t>La stima della posizione costituisce un</w:t>
+      </w:r>
+      <w:r>
+        <w:rPr>
+          <w:color w:val="2C2C2C"/>
+          <w:sz w:val="28"/>
+          <w:szCs w:val="28"/>
+        </w:rPr>
+        <w:t>’</w:t>
+      </w:r>
+      <w:r>
+        <w:rPr>
+          <w:color w:val="2C2C2C"/>
+          <w:sz w:val="28"/>
+          <w:szCs w:val="28"/>
+        </w:rPr>
+        <w:t xml:space="preserve">informazione </w:t>
+      </w:r>
+      <w:r>
+        <w:rPr>
+          <w:b/>
+          <w:bCs/>
+          <w:color w:val="2C2C2C"/>
+          <w:sz w:val="28"/>
+          <w:szCs w:val="28"/>
+        </w:rPr>
+        <w:t>accessoria e non indispensabile al funzionamento dell</w:t>
+      </w:r>
+      <w:r>
+        <w:rPr>
+          <w:b/>
+          <w:bCs/>
+          <w:color w:val="2C2C2C"/>
+          <w:sz w:val="28"/>
+          <w:szCs w:val="28"/>
+        </w:rPr>
+        <w:t>’</w:t>
+      </w:r>
+      <w:r>
+        <w:rPr>
+          <w:b/>
+          <w:bCs/>
+          <w:color w:val="2C2C2C"/>
+          <w:sz w:val="28"/>
+          <w:szCs w:val="28"/>
+        </w:rPr>
+        <w:t>applicazione</w:t>
+      </w:r>
+      <w:r>
+        <w:rPr>
+          <w:color w:val="2C2C2C"/>
+          <w:sz w:val="28"/>
+          <w:szCs w:val="28"/>
+        </w:rPr>
+        <w:t xml:space="preserve">: se il servizio esterno non è raggiungibile, non </w:t>
+      </w:r>
+      <w:r>
+        <w:rPr>
+          <w:color w:val="2C2C2C"/>
+          <w:sz w:val="28"/>
+          <w:szCs w:val="28"/>
+        </w:rPr>
+        <w:lastRenderedPageBreak/>
+        <w:t>riconosce l</w:t>
+      </w:r>
+      <w:r>
+        <w:rPr>
+          <w:color w:val="2C2C2C"/>
+          <w:sz w:val="28"/>
+          <w:szCs w:val="28"/>
+        </w:rPr>
+        <w:t>’</w:t>
+      </w:r>
+      <w:r>
+        <w:rPr>
+          <w:color w:val="2C2C2C"/>
+          <w:sz w:val="28"/>
+          <w:szCs w:val="28"/>
+        </w:rPr>
+        <w:t>indirizzo IP o restituisce una risposta non valida, il client di localizzazione restituisce NULL senza propagare l</w:t>
+      </w:r>
+      <w:r>
+        <w:rPr>
+          <w:color w:val="2C2C2C"/>
+          <w:sz w:val="28"/>
+          <w:szCs w:val="28"/>
+        </w:rPr>
+        <w:t>’</w:t>
+      </w:r>
+      <w:r>
+        <w:rPr>
+          <w:color w:val="2C2C2C"/>
+          <w:sz w:val="28"/>
+          <w:szCs w:val="28"/>
+        </w:rPr>
+        <w:t>errore ai livelli superiori. L</w:t>
+      </w:r>
+      <w:r>
+        <w:rPr>
+          <w:color w:val="2C2C2C"/>
+          <w:sz w:val="28"/>
+          <w:szCs w:val="28"/>
+        </w:rPr>
+        <w:t>’</w:t>
+      </w:r>
+      <w:r>
+        <w:rPr>
+          <w:color w:val="2C2C2C"/>
+          <w:sz w:val="28"/>
+          <w:szCs w:val="28"/>
+        </w:rPr>
+        <w:t>utente può quindi continuare a utilizzare l</w:t>
+      </w:r>
+      <w:r>
+        <w:rPr>
+          <w:color w:val="2C2C2C"/>
+          <w:sz w:val="28"/>
+          <w:szCs w:val="28"/>
+        </w:rPr>
+        <w:t>’</w:t>
+      </w:r>
+      <w:r>
+        <w:rPr>
+          <w:color w:val="2C2C2C"/>
+          <w:sz w:val="28"/>
+          <w:szCs w:val="28"/>
+        </w:rPr>
+        <w:t xml:space="preserve">applicazione inserendo manualmente la località. </w:t>
+      </w:r>
+    </w:p>
+    <w:p>
+      <w:pPr>
+        <w:jc w:val="both"/>
+        <w:rPr>
+          <w:sz w:val="28"/>
+          <w:szCs w:val="28"/>
+        </w:rPr>
+      </w:pPr>
+      <w:r>
+        <w:rPr>
+          <w:color w:val="2C2C2C"/>
+          <w:sz w:val="28"/>
+          <w:szCs w:val="28"/>
+        </w:rPr>
+        <w:t xml:space="preserve">Il servizio di geolocalizzazione è implementato mediante la classe </w:t>
+      </w:r>
+      <w:r>
+        <w:rPr>
+          <w:i/>
+          <w:iCs/>
+          <w:color w:val="2C2C2C"/>
+          <w:sz w:val="28"/>
+          <w:szCs w:val="28"/>
+        </w:rPr>
+        <w:t>LocalizzazioneIpClient</w:t>
+      </w:r>
+      <w:r>
+        <w:rPr>
+          <w:color w:val="2C2C2C"/>
+          <w:sz w:val="28"/>
+          <w:szCs w:val="28"/>
+        </w:rPr>
+        <w:t xml:space="preserve">, appartenente al package </w:t>
+      </w:r>
+      <w:r>
+        <w:rPr>
+          <w:i/>
+          <w:iCs/>
+          <w:color w:val="2C2C2C"/>
+          <w:sz w:val="28"/>
+          <w:szCs w:val="28"/>
+        </w:rPr>
+        <w:t>theknife.server.external</w:t>
+      </w:r>
+      <w:r>
+        <w:rPr>
+          <w:color w:val="2C2C2C"/>
+          <w:sz w:val="28"/>
+          <w:szCs w:val="28"/>
+        </w:rPr>
+        <w:t>. La classe utilizza il client HTTP del JDK e interroga l</w:t>
+      </w:r>
+      <w:r>
+        <w:rPr>
+          <w:color w:val="2C2C2C"/>
+          <w:sz w:val="28"/>
+          <w:szCs w:val="28"/>
+        </w:rPr>
+        <w:t>’</w:t>
+      </w:r>
+      <w:r>
+        <w:rPr>
+          <w:color w:val="2C2C2C"/>
+          <w:sz w:val="28"/>
+          <w:szCs w:val="28"/>
+        </w:rPr>
+        <w:t xml:space="preserve">endpoint </w:t>
+      </w:r>
+      <w:r>
+        <w:rPr>
+          <w:i/>
+          <w:iCs/>
+          <w:color w:val="2C2C2C"/>
+          <w:sz w:val="28"/>
+          <w:szCs w:val="28"/>
+        </w:rPr>
+        <w:t>http://ip-api.com/json/</w:t>
+      </w:r>
+      <w:r>
+        <w:rPr>
+          <w:color w:val="2C2C2C"/>
+          <w:sz w:val="28"/>
+          <w:szCs w:val="28"/>
+        </w:rPr>
+        <w:t>. La richiesta può contenere l</w:t>
+      </w:r>
+      <w:r>
+        <w:rPr>
+          <w:color w:val="2C2C2C"/>
+          <w:sz w:val="28"/>
+          <w:szCs w:val="28"/>
+        </w:rPr>
+        <w:t>’</w:t>
+      </w:r>
+      <w:r>
+        <w:rPr>
+          <w:color w:val="2C2C2C"/>
+          <w:sz w:val="28"/>
+          <w:szCs w:val="28"/>
+        </w:rPr>
+        <w:t xml:space="preserve">indirizzo IP del client da geolocalizzare; quando tale indirizzo non è disponibile, viene utilizzata una variante che consente al servizio esterno di geolocalizzare il chiamante, ossia la macchina su cui è in esecuzione il server. </w:t>
+      </w:r>
+    </w:p>
+    <w:p>
+      <w:pPr>
+        <w:jc w:val="both"/>
+        <w:rPr>
+          <w:sz w:val="28"/>
+          <w:szCs w:val="28"/>
+        </w:rPr>
+      </w:pPr>
+      <w:r>
+        <w:rPr>
+          <w:color w:val="2C2C2C"/>
+          <w:sz w:val="28"/>
+          <w:szCs w:val="28"/>
+        </w:rPr>
+        <w:t xml:space="preserve">Nel normale funzionamento viene quindi utilizzato </w:t>
+      </w:r>
+      <w:r>
+        <w:rPr>
+          <w:b/>
+          <w:bCs/>
+          <w:color w:val="2C2C2C"/>
+          <w:sz w:val="28"/>
+          <w:szCs w:val="28"/>
+        </w:rPr>
+        <w:t>l</w:t>
+      </w:r>
+      <w:r>
+        <w:rPr>
+          <w:b/>
+          <w:bCs/>
+          <w:color w:val="2C2C2C"/>
+          <w:sz w:val="28"/>
+          <w:szCs w:val="28"/>
+        </w:rPr>
+        <w:t>’</w:t>
+      </w:r>
+      <w:r>
+        <w:rPr>
+          <w:b/>
+          <w:bCs/>
+          <w:color w:val="2C2C2C"/>
+          <w:sz w:val="28"/>
+          <w:szCs w:val="28"/>
+        </w:rPr>
+        <w:t>indirizzo IP del client</w:t>
+      </w:r>
+      <w:r>
+        <w:rPr>
+          <w:color w:val="2C2C2C"/>
+          <w:sz w:val="28"/>
+          <w:szCs w:val="28"/>
+        </w:rPr>
+        <w:t>, mentre la localizzazione dell</w:t>
+      </w:r>
+      <w:r>
+        <w:rPr>
+          <w:color w:val="2C2C2C"/>
+          <w:sz w:val="28"/>
+          <w:szCs w:val="28"/>
+        </w:rPr>
+        <w:t>’</w:t>
+      </w:r>
+      <w:r>
+        <w:rPr>
+          <w:color w:val="2C2C2C"/>
+          <w:sz w:val="28"/>
+          <w:szCs w:val="28"/>
+        </w:rPr>
+        <w:t>IP del server costituisce un comportamento di ripiego per richieste che non contengono l</w:t>
+      </w:r>
+      <w:r>
+        <w:rPr>
+          <w:color w:val="2C2C2C"/>
+          <w:sz w:val="28"/>
+          <w:szCs w:val="28"/>
+        </w:rPr>
+        <w:t>’</w:t>
+      </w:r>
+      <w:r>
+        <w:rPr>
+          <w:color w:val="2C2C2C"/>
+          <w:sz w:val="28"/>
+          <w:szCs w:val="28"/>
+        </w:rPr>
+        <w:t xml:space="preserve">indirizzo del client. </w:t>
+      </w:r>
     </w:p>
     <w:p>
       <w:pPr>
@@ -35094,781 +35728,6 @@
         </w:rPr>
       </w:pPr>
       <w:r>
-        <w:t>Gestione degli errori</w:t>
-      </w:r>
-      <w:r>
-        <w:t xml:space="preserve"> della geocodifica</w:t>
-      </w:r>
-    </w:p>
-    <w:p>
-      <w:pPr>
-        <w:jc w:val="both"/>
-        <w:rPr>
-          <w:sz w:val="28"/>
-          <w:szCs w:val="28"/>
-        </w:rPr>
-      </w:pPr>
-      <w:r>
-        <w:rPr>
-          <w:color w:val="2C2C2C"/>
-          <w:sz w:val="28"/>
-          <w:szCs w:val="28"/>
-        </w:rPr>
-        <w:t>Il geocoding costituisce una funzionalità migliorativa e non indispensabile: ogni fallimento è gestito in modo silenzioso e non interrompe l</w:t>
-      </w:r>
-      <w:r>
-        <w:rPr>
-          <w:color w:val="2C2C2C"/>
-          <w:sz w:val="28"/>
-          <w:szCs w:val="28"/>
-        </w:rPr>
-        <w:t>’</w:t>
-      </w:r>
-      <w:r>
-        <w:rPr>
-          <w:color w:val="2C2C2C"/>
-          <w:sz w:val="28"/>
-          <w:szCs w:val="28"/>
-        </w:rPr>
-        <w:t xml:space="preserve">operazione che ha richiesto la chiamata. Il metodo </w:t>
-      </w:r>
-      <w:r>
-        <w:rPr>
-          <w:i/>
-          <w:iCs/>
-          <w:color w:val="2C2C2C"/>
-          <w:sz w:val="28"/>
-          <w:szCs w:val="28"/>
-        </w:rPr>
-        <w:t>chiama()</w:t>
-      </w:r>
-      <w:r>
-        <w:rPr>
-          <w:color w:val="2C2C2C"/>
-          <w:sz w:val="28"/>
-          <w:szCs w:val="28"/>
-        </w:rPr>
-        <w:t xml:space="preserve"> restituisce NULL in caso di errore di rete, timeout, codice di stato diverso da 200 o thread interrotto; in quest</w:t>
-      </w:r>
-      <w:r>
-        <w:rPr>
-          <w:color w:val="2C2C2C"/>
-          <w:sz w:val="28"/>
-          <w:szCs w:val="28"/>
-        </w:rPr>
-        <w:t>’</w:t>
-      </w:r>
-      <w:r>
-        <w:rPr>
-          <w:color w:val="2C2C2C"/>
-          <w:sz w:val="28"/>
-          <w:szCs w:val="28"/>
-        </w:rPr>
-        <w:t xml:space="preserve">ultimo caso lo stato di interruzione viene ripristinato mediante </w:t>
-      </w:r>
-      <w:r>
-        <w:rPr>
-          <w:i/>
-          <w:iCs/>
-          <w:color w:val="2C2C2C"/>
-          <w:sz w:val="28"/>
-          <w:szCs w:val="28"/>
-        </w:rPr>
-        <w:t>Thread.currentThread().interrupt()</w:t>
-      </w:r>
-      <w:r>
-        <w:rPr>
-          <w:color w:val="2C2C2C"/>
-          <w:sz w:val="28"/>
-          <w:szCs w:val="28"/>
-        </w:rPr>
-        <w:t xml:space="preserve">. Anche </w:t>
-      </w:r>
-      <w:r>
-        <w:rPr>
-          <w:i/>
-          <w:iCs/>
-          <w:color w:val="2C2C2C"/>
-          <w:sz w:val="28"/>
-          <w:szCs w:val="28"/>
-        </w:rPr>
-        <w:t>geocodifica()</w:t>
-      </w:r>
-      <w:r>
-        <w:rPr>
-          <w:color w:val="2C2C2C"/>
-          <w:sz w:val="28"/>
-          <w:szCs w:val="28"/>
-        </w:rPr>
-        <w:t xml:space="preserve"> e </w:t>
-      </w:r>
-      <w:r>
-        <w:rPr>
-          <w:i/>
-          <w:iCs/>
-          <w:color w:val="2C2C2C"/>
-          <w:sz w:val="28"/>
-          <w:szCs w:val="28"/>
-        </w:rPr>
-        <w:t>nomeLuogo()</w:t>
-      </w:r>
-      <w:r>
-        <w:rPr>
-          <w:color w:val="2C2C2C"/>
-          <w:sz w:val="28"/>
-          <w:szCs w:val="28"/>
-        </w:rPr>
-        <w:t xml:space="preserve"> restituiscono NULL senza propagare eccezioni al chiamante.</w:t>
-      </w:r>
-    </w:p>
-    <w:p>
-      <w:pPr>
-        <w:jc w:val="both"/>
-        <w:rPr>
-          <w:sz w:val="28"/>
-          <w:szCs w:val="28"/>
-        </w:rPr>
-      </w:pPr>
-      <w:r>
-        <w:rPr>
-          <w:color w:val="2C2C2C"/>
-          <w:sz w:val="28"/>
-          <w:szCs w:val="28"/>
-        </w:rPr>
-        <w:t>Sul piano applicativo, l</w:t>
-      </w:r>
-      <w:r>
-        <w:rPr>
-          <w:color w:val="2C2C2C"/>
-          <w:sz w:val="28"/>
-          <w:szCs w:val="28"/>
-        </w:rPr>
-        <w:t>’</w:t>
-      </w:r>
-      <w:r>
-        <w:rPr>
-          <w:color w:val="2C2C2C"/>
-          <w:sz w:val="28"/>
-          <w:szCs w:val="28"/>
-        </w:rPr>
-        <w:t xml:space="preserve">assenza di una posizione stimata viene gestita da </w:t>
-      </w:r>
-      <w:r>
-        <w:rPr>
-          <w:i/>
-          <w:iCs/>
-          <w:color w:val="2C2C2C"/>
-          <w:sz w:val="28"/>
-          <w:szCs w:val="28"/>
-        </w:rPr>
-        <w:t>RistoranteService</w:t>
-      </w:r>
-      <w:r>
-        <w:rPr>
-          <w:color w:val="2C2C2C"/>
-          <w:sz w:val="28"/>
-          <w:szCs w:val="28"/>
-        </w:rPr>
-        <w:t xml:space="preserve"> con un ripiego sulla base di dati: quando il geocoding non produce risultati, le coordinate del luogo vengono richieste a </w:t>
-      </w:r>
-      <w:r>
-        <w:rPr>
-          <w:i/>
-          <w:iCs/>
-          <w:color w:val="2C2C2C"/>
-          <w:sz w:val="28"/>
-          <w:szCs w:val="28"/>
-        </w:rPr>
-        <w:t>RistoranteDAO.trovaCoordinateLuogo</w:t>
-      </w:r>
-      <w:r>
-        <w:rPr>
-          <w:color w:val="2C2C2C"/>
-          <w:sz w:val="28"/>
-          <w:szCs w:val="28"/>
-        </w:rPr>
-        <w:t>. Nella ricerca nelle vicinanze, se anche questo tentativo fallisce, l</w:t>
-      </w:r>
-      <w:r>
-        <w:rPr>
-          <w:color w:val="2C2C2C"/>
-          <w:sz w:val="28"/>
-          <w:szCs w:val="28"/>
-        </w:rPr>
-        <w:t>’</w:t>
-      </w:r>
-      <w:r>
-        <w:rPr>
-          <w:color w:val="2C2C2C"/>
-          <w:sz w:val="28"/>
-          <w:szCs w:val="28"/>
-        </w:rPr>
-        <w:t xml:space="preserve">operazione termina con una </w:t>
-      </w:r>
-      <w:r>
-        <w:rPr>
-          <w:i/>
-          <w:iCs/>
-          <w:color w:val="2C2C2C"/>
-          <w:sz w:val="28"/>
-          <w:szCs w:val="28"/>
-        </w:rPr>
-        <w:t>ApplicationException</w:t>
-      </w:r>
-      <w:r>
-        <w:rPr>
-          <w:color w:val="2C2C2C"/>
-          <w:sz w:val="28"/>
-          <w:szCs w:val="28"/>
-        </w:rPr>
-        <w:t>; nell</w:t>
-      </w:r>
-      <w:r>
-        <w:rPr>
-          <w:color w:val="2C2C2C"/>
-          <w:sz w:val="28"/>
-          <w:szCs w:val="28"/>
-        </w:rPr>
-        <w:t>’</w:t>
-      </w:r>
-      <w:r>
-        <w:rPr>
-          <w:color w:val="2C2C2C"/>
-          <w:sz w:val="28"/>
-          <w:szCs w:val="28"/>
-        </w:rPr>
-        <w:t>inserimento di un ristorante, invece, il ristorante viene creato comunque, senza coordinate, e l</w:t>
-      </w:r>
-      <w:r>
-        <w:rPr>
-          <w:color w:val="2C2C2C"/>
-          <w:sz w:val="28"/>
-          <w:szCs w:val="28"/>
-        </w:rPr>
-        <w:t>’</w:t>
-      </w:r>
-      <w:r>
-        <w:rPr>
-          <w:color w:val="2C2C2C"/>
-          <w:sz w:val="28"/>
-          <w:szCs w:val="28"/>
-        </w:rPr>
-        <w:t>esito del geocoding viene comunicato al client attraverso il campo dedicato dell</w:t>
-      </w:r>
-      <w:r>
-        <w:rPr>
-          <w:color w:val="2C2C2C"/>
-          <w:sz w:val="28"/>
-          <w:szCs w:val="28"/>
-        </w:rPr>
-        <w:t>’</w:t>
-      </w:r>
-      <w:r>
-        <w:rPr>
-          <w:color w:val="2C2C2C"/>
-          <w:sz w:val="28"/>
-          <w:szCs w:val="28"/>
-        </w:rPr>
-        <w:t xml:space="preserve">oggetto </w:t>
-      </w:r>
-      <w:r>
-        <w:rPr>
-          <w:i/>
-          <w:iCs/>
-          <w:color w:val="2C2C2C"/>
-          <w:sz w:val="28"/>
-          <w:szCs w:val="28"/>
-        </w:rPr>
-        <w:t>EsitoAggiuntaRistorante</w:t>
-      </w:r>
-      <w:r>
-        <w:rPr>
-          <w:color w:val="2C2C2C"/>
-          <w:sz w:val="28"/>
-          <w:szCs w:val="28"/>
-        </w:rPr>
-        <w:t xml:space="preserve">, che contiene il </w:t>
-      </w:r>
-      <w:r>
-        <w:rPr>
-          <w:i/>
-          <w:iCs/>
-          <w:color w:val="2C2C2C"/>
-          <w:sz w:val="28"/>
-          <w:szCs w:val="28"/>
-        </w:rPr>
-        <w:t>RistoranteDTO</w:t>
-      </w:r>
-      <w:r>
-        <w:rPr>
-          <w:color w:val="2C2C2C"/>
-          <w:sz w:val="28"/>
-          <w:szCs w:val="28"/>
-        </w:rPr>
-        <w:t xml:space="preserve"> creato e un indicatore sulla validità delle coordinate geografiche restituite dal servizio di geocoding.</w:t>
-      </w:r>
-    </w:p>
-    <w:p>
-      <w:pPr>
-        <w:jc w:val="both"/>
-        <w:rPr>
-          <w:b/>
-          <w:bCs/>
-          <w:sz w:val="28"/>
-          <w:szCs w:val="28"/>
-        </w:rPr>
-      </w:pPr>
-    </w:p>
-    <w:p/>
-    <w:p>
-      <w:pPr>
-        <w:pStyle w:val="Titolo3"/>
-      </w:pPr>
-      <w:r>
-        <w:lastRenderedPageBreak/>
-        <w:t>Ricerca dei ristoranti nelle vicinanze</w:t>
-      </w:r>
-    </w:p>
-    <w:p>
-      <w:r>
-        <w:rPr>
-          <w:sz w:val="28"/>
-        </w:rPr>
-        <w:t>Il comando CERCA_VICINO (RF-03 per l’Ospite, RF-07 per il Cliente — raggiungibile da entrambi, non richiede autenticazione) restituisce i ristoranti entro un raggio scelto dall’utente da un luogo indicato (o dal proprio domicilio, se autenticato). RistoranteService traduce il nome del luogo in coordinate tramite GeocodingClient, con ripiego sulla media delle coordinate dei ristoranti già presenti in quella città se il geocoding non risponde (decisione 17). Le coordinate arrivano già convertite al livello DAO: RistoranteDAO.cercaVicino applica soltanto il filtro geografico sul raggio, senza alcuna conversione nome-luogo (decisione 14), calcolando la distanza direttamente in SQL con la formula di Haversine e ordinando i risultati per distanza crescente.</w:t>
-      </w:r>
-    </w:p>
-    <w:p/>
-    <w:p>
-      <w:pPr>
-        <w:pStyle w:val="Titolo3"/>
-        <w:rPr>
-          <w:bCs/>
-          <w:sz w:val="32"/>
-          <w:szCs w:val="32"/>
-        </w:rPr>
-      </w:pPr>
-      <w:r>
-        <w:t>Servizio di geolocalizzazione</w:t>
-      </w:r>
-    </w:p>
-    <w:p>
-      <w:pPr>
-        <w:jc w:val="both"/>
-        <w:rPr>
-          <w:sz w:val="28"/>
-          <w:szCs w:val="28"/>
-        </w:rPr>
-      </w:pPr>
-      <w:r>
-        <w:rPr>
-          <w:color w:val="2C2C2C"/>
-          <w:sz w:val="28"/>
-          <w:szCs w:val="28"/>
-        </w:rPr>
-        <w:t xml:space="preserve">La gestione dei servizi di geolocalizzazione è stata progettata per fornire una </w:t>
-      </w:r>
-      <w:r>
-        <w:rPr>
-          <w:b/>
-          <w:bCs/>
-          <w:color w:val="2C2C2C"/>
-          <w:sz w:val="28"/>
-          <w:szCs w:val="28"/>
-        </w:rPr>
-        <w:t>stima approssimata della posizione dell</w:t>
-      </w:r>
-      <w:r>
-        <w:rPr>
-          <w:b/>
-          <w:bCs/>
-          <w:color w:val="2C2C2C"/>
-          <w:sz w:val="28"/>
-          <w:szCs w:val="28"/>
-        </w:rPr>
-        <w:t>’</w:t>
-      </w:r>
-      <w:r>
-        <w:rPr>
-          <w:b/>
-          <w:bCs/>
-          <w:color w:val="2C2C2C"/>
-          <w:sz w:val="28"/>
-          <w:szCs w:val="28"/>
-        </w:rPr>
-        <w:t>utente</w:t>
-      </w:r>
-      <w:r>
-        <w:rPr>
-          <w:color w:val="2C2C2C"/>
-          <w:sz w:val="28"/>
-          <w:szCs w:val="28"/>
-        </w:rPr>
-        <w:t>, utilizzata come informazione di supporto per la compilazione della località e per facilitare le funzionalità dell</w:t>
-      </w:r>
-      <w:r>
-        <w:rPr>
-          <w:color w:val="2C2C2C"/>
-          <w:sz w:val="28"/>
-          <w:szCs w:val="28"/>
-        </w:rPr>
-        <w:t>’</w:t>
-      </w:r>
-      <w:r>
-        <w:rPr>
-          <w:color w:val="2C2C2C"/>
-          <w:sz w:val="28"/>
-          <w:szCs w:val="28"/>
-        </w:rPr>
-        <w:t>applicazione che richiedono informazioni geografiche.</w:t>
-      </w:r>
-    </w:p>
-    <w:p>
-      <w:pPr>
-        <w:jc w:val="both"/>
-        <w:rPr>
-          <w:sz w:val="28"/>
-          <w:szCs w:val="28"/>
-        </w:rPr>
-      </w:pPr>
-      <w:r>
-        <w:rPr>
-          <w:color w:val="2C2C2C"/>
-          <w:sz w:val="28"/>
-          <w:szCs w:val="28"/>
-        </w:rPr>
-        <w:t>La stima della posizione costituisce un</w:t>
-      </w:r>
-      <w:r>
-        <w:rPr>
-          <w:color w:val="2C2C2C"/>
-          <w:sz w:val="28"/>
-          <w:szCs w:val="28"/>
-        </w:rPr>
-        <w:t>’</w:t>
-      </w:r>
-      <w:r>
-        <w:rPr>
-          <w:color w:val="2C2C2C"/>
-          <w:sz w:val="28"/>
-          <w:szCs w:val="28"/>
-        </w:rPr>
-        <w:t xml:space="preserve">informazione </w:t>
-      </w:r>
-      <w:r>
-        <w:rPr>
-          <w:b/>
-          <w:bCs/>
-          <w:color w:val="2C2C2C"/>
-          <w:sz w:val="28"/>
-          <w:szCs w:val="28"/>
-        </w:rPr>
-        <w:t>accessoria e non indispensabile al funzionamento dell</w:t>
-      </w:r>
-      <w:r>
-        <w:rPr>
-          <w:b/>
-          <w:bCs/>
-          <w:color w:val="2C2C2C"/>
-          <w:sz w:val="28"/>
-          <w:szCs w:val="28"/>
-        </w:rPr>
-        <w:t>’</w:t>
-      </w:r>
-      <w:r>
-        <w:rPr>
-          <w:b/>
-          <w:bCs/>
-          <w:color w:val="2C2C2C"/>
-          <w:sz w:val="28"/>
-          <w:szCs w:val="28"/>
-        </w:rPr>
-        <w:t>applicazione</w:t>
-      </w:r>
-      <w:r>
-        <w:rPr>
-          <w:color w:val="2C2C2C"/>
-          <w:sz w:val="28"/>
-          <w:szCs w:val="28"/>
-        </w:rPr>
-        <w:t>: se il servizio esterno non è raggiungibile, non riconosce l</w:t>
-      </w:r>
-      <w:r>
-        <w:rPr>
-          <w:color w:val="2C2C2C"/>
-          <w:sz w:val="28"/>
-          <w:szCs w:val="28"/>
-        </w:rPr>
-        <w:t>’</w:t>
-      </w:r>
-      <w:r>
-        <w:rPr>
-          <w:color w:val="2C2C2C"/>
-          <w:sz w:val="28"/>
-          <w:szCs w:val="28"/>
-        </w:rPr>
-        <w:t>indirizzo IP o restituisce una risposta non valida, il client di localizzazione restituisce NULL senza propagare l</w:t>
-      </w:r>
-      <w:r>
-        <w:rPr>
-          <w:color w:val="2C2C2C"/>
-          <w:sz w:val="28"/>
-          <w:szCs w:val="28"/>
-        </w:rPr>
-        <w:t>’</w:t>
-      </w:r>
-      <w:r>
-        <w:rPr>
-          <w:color w:val="2C2C2C"/>
-          <w:sz w:val="28"/>
-          <w:szCs w:val="28"/>
-        </w:rPr>
-        <w:t>errore ai livelli superiori. L</w:t>
-      </w:r>
-      <w:r>
-        <w:rPr>
-          <w:color w:val="2C2C2C"/>
-          <w:sz w:val="28"/>
-          <w:szCs w:val="28"/>
-        </w:rPr>
-        <w:t>’</w:t>
-      </w:r>
-      <w:r>
-        <w:rPr>
-          <w:color w:val="2C2C2C"/>
-          <w:sz w:val="28"/>
-          <w:szCs w:val="28"/>
-        </w:rPr>
-        <w:t>utente può quindi continuare a utilizzare l</w:t>
-      </w:r>
-      <w:r>
-        <w:rPr>
-          <w:color w:val="2C2C2C"/>
-          <w:sz w:val="28"/>
-          <w:szCs w:val="28"/>
-        </w:rPr>
-        <w:t>’</w:t>
-      </w:r>
-      <w:r>
-        <w:rPr>
-          <w:color w:val="2C2C2C"/>
-          <w:sz w:val="28"/>
-          <w:szCs w:val="28"/>
-        </w:rPr>
-        <w:t xml:space="preserve">applicazione inserendo manualmente la località. </w:t>
-      </w:r>
-    </w:p>
-    <w:p>
-      <w:pPr>
-        <w:jc w:val="both"/>
-        <w:rPr>
-          <w:sz w:val="28"/>
-          <w:szCs w:val="28"/>
-        </w:rPr>
-      </w:pPr>
-      <w:r>
-        <w:rPr>
-          <w:color w:val="2C2C2C"/>
-          <w:sz w:val="28"/>
-          <w:szCs w:val="28"/>
-        </w:rPr>
-        <w:t xml:space="preserve">Il servizio di geolocalizzazione è implementato mediante la classe </w:t>
-      </w:r>
-      <w:r>
-        <w:rPr>
-          <w:i/>
-          <w:iCs/>
-          <w:color w:val="2C2C2C"/>
-          <w:sz w:val="28"/>
-          <w:szCs w:val="28"/>
-        </w:rPr>
-        <w:t>LocalizzazioneIpClient</w:t>
-      </w:r>
-      <w:r>
-        <w:rPr>
-          <w:color w:val="2C2C2C"/>
-          <w:sz w:val="28"/>
-          <w:szCs w:val="28"/>
-        </w:rPr>
-        <w:t xml:space="preserve">, appartenente al package </w:t>
-      </w:r>
-      <w:r>
-        <w:rPr>
-          <w:i/>
-          <w:iCs/>
-          <w:color w:val="2C2C2C"/>
-          <w:sz w:val="28"/>
-          <w:szCs w:val="28"/>
-        </w:rPr>
-        <w:t>theknife.server.external</w:t>
-      </w:r>
-      <w:r>
-        <w:rPr>
-          <w:color w:val="2C2C2C"/>
-          <w:sz w:val="28"/>
-          <w:szCs w:val="28"/>
-        </w:rPr>
-        <w:t>. La classe utilizza il client HTTP del JDK e interroga l</w:t>
-      </w:r>
-      <w:r>
-        <w:rPr>
-          <w:color w:val="2C2C2C"/>
-          <w:sz w:val="28"/>
-          <w:szCs w:val="28"/>
-        </w:rPr>
-        <w:t>’</w:t>
-      </w:r>
-      <w:r>
-        <w:rPr>
-          <w:color w:val="2C2C2C"/>
-          <w:sz w:val="28"/>
-          <w:szCs w:val="28"/>
-        </w:rPr>
-        <w:t xml:space="preserve">endpoint </w:t>
-      </w:r>
-      <w:r>
-        <w:rPr>
-          <w:i/>
-          <w:iCs/>
-          <w:color w:val="2C2C2C"/>
-          <w:sz w:val="28"/>
-          <w:szCs w:val="28"/>
-        </w:rPr>
-        <w:t>http://ip-api.com/json/</w:t>
-      </w:r>
-      <w:r>
-        <w:rPr>
-          <w:color w:val="2C2C2C"/>
-          <w:sz w:val="28"/>
-          <w:szCs w:val="28"/>
-        </w:rPr>
-        <w:t>. La richiesta può contenere l</w:t>
-      </w:r>
-      <w:r>
-        <w:rPr>
-          <w:color w:val="2C2C2C"/>
-          <w:sz w:val="28"/>
-          <w:szCs w:val="28"/>
-        </w:rPr>
-        <w:t>’</w:t>
-      </w:r>
-      <w:r>
-        <w:rPr>
-          <w:color w:val="2C2C2C"/>
-          <w:sz w:val="28"/>
-          <w:szCs w:val="28"/>
-        </w:rPr>
-        <w:t xml:space="preserve">indirizzo IP del client da geolocalizzare; quando tale indirizzo non è disponibile, viene utilizzata una variante che consente al servizio esterno di geolocalizzare il chiamante, ossia la macchina su cui è in esecuzione il server. </w:t>
-      </w:r>
-    </w:p>
-    <w:p>
-      <w:pPr>
-        <w:jc w:val="both"/>
-        <w:rPr>
-          <w:sz w:val="28"/>
-          <w:szCs w:val="28"/>
-        </w:rPr>
-      </w:pPr>
-      <w:r>
-        <w:rPr>
-          <w:color w:val="2C2C2C"/>
-          <w:sz w:val="28"/>
-          <w:szCs w:val="28"/>
-        </w:rPr>
-        <w:t xml:space="preserve">Nel normale funzionamento viene quindi utilizzato </w:t>
-      </w:r>
-      <w:r>
-        <w:rPr>
-          <w:b/>
-          <w:bCs/>
-          <w:color w:val="2C2C2C"/>
-          <w:sz w:val="28"/>
-          <w:szCs w:val="28"/>
-        </w:rPr>
-        <w:t>l</w:t>
-      </w:r>
-      <w:r>
-        <w:rPr>
-          <w:b/>
-          <w:bCs/>
-          <w:color w:val="2C2C2C"/>
-          <w:sz w:val="28"/>
-          <w:szCs w:val="28"/>
-        </w:rPr>
-        <w:t>’</w:t>
-      </w:r>
-      <w:r>
-        <w:rPr>
-          <w:b/>
-          <w:bCs/>
-          <w:color w:val="2C2C2C"/>
-          <w:sz w:val="28"/>
-          <w:szCs w:val="28"/>
-        </w:rPr>
-        <w:t>indirizzo IP del client</w:t>
-      </w:r>
-      <w:r>
-        <w:rPr>
-          <w:color w:val="2C2C2C"/>
-          <w:sz w:val="28"/>
-          <w:szCs w:val="28"/>
-        </w:rPr>
-        <w:t>, mentre la localizzazione dell</w:t>
-      </w:r>
-      <w:r>
-        <w:rPr>
-          <w:color w:val="2C2C2C"/>
-          <w:sz w:val="28"/>
-          <w:szCs w:val="28"/>
-        </w:rPr>
-        <w:t>’</w:t>
-      </w:r>
-      <w:r>
-        <w:rPr>
-          <w:color w:val="2C2C2C"/>
-          <w:sz w:val="28"/>
-          <w:szCs w:val="28"/>
-        </w:rPr>
-        <w:t>IP del server costituisce un comportamento di ripiego per richieste che non contengono l</w:t>
-      </w:r>
-      <w:r>
-        <w:rPr>
-          <w:color w:val="2C2C2C"/>
-          <w:sz w:val="28"/>
-          <w:szCs w:val="28"/>
-        </w:rPr>
-        <w:t>’</w:t>
-      </w:r>
-      <w:r>
-        <w:rPr>
-          <w:color w:val="2C2C2C"/>
-          <w:sz w:val="28"/>
-          <w:szCs w:val="28"/>
-        </w:rPr>
-        <w:t xml:space="preserve">indirizzo del client. </w:t>
-      </w:r>
-    </w:p>
-    <w:p>
-      <w:pPr>
-        <w:jc w:val="both"/>
-        <w:rPr>
-          <w:b/>
-          <w:bCs/>
-          <w:sz w:val="28"/>
-          <w:szCs w:val="28"/>
-        </w:rPr>
-      </w:pPr>
-    </w:p>
-    <w:p>
-      <w:pPr>
-        <w:pStyle w:val="Titolo3"/>
-        <w:rPr>
-          <w:bCs/>
-          <w:sz w:val="32"/>
-          <w:szCs w:val="32"/>
-        </w:rPr>
-      </w:pPr>
-      <w:r>
-        <w:lastRenderedPageBreak/>
         <w:t>Campi e metodi principali</w:t>
       </w:r>
     </w:p>
@@ -36423,6 +36282,7 @@
           <w:sz w:val="28"/>
           <w:szCs w:val="28"/>
         </w:rPr>
+        <w:lastRenderedPageBreak/>
         <w:t>estrai(Pattern campo, String corpo)</w:t>
       </w:r>
       <w:r>
@@ -36449,17 +36309,6 @@
         </w:rPr>
         <w:t xml:space="preserve">espressione regolare specificata. </w:t>
       </w:r>
-    </w:p>
-    <w:p>
-      <w:pPr>
-        <w:jc w:val="both"/>
-        <w:rPr>
-          <w:b/>
-          <w:bCs/>
-          <w:sz w:val="28"/>
-          <w:szCs w:val="28"/>
-        </w:rPr>
-      </w:pPr>
     </w:p>
     <w:p>
       <w:pPr>
@@ -36634,7 +36483,6 @@
           <w:sz w:val="28"/>
           <w:szCs w:val="28"/>
         </w:rPr>
-        <w:lastRenderedPageBreak/>
         <w:t>l</w:t>
       </w:r>
       <w:r>
@@ -36751,17 +36599,6 @@
     </w:p>
     <w:p>
       <w:pPr>
-        <w:jc w:val="both"/>
-        <w:rPr>
-          <w:b/>
-          <w:bCs/>
-          <w:sz w:val="28"/>
-          <w:szCs w:val="28"/>
-        </w:rPr>
-      </w:pPr>
-    </w:p>
-    <w:p>
-      <w:pPr>
         <w:pStyle w:val="Titolo3"/>
         <w:rPr>
           <w:bCs/>
@@ -36900,17 +36737,6 @@
     </w:p>
     <w:p>
       <w:pPr>
-        <w:jc w:val="both"/>
-        <w:rPr>
-          <w:b/>
-          <w:bCs/>
-          <w:sz w:val="28"/>
-          <w:szCs w:val="28"/>
-        </w:rPr>
-      </w:pPr>
-    </w:p>
-    <w:p>
-      <w:pPr>
         <w:pStyle w:val="Titolo3"/>
         <w:rPr>
           <w:bCs/>
@@ -37017,6 +36843,7 @@
           <w:sz w:val="28"/>
           <w:szCs w:val="28"/>
         </w:rPr>
+        <w:lastRenderedPageBreak/>
         <w:t>Thread.currentThread().interrupt()</w:t>
       </w:r>
       <w:r>
@@ -37216,7 +37043,7 @@
         </w:rPr>
       </w:pPr>
       <w:bookmarkStart w:id="40" w:name="_Toc238810290"/>
-      <w:bookmarkStart w:id="41" w:name="_Toc238817063"/>
+      <w:bookmarkStart w:id="41" w:name="_Toc238912631"/>
       <w:r>
         <w:lastRenderedPageBreak/>
         <w:t>6.5 Patterns significativi</w:t>
@@ -37380,15 +37207,6 @@
         </w:rPr>
         <w:t xml:space="preserve"> per la gestione concorrente delle richieste del server.</w:t>
       </w:r>
-    </w:p>
-    <w:p>
-      <w:pPr>
-        <w:jc w:val="both"/>
-        <w:rPr>
-          <w:sz w:val="28"/>
-          <w:szCs w:val="28"/>
-        </w:rPr>
-      </w:pPr>
     </w:p>
     <w:p>
       <w:pPr>
@@ -38195,7 +38013,6 @@
           <w:sz w:val="20"/>
           <w:szCs w:val="28"/>
         </w:rPr>
-        <w:lastRenderedPageBreak/>
         <w:t xml:space="preserve">OTTIENI_LOCALITA_INIZIALE, ACCEDI, REGISTRATI, AGGIUNGI_PREFERITO, </w:t>
       </w:r>
     </w:p>
@@ -38274,6 +38091,7 @@
           <w:sz w:val="20"/>
           <w:szCs w:val="28"/>
         </w:rPr>
+        <w:lastRenderedPageBreak/>
         <w:t xml:space="preserve">ELIMINA_RISTORANTE, VEDI_RISTORANTI_GESTITI, LEGGI_RECENSIONI_RISTORANTI_GESTITI, </w:t>
       </w:r>
     </w:p>
@@ -38751,15 +38569,6 @@
     </w:p>
     <w:p>
       <w:pPr>
-        <w:jc w:val="both"/>
-        <w:rPr>
-          <w:sz w:val="28"/>
-          <w:szCs w:val="28"/>
-        </w:rPr>
-      </w:pPr>
-    </w:p>
-    <w:p>
-      <w:pPr>
         <w:pStyle w:val="Titolo3"/>
         <w:rPr>
           <w:bCs/>
@@ -39190,7 +38999,6 @@
           <w:szCs w:val="28"/>
           <w:lang w:val="en-GB"/>
         </w:rPr>
-        <w:lastRenderedPageBreak/>
         <w:t xml:space="preserve">    ps.setLong(1, idRistorante);</w:t>
       </w:r>
     </w:p>
@@ -39293,6 +39101,7 @@
           <w:szCs w:val="28"/>
           <w:lang w:val="en-GB"/>
         </w:rPr>
+        <w:lastRenderedPageBreak/>
         <w:t xml:space="preserve">    }</w:t>
       </w:r>
     </w:p>
@@ -39380,15 +39189,6 @@
     </w:p>
     <w:p>
       <w:pPr>
-        <w:jc w:val="both"/>
-        <w:rPr>
-          <w:sz w:val="28"/>
-          <w:szCs w:val="28"/>
-        </w:rPr>
-      </w:pPr>
-    </w:p>
-    <w:p>
-      <w:pPr>
         <w:pStyle w:val="Titolo3"/>
         <w:rPr>
           <w:bCs/>
@@ -39702,15 +39502,6 @@
           <w:szCs w:val="28"/>
         </w:rPr>
       </w:pPr>
-    </w:p>
-    <w:p>
-      <w:pPr>
-        <w:jc w:val="both"/>
-        <w:rPr>
-          <w:sz w:val="28"/>
-          <w:szCs w:val="28"/>
-        </w:rPr>
-      </w:pPr>
       <w:r>
         <w:rPr>
           <w:color w:val="2C2C2C"/>
@@ -39777,15 +39568,6 @@
         </w:rPr>
         <w:t>.</w:t>
       </w:r>
-    </w:p>
-    <w:p>
-      <w:pPr>
-        <w:jc w:val="both"/>
-        <w:rPr>
-          <w:sz w:val="28"/>
-          <w:szCs w:val="28"/>
-        </w:rPr>
-      </w:pPr>
     </w:p>
     <w:p>
       <w:pPr>
@@ -40209,49 +39991,148 @@
           <w:sz w:val="28"/>
           <w:szCs w:val="28"/>
         </w:rPr>
+        <w:t>Task</w:t>
+      </w:r>
+      <w:r>
+        <w:rPr>
+          <w:color w:val="2C2C2C"/>
+          <w:sz w:val="28"/>
+          <w:szCs w:val="28"/>
+        </w:rPr>
+        <w:t xml:space="preserve"> a determinare il momento dell</w:t>
+      </w:r>
+      <w:r>
+        <w:rPr>
+          <w:color w:val="2C2C2C"/>
+          <w:sz w:val="28"/>
+          <w:szCs w:val="28"/>
+        </w:rPr>
+        <w:t>’</w:t>
+      </w:r>
+      <w:r>
+        <w:rPr>
+          <w:color w:val="2C2C2C"/>
+          <w:sz w:val="28"/>
+          <w:szCs w:val="28"/>
+        </w:rPr>
+        <w:t>invio, mentre la sequenza invio-risposta rimane quella della versione sincrona.</w:t>
+      </w:r>
+    </w:p>
+    <w:p>
+      <w:pPr>
+        <w:jc w:val="both"/>
+        <w:rPr>
+          <w:sz w:val="28"/>
+          <w:szCs w:val="28"/>
+        </w:rPr>
+      </w:pPr>
+      <w:r>
+        <w:rPr>
+          <w:color w:val="2C2C2C"/>
+          <w:sz w:val="28"/>
+          <w:szCs w:val="28"/>
+        </w:rPr>
+        <w:t xml:space="preserve">I </w:t>
+      </w:r>
+      <w:r>
+        <w:rPr>
+          <w:i/>
+          <w:iCs/>
+          <w:color w:val="2C2C2C"/>
+          <w:sz w:val="28"/>
+          <w:szCs w:val="28"/>
+        </w:rPr>
+        <w:t>Service</w:t>
+      </w:r>
+      <w:r>
+        <w:rPr>
+          <w:color w:val="2C2C2C"/>
+          <w:sz w:val="28"/>
+          <w:szCs w:val="28"/>
+        </w:rPr>
+        <w:t xml:space="preserve"> utilizzano </w:t>
+      </w:r>
+      <w:r>
+        <w:rPr>
+          <w:i/>
+          <w:iCs/>
+          <w:color w:val="2C2C2C"/>
+          <w:sz w:val="28"/>
+          <w:szCs w:val="28"/>
+        </w:rPr>
+        <w:t>ServerConnection</w:t>
+      </w:r>
+      <w:r>
+        <w:rPr>
+          <w:color w:val="2C2C2C"/>
+          <w:sz w:val="28"/>
+          <w:szCs w:val="28"/>
+        </w:rPr>
+        <w:t xml:space="preserve"> come punto di accesso alla comunicazione con il server, senza dover gestire direttamente i dettagli della connessione socket e del protocollo.</w:t>
+      </w:r>
+    </w:p>
+    <w:p>
+      <w:pPr>
+        <w:jc w:val="both"/>
+        <w:rPr>
+          <w:sz w:val="28"/>
+          <w:szCs w:val="28"/>
+        </w:rPr>
+      </w:pPr>
+      <w:r>
+        <w:rPr>
+          <w:i/>
+          <w:iCs/>
+          <w:color w:val="2C2C2C"/>
+          <w:sz w:val="28"/>
+          <w:szCs w:val="28"/>
+        </w:rPr>
         <w:lastRenderedPageBreak/>
-        <w:t>Task</w:t>
-      </w:r>
-      <w:r>
-        <w:rPr>
-          <w:color w:val="2C2C2C"/>
-          <w:sz w:val="28"/>
-          <w:szCs w:val="28"/>
-        </w:rPr>
-        <w:t xml:space="preserve"> a determinare il momento dell</w:t>
-      </w:r>
-      <w:r>
-        <w:rPr>
-          <w:color w:val="2C2C2C"/>
-          <w:sz w:val="28"/>
-          <w:szCs w:val="28"/>
-        </w:rPr>
-        <w:t>’</w:t>
-      </w:r>
-      <w:r>
-        <w:rPr>
-          <w:color w:val="2C2C2C"/>
-          <w:sz w:val="28"/>
-          <w:szCs w:val="28"/>
-        </w:rPr>
-        <w:t>invio, mentre la sequenza invio-risposta rimane quella della versione sincrona.</w:t>
-      </w:r>
-    </w:p>
-    <w:p>
-      <w:pPr>
-        <w:jc w:val="both"/>
-        <w:rPr>
-          <w:sz w:val="28"/>
-          <w:szCs w:val="28"/>
-        </w:rPr>
-      </w:pPr>
-      <w:r>
-        <w:rPr>
-          <w:color w:val="2C2C2C"/>
-          <w:sz w:val="28"/>
-          <w:szCs w:val="28"/>
-        </w:rPr>
-        <w:t xml:space="preserve">I </w:t>
+        <w:t>ServerConnection</w:t>
+      </w:r>
+      <w:r>
+        <w:rPr>
+          <w:color w:val="2C2C2C"/>
+          <w:sz w:val="28"/>
+          <w:szCs w:val="28"/>
+        </w:rPr>
+        <w:t xml:space="preserve"> combina quindi due responsabilità di pattern: viene utilizzata come </w:t>
+      </w:r>
+      <w:r>
+        <w:rPr>
+          <w:i/>
+          <w:iCs/>
+          <w:color w:val="2C2C2C"/>
+          <w:sz w:val="28"/>
+          <w:szCs w:val="28"/>
+        </w:rPr>
+        <w:t>Singleton</w:t>
+      </w:r>
+      <w:r>
+        <w:rPr>
+          <w:color w:val="2C2C2C"/>
+          <w:sz w:val="28"/>
+          <w:szCs w:val="28"/>
+        </w:rPr>
+        <w:t xml:space="preserve"> per condividere la connessione e come </w:t>
+      </w:r>
+      <w:r>
+        <w:rPr>
+          <w:i/>
+          <w:iCs/>
+          <w:color w:val="2C2C2C"/>
+          <w:sz w:val="28"/>
+          <w:szCs w:val="28"/>
+        </w:rPr>
+        <w:t>Facade</w:t>
+      </w:r>
+      <w:r>
+        <w:rPr>
+          <w:color w:val="2C2C2C"/>
+          <w:sz w:val="28"/>
+          <w:szCs w:val="28"/>
+        </w:rPr>
+        <w:t xml:space="preserve"> per nascondere ai </w:t>
       </w:r>
       <w:r>
         <w:rPr>
@@ -40269,116 +40150,8 @@
           <w:sz w:val="28"/>
           <w:szCs w:val="28"/>
         </w:rPr>
-        <w:t xml:space="preserve"> utilizzano </w:t>
-      </w:r>
-      <w:r>
-        <w:rPr>
-          <w:i/>
-          <w:iCs/>
-          <w:color w:val="2C2C2C"/>
-          <w:sz w:val="28"/>
-          <w:szCs w:val="28"/>
-        </w:rPr>
-        <w:t>ServerConnection</w:t>
-      </w:r>
-      <w:r>
-        <w:rPr>
-          <w:color w:val="2C2C2C"/>
-          <w:sz w:val="28"/>
-          <w:szCs w:val="28"/>
-        </w:rPr>
-        <w:t xml:space="preserve"> come punto di accesso alla comunicazione con il server, senza dover gestire direttamente i dettagli della connessione socket e del protocollo.</w:t>
-      </w:r>
-    </w:p>
-    <w:p>
-      <w:pPr>
-        <w:jc w:val="both"/>
-        <w:rPr>
-          <w:sz w:val="28"/>
-          <w:szCs w:val="28"/>
-        </w:rPr>
-      </w:pPr>
-      <w:r>
-        <w:rPr>
-          <w:i/>
-          <w:iCs/>
-          <w:color w:val="2C2C2C"/>
-          <w:sz w:val="28"/>
-          <w:szCs w:val="28"/>
-        </w:rPr>
-        <w:t>ServerConnection</w:t>
-      </w:r>
-      <w:r>
-        <w:rPr>
-          <w:color w:val="2C2C2C"/>
-          <w:sz w:val="28"/>
-          <w:szCs w:val="28"/>
-        </w:rPr>
-        <w:t xml:space="preserve"> combina quindi due responsabilità di pattern: viene utilizzata come </w:t>
-      </w:r>
-      <w:r>
-        <w:rPr>
-          <w:i/>
-          <w:iCs/>
-          <w:color w:val="2C2C2C"/>
-          <w:sz w:val="28"/>
-          <w:szCs w:val="28"/>
-        </w:rPr>
-        <w:t>Singleton</w:t>
-      </w:r>
-      <w:r>
-        <w:rPr>
-          <w:color w:val="2C2C2C"/>
-          <w:sz w:val="28"/>
-          <w:szCs w:val="28"/>
-        </w:rPr>
-        <w:t xml:space="preserve"> per condividere la connessione e come </w:t>
-      </w:r>
-      <w:r>
-        <w:rPr>
-          <w:i/>
-          <w:iCs/>
-          <w:color w:val="2C2C2C"/>
-          <w:sz w:val="28"/>
-          <w:szCs w:val="28"/>
-        </w:rPr>
-        <w:t>Facade</w:t>
-      </w:r>
-      <w:r>
-        <w:rPr>
-          <w:color w:val="2C2C2C"/>
-          <w:sz w:val="28"/>
-          <w:szCs w:val="28"/>
-        </w:rPr>
-        <w:t xml:space="preserve"> per nascondere ai </w:t>
-      </w:r>
-      <w:r>
-        <w:rPr>
-          <w:i/>
-          <w:iCs/>
-          <w:color w:val="2C2C2C"/>
-          <w:sz w:val="28"/>
-          <w:szCs w:val="28"/>
-        </w:rPr>
-        <w:t>Service</w:t>
-      </w:r>
-      <w:r>
-        <w:rPr>
-          <w:color w:val="2C2C2C"/>
-          <w:sz w:val="28"/>
-          <w:szCs w:val="28"/>
-        </w:rPr>
         <w:t xml:space="preserve"> i dettagli della comunicazione di rete.</w:t>
       </w:r>
-    </w:p>
-    <w:p>
-      <w:pPr>
-        <w:jc w:val="both"/>
-        <w:rPr>
-          <w:sz w:val="28"/>
-          <w:szCs w:val="28"/>
-        </w:rPr>
-      </w:pPr>
     </w:p>
     <w:p>
       <w:pPr>
@@ -40700,24 +40473,6 @@
     </w:p>
     <w:p>
       <w:pPr>
-        <w:jc w:val="both"/>
-        <w:rPr>
-          <w:sz w:val="28"/>
-          <w:szCs w:val="28"/>
-        </w:rPr>
-      </w:pPr>
-    </w:p>
-    <w:p>
-      <w:pPr>
-        <w:jc w:val="both"/>
-        <w:rPr>
-          <w:sz w:val="28"/>
-          <w:szCs w:val="28"/>
-        </w:rPr>
-      </w:pPr>
-    </w:p>
-    <w:p>
-      <w:pPr>
         <w:pStyle w:val="Titolo3"/>
         <w:rPr>
           <w:bCs/>
@@ -40897,16 +40652,7 @@
           <w:sz w:val="28"/>
           <w:szCs w:val="28"/>
         </w:rPr>
-        <w:t xml:space="preserve">esecuzione </w:t>
-      </w:r>
-      <w:r>
-        <w:rPr>
-          <w:color w:val="2C2C2C"/>
-          <w:sz w:val="28"/>
-          <w:szCs w:val="28"/>
-        </w:rPr>
-        <w:lastRenderedPageBreak/>
-        <w:t xml:space="preserve">concorrente dei task associati alle richieste dei client e che include il metodo </w:t>
+        <w:t xml:space="preserve">esecuzione concorrente dei task associati alle richieste dei client e che include il metodo </w:t>
       </w:r>
       <w:r>
         <w:rPr>
@@ -41133,17 +40879,6 @@
     </w:p>
     <w:p>
       <w:pPr>
-        <w:jc w:val="both"/>
-        <w:rPr>
-          <w:b/>
-          <w:bCs/>
-          <w:sz w:val="40"/>
-          <w:szCs w:val="40"/>
-        </w:rPr>
-      </w:pPr>
-    </w:p>
-    <w:p>
-      <w:pPr>
         <w:pStyle w:val="Titolo2"/>
         <w:pageBreakBefore/>
         <w:rPr>
@@ -41152,7 +40887,7 @@
         </w:rPr>
       </w:pPr>
       <w:bookmarkStart w:id="42" w:name="_Toc238810291"/>
-      <w:bookmarkStart w:id="43" w:name="_Toc238817064"/>
+      <w:bookmarkStart w:id="43" w:name="_Toc238912632"/>
       <w:r>
         <w:lastRenderedPageBreak/>
         <w:t>6.6 Ottimizzazioni delle prestazioni</w:t>
@@ -41274,15 +41009,6 @@
         </w:rPr>
         <w:t>operazione richiede più istruzioni SQL che devono essere eseguite atomicamente.</w:t>
       </w:r>
-    </w:p>
-    <w:p>
-      <w:pPr>
-        <w:jc w:val="both"/>
-        <w:rPr>
-          <w:sz w:val="28"/>
-          <w:szCs w:val="28"/>
-        </w:rPr>
-      </w:pPr>
     </w:p>
     <w:p>
       <w:pPr>
@@ -41500,15 +41226,6 @@
     </w:p>
     <w:p>
       <w:pPr>
-        <w:jc w:val="both"/>
-        <w:rPr>
-          <w:sz w:val="28"/>
-          <w:szCs w:val="28"/>
-        </w:rPr>
-      </w:pPr>
-    </w:p>
-    <w:p>
-      <w:pPr>
         <w:pStyle w:val="Titolo3"/>
         <w:rPr>
           <w:bCs/>
@@ -41677,7 +41394,6 @@
           <w:sz w:val="28"/>
           <w:szCs w:val="28"/>
         </w:rPr>
-        <w:lastRenderedPageBreak/>
         <w:t>setAutoCommit(false)</w:t>
       </w:r>
       <w:r>
@@ -41761,21 +41477,13 @@
           <w:szCs w:val="28"/>
         </w:rPr>
       </w:pPr>
-    </w:p>
-    <w:p>
-      <w:pPr>
-        <w:jc w:val="both"/>
-        <w:rPr>
-          <w:sz w:val="28"/>
-          <w:szCs w:val="28"/>
-        </w:rPr>
-      </w:pPr>
-      <w:r>
-        <w:rPr>
-          <w:color w:val="2C2C2C"/>
-          <w:sz w:val="28"/>
-          <w:szCs w:val="28"/>
-        </w:rPr>
+      <w:r>
+        <w:rPr>
+          <w:color w:val="2C2C2C"/>
+          <w:sz w:val="28"/>
+          <w:szCs w:val="28"/>
+        </w:rPr>
+        <w:lastRenderedPageBreak/>
         <w:t>I vantaggi che ne derivano sono:</w:t>
       </w:r>
     </w:p>
@@ -41845,15 +41553,6 @@
     </w:p>
     <w:p>
       <w:pPr>
-        <w:jc w:val="both"/>
-        <w:rPr>
-          <w:sz w:val="28"/>
-          <w:szCs w:val="28"/>
-        </w:rPr>
-      </w:pPr>
-    </w:p>
-    <w:p>
-      <w:pPr>
         <w:pStyle w:val="Titolo3"/>
         <w:rPr>
           <w:bCs/>
@@ -42335,15 +42034,6 @@
         </w:rPr>
         <w:t>, secondo il modello standard di concorrenza di JavaFX.</w:t>
       </w:r>
-    </w:p>
-    <w:p>
-      <w:pPr>
-        <w:jc w:val="both"/>
-        <w:rPr>
-          <w:sz w:val="28"/>
-          <w:szCs w:val="28"/>
-        </w:rPr>
-      </w:pPr>
     </w:p>
     <w:p>
       <w:pPr>
@@ -42383,7 +42073,6 @@
           <w:sz w:val="28"/>
           <w:szCs w:val="28"/>
         </w:rPr>
-        <w:lastRenderedPageBreak/>
         <w:t>Reattività:</w:t>
       </w:r>
       <w:r>
@@ -42603,68 +42292,6 @@
     </w:p>
     <w:p>
       <w:pPr>
-        <w:jc w:val="both"/>
-        <w:rPr>
-          <w:sz w:val="28"/>
-          <w:szCs w:val="28"/>
-        </w:rPr>
-      </w:pPr>
-    </w:p>
-    <w:p>
-      <w:pPr>
-        <w:jc w:val="both"/>
-        <w:rPr>
-          <w:sz w:val="28"/>
-          <w:szCs w:val="28"/>
-        </w:rPr>
-      </w:pPr>
-    </w:p>
-    <w:p>
-      <w:pPr>
-        <w:jc w:val="both"/>
-        <w:rPr>
-          <w:b/>
-          <w:bCs/>
-          <w:sz w:val="52"/>
-          <w:szCs w:val="52"/>
-        </w:rPr>
-      </w:pPr>
-    </w:p>
-    <w:p>
-      <w:pPr>
-        <w:jc w:val="both"/>
-        <w:rPr>
-          <w:b/>
-          <w:bCs/>
-          <w:sz w:val="52"/>
-          <w:szCs w:val="52"/>
-        </w:rPr>
-      </w:pPr>
-    </w:p>
-    <w:p>
-      <w:pPr>
-        <w:jc w:val="both"/>
-        <w:rPr>
-          <w:b/>
-          <w:bCs/>
-          <w:sz w:val="52"/>
-          <w:szCs w:val="52"/>
-        </w:rPr>
-      </w:pPr>
-    </w:p>
-    <w:p>
-      <w:pPr>
-        <w:jc w:val="both"/>
-        <w:rPr>
-          <w:b/>
-          <w:bCs/>
-          <w:sz w:val="52"/>
-          <w:szCs w:val="52"/>
-        </w:rPr>
-      </w:pPr>
-    </w:p>
-    <w:p>
-      <w:pPr>
         <w:pStyle w:val="Titolo1"/>
         <w:pageBreakBefore/>
         <w:pBdr>
@@ -42676,7 +42303,7 @@
         </w:rPr>
       </w:pPr>
       <w:bookmarkStart w:id="44" w:name="_Toc238810292"/>
-      <w:bookmarkStart w:id="45" w:name="_Toc238817065"/>
+      <w:bookmarkStart w:id="45" w:name="_Toc238912633"/>
       <w:r>
         <w:lastRenderedPageBreak/>
         <w:t>7. Installazione ed esecuzione</w:t>
@@ -42708,7 +42335,7 @@
           <w:sz w:val="28"/>
           <w:szCs w:val="28"/>
         </w:rPr>
-        <w:t>The Knife</w:t>
+        <w:t>TheKnife</w:t>
       </w:r>
       <w:r>
         <w:rPr>
@@ -42718,17 +42345,6 @@
         </w:rPr>
         <w:t xml:space="preserve"> è un sistema client-server per la ricerca e la recensione di ristoranti. Questa sezione descrive i prerequisiti software, la configurazione della base di dati, la compilazione e le modalità di avvio del server e del client.</w:t>
       </w:r>
-    </w:p>
-    <w:p>
-      <w:pPr>
-        <w:jc w:val="both"/>
-        <w:rPr>
-          <w:b/>
-          <w:bCs/>
-          <w:sz w:val="28"/>
-          <w:szCs w:val="28"/>
-        </w:rPr>
-      </w:pPr>
     </w:p>
     <w:p>
       <w:pPr>
@@ -42870,17 +42486,6 @@
         </w:rPr>
         <w:t>: utilizzato per la compilazione e la costruzione del progetto, organizzato come applicazione multi-modulo Maven.</w:t>
       </w:r>
-    </w:p>
-    <w:p>
-      <w:pPr>
-        <w:jc w:val="both"/>
-        <w:rPr>
-          <w:b/>
-          <w:bCs/>
-          <w:sz w:val="28"/>
-          <w:szCs w:val="28"/>
-        </w:rPr>
-      </w:pPr>
     </w:p>
     <w:p>
       <w:pPr>
@@ -42952,11 +42557,14 @@
       </w:r>
     </w:p>
     <w:p>
-      <w:r>
-        <w:rPr>
-          <w:sz w:val="28"/>
-        </w:rPr>
-        <w:t>Il comando crea il ruolo applicativo tk_app, il database dbTK, le tabelle e carica il dataset del docente, eseguendo nell'ordine gli script Role.sql, Schema.sql e Data.sql, descritti sotto. postgres e miapassword vanno sostituiti con utente e password reali di un amministratore PostgreSQL (i valori dell'esempio non vanno copiati così come sono). Se PostgreSQL non è in ascolto su localhost:5432, aggiungere al comando -Ddb.host=NOMEHOST e/o -Ddb.port=NUMEROPORTA, sempre con i valori reali al posto dei segnaposto.</w:t>
+      <w:pPr>
+        <w:jc w:val="both"/>
+      </w:pPr>
+      <w:r>
+        <w:rPr>
+          <w:sz w:val="28"/>
+        </w:rPr>
+        <w:t>Il comando crea il ruolo applicativo tk_app, il database dbTK, le tabelle e carica il dataset del docente, eseguendo nell’ordine gli script Role.sql, Schema.sql e Data.sql, descritti sotto. postgres e miapassword vanno sostituiti con utente e password reali di un amministratore PostgreSQL (i valori dell’esempio non vanno copiati così come sono). Se PostgreSQL non è in ascolto su localhost:5432, aggiungere al comando -Ddb.host=NOMEHOST e/o -Ddb.port=NUMEROPORTA, sempre con i valori reali al posto dei segnaposto.</w:t>
       </w:r>
     </w:p>
     <w:p>
@@ -43104,56 +42712,56 @@
           <w:sz w:val="28"/>
           <w:szCs w:val="28"/>
         </w:rPr>
+        <w:t>La configurazione relativa all</w:t>
+      </w:r>
+      <w:r>
+        <w:rPr>
+          <w:color w:val="2C2C2C"/>
+          <w:sz w:val="28"/>
+          <w:szCs w:val="28"/>
+        </w:rPr>
+        <w:t>’</w:t>
+      </w:r>
+      <w:r>
+        <w:rPr>
+          <w:color w:val="2C2C2C"/>
+          <w:sz w:val="28"/>
+          <w:szCs w:val="28"/>
+        </w:rPr>
+        <w:t>accesso alla base di dati viene successivamente richiesta dal server durante l</w:t>
+      </w:r>
+      <w:r>
+        <w:rPr>
+          <w:color w:val="2C2C2C"/>
+          <w:sz w:val="28"/>
+          <w:szCs w:val="28"/>
+        </w:rPr>
+        <w:t>’</w:t>
+      </w:r>
+      <w:r>
+        <w:rPr>
+          <w:color w:val="2C2C2C"/>
+          <w:sz w:val="28"/>
+          <w:szCs w:val="28"/>
+        </w:rPr>
+        <w:t>avvio.</w:t>
+      </w:r>
+    </w:p>
+    <w:p>
+      <w:pPr>
+        <w:jc w:val="both"/>
+        <w:rPr>
+          <w:sz w:val="28"/>
+          <w:szCs w:val="28"/>
+        </w:rPr>
+      </w:pPr>
+      <w:r>
+        <w:rPr>
+          <w:color w:val="2C2C2C"/>
+          <w:sz w:val="28"/>
+          <w:szCs w:val="28"/>
+        </w:rPr>
         <w:lastRenderedPageBreak/>
-        <w:t>La configurazione relativa all</w:t>
-      </w:r>
-      <w:r>
-        <w:rPr>
-          <w:color w:val="2C2C2C"/>
-          <w:sz w:val="28"/>
-          <w:szCs w:val="28"/>
-        </w:rPr>
-        <w:t>’</w:t>
-      </w:r>
-      <w:r>
-        <w:rPr>
-          <w:color w:val="2C2C2C"/>
-          <w:sz w:val="28"/>
-          <w:szCs w:val="28"/>
-        </w:rPr>
-        <w:t>accesso alla base di dati viene successivamente richiesta dal server durante l</w:t>
-      </w:r>
-      <w:r>
-        <w:rPr>
-          <w:color w:val="2C2C2C"/>
-          <w:sz w:val="28"/>
-          <w:szCs w:val="28"/>
-        </w:rPr>
-        <w:t>’</w:t>
-      </w:r>
-      <w:r>
-        <w:rPr>
-          <w:color w:val="2C2C2C"/>
-          <w:sz w:val="28"/>
-          <w:szCs w:val="28"/>
-        </w:rPr>
-        <w:t>avvio.</w:t>
-      </w:r>
-    </w:p>
-    <w:p>
-      <w:pPr>
-        <w:jc w:val="both"/>
-        <w:rPr>
-          <w:sz w:val="28"/>
-          <w:szCs w:val="28"/>
-        </w:rPr>
-      </w:pPr>
-      <w:r>
-        <w:rPr>
-          <w:color w:val="2C2C2C"/>
-          <w:sz w:val="28"/>
-          <w:szCs w:val="28"/>
-        </w:rPr>
         <w:t>Gli</w:t>
       </w:r>
       <w:r>
@@ -43170,30 +42778,27 @@
           <w:sz w:val="28"/>
           <w:szCs w:val="28"/>
         </w:rPr>
-        <w:t>sono descritti nel capitolo “Dataset di prova”.</w:t>
-      </w:r>
-    </w:p>
-    <w:p>
-      <w:pPr>
-        <w:jc w:val="both"/>
-        <w:rPr>
-          <w:b/>
-          <w:bCs/>
-          <w:sz w:val="28"/>
-          <w:szCs w:val="28"/>
-        </w:rPr>
-      </w:pPr>
-    </w:p>
-    <w:p>
-      <w:pPr>
-        <w:jc w:val="both"/>
-        <w:rPr>
-          <w:b/>
-          <w:bCs/>
-          <w:sz w:val="28"/>
-          <w:szCs w:val="28"/>
-        </w:rPr>
-      </w:pPr>
+        <w:t>sono descritti nel capitolo “</w:t>
+      </w:r>
+      <w:hyperlink w:anchor="cap_dataset_prova">
+        <w:r>
+          <w:rPr>
+            <w:color w:val="0563C1"/>
+            <w:sz w:val="28"/>
+            <w:szCs w:val="28"/>
+            <w:u w:val="single"/>
+          </w:rPr>
+          <w:t>Dataset di prova</w:t>
+        </w:r>
+      </w:hyperlink>
+      <w:r>
+        <w:rPr>
+          <w:color w:val="2C2C2C"/>
+          <w:sz w:val="28"/>
+          <w:szCs w:val="28"/>
+        </w:rPr>
+        <w:t>”.</w:t>
+      </w:r>
     </w:p>
     <w:p>
       <w:pPr>
@@ -43377,18 +42982,6 @@
     </w:p>
     <w:p>
       <w:pPr>
-        <w:jc w:val="both"/>
-        <w:rPr>
-          <w:b/>
-          <w:bCs/>
-          <w:sz w:val="28"/>
-          <w:szCs w:val="28"/>
-        </w:rPr>
-      </w:pPr>
-    </w:p>
-    <w:p/>
-    <w:p>
-      <w:pPr>
         <w:pStyle w:val="Titolo3"/>
       </w:pPr>
       <w:r>
@@ -43396,6 +42989,9 @@
       </w:r>
     </w:p>
     <w:p>
+      <w:pPr>
+        <w:jc w:val="both"/>
+      </w:pPr>
       <w:r>
         <w:rPr>
           <w:sz w:val="28"/>
@@ -43428,6 +43024,9 @@
       </w:r>
     </w:p>
     <w:p>
+      <w:pPr>
+        <w:jc w:val="both"/>
+      </w:pPr>
       <w:r>
         <w:rPr>
           <w:sz w:val="28"/>
@@ -43435,7 +43034,6 @@
         <w:t>Il comando produce la documentazione HTML aggregata in target/site/apidocs/, poi copiata nella cartella doc/javadoc/ della consegna.</w:t>
       </w:r>
     </w:p>
-    <w:p/>
     <w:p>
       <w:pPr>
         <w:pStyle w:val="Titolo3"/>
@@ -43543,7 +43141,6 @@
           <w:sz w:val="28"/>
           <w:szCs w:val="28"/>
         </w:rPr>
-        <w:lastRenderedPageBreak/>
         <w:t>Durante l</w:t>
       </w:r>
       <w:r>
@@ -43616,17 +43213,6 @@
         </w:rPr>
         <w:t>.</w:t>
       </w:r>
-    </w:p>
-    <w:p>
-      <w:pPr>
-        <w:jc w:val="both"/>
-        <w:rPr>
-          <w:b/>
-          <w:bCs/>
-          <w:sz w:val="28"/>
-          <w:szCs w:val="28"/>
-        </w:rPr>
-      </w:pPr>
     </w:p>
     <w:p>
       <w:pPr>
@@ -43759,6 +43345,7 @@
           <w:sz w:val="28"/>
           <w:szCs w:val="28"/>
         </w:rPr>
+        <w:lastRenderedPageBreak/>
         <w:t xml:space="preserve">Il client utilizza quindi </w:t>
       </w:r>
       <w:r>
@@ -43797,39 +43384,6 @@
         </w:rPr>
         <w:t>.</w:t>
       </w:r>
-    </w:p>
-    <w:p>
-      <w:pPr>
-        <w:jc w:val="both"/>
-        <w:rPr>
-          <w:b/>
-          <w:bCs/>
-          <w:sz w:val="28"/>
-          <w:szCs w:val="28"/>
-        </w:rPr>
-      </w:pPr>
-    </w:p>
-    <w:p>
-      <w:pPr>
-        <w:jc w:val="both"/>
-        <w:rPr>
-          <w:b/>
-          <w:bCs/>
-          <w:sz w:val="28"/>
-          <w:szCs w:val="28"/>
-        </w:rPr>
-      </w:pPr>
-    </w:p>
-    <w:p>
-      <w:pPr>
-        <w:jc w:val="both"/>
-        <w:rPr>
-          <w:b/>
-          <w:bCs/>
-          <w:sz w:val="28"/>
-          <w:szCs w:val="28"/>
-        </w:rPr>
-      </w:pPr>
     </w:p>
     <w:p>
       <w:pPr>
@@ -43948,145 +43502,6 @@
       <w:pPr>
         <w:jc w:val="both"/>
         <w:rPr>
-          <w:sz w:val="28"/>
-          <w:szCs w:val="28"/>
-        </w:rPr>
-      </w:pPr>
-    </w:p>
-    <w:p>
-      <w:pPr>
-        <w:jc w:val="both"/>
-        <w:rPr>
-          <w:sz w:val="28"/>
-          <w:szCs w:val="28"/>
-        </w:rPr>
-      </w:pPr>
-    </w:p>
-    <w:p>
-      <w:pPr>
-        <w:jc w:val="both"/>
-        <w:rPr>
-          <w:b/>
-          <w:bCs/>
-          <w:sz w:val="52"/>
-          <w:szCs w:val="52"/>
-        </w:rPr>
-      </w:pPr>
-    </w:p>
-    <w:p>
-      <w:pPr>
-        <w:jc w:val="both"/>
-        <w:rPr>
-          <w:b/>
-          <w:bCs/>
-          <w:sz w:val="52"/>
-          <w:szCs w:val="52"/>
-        </w:rPr>
-      </w:pPr>
-    </w:p>
-    <w:p>
-      <w:pPr>
-        <w:jc w:val="both"/>
-        <w:rPr>
-          <w:b/>
-          <w:bCs/>
-          <w:sz w:val="52"/>
-          <w:szCs w:val="52"/>
-        </w:rPr>
-      </w:pPr>
-    </w:p>
-    <w:p>
-      <w:pPr>
-        <w:jc w:val="both"/>
-        <w:rPr>
-          <w:b/>
-          <w:bCs/>
-          <w:sz w:val="52"/>
-          <w:szCs w:val="52"/>
-        </w:rPr>
-      </w:pPr>
-    </w:p>
-    <w:p>
-      <w:pPr>
-        <w:jc w:val="both"/>
-        <w:rPr>
-          <w:b/>
-          <w:bCs/>
-          <w:sz w:val="52"/>
-          <w:szCs w:val="52"/>
-        </w:rPr>
-      </w:pPr>
-    </w:p>
-    <w:p>
-      <w:pPr>
-        <w:jc w:val="both"/>
-        <w:rPr>
-          <w:b/>
-          <w:bCs/>
-          <w:sz w:val="52"/>
-          <w:szCs w:val="52"/>
-        </w:rPr>
-      </w:pPr>
-    </w:p>
-    <w:p>
-      <w:pPr>
-        <w:jc w:val="both"/>
-        <w:rPr>
-          <w:b/>
-          <w:bCs/>
-          <w:sz w:val="52"/>
-          <w:szCs w:val="52"/>
-        </w:rPr>
-      </w:pPr>
-    </w:p>
-    <w:p>
-      <w:pPr>
-        <w:jc w:val="both"/>
-        <w:rPr>
-          <w:b/>
-          <w:bCs/>
-          <w:sz w:val="52"/>
-          <w:szCs w:val="52"/>
-        </w:rPr>
-      </w:pPr>
-    </w:p>
-    <w:p>
-      <w:pPr>
-        <w:jc w:val="both"/>
-        <w:rPr>
-          <w:b/>
-          <w:bCs/>
-          <w:sz w:val="52"/>
-          <w:szCs w:val="52"/>
-        </w:rPr>
-      </w:pPr>
-    </w:p>
-    <w:p>
-      <w:pPr>
-        <w:jc w:val="both"/>
-        <w:rPr>
-          <w:b/>
-          <w:bCs/>
-          <w:sz w:val="52"/>
-          <w:szCs w:val="52"/>
-        </w:rPr>
-      </w:pPr>
-    </w:p>
-    <w:p>
-      <w:pPr>
-        <w:jc w:val="both"/>
-        <w:rPr>
-          <w:b/>
-          <w:bCs/>
-          <w:sz w:val="52"/>
-          <w:szCs w:val="52"/>
-        </w:rPr>
-      </w:pPr>
-    </w:p>
-    <w:p>
-      <w:pPr>
-        <w:jc w:val="both"/>
-        <w:rPr>
           <w:b/>
           <w:bCs/>
           <w:sz w:val="52"/>
@@ -44107,7 +43522,8 @@
         </w:rPr>
       </w:pPr>
       <w:bookmarkStart w:id="46" w:name="_Toc238810293"/>
-      <w:bookmarkStart w:id="47" w:name="_Toc238817066"/>
+      <w:bookmarkStart w:id="47" w:name="cap_dataset_prova"/>
+      <w:bookmarkStart w:id="48" w:name="_Toc238912634"/>
       <w:r>
         <w:lastRenderedPageBreak/>
         <w:t xml:space="preserve">8. Dataset di </w:t>
@@ -44117,22 +43533,23 @@
       </w:r>
       <w:bookmarkEnd w:id="46"/>
       <w:bookmarkEnd w:id="47"/>
-    </w:p>
-    <w:p>
-      <w:pPr>
-        <w:jc w:val="both"/>
-        <w:rPr>
-          <w:sz w:val="28"/>
-          <w:szCs w:val="28"/>
-        </w:rPr>
-      </w:pPr>
-      <w:r>
-        <w:rPr>
-          <w:color w:val="2C2C2C"/>
-          <w:sz w:val="28"/>
-          <w:szCs w:val="28"/>
-        </w:rPr>
-        <w:t xml:space="preserve">Il progetto The Knife include un dataset di </w:t>
+      <w:bookmarkEnd w:id="48"/>
+    </w:p>
+    <w:p>
+      <w:pPr>
+        <w:jc w:val="both"/>
+        <w:rPr>
+          <w:sz w:val="28"/>
+          <w:szCs w:val="28"/>
+        </w:rPr>
+      </w:pPr>
+      <w:r>
+        <w:rPr>
+          <w:color w:val="2C2C2C"/>
+          <w:sz w:val="28"/>
+          <w:szCs w:val="28"/>
+        </w:rPr>
+        <w:t xml:space="preserve">Il progetto TheKnife include un dataset di </w:t>
       </w:r>
       <w:r>
         <w:rPr>
@@ -44166,17 +43583,6 @@
         </w:rPr>
         <w:t>applicazione senza dover inserire manualmente tutti i dati necessari. Il dataset comprende un insieme di ristoranti, derivato dalla guida Michelin, e un insieme di utenti di test con ruoli differenti.</w:t>
       </w:r>
-    </w:p>
-    <w:p>
-      <w:pPr>
-        <w:jc w:val="both"/>
-        <w:rPr>
-          <w:b/>
-          <w:bCs/>
-          <w:sz w:val="28"/>
-          <w:szCs w:val="28"/>
-        </w:rPr>
-      </w:pPr>
     </w:p>
     <w:p>
       <w:pPr>
@@ -44296,15 +43702,6 @@
     </w:p>
     <w:p>
       <w:pPr>
-        <w:jc w:val="both"/>
-        <w:rPr>
-          <w:sz w:val="28"/>
-          <w:szCs w:val="28"/>
-        </w:rPr>
-      </w:pPr>
-    </w:p>
-    <w:p>
-      <w:pPr>
         <w:pStyle w:val="Titolo3"/>
         <w:rPr>
           <w:bCs/>
@@ -44326,115 +43723,44 @@
       </w:pPr>
       <w:r>
         <w:rPr>
-          <w:color w:val="2C2C2C"/>
-          <w:sz w:val="28"/>
-          <w:szCs w:val="28"/>
-        </w:rPr>
-        <w:t>Oltre ag</w:t>
-      </w:r>
-      <w:r>
-        <w:rPr>
-          <w:color w:val="2C2C2C"/>
-          <w:sz w:val="28"/>
-          <w:szCs w:val="28"/>
-        </w:rPr>
-        <w:t xml:space="preserve">li script </w:t>
-      </w:r>
-      <w:r>
-        <w:rPr>
-          <w:i/>
-          <w:iCs/>
-          <w:color w:val="2C2C2C"/>
-          <w:sz w:val="28"/>
-          <w:szCs w:val="28"/>
-        </w:rPr>
-        <w:t>Role.sql</w:t>
-      </w:r>
-      <w:r>
-        <w:rPr>
-          <w:color w:val="2C2C2C"/>
-          <w:sz w:val="28"/>
-          <w:szCs w:val="28"/>
-        </w:rPr>
-        <w:t xml:space="preserve">, </w:t>
-      </w:r>
-      <w:r>
-        <w:rPr>
-          <w:i/>
-          <w:iCs/>
-          <w:color w:val="2C2C2C"/>
-          <w:sz w:val="28"/>
-          <w:szCs w:val="28"/>
-        </w:rPr>
-        <w:t>Schema.sql</w:t>
-      </w:r>
-      <w:r>
-        <w:rPr>
-          <w:color w:val="2C2C2C"/>
-          <w:sz w:val="28"/>
-          <w:szCs w:val="28"/>
-        </w:rPr>
-        <w:t xml:space="preserve"> e </w:t>
-      </w:r>
-      <w:r>
-        <w:rPr>
-          <w:i/>
-          <w:iCs/>
-          <w:color w:val="2C2C2C"/>
-          <w:sz w:val="28"/>
-          <w:szCs w:val="28"/>
-        </w:rPr>
-        <w:t>Data.sql</w:t>
-      </w:r>
-      <w:r>
-        <w:rPr>
-          <w:color w:val="2C2C2C"/>
-          <w:sz w:val="28"/>
-          <w:szCs w:val="28"/>
-        </w:rPr>
-        <w:t xml:space="preserve">, </w:t>
-      </w:r>
-      <w:r>
-        <w:rPr>
-          <w:color w:val="2C2C2C"/>
-          <w:sz w:val="28"/>
-          <w:szCs w:val="28"/>
-        </w:rPr>
-        <w:t xml:space="preserve">nella cartella </w:t>
-      </w:r>
-      <w:r>
-        <w:rPr>
-          <w:i/>
-          <w:iCs/>
-          <w:color w:val="2C2C2C"/>
-          <w:sz w:val="28"/>
-          <w:szCs w:val="28"/>
-        </w:rPr>
-        <w:t>Progettazione/Database/</w:t>
-      </w:r>
-      <w:r>
-        <w:rPr>
-          <w:color w:val="2C2C2C"/>
-          <w:sz w:val="28"/>
-          <w:szCs w:val="28"/>
-        </w:rPr>
-        <w:t xml:space="preserve"> </w:t>
-      </w:r>
-      <w:r>
-        <w:rPr>
-          <w:color w:val="2C2C2C"/>
-          <w:sz w:val="28"/>
-          <w:szCs w:val="28"/>
-        </w:rPr>
-        <w:t>sono presenti tre script facoltativi di supporto alla verifica delle funzionalità</w:t>
-      </w:r>
-      <w:r>
-        <w:rPr>
-          <w:color w:val="2C2C2C"/>
-          <w:sz w:val="28"/>
-          <w:szCs w:val="28"/>
-        </w:rPr>
-        <w:t>:</w:t>
+          <w:sz w:val="28"/>
+        </w:rPr>
+        <w:t>Oltre agli script Role.sql, Schema.sql e Data.sql, nella cartella Progettazione/Database/ sono presenti tre script facoltativi di supporto alla verifica delle funzionalità, eseguibili in un colpo solo con Maven, dopo che mvn initialize -Pdb-setup ha già creato dbTK:</w:t>
+      </w:r>
+    </w:p>
+    <w:p>
+      <w:pPr>
+        <w:pBdr>
+          <w:top w:val="single" w:sz="18" w:space="6" w:color="FEF3E2"/>
+          <w:left w:val="single" w:sz="18" w:space="6" w:color="FA812F"/>
+          <w:bottom w:val="single" w:sz="18" w:space="6" w:color="FEF3E2"/>
+        </w:pBdr>
+        <w:shd w:val="clear" w:color="auto" w:fill="FEF3E2"/>
+        <w:spacing w:before="40" w:after="40" w:line="240" w:lineRule="auto"/>
+        <w:ind w:left="240"/>
+        <w:rPr>
+          <w:rFonts w:ascii="IBM Plex Mono" w:hAnsi="IBM Plex Mono" w:cs="Cascadia Mono ExtraLight"/>
+          <w:sz w:val="28"/>
+          <w:szCs w:val="28"/>
+        </w:rPr>
+      </w:pPr>
+      <w:r>
+        <w:rPr>
+          <w:rFonts w:ascii="Consolas" w:hAnsi="Consolas"/>
+          <w:sz w:val="20"/>
+        </w:rPr>
+        <w:t>mvn initialize -Pdb-test-data</w:t>
+      </w:r>
+    </w:p>
+    <w:p>
+      <w:pPr>
+        <w:jc w:val="both"/>
+      </w:pPr>
+      <w:r>
+        <w:rPr>
+          <w:sz w:val="28"/>
+        </w:rPr>
+        <w:t>Il comando si collega come utente applicativo tk_app (già creato dal profilo db-setup, nessun argomento richiesto) ed esegue, nell’ordine, questi tre script:</w:t>
       </w:r>
     </w:p>
     <w:p>
@@ -44608,18 +43934,29 @@
     <w:p>
       <w:pPr>
         <w:jc w:val="both"/>
-        <w:rPr>
-          <w:sz w:val="28"/>
-          <w:szCs w:val="28"/>
-        </w:rPr>
-      </w:pPr>
-      <w:r>
-        <w:rPr>
-          <w:color w:val="2C2C2C"/>
-          <w:sz w:val="28"/>
-          <w:szCs w:val="28"/>
+      </w:pPr>
+      <w:r>
+        <w:rPr>
+          <w:sz w:val="28"/>
         </w:rPr>
         <w:lastRenderedPageBreak/>
+        <w:t>In alternativa, gli stessi tre script sono eseguibili a mano con psql, nello stesso ordine, sul database dbTK.</w:t>
+      </w:r>
+    </w:p>
+    <w:p>
+      <w:pPr>
+        <w:jc w:val="both"/>
+        <w:rPr>
+          <w:sz w:val="28"/>
+          <w:szCs w:val="28"/>
+        </w:rPr>
+      </w:pPr>
+      <w:r>
+        <w:rPr>
+          <w:color w:val="2C2C2C"/>
+          <w:sz w:val="28"/>
+          <w:szCs w:val="28"/>
+        </w:rPr>
         <w:t xml:space="preserve">La cartella </w:t>
       </w:r>
       <w:r>
@@ -44664,15 +44001,6 @@
         </w:rPr>
         <w:t>esecuzione.</w:t>
       </w:r>
-    </w:p>
-    <w:p>
-      <w:pPr>
-        <w:jc w:val="both"/>
-        <w:rPr>
-          <w:sz w:val="28"/>
-          <w:szCs w:val="28"/>
-        </w:rPr>
-      </w:pPr>
     </w:p>
     <w:p>
       <w:pPr>
@@ -45493,15 +44821,6 @@
     </w:p>
     <w:p>
       <w:pPr>
-        <w:jc w:val="both"/>
-        <w:rPr>
-          <w:sz w:val="28"/>
-          <w:szCs w:val="28"/>
-        </w:rPr>
-      </w:pPr>
-    </w:p>
-    <w:p>
-      <w:pPr>
         <w:pStyle w:val="Titolo3"/>
         <w:rPr>
           <w:bCs/>
@@ -45726,24 +45045,6 @@
         </w:rPr>
         <w:t>identificativo del ristorante, secondo lo schema seguente:</w:t>
       </w:r>
-    </w:p>
-    <w:p>
-      <w:pPr>
-        <w:jc w:val="both"/>
-        <w:rPr>
-          <w:sz w:val="28"/>
-          <w:szCs w:val="28"/>
-        </w:rPr>
-      </w:pPr>
-    </w:p>
-    <w:p>
-      <w:pPr>
-        <w:jc w:val="both"/>
-        <w:rPr>
-          <w:sz w:val="28"/>
-          <w:szCs w:val="28"/>
-        </w:rPr>
-      </w:pPr>
     </w:p>
     <w:p>
       <w:pPr>
@@ -45776,6 +45077,7 @@
       <w:tblPr>
         <w:tblStyle w:val="Grigliatabella"/>
         <w:tblW w:w="0" w:type="auto"/>
+        <w:jc w:val="center"/>
         <w:tblBorders>
           <w:top w:val="single" w:sz="6" w:space="0" w:color="F0D0A0"/>
           <w:left w:val="single" w:sz="6" w:space="0" w:color="F0D0A0"/>
@@ -45792,6 +45094,9 @@
         <w:gridCol w:w="2407"/>
       </w:tblGrid>
       <w:tr>
+        <w:trPr>
+          <w:jc w:val="center"/>
+        </w:trPr>
         <w:tc>
           <w:tcPr>
             <w:tcW w:w="2407" w:type="dxa"/>
@@ -45812,6 +45117,7 @@
                 <w:sz w:val="28"/>
                 <w:szCs w:val="28"/>
               </w:rPr>
+              <w:lastRenderedPageBreak/>
               <w:t>Inserimento</w:t>
             </w:r>
           </w:p>
@@ -45866,6 +45172,9 @@
         </w:tc>
       </w:tr>
       <w:tr>
+        <w:trPr>
+          <w:jc w:val="center"/>
+        </w:trPr>
         <w:tc>
           <w:tcPr>
             <w:tcW w:w="2407" w:type="dxa"/>
@@ -45979,6 +45288,9 @@
         </w:tc>
       </w:tr>
       <w:tr>
+        <w:trPr>
+          <w:jc w:val="center"/>
+        </w:trPr>
         <w:tc>
           <w:tcPr>
             <w:tcW w:w="2407" w:type="dxa"/>
@@ -46074,6 +45386,9 @@
         </w:tc>
       </w:tr>
       <w:tr>
+        <w:trPr>
+          <w:jc w:val="center"/>
+        </w:trPr>
         <w:tc>
           <w:tcPr>
             <w:tcW w:w="2407" w:type="dxa"/>
@@ -46369,15 +45684,6 @@
     </w:p>
     <w:p>
       <w:pPr>
-        <w:jc w:val="both"/>
-        <w:rPr>
-          <w:sz w:val="28"/>
-          <w:szCs w:val="28"/>
-        </w:rPr>
-      </w:pPr>
-    </w:p>
-    <w:p>
-      <w:pPr>
         <w:pStyle w:val="Titolo3"/>
         <w:rPr>
           <w:bCs/>
@@ -46628,6 +45934,7 @@
         </w:rPr>
       </w:pPr>
       <w:r>
+        <w:lastRenderedPageBreak/>
         <w:t xml:space="preserve">Relazioni e dati creati durante </w:t>
       </w:r>
       <w:r>
@@ -46715,127 +46022,6 @@
         </w:rPr>
         <w:t>Ad esempio, per testare le funzionalità riservate ai ristoratori è possibile associare un ristorante a uno degli utenti di test con ruolo RISTORATORE. Analogamente, le funzionalità relative alle recensioni e ai preferiti possono essere verificate utilizzando gli utenti con ruolo CLIENTE.</w:t>
       </w:r>
-    </w:p>
-    <w:p>
-      <w:pPr>
-        <w:jc w:val="both"/>
-        <w:rPr>
-          <w:b/>
-          <w:bCs/>
-          <w:sz w:val="28"/>
-          <w:szCs w:val="28"/>
-        </w:rPr>
-      </w:pPr>
-    </w:p>
-    <w:p>
-      <w:pPr>
-        <w:jc w:val="both"/>
-        <w:rPr>
-          <w:b/>
-          <w:bCs/>
-          <w:sz w:val="28"/>
-          <w:szCs w:val="28"/>
-        </w:rPr>
-      </w:pPr>
-    </w:p>
-    <w:p>
-      <w:pPr>
-        <w:jc w:val="both"/>
-        <w:rPr>
-          <w:b/>
-          <w:bCs/>
-          <w:sz w:val="52"/>
-          <w:szCs w:val="52"/>
-        </w:rPr>
-      </w:pPr>
-    </w:p>
-    <w:p>
-      <w:pPr>
-        <w:jc w:val="both"/>
-        <w:rPr>
-          <w:b/>
-          <w:bCs/>
-          <w:sz w:val="52"/>
-          <w:szCs w:val="52"/>
-        </w:rPr>
-      </w:pPr>
-    </w:p>
-    <w:p>
-      <w:pPr>
-        <w:jc w:val="both"/>
-        <w:rPr>
-          <w:b/>
-          <w:bCs/>
-          <w:sz w:val="52"/>
-          <w:szCs w:val="52"/>
-        </w:rPr>
-      </w:pPr>
-    </w:p>
-    <w:p>
-      <w:pPr>
-        <w:jc w:val="both"/>
-        <w:rPr>
-          <w:b/>
-          <w:bCs/>
-          <w:sz w:val="52"/>
-          <w:szCs w:val="52"/>
-        </w:rPr>
-      </w:pPr>
-    </w:p>
-    <w:p>
-      <w:pPr>
-        <w:jc w:val="both"/>
-        <w:rPr>
-          <w:b/>
-          <w:bCs/>
-          <w:sz w:val="52"/>
-          <w:szCs w:val="52"/>
-        </w:rPr>
-      </w:pPr>
-    </w:p>
-    <w:p>
-      <w:pPr>
-        <w:jc w:val="both"/>
-        <w:rPr>
-          <w:b/>
-          <w:bCs/>
-          <w:sz w:val="52"/>
-          <w:szCs w:val="52"/>
-        </w:rPr>
-      </w:pPr>
-    </w:p>
-    <w:p>
-      <w:pPr>
-        <w:jc w:val="both"/>
-        <w:rPr>
-          <w:b/>
-          <w:bCs/>
-          <w:sz w:val="52"/>
-          <w:szCs w:val="52"/>
-        </w:rPr>
-      </w:pPr>
-    </w:p>
-    <w:p>
-      <w:pPr>
-        <w:jc w:val="both"/>
-        <w:rPr>
-          <w:b/>
-          <w:bCs/>
-          <w:sz w:val="52"/>
-          <w:szCs w:val="52"/>
-        </w:rPr>
-      </w:pPr>
-    </w:p>
-    <w:p>
-      <w:pPr>
-        <w:jc w:val="both"/>
-        <w:rPr>
-          <w:b/>
-          <w:bCs/>
-          <w:sz w:val="52"/>
-          <w:szCs w:val="52"/>
-        </w:rPr>
-      </w:pPr>
     </w:p>
     <w:p>
       <w:pPr>
@@ -46871,8 +46057,8 @@
           <w:szCs w:val="52"/>
         </w:rPr>
       </w:pPr>
-      <w:bookmarkStart w:id="48" w:name="_Toc238810294"/>
-      <w:bookmarkStart w:id="49" w:name="_Toc238817067"/>
+      <w:bookmarkStart w:id="49" w:name="_Toc238810294"/>
+      <w:bookmarkStart w:id="50" w:name="_Toc238912635"/>
       <w:r>
         <w:lastRenderedPageBreak/>
         <w:t>9. Considerazioni progettual</w:t>
@@ -46880,19 +46066,8 @@
       <w:r>
         <w:t>i</w:t>
       </w:r>
-      <w:bookmarkEnd w:id="48"/>
       <w:bookmarkEnd w:id="49"/>
-    </w:p>
-    <w:p>
-      <w:pPr>
-        <w:jc w:val="both"/>
-        <w:rPr>
-          <w:b/>
-          <w:bCs/>
-          <w:sz w:val="52"/>
-          <w:szCs w:val="52"/>
-        </w:rPr>
-      </w:pPr>
+      <w:bookmarkEnd w:id="50"/>
     </w:p>
     <w:p>
       <w:pPr>
@@ -46921,7 +46096,7 @@
           <w:sz w:val="28"/>
           <w:szCs w:val="28"/>
         </w:rPr>
-        <w:t xml:space="preserve">Il progetto The Knife è organizzato come un progetto Maven multi-modulo composto da tre moduli: </w:t>
+        <w:t xml:space="preserve">Il progetto TheKnife è organizzato come un progetto Maven multi-modulo composto da tre moduli: </w:t>
       </w:r>
       <w:r>
         <w:rPr>
@@ -46993,17 +46168,6 @@
         </w:rPr>
         <w:t>organizzazione del progetto in moduli Maven permette di separare le responsabilità e di migliorare la manutenibilità del codice.</w:t>
       </w:r>
-    </w:p>
-    <w:p>
-      <w:pPr>
-        <w:jc w:val="both"/>
-        <w:rPr>
-          <w:b/>
-          <w:bCs/>
-          <w:sz w:val="28"/>
-          <w:szCs w:val="28"/>
-        </w:rPr>
-      </w:pPr>
     </w:p>
     <w:p>
       <w:pPr>
@@ -47073,17 +46237,6 @@
     </w:p>
     <w:p>
       <w:pPr>
-        <w:jc w:val="both"/>
-        <w:rPr>
-          <w:b/>
-          <w:bCs/>
-          <w:sz w:val="28"/>
-          <w:szCs w:val="28"/>
-        </w:rPr>
-      </w:pPr>
-    </w:p>
-    <w:p>
-      <w:pPr>
         <w:pStyle w:val="Titolo3"/>
         <w:rPr>
           <w:bCs/>
@@ -47185,19 +46338,6 @@
         </w:rPr>
         <w:t>. Il contenuto del modulo common permette di definire il contratto di comunicazione tra i due JAR e di evitare duplicazione di codice.</w:t>
       </w:r>
-    </w:p>
-    <w:p>
-      <w:pPr>
-        <w:jc w:val="both"/>
-        <w:rPr>
-          <w:b/>
-          <w:bCs/>
-          <w:i/>
-          <w:iCs/>
-          <w:sz w:val="28"/>
-          <w:szCs w:val="28"/>
-        </w:rPr>
-      </w:pPr>
     </w:p>
     <w:p>
       <w:pPr>
@@ -47231,17 +46371,6 @@
     </w:p>
     <w:p>
       <w:pPr>
-        <w:jc w:val="both"/>
-        <w:rPr>
-          <w:b/>
-          <w:bCs/>
-          <w:sz w:val="28"/>
-          <w:szCs w:val="28"/>
-        </w:rPr>
-      </w:pPr>
-    </w:p>
-    <w:p>
-      <w:pPr>
         <w:pStyle w:val="Titolo3"/>
         <w:rPr>
           <w:bCs/>
@@ -47288,17 +46417,6 @@
     </w:p>
     <w:p>
       <w:pPr>
-        <w:jc w:val="both"/>
-        <w:rPr>
-          <w:b/>
-          <w:bCs/>
-          <w:sz w:val="28"/>
-          <w:szCs w:val="28"/>
-        </w:rPr>
-      </w:pPr>
-    </w:p>
-    <w:p>
-      <w:pPr>
         <w:pStyle w:val="Titolo3"/>
         <w:rPr>
           <w:bCs/>
@@ -47419,17 +46537,6 @@
     </w:p>
     <w:p>
       <w:pPr>
-        <w:jc w:val="both"/>
-        <w:rPr>
-          <w:b/>
-          <w:bCs/>
-          <w:sz w:val="28"/>
-          <w:szCs w:val="28"/>
-        </w:rPr>
-      </w:pPr>
-    </w:p>
-    <w:p>
-      <w:pPr>
         <w:pStyle w:val="Titolo3"/>
         <w:rPr>
           <w:bCs/>
@@ -47438,6 +46545,7 @@
         </w:rPr>
       </w:pPr>
       <w:r>
+        <w:lastRenderedPageBreak/>
         <w:t>Considerazioni sull</w:t>
       </w:r>
       <w:r>
@@ -47551,127 +46659,6 @@
         </w:rPr>
         <w:t>efficienza e la scalabilità del sistema.</w:t>
       </w:r>
-    </w:p>
-    <w:p>
-      <w:pPr>
-        <w:jc w:val="both"/>
-        <w:rPr>
-          <w:b/>
-          <w:bCs/>
-          <w:sz w:val="28"/>
-          <w:szCs w:val="28"/>
-        </w:rPr>
-      </w:pPr>
-    </w:p>
-    <w:p>
-      <w:pPr>
-        <w:jc w:val="both"/>
-        <w:rPr>
-          <w:b/>
-          <w:bCs/>
-          <w:sz w:val="28"/>
-          <w:szCs w:val="28"/>
-        </w:rPr>
-      </w:pPr>
-    </w:p>
-    <w:p>
-      <w:pPr>
-        <w:jc w:val="both"/>
-        <w:rPr>
-          <w:b/>
-          <w:bCs/>
-          <w:sz w:val="52"/>
-          <w:szCs w:val="52"/>
-        </w:rPr>
-      </w:pPr>
-    </w:p>
-    <w:p>
-      <w:pPr>
-        <w:jc w:val="both"/>
-        <w:rPr>
-          <w:b/>
-          <w:bCs/>
-          <w:sz w:val="52"/>
-          <w:szCs w:val="52"/>
-        </w:rPr>
-      </w:pPr>
-    </w:p>
-    <w:p>
-      <w:pPr>
-        <w:jc w:val="both"/>
-        <w:rPr>
-          <w:b/>
-          <w:bCs/>
-          <w:sz w:val="52"/>
-          <w:szCs w:val="52"/>
-        </w:rPr>
-      </w:pPr>
-    </w:p>
-    <w:p>
-      <w:pPr>
-        <w:jc w:val="both"/>
-        <w:rPr>
-          <w:b/>
-          <w:bCs/>
-          <w:sz w:val="52"/>
-          <w:szCs w:val="52"/>
-        </w:rPr>
-      </w:pPr>
-    </w:p>
-    <w:p>
-      <w:pPr>
-        <w:jc w:val="both"/>
-        <w:rPr>
-          <w:b/>
-          <w:bCs/>
-          <w:sz w:val="52"/>
-          <w:szCs w:val="52"/>
-        </w:rPr>
-      </w:pPr>
-    </w:p>
-    <w:p>
-      <w:pPr>
-        <w:jc w:val="both"/>
-        <w:rPr>
-          <w:b/>
-          <w:bCs/>
-          <w:sz w:val="52"/>
-          <w:szCs w:val="52"/>
-        </w:rPr>
-      </w:pPr>
-    </w:p>
-    <w:p>
-      <w:pPr>
-        <w:jc w:val="both"/>
-        <w:rPr>
-          <w:b/>
-          <w:bCs/>
-          <w:sz w:val="52"/>
-          <w:szCs w:val="52"/>
-        </w:rPr>
-      </w:pPr>
-    </w:p>
-    <w:p>
-      <w:pPr>
-        <w:jc w:val="both"/>
-        <w:rPr>
-          <w:b/>
-          <w:bCs/>
-          <w:sz w:val="52"/>
-          <w:szCs w:val="52"/>
-        </w:rPr>
-      </w:pPr>
-    </w:p>
-    <w:p>
-      <w:pPr>
-        <w:jc w:val="both"/>
-        <w:rPr>
-          <w:b/>
-          <w:bCs/>
-          <w:sz w:val="52"/>
-          <w:szCs w:val="52"/>
-        </w:rPr>
-      </w:pPr>
     </w:p>
     <w:p>
       <w:pPr>
@@ -47696,14 +46683,14 @@
           <w:szCs w:val="52"/>
         </w:rPr>
       </w:pPr>
-      <w:bookmarkStart w:id="50" w:name="_Toc238810295"/>
-      <w:bookmarkStart w:id="51" w:name="_Toc238817068"/>
+      <w:bookmarkStart w:id="51" w:name="_Toc238810295"/>
+      <w:bookmarkStart w:id="52" w:name="_Toc238912636"/>
       <w:r>
         <w:lastRenderedPageBreak/>
         <w:t>10. Limiti della soluzione sviluppata</w:t>
       </w:r>
-      <w:bookmarkEnd w:id="50"/>
       <w:bookmarkEnd w:id="51"/>
+      <w:bookmarkEnd w:id="52"/>
     </w:p>
     <w:p>
       <w:pPr>
@@ -47737,15 +46724,6 @@
         </w:rPr>
         <w:t>e della visualizzazione geografica.</w:t>
       </w:r>
-    </w:p>
-    <w:p>
-      <w:pPr>
-        <w:jc w:val="both"/>
-        <w:rPr>
-          <w:sz w:val="28"/>
-          <w:szCs w:val="28"/>
-        </w:rPr>
-      </w:pPr>
     </w:p>
     <w:p>
       <w:pPr>
@@ -47828,15 +46806,6 @@
     </w:p>
     <w:p>
       <w:pPr>
-        <w:jc w:val="both"/>
-        <w:rPr>
-          <w:sz w:val="28"/>
-          <w:szCs w:val="28"/>
-        </w:rPr>
-      </w:pPr>
-    </w:p>
-    <w:p>
-      <w:pPr>
         <w:pStyle w:val="Titolo3"/>
         <w:rPr>
           <w:bCs/>
@@ -47970,17 +46939,6 @@
     </w:p>
     <w:p>
       <w:pPr>
-        <w:jc w:val="both"/>
-        <w:rPr>
-          <w:b/>
-          <w:bCs/>
-          <w:sz w:val="28"/>
-          <w:szCs w:val="28"/>
-        </w:rPr>
-      </w:pPr>
-    </w:p>
-    <w:p>
-      <w:pPr>
         <w:pStyle w:val="Titolo3"/>
         <w:rPr>
           <w:bCs/>
@@ -48047,15 +47005,6 @@
     </w:p>
     <w:p>
       <w:pPr>
-        <w:jc w:val="both"/>
-        <w:rPr>
-          <w:sz w:val="28"/>
-          <w:szCs w:val="28"/>
-        </w:rPr>
-      </w:pPr>
-    </w:p>
-    <w:p>
-      <w:pPr>
         <w:pStyle w:val="Titolo3"/>
         <w:rPr>
           <w:bCs/>
@@ -48064,25 +47013,33 @@
         </w:rPr>
       </w:pPr>
       <w:r>
+        <w:t>Limiti sulle sessioni</w:t>
+      </w:r>
+    </w:p>
+    <w:p>
+      <w:pPr>
+        <w:jc w:val="both"/>
+        <w:rPr>
+          <w:sz w:val="28"/>
+          <w:szCs w:val="28"/>
+        </w:rPr>
+      </w:pPr>
+      <w:r>
+        <w:rPr>
+          <w:color w:val="2C2C2C"/>
+          <w:sz w:val="28"/>
+          <w:szCs w:val="28"/>
+        </w:rPr>
+        <w:t xml:space="preserve">Le sessioni utente sono mantenute esclusivamente in memoria dal server. Di conseguenza, il riavvio del server comporta la perdita delle sessioni attive e richiede una nuova autenticazione da parte degli utenti. Inoltre, in presenza di più istanze del </w:t>
+      </w:r>
+      <w:r>
+        <w:rPr>
+          <w:color w:val="2C2C2C"/>
+          <w:sz w:val="28"/>
+          <w:szCs w:val="28"/>
+        </w:rPr>
         <w:lastRenderedPageBreak/>
-        <w:t>Limiti sulle sessioni</w:t>
-      </w:r>
-    </w:p>
-    <w:p>
-      <w:pPr>
-        <w:jc w:val="both"/>
-        <w:rPr>
-          <w:sz w:val="28"/>
-          <w:szCs w:val="28"/>
-        </w:rPr>
-      </w:pPr>
-      <w:r>
-        <w:rPr>
-          <w:color w:val="2C2C2C"/>
-          <w:sz w:val="28"/>
-          <w:szCs w:val="28"/>
-        </w:rPr>
-        <w:t>Le sessioni utente sono mantenute esclusivamente in memoria dal server. Di conseguenza, il riavvio del server comporta la perdita delle sessioni attive e richiede una nuova autenticazione da parte degli utenti. Inoltre, in presenza di più istanze del server, la gestione delle sessioni richiederebbe un meccanismo di condivisione dello stato o un archivio esterno.</w:t>
+        <w:t>server, la gestione delle sessioni richiederebbe un meccanismo di condivisione dello stato o un archivio esterno.</w:t>
       </w:r>
     </w:p>
     <w:p>
@@ -48117,15 +47074,6 @@
         </w:rPr>
         <w:t>architettura con una singola istanza del server, ma limita la possibilità di scalare orizzontalmente il componente server senza introdurre ulteriori meccanismi di gestione delle sessioni.</w:t>
       </w:r>
-    </w:p>
-    <w:p>
-      <w:pPr>
-        <w:jc w:val="both"/>
-        <w:rPr>
-          <w:sz w:val="28"/>
-          <w:szCs w:val="28"/>
-        </w:rPr>
-      </w:pPr>
     </w:p>
     <w:p>
       <w:pPr>
@@ -48278,15 +47226,6 @@
     </w:p>
     <w:p>
       <w:pPr>
-        <w:jc w:val="both"/>
-        <w:rPr>
-          <w:sz w:val="28"/>
-          <w:szCs w:val="28"/>
-        </w:rPr>
-      </w:pPr>
-    </w:p>
-    <w:p>
-      <w:pPr>
         <w:pStyle w:val="Titolo3"/>
         <w:rPr>
           <w:bCs/>
@@ -48479,7 +47418,6 @@
           <w:sz w:val="28"/>
           <w:szCs w:val="28"/>
         </w:rPr>
-        <w:lastRenderedPageBreak/>
         <w:t>Questa soluzione permette di rendere la ricerca coerente rispetto alle due lingue previste, ma costituisce un limite in termini di estensibilità: l</w:t>
       </w:r>
       <w:r>
@@ -48518,6 +47456,7 @@
         </w:rPr>
       </w:pPr>
       <w:r>
+        <w:lastRenderedPageBreak/>
         <w:t>Limiti nel collaudo del sistema</w:t>
       </w:r>
     </w:p>
@@ -48720,15 +47659,6 @@
         </w:rPr>
         <w:t>architettura a strati adottata facilita questo sviluppo, in quanto i confini tra i livelli identificano naturalmente le unità verificabili singolarmente.</w:t>
       </w:r>
-    </w:p>
-    <w:p>
-      <w:pPr>
-        <w:jc w:val="both"/>
-        <w:rPr>
-          <w:sz w:val="28"/>
-          <w:szCs w:val="28"/>
-        </w:rPr>
-      </w:pPr>
     </w:p>
     <w:p>
       <w:pPr>
@@ -48954,7 +47884,6 @@
           <w:sz w:val="28"/>
           <w:szCs w:val="28"/>
         </w:rPr>
-        <w:lastRenderedPageBreak/>
         <w:t xml:space="preserve">ingrandimento </w:t>
       </w:r>
       <w:r>
@@ -49147,6 +48076,7 @@
           <w:sz w:val="28"/>
           <w:szCs w:val="28"/>
         </w:rPr>
+        <w:lastRenderedPageBreak/>
         <w:t>leaflet.css</w:t>
       </w:r>
       <w:r>
@@ -49511,46 +48441,6 @@
         </w:rPr>
         <w:t>.</w:t>
       </w:r>
-    </w:p>
-    <w:p>
-      <w:pPr>
-        <w:jc w:val="both"/>
-        <w:rPr>
-          <w:sz w:val="28"/>
-          <w:szCs w:val="28"/>
-        </w:rPr>
-      </w:pPr>
-    </w:p>
-    <w:p>
-      <w:pPr>
-        <w:jc w:val="both"/>
-        <w:rPr>
-          <w:sz w:val="28"/>
-          <w:szCs w:val="28"/>
-        </w:rPr>
-      </w:pPr>
-    </w:p>
-    <w:p>
-      <w:pPr>
-        <w:jc w:val="both"/>
-        <w:rPr>
-          <w:b/>
-          <w:bCs/>
-          <w:sz w:val="52"/>
-          <w:szCs w:val="52"/>
-        </w:rPr>
-      </w:pPr>
-    </w:p>
-    <w:p>
-      <w:pPr>
-        <w:jc w:val="both"/>
-        <w:rPr>
-          <w:b/>
-          <w:bCs/>
-          <w:sz w:val="52"/>
-          <w:szCs w:val="52"/>
-        </w:rPr>
-      </w:pPr>
     </w:p>
     <w:p>
       <w:pPr>
@@ -49586,8 +48476,8 @@
           <w:szCs w:val="52"/>
         </w:rPr>
       </w:pPr>
-      <w:bookmarkStart w:id="52" w:name="_Toc238810296"/>
-      <w:bookmarkStart w:id="53" w:name="_Toc238817069"/>
+      <w:bookmarkStart w:id="53" w:name="_Toc238810296"/>
+      <w:bookmarkStart w:id="54" w:name="_Toc238912637"/>
       <w:r>
         <w:lastRenderedPageBreak/>
         <w:t>11. Bibliografia e s</w:t>
@@ -49595,8 +48485,8 @@
       <w:r>
         <w:t>itografia</w:t>
       </w:r>
-      <w:bookmarkEnd w:id="52"/>
       <w:bookmarkEnd w:id="53"/>
+      <w:bookmarkEnd w:id="54"/>
     </w:p>
     <w:p>
       <w:pPr>
@@ -50164,7 +49054,7 @@
         <w:noProof/>
       </w:rPr>
       <w:drawing>
-        <wp:inline distT="0" distB="0" distL="0" distR="0" wp14:anchorId="0C3E50BA" wp14:editId="4DABB939">
+        <wp:inline distT="0" distB="0" distL="0" distR="0" wp14:anchorId="065B6EA6" wp14:editId="7CB08A60">
           <wp:extent cx="206814" cy="203200"/>
           <wp:effectExtent l="0" t="0" r="0" b="0"/>
           <wp:docPr id="1" name="Picture 1"/>
